--- a/stuff/WORLD_RADAR_20_BEST_20_TO_RECHECK.docx
+++ b/stuff/WORLD_RADAR_20_BEST_20_TO_RECHECK.docx
@@ -15,12 +15,12 @@
         <w:rPr>
           <w:b/>
         </w:rPr>
-        <w:t>20 strongest research trails  /  20 weakest or possibly outdated trails</w:t>
+        <w:t>20 strongest research trails  /  20 research trails to recheck (maximum 20 each)</w:t>
       </w:r>
     </w:p>
     <w:p>
       <w:r>
-        <w:t>Based on World Radar's living atlas (2026-10-21 12:42 UTC). 1,366 older and newer research entries available. This shortlist updates when Radar 2 publishes new data.</w:t>
+        <w:t>Based on World Radar's living atlas (2026-10-21 14:20 UTC). 1,366 older and newer research entries available. This shortlist updates when Radar 2 publishes new data.</w:t>
       </w:r>
     </w:p>
     <w:p>
@@ -33,12 +33,12 @@
         <w:pStyle w:val="Heading1"/>
       </w:pPr>
       <w:r>
-        <w:t>The 20 strongest research trails (20 selected)</w:t>
+        <w:t>The strongest research trails (20 selected; maximum 20)</w:t>
       </w:r>
     </w:p>
     <w:p>
       <w:r>
-        <w:t>These are the most useful follow-up connections found in the current index, with topic diversity included. They are not ranked forecasts.</w:t>
+        <w:t>These are the strongest automatically screened later-research trails, not verified successes. Withdrawn, retracted and repeated publications are excluded from positive evidence.</w:t>
       </w:r>
     </w:p>
     <w:p>
@@ -47,7 +47,7 @@
         <w:keepNext/>
       </w:pPr>
       <w:r>
-        <w:t>01.  Scenario Space for Alternative Futures of Security Research  (2013)</w:t>
+        <w:t>01.  European scenarios for exposure of soil organisms to pesticides  (2013)</w:t>
       </w:r>
     </w:p>
     <w:p>
@@ -58,7 +58,7 @@
         <w:t xml:space="preserve">NOW  </w:t>
       </w:r>
       <w:r>
-        <w:t>A related study appeared in 2026: 9. Alternative Futures for Space Security.</w:t>
+        <w:t>A related study appeared in 2021: Russian scenarios for exposure assessment of pesticides to soil organisms.</w:t>
       </w:r>
     </w:p>
     <w:p>
@@ -69,7 +69,7 @@
         <w:t xml:space="preserve">WHY HERE  </w:t>
       </w:r>
       <w:r>
-        <w:t>There are 4 plausible later study link(s) in this trail, reaching 2026. The research has moved; the real-world outcome still needs checking.</w:t>
+        <w:t>This trail has 5 distinct candidate later paper(s), reaching 2026. Titles suggest a topic connection, not an observed outcome. The publications need source review.</w:t>
       </w:r>
     </w:p>
     <w:p>
@@ -104,7 +104,7 @@
         <w:keepNext/>
       </w:pPr>
       <w:r>
-        <w:t>02.  Supply Chain Cyber Security – Potential Threats  (2013)</w:t>
+        <w:t>02.  The Future of Internationalization of Higher Education in Europe  (2015)</w:t>
       </w:r>
     </w:p>
     <w:p>
@@ -115,7 +115,7 @@
         <w:t xml:space="preserve">NOW  </w:t>
       </w:r>
       <w:r>
-        <w:t>A related study appeared in 2021: WITHDRAWN: A Review of Potential Threats in Supply Chain Cyber Security.</w:t>
+        <w:t>A related study appeared in 2026: Internationalization of Higher Education in Vietnam.</w:t>
       </w:r>
     </w:p>
     <w:p>
@@ -126,7 +126,7 @@
         <w:t xml:space="preserve">WHY HERE  </w:t>
       </w:r>
       <w:r>
-        <w:t>There are 11 plausible later study link(s) in this trail, reaching 2026. The research has moved; the real-world outcome still needs checking.</w:t>
+        <w:t>This trail has 4 distinct candidate later paper(s), reaching 2026. Titles suggest a topic connection, not an observed outcome. The publications need source review.</w:t>
       </w:r>
     </w:p>
     <w:p>
@@ -161,7 +161,7 @@
         <w:keepNext/>
       </w:pPr>
       <w:r>
-        <w:t>03.  Challenges for the European governance of synthetic biology for human health  (2014)</w:t>
+        <w:t>03.  The Experience Economy as the Future for European Agriculture and Food?  (2012)</w:t>
       </w:r>
     </w:p>
     <w:p>
@@ -172,7 +172,7 @@
         <w:t xml:space="preserve">NOW  </w:t>
       </w:r>
       <w:r>
-        <w:t>A related study appeared in 2026: Synthetic biology in human health.</w:t>
+        <w:t>A related study appeared in 2019: New Economy, Food, and Agriculture.</w:t>
       </w:r>
     </w:p>
     <w:p>
@@ -183,7 +183,7 @@
         <w:t xml:space="preserve">WHY HERE  </w:t>
       </w:r>
       <w:r>
-        <w:t>There are 11 plausible later study link(s) in this trail, reaching 2026. The research has moved; the real-world outcome still needs checking.</w:t>
+        <w:t>This trail has 9 distinct candidate later paper(s), reaching 2026. Titles suggest a topic connection, not an observed outcome. The publications need source review.</w:t>
       </w:r>
     </w:p>
     <w:p>
@@ -218,7 +218,7 @@
         <w:keepNext/>
       </w:pPr>
       <w:r>
-        <w:t>04.  Projections of Power: The United States and Europe in Colonial Southeast Asia, 1919–1941  (2012)</w:t>
+        <w:t>04.  Mobility partnerships - the future of European migration policy?  (2012)</w:t>
       </w:r>
     </w:p>
     <w:p>
@@ -229,7 +229,7 @@
         <w:t xml:space="preserve">NOW  </w:t>
       </w:r>
       <w:r>
-        <w:t>A related study appeared in 2017: Projections of Power: The United States and Europe in Colonial Southeast Asia, 1919-1941.</w:t>
+        <w:t>A related study appeared in 2026: Migration and Mobility Partnerships in German Migration Policy.</w:t>
       </w:r>
     </w:p>
     <w:p>
@@ -240,7 +240,7 @@
         <w:t xml:space="preserve">WHY HERE  </w:t>
       </w:r>
       <w:r>
-        <w:t>There are 9 plausible later study link(s) in this trail, reaching 2026. The research has moved; the real-world outcome still needs checking.</w:t>
+        <w:t>This trail has 3 distinct candidate later paper(s), reaching 2026. Titles suggest a topic connection, not an observed outcome. The publications need source review.</w:t>
       </w:r>
     </w:p>
     <w:p>
@@ -275,7 +275,7 @@
         <w:keepNext/>
       </w:pPr>
       <w:r>
-        <w:t>05.  The Experience Economy as the Future for European Agriculture and Food?  (2012)</w:t>
+        <w:t>05.  Sustainable fashion supply chain management: the European scenario  (2014)</w:t>
       </w:r>
     </w:p>
     <w:p>
@@ -286,7 +286,7 @@
         <w:t xml:space="preserve">NOW  </w:t>
       </w:r>
       <w:r>
-        <w:t>A related study appeared in 2019: New Economy, Food, and Agriculture.</w:t>
+        <w:t>A related study appeared in 2018: Sustainable Fashion Supply Chain Management: A System of Systems Analysis.</w:t>
       </w:r>
     </w:p>
     <w:p>
@@ -297,7 +297,7 @@
         <w:t xml:space="preserve">WHY HERE  </w:t>
       </w:r>
       <w:r>
-        <w:t>There are 9 plausible later study link(s) in this trail, reaching 2026. The research has moved; the real-world outcome still needs checking.</w:t>
+        <w:t>This trail has 11 distinct candidate later paper(s), reaching 2026. Titles suggest a topic connection, not an observed outcome. The publications need source review.</w:t>
       </w:r>
     </w:p>
     <w:p>
@@ -332,7 +332,7 @@
         <w:keepNext/>
       </w:pPr>
       <w:r>
-        <w:t>06.  Potential of extensification of European agriculture for a more sustainable food system, focusing on nitrogen  (2015)</w:t>
+        <w:t>06.  Towards the European Health Data Space (EHDS) ecosystem: A survey research on future health data scenarios  (2023)</w:t>
       </w:r>
     </w:p>
     <w:p>
@@ -343,7 +343,7 @@
         <w:t xml:space="preserve">NOW  </w:t>
       </w:r>
       <w:r>
-        <w:t>A related study appeared in 2020: Potential of Extensification of European and Dutch Agriculture for a More Sustainable Food System Focusing on Nitrogen and Livestock.</w:t>
+        <w:t>A related study appeared in 2026: Health Data with the European Health Data Space (EHDS).</w:t>
       </w:r>
     </w:p>
     <w:p>
@@ -354,7 +354,7 @@
         <w:t xml:space="preserve">WHY HERE  </w:t>
       </w:r>
       <w:r>
-        <w:t>There are 7 plausible later study link(s) in this trail, reaching 2025. The research has moved; the real-world outcome still needs checking.</w:t>
+        <w:t>This trail has 9 distinct candidate later paper(s), reaching 2026. Titles suggest a topic connection, not an observed outcome. The publications need source review.</w:t>
       </w:r>
     </w:p>
     <w:p>
@@ -389,7 +389,7 @@
         <w:keepNext/>
       </w:pPr>
       <w:r>
-        <w:t>07.  Sovereign debt crises and pension reforms in selected European countries  (2013)</w:t>
+        <w:t>07.  The future of professional football  (2016)</w:t>
       </w:r>
     </w:p>
     <w:p>
@@ -400,7 +400,7 @@
         <w:t xml:space="preserve">NOW  </w:t>
       </w:r>
       <w:r>
-        <w:t>A related study appeared in 2015: Sovereign Debt Crises and Pension Reforms in Europe.</w:t>
+        <w:t>A related study appeared in 2018: Economics of professional football.</w:t>
       </w:r>
     </w:p>
     <w:p>
@@ -411,7 +411,7 @@
         <w:t xml:space="preserve">WHY HERE  </w:t>
       </w:r>
       <w:r>
-        <w:t>There are 8 plausible later study link(s) in this trail, reaching 2026. The research has moved; the real-world outcome still needs checking.</w:t>
+        <w:t>This trail has 5 distinct candidate later paper(s), reaching 2026. Titles suggest a topic connection, not an observed outcome. The publications need source review.</w:t>
       </w:r>
     </w:p>
     <w:p>
@@ -446,7 +446,7 @@
         <w:keepNext/>
       </w:pPr>
       <w:r>
-        <w:t>08.  European evidence based consensus for endoscopy in inflammatory bowel disease  (2013)</w:t>
+        <w:t>08.  The future of financial markets and regulation: what strategy for Europe?  (2014)</w:t>
       </w:r>
     </w:p>
     <w:p>
@@ -457,7 +457,7 @@
         <w:t xml:space="preserve">NOW  </w:t>
       </w:r>
       <w:r>
-        <w:t>A related study appeared in 2015: The role of endoscopy in inflammatory bowel disease.</w:t>
+        <w:t>A related study appeared in 2026: What Is Financial Regulation?.</w:t>
       </w:r>
     </w:p>
     <w:p>
@@ -468,7 +468,7 @@
         <w:t xml:space="preserve">WHY HERE  </w:t>
       </w:r>
       <w:r>
-        <w:t>There are 8 plausible later study link(s) in this trail, reaching 2024. The research has moved; the real-world outcome still needs checking.</w:t>
+        <w:t>This trail has 3 distinct candidate later paper(s), reaching 2026. Titles suggest a topic connection, not an observed outcome. The publications need source review.</w:t>
       </w:r>
     </w:p>
     <w:p>
@@ -503,7 +503,7 @@
         <w:keepNext/>
       </w:pPr>
       <w:r>
-        <w:t>09.  The EU and artificial intelligence: A human-centred perspective  (2018)</w:t>
+        <w:t>09.  Scenarios for population health inequalities in 2030 in Europe  (2020)</w:t>
       </w:r>
     </w:p>
     <w:p>
@@ -514,7 +514,7 @@
         <w:t xml:space="preserve">NOW  </w:t>
       </w:r>
       <w:r>
-        <w:t>A related study appeared in 2026: A Peircean framework for explainable and human-centred artificial intelligence.</w:t>
+        <w:t>A related study appeared in 2025: Health System Design and Inequalities in Population Health.</w:t>
       </w:r>
     </w:p>
     <w:p>
@@ -525,7 +525,7 @@
         <w:t xml:space="preserve">WHY HERE  </w:t>
       </w:r>
       <w:r>
-        <w:t>There are 5 plausible later study link(s) in this trail, reaching 2026. The research has moved; the real-world outcome still needs checking.</w:t>
+        <w:t>This trail has 3 distinct candidate later paper(s), reaching 2026. Titles suggest a topic connection, not an observed outcome. The publications need source review.</w:t>
       </w:r>
     </w:p>
     <w:p>
@@ -560,7 +560,7 @@
         <w:keepNext/>
       </w:pPr>
       <w:r>
-        <w:t>10.  RETRACTED ARTICLE: Sustainable development economy and the development of green economy in the European Union  (2023)</w:t>
+        <w:t>10.  Integrated assessment of the role of bioenergy within the EU energy transition targets to 2050  (2021)</w:t>
       </w:r>
     </w:p>
     <w:p>
@@ -571,7 +571,7 @@
         <w:t xml:space="preserve">NOW  </w:t>
       </w:r>
       <w:r>
-        <w:t>A related study appeared in 2026: GREEN ECONOMY AND SUSTAINABLE DEVELOPMENT.</w:t>
+        <w:t>A related study appeared in 2023: Bioenergy in the European energy transition.</w:t>
       </w:r>
     </w:p>
     <w:p>
@@ -582,7 +582,7 @@
         <w:t xml:space="preserve">WHY HERE  </w:t>
       </w:r>
       <w:r>
-        <w:t>There are 7 plausible later study link(s) in this trail, reaching 2026. The research has moved; the real-world outcome still needs checking.</w:t>
+        <w:t>This trail has 4 distinct candidate later paper(s), reaching 2026. Titles suggest a topic connection, not an observed outcome. The publications need source review.</w:t>
       </w:r>
     </w:p>
     <w:p>
@@ -617,7 +617,7 @@
         <w:keepNext/>
       </w:pPr>
       <w:r>
-        <w:t>11.  Integrated assessment of the role of bioenergy within the EU energy transition targets to 2050  (2021)</w:t>
+        <w:t>11.  Current challenges and emerging signposts: the future of social work education in Europe  (2017)</w:t>
       </w:r>
     </w:p>
     <w:p>
@@ -628,7 +628,7 @@
         <w:t xml:space="preserve">NOW  </w:t>
       </w:r>
       <w:r>
-        <w:t>A related study appeared in 2023: Bioenergy in the European energy transition.</w:t>
+        <w:t>A related study appeared in 2021: Social Work Education in Europe.</w:t>
       </w:r>
     </w:p>
     <w:p>
@@ -639,7 +639,7 @@
         <w:t xml:space="preserve">WHY HERE  </w:t>
       </w:r>
       <w:r>
-        <w:t>There are 4 plausible later study link(s) in this trail, reaching 2026. The research has moved; the real-world outcome still needs checking.</w:t>
+        <w:t>This trail has 4 distinct candidate later paper(s), reaching 2026. Titles suggest a topic connection, not an observed outcome. The publications need source review.</w:t>
       </w:r>
     </w:p>
     <w:p>
@@ -696,7 +696,7 @@
         <w:t xml:space="preserve">WHY HERE  </w:t>
       </w:r>
       <w:r>
-        <w:t>There are 6 plausible later study link(s) in this trail, reaching 2026. The research has moved; the real-world outcome still needs checking.</w:t>
+        <w:t>This trail has 6 distinct candidate later paper(s), reaching 2026. Titles suggest a topic connection, not an observed outcome. The publications need source review.</w:t>
       </w:r>
     </w:p>
     <w:p>
@@ -731,7 +731,7 @@
         <w:keepNext/>
       </w:pPr>
       <w:r>
-        <w:t>13.  Implementation of the 2030 sustainable development goals - affordable and clean energy in the European Union  (2021)</w:t>
+        <w:t>13.  GLOBAL FORECAST OF US NATIONAL INTELLIGENCE COUNCIL  (2016)</w:t>
       </w:r>
     </w:p>
     <w:p>
@@ -742,7 +742,7 @@
         <w:t xml:space="preserve">NOW  </w:t>
       </w:r>
       <w:r>
-        <w:t>A related study appeared in 2023: Implementation of the Affordable and Clean Energy Sustainable Development Goals (SDG) in Visegrad Group (V4).</w:t>
+        <w:t>A related study appeared in 2025: The National Intelligence Council.</w:t>
       </w:r>
     </w:p>
     <w:p>
@@ -753,7 +753,7 @@
         <w:t xml:space="preserve">WHY HERE  </w:t>
       </w:r>
       <w:r>
-        <w:t>There are 7 plausible later study link(s) in this trail, reaching 2025. The research has moved; the real-world outcome still needs checking.</w:t>
+        <w:t>This trail has 3 distinct candidate later paper(s), reaching 2025. Titles suggest a topic connection, not an observed outcome. The publications need source review.</w:t>
       </w:r>
     </w:p>
     <w:p>
@@ -788,7 +788,7 @@
         <w:keepNext/>
       </w:pPr>
       <w:r>
-        <w:t>14.  Future Trajectories of Renewable Energy Consumption in the European Union  (2018)</w:t>
+        <w:t>14.  Scenario Method in Spatial Research and Planning  (2016)</w:t>
       </w:r>
     </w:p>
     <w:p>
@@ -799,7 +799,7 @@
         <w:t xml:space="preserve">NOW  </w:t>
       </w:r>
       <w:r>
-        <w:t>A related study appeared in 2021: Drivers and trajectories of China’s renewable energy consumption.</w:t>
+        <w:t>A related study appeared in 2019: Assessment Method for Spatial Planning and Infrastructure Development.</w:t>
       </w:r>
     </w:p>
     <w:p>
@@ -810,7 +810,7 @@
         <w:t xml:space="preserve">WHY HERE  </w:t>
       </w:r>
       <w:r>
-        <w:t>There are 7 plausible later study link(s) in this trail, reaching 2025. The research has moved; the real-world outcome still needs checking.</w:t>
+        <w:t>This trail has 3 distinct candidate later paper(s), reaching 2024. Titles suggest a topic connection, not an observed outcome. The publications need source review.</w:t>
       </w:r>
     </w:p>
     <w:p>
@@ -845,7 +845,7 @@
         <w:keepNext/>
       </w:pPr>
       <w:r>
-        <w:t>15.  European scenarios for exposure of soil organisms to pesticides  (2013)</w:t>
+        <w:t>15.  Migration transition in Serbia: demographic perspective  (2013)</w:t>
       </w:r>
     </w:p>
     <w:p>
@@ -856,7 +856,7 @@
         <w:t xml:space="preserve">NOW  </w:t>
       </w:r>
       <w:r>
-        <w:t>A related study appeared in 2021: Russian scenarios for exposure assessment of pesticides to soil organisms.</w:t>
+        <w:t>A related study appeared in 2026: Migration Transition and Migration Governance in Serbia: Beyond Demographic Determinism.</w:t>
       </w:r>
     </w:p>
     <w:p>
@@ -867,7 +867,7 @@
         <w:t xml:space="preserve">WHY HERE  </w:t>
       </w:r>
       <w:r>
-        <w:t>There are 5 plausible later study link(s) in this trail, reaching 2026. The research has moved; the real-world outcome still needs checking.</w:t>
+        <w:t>This trail has 7 distinct candidate later paper(s), reaching 2026. Titles suggest a topic connection, not an observed outcome. The publications need source review.</w:t>
       </w:r>
     </w:p>
     <w:p>
@@ -902,7 +902,7 @@
         <w:keepNext/>
       </w:pPr>
       <w:r>
-        <w:t>16.  Migration transition in Serbia: demographic perspective  (2013)</w:t>
+        <w:t>16.  ICT in multimodal transport and technological trends: Unleashing potential for the future  (2014)</w:t>
       </w:r>
     </w:p>
     <w:p>
@@ -913,7 +913,7 @@
         <w:t xml:space="preserve">NOW  </w:t>
       </w:r>
       <w:r>
-        <w:t>A related study appeared in 2026: Migration Transition and Migration Governance in Serbia: Beyond Demographic Determinism.</w:t>
+        <w:t>A related study appeared in 2016: ICT in multimodal transport and technological trends.</w:t>
       </w:r>
     </w:p>
     <w:p>
@@ -924,7 +924,7 @@
         <w:t xml:space="preserve">WHY HERE  </w:t>
       </w:r>
       <w:r>
-        <w:t>There are 6 plausible later study link(s) in this trail, reaching 2026. The research has moved; the real-world outcome still needs checking.</w:t>
+        <w:t>This trail has 4 distinct candidate later paper(s), reaching 2022. Titles suggest a topic connection, not an observed outcome. The publications need source review.</w:t>
       </w:r>
     </w:p>
     <w:p>
@@ -959,7 +959,7 @@
         <w:keepNext/>
       </w:pPr>
       <w:r>
-        <w:t>17.  Mobility partnerships - the future of European migration policy?  (2012)</w:t>
+        <w:t>17.  Flood risk and climate change: global and regional perspectives  (2013)</w:t>
       </w:r>
     </w:p>
     <w:p>
@@ -970,7 +970,7 @@
         <w:t xml:space="preserve">NOW  </w:t>
       </w:r>
       <w:r>
-        <w:t>A related study appeared in 2026: Migration and Mobility Partnerships in German Migration Policy.</w:t>
+        <w:t>A related study appeared in 2017: The global perspectives of flood risk and climate change.</w:t>
       </w:r>
     </w:p>
     <w:p>
@@ -981,7 +981,7 @@
         <w:t xml:space="preserve">WHY HERE  </w:t>
       </w:r>
       <w:r>
-        <w:t>There are 4 plausible later study link(s) in this trail, reaching 2026. The research has moved; the real-world outcome still needs checking.</w:t>
+        <w:t>This trail has 8 distinct candidate later paper(s), reaching 2026. Titles suggest a topic connection, not an observed outcome. The publications need source review.</w:t>
       </w:r>
     </w:p>
     <w:p>
@@ -1016,7 +1016,7 @@
         <w:keepNext/>
       </w:pPr>
       <w:r>
-        <w:t>18.  ICT in multimodal transport and technological trends: Unleashing potential for the future  (2014)</w:t>
+        <w:t>18.  Challenges for the European governance of synthetic biology for human health  (2014)</w:t>
       </w:r>
     </w:p>
     <w:p>
@@ -1027,7 +1027,7 @@
         <w:t xml:space="preserve">NOW  </w:t>
       </w:r>
       <w:r>
-        <w:t>A related study appeared in 2016: ICT in multimodal transport and technological trends.</w:t>
+        <w:t>A related study appeared in 2026: Synthetic biology in human health.</w:t>
       </w:r>
     </w:p>
     <w:p>
@@ -1038,7 +1038,7 @@
         <w:t xml:space="preserve">WHY HERE  </w:t>
       </w:r>
       <w:r>
-        <w:t>There are 4 plausible later study link(s) in this trail, reaching 2022. The research has moved; the real-world outcome still needs checking.</w:t>
+        <w:t>This trail has 10 distinct candidate later paper(s), reaching 2026. Titles suggest a topic connection, not an observed outcome. The publications need source review.</w:t>
       </w:r>
     </w:p>
     <w:p>
@@ -1073,7 +1073,7 @@
         <w:keepNext/>
       </w:pPr>
       <w:r>
-        <w:t>19.  MIGRATION AND MIGRANT WORKERS IN EUROPE  (2013)</w:t>
+        <w:t>19.  Future making and responsible governance of innovation in synthetic biology  (2018)</w:t>
       </w:r>
     </w:p>
     <w:p>
@@ -1084,7 +1084,7 @@
         <w:t xml:space="preserve">NOW  </w:t>
       </w:r>
       <w:r>
-        <w:t>A related study appeared in 2022: Migration and Socio-economic priorities of Migrant Workers.</w:t>
+        <w:t>A related study appeared in 2026: Anticipatory governance for responsible innovation in synthetic biology.</w:t>
       </w:r>
     </w:p>
     <w:p>
@@ -1095,7 +1095,7 @@
         <w:t xml:space="preserve">WHY HERE  </w:t>
       </w:r>
       <w:r>
-        <w:t>There are 8 plausible later study link(s) in this trail, reaching 2025. The research has moved; the real-world outcome still needs checking.</w:t>
+        <w:t>This trail has 12 distinct candidate later paper(s), reaching 2026. Titles suggest a topic connection, not an observed outcome. The publications need source review.</w:t>
       </w:r>
     </w:p>
     <w:p>
@@ -1130,7 +1130,7 @@
         <w:keepNext/>
       </w:pPr>
       <w:r>
-        <w:t>20.  Sustainable fashion supply chain management: the European scenario  (2014)</w:t>
+        <w:t>20.  How to finance the transition to low-carbon energy in Europe?  (2020)</w:t>
       </w:r>
     </w:p>
     <w:p>
@@ -1141,7 +1141,7 @@
         <w:t xml:space="preserve">NOW  </w:t>
       </w:r>
       <w:r>
-        <w:t>A related study appeared in 2018: Sustainable Fashion Supply Chain Management: A System of Systems Analysis.</w:t>
+        <w:t>A related study appeared in 2023: Digital finance and the low-carbon energy transition (LCET) from the perspective of capital-biased technical progress.</w:t>
       </w:r>
     </w:p>
     <w:p>
@@ -1152,7 +1152,7 @@
         <w:t xml:space="preserve">WHY HERE  </w:t>
       </w:r>
       <w:r>
-        <w:t>There are 11 plausible later study link(s) in this trail, reaching 2026. The research has moved; the real-world outcome still needs checking.</w:t>
+        <w:t>This trail has 10 distinct candidate later paper(s), reaching 2026. Titles suggest a topic connection, not an observed outcome. The publications need source review.</w:t>
       </w:r>
     </w:p>
     <w:p>
@@ -1186,12 +1186,12 @@
         <w:pStyle w:val="Heading1"/>
       </w:pPr>
       <w:r>
-        <w:t>20 weakest / possibly outdated trails (20 selected)</w:t>
+        <w:t>Weakest / possibly outdated trails (20 selected; maximum 20)</w:t>
       </w:r>
     </w:p>
     <w:p>
       <w:r>
-        <w:t>These need better verification, or the current link may be too thin. “Weak evidence” is not the same as “bad foresight.”</w:t>
+        <w:t>These are search-quality or publication-status warnings. A missing or poor link does not mean the original idea is obsolete, false or irrelevant.</w:t>
       </w:r>
     </w:p>
     <w:p>
@@ -1200,7 +1200,7 @@
         <w:keepNext/>
       </w:pPr>
       <w:r>
-        <w:t>01.  La aplicación estratégica por escenarios en el medio natural. El caso del Nature Outlook 2050 del PBL.  (2015)</w:t>
+        <w:t>01.  Withdrawn: Fossil Futures in Europe  (2023)</w:t>
       </w:r>
     </w:p>
     <w:p>
@@ -1211,7 +1211,7 @@
         <w:t xml:space="preserve">WHY HERE  </w:t>
       </w:r>
       <w:r>
-        <w:t>A paper was linked (2022), but its title has little distinctive overlap with the original: Administración estratégica en las pymes de Tungurahua y su impacto en la reactivación post pandemia.</w:t>
+        <w:t>The original record is explicitly marked withdrawn or retracted. Retained for historical transparency, not treated as reliable evidence.</w:t>
       </w:r>
     </w:p>
     <w:p>
@@ -1247,7 +1247,7 @@
             <w:color w:val="000000"/>
             <w:u w:val="single"/>
           </w:rPr>
-          <w:t>Later publication</w:t>
+          <w:t>Later publication (check status)</w:t>
         </w:r>
       </w:hyperlink>
     </w:p>
@@ -1257,7 +1257,7 @@
         <w:keepNext/>
       </w:pPr>
       <w:r>
-        <w:t>02.  The Environmental Sustainability of the European Union Countries: Collective Identity as a Stratum for Decarbonization  (2023)</w:t>
+        <w:t>02.  RETRACTED ARTICLE: Sustainable development economy and the development of green economy in the European Union  (2023)</w:t>
       </w:r>
     </w:p>
     <w:p>
@@ -1268,7 +1268,7 @@
         <w:t xml:space="preserve">WHY HERE  </w:t>
       </w:r>
       <w:r>
-        <w:t>A paper was linked (2026), but its title has little distinctive overlap with the original: From Habermasian Hegemony of the Public Sphere to the Plurality of Digital Spaces: A Critical Sociological Study of the Reproduction of Collective Identities and Social Relations….</w:t>
+        <w:t>The original record is explicitly marked withdrawn or retracted. Retained for historical transparency, not treated as reliable evidence.</w:t>
       </w:r>
     </w:p>
     <w:p>
@@ -1314,7 +1314,7 @@
         <w:keepNext/>
       </w:pPr>
       <w:r>
-        <w:t>03.  After the toolkit: anticipatory logics and the future of government  (2020)</w:t>
+        <w:t>03.  Towards a green energy economy? Tracking the employment effects of low-carbon technologies in the European Union  (2016)</w:t>
       </w:r>
     </w:p>
     <w:p>
@@ -1325,7 +1325,7 @@
         <w:t xml:space="preserve">WHY HERE  </w:t>
       </w:r>
       <w:r>
-        <w:t>A paper was linked (2025), but its title has little distinctive overlap with the original: Do Bacteria Plan? Molecular Coordination and Anticipatory Logic in Microbial Life.</w:t>
+        <w:t>A possible follow-up is marked withdrawn or retracted and cannot support a positive ranking.</w:t>
       </w:r>
     </w:p>
     <w:p>
@@ -1361,7 +1361,7 @@
             <w:color w:val="000000"/>
             <w:u w:val="single"/>
           </w:rPr>
-          <w:t>Later publication</w:t>
+          <w:t>Later publication (check status)</w:t>
         </w:r>
       </w:hyperlink>
     </w:p>
@@ -1371,7 +1371,7 @@
         <w:keepNext/>
       </w:pPr>
       <w:r>
-        <w:t>04.  Decline in Kelp in West Europe and Climate  (2013)</w:t>
+        <w:t>04.  Benchmarking del programa colombiano de prospectiva ante prácticas en Europa y Sur América (título original: Benchmarking the coloIombian foresight programme against practices in Europe and South America)  (2011)</w:t>
       </w:r>
     </w:p>
     <w:p>
@@ -1382,7 +1382,7 @@
         <w:t xml:space="preserve">WHY HERE  </w:t>
       </w:r>
       <w:r>
-        <w:t>A paper was linked (2019), but its title has little distinctive overlap with the original: Environmental heterogeneity mediates scale-dependent declines in kelp diversity on intertidal rocky shores.</w:t>
+        <w:t>The apparent later evidence closely repeats the original or another linked publication. An independent follow-up has not been established.</w:t>
       </w:r>
     </w:p>
     <w:p>
@@ -1418,7 +1418,7 @@
             <w:color w:val="000000"/>
             <w:u w:val="single"/>
           </w:rPr>
-          <w:t>Later publication</w:t>
+          <w:t>Later publication (check status)</w:t>
         </w:r>
       </w:hyperlink>
     </w:p>
@@ -1428,7 +1428,7 @@
         <w:keepNext/>
       </w:pPr>
       <w:r>
-        <w:t>05.  THE TECHNIQUES OF EXERCISING FUTURES AND FORWARDS BY THE HEDGING METHOD  (2023)</w:t>
+        <w:t>05.  Reconstructing Native American Migrations from Whole-Genome and Whole-Exome Data  (2013)</w:t>
       </w:r>
     </w:p>
     <w:p>
@@ -1439,7 +1439,7 @@
         <w:t xml:space="preserve">WHY HERE  </w:t>
       </w:r>
       <w:r>
-        <w:t>A paper was linked (2026), but its title has little distinctive overlap with the original: Forward Hedging Reshapes Incentive Provision.</w:t>
+        <w:t>The apparent later evidence closely repeats the original or another linked publication. An independent follow-up has not been established.</w:t>
       </w:r>
     </w:p>
     <w:p>
@@ -1475,7 +1475,7 @@
             <w:color w:val="000000"/>
             <w:u w:val="single"/>
           </w:rPr>
-          <w:t>Later publication</w:t>
+          <w:t>Later publication (check status)</w:t>
         </w:r>
       </w:hyperlink>
     </w:p>
@@ -1485,7 +1485,7 @@
         <w:keepNext/>
       </w:pPr>
       <w:r>
-        <w:t>06.  Low Carbon Scenarios for Europe: An Evaluation of Upscaling Low Carbon Experiments  (2018)</w:t>
+        <w:t>06.  MARKET DRIVEN POWER PLANT INVESTMENT PERSPECTIVES IN EUROPE: CLIMATE POLICY AND TECHNOLOGY SCENARIOS UNTIL 2050 IN THE MODEL EMELIE-ESY  (2013)</w:t>
       </w:r>
     </w:p>
     <w:p>
@@ -1496,7 +1496,7 @@
         <w:t xml:space="preserve">WHY HERE  </w:t>
       </w:r>
       <w:r>
-        <w:t>A paper was linked (2026), but its title has little distinctive overlap with the original: Front Cover: Systematic Evaluation for Upscaling of the Transaminase‐Catalyzed Transamination of 5‐(Hydroxymethyl)Furfural.</w:t>
+        <w:t>The apparent later evidence closely repeats the original or another linked publication. An independent follow-up has not been established.</w:t>
       </w:r>
     </w:p>
     <w:p>
@@ -1532,7 +1532,7 @@
             <w:color w:val="000000"/>
             <w:u w:val="single"/>
           </w:rPr>
-          <w:t>Later publication</w:t>
+          <w:t>Later publication (check status)</w:t>
         </w:r>
       </w:hyperlink>
     </w:p>
@@ -1542,7 +1542,7 @@
         <w:keepNext/>
       </w:pPr>
       <w:r>
-        <w:t>07.  Economic Forecasting with an Agent-Based Model  (2019)</w:t>
+        <w:t>07.  Making or breaking climate targets: The AMPERE study on staged accession scenarios for climate policy  (2014)</w:t>
       </w:r>
     </w:p>
     <w:p>
@@ -1553,7 +1553,7 @@
         <w:t xml:space="preserve">WHY HERE  </w:t>
       </w:r>
       <w:r>
-        <w:t>A paper was linked (2021), but its title has little distinctive overlap with the original: Covasim: An agent-based model of COVID-19 dynamics and interventions.</w:t>
+        <w:t>The apparent later evidence closely repeats the original or another linked publication. An independent follow-up has not been established.</w:t>
       </w:r>
     </w:p>
     <w:p>
@@ -1589,7 +1589,7 @@
             <w:color w:val="000000"/>
             <w:u w:val="single"/>
           </w:rPr>
-          <w:t>Later publication</w:t>
+          <w:t>Later publication (check status)</w:t>
         </w:r>
       </w:hyperlink>
     </w:p>
@@ -1599,7 +1599,7 @@
         <w:keepNext/>
       </w:pPr>
       <w:r>
-        <w:t>08.  European cephalopods distribution under climate-change scenarios  (2021)</w:t>
+        <w:t>08.  Investigating scenario planning – a European tourism perspective  (2015)</w:t>
       </w:r>
     </w:p>
     <w:p>
@@ -1610,7 +1610,7 @@
         <w:t xml:space="preserve">WHY HERE  </w:t>
       </w:r>
       <w:r>
-        <w:t>A paper was linked (2025), but its title has little distinctive overlap with the original: Cephalopod Distribution in the Canary Current: Latitudinal and Bathymetric Patterns.</w:t>
+        <w:t>The apparent later evidence closely repeats the original or another linked publication. An independent follow-up has not been established.</w:t>
       </w:r>
     </w:p>
     <w:p>
@@ -1646,7 +1646,7 @@
             <w:color w:val="000000"/>
             <w:u w:val="single"/>
           </w:rPr>
-          <w:t>Later publication</w:t>
+          <w:t>Later publication (check status)</w:t>
         </w:r>
       </w:hyperlink>
     </w:p>
@@ -1656,7 +1656,7 @@
         <w:keepNext/>
       </w:pPr>
       <w:r>
-        <w:t>09.  Issue on Defence Technology Foresight  (2020)</w:t>
+        <w:t>09.  Analysis of Execution Methods in U.S. and European Futures  (2015)</w:t>
       </w:r>
     </w:p>
     <w:p>
@@ -1667,7 +1667,7 @@
         <w:t xml:space="preserve">WHY HERE  </w:t>
       </w:r>
       <w:r>
-        <w:t>A paper was linked (2023), but its title has little distinctive overlap with the original: Critical appraisal – Special Issue “European defence”.</w:t>
+        <w:t>The apparent later evidence closely repeats the original or another linked publication. An independent follow-up has not been established.</w:t>
       </w:r>
     </w:p>
     <w:p>
@@ -1703,7 +1703,7 @@
             <w:color w:val="000000"/>
             <w:u w:val="single"/>
           </w:rPr>
-          <w:t>Later publication</w:t>
+          <w:t>Later publication (check status)</w:t>
         </w:r>
       </w:hyperlink>
     </w:p>
@@ -1713,7 +1713,7 @@
         <w:keepNext/>
       </w:pPr>
       <w:r>
-        <w:t>10.  New forms of innovation: critical issues for future pathways  (2016)</w:t>
+        <w:t>10.  Lyme Disease Risks in Europe under Multiple Uncertain Drivers of Change  (2019)</w:t>
       </w:r>
     </w:p>
     <w:p>
@@ -1724,7 +1724,7 @@
         <w:t xml:space="preserve">WHY HERE  </w:t>
       </w:r>
       <w:r>
-        <w:t>A paper was linked (2022), but its title has little distinctive overlap with the original: Critical Issues in Football.</w:t>
+        <w:t>The apparent later evidence closely repeats the original or another linked publication. An independent follow-up has not been established.</w:t>
       </w:r>
     </w:p>
     <w:p>
@@ -1760,7 +1760,7 @@
             <w:color w:val="000000"/>
             <w:u w:val="single"/>
           </w:rPr>
-          <w:t>Later publication</w:t>
+          <w:t>Later publication (check status)</w:t>
         </w:r>
       </w:hyperlink>
     </w:p>
@@ -1770,7 +1770,7 @@
         <w:keepNext/>
       </w:pPr>
       <w:r>
-        <w:t>11.  Public health air pollution impacts of pathway options to meet the 2050 UK Climate Change Act target: a modelling study  (2018)</w:t>
+        <w:t>11.  Disaggregation of official demographic projections in sub-groups by education level: the neglected “composition effect” in the future path of life expectancy  (2021)</w:t>
       </w:r>
     </w:p>
     <w:p>
@@ -1781,7 +1781,7 @@
         <w:t xml:space="preserve">WHY HERE  </w:t>
       </w:r>
       <w:r>
-        <w:t>A paper was linked (2024), but its title has little distinctive overlap with the original: The future of public health in Europe.</w:t>
+        <w:t>The apparent later evidence closely repeats the original or another linked publication. An independent follow-up has not been established.</w:t>
       </w:r>
     </w:p>
     <w:p>
@@ -1817,7 +1817,7 @@
             <w:color w:val="000000"/>
             <w:u w:val="single"/>
           </w:rPr>
-          <w:t>Later publication</w:t>
+          <w:t>Later publication (check status)</w:t>
         </w:r>
       </w:hyperlink>
     </w:p>
@@ -1827,7 +1827,7 @@
         <w:keepNext/>
       </w:pPr>
       <w:r>
-        <w:t>12.  The future of global trade and the WTO  (2014)</w:t>
+        <w:t>12.  Forest policy in Europe and 2020 scenarios: between sustainability and rural development  (2012)</w:t>
       </w:r>
     </w:p>
     <w:p>
@@ -1838,7 +1838,7 @@
         <w:t xml:space="preserve">WHY HERE  </w:t>
       </w:r>
       <w:r>
-        <w:t>A paper was linked (2018), but its title has little distinctive overlap with the original: Global Trade.</w:t>
+        <w:t>The available newer titles do not establish a close subject match. The link could be tangential and needs checking.</w:t>
       </w:r>
     </w:p>
     <w:p>
@@ -1874,7 +1874,7 @@
             <w:color w:val="000000"/>
             <w:u w:val="single"/>
           </w:rPr>
-          <w:t>Later publication</w:t>
+          <w:t>Later publication (check status)</w:t>
         </w:r>
       </w:hyperlink>
     </w:p>
@@ -1884,7 +1884,7 @@
         <w:keepNext/>
       </w:pPr>
       <w:r>
-        <w:t>13.  Development of water scenarios for Europe – Preface  (2011)</w:t>
+        <w:t>13.  Environment, migration and the European demographic deficit  (2012)</w:t>
       </w:r>
     </w:p>
     <w:p>
@@ -1895,7 +1895,7 @@
         <w:t xml:space="preserve">WHY HERE  </w:t>
       </w:r>
       <w:r>
-        <w:t>No later publication is linked in the saved atlas. This may reflect gaps in search coverage.</w:t>
+        <w:t>The available newer titles do not establish a close subject match. The link could be tangential and needs checking.</w:t>
       </w:r>
     </w:p>
     <w:p>
@@ -1922,6 +1922,18 @@
           <w:t>Original publication</w:t>
         </w:r>
       </w:hyperlink>
+      <w:r>
+        <w:t xml:space="preserve">   ·   </w:t>
+      </w:r>
+      <w:hyperlink r:id="rId76">
+        <w:r>
+          <w:rPr>
+            <w:color w:val="000000"/>
+            <w:u w:val="single"/>
+          </w:rPr>
+          <w:t>Later publication (check status)</w:t>
+        </w:r>
+      </w:hyperlink>
     </w:p>
     <w:p>
       <w:pPr>
@@ -1929,7 +1941,7 @@
         <w:keepNext/>
       </w:pPr>
       <w:r>
-        <w:t>14.  Forecasting Employment in Europe: Are Survey Results Helpful?  (2013)</w:t>
+        <w:t>14.  Demographic Epidemiologic Projections of Long-Term Care Needs in Selected European Countries: Germany, Spain, the Netherlands and Poland  (2012)</w:t>
       </w:r>
     </w:p>
     <w:p>
@@ -1940,52 +1952,7 @@
         <w:t xml:space="preserve">WHY HERE  </w:t>
       </w:r>
       <w:r>
-        <w:t>No later publication is linked in the saved atlas. This may reflect gaps in search coverage.</w:t>
-      </w:r>
-    </w:p>
-    <w:p>
-      <w:r>
-        <w:rPr>
-          <w:b/>
-        </w:rPr>
-        <w:t xml:space="preserve">OPEN  </w:t>
-      </w:r>
-      <w:r>
-        <w:t>Still relevant, superseded, or simply under-researched? A source-based review is needed.</w:t>
-      </w:r>
-    </w:p>
-    <w:p>
-      <w:pPr>
-        <w:spacing w:after="160"/>
-      </w:pPr>
-      <w:hyperlink r:id="rId76">
-        <w:r>
-          <w:rPr>
-            <w:color w:val="000000"/>
-            <w:u w:val="single"/>
-          </w:rPr>
-          <w:t>Original publication</w:t>
-        </w:r>
-      </w:hyperlink>
-    </w:p>
-    <w:p>
-      <w:pPr>
-        <w:pStyle w:val="Heading2"/>
-        <w:keepNext/>
-      </w:pPr>
-      <w:r>
-        <w:t>15.  Neglected futures. Considering overlooked poverty in Europe  (2014)</w:t>
-      </w:r>
-    </w:p>
-    <w:p>
-      <w:r>
-        <w:rPr>
-          <w:b/>
-        </w:rPr>
-        <w:t xml:space="preserve">WHY HERE  </w:t>
-      </w:r>
-      <w:r>
-        <w:t>No later publication is linked in the saved atlas. This may reflect gaps in search coverage.</w:t>
+        <w:t>The available newer titles do not establish a close subject match. The link could be tangential and needs checking.</w:t>
       </w:r>
     </w:p>
     <w:p>
@@ -2012,6 +1979,18 @@
           <w:t>Original publication</w:t>
         </w:r>
       </w:hyperlink>
+      <w:r>
+        <w:t xml:space="preserve">   ·   </w:t>
+      </w:r>
+      <w:hyperlink r:id="rId78">
+        <w:r>
+          <w:rPr>
+            <w:color w:val="000000"/>
+            <w:u w:val="single"/>
+          </w:rPr>
+          <w:t>Later publication (check status)</w:t>
+        </w:r>
+      </w:hyperlink>
     </w:p>
     <w:p>
       <w:pPr>
@@ -2019,7 +1998,7 @@
         <w:keepNext/>
       </w:pPr>
       <w:r>
-        <w:t>16.  Innovation systems dynamics and the positioning of Europe. A review and critique of recent Foresight studies  (2014)</w:t>
+        <w:t>15.  Why Demographic Suicide? The Puzzles of European Fertility  (2013)</w:t>
       </w:r>
     </w:p>
     <w:p>
@@ -2030,52 +2009,7 @@
         <w:t xml:space="preserve">WHY HERE  </w:t>
       </w:r>
       <w:r>
-        <w:t>No later publication is linked in the saved atlas. This may reflect gaps in search coverage.</w:t>
-      </w:r>
-    </w:p>
-    <w:p>
-      <w:r>
-        <w:rPr>
-          <w:b/>
-        </w:rPr>
-        <w:t xml:space="preserve">OPEN  </w:t>
-      </w:r>
-      <w:r>
-        <w:t>Still relevant, superseded, or simply under-researched? A source-based review is needed.</w:t>
-      </w:r>
-    </w:p>
-    <w:p>
-      <w:pPr>
-        <w:spacing w:after="160"/>
-      </w:pPr>
-      <w:hyperlink r:id="rId78">
-        <w:r>
-          <w:rPr>
-            <w:color w:val="000000"/>
-            <w:u w:val="single"/>
-          </w:rPr>
-          <w:t>Original publication</w:t>
-        </w:r>
-      </w:hyperlink>
-    </w:p>
-    <w:p>
-      <w:pPr>
-        <w:pStyle w:val="Heading2"/>
-        <w:keepNext/>
-      </w:pPr>
-      <w:r>
-        <w:t>17.  The future of labour law in Europe  (2017)</w:t>
-      </w:r>
-    </w:p>
-    <w:p>
-      <w:r>
-        <w:rPr>
-          <w:b/>
-        </w:rPr>
-        <w:t xml:space="preserve">WHY HERE  </w:t>
-      </w:r>
-      <w:r>
-        <w:t>No later publication is linked in the saved atlas. This may reflect gaps in search coverage.</w:t>
+        <w:t>The available newer titles do not establish a close subject match. The link could be tangential and needs checking.</w:t>
       </w:r>
     </w:p>
     <w:p>
@@ -2102,6 +2036,18 @@
           <w:t>Original publication</w:t>
         </w:r>
       </w:hyperlink>
+      <w:r>
+        <w:t xml:space="preserve">   ·   </w:t>
+      </w:r>
+      <w:hyperlink r:id="rId80">
+        <w:r>
+          <w:rPr>
+            <w:color w:val="000000"/>
+            <w:u w:val="single"/>
+          </w:rPr>
+          <w:t>Later publication (check status)</w:t>
+        </w:r>
+      </w:hyperlink>
     </w:p>
     <w:p>
       <w:pPr>
@@ -2109,7 +2055,7 @@
         <w:keepNext/>
       </w:pPr>
       <w:r>
-        <w:t>18.  European sectoral innovation foresight: Identifying emerging cross-sectoral patterns and policy issues  (2017)</w:t>
+        <w:t>16.  Scenarios for selected maritime economic functions  (2013)</w:t>
       </w:r>
     </w:p>
     <w:p>
@@ -2120,52 +2066,7 @@
         <w:t xml:space="preserve">WHY HERE  </w:t>
       </w:r>
       <w:r>
-        <w:t>No later publication is linked in the saved atlas. This may reflect gaps in search coverage.</w:t>
-      </w:r>
-    </w:p>
-    <w:p>
-      <w:r>
-        <w:rPr>
-          <w:b/>
-        </w:rPr>
-        <w:t xml:space="preserve">OPEN  </w:t>
-      </w:r>
-      <w:r>
-        <w:t>Still relevant, superseded, or simply under-researched? A source-based review is needed.</w:t>
-      </w:r>
-    </w:p>
-    <w:p>
-      <w:pPr>
-        <w:spacing w:after="160"/>
-      </w:pPr>
-      <w:hyperlink r:id="rId80">
-        <w:r>
-          <w:rPr>
-            <w:color w:val="000000"/>
-            <w:u w:val="single"/>
-          </w:rPr>
-          <w:t>Original publication</w:t>
-        </w:r>
-      </w:hyperlink>
-    </w:p>
-    <w:p>
-      <w:pPr>
-        <w:pStyle w:val="Heading2"/>
-        <w:keepNext/>
-      </w:pPr>
-      <w:r>
-        <w:t>19.  Is Innovation Destroying Jobs? Firm-Level Evidence from the EU  (2018)</w:t>
-      </w:r>
-    </w:p>
-    <w:p>
-      <w:r>
-        <w:rPr>
-          <w:b/>
-        </w:rPr>
-        <w:t xml:space="preserve">WHY HERE  </w:t>
-      </w:r>
-      <w:r>
-        <w:t>No later publication is linked in the saved atlas. This may reflect gaps in search coverage.</w:t>
+        <w:t>The available newer titles do not establish a close subject match. The link could be tangential and needs checking.</w:t>
       </w:r>
     </w:p>
     <w:p>
@@ -2192,6 +2093,18 @@
           <w:t>Original publication</w:t>
         </w:r>
       </w:hyperlink>
+      <w:r>
+        <w:t xml:space="preserve">   ·   </w:t>
+      </w:r>
+      <w:hyperlink r:id="rId82">
+        <w:r>
+          <w:rPr>
+            <w:color w:val="000000"/>
+            <w:u w:val="single"/>
+          </w:rPr>
+          <w:t>Later publication (check status)</w:t>
+        </w:r>
+      </w:hyperlink>
     </w:p>
     <w:p>
       <w:pPr>
@@ -2199,7 +2112,7 @@
         <w:keepNext/>
       </w:pPr>
       <w:r>
-        <w:t>20.  Health-workforce projection  (2018)</w:t>
+        <w:t>17.  Regulating in Thin Air: Nanotechnology Regulation in the European Union  (2013)</w:t>
       </w:r>
     </w:p>
     <w:p>
@@ -2210,7 +2123,7 @@
         <w:t xml:space="preserve">WHY HERE  </w:t>
       </w:r>
       <w:r>
-        <w:t>No later publication is linked in the saved atlas. This may reflect gaps in search coverage.</w:t>
+        <w:t>The available newer titles do not establish a close subject match. The link could be tangential and needs checking.</w:t>
       </w:r>
     </w:p>
     <w:p>
@@ -2228,13 +2141,196 @@
       <w:pPr>
         <w:spacing w:after="160"/>
       </w:pPr>
-      <w:hyperlink r:id="rId82">
+      <w:hyperlink r:id="rId83">
         <w:r>
           <w:rPr>
             <w:color w:val="000000"/>
             <w:u w:val="single"/>
           </w:rPr>
           <w:t>Original publication</w:t>
+        </w:r>
+      </w:hyperlink>
+      <w:r>
+        <w:t xml:space="preserve">   ·   </w:t>
+      </w:r>
+      <w:hyperlink r:id="rId84">
+        <w:r>
+          <w:rPr>
+            <w:color w:val="000000"/>
+            <w:u w:val="single"/>
+          </w:rPr>
+          <w:t>Later publication (check status)</w:t>
+        </w:r>
+      </w:hyperlink>
+    </w:p>
+    <w:p>
+      <w:pPr>
+        <w:pStyle w:val="Heading2"/>
+        <w:keepNext/>
+      </w:pPr>
+      <w:r>
+        <w:t>18.  Re-Assessing resource dependency and criticality. Linking future food and water stress with global resource supply vulnerabilities for foresight analysis  (2013)</w:t>
+      </w:r>
+    </w:p>
+    <w:p>
+      <w:r>
+        <w:rPr>
+          <w:b/>
+        </w:rPr>
+        <w:t xml:space="preserve">WHY HERE  </w:t>
+      </w:r>
+      <w:r>
+        <w:t>The available newer titles do not establish a close subject match. The link could be tangential and needs checking.</w:t>
+      </w:r>
+    </w:p>
+    <w:p>
+      <w:r>
+        <w:rPr>
+          <w:b/>
+        </w:rPr>
+        <w:t xml:space="preserve">OPEN  </w:t>
+      </w:r>
+      <w:r>
+        <w:t>Still relevant, superseded, or simply under-researched? A source-based review is needed.</w:t>
+      </w:r>
+    </w:p>
+    <w:p>
+      <w:pPr>
+        <w:spacing w:after="160"/>
+      </w:pPr>
+      <w:hyperlink r:id="rId85">
+        <w:r>
+          <w:rPr>
+            <w:color w:val="000000"/>
+            <w:u w:val="single"/>
+          </w:rPr>
+          <w:t>Original publication</w:t>
+        </w:r>
+      </w:hyperlink>
+      <w:r>
+        <w:t xml:space="preserve">   ·   </w:t>
+      </w:r>
+      <w:hyperlink r:id="rId86">
+        <w:r>
+          <w:rPr>
+            <w:color w:val="000000"/>
+            <w:u w:val="single"/>
+          </w:rPr>
+          <w:t>Later publication (check status)</w:t>
+        </w:r>
+      </w:hyperlink>
+    </w:p>
+    <w:p>
+      <w:pPr>
+        <w:pStyle w:val="Heading2"/>
+        <w:keepNext/>
+      </w:pPr>
+      <w:r>
+        <w:t>19.  Innovation futures: new forms of innovation and their implications for innovation policy  (2013)</w:t>
+      </w:r>
+    </w:p>
+    <w:p>
+      <w:r>
+        <w:rPr>
+          <w:b/>
+        </w:rPr>
+        <w:t xml:space="preserve">WHY HERE  </w:t>
+      </w:r>
+      <w:r>
+        <w:t>The available newer titles do not establish a close subject match. The link could be tangential and needs checking.</w:t>
+      </w:r>
+    </w:p>
+    <w:p>
+      <w:r>
+        <w:rPr>
+          <w:b/>
+        </w:rPr>
+        <w:t xml:space="preserve">OPEN  </w:t>
+      </w:r>
+      <w:r>
+        <w:t>Still relevant, superseded, or simply under-researched? A source-based review is needed.</w:t>
+      </w:r>
+    </w:p>
+    <w:p>
+      <w:pPr>
+        <w:spacing w:after="160"/>
+      </w:pPr>
+      <w:hyperlink r:id="rId87">
+        <w:r>
+          <w:rPr>
+            <w:color w:val="000000"/>
+            <w:u w:val="single"/>
+          </w:rPr>
+          <w:t>Original publication</w:t>
+        </w:r>
+      </w:hyperlink>
+      <w:r>
+        <w:t xml:space="preserve">   ·   </w:t>
+      </w:r>
+      <w:hyperlink r:id="rId88">
+        <w:r>
+          <w:rPr>
+            <w:color w:val="000000"/>
+            <w:u w:val="single"/>
+          </w:rPr>
+          <w:t>Later publication (check status)</w:t>
+        </w:r>
+      </w:hyperlink>
+    </w:p>
+    <w:p>
+      <w:pPr>
+        <w:pStyle w:val="Heading2"/>
+        <w:keepNext/>
+      </w:pPr>
+      <w:r>
+        <w:t>20.  Foresight and “grand challenges” within research and innovation policies  (2013)</w:t>
+      </w:r>
+    </w:p>
+    <w:p>
+      <w:r>
+        <w:rPr>
+          <w:b/>
+        </w:rPr>
+        <w:t xml:space="preserve">WHY HERE  </w:t>
+      </w:r>
+      <w:r>
+        <w:t>The available newer titles do not establish a close subject match. The link could be tangential and needs checking.</w:t>
+      </w:r>
+    </w:p>
+    <w:p>
+      <w:r>
+        <w:rPr>
+          <w:b/>
+        </w:rPr>
+        <w:t xml:space="preserve">OPEN  </w:t>
+      </w:r>
+      <w:r>
+        <w:t>Still relevant, superseded, or simply under-researched? A source-based review is needed.</w:t>
+      </w:r>
+    </w:p>
+    <w:p>
+      <w:pPr>
+        <w:spacing w:after="160"/>
+      </w:pPr>
+      <w:hyperlink r:id="rId89">
+        <w:r>
+          <w:rPr>
+            <w:color w:val="000000"/>
+            <w:u w:val="single"/>
+          </w:rPr>
+          <w:t>Original publication</w:t>
+        </w:r>
+      </w:hyperlink>
+      <w:r>
+        <w:t xml:space="preserve">   ·   </w:t>
+      </w:r>
+      <w:hyperlink r:id="rId90">
+        <w:r>
+          <w:rPr>
+            <w:color w:val="000000"/>
+            <w:u w:val="single"/>
+          </w:rPr>
+          <w:t>Later publication (check status)</w:t>
         </w:r>
       </w:hyperlink>
     </w:p>
@@ -2782,7 +2878,7 @@
       <w:rFonts w:asciiTheme="majorHAnsi" w:eastAsiaTheme="majorEastAsia" w:hAnsiTheme="majorHAnsi" w:cstheme="majorBidi"/>
       <w:b/>
       <w:bCs/>
-      <w:color w:val="4F81BD" w:themeColor="accent1"/>
+      <w:color w:val="000000"/>
     </w:rPr>
   </w:style>
   <w:style w:type="paragraph" w:styleId="Heading4">
@@ -2807,7 +2903,7 @@
       <w:bCs/>
       <w:i/>
       <w:iCs/>
-      <w:color w:val="4F81BD" w:themeColor="accent1"/>
+      <w:color w:val="000000"/>
     </w:rPr>
   </w:style>
   <w:style w:type="paragraph" w:styleId="Heading5">
@@ -2828,7 +2924,7 @@
     </w:pPr>
     <w:rPr>
       <w:rFonts w:asciiTheme="majorHAnsi" w:eastAsiaTheme="majorEastAsia" w:hAnsiTheme="majorHAnsi" w:cstheme="majorBidi"/>
-      <w:color w:val="243F60" w:themeColor="accent1" w:themeShade="7F"/>
+      <w:color w:val="000000"/>
     </w:rPr>
   </w:style>
   <w:style w:type="paragraph" w:styleId="Heading6">
@@ -2851,7 +2947,7 @@
       <w:rFonts w:asciiTheme="majorHAnsi" w:eastAsiaTheme="majorEastAsia" w:hAnsiTheme="majorHAnsi" w:cstheme="majorBidi"/>
       <w:i/>
       <w:iCs/>
-      <w:color w:val="243F60" w:themeColor="accent1" w:themeShade="7F"/>
+      <w:color w:val="000000"/>
     </w:rPr>
   </w:style>
   <w:style w:type="paragraph" w:styleId="Heading7">
@@ -2874,7 +2970,7 @@
       <w:rFonts w:asciiTheme="majorHAnsi" w:eastAsiaTheme="majorEastAsia" w:hAnsiTheme="majorHAnsi" w:cstheme="majorBidi"/>
       <w:i/>
       <w:iCs/>
-      <w:color w:val="404040" w:themeColor="text1" w:themeTint="BF"/>
+      <w:color w:val="000000"/>
     </w:rPr>
   </w:style>
   <w:style w:type="paragraph" w:styleId="Heading8">
@@ -2895,7 +2991,7 @@
     </w:pPr>
     <w:rPr>
       <w:rFonts w:asciiTheme="majorHAnsi" w:eastAsiaTheme="majorEastAsia" w:hAnsiTheme="majorHAnsi" w:cstheme="majorBidi"/>
-      <w:color w:val="4F81BD" w:themeColor="accent1"/>
+      <w:color w:val="000000"/>
       <w:sz w:val="20"/>
       <w:szCs w:val="20"/>
     </w:rPr>
@@ -2920,7 +3016,7 @@
       <w:rFonts w:asciiTheme="majorHAnsi" w:eastAsiaTheme="majorEastAsia" w:hAnsiTheme="majorHAnsi" w:cstheme="majorBidi"/>
       <w:i/>
       <w:iCs/>
-      <w:color w:val="404040" w:themeColor="text1" w:themeTint="BF"/>
+      <w:color w:val="000000"/>
       <w:sz w:val="20"/>
       <w:szCs w:val="20"/>
     </w:rPr>
@@ -2971,7 +3067,7 @@
       <w:rFonts w:asciiTheme="majorHAnsi" w:eastAsiaTheme="majorEastAsia" w:hAnsiTheme="majorHAnsi" w:cstheme="majorBidi"/>
       <w:b/>
       <w:bCs/>
-      <w:color w:val="365F91" w:themeColor="accent1" w:themeShade="BF"/>
+      <w:color w:val="000000"/>
       <w:sz w:val="28"/>
       <w:szCs w:val="28"/>
     </w:rPr>
@@ -2986,7 +3082,7 @@
       <w:rFonts w:asciiTheme="majorHAnsi" w:eastAsiaTheme="majorEastAsia" w:hAnsiTheme="majorHAnsi" w:cstheme="majorBidi"/>
       <w:b/>
       <w:bCs/>
-      <w:color w:val="4F81BD" w:themeColor="accent1"/>
+      <w:color w:val="000000"/>
       <w:sz w:val="26"/>
       <w:szCs w:val="26"/>
     </w:rPr>
@@ -3001,7 +3097,7 @@
       <w:rFonts w:asciiTheme="majorHAnsi" w:eastAsiaTheme="majorEastAsia" w:hAnsiTheme="majorHAnsi" w:cstheme="majorBidi"/>
       <w:b/>
       <w:bCs/>
-      <w:color w:val="4F81BD" w:themeColor="accent1"/>
+      <w:color w:val="000000"/>
     </w:rPr>
   </w:style>
   <w:style w:type="paragraph" w:styleId="Title">
@@ -3015,7 +3111,7 @@
     <w:pPr>
       <w:keepNext/>
       <w:pBdr>
-        <w:bottom w:val="single" w:sz="8" w:space="4" w:color="4F81BD" w:themeColor="accent1"/>
+        <w:bottom w:val="single" w:sz="8" w:space="4" w:color="000000"/>
       </w:pBdr>
       <w:spacing w:after="100" w:line="240" w:lineRule="auto" w:before="200"/>
       <w:contextualSpacing/>
@@ -3038,7 +3134,7 @@
     <w:rsid w:val="00FC693F"/>
     <w:rPr>
       <w:rFonts w:asciiTheme="majorHAnsi" w:eastAsiaTheme="majorEastAsia" w:hAnsiTheme="majorHAnsi" w:cstheme="majorBidi"/>
-      <w:color w:val="17365D" w:themeColor="text2" w:themeShade="BF"/>
+      <w:color w:val="000000"/>
       <w:spacing w:val="5"/>
       <w:kern w:val="28"/>
       <w:sz w:val="52"/>
@@ -3062,7 +3158,7 @@
       <w:rFonts w:asciiTheme="majorHAnsi" w:eastAsiaTheme="majorEastAsia" w:hAnsiTheme="majorHAnsi" w:cstheme="majorBidi"/>
       <w:i/>
       <w:iCs/>
-      <w:color w:val="4F81BD" w:themeColor="accent1"/>
+      <w:color w:val="000000"/>
       <w:spacing w:val="15"/>
       <w:sz w:val="24"/>
       <w:szCs w:val="24"/>
@@ -3078,7 +3174,7 @@
       <w:rFonts w:asciiTheme="majorHAnsi" w:eastAsiaTheme="majorEastAsia" w:hAnsiTheme="majorHAnsi" w:cstheme="majorBidi"/>
       <w:i/>
       <w:iCs/>
-      <w:color w:val="4F81BD" w:themeColor="accent1"/>
+      <w:color w:val="000000"/>
       <w:spacing w:val="15"/>
       <w:sz w:val="24"/>
       <w:szCs w:val="24"/>
@@ -3350,7 +3446,7 @@
     <w:rPr>
       <w:i/>
       <w:iCs/>
-      <w:color w:val="000000" w:themeColor="text1"/>
+      <w:color w:val="000000"/>
     </w:rPr>
   </w:style>
   <w:style w:type="character" w:customStyle="1" w:styleId="QuoteChar">
@@ -3362,7 +3458,7 @@
     <w:rPr>
       <w:i/>
       <w:iCs/>
-      <w:color w:val="000000" w:themeColor="text1"/>
+      <w:color w:val="000000"/>
     </w:rPr>
   </w:style>
   <w:style w:type="character" w:customStyle="1" w:styleId="Heading4Char">
@@ -3378,7 +3474,7 @@
       <w:bCs/>
       <w:i/>
       <w:iCs/>
-      <w:color w:val="4F81BD" w:themeColor="accent1"/>
+      <w:color w:val="000000"/>
     </w:rPr>
   </w:style>
   <w:style w:type="character" w:customStyle="1" w:styleId="Heading5Char">
@@ -3390,7 +3486,7 @@
     <w:rsid w:val="00FC693F"/>
     <w:rPr>
       <w:rFonts w:asciiTheme="majorHAnsi" w:eastAsiaTheme="majorEastAsia" w:hAnsiTheme="majorHAnsi" w:cstheme="majorBidi"/>
-      <w:color w:val="243F60" w:themeColor="accent1" w:themeShade="7F"/>
+      <w:color w:val="000000"/>
     </w:rPr>
   </w:style>
   <w:style w:type="character" w:customStyle="1" w:styleId="Heading6Char">
@@ -3404,7 +3500,7 @@
       <w:rFonts w:asciiTheme="majorHAnsi" w:eastAsiaTheme="majorEastAsia" w:hAnsiTheme="majorHAnsi" w:cstheme="majorBidi"/>
       <w:i/>
       <w:iCs/>
-      <w:color w:val="243F60" w:themeColor="accent1" w:themeShade="7F"/>
+      <w:color w:val="000000"/>
     </w:rPr>
   </w:style>
   <w:style w:type="character" w:customStyle="1" w:styleId="Heading7Char">
@@ -3418,7 +3514,7 @@
       <w:rFonts w:asciiTheme="majorHAnsi" w:eastAsiaTheme="majorEastAsia" w:hAnsiTheme="majorHAnsi" w:cstheme="majorBidi"/>
       <w:i/>
       <w:iCs/>
-      <w:color w:val="404040" w:themeColor="text1" w:themeTint="BF"/>
+      <w:color w:val="000000"/>
     </w:rPr>
   </w:style>
   <w:style w:type="character" w:customStyle="1" w:styleId="Heading8Char">
@@ -3430,7 +3526,7 @@
     <w:rsid w:val="00FC693F"/>
     <w:rPr>
       <w:rFonts w:asciiTheme="majorHAnsi" w:eastAsiaTheme="majorEastAsia" w:hAnsiTheme="majorHAnsi" w:cstheme="majorBidi"/>
-      <w:color w:val="4F81BD" w:themeColor="accent1"/>
+      <w:color w:val="000000"/>
       <w:sz w:val="20"/>
       <w:szCs w:val="20"/>
     </w:rPr>
@@ -3446,7 +3542,7 @@
       <w:rFonts w:asciiTheme="majorHAnsi" w:eastAsiaTheme="majorEastAsia" w:hAnsiTheme="majorHAnsi" w:cstheme="majorBidi"/>
       <w:i/>
       <w:iCs/>
-      <w:color w:val="404040" w:themeColor="text1" w:themeTint="BF"/>
+      <w:color w:val="000000"/>
       <w:sz w:val="20"/>
       <w:szCs w:val="20"/>
     </w:rPr>
@@ -3466,7 +3562,7 @@
     <w:rPr>
       <w:b/>
       <w:bCs/>
-      <w:color w:val="4F81BD" w:themeColor="accent1"/>
+      <w:color w:val="000000"/>
       <w:sz w:val="18"/>
       <w:szCs w:val="18"/>
     </w:rPr>
@@ -3503,7 +3599,7 @@
     <w:rsid w:val="00FC693F"/>
     <w:pPr>
       <w:pBdr>
-        <w:bottom w:val="single" w:sz="4" w:space="4" w:color="4F81BD" w:themeColor="accent1"/>
+        <w:bottom w:val="single" w:sz="4" w:space="4" w:color="000000"/>
       </w:pBdr>
       <w:spacing w:before="200" w:after="280"/>
       <w:ind w:left="936" w:right="936"/>
@@ -3513,7 +3609,7 @@
       <w:bCs/>
       <w:i/>
       <w:iCs/>
-      <w:color w:val="4F81BD" w:themeColor="accent1"/>
+      <w:color w:val="000000"/>
     </w:rPr>
   </w:style>
   <w:style w:type="character" w:customStyle="1" w:styleId="IntenseQuoteChar">
@@ -3527,7 +3623,7 @@
       <w:bCs/>
       <w:i/>
       <w:iCs/>
-      <w:color w:val="4F81BD" w:themeColor="accent1"/>
+      <w:color w:val="000000"/>
     </w:rPr>
   </w:style>
   <w:style w:type="character" w:styleId="SubtleEmphasis">
@@ -3539,7 +3635,7 @@
     <w:rPr>
       <w:i/>
       <w:iCs/>
-      <w:color w:val="808080" w:themeColor="text1" w:themeTint="7F"/>
+      <w:color w:val="000000"/>
     </w:rPr>
   </w:style>
   <w:style w:type="character" w:styleId="IntenseEmphasis">
@@ -3553,7 +3649,7 @@
       <w:bCs/>
       <w:i/>
       <w:iCs/>
-      <w:color w:val="4F81BD" w:themeColor="accent1"/>
+      <w:color w:val="000000"/>
     </w:rPr>
   </w:style>
   <w:style w:type="character" w:styleId="SubtleReference">
@@ -3564,7 +3660,7 @@
     <w:rsid w:val="00FC693F"/>
     <w:rPr>
       <w:smallCaps/>
-      <w:color w:val="C0504D" w:themeColor="accent2"/>
+      <w:color w:val="000000"/>
       <w:u w:val="single"/>
     </w:rPr>
   </w:style>
@@ -3578,7 +3674,7 @@
       <w:b/>
       <w:bCs/>
       <w:smallCaps/>
-      <w:color w:val="C0504D" w:themeColor="accent2"/>
+      <w:color w:val="000000"/>
       <w:spacing w:val="5"/>
       <w:u w:val="single"/>
     </w:rPr>
@@ -3622,7 +3718,7 @@
       <w:tblBorders>
         <w:top w:val="single" w:sz="4" w:space="0" w:color="auto"/>
         <w:left w:val="single" w:sz="4" w:space="0" w:color="auto"/>
-        <w:bottom w:val="single" w:sz="4" w:space="0" w:color="auto"/>
+        <w:bottom w:val="single" w:sz="4" w:space="0" w:color="000000"/>
         <w:right w:val="single" w:sz="4" w:space="0" w:color="auto"/>
         <w:insideH w:val="single" w:sz="4" w:space="0" w:color="auto"/>
         <w:insideV w:val="single" w:sz="4" w:space="0" w:color="auto"/>
@@ -3644,7 +3740,7 @@
       <w:spacing w:after="0" w:line="240" w:lineRule="auto"/>
     </w:pPr>
     <w:rPr>
-      <w:color w:val="000000" w:themeColor="text1" w:themeShade="BF"/>
+      <w:color w:val="000000"/>
     </w:rPr>
     <w:tblPr>
       <w:tblStyleRowBandSize w:val="1"/>
@@ -3652,7 +3748,7 @@
       <w:tblInd w:w="0" w:type="dxa"/>
       <w:tblBorders>
         <w:top w:val="single" w:sz="8" w:space="0" w:color="000000" w:themeColor="text1"/>
-        <w:bottom w:val="single" w:sz="8" w:space="0" w:color="000000" w:themeColor="text1"/>
+        <w:bottom w:val="single" w:sz="8" w:space="0" w:color="000000"/>
       </w:tblBorders>
       <w:tblCellMar>
         <w:top w:w="0" w:type="dxa"/>
@@ -3674,7 +3770,7 @@
         <w:tcBorders>
           <w:top w:val="single" w:sz="8" w:space="0" w:color="000000" w:themeColor="text1"/>
           <w:left w:val="nil"/>
-          <w:bottom w:val="single" w:sz="8" w:space="0" w:color="000000" w:themeColor="text1"/>
+          <w:bottom w:val="single" w:sz="8" w:space="0" w:color="000000"/>
           <w:right w:val="nil"/>
           <w:insideH w:val="nil"/>
           <w:insideV w:val="nil"/>
@@ -3694,7 +3790,7 @@
         <w:tcBorders>
           <w:top w:val="single" w:sz="8" w:space="0" w:color="000000" w:themeColor="text1"/>
           <w:left w:val="nil"/>
-          <w:bottom w:val="single" w:sz="8" w:space="0" w:color="000000" w:themeColor="text1"/>
+          <w:bottom w:val="single" w:sz="8" w:space="0" w:color="000000"/>
           <w:right w:val="nil"/>
           <w:insideH w:val="nil"/>
           <w:insideV w:val="nil"/>
@@ -3747,7 +3843,7 @@
       <w:spacing w:after="0" w:line="240" w:lineRule="auto"/>
     </w:pPr>
     <w:rPr>
-      <w:color w:val="365F91" w:themeColor="accent1" w:themeShade="BF"/>
+      <w:color w:val="000000"/>
     </w:rPr>
     <w:tblPr>
       <w:tblStyleRowBandSize w:val="1"/>
@@ -3755,7 +3851,7 @@
       <w:tblInd w:w="0" w:type="dxa"/>
       <w:tblBorders>
         <w:top w:val="single" w:sz="8" w:space="0" w:color="4F81BD" w:themeColor="accent1"/>
-        <w:bottom w:val="single" w:sz="8" w:space="0" w:color="4F81BD" w:themeColor="accent1"/>
+        <w:bottom w:val="single" w:sz="8" w:space="0" w:color="000000"/>
       </w:tblBorders>
       <w:tblCellMar>
         <w:top w:w="0" w:type="dxa"/>
@@ -3777,7 +3873,7 @@
         <w:tcBorders>
           <w:top w:val="single" w:sz="8" w:space="0" w:color="4F81BD" w:themeColor="accent1"/>
           <w:left w:val="nil"/>
-          <w:bottom w:val="single" w:sz="8" w:space="0" w:color="4F81BD" w:themeColor="accent1"/>
+          <w:bottom w:val="single" w:sz="8" w:space="0" w:color="000000"/>
           <w:right w:val="nil"/>
           <w:insideH w:val="nil"/>
           <w:insideV w:val="nil"/>
@@ -3797,7 +3893,7 @@
         <w:tcBorders>
           <w:top w:val="single" w:sz="8" w:space="0" w:color="4F81BD" w:themeColor="accent1"/>
           <w:left w:val="nil"/>
-          <w:bottom w:val="single" w:sz="8" w:space="0" w:color="4F81BD" w:themeColor="accent1"/>
+          <w:bottom w:val="single" w:sz="8" w:space="0" w:color="000000"/>
           <w:right w:val="nil"/>
           <w:insideH w:val="nil"/>
           <w:insideV w:val="nil"/>
@@ -3850,7 +3946,7 @@
       <w:spacing w:after="0" w:line="240" w:lineRule="auto"/>
     </w:pPr>
     <w:rPr>
-      <w:color w:val="943634" w:themeColor="accent2" w:themeShade="BF"/>
+      <w:color w:val="000000"/>
     </w:rPr>
     <w:tblPr>
       <w:tblStyleRowBandSize w:val="1"/>
@@ -3858,7 +3954,7 @@
       <w:tblInd w:w="0" w:type="dxa"/>
       <w:tblBorders>
         <w:top w:val="single" w:sz="8" w:space="0" w:color="C0504D" w:themeColor="accent2"/>
-        <w:bottom w:val="single" w:sz="8" w:space="0" w:color="C0504D" w:themeColor="accent2"/>
+        <w:bottom w:val="single" w:sz="8" w:space="0" w:color="000000"/>
       </w:tblBorders>
       <w:tblCellMar>
         <w:top w:w="0" w:type="dxa"/>
@@ -3880,7 +3976,7 @@
         <w:tcBorders>
           <w:top w:val="single" w:sz="8" w:space="0" w:color="C0504D" w:themeColor="accent2"/>
           <w:left w:val="nil"/>
-          <w:bottom w:val="single" w:sz="8" w:space="0" w:color="C0504D" w:themeColor="accent2"/>
+          <w:bottom w:val="single" w:sz="8" w:space="0" w:color="000000"/>
           <w:right w:val="nil"/>
           <w:insideH w:val="nil"/>
           <w:insideV w:val="nil"/>
@@ -3900,7 +3996,7 @@
         <w:tcBorders>
           <w:top w:val="single" w:sz="8" w:space="0" w:color="C0504D" w:themeColor="accent2"/>
           <w:left w:val="nil"/>
-          <w:bottom w:val="single" w:sz="8" w:space="0" w:color="C0504D" w:themeColor="accent2"/>
+          <w:bottom w:val="single" w:sz="8" w:space="0" w:color="000000"/>
           <w:right w:val="nil"/>
           <w:insideH w:val="nil"/>
           <w:insideV w:val="nil"/>
@@ -3953,7 +4049,7 @@
       <w:spacing w:after="0" w:line="240" w:lineRule="auto"/>
     </w:pPr>
     <w:rPr>
-      <w:color w:val="76923C" w:themeColor="accent3" w:themeShade="BF"/>
+      <w:color w:val="000000"/>
     </w:rPr>
     <w:tblPr>
       <w:tblStyleRowBandSize w:val="1"/>
@@ -3961,7 +4057,7 @@
       <w:tblInd w:w="0" w:type="dxa"/>
       <w:tblBorders>
         <w:top w:val="single" w:sz="8" w:space="0" w:color="9BBB59" w:themeColor="accent3"/>
-        <w:bottom w:val="single" w:sz="8" w:space="0" w:color="9BBB59" w:themeColor="accent3"/>
+        <w:bottom w:val="single" w:sz="8" w:space="0" w:color="000000"/>
       </w:tblBorders>
       <w:tblCellMar>
         <w:top w:w="0" w:type="dxa"/>
@@ -3983,7 +4079,7 @@
         <w:tcBorders>
           <w:top w:val="single" w:sz="8" w:space="0" w:color="9BBB59" w:themeColor="accent3"/>
           <w:left w:val="nil"/>
-          <w:bottom w:val="single" w:sz="8" w:space="0" w:color="9BBB59" w:themeColor="accent3"/>
+          <w:bottom w:val="single" w:sz="8" w:space="0" w:color="000000"/>
           <w:right w:val="nil"/>
           <w:insideH w:val="nil"/>
           <w:insideV w:val="nil"/>
@@ -4003,7 +4099,7 @@
         <w:tcBorders>
           <w:top w:val="single" w:sz="8" w:space="0" w:color="9BBB59" w:themeColor="accent3"/>
           <w:left w:val="nil"/>
-          <w:bottom w:val="single" w:sz="8" w:space="0" w:color="9BBB59" w:themeColor="accent3"/>
+          <w:bottom w:val="single" w:sz="8" w:space="0" w:color="000000"/>
           <w:right w:val="nil"/>
           <w:insideH w:val="nil"/>
           <w:insideV w:val="nil"/>
@@ -4056,7 +4152,7 @@
       <w:spacing w:after="0" w:line="240" w:lineRule="auto"/>
     </w:pPr>
     <w:rPr>
-      <w:color w:val="5F497A" w:themeColor="accent4" w:themeShade="BF"/>
+      <w:color w:val="000000"/>
     </w:rPr>
     <w:tblPr>
       <w:tblStyleRowBandSize w:val="1"/>
@@ -4064,7 +4160,7 @@
       <w:tblInd w:w="0" w:type="dxa"/>
       <w:tblBorders>
         <w:top w:val="single" w:sz="8" w:space="0" w:color="8064A2" w:themeColor="accent4"/>
-        <w:bottom w:val="single" w:sz="8" w:space="0" w:color="8064A2" w:themeColor="accent4"/>
+        <w:bottom w:val="single" w:sz="8" w:space="0" w:color="000000"/>
       </w:tblBorders>
       <w:tblCellMar>
         <w:top w:w="0" w:type="dxa"/>
@@ -4086,7 +4182,7 @@
         <w:tcBorders>
           <w:top w:val="single" w:sz="8" w:space="0" w:color="8064A2" w:themeColor="accent4"/>
           <w:left w:val="nil"/>
-          <w:bottom w:val="single" w:sz="8" w:space="0" w:color="8064A2" w:themeColor="accent4"/>
+          <w:bottom w:val="single" w:sz="8" w:space="0" w:color="000000"/>
           <w:right w:val="nil"/>
           <w:insideH w:val="nil"/>
           <w:insideV w:val="nil"/>
@@ -4106,7 +4202,7 @@
         <w:tcBorders>
           <w:top w:val="single" w:sz="8" w:space="0" w:color="8064A2" w:themeColor="accent4"/>
           <w:left w:val="nil"/>
-          <w:bottom w:val="single" w:sz="8" w:space="0" w:color="8064A2" w:themeColor="accent4"/>
+          <w:bottom w:val="single" w:sz="8" w:space="0" w:color="000000"/>
           <w:right w:val="nil"/>
           <w:insideH w:val="nil"/>
           <w:insideV w:val="nil"/>
@@ -4159,7 +4255,7 @@
       <w:spacing w:after="0" w:line="240" w:lineRule="auto"/>
     </w:pPr>
     <w:rPr>
-      <w:color w:val="31849B" w:themeColor="accent5" w:themeShade="BF"/>
+      <w:color w:val="000000"/>
     </w:rPr>
     <w:tblPr>
       <w:tblStyleRowBandSize w:val="1"/>
@@ -4167,7 +4263,7 @@
       <w:tblInd w:w="0" w:type="dxa"/>
       <w:tblBorders>
         <w:top w:val="single" w:sz="8" w:space="0" w:color="4BACC6" w:themeColor="accent5"/>
-        <w:bottom w:val="single" w:sz="8" w:space="0" w:color="4BACC6" w:themeColor="accent5"/>
+        <w:bottom w:val="single" w:sz="8" w:space="0" w:color="000000"/>
       </w:tblBorders>
       <w:tblCellMar>
         <w:top w:w="0" w:type="dxa"/>
@@ -4189,7 +4285,7 @@
         <w:tcBorders>
           <w:top w:val="single" w:sz="8" w:space="0" w:color="4BACC6" w:themeColor="accent5"/>
           <w:left w:val="nil"/>
-          <w:bottom w:val="single" w:sz="8" w:space="0" w:color="4BACC6" w:themeColor="accent5"/>
+          <w:bottom w:val="single" w:sz="8" w:space="0" w:color="000000"/>
           <w:right w:val="nil"/>
           <w:insideH w:val="nil"/>
           <w:insideV w:val="nil"/>
@@ -4209,7 +4305,7 @@
         <w:tcBorders>
           <w:top w:val="single" w:sz="8" w:space="0" w:color="4BACC6" w:themeColor="accent5"/>
           <w:left w:val="nil"/>
-          <w:bottom w:val="single" w:sz="8" w:space="0" w:color="4BACC6" w:themeColor="accent5"/>
+          <w:bottom w:val="single" w:sz="8" w:space="0" w:color="000000"/>
           <w:right w:val="nil"/>
           <w:insideH w:val="nil"/>
           <w:insideV w:val="nil"/>
@@ -4262,7 +4358,7 @@
       <w:spacing w:after="0" w:line="240" w:lineRule="auto"/>
     </w:pPr>
     <w:rPr>
-      <w:color w:val="E36C0A" w:themeColor="accent6" w:themeShade="BF"/>
+      <w:color w:val="000000"/>
     </w:rPr>
     <w:tblPr>
       <w:tblStyleRowBandSize w:val="1"/>
@@ -4270,7 +4366,7 @@
       <w:tblInd w:w="0" w:type="dxa"/>
       <w:tblBorders>
         <w:top w:val="single" w:sz="8" w:space="0" w:color="F79646" w:themeColor="accent6"/>
-        <w:bottom w:val="single" w:sz="8" w:space="0" w:color="F79646" w:themeColor="accent6"/>
+        <w:bottom w:val="single" w:sz="8" w:space="0" w:color="000000"/>
       </w:tblBorders>
       <w:tblCellMar>
         <w:top w:w="0" w:type="dxa"/>
@@ -4292,7 +4388,7 @@
         <w:tcBorders>
           <w:top w:val="single" w:sz="8" w:space="0" w:color="F79646" w:themeColor="accent6"/>
           <w:left w:val="nil"/>
-          <w:bottom w:val="single" w:sz="8" w:space="0" w:color="F79646" w:themeColor="accent6"/>
+          <w:bottom w:val="single" w:sz="8" w:space="0" w:color="000000"/>
           <w:right w:val="nil"/>
           <w:insideH w:val="nil"/>
           <w:insideV w:val="nil"/>
@@ -4312,7 +4408,7 @@
         <w:tcBorders>
           <w:top w:val="single" w:sz="8" w:space="0" w:color="F79646" w:themeColor="accent6"/>
           <w:left w:val="nil"/>
-          <w:bottom w:val="single" w:sz="8" w:space="0" w:color="F79646" w:themeColor="accent6"/>
+          <w:bottom w:val="single" w:sz="8" w:space="0" w:color="000000"/>
           <w:right w:val="nil"/>
           <w:insideH w:val="nil"/>
           <w:insideV w:val="nil"/>
@@ -4371,7 +4467,7 @@
       <w:tblBorders>
         <w:top w:val="single" w:sz="8" w:space="0" w:color="000000" w:themeColor="text1"/>
         <w:left w:val="single" w:sz="8" w:space="0" w:color="000000" w:themeColor="text1"/>
-        <w:bottom w:val="single" w:sz="8" w:space="0" w:color="000000" w:themeColor="text1"/>
+        <w:bottom w:val="single" w:sz="8" w:space="0" w:color="000000"/>
         <w:right w:val="single" w:sz="8" w:space="0" w:color="000000" w:themeColor="text1"/>
       </w:tblBorders>
       <w:tblCellMar>
@@ -4388,7 +4484,7 @@
       <w:rPr>
         <w:b/>
         <w:bCs/>
-        <w:color w:val="FFFFFF" w:themeColor="background1"/>
+        <w:color w:val="000000"/>
       </w:rPr>
       <w:tblPr/>
       <w:tcPr>
@@ -4408,7 +4504,7 @@
         <w:tcBorders>
           <w:top w:val="double" w:sz="6" w:space="0" w:color="000000" w:themeColor="text1"/>
           <w:left w:val="single" w:sz="8" w:space="0" w:color="000000" w:themeColor="text1"/>
-          <w:bottom w:val="single" w:sz="8" w:space="0" w:color="000000" w:themeColor="text1"/>
+          <w:bottom w:val="single" w:sz="8" w:space="0" w:color="000000"/>
           <w:right w:val="single" w:sz="8" w:space="0" w:color="000000" w:themeColor="text1"/>
         </w:tcBorders>
       </w:tcPr>
@@ -4431,7 +4527,7 @@
         <w:tcBorders>
           <w:top w:val="single" w:sz="8" w:space="0" w:color="000000" w:themeColor="text1"/>
           <w:left w:val="single" w:sz="8" w:space="0" w:color="000000" w:themeColor="text1"/>
-          <w:bottom w:val="single" w:sz="8" w:space="0" w:color="000000" w:themeColor="text1"/>
+          <w:bottom w:val="single" w:sz="8" w:space="0" w:color="000000"/>
           <w:right w:val="single" w:sz="8" w:space="0" w:color="000000" w:themeColor="text1"/>
         </w:tcBorders>
       </w:tcPr>
@@ -4442,7 +4538,7 @@
         <w:tcBorders>
           <w:top w:val="single" w:sz="8" w:space="0" w:color="000000" w:themeColor="text1"/>
           <w:left w:val="single" w:sz="8" w:space="0" w:color="000000" w:themeColor="text1"/>
-          <w:bottom w:val="single" w:sz="8" w:space="0" w:color="000000" w:themeColor="text1"/>
+          <w:bottom w:val="single" w:sz="8" w:space="0" w:color="000000"/>
           <w:right w:val="single" w:sz="8" w:space="0" w:color="000000" w:themeColor="text1"/>
         </w:tcBorders>
       </w:tcPr>
@@ -4463,7 +4559,7 @@
       <w:tblBorders>
         <w:top w:val="single" w:sz="8" w:space="0" w:color="4F81BD" w:themeColor="accent1"/>
         <w:left w:val="single" w:sz="8" w:space="0" w:color="4F81BD" w:themeColor="accent1"/>
-        <w:bottom w:val="single" w:sz="8" w:space="0" w:color="4F81BD" w:themeColor="accent1"/>
+        <w:bottom w:val="single" w:sz="8" w:space="0" w:color="000000"/>
         <w:right w:val="single" w:sz="8" w:space="0" w:color="4F81BD" w:themeColor="accent1"/>
       </w:tblBorders>
       <w:tblCellMar>
@@ -4480,7 +4576,7 @@
       <w:rPr>
         <w:b/>
         <w:bCs/>
-        <w:color w:val="FFFFFF" w:themeColor="background1"/>
+        <w:color w:val="000000"/>
       </w:rPr>
       <w:tblPr/>
       <w:tcPr>
@@ -4500,7 +4596,7 @@
         <w:tcBorders>
           <w:top w:val="double" w:sz="6" w:space="0" w:color="4F81BD" w:themeColor="accent1"/>
           <w:left w:val="single" w:sz="8" w:space="0" w:color="4F81BD" w:themeColor="accent1"/>
-          <w:bottom w:val="single" w:sz="8" w:space="0" w:color="4F81BD" w:themeColor="accent1"/>
+          <w:bottom w:val="single" w:sz="8" w:space="0" w:color="000000"/>
           <w:right w:val="single" w:sz="8" w:space="0" w:color="4F81BD" w:themeColor="accent1"/>
         </w:tcBorders>
       </w:tcPr>
@@ -4523,7 +4619,7 @@
         <w:tcBorders>
           <w:top w:val="single" w:sz="8" w:space="0" w:color="4F81BD" w:themeColor="accent1"/>
           <w:left w:val="single" w:sz="8" w:space="0" w:color="4F81BD" w:themeColor="accent1"/>
-          <w:bottom w:val="single" w:sz="8" w:space="0" w:color="4F81BD" w:themeColor="accent1"/>
+          <w:bottom w:val="single" w:sz="8" w:space="0" w:color="000000"/>
           <w:right w:val="single" w:sz="8" w:space="0" w:color="4F81BD" w:themeColor="accent1"/>
         </w:tcBorders>
       </w:tcPr>
@@ -4534,7 +4630,7 @@
         <w:tcBorders>
           <w:top w:val="single" w:sz="8" w:space="0" w:color="4F81BD" w:themeColor="accent1"/>
           <w:left w:val="single" w:sz="8" w:space="0" w:color="4F81BD" w:themeColor="accent1"/>
-          <w:bottom w:val="single" w:sz="8" w:space="0" w:color="4F81BD" w:themeColor="accent1"/>
+          <w:bottom w:val="single" w:sz="8" w:space="0" w:color="000000"/>
           <w:right w:val="single" w:sz="8" w:space="0" w:color="4F81BD" w:themeColor="accent1"/>
         </w:tcBorders>
       </w:tcPr>
@@ -4555,7 +4651,7 @@
       <w:tblBorders>
         <w:top w:val="single" w:sz="8" w:space="0" w:color="C0504D" w:themeColor="accent2"/>
         <w:left w:val="single" w:sz="8" w:space="0" w:color="C0504D" w:themeColor="accent2"/>
-        <w:bottom w:val="single" w:sz="8" w:space="0" w:color="C0504D" w:themeColor="accent2"/>
+        <w:bottom w:val="single" w:sz="8" w:space="0" w:color="000000"/>
         <w:right w:val="single" w:sz="8" w:space="0" w:color="C0504D" w:themeColor="accent2"/>
       </w:tblBorders>
       <w:tblCellMar>
@@ -4572,7 +4668,7 @@
       <w:rPr>
         <w:b/>
         <w:bCs/>
-        <w:color w:val="FFFFFF" w:themeColor="background1"/>
+        <w:color w:val="000000"/>
       </w:rPr>
       <w:tblPr/>
       <w:tcPr>
@@ -4592,7 +4688,7 @@
         <w:tcBorders>
           <w:top w:val="double" w:sz="6" w:space="0" w:color="C0504D" w:themeColor="accent2"/>
           <w:left w:val="single" w:sz="8" w:space="0" w:color="C0504D" w:themeColor="accent2"/>
-          <w:bottom w:val="single" w:sz="8" w:space="0" w:color="C0504D" w:themeColor="accent2"/>
+          <w:bottom w:val="single" w:sz="8" w:space="0" w:color="000000"/>
           <w:right w:val="single" w:sz="8" w:space="0" w:color="C0504D" w:themeColor="accent2"/>
         </w:tcBorders>
       </w:tcPr>
@@ -4615,7 +4711,7 @@
         <w:tcBorders>
           <w:top w:val="single" w:sz="8" w:space="0" w:color="C0504D" w:themeColor="accent2"/>
           <w:left w:val="single" w:sz="8" w:space="0" w:color="C0504D" w:themeColor="accent2"/>
-          <w:bottom w:val="single" w:sz="8" w:space="0" w:color="C0504D" w:themeColor="accent2"/>
+          <w:bottom w:val="single" w:sz="8" w:space="0" w:color="000000"/>
           <w:right w:val="single" w:sz="8" w:space="0" w:color="C0504D" w:themeColor="accent2"/>
         </w:tcBorders>
       </w:tcPr>
@@ -4626,7 +4722,7 @@
         <w:tcBorders>
           <w:top w:val="single" w:sz="8" w:space="0" w:color="C0504D" w:themeColor="accent2"/>
           <w:left w:val="single" w:sz="8" w:space="0" w:color="C0504D" w:themeColor="accent2"/>
-          <w:bottom w:val="single" w:sz="8" w:space="0" w:color="C0504D" w:themeColor="accent2"/>
+          <w:bottom w:val="single" w:sz="8" w:space="0" w:color="000000"/>
           <w:right w:val="single" w:sz="8" w:space="0" w:color="C0504D" w:themeColor="accent2"/>
         </w:tcBorders>
       </w:tcPr>
@@ -4647,7 +4743,7 @@
       <w:tblBorders>
         <w:top w:val="single" w:sz="8" w:space="0" w:color="9BBB59" w:themeColor="accent3"/>
         <w:left w:val="single" w:sz="8" w:space="0" w:color="9BBB59" w:themeColor="accent3"/>
-        <w:bottom w:val="single" w:sz="8" w:space="0" w:color="9BBB59" w:themeColor="accent3"/>
+        <w:bottom w:val="single" w:sz="8" w:space="0" w:color="000000"/>
         <w:right w:val="single" w:sz="8" w:space="0" w:color="9BBB59" w:themeColor="accent3"/>
       </w:tblBorders>
       <w:tblCellMar>
@@ -4664,7 +4760,7 @@
       <w:rPr>
         <w:b/>
         <w:bCs/>
-        <w:color w:val="FFFFFF" w:themeColor="background1"/>
+        <w:color w:val="000000"/>
       </w:rPr>
       <w:tblPr/>
       <w:tcPr>
@@ -4684,7 +4780,7 @@
         <w:tcBorders>
           <w:top w:val="double" w:sz="6" w:space="0" w:color="9BBB59" w:themeColor="accent3"/>
           <w:left w:val="single" w:sz="8" w:space="0" w:color="9BBB59" w:themeColor="accent3"/>
-          <w:bottom w:val="single" w:sz="8" w:space="0" w:color="9BBB59" w:themeColor="accent3"/>
+          <w:bottom w:val="single" w:sz="8" w:space="0" w:color="000000"/>
           <w:right w:val="single" w:sz="8" w:space="0" w:color="9BBB59" w:themeColor="accent3"/>
         </w:tcBorders>
       </w:tcPr>
@@ -4707,7 +4803,7 @@
         <w:tcBorders>
           <w:top w:val="single" w:sz="8" w:space="0" w:color="9BBB59" w:themeColor="accent3"/>
           <w:left w:val="single" w:sz="8" w:space="0" w:color="9BBB59" w:themeColor="accent3"/>
-          <w:bottom w:val="single" w:sz="8" w:space="0" w:color="9BBB59" w:themeColor="accent3"/>
+          <w:bottom w:val="single" w:sz="8" w:space="0" w:color="000000"/>
           <w:right w:val="single" w:sz="8" w:space="0" w:color="9BBB59" w:themeColor="accent3"/>
         </w:tcBorders>
       </w:tcPr>
@@ -4718,7 +4814,7 @@
         <w:tcBorders>
           <w:top w:val="single" w:sz="8" w:space="0" w:color="9BBB59" w:themeColor="accent3"/>
           <w:left w:val="single" w:sz="8" w:space="0" w:color="9BBB59" w:themeColor="accent3"/>
-          <w:bottom w:val="single" w:sz="8" w:space="0" w:color="9BBB59" w:themeColor="accent3"/>
+          <w:bottom w:val="single" w:sz="8" w:space="0" w:color="000000"/>
           <w:right w:val="single" w:sz="8" w:space="0" w:color="9BBB59" w:themeColor="accent3"/>
         </w:tcBorders>
       </w:tcPr>
@@ -4739,7 +4835,7 @@
       <w:tblBorders>
         <w:top w:val="single" w:sz="8" w:space="0" w:color="8064A2" w:themeColor="accent4"/>
         <w:left w:val="single" w:sz="8" w:space="0" w:color="8064A2" w:themeColor="accent4"/>
-        <w:bottom w:val="single" w:sz="8" w:space="0" w:color="8064A2" w:themeColor="accent4"/>
+        <w:bottom w:val="single" w:sz="8" w:space="0" w:color="000000"/>
         <w:right w:val="single" w:sz="8" w:space="0" w:color="8064A2" w:themeColor="accent4"/>
       </w:tblBorders>
       <w:tblCellMar>
@@ -4756,7 +4852,7 @@
       <w:rPr>
         <w:b/>
         <w:bCs/>
-        <w:color w:val="FFFFFF" w:themeColor="background1"/>
+        <w:color w:val="000000"/>
       </w:rPr>
       <w:tblPr/>
       <w:tcPr>
@@ -4776,7 +4872,7 @@
         <w:tcBorders>
           <w:top w:val="double" w:sz="6" w:space="0" w:color="8064A2" w:themeColor="accent4"/>
           <w:left w:val="single" w:sz="8" w:space="0" w:color="8064A2" w:themeColor="accent4"/>
-          <w:bottom w:val="single" w:sz="8" w:space="0" w:color="8064A2" w:themeColor="accent4"/>
+          <w:bottom w:val="single" w:sz="8" w:space="0" w:color="000000"/>
           <w:right w:val="single" w:sz="8" w:space="0" w:color="8064A2" w:themeColor="accent4"/>
         </w:tcBorders>
       </w:tcPr>
@@ -4799,7 +4895,7 @@
         <w:tcBorders>
           <w:top w:val="single" w:sz="8" w:space="0" w:color="8064A2" w:themeColor="accent4"/>
           <w:left w:val="single" w:sz="8" w:space="0" w:color="8064A2" w:themeColor="accent4"/>
-          <w:bottom w:val="single" w:sz="8" w:space="0" w:color="8064A2" w:themeColor="accent4"/>
+          <w:bottom w:val="single" w:sz="8" w:space="0" w:color="000000"/>
           <w:right w:val="single" w:sz="8" w:space="0" w:color="8064A2" w:themeColor="accent4"/>
         </w:tcBorders>
       </w:tcPr>
@@ -4810,7 +4906,7 @@
         <w:tcBorders>
           <w:top w:val="single" w:sz="8" w:space="0" w:color="8064A2" w:themeColor="accent4"/>
           <w:left w:val="single" w:sz="8" w:space="0" w:color="8064A2" w:themeColor="accent4"/>
-          <w:bottom w:val="single" w:sz="8" w:space="0" w:color="8064A2" w:themeColor="accent4"/>
+          <w:bottom w:val="single" w:sz="8" w:space="0" w:color="000000"/>
           <w:right w:val="single" w:sz="8" w:space="0" w:color="8064A2" w:themeColor="accent4"/>
         </w:tcBorders>
       </w:tcPr>
@@ -4831,7 +4927,7 @@
       <w:tblBorders>
         <w:top w:val="single" w:sz="8" w:space="0" w:color="4BACC6" w:themeColor="accent5"/>
         <w:left w:val="single" w:sz="8" w:space="0" w:color="4BACC6" w:themeColor="accent5"/>
-        <w:bottom w:val="single" w:sz="8" w:space="0" w:color="4BACC6" w:themeColor="accent5"/>
+        <w:bottom w:val="single" w:sz="8" w:space="0" w:color="000000"/>
         <w:right w:val="single" w:sz="8" w:space="0" w:color="4BACC6" w:themeColor="accent5"/>
       </w:tblBorders>
       <w:tblCellMar>
@@ -4848,7 +4944,7 @@
       <w:rPr>
         <w:b/>
         <w:bCs/>
-        <w:color w:val="FFFFFF" w:themeColor="background1"/>
+        <w:color w:val="000000"/>
       </w:rPr>
       <w:tblPr/>
       <w:tcPr>
@@ -4868,7 +4964,7 @@
         <w:tcBorders>
           <w:top w:val="double" w:sz="6" w:space="0" w:color="4BACC6" w:themeColor="accent5"/>
           <w:left w:val="single" w:sz="8" w:space="0" w:color="4BACC6" w:themeColor="accent5"/>
-          <w:bottom w:val="single" w:sz="8" w:space="0" w:color="4BACC6" w:themeColor="accent5"/>
+          <w:bottom w:val="single" w:sz="8" w:space="0" w:color="000000"/>
           <w:right w:val="single" w:sz="8" w:space="0" w:color="4BACC6" w:themeColor="accent5"/>
         </w:tcBorders>
       </w:tcPr>
@@ -4891,7 +4987,7 @@
         <w:tcBorders>
           <w:top w:val="single" w:sz="8" w:space="0" w:color="4BACC6" w:themeColor="accent5"/>
           <w:left w:val="single" w:sz="8" w:space="0" w:color="4BACC6" w:themeColor="accent5"/>
-          <w:bottom w:val="single" w:sz="8" w:space="0" w:color="4BACC6" w:themeColor="accent5"/>
+          <w:bottom w:val="single" w:sz="8" w:space="0" w:color="000000"/>
           <w:right w:val="single" w:sz="8" w:space="0" w:color="4BACC6" w:themeColor="accent5"/>
         </w:tcBorders>
       </w:tcPr>
@@ -4902,7 +4998,7 @@
         <w:tcBorders>
           <w:top w:val="single" w:sz="8" w:space="0" w:color="4BACC6" w:themeColor="accent5"/>
           <w:left w:val="single" w:sz="8" w:space="0" w:color="4BACC6" w:themeColor="accent5"/>
-          <w:bottom w:val="single" w:sz="8" w:space="0" w:color="4BACC6" w:themeColor="accent5"/>
+          <w:bottom w:val="single" w:sz="8" w:space="0" w:color="000000"/>
           <w:right w:val="single" w:sz="8" w:space="0" w:color="4BACC6" w:themeColor="accent5"/>
         </w:tcBorders>
       </w:tcPr>
@@ -4923,7 +5019,7 @@
       <w:tblBorders>
         <w:top w:val="single" w:sz="8" w:space="0" w:color="F79646" w:themeColor="accent6"/>
         <w:left w:val="single" w:sz="8" w:space="0" w:color="F79646" w:themeColor="accent6"/>
-        <w:bottom w:val="single" w:sz="8" w:space="0" w:color="F79646" w:themeColor="accent6"/>
+        <w:bottom w:val="single" w:sz="8" w:space="0" w:color="000000"/>
         <w:right w:val="single" w:sz="8" w:space="0" w:color="F79646" w:themeColor="accent6"/>
       </w:tblBorders>
       <w:tblCellMar>
@@ -4940,7 +5036,7 @@
       <w:rPr>
         <w:b/>
         <w:bCs/>
-        <w:color w:val="FFFFFF" w:themeColor="background1"/>
+        <w:color w:val="000000"/>
       </w:rPr>
       <w:tblPr/>
       <w:tcPr>
@@ -4960,7 +5056,7 @@
         <w:tcBorders>
           <w:top w:val="double" w:sz="6" w:space="0" w:color="F79646" w:themeColor="accent6"/>
           <w:left w:val="single" w:sz="8" w:space="0" w:color="F79646" w:themeColor="accent6"/>
-          <w:bottom w:val="single" w:sz="8" w:space="0" w:color="F79646" w:themeColor="accent6"/>
+          <w:bottom w:val="single" w:sz="8" w:space="0" w:color="000000"/>
           <w:right w:val="single" w:sz="8" w:space="0" w:color="F79646" w:themeColor="accent6"/>
         </w:tcBorders>
       </w:tcPr>
@@ -4983,7 +5079,7 @@
         <w:tcBorders>
           <w:top w:val="single" w:sz="8" w:space="0" w:color="F79646" w:themeColor="accent6"/>
           <w:left w:val="single" w:sz="8" w:space="0" w:color="F79646" w:themeColor="accent6"/>
-          <w:bottom w:val="single" w:sz="8" w:space="0" w:color="F79646" w:themeColor="accent6"/>
+          <w:bottom w:val="single" w:sz="8" w:space="0" w:color="000000"/>
           <w:right w:val="single" w:sz="8" w:space="0" w:color="F79646" w:themeColor="accent6"/>
         </w:tcBorders>
       </w:tcPr>
@@ -4994,7 +5090,7 @@
         <w:tcBorders>
           <w:top w:val="single" w:sz="8" w:space="0" w:color="F79646" w:themeColor="accent6"/>
           <w:left w:val="single" w:sz="8" w:space="0" w:color="F79646" w:themeColor="accent6"/>
-          <w:bottom w:val="single" w:sz="8" w:space="0" w:color="F79646" w:themeColor="accent6"/>
+          <w:bottom w:val="single" w:sz="8" w:space="0" w:color="000000"/>
           <w:right w:val="single" w:sz="8" w:space="0" w:color="F79646" w:themeColor="accent6"/>
         </w:tcBorders>
       </w:tcPr>
@@ -5015,7 +5111,7 @@
       <w:tblBorders>
         <w:top w:val="single" w:sz="8" w:space="0" w:color="000000" w:themeColor="text1"/>
         <w:left w:val="single" w:sz="8" w:space="0" w:color="000000" w:themeColor="text1"/>
-        <w:bottom w:val="single" w:sz="8" w:space="0" w:color="000000" w:themeColor="text1"/>
+        <w:bottom w:val="single" w:sz="8" w:space="0" w:color="000000"/>
         <w:right w:val="single" w:sz="8" w:space="0" w:color="000000" w:themeColor="text1"/>
         <w:insideH w:val="single" w:sz="8" w:space="0" w:color="000000" w:themeColor="text1"/>
         <w:insideV w:val="single" w:sz="8" w:space="0" w:color="000000" w:themeColor="text1"/>
@@ -5041,7 +5137,7 @@
         <w:tcBorders>
           <w:top w:val="single" w:sz="8" w:space="0" w:color="000000" w:themeColor="text1"/>
           <w:left w:val="single" w:sz="8" w:space="0" w:color="000000" w:themeColor="text1"/>
-          <w:bottom w:val="single" w:sz="18" w:space="0" w:color="000000" w:themeColor="text1"/>
+          <w:bottom w:val="single" w:sz="18" w:space="0" w:color="000000"/>
           <w:right w:val="single" w:sz="8" w:space="0" w:color="000000" w:themeColor="text1"/>
           <w:insideH w:val="nil"/>
           <w:insideV w:val="single" w:sz="8" w:space="0" w:color="000000" w:themeColor="text1"/>
@@ -5062,7 +5158,7 @@
         <w:tcBorders>
           <w:top w:val="double" w:sz="6" w:space="0" w:color="000000" w:themeColor="text1"/>
           <w:left w:val="single" w:sz="8" w:space="0" w:color="000000" w:themeColor="text1"/>
-          <w:bottom w:val="single" w:sz="8" w:space="0" w:color="000000" w:themeColor="text1"/>
+          <w:bottom w:val="single" w:sz="8" w:space="0" w:color="000000"/>
           <w:right w:val="single" w:sz="8" w:space="0" w:color="000000" w:themeColor="text1"/>
           <w:insideH w:val="nil"/>
           <w:insideV w:val="single" w:sz="8" w:space="0" w:color="000000" w:themeColor="text1"/>
@@ -5087,7 +5183,7 @@
         <w:tcBorders>
           <w:top w:val="single" w:sz="8" w:space="0" w:color="000000" w:themeColor="text1"/>
           <w:left w:val="single" w:sz="8" w:space="0" w:color="000000" w:themeColor="text1"/>
-          <w:bottom w:val="single" w:sz="8" w:space="0" w:color="000000" w:themeColor="text1"/>
+          <w:bottom w:val="single" w:sz="8" w:space="0" w:color="000000"/>
           <w:right w:val="single" w:sz="8" w:space="0" w:color="000000" w:themeColor="text1"/>
         </w:tcBorders>
       </w:tcPr>
@@ -5098,7 +5194,7 @@
         <w:tcBorders>
           <w:top w:val="single" w:sz="8" w:space="0" w:color="000000" w:themeColor="text1"/>
           <w:left w:val="single" w:sz="8" w:space="0" w:color="000000" w:themeColor="text1"/>
-          <w:bottom w:val="single" w:sz="8" w:space="0" w:color="000000" w:themeColor="text1"/>
+          <w:bottom w:val="single" w:sz="8" w:space="0" w:color="000000"/>
           <w:right w:val="single" w:sz="8" w:space="0" w:color="000000" w:themeColor="text1"/>
         </w:tcBorders>
         <w:shd w:val="clear" w:color="auto" w:fill="C0C0C0" w:themeFill="text1" w:themeFillTint="3F"/>
@@ -5110,7 +5206,7 @@
         <w:tcBorders>
           <w:top w:val="single" w:sz="8" w:space="0" w:color="000000" w:themeColor="text1"/>
           <w:left w:val="single" w:sz="8" w:space="0" w:color="000000" w:themeColor="text1"/>
-          <w:bottom w:val="single" w:sz="8" w:space="0" w:color="000000" w:themeColor="text1"/>
+          <w:bottom w:val="single" w:sz="8" w:space="0" w:color="000000"/>
           <w:right w:val="single" w:sz="8" w:space="0" w:color="000000" w:themeColor="text1"/>
           <w:insideV w:val="single" w:sz="8" w:space="0" w:color="000000" w:themeColor="text1"/>
         </w:tcBorders>
@@ -5123,7 +5219,7 @@
         <w:tcBorders>
           <w:top w:val="single" w:sz="8" w:space="0" w:color="000000" w:themeColor="text1"/>
           <w:left w:val="single" w:sz="8" w:space="0" w:color="000000" w:themeColor="text1"/>
-          <w:bottom w:val="single" w:sz="8" w:space="0" w:color="000000" w:themeColor="text1"/>
+          <w:bottom w:val="single" w:sz="8" w:space="0" w:color="000000"/>
           <w:right w:val="single" w:sz="8" w:space="0" w:color="000000" w:themeColor="text1"/>
           <w:insideV w:val="single" w:sz="8" w:space="0" w:color="000000" w:themeColor="text1"/>
         </w:tcBorders>
@@ -5145,7 +5241,7 @@
       <w:tblBorders>
         <w:top w:val="single" w:sz="8" w:space="0" w:color="4F81BD" w:themeColor="accent1"/>
         <w:left w:val="single" w:sz="8" w:space="0" w:color="4F81BD" w:themeColor="accent1"/>
-        <w:bottom w:val="single" w:sz="8" w:space="0" w:color="4F81BD" w:themeColor="accent1"/>
+        <w:bottom w:val="single" w:sz="8" w:space="0" w:color="000000"/>
         <w:right w:val="single" w:sz="8" w:space="0" w:color="4F81BD" w:themeColor="accent1"/>
         <w:insideH w:val="single" w:sz="8" w:space="0" w:color="4F81BD" w:themeColor="accent1"/>
         <w:insideV w:val="single" w:sz="8" w:space="0" w:color="4F81BD" w:themeColor="accent1"/>
@@ -5171,7 +5267,7 @@
         <w:tcBorders>
           <w:top w:val="single" w:sz="8" w:space="0" w:color="4F81BD" w:themeColor="accent1"/>
           <w:left w:val="single" w:sz="8" w:space="0" w:color="4F81BD" w:themeColor="accent1"/>
-          <w:bottom w:val="single" w:sz="18" w:space="0" w:color="4F81BD" w:themeColor="accent1"/>
+          <w:bottom w:val="single" w:sz="18" w:space="0" w:color="000000"/>
           <w:right w:val="single" w:sz="8" w:space="0" w:color="4F81BD" w:themeColor="accent1"/>
           <w:insideH w:val="nil"/>
           <w:insideV w:val="single" w:sz="8" w:space="0" w:color="4F81BD" w:themeColor="accent1"/>
@@ -5192,7 +5288,7 @@
         <w:tcBorders>
           <w:top w:val="double" w:sz="6" w:space="0" w:color="4F81BD" w:themeColor="accent1"/>
           <w:left w:val="single" w:sz="8" w:space="0" w:color="4F81BD" w:themeColor="accent1"/>
-          <w:bottom w:val="single" w:sz="8" w:space="0" w:color="4F81BD" w:themeColor="accent1"/>
+          <w:bottom w:val="single" w:sz="8" w:space="0" w:color="000000"/>
           <w:right w:val="single" w:sz="8" w:space="0" w:color="4F81BD" w:themeColor="accent1"/>
           <w:insideH w:val="nil"/>
           <w:insideV w:val="single" w:sz="8" w:space="0" w:color="4F81BD" w:themeColor="accent1"/>
@@ -5217,7 +5313,7 @@
         <w:tcBorders>
           <w:top w:val="single" w:sz="8" w:space="0" w:color="4F81BD" w:themeColor="accent1"/>
           <w:left w:val="single" w:sz="8" w:space="0" w:color="4F81BD" w:themeColor="accent1"/>
-          <w:bottom w:val="single" w:sz="8" w:space="0" w:color="4F81BD" w:themeColor="accent1"/>
+          <w:bottom w:val="single" w:sz="8" w:space="0" w:color="000000"/>
           <w:right w:val="single" w:sz="8" w:space="0" w:color="4F81BD" w:themeColor="accent1"/>
         </w:tcBorders>
       </w:tcPr>
@@ -5228,7 +5324,7 @@
         <w:tcBorders>
           <w:top w:val="single" w:sz="8" w:space="0" w:color="4F81BD" w:themeColor="accent1"/>
           <w:left w:val="single" w:sz="8" w:space="0" w:color="4F81BD" w:themeColor="accent1"/>
-          <w:bottom w:val="single" w:sz="8" w:space="0" w:color="4F81BD" w:themeColor="accent1"/>
+          <w:bottom w:val="single" w:sz="8" w:space="0" w:color="000000"/>
           <w:right w:val="single" w:sz="8" w:space="0" w:color="4F81BD" w:themeColor="accent1"/>
         </w:tcBorders>
         <w:shd w:val="clear" w:color="auto" w:fill="D3DFEE" w:themeFill="accent1" w:themeFillTint="3F"/>
@@ -5240,7 +5336,7 @@
         <w:tcBorders>
           <w:top w:val="single" w:sz="8" w:space="0" w:color="4F81BD" w:themeColor="accent1"/>
           <w:left w:val="single" w:sz="8" w:space="0" w:color="4F81BD" w:themeColor="accent1"/>
-          <w:bottom w:val="single" w:sz="8" w:space="0" w:color="4F81BD" w:themeColor="accent1"/>
+          <w:bottom w:val="single" w:sz="8" w:space="0" w:color="000000"/>
           <w:right w:val="single" w:sz="8" w:space="0" w:color="4F81BD" w:themeColor="accent1"/>
           <w:insideV w:val="single" w:sz="8" w:space="0" w:color="4F81BD" w:themeColor="accent1"/>
         </w:tcBorders>
@@ -5253,7 +5349,7 @@
         <w:tcBorders>
           <w:top w:val="single" w:sz="8" w:space="0" w:color="4F81BD" w:themeColor="accent1"/>
           <w:left w:val="single" w:sz="8" w:space="0" w:color="4F81BD" w:themeColor="accent1"/>
-          <w:bottom w:val="single" w:sz="8" w:space="0" w:color="4F81BD" w:themeColor="accent1"/>
+          <w:bottom w:val="single" w:sz="8" w:space="0" w:color="000000"/>
           <w:right w:val="single" w:sz="8" w:space="0" w:color="4F81BD" w:themeColor="accent1"/>
           <w:insideV w:val="single" w:sz="8" w:space="0" w:color="4F81BD" w:themeColor="accent1"/>
         </w:tcBorders>
@@ -5275,7 +5371,7 @@
       <w:tblBorders>
         <w:top w:val="single" w:sz="8" w:space="0" w:color="C0504D" w:themeColor="accent2"/>
         <w:left w:val="single" w:sz="8" w:space="0" w:color="C0504D" w:themeColor="accent2"/>
-        <w:bottom w:val="single" w:sz="8" w:space="0" w:color="C0504D" w:themeColor="accent2"/>
+        <w:bottom w:val="single" w:sz="8" w:space="0" w:color="000000"/>
         <w:right w:val="single" w:sz="8" w:space="0" w:color="C0504D" w:themeColor="accent2"/>
         <w:insideH w:val="single" w:sz="8" w:space="0" w:color="C0504D" w:themeColor="accent2"/>
         <w:insideV w:val="single" w:sz="8" w:space="0" w:color="C0504D" w:themeColor="accent2"/>
@@ -5301,7 +5397,7 @@
         <w:tcBorders>
           <w:top w:val="single" w:sz="8" w:space="0" w:color="C0504D" w:themeColor="accent2"/>
           <w:left w:val="single" w:sz="8" w:space="0" w:color="C0504D" w:themeColor="accent2"/>
-          <w:bottom w:val="single" w:sz="18" w:space="0" w:color="C0504D" w:themeColor="accent2"/>
+          <w:bottom w:val="single" w:sz="18" w:space="0" w:color="000000"/>
           <w:right w:val="single" w:sz="8" w:space="0" w:color="C0504D" w:themeColor="accent2"/>
           <w:insideH w:val="nil"/>
           <w:insideV w:val="single" w:sz="8" w:space="0" w:color="C0504D" w:themeColor="accent2"/>
@@ -5322,7 +5418,7 @@
         <w:tcBorders>
           <w:top w:val="double" w:sz="6" w:space="0" w:color="C0504D" w:themeColor="accent2"/>
           <w:left w:val="single" w:sz="8" w:space="0" w:color="C0504D" w:themeColor="accent2"/>
-          <w:bottom w:val="single" w:sz="8" w:space="0" w:color="C0504D" w:themeColor="accent2"/>
+          <w:bottom w:val="single" w:sz="8" w:space="0" w:color="000000"/>
           <w:right w:val="single" w:sz="8" w:space="0" w:color="C0504D" w:themeColor="accent2"/>
           <w:insideH w:val="nil"/>
           <w:insideV w:val="single" w:sz="8" w:space="0" w:color="C0504D" w:themeColor="accent2"/>
@@ -5347,7 +5443,7 @@
         <w:tcBorders>
           <w:top w:val="single" w:sz="8" w:space="0" w:color="C0504D" w:themeColor="accent2"/>
           <w:left w:val="single" w:sz="8" w:space="0" w:color="C0504D" w:themeColor="accent2"/>
-          <w:bottom w:val="single" w:sz="8" w:space="0" w:color="C0504D" w:themeColor="accent2"/>
+          <w:bottom w:val="single" w:sz="8" w:space="0" w:color="000000"/>
           <w:right w:val="single" w:sz="8" w:space="0" w:color="C0504D" w:themeColor="accent2"/>
         </w:tcBorders>
       </w:tcPr>
@@ -5358,7 +5454,7 @@
         <w:tcBorders>
           <w:top w:val="single" w:sz="8" w:space="0" w:color="C0504D" w:themeColor="accent2"/>
           <w:left w:val="single" w:sz="8" w:space="0" w:color="C0504D" w:themeColor="accent2"/>
-          <w:bottom w:val="single" w:sz="8" w:space="0" w:color="C0504D" w:themeColor="accent2"/>
+          <w:bottom w:val="single" w:sz="8" w:space="0" w:color="000000"/>
           <w:right w:val="single" w:sz="8" w:space="0" w:color="C0504D" w:themeColor="accent2"/>
         </w:tcBorders>
         <w:shd w:val="clear" w:color="auto" w:fill="EFD3D2" w:themeFill="accent2" w:themeFillTint="3F"/>
@@ -5370,7 +5466,7 @@
         <w:tcBorders>
           <w:top w:val="single" w:sz="8" w:space="0" w:color="C0504D" w:themeColor="accent2"/>
           <w:left w:val="single" w:sz="8" w:space="0" w:color="C0504D" w:themeColor="accent2"/>
-          <w:bottom w:val="single" w:sz="8" w:space="0" w:color="C0504D" w:themeColor="accent2"/>
+          <w:bottom w:val="single" w:sz="8" w:space="0" w:color="000000"/>
           <w:right w:val="single" w:sz="8" w:space="0" w:color="C0504D" w:themeColor="accent2"/>
           <w:insideV w:val="single" w:sz="8" w:space="0" w:color="C0504D" w:themeColor="accent2"/>
         </w:tcBorders>
@@ -5383,7 +5479,7 @@
         <w:tcBorders>
           <w:top w:val="single" w:sz="8" w:space="0" w:color="C0504D" w:themeColor="accent2"/>
           <w:left w:val="single" w:sz="8" w:space="0" w:color="C0504D" w:themeColor="accent2"/>
-          <w:bottom w:val="single" w:sz="8" w:space="0" w:color="C0504D" w:themeColor="accent2"/>
+          <w:bottom w:val="single" w:sz="8" w:space="0" w:color="000000"/>
           <w:right w:val="single" w:sz="8" w:space="0" w:color="C0504D" w:themeColor="accent2"/>
           <w:insideV w:val="single" w:sz="8" w:space="0" w:color="C0504D" w:themeColor="accent2"/>
         </w:tcBorders>
@@ -5405,7 +5501,7 @@
       <w:tblBorders>
         <w:top w:val="single" w:sz="8" w:space="0" w:color="9BBB59" w:themeColor="accent3"/>
         <w:left w:val="single" w:sz="8" w:space="0" w:color="9BBB59" w:themeColor="accent3"/>
-        <w:bottom w:val="single" w:sz="8" w:space="0" w:color="9BBB59" w:themeColor="accent3"/>
+        <w:bottom w:val="single" w:sz="8" w:space="0" w:color="000000"/>
         <w:right w:val="single" w:sz="8" w:space="0" w:color="9BBB59" w:themeColor="accent3"/>
         <w:insideH w:val="single" w:sz="8" w:space="0" w:color="9BBB59" w:themeColor="accent3"/>
         <w:insideV w:val="single" w:sz="8" w:space="0" w:color="9BBB59" w:themeColor="accent3"/>
@@ -5431,7 +5527,7 @@
         <w:tcBorders>
           <w:top w:val="single" w:sz="8" w:space="0" w:color="9BBB59" w:themeColor="accent3"/>
           <w:left w:val="single" w:sz="8" w:space="0" w:color="9BBB59" w:themeColor="accent3"/>
-          <w:bottom w:val="single" w:sz="18" w:space="0" w:color="9BBB59" w:themeColor="accent3"/>
+          <w:bottom w:val="single" w:sz="18" w:space="0" w:color="000000"/>
           <w:right w:val="single" w:sz="8" w:space="0" w:color="9BBB59" w:themeColor="accent3"/>
           <w:insideH w:val="nil"/>
           <w:insideV w:val="single" w:sz="8" w:space="0" w:color="9BBB59" w:themeColor="accent3"/>
@@ -5452,7 +5548,7 @@
         <w:tcBorders>
           <w:top w:val="double" w:sz="6" w:space="0" w:color="9BBB59" w:themeColor="accent3"/>
           <w:left w:val="single" w:sz="8" w:space="0" w:color="9BBB59" w:themeColor="accent3"/>
-          <w:bottom w:val="single" w:sz="8" w:space="0" w:color="9BBB59" w:themeColor="accent3"/>
+          <w:bottom w:val="single" w:sz="8" w:space="0" w:color="000000"/>
           <w:right w:val="single" w:sz="8" w:space="0" w:color="9BBB59" w:themeColor="accent3"/>
           <w:insideH w:val="nil"/>
           <w:insideV w:val="single" w:sz="8" w:space="0" w:color="9BBB59" w:themeColor="accent3"/>
@@ -5477,7 +5573,7 @@
         <w:tcBorders>
           <w:top w:val="single" w:sz="8" w:space="0" w:color="9BBB59" w:themeColor="accent3"/>
           <w:left w:val="single" w:sz="8" w:space="0" w:color="9BBB59" w:themeColor="accent3"/>
-          <w:bottom w:val="single" w:sz="8" w:space="0" w:color="9BBB59" w:themeColor="accent3"/>
+          <w:bottom w:val="single" w:sz="8" w:space="0" w:color="000000"/>
           <w:right w:val="single" w:sz="8" w:space="0" w:color="9BBB59" w:themeColor="accent3"/>
         </w:tcBorders>
       </w:tcPr>
@@ -5488,7 +5584,7 @@
         <w:tcBorders>
           <w:top w:val="single" w:sz="8" w:space="0" w:color="9BBB59" w:themeColor="accent3"/>
           <w:left w:val="single" w:sz="8" w:space="0" w:color="9BBB59" w:themeColor="accent3"/>
-          <w:bottom w:val="single" w:sz="8" w:space="0" w:color="9BBB59" w:themeColor="accent3"/>
+          <w:bottom w:val="single" w:sz="8" w:space="0" w:color="000000"/>
           <w:right w:val="single" w:sz="8" w:space="0" w:color="9BBB59" w:themeColor="accent3"/>
         </w:tcBorders>
         <w:shd w:val="clear" w:color="auto" w:fill="E6EED5" w:themeFill="accent3" w:themeFillTint="3F"/>
@@ -5500,7 +5596,7 @@
         <w:tcBorders>
           <w:top w:val="single" w:sz="8" w:space="0" w:color="9BBB59" w:themeColor="accent3"/>
           <w:left w:val="single" w:sz="8" w:space="0" w:color="9BBB59" w:themeColor="accent3"/>
-          <w:bottom w:val="single" w:sz="8" w:space="0" w:color="9BBB59" w:themeColor="accent3"/>
+          <w:bottom w:val="single" w:sz="8" w:space="0" w:color="000000"/>
           <w:right w:val="single" w:sz="8" w:space="0" w:color="9BBB59" w:themeColor="accent3"/>
           <w:insideV w:val="single" w:sz="8" w:space="0" w:color="9BBB59" w:themeColor="accent3"/>
         </w:tcBorders>
@@ -5513,7 +5609,7 @@
         <w:tcBorders>
           <w:top w:val="single" w:sz="8" w:space="0" w:color="9BBB59" w:themeColor="accent3"/>
           <w:left w:val="single" w:sz="8" w:space="0" w:color="9BBB59" w:themeColor="accent3"/>
-          <w:bottom w:val="single" w:sz="8" w:space="0" w:color="9BBB59" w:themeColor="accent3"/>
+          <w:bottom w:val="single" w:sz="8" w:space="0" w:color="000000"/>
           <w:right w:val="single" w:sz="8" w:space="0" w:color="9BBB59" w:themeColor="accent3"/>
           <w:insideV w:val="single" w:sz="8" w:space="0" w:color="9BBB59" w:themeColor="accent3"/>
         </w:tcBorders>
@@ -5535,7 +5631,7 @@
       <w:tblBorders>
         <w:top w:val="single" w:sz="8" w:space="0" w:color="8064A2" w:themeColor="accent4"/>
         <w:left w:val="single" w:sz="8" w:space="0" w:color="8064A2" w:themeColor="accent4"/>
-        <w:bottom w:val="single" w:sz="8" w:space="0" w:color="8064A2" w:themeColor="accent4"/>
+        <w:bottom w:val="single" w:sz="8" w:space="0" w:color="000000"/>
         <w:right w:val="single" w:sz="8" w:space="0" w:color="8064A2" w:themeColor="accent4"/>
         <w:insideH w:val="single" w:sz="8" w:space="0" w:color="8064A2" w:themeColor="accent4"/>
         <w:insideV w:val="single" w:sz="8" w:space="0" w:color="8064A2" w:themeColor="accent4"/>
@@ -5561,7 +5657,7 @@
         <w:tcBorders>
           <w:top w:val="single" w:sz="8" w:space="0" w:color="8064A2" w:themeColor="accent4"/>
           <w:left w:val="single" w:sz="8" w:space="0" w:color="8064A2" w:themeColor="accent4"/>
-          <w:bottom w:val="single" w:sz="18" w:space="0" w:color="8064A2" w:themeColor="accent4"/>
+          <w:bottom w:val="single" w:sz="18" w:space="0" w:color="000000"/>
           <w:right w:val="single" w:sz="8" w:space="0" w:color="8064A2" w:themeColor="accent4"/>
           <w:insideH w:val="nil"/>
           <w:insideV w:val="single" w:sz="8" w:space="0" w:color="8064A2" w:themeColor="accent4"/>
@@ -5582,7 +5678,7 @@
         <w:tcBorders>
           <w:top w:val="double" w:sz="6" w:space="0" w:color="8064A2" w:themeColor="accent4"/>
           <w:left w:val="single" w:sz="8" w:space="0" w:color="8064A2" w:themeColor="accent4"/>
-          <w:bottom w:val="single" w:sz="8" w:space="0" w:color="8064A2" w:themeColor="accent4"/>
+          <w:bottom w:val="single" w:sz="8" w:space="0" w:color="000000"/>
           <w:right w:val="single" w:sz="8" w:space="0" w:color="8064A2" w:themeColor="accent4"/>
           <w:insideH w:val="nil"/>
           <w:insideV w:val="single" w:sz="8" w:space="0" w:color="8064A2" w:themeColor="accent4"/>
@@ -5607,7 +5703,7 @@
         <w:tcBorders>
           <w:top w:val="single" w:sz="8" w:space="0" w:color="8064A2" w:themeColor="accent4"/>
           <w:left w:val="single" w:sz="8" w:space="0" w:color="8064A2" w:themeColor="accent4"/>
-          <w:bottom w:val="single" w:sz="8" w:space="0" w:color="8064A2" w:themeColor="accent4"/>
+          <w:bottom w:val="single" w:sz="8" w:space="0" w:color="000000"/>
           <w:right w:val="single" w:sz="8" w:space="0" w:color="8064A2" w:themeColor="accent4"/>
         </w:tcBorders>
       </w:tcPr>
@@ -5618,7 +5714,7 @@
         <w:tcBorders>
           <w:top w:val="single" w:sz="8" w:space="0" w:color="8064A2" w:themeColor="accent4"/>
           <w:left w:val="single" w:sz="8" w:space="0" w:color="8064A2" w:themeColor="accent4"/>
-          <w:bottom w:val="single" w:sz="8" w:space="0" w:color="8064A2" w:themeColor="accent4"/>
+          <w:bottom w:val="single" w:sz="8" w:space="0" w:color="000000"/>
           <w:right w:val="single" w:sz="8" w:space="0" w:color="8064A2" w:themeColor="accent4"/>
         </w:tcBorders>
         <w:shd w:val="clear" w:color="auto" w:fill="DFD8E8" w:themeFill="accent4" w:themeFillTint="3F"/>
@@ -5630,7 +5726,7 @@
         <w:tcBorders>
           <w:top w:val="single" w:sz="8" w:space="0" w:color="8064A2" w:themeColor="accent4"/>
           <w:left w:val="single" w:sz="8" w:space="0" w:color="8064A2" w:themeColor="accent4"/>
-          <w:bottom w:val="single" w:sz="8" w:space="0" w:color="8064A2" w:themeColor="accent4"/>
+          <w:bottom w:val="single" w:sz="8" w:space="0" w:color="000000"/>
           <w:right w:val="single" w:sz="8" w:space="0" w:color="8064A2" w:themeColor="accent4"/>
           <w:insideV w:val="single" w:sz="8" w:space="0" w:color="8064A2" w:themeColor="accent4"/>
         </w:tcBorders>
@@ -5643,7 +5739,7 @@
         <w:tcBorders>
           <w:top w:val="single" w:sz="8" w:space="0" w:color="8064A2" w:themeColor="accent4"/>
           <w:left w:val="single" w:sz="8" w:space="0" w:color="8064A2" w:themeColor="accent4"/>
-          <w:bottom w:val="single" w:sz="8" w:space="0" w:color="8064A2" w:themeColor="accent4"/>
+          <w:bottom w:val="single" w:sz="8" w:space="0" w:color="000000"/>
           <w:right w:val="single" w:sz="8" w:space="0" w:color="8064A2" w:themeColor="accent4"/>
           <w:insideV w:val="single" w:sz="8" w:space="0" w:color="8064A2" w:themeColor="accent4"/>
         </w:tcBorders>
@@ -5665,7 +5761,7 @@
       <w:tblBorders>
         <w:top w:val="single" w:sz="8" w:space="0" w:color="4BACC6" w:themeColor="accent5"/>
         <w:left w:val="single" w:sz="8" w:space="0" w:color="4BACC6" w:themeColor="accent5"/>
-        <w:bottom w:val="single" w:sz="8" w:space="0" w:color="4BACC6" w:themeColor="accent5"/>
+        <w:bottom w:val="single" w:sz="8" w:space="0" w:color="000000"/>
         <w:right w:val="single" w:sz="8" w:space="0" w:color="4BACC6" w:themeColor="accent5"/>
         <w:insideH w:val="single" w:sz="8" w:space="0" w:color="4BACC6" w:themeColor="accent5"/>
         <w:insideV w:val="single" w:sz="8" w:space="0" w:color="4BACC6" w:themeColor="accent5"/>
@@ -5691,7 +5787,7 @@
         <w:tcBorders>
           <w:top w:val="single" w:sz="8" w:space="0" w:color="4BACC6" w:themeColor="accent5"/>
           <w:left w:val="single" w:sz="8" w:space="0" w:color="4BACC6" w:themeColor="accent5"/>
-          <w:bottom w:val="single" w:sz="18" w:space="0" w:color="4BACC6" w:themeColor="accent5"/>
+          <w:bottom w:val="single" w:sz="18" w:space="0" w:color="000000"/>
           <w:right w:val="single" w:sz="8" w:space="0" w:color="4BACC6" w:themeColor="accent5"/>
           <w:insideH w:val="nil"/>
           <w:insideV w:val="single" w:sz="8" w:space="0" w:color="4BACC6" w:themeColor="accent5"/>
@@ -5712,7 +5808,7 @@
         <w:tcBorders>
           <w:top w:val="double" w:sz="6" w:space="0" w:color="4BACC6" w:themeColor="accent5"/>
           <w:left w:val="single" w:sz="8" w:space="0" w:color="4BACC6" w:themeColor="accent5"/>
-          <w:bottom w:val="single" w:sz="8" w:space="0" w:color="4BACC6" w:themeColor="accent5"/>
+          <w:bottom w:val="single" w:sz="8" w:space="0" w:color="000000"/>
           <w:right w:val="single" w:sz="8" w:space="0" w:color="4BACC6" w:themeColor="accent5"/>
           <w:insideH w:val="nil"/>
           <w:insideV w:val="single" w:sz="8" w:space="0" w:color="4BACC6" w:themeColor="accent5"/>
@@ -5737,7 +5833,7 @@
         <w:tcBorders>
           <w:top w:val="single" w:sz="8" w:space="0" w:color="4BACC6" w:themeColor="accent5"/>
           <w:left w:val="single" w:sz="8" w:space="0" w:color="4BACC6" w:themeColor="accent5"/>
-          <w:bottom w:val="single" w:sz="8" w:space="0" w:color="4BACC6" w:themeColor="accent5"/>
+          <w:bottom w:val="single" w:sz="8" w:space="0" w:color="000000"/>
           <w:right w:val="single" w:sz="8" w:space="0" w:color="4BACC6" w:themeColor="accent5"/>
         </w:tcBorders>
       </w:tcPr>
@@ -5748,7 +5844,7 @@
         <w:tcBorders>
           <w:top w:val="single" w:sz="8" w:space="0" w:color="4BACC6" w:themeColor="accent5"/>
           <w:left w:val="single" w:sz="8" w:space="0" w:color="4BACC6" w:themeColor="accent5"/>
-          <w:bottom w:val="single" w:sz="8" w:space="0" w:color="4BACC6" w:themeColor="accent5"/>
+          <w:bottom w:val="single" w:sz="8" w:space="0" w:color="000000"/>
           <w:right w:val="single" w:sz="8" w:space="0" w:color="4BACC6" w:themeColor="accent5"/>
         </w:tcBorders>
         <w:shd w:val="clear" w:color="auto" w:fill="D2EAF1" w:themeFill="accent5" w:themeFillTint="3F"/>
@@ -5760,7 +5856,7 @@
         <w:tcBorders>
           <w:top w:val="single" w:sz="8" w:space="0" w:color="4BACC6" w:themeColor="accent5"/>
           <w:left w:val="single" w:sz="8" w:space="0" w:color="4BACC6" w:themeColor="accent5"/>
-          <w:bottom w:val="single" w:sz="8" w:space="0" w:color="4BACC6" w:themeColor="accent5"/>
+          <w:bottom w:val="single" w:sz="8" w:space="0" w:color="000000"/>
           <w:right w:val="single" w:sz="8" w:space="0" w:color="4BACC6" w:themeColor="accent5"/>
           <w:insideV w:val="single" w:sz="8" w:space="0" w:color="4BACC6" w:themeColor="accent5"/>
         </w:tcBorders>
@@ -5773,7 +5869,7 @@
         <w:tcBorders>
           <w:top w:val="single" w:sz="8" w:space="0" w:color="4BACC6" w:themeColor="accent5"/>
           <w:left w:val="single" w:sz="8" w:space="0" w:color="4BACC6" w:themeColor="accent5"/>
-          <w:bottom w:val="single" w:sz="8" w:space="0" w:color="4BACC6" w:themeColor="accent5"/>
+          <w:bottom w:val="single" w:sz="8" w:space="0" w:color="000000"/>
           <w:right w:val="single" w:sz="8" w:space="0" w:color="4BACC6" w:themeColor="accent5"/>
           <w:insideV w:val="single" w:sz="8" w:space="0" w:color="4BACC6" w:themeColor="accent5"/>
         </w:tcBorders>
@@ -5795,7 +5891,7 @@
       <w:tblBorders>
         <w:top w:val="single" w:sz="8" w:space="0" w:color="F79646" w:themeColor="accent6"/>
         <w:left w:val="single" w:sz="8" w:space="0" w:color="F79646" w:themeColor="accent6"/>
-        <w:bottom w:val="single" w:sz="8" w:space="0" w:color="F79646" w:themeColor="accent6"/>
+        <w:bottom w:val="single" w:sz="8" w:space="0" w:color="000000"/>
         <w:right w:val="single" w:sz="8" w:space="0" w:color="F79646" w:themeColor="accent6"/>
         <w:insideH w:val="single" w:sz="8" w:space="0" w:color="F79646" w:themeColor="accent6"/>
         <w:insideV w:val="single" w:sz="8" w:space="0" w:color="F79646" w:themeColor="accent6"/>
@@ -5821,7 +5917,7 @@
         <w:tcBorders>
           <w:top w:val="single" w:sz="8" w:space="0" w:color="F79646" w:themeColor="accent6"/>
           <w:left w:val="single" w:sz="8" w:space="0" w:color="F79646" w:themeColor="accent6"/>
-          <w:bottom w:val="single" w:sz="18" w:space="0" w:color="F79646" w:themeColor="accent6"/>
+          <w:bottom w:val="single" w:sz="18" w:space="0" w:color="000000"/>
           <w:right w:val="single" w:sz="8" w:space="0" w:color="F79646" w:themeColor="accent6"/>
           <w:insideH w:val="nil"/>
           <w:insideV w:val="single" w:sz="8" w:space="0" w:color="F79646" w:themeColor="accent6"/>
@@ -5842,7 +5938,7 @@
         <w:tcBorders>
           <w:top w:val="double" w:sz="6" w:space="0" w:color="F79646" w:themeColor="accent6"/>
           <w:left w:val="single" w:sz="8" w:space="0" w:color="F79646" w:themeColor="accent6"/>
-          <w:bottom w:val="single" w:sz="8" w:space="0" w:color="F79646" w:themeColor="accent6"/>
+          <w:bottom w:val="single" w:sz="8" w:space="0" w:color="000000"/>
           <w:right w:val="single" w:sz="8" w:space="0" w:color="F79646" w:themeColor="accent6"/>
           <w:insideH w:val="nil"/>
           <w:insideV w:val="single" w:sz="8" w:space="0" w:color="F79646" w:themeColor="accent6"/>
@@ -5867,7 +5963,7 @@
         <w:tcBorders>
           <w:top w:val="single" w:sz="8" w:space="0" w:color="F79646" w:themeColor="accent6"/>
           <w:left w:val="single" w:sz="8" w:space="0" w:color="F79646" w:themeColor="accent6"/>
-          <w:bottom w:val="single" w:sz="8" w:space="0" w:color="F79646" w:themeColor="accent6"/>
+          <w:bottom w:val="single" w:sz="8" w:space="0" w:color="000000"/>
           <w:right w:val="single" w:sz="8" w:space="0" w:color="F79646" w:themeColor="accent6"/>
         </w:tcBorders>
       </w:tcPr>
@@ -5878,7 +5974,7 @@
         <w:tcBorders>
           <w:top w:val="single" w:sz="8" w:space="0" w:color="F79646" w:themeColor="accent6"/>
           <w:left w:val="single" w:sz="8" w:space="0" w:color="F79646" w:themeColor="accent6"/>
-          <w:bottom w:val="single" w:sz="8" w:space="0" w:color="F79646" w:themeColor="accent6"/>
+          <w:bottom w:val="single" w:sz="8" w:space="0" w:color="000000"/>
           <w:right w:val="single" w:sz="8" w:space="0" w:color="F79646" w:themeColor="accent6"/>
         </w:tcBorders>
         <w:shd w:val="clear" w:color="auto" w:fill="FDE4D0" w:themeFill="accent6" w:themeFillTint="3F"/>
@@ -5890,7 +5986,7 @@
         <w:tcBorders>
           <w:top w:val="single" w:sz="8" w:space="0" w:color="F79646" w:themeColor="accent6"/>
           <w:left w:val="single" w:sz="8" w:space="0" w:color="F79646" w:themeColor="accent6"/>
-          <w:bottom w:val="single" w:sz="8" w:space="0" w:color="F79646" w:themeColor="accent6"/>
+          <w:bottom w:val="single" w:sz="8" w:space="0" w:color="000000"/>
           <w:right w:val="single" w:sz="8" w:space="0" w:color="F79646" w:themeColor="accent6"/>
           <w:insideV w:val="single" w:sz="8" w:space="0" w:color="F79646" w:themeColor="accent6"/>
         </w:tcBorders>
@@ -5903,7 +5999,7 @@
         <w:tcBorders>
           <w:top w:val="single" w:sz="8" w:space="0" w:color="F79646" w:themeColor="accent6"/>
           <w:left w:val="single" w:sz="8" w:space="0" w:color="F79646" w:themeColor="accent6"/>
-          <w:bottom w:val="single" w:sz="8" w:space="0" w:color="F79646" w:themeColor="accent6"/>
+          <w:bottom w:val="single" w:sz="8" w:space="0" w:color="000000"/>
           <w:right w:val="single" w:sz="8" w:space="0" w:color="F79646" w:themeColor="accent6"/>
           <w:insideV w:val="single" w:sz="8" w:space="0" w:color="F79646" w:themeColor="accent6"/>
         </w:tcBorders>
@@ -5925,7 +6021,7 @@
       <w:tblBorders>
         <w:top w:val="single" w:sz="8" w:space="0" w:color="404040" w:themeColor="text1" w:themeTint="BF"/>
         <w:left w:val="single" w:sz="8" w:space="0" w:color="404040" w:themeColor="text1" w:themeTint="BF"/>
-        <w:bottom w:val="single" w:sz="8" w:space="0" w:color="404040" w:themeColor="text1" w:themeTint="BF"/>
+        <w:bottom w:val="single" w:sz="8" w:space="0" w:color="000000" w:themeTint="BF"/>
         <w:right w:val="single" w:sz="8" w:space="0" w:color="404040" w:themeColor="text1" w:themeTint="BF"/>
         <w:insideH w:val="single" w:sz="8" w:space="0" w:color="404040" w:themeColor="text1" w:themeTint="BF"/>
       </w:tblBorders>
@@ -5943,14 +6039,14 @@
       <w:rPr>
         <w:b/>
         <w:bCs/>
-        <w:color w:val="FFFFFF" w:themeColor="background1"/>
+        <w:color w:val="000000"/>
       </w:rPr>
       <w:tblPr/>
       <w:tcPr>
         <w:tcBorders>
           <w:top w:val="single" w:sz="8" w:space="0" w:color="404040" w:themeColor="text1" w:themeTint="BF"/>
           <w:left w:val="single" w:sz="8" w:space="0" w:color="404040" w:themeColor="text1" w:themeTint="BF"/>
-          <w:bottom w:val="single" w:sz="8" w:space="0" w:color="404040" w:themeColor="text1" w:themeTint="BF"/>
+          <w:bottom w:val="single" w:sz="8" w:space="0" w:color="000000" w:themeTint="BF"/>
           <w:right w:val="single" w:sz="8" w:space="0" w:color="404040" w:themeColor="text1" w:themeTint="BF"/>
           <w:insideH w:val="nil"/>
           <w:insideV w:val="nil"/>
@@ -5971,7 +6067,7 @@
         <w:tcBorders>
           <w:top w:val="double" w:sz="6" w:space="0" w:color="404040" w:themeColor="text1" w:themeTint="BF"/>
           <w:left w:val="single" w:sz="8" w:space="0" w:color="404040" w:themeColor="text1" w:themeTint="BF"/>
-          <w:bottom w:val="single" w:sz="8" w:space="0" w:color="404040" w:themeColor="text1" w:themeTint="BF"/>
+          <w:bottom w:val="single" w:sz="8" w:space="0" w:color="000000" w:themeTint="BF"/>
           <w:right w:val="single" w:sz="8" w:space="0" w:color="404040" w:themeColor="text1" w:themeTint="BF"/>
           <w:insideH w:val="nil"/>
           <w:insideV w:val="nil"/>
@@ -6031,7 +6127,7 @@
       <w:tblBorders>
         <w:top w:val="single" w:sz="8" w:space="0" w:color="7BA0CD" w:themeColor="accent1" w:themeTint="BF"/>
         <w:left w:val="single" w:sz="8" w:space="0" w:color="7BA0CD" w:themeColor="accent1" w:themeTint="BF"/>
-        <w:bottom w:val="single" w:sz="8" w:space="0" w:color="7BA0CD" w:themeColor="accent1" w:themeTint="BF"/>
+        <w:bottom w:val="single" w:sz="8" w:space="0" w:color="000000" w:themeTint="BF"/>
         <w:right w:val="single" w:sz="8" w:space="0" w:color="7BA0CD" w:themeColor="accent1" w:themeTint="BF"/>
         <w:insideH w:val="single" w:sz="8" w:space="0" w:color="7BA0CD" w:themeColor="accent1" w:themeTint="BF"/>
       </w:tblBorders>
@@ -6049,14 +6145,14 @@
       <w:rPr>
         <w:b/>
         <w:bCs/>
-        <w:color w:val="FFFFFF" w:themeColor="background1"/>
+        <w:color w:val="000000"/>
       </w:rPr>
       <w:tblPr/>
       <w:tcPr>
         <w:tcBorders>
           <w:top w:val="single" w:sz="8" w:space="0" w:color="7BA0CD" w:themeColor="accent1" w:themeTint="BF"/>
           <w:left w:val="single" w:sz="8" w:space="0" w:color="7BA0CD" w:themeColor="accent1" w:themeTint="BF"/>
-          <w:bottom w:val="single" w:sz="8" w:space="0" w:color="7BA0CD" w:themeColor="accent1" w:themeTint="BF"/>
+          <w:bottom w:val="single" w:sz="8" w:space="0" w:color="000000" w:themeTint="BF"/>
           <w:right w:val="single" w:sz="8" w:space="0" w:color="7BA0CD" w:themeColor="accent1" w:themeTint="BF"/>
           <w:insideH w:val="nil"/>
           <w:insideV w:val="nil"/>
@@ -6077,7 +6173,7 @@
         <w:tcBorders>
           <w:top w:val="double" w:sz="6" w:space="0" w:color="7BA0CD" w:themeColor="accent1" w:themeTint="BF"/>
           <w:left w:val="single" w:sz="8" w:space="0" w:color="7BA0CD" w:themeColor="accent1" w:themeTint="BF"/>
-          <w:bottom w:val="single" w:sz="8" w:space="0" w:color="7BA0CD" w:themeColor="accent1" w:themeTint="BF"/>
+          <w:bottom w:val="single" w:sz="8" w:space="0" w:color="000000" w:themeTint="BF"/>
           <w:right w:val="single" w:sz="8" w:space="0" w:color="7BA0CD" w:themeColor="accent1" w:themeTint="BF"/>
           <w:insideH w:val="nil"/>
           <w:insideV w:val="nil"/>
@@ -6137,7 +6233,7 @@
       <w:tblBorders>
         <w:top w:val="single" w:sz="8" w:space="0" w:color="CF7B79" w:themeColor="accent2" w:themeTint="BF"/>
         <w:left w:val="single" w:sz="8" w:space="0" w:color="CF7B79" w:themeColor="accent2" w:themeTint="BF"/>
-        <w:bottom w:val="single" w:sz="8" w:space="0" w:color="CF7B79" w:themeColor="accent2" w:themeTint="BF"/>
+        <w:bottom w:val="single" w:sz="8" w:space="0" w:color="000000" w:themeTint="BF"/>
         <w:right w:val="single" w:sz="8" w:space="0" w:color="CF7B79" w:themeColor="accent2" w:themeTint="BF"/>
         <w:insideH w:val="single" w:sz="8" w:space="0" w:color="CF7B79" w:themeColor="accent2" w:themeTint="BF"/>
       </w:tblBorders>
@@ -6155,14 +6251,14 @@
       <w:rPr>
         <w:b/>
         <w:bCs/>
-        <w:color w:val="FFFFFF" w:themeColor="background1"/>
+        <w:color w:val="000000"/>
       </w:rPr>
       <w:tblPr/>
       <w:tcPr>
         <w:tcBorders>
           <w:top w:val="single" w:sz="8" w:space="0" w:color="CF7B79" w:themeColor="accent2" w:themeTint="BF"/>
           <w:left w:val="single" w:sz="8" w:space="0" w:color="CF7B79" w:themeColor="accent2" w:themeTint="BF"/>
-          <w:bottom w:val="single" w:sz="8" w:space="0" w:color="CF7B79" w:themeColor="accent2" w:themeTint="BF"/>
+          <w:bottom w:val="single" w:sz="8" w:space="0" w:color="000000" w:themeTint="BF"/>
           <w:right w:val="single" w:sz="8" w:space="0" w:color="CF7B79" w:themeColor="accent2" w:themeTint="BF"/>
           <w:insideH w:val="nil"/>
           <w:insideV w:val="nil"/>
@@ -6183,7 +6279,7 @@
         <w:tcBorders>
           <w:top w:val="double" w:sz="6" w:space="0" w:color="CF7B79" w:themeColor="accent2" w:themeTint="BF"/>
           <w:left w:val="single" w:sz="8" w:space="0" w:color="CF7B79" w:themeColor="accent2" w:themeTint="BF"/>
-          <w:bottom w:val="single" w:sz="8" w:space="0" w:color="CF7B79" w:themeColor="accent2" w:themeTint="BF"/>
+          <w:bottom w:val="single" w:sz="8" w:space="0" w:color="000000" w:themeTint="BF"/>
           <w:right w:val="single" w:sz="8" w:space="0" w:color="CF7B79" w:themeColor="accent2" w:themeTint="BF"/>
           <w:insideH w:val="nil"/>
           <w:insideV w:val="nil"/>
@@ -6243,7 +6339,7 @@
       <w:tblBorders>
         <w:top w:val="single" w:sz="8" w:space="0" w:color="B3CC82" w:themeColor="accent3" w:themeTint="BF"/>
         <w:left w:val="single" w:sz="8" w:space="0" w:color="B3CC82" w:themeColor="accent3" w:themeTint="BF"/>
-        <w:bottom w:val="single" w:sz="8" w:space="0" w:color="B3CC82" w:themeColor="accent3" w:themeTint="BF"/>
+        <w:bottom w:val="single" w:sz="8" w:space="0" w:color="000000" w:themeTint="BF"/>
         <w:right w:val="single" w:sz="8" w:space="0" w:color="B3CC82" w:themeColor="accent3" w:themeTint="BF"/>
         <w:insideH w:val="single" w:sz="8" w:space="0" w:color="B3CC82" w:themeColor="accent3" w:themeTint="BF"/>
       </w:tblBorders>
@@ -6261,14 +6357,14 @@
       <w:rPr>
         <w:b/>
         <w:bCs/>
-        <w:color w:val="FFFFFF" w:themeColor="background1"/>
+        <w:color w:val="000000"/>
       </w:rPr>
       <w:tblPr/>
       <w:tcPr>
         <w:tcBorders>
           <w:top w:val="single" w:sz="8" w:space="0" w:color="B3CC82" w:themeColor="accent3" w:themeTint="BF"/>
           <w:left w:val="single" w:sz="8" w:space="0" w:color="B3CC82" w:themeColor="accent3" w:themeTint="BF"/>
-          <w:bottom w:val="single" w:sz="8" w:space="0" w:color="B3CC82" w:themeColor="accent3" w:themeTint="BF"/>
+          <w:bottom w:val="single" w:sz="8" w:space="0" w:color="000000" w:themeTint="BF"/>
           <w:right w:val="single" w:sz="8" w:space="0" w:color="B3CC82" w:themeColor="accent3" w:themeTint="BF"/>
           <w:insideH w:val="nil"/>
           <w:insideV w:val="nil"/>
@@ -6289,7 +6385,7 @@
         <w:tcBorders>
           <w:top w:val="double" w:sz="6" w:space="0" w:color="B3CC82" w:themeColor="accent3" w:themeTint="BF"/>
           <w:left w:val="single" w:sz="8" w:space="0" w:color="B3CC82" w:themeColor="accent3" w:themeTint="BF"/>
-          <w:bottom w:val="single" w:sz="8" w:space="0" w:color="B3CC82" w:themeColor="accent3" w:themeTint="BF"/>
+          <w:bottom w:val="single" w:sz="8" w:space="0" w:color="000000" w:themeTint="BF"/>
           <w:right w:val="single" w:sz="8" w:space="0" w:color="B3CC82" w:themeColor="accent3" w:themeTint="BF"/>
           <w:insideH w:val="nil"/>
           <w:insideV w:val="nil"/>
@@ -6349,7 +6445,7 @@
       <w:tblBorders>
         <w:top w:val="single" w:sz="8" w:space="0" w:color="9F8AB9" w:themeColor="accent4" w:themeTint="BF"/>
         <w:left w:val="single" w:sz="8" w:space="0" w:color="9F8AB9" w:themeColor="accent4" w:themeTint="BF"/>
-        <w:bottom w:val="single" w:sz="8" w:space="0" w:color="9F8AB9" w:themeColor="accent4" w:themeTint="BF"/>
+        <w:bottom w:val="single" w:sz="8" w:space="0" w:color="000000" w:themeTint="BF"/>
         <w:right w:val="single" w:sz="8" w:space="0" w:color="9F8AB9" w:themeColor="accent4" w:themeTint="BF"/>
         <w:insideH w:val="single" w:sz="8" w:space="0" w:color="9F8AB9" w:themeColor="accent4" w:themeTint="BF"/>
       </w:tblBorders>
@@ -6367,14 +6463,14 @@
       <w:rPr>
         <w:b/>
         <w:bCs/>
-        <w:color w:val="FFFFFF" w:themeColor="background1"/>
+        <w:color w:val="000000"/>
       </w:rPr>
       <w:tblPr/>
       <w:tcPr>
         <w:tcBorders>
           <w:top w:val="single" w:sz="8" w:space="0" w:color="9F8AB9" w:themeColor="accent4" w:themeTint="BF"/>
           <w:left w:val="single" w:sz="8" w:space="0" w:color="9F8AB9" w:themeColor="accent4" w:themeTint="BF"/>
-          <w:bottom w:val="single" w:sz="8" w:space="0" w:color="9F8AB9" w:themeColor="accent4" w:themeTint="BF"/>
+          <w:bottom w:val="single" w:sz="8" w:space="0" w:color="000000" w:themeTint="BF"/>
           <w:right w:val="single" w:sz="8" w:space="0" w:color="9F8AB9" w:themeColor="accent4" w:themeTint="BF"/>
           <w:insideH w:val="nil"/>
           <w:insideV w:val="nil"/>
@@ -6395,7 +6491,7 @@
         <w:tcBorders>
           <w:top w:val="double" w:sz="6" w:space="0" w:color="9F8AB9" w:themeColor="accent4" w:themeTint="BF"/>
           <w:left w:val="single" w:sz="8" w:space="0" w:color="9F8AB9" w:themeColor="accent4" w:themeTint="BF"/>
-          <w:bottom w:val="single" w:sz="8" w:space="0" w:color="9F8AB9" w:themeColor="accent4" w:themeTint="BF"/>
+          <w:bottom w:val="single" w:sz="8" w:space="0" w:color="000000" w:themeTint="BF"/>
           <w:right w:val="single" w:sz="8" w:space="0" w:color="9F8AB9" w:themeColor="accent4" w:themeTint="BF"/>
           <w:insideH w:val="nil"/>
           <w:insideV w:val="nil"/>
@@ -6455,7 +6551,7 @@
       <w:tblBorders>
         <w:top w:val="single" w:sz="8" w:space="0" w:color="78C0D4" w:themeColor="accent5" w:themeTint="BF"/>
         <w:left w:val="single" w:sz="8" w:space="0" w:color="78C0D4" w:themeColor="accent5" w:themeTint="BF"/>
-        <w:bottom w:val="single" w:sz="8" w:space="0" w:color="78C0D4" w:themeColor="accent5" w:themeTint="BF"/>
+        <w:bottom w:val="single" w:sz="8" w:space="0" w:color="000000" w:themeTint="BF"/>
         <w:right w:val="single" w:sz="8" w:space="0" w:color="78C0D4" w:themeColor="accent5" w:themeTint="BF"/>
         <w:insideH w:val="single" w:sz="8" w:space="0" w:color="78C0D4" w:themeColor="accent5" w:themeTint="BF"/>
       </w:tblBorders>
@@ -6473,14 +6569,14 @@
       <w:rPr>
         <w:b/>
         <w:bCs/>
-        <w:color w:val="FFFFFF" w:themeColor="background1"/>
+        <w:color w:val="000000"/>
       </w:rPr>
       <w:tblPr/>
       <w:tcPr>
         <w:tcBorders>
           <w:top w:val="single" w:sz="8" w:space="0" w:color="78C0D4" w:themeColor="accent5" w:themeTint="BF"/>
           <w:left w:val="single" w:sz="8" w:space="0" w:color="78C0D4" w:themeColor="accent5" w:themeTint="BF"/>
-          <w:bottom w:val="single" w:sz="8" w:space="0" w:color="78C0D4" w:themeColor="accent5" w:themeTint="BF"/>
+          <w:bottom w:val="single" w:sz="8" w:space="0" w:color="000000" w:themeTint="BF"/>
           <w:right w:val="single" w:sz="8" w:space="0" w:color="78C0D4" w:themeColor="accent5" w:themeTint="BF"/>
           <w:insideH w:val="nil"/>
           <w:insideV w:val="nil"/>
@@ -6501,7 +6597,7 @@
         <w:tcBorders>
           <w:top w:val="double" w:sz="6" w:space="0" w:color="78C0D4" w:themeColor="accent5" w:themeTint="BF"/>
           <w:left w:val="single" w:sz="8" w:space="0" w:color="78C0D4" w:themeColor="accent5" w:themeTint="BF"/>
-          <w:bottom w:val="single" w:sz="8" w:space="0" w:color="78C0D4" w:themeColor="accent5" w:themeTint="BF"/>
+          <w:bottom w:val="single" w:sz="8" w:space="0" w:color="000000" w:themeTint="BF"/>
           <w:right w:val="single" w:sz="8" w:space="0" w:color="78C0D4" w:themeColor="accent5" w:themeTint="BF"/>
           <w:insideH w:val="nil"/>
           <w:insideV w:val="nil"/>
@@ -6561,7 +6657,7 @@
       <w:tblBorders>
         <w:top w:val="single" w:sz="8" w:space="0" w:color="F9B074" w:themeColor="accent6" w:themeTint="BF"/>
         <w:left w:val="single" w:sz="8" w:space="0" w:color="F9B074" w:themeColor="accent6" w:themeTint="BF"/>
-        <w:bottom w:val="single" w:sz="8" w:space="0" w:color="F9B074" w:themeColor="accent6" w:themeTint="BF"/>
+        <w:bottom w:val="single" w:sz="8" w:space="0" w:color="000000" w:themeTint="BF"/>
         <w:right w:val="single" w:sz="8" w:space="0" w:color="F9B074" w:themeColor="accent6" w:themeTint="BF"/>
         <w:insideH w:val="single" w:sz="8" w:space="0" w:color="F9B074" w:themeColor="accent6" w:themeTint="BF"/>
       </w:tblBorders>
@@ -6579,14 +6675,14 @@
       <w:rPr>
         <w:b/>
         <w:bCs/>
-        <w:color w:val="FFFFFF" w:themeColor="background1"/>
+        <w:color w:val="000000"/>
       </w:rPr>
       <w:tblPr/>
       <w:tcPr>
         <w:tcBorders>
           <w:top w:val="single" w:sz="8" w:space="0" w:color="F9B074" w:themeColor="accent6" w:themeTint="BF"/>
           <w:left w:val="single" w:sz="8" w:space="0" w:color="F9B074" w:themeColor="accent6" w:themeTint="BF"/>
-          <w:bottom w:val="single" w:sz="8" w:space="0" w:color="F9B074" w:themeColor="accent6" w:themeTint="BF"/>
+          <w:bottom w:val="single" w:sz="8" w:space="0" w:color="000000" w:themeTint="BF"/>
           <w:right w:val="single" w:sz="8" w:space="0" w:color="F9B074" w:themeColor="accent6" w:themeTint="BF"/>
           <w:insideH w:val="nil"/>
           <w:insideV w:val="nil"/>
@@ -6607,7 +6703,7 @@
         <w:tcBorders>
           <w:top w:val="double" w:sz="6" w:space="0" w:color="F9B074" w:themeColor="accent6" w:themeTint="BF"/>
           <w:left w:val="single" w:sz="8" w:space="0" w:color="F9B074" w:themeColor="accent6" w:themeTint="BF"/>
-          <w:bottom w:val="single" w:sz="8" w:space="0" w:color="F9B074" w:themeColor="accent6" w:themeTint="BF"/>
+          <w:bottom w:val="single" w:sz="8" w:space="0" w:color="000000" w:themeTint="BF"/>
           <w:right w:val="single" w:sz="8" w:space="0" w:color="F9B074" w:themeColor="accent6" w:themeTint="BF"/>
           <w:insideH w:val="nil"/>
           <w:insideV w:val="nil"/>
@@ -6666,7 +6762,7 @@
       <w:tblInd w:w="0" w:type="dxa"/>
       <w:tblBorders>
         <w:top w:val="single" w:sz="18" w:space="0" w:color="auto"/>
-        <w:bottom w:val="single" w:sz="18" w:space="0" w:color="auto"/>
+        <w:bottom w:val="single" w:sz="18" w:space="0" w:color="000000"/>
       </w:tblBorders>
       <w:tblCellMar>
         <w:top w:w="0" w:type="dxa"/>
@@ -6682,14 +6778,14 @@
       <w:rPr>
         <w:b/>
         <w:bCs/>
-        <w:color w:val="FFFFFF" w:themeColor="background1"/>
+        <w:color w:val="000000"/>
       </w:rPr>
       <w:tblPr/>
       <w:tcPr>
         <w:tcBorders>
           <w:top w:val="single" w:sz="18" w:space="0" w:color="auto"/>
           <w:left w:val="nil"/>
-          <w:bottom w:val="single" w:sz="18" w:space="0" w:color="auto"/>
+          <w:bottom w:val="single" w:sz="18" w:space="0" w:color="000000"/>
           <w:right w:val="nil"/>
           <w:insideH w:val="nil"/>
           <w:insideV w:val="nil"/>
@@ -6702,14 +6798,14 @@
         <w:spacing w:before="0" w:after="0" w:line="240" w:lineRule="auto"/>
       </w:pPr>
       <w:rPr>
-        <w:color w:val="auto"/>
+        <w:color w:val="000000"/>
       </w:rPr>
       <w:tblPr/>
       <w:tcPr>
         <w:tcBorders>
           <w:top w:val="double" w:sz="6" w:space="0" w:color="auto"/>
           <w:left w:val="nil"/>
-          <w:bottom w:val="single" w:sz="18" w:space="0" w:color="auto"/>
+          <w:bottom w:val="single" w:sz="18" w:space="0" w:color="000000"/>
           <w:right w:val="nil"/>
           <w:insideH w:val="nil"/>
           <w:insideV w:val="nil"/>
@@ -6721,14 +6817,14 @@
       <w:rPr>
         <w:b/>
         <w:bCs/>
-        <w:color w:val="FFFFFF" w:themeColor="background1"/>
+        <w:color w:val="000000"/>
       </w:rPr>
       <w:tblPr/>
       <w:tcPr>
         <w:tcBorders>
           <w:top w:val="nil"/>
           <w:left w:val="nil"/>
-          <w:bottom w:val="single" w:sz="18" w:space="0" w:color="auto"/>
+          <w:bottom w:val="single" w:sz="18" w:space="0" w:color="000000"/>
           <w:right w:val="nil"/>
           <w:insideH w:val="nil"/>
           <w:insideV w:val="nil"/>
@@ -6740,7 +6836,7 @@
       <w:rPr>
         <w:b/>
         <w:bCs/>
-        <w:color w:val="FFFFFF" w:themeColor="background1"/>
+        <w:color w:val="000000"/>
       </w:rPr>
       <w:tblPr/>
       <w:tcPr>
@@ -6777,7 +6873,7 @@
         <w:tcBorders>
           <w:top w:val="single" w:sz="18" w:space="0" w:color="auto"/>
           <w:left w:val="nil"/>
-          <w:bottom w:val="single" w:sz="18" w:space="0" w:color="auto"/>
+          <w:bottom w:val="single" w:sz="18" w:space="0" w:color="000000"/>
           <w:right w:val="nil"/>
           <w:insideH w:val="nil"/>
           <w:insideV w:val="nil"/>
@@ -6786,14 +6882,14 @@
     </w:tblStylePr>
     <w:tblStylePr w:type="nwCell">
       <w:rPr>
-        <w:color w:val="FFFFFF" w:themeColor="background1"/>
+        <w:color w:val="000000"/>
       </w:rPr>
       <w:tblPr/>
       <w:tcPr>
         <w:tcBorders>
           <w:top w:val="single" w:sz="18" w:space="0" w:color="auto"/>
           <w:left w:val="nil"/>
-          <w:bottom w:val="single" w:sz="18" w:space="0" w:color="auto"/>
+          <w:bottom w:val="single" w:sz="18" w:space="0" w:color="000000"/>
           <w:right w:val="nil"/>
           <w:insideH w:val="nil"/>
           <w:insideV w:val="nil"/>
@@ -6815,7 +6911,7 @@
       <w:tblInd w:w="0" w:type="dxa"/>
       <w:tblBorders>
         <w:top w:val="single" w:sz="18" w:space="0" w:color="auto"/>
-        <w:bottom w:val="single" w:sz="18" w:space="0" w:color="auto"/>
+        <w:bottom w:val="single" w:sz="18" w:space="0" w:color="000000"/>
       </w:tblBorders>
       <w:tblCellMar>
         <w:top w:w="0" w:type="dxa"/>
@@ -6831,14 +6927,14 @@
       <w:rPr>
         <w:b/>
         <w:bCs/>
-        <w:color w:val="FFFFFF" w:themeColor="background1"/>
+        <w:color w:val="000000"/>
       </w:rPr>
       <w:tblPr/>
       <w:tcPr>
         <w:tcBorders>
           <w:top w:val="single" w:sz="18" w:space="0" w:color="auto"/>
           <w:left w:val="nil"/>
-          <w:bottom w:val="single" w:sz="18" w:space="0" w:color="auto"/>
+          <w:bottom w:val="single" w:sz="18" w:space="0" w:color="000000"/>
           <w:right w:val="nil"/>
           <w:insideH w:val="nil"/>
           <w:insideV w:val="nil"/>
@@ -6851,14 +6947,14 @@
         <w:spacing w:before="0" w:after="0" w:line="240" w:lineRule="auto"/>
       </w:pPr>
       <w:rPr>
-        <w:color w:val="auto"/>
+        <w:color w:val="000000"/>
       </w:rPr>
       <w:tblPr/>
       <w:tcPr>
         <w:tcBorders>
           <w:top w:val="double" w:sz="6" w:space="0" w:color="auto"/>
           <w:left w:val="nil"/>
-          <w:bottom w:val="single" w:sz="18" w:space="0" w:color="auto"/>
+          <w:bottom w:val="single" w:sz="18" w:space="0" w:color="000000"/>
           <w:right w:val="nil"/>
           <w:insideH w:val="nil"/>
           <w:insideV w:val="nil"/>
@@ -6870,14 +6966,14 @@
       <w:rPr>
         <w:b/>
         <w:bCs/>
-        <w:color w:val="FFFFFF" w:themeColor="background1"/>
+        <w:color w:val="000000"/>
       </w:rPr>
       <w:tblPr/>
       <w:tcPr>
         <w:tcBorders>
           <w:top w:val="nil"/>
           <w:left w:val="nil"/>
-          <w:bottom w:val="single" w:sz="18" w:space="0" w:color="auto"/>
+          <w:bottom w:val="single" w:sz="18" w:space="0" w:color="000000"/>
           <w:right w:val="nil"/>
           <w:insideH w:val="nil"/>
           <w:insideV w:val="nil"/>
@@ -6889,7 +6985,7 @@
       <w:rPr>
         <w:b/>
         <w:bCs/>
-        <w:color w:val="FFFFFF" w:themeColor="background1"/>
+        <w:color w:val="000000"/>
       </w:rPr>
       <w:tblPr/>
       <w:tcPr>
@@ -6926,7 +7022,7 @@
         <w:tcBorders>
           <w:top w:val="single" w:sz="18" w:space="0" w:color="auto"/>
           <w:left w:val="nil"/>
-          <w:bottom w:val="single" w:sz="18" w:space="0" w:color="auto"/>
+          <w:bottom w:val="single" w:sz="18" w:space="0" w:color="000000"/>
           <w:right w:val="nil"/>
           <w:insideH w:val="nil"/>
           <w:insideV w:val="nil"/>
@@ -6935,14 +7031,14 @@
     </w:tblStylePr>
     <w:tblStylePr w:type="nwCell">
       <w:rPr>
-        <w:color w:val="FFFFFF" w:themeColor="background1"/>
+        <w:color w:val="000000"/>
       </w:rPr>
       <w:tblPr/>
       <w:tcPr>
         <w:tcBorders>
           <w:top w:val="single" w:sz="18" w:space="0" w:color="auto"/>
           <w:left w:val="nil"/>
-          <w:bottom w:val="single" w:sz="18" w:space="0" w:color="auto"/>
+          <w:bottom w:val="single" w:sz="18" w:space="0" w:color="000000"/>
           <w:right w:val="nil"/>
           <w:insideH w:val="nil"/>
           <w:insideV w:val="nil"/>
@@ -6964,7 +7060,7 @@
       <w:tblInd w:w="0" w:type="dxa"/>
       <w:tblBorders>
         <w:top w:val="single" w:sz="18" w:space="0" w:color="auto"/>
-        <w:bottom w:val="single" w:sz="18" w:space="0" w:color="auto"/>
+        <w:bottom w:val="single" w:sz="18" w:space="0" w:color="000000"/>
       </w:tblBorders>
       <w:tblCellMar>
         <w:top w:w="0" w:type="dxa"/>
@@ -6980,14 +7076,14 @@
       <w:rPr>
         <w:b/>
         <w:bCs/>
-        <w:color w:val="FFFFFF" w:themeColor="background1"/>
+        <w:color w:val="000000"/>
       </w:rPr>
       <w:tblPr/>
       <w:tcPr>
         <w:tcBorders>
           <w:top w:val="single" w:sz="18" w:space="0" w:color="auto"/>
           <w:left w:val="nil"/>
-          <w:bottom w:val="single" w:sz="18" w:space="0" w:color="auto"/>
+          <w:bottom w:val="single" w:sz="18" w:space="0" w:color="000000"/>
           <w:right w:val="nil"/>
           <w:insideH w:val="nil"/>
           <w:insideV w:val="nil"/>
@@ -7000,14 +7096,14 @@
         <w:spacing w:before="0" w:after="0" w:line="240" w:lineRule="auto"/>
       </w:pPr>
       <w:rPr>
-        <w:color w:val="auto"/>
+        <w:color w:val="000000"/>
       </w:rPr>
       <w:tblPr/>
       <w:tcPr>
         <w:tcBorders>
           <w:top w:val="double" w:sz="6" w:space="0" w:color="auto"/>
           <w:left w:val="nil"/>
-          <w:bottom w:val="single" w:sz="18" w:space="0" w:color="auto"/>
+          <w:bottom w:val="single" w:sz="18" w:space="0" w:color="000000"/>
           <w:right w:val="nil"/>
           <w:insideH w:val="nil"/>
           <w:insideV w:val="nil"/>
@@ -7019,14 +7115,14 @@
       <w:rPr>
         <w:b/>
         <w:bCs/>
-        <w:color w:val="FFFFFF" w:themeColor="background1"/>
+        <w:color w:val="000000"/>
       </w:rPr>
       <w:tblPr/>
       <w:tcPr>
         <w:tcBorders>
           <w:top w:val="nil"/>
           <w:left w:val="nil"/>
-          <w:bottom w:val="single" w:sz="18" w:space="0" w:color="auto"/>
+          <w:bottom w:val="single" w:sz="18" w:space="0" w:color="000000"/>
           <w:right w:val="nil"/>
           <w:insideH w:val="nil"/>
           <w:insideV w:val="nil"/>
@@ -7038,7 +7134,7 @@
       <w:rPr>
         <w:b/>
         <w:bCs/>
-        <w:color w:val="FFFFFF" w:themeColor="background1"/>
+        <w:color w:val="000000"/>
       </w:rPr>
       <w:tblPr/>
       <w:tcPr>
@@ -7075,7 +7171,7 @@
         <w:tcBorders>
           <w:top w:val="single" w:sz="18" w:space="0" w:color="auto"/>
           <w:left w:val="nil"/>
-          <w:bottom w:val="single" w:sz="18" w:space="0" w:color="auto"/>
+          <w:bottom w:val="single" w:sz="18" w:space="0" w:color="000000"/>
           <w:right w:val="nil"/>
           <w:insideH w:val="nil"/>
           <w:insideV w:val="nil"/>
@@ -7084,14 +7180,14 @@
     </w:tblStylePr>
     <w:tblStylePr w:type="nwCell">
       <w:rPr>
-        <w:color w:val="FFFFFF" w:themeColor="background1"/>
+        <w:color w:val="000000"/>
       </w:rPr>
       <w:tblPr/>
       <w:tcPr>
         <w:tcBorders>
           <w:top w:val="single" w:sz="18" w:space="0" w:color="auto"/>
           <w:left w:val="nil"/>
-          <w:bottom w:val="single" w:sz="18" w:space="0" w:color="auto"/>
+          <w:bottom w:val="single" w:sz="18" w:space="0" w:color="000000"/>
           <w:right w:val="nil"/>
           <w:insideH w:val="nil"/>
           <w:insideV w:val="nil"/>
@@ -7113,7 +7209,7 @@
       <w:tblInd w:w="0" w:type="dxa"/>
       <w:tblBorders>
         <w:top w:val="single" w:sz="18" w:space="0" w:color="auto"/>
-        <w:bottom w:val="single" w:sz="18" w:space="0" w:color="auto"/>
+        <w:bottom w:val="single" w:sz="18" w:space="0" w:color="000000"/>
       </w:tblBorders>
       <w:tblCellMar>
         <w:top w:w="0" w:type="dxa"/>
@@ -7129,14 +7225,14 @@
       <w:rPr>
         <w:b/>
         <w:bCs/>
-        <w:color w:val="FFFFFF" w:themeColor="background1"/>
+        <w:color w:val="000000"/>
       </w:rPr>
       <w:tblPr/>
       <w:tcPr>
         <w:tcBorders>
           <w:top w:val="single" w:sz="18" w:space="0" w:color="auto"/>
           <w:left w:val="nil"/>
-          <w:bottom w:val="single" w:sz="18" w:space="0" w:color="auto"/>
+          <w:bottom w:val="single" w:sz="18" w:space="0" w:color="000000"/>
           <w:right w:val="nil"/>
           <w:insideH w:val="nil"/>
           <w:insideV w:val="nil"/>
@@ -7149,14 +7245,14 @@
         <w:spacing w:before="0" w:after="0" w:line="240" w:lineRule="auto"/>
       </w:pPr>
       <w:rPr>
-        <w:color w:val="auto"/>
+        <w:color w:val="000000"/>
       </w:rPr>
       <w:tblPr/>
       <w:tcPr>
         <w:tcBorders>
           <w:top w:val="double" w:sz="6" w:space="0" w:color="auto"/>
           <w:left w:val="nil"/>
-          <w:bottom w:val="single" w:sz="18" w:space="0" w:color="auto"/>
+          <w:bottom w:val="single" w:sz="18" w:space="0" w:color="000000"/>
           <w:right w:val="nil"/>
           <w:insideH w:val="nil"/>
           <w:insideV w:val="nil"/>
@@ -7168,14 +7264,14 @@
       <w:rPr>
         <w:b/>
         <w:bCs/>
-        <w:color w:val="FFFFFF" w:themeColor="background1"/>
+        <w:color w:val="000000"/>
       </w:rPr>
       <w:tblPr/>
       <w:tcPr>
         <w:tcBorders>
           <w:top w:val="nil"/>
           <w:left w:val="nil"/>
-          <w:bottom w:val="single" w:sz="18" w:space="0" w:color="auto"/>
+          <w:bottom w:val="single" w:sz="18" w:space="0" w:color="000000"/>
           <w:right w:val="nil"/>
           <w:insideH w:val="nil"/>
           <w:insideV w:val="nil"/>
@@ -7187,7 +7283,7 @@
       <w:rPr>
         <w:b/>
         <w:bCs/>
-        <w:color w:val="FFFFFF" w:themeColor="background1"/>
+        <w:color w:val="000000"/>
       </w:rPr>
       <w:tblPr/>
       <w:tcPr>
@@ -7224,7 +7320,7 @@
         <w:tcBorders>
           <w:top w:val="single" w:sz="18" w:space="0" w:color="auto"/>
           <w:left w:val="nil"/>
-          <w:bottom w:val="single" w:sz="18" w:space="0" w:color="auto"/>
+          <w:bottom w:val="single" w:sz="18" w:space="0" w:color="000000"/>
           <w:right w:val="nil"/>
           <w:insideH w:val="nil"/>
           <w:insideV w:val="nil"/>
@@ -7233,14 +7329,14 @@
     </w:tblStylePr>
     <w:tblStylePr w:type="nwCell">
       <w:rPr>
-        <w:color w:val="FFFFFF" w:themeColor="background1"/>
+        <w:color w:val="000000"/>
       </w:rPr>
       <w:tblPr/>
       <w:tcPr>
         <w:tcBorders>
           <w:top w:val="single" w:sz="18" w:space="0" w:color="auto"/>
           <w:left w:val="nil"/>
-          <w:bottom w:val="single" w:sz="18" w:space="0" w:color="auto"/>
+          <w:bottom w:val="single" w:sz="18" w:space="0" w:color="000000"/>
           <w:right w:val="nil"/>
           <w:insideH w:val="nil"/>
           <w:insideV w:val="nil"/>
@@ -7262,7 +7358,7 @@
       <w:tblInd w:w="0" w:type="dxa"/>
       <w:tblBorders>
         <w:top w:val="single" w:sz="18" w:space="0" w:color="auto"/>
-        <w:bottom w:val="single" w:sz="18" w:space="0" w:color="auto"/>
+        <w:bottom w:val="single" w:sz="18" w:space="0" w:color="000000"/>
       </w:tblBorders>
       <w:tblCellMar>
         <w:top w:w="0" w:type="dxa"/>
@@ -7278,14 +7374,14 @@
       <w:rPr>
         <w:b/>
         <w:bCs/>
-        <w:color w:val="FFFFFF" w:themeColor="background1"/>
+        <w:color w:val="000000"/>
       </w:rPr>
       <w:tblPr/>
       <w:tcPr>
         <w:tcBorders>
           <w:top w:val="single" w:sz="18" w:space="0" w:color="auto"/>
           <w:left w:val="nil"/>
-          <w:bottom w:val="single" w:sz="18" w:space="0" w:color="auto"/>
+          <w:bottom w:val="single" w:sz="18" w:space="0" w:color="000000"/>
           <w:right w:val="nil"/>
           <w:insideH w:val="nil"/>
           <w:insideV w:val="nil"/>
@@ -7298,14 +7394,14 @@
         <w:spacing w:before="0" w:after="0" w:line="240" w:lineRule="auto"/>
       </w:pPr>
       <w:rPr>
-        <w:color w:val="auto"/>
+        <w:color w:val="000000"/>
       </w:rPr>
       <w:tblPr/>
       <w:tcPr>
         <w:tcBorders>
           <w:top w:val="double" w:sz="6" w:space="0" w:color="auto"/>
           <w:left w:val="nil"/>
-          <w:bottom w:val="single" w:sz="18" w:space="0" w:color="auto"/>
+          <w:bottom w:val="single" w:sz="18" w:space="0" w:color="000000"/>
           <w:right w:val="nil"/>
           <w:insideH w:val="nil"/>
           <w:insideV w:val="nil"/>
@@ -7317,14 +7413,14 @@
       <w:rPr>
         <w:b/>
         <w:bCs/>
-        <w:color w:val="FFFFFF" w:themeColor="background1"/>
+        <w:color w:val="000000"/>
       </w:rPr>
       <w:tblPr/>
       <w:tcPr>
         <w:tcBorders>
           <w:top w:val="nil"/>
           <w:left w:val="nil"/>
-          <w:bottom w:val="single" w:sz="18" w:space="0" w:color="auto"/>
+          <w:bottom w:val="single" w:sz="18" w:space="0" w:color="000000"/>
           <w:right w:val="nil"/>
           <w:insideH w:val="nil"/>
           <w:insideV w:val="nil"/>
@@ -7336,7 +7432,7 @@
       <w:rPr>
         <w:b/>
         <w:bCs/>
-        <w:color w:val="FFFFFF" w:themeColor="background1"/>
+        <w:color w:val="000000"/>
       </w:rPr>
       <w:tblPr/>
       <w:tcPr>
@@ -7373,7 +7469,7 @@
         <w:tcBorders>
           <w:top w:val="single" w:sz="18" w:space="0" w:color="auto"/>
           <w:left w:val="nil"/>
-          <w:bottom w:val="single" w:sz="18" w:space="0" w:color="auto"/>
+          <w:bottom w:val="single" w:sz="18" w:space="0" w:color="000000"/>
           <w:right w:val="nil"/>
           <w:insideH w:val="nil"/>
           <w:insideV w:val="nil"/>
@@ -7382,14 +7478,14 @@
     </w:tblStylePr>
     <w:tblStylePr w:type="nwCell">
       <w:rPr>
-        <w:color w:val="FFFFFF" w:themeColor="background1"/>
+        <w:color w:val="000000"/>
       </w:rPr>
       <w:tblPr/>
       <w:tcPr>
         <w:tcBorders>
           <w:top w:val="single" w:sz="18" w:space="0" w:color="auto"/>
           <w:left w:val="nil"/>
-          <w:bottom w:val="single" w:sz="18" w:space="0" w:color="auto"/>
+          <w:bottom w:val="single" w:sz="18" w:space="0" w:color="000000"/>
           <w:right w:val="nil"/>
           <w:insideH w:val="nil"/>
           <w:insideV w:val="nil"/>
@@ -7411,7 +7507,7 @@
       <w:tblInd w:w="0" w:type="dxa"/>
       <w:tblBorders>
         <w:top w:val="single" w:sz="18" w:space="0" w:color="auto"/>
-        <w:bottom w:val="single" w:sz="18" w:space="0" w:color="auto"/>
+        <w:bottom w:val="single" w:sz="18" w:space="0" w:color="000000"/>
       </w:tblBorders>
       <w:tblCellMar>
         <w:top w:w="0" w:type="dxa"/>
@@ -7427,14 +7523,14 @@
       <w:rPr>
         <w:b/>
         <w:bCs/>
-        <w:color w:val="FFFFFF" w:themeColor="background1"/>
+        <w:color w:val="000000"/>
       </w:rPr>
       <w:tblPr/>
       <w:tcPr>
         <w:tcBorders>
           <w:top w:val="single" w:sz="18" w:space="0" w:color="auto"/>
           <w:left w:val="nil"/>
-          <w:bottom w:val="single" w:sz="18" w:space="0" w:color="auto"/>
+          <w:bottom w:val="single" w:sz="18" w:space="0" w:color="000000"/>
           <w:right w:val="nil"/>
           <w:insideH w:val="nil"/>
           <w:insideV w:val="nil"/>
@@ -7447,14 +7543,14 @@
         <w:spacing w:before="0" w:after="0" w:line="240" w:lineRule="auto"/>
       </w:pPr>
       <w:rPr>
-        <w:color w:val="auto"/>
+        <w:color w:val="000000"/>
       </w:rPr>
       <w:tblPr/>
       <w:tcPr>
         <w:tcBorders>
           <w:top w:val="double" w:sz="6" w:space="0" w:color="auto"/>
           <w:left w:val="nil"/>
-          <w:bottom w:val="single" w:sz="18" w:space="0" w:color="auto"/>
+          <w:bottom w:val="single" w:sz="18" w:space="0" w:color="000000"/>
           <w:right w:val="nil"/>
           <w:insideH w:val="nil"/>
           <w:insideV w:val="nil"/>
@@ -7466,14 +7562,14 @@
       <w:rPr>
         <w:b/>
         <w:bCs/>
-        <w:color w:val="FFFFFF" w:themeColor="background1"/>
+        <w:color w:val="000000"/>
       </w:rPr>
       <w:tblPr/>
       <w:tcPr>
         <w:tcBorders>
           <w:top w:val="nil"/>
           <w:left w:val="nil"/>
-          <w:bottom w:val="single" w:sz="18" w:space="0" w:color="auto"/>
+          <w:bottom w:val="single" w:sz="18" w:space="0" w:color="000000"/>
           <w:right w:val="nil"/>
           <w:insideH w:val="nil"/>
           <w:insideV w:val="nil"/>
@@ -7485,7 +7581,7 @@
       <w:rPr>
         <w:b/>
         <w:bCs/>
-        <w:color w:val="FFFFFF" w:themeColor="background1"/>
+        <w:color w:val="000000"/>
       </w:rPr>
       <w:tblPr/>
       <w:tcPr>
@@ -7522,7 +7618,7 @@
         <w:tcBorders>
           <w:top w:val="single" w:sz="18" w:space="0" w:color="auto"/>
           <w:left w:val="nil"/>
-          <w:bottom w:val="single" w:sz="18" w:space="0" w:color="auto"/>
+          <w:bottom w:val="single" w:sz="18" w:space="0" w:color="000000"/>
           <w:right w:val="nil"/>
           <w:insideH w:val="nil"/>
           <w:insideV w:val="nil"/>
@@ -7531,14 +7627,14 @@
     </w:tblStylePr>
     <w:tblStylePr w:type="nwCell">
       <w:rPr>
-        <w:color w:val="FFFFFF" w:themeColor="background1"/>
+        <w:color w:val="000000"/>
       </w:rPr>
       <w:tblPr/>
       <w:tcPr>
         <w:tcBorders>
           <w:top w:val="single" w:sz="18" w:space="0" w:color="auto"/>
           <w:left w:val="nil"/>
-          <w:bottom w:val="single" w:sz="18" w:space="0" w:color="auto"/>
+          <w:bottom w:val="single" w:sz="18" w:space="0" w:color="000000"/>
           <w:right w:val="nil"/>
           <w:insideH w:val="nil"/>
           <w:insideV w:val="nil"/>
@@ -7560,7 +7656,7 @@
       <w:tblInd w:w="0" w:type="dxa"/>
       <w:tblBorders>
         <w:top w:val="single" w:sz="18" w:space="0" w:color="auto"/>
-        <w:bottom w:val="single" w:sz="18" w:space="0" w:color="auto"/>
+        <w:bottom w:val="single" w:sz="18" w:space="0" w:color="000000"/>
       </w:tblBorders>
       <w:tblCellMar>
         <w:top w:w="0" w:type="dxa"/>
@@ -7576,14 +7672,14 @@
       <w:rPr>
         <w:b/>
         <w:bCs/>
-        <w:color w:val="FFFFFF" w:themeColor="background1"/>
+        <w:color w:val="000000"/>
       </w:rPr>
       <w:tblPr/>
       <w:tcPr>
         <w:tcBorders>
           <w:top w:val="single" w:sz="18" w:space="0" w:color="auto"/>
           <w:left w:val="nil"/>
-          <w:bottom w:val="single" w:sz="18" w:space="0" w:color="auto"/>
+          <w:bottom w:val="single" w:sz="18" w:space="0" w:color="000000"/>
           <w:right w:val="nil"/>
           <w:insideH w:val="nil"/>
           <w:insideV w:val="nil"/>
@@ -7596,14 +7692,14 @@
         <w:spacing w:before="0" w:after="0" w:line="240" w:lineRule="auto"/>
       </w:pPr>
       <w:rPr>
-        <w:color w:val="auto"/>
+        <w:color w:val="000000"/>
       </w:rPr>
       <w:tblPr/>
       <w:tcPr>
         <w:tcBorders>
           <w:top w:val="double" w:sz="6" w:space="0" w:color="auto"/>
           <w:left w:val="nil"/>
-          <w:bottom w:val="single" w:sz="18" w:space="0" w:color="auto"/>
+          <w:bottom w:val="single" w:sz="18" w:space="0" w:color="000000"/>
           <w:right w:val="nil"/>
           <w:insideH w:val="nil"/>
           <w:insideV w:val="nil"/>
@@ -7615,14 +7711,14 @@
       <w:rPr>
         <w:b/>
         <w:bCs/>
-        <w:color w:val="FFFFFF" w:themeColor="background1"/>
+        <w:color w:val="000000"/>
       </w:rPr>
       <w:tblPr/>
       <w:tcPr>
         <w:tcBorders>
           <w:top w:val="nil"/>
           <w:left w:val="nil"/>
-          <w:bottom w:val="single" w:sz="18" w:space="0" w:color="auto"/>
+          <w:bottom w:val="single" w:sz="18" w:space="0" w:color="000000"/>
           <w:right w:val="nil"/>
           <w:insideH w:val="nil"/>
           <w:insideV w:val="nil"/>
@@ -7634,7 +7730,7 @@
       <w:rPr>
         <w:b/>
         <w:bCs/>
-        <w:color w:val="FFFFFF" w:themeColor="background1"/>
+        <w:color w:val="000000"/>
       </w:rPr>
       <w:tblPr/>
       <w:tcPr>
@@ -7671,7 +7767,7 @@
         <w:tcBorders>
           <w:top w:val="single" w:sz="18" w:space="0" w:color="auto"/>
           <w:left w:val="nil"/>
-          <w:bottom w:val="single" w:sz="18" w:space="0" w:color="auto"/>
+          <w:bottom w:val="single" w:sz="18" w:space="0" w:color="000000"/>
           <w:right w:val="nil"/>
           <w:insideH w:val="nil"/>
           <w:insideV w:val="nil"/>
@@ -7680,14 +7776,14 @@
     </w:tblStylePr>
     <w:tblStylePr w:type="nwCell">
       <w:rPr>
-        <w:color w:val="FFFFFF" w:themeColor="background1"/>
+        <w:color w:val="000000"/>
       </w:rPr>
       <w:tblPr/>
       <w:tcPr>
         <w:tcBorders>
           <w:top w:val="single" w:sz="18" w:space="0" w:color="auto"/>
           <w:left w:val="nil"/>
-          <w:bottom w:val="single" w:sz="18" w:space="0" w:color="auto"/>
+          <w:bottom w:val="single" w:sz="18" w:space="0" w:color="000000"/>
           <w:right w:val="nil"/>
           <w:insideH w:val="nil"/>
           <w:insideV w:val="nil"/>
@@ -7704,7 +7800,7 @@
       <w:spacing w:after="0" w:line="240" w:lineRule="auto"/>
     </w:pPr>
     <w:rPr>
-      <w:color w:val="000000" w:themeColor="text1"/>
+      <w:color w:val="000000"/>
     </w:rPr>
     <w:tblPr>
       <w:tblStyleRowBandSize w:val="1"/>
@@ -7712,7 +7808,7 @@
       <w:tblInd w:w="0" w:type="dxa"/>
       <w:tblBorders>
         <w:top w:val="single" w:sz="8" w:space="0" w:color="000000" w:themeColor="text1"/>
-        <w:bottom w:val="single" w:sz="8" w:space="0" w:color="000000" w:themeColor="text1"/>
+        <w:bottom w:val="single" w:sz="8" w:space="0" w:color="000000"/>
       </w:tblBorders>
       <w:tblCellMar>
         <w:top w:w="0" w:type="dxa"/>
@@ -7729,7 +7825,7 @@
       <w:tcPr>
         <w:tcBorders>
           <w:top w:val="nil"/>
-          <w:bottom w:val="single" w:sz="8" w:space="0" w:color="000000" w:themeColor="text1"/>
+          <w:bottom w:val="single" w:sz="8" w:space="0" w:color="000000"/>
         </w:tcBorders>
       </w:tcPr>
     </w:tblStylePr>
@@ -7737,13 +7833,13 @@
       <w:rPr>
         <w:b/>
         <w:bCs/>
-        <w:color w:val="1F497D" w:themeColor="text2"/>
+        <w:color w:val="000000"/>
       </w:rPr>
       <w:tblPr/>
       <w:tcPr>
         <w:tcBorders>
           <w:top w:val="single" w:sz="8" w:space="0" w:color="000000" w:themeColor="text1"/>
-          <w:bottom w:val="single" w:sz="8" w:space="0" w:color="000000" w:themeColor="text1"/>
+          <w:bottom w:val="single" w:sz="8" w:space="0" w:color="000000"/>
         </w:tcBorders>
       </w:tcPr>
     </w:tblStylePr>
@@ -7762,7 +7858,7 @@
       <w:tcPr>
         <w:tcBorders>
           <w:top w:val="single" w:sz="8" w:space="0" w:color="000000" w:themeColor="text1"/>
-          <w:bottom w:val="single" w:sz="8" w:space="0" w:color="000000" w:themeColor="text1"/>
+          <w:bottom w:val="single" w:sz="8" w:space="0" w:color="000000"/>
         </w:tcBorders>
       </w:tcPr>
     </w:tblStylePr>
@@ -7788,7 +7884,7 @@
       <w:spacing w:after="0" w:line="240" w:lineRule="auto"/>
     </w:pPr>
     <w:rPr>
-      <w:color w:val="000000" w:themeColor="text1"/>
+      <w:color w:val="000000"/>
     </w:rPr>
     <w:tblPr>
       <w:tblStyleRowBandSize w:val="1"/>
@@ -7796,7 +7892,7 @@
       <w:tblInd w:w="0" w:type="dxa"/>
       <w:tblBorders>
         <w:top w:val="single" w:sz="8" w:space="0" w:color="4F81BD" w:themeColor="accent1"/>
-        <w:bottom w:val="single" w:sz="8" w:space="0" w:color="4F81BD" w:themeColor="accent1"/>
+        <w:bottom w:val="single" w:sz="8" w:space="0" w:color="000000"/>
       </w:tblBorders>
       <w:tblCellMar>
         <w:top w:w="0" w:type="dxa"/>
@@ -7813,7 +7909,7 @@
       <w:tcPr>
         <w:tcBorders>
           <w:top w:val="nil"/>
-          <w:bottom w:val="single" w:sz="8" w:space="0" w:color="4F81BD" w:themeColor="accent1"/>
+          <w:bottom w:val="single" w:sz="8" w:space="0" w:color="000000"/>
         </w:tcBorders>
       </w:tcPr>
     </w:tblStylePr>
@@ -7821,13 +7917,13 @@
       <w:rPr>
         <w:b/>
         <w:bCs/>
-        <w:color w:val="1F497D" w:themeColor="text2"/>
+        <w:color w:val="000000"/>
       </w:rPr>
       <w:tblPr/>
       <w:tcPr>
         <w:tcBorders>
           <w:top w:val="single" w:sz="8" w:space="0" w:color="4F81BD" w:themeColor="accent1"/>
-          <w:bottom w:val="single" w:sz="8" w:space="0" w:color="4F81BD" w:themeColor="accent1"/>
+          <w:bottom w:val="single" w:sz="8" w:space="0" w:color="000000"/>
         </w:tcBorders>
       </w:tcPr>
     </w:tblStylePr>
@@ -7846,7 +7942,7 @@
       <w:tcPr>
         <w:tcBorders>
           <w:top w:val="single" w:sz="8" w:space="0" w:color="4F81BD" w:themeColor="accent1"/>
-          <w:bottom w:val="single" w:sz="8" w:space="0" w:color="4F81BD" w:themeColor="accent1"/>
+          <w:bottom w:val="single" w:sz="8" w:space="0" w:color="000000"/>
         </w:tcBorders>
       </w:tcPr>
     </w:tblStylePr>
@@ -7872,7 +7968,7 @@
       <w:spacing w:after="0" w:line="240" w:lineRule="auto"/>
     </w:pPr>
     <w:rPr>
-      <w:color w:val="000000" w:themeColor="text1"/>
+      <w:color w:val="000000"/>
     </w:rPr>
     <w:tblPr>
       <w:tblStyleRowBandSize w:val="1"/>
@@ -7880,7 +7976,7 @@
       <w:tblInd w:w="0" w:type="dxa"/>
       <w:tblBorders>
         <w:top w:val="single" w:sz="8" w:space="0" w:color="C0504D" w:themeColor="accent2"/>
-        <w:bottom w:val="single" w:sz="8" w:space="0" w:color="C0504D" w:themeColor="accent2"/>
+        <w:bottom w:val="single" w:sz="8" w:space="0" w:color="000000"/>
       </w:tblBorders>
       <w:tblCellMar>
         <w:top w:w="0" w:type="dxa"/>
@@ -7897,7 +7993,7 @@
       <w:tcPr>
         <w:tcBorders>
           <w:top w:val="nil"/>
-          <w:bottom w:val="single" w:sz="8" w:space="0" w:color="C0504D" w:themeColor="accent2"/>
+          <w:bottom w:val="single" w:sz="8" w:space="0" w:color="000000"/>
         </w:tcBorders>
       </w:tcPr>
     </w:tblStylePr>
@@ -7905,13 +8001,13 @@
       <w:rPr>
         <w:b/>
         <w:bCs/>
-        <w:color w:val="1F497D" w:themeColor="text2"/>
+        <w:color w:val="000000"/>
       </w:rPr>
       <w:tblPr/>
       <w:tcPr>
         <w:tcBorders>
           <w:top w:val="single" w:sz="8" w:space="0" w:color="C0504D" w:themeColor="accent2"/>
-          <w:bottom w:val="single" w:sz="8" w:space="0" w:color="C0504D" w:themeColor="accent2"/>
+          <w:bottom w:val="single" w:sz="8" w:space="0" w:color="000000"/>
         </w:tcBorders>
       </w:tcPr>
     </w:tblStylePr>
@@ -7930,7 +8026,7 @@
       <w:tcPr>
         <w:tcBorders>
           <w:top w:val="single" w:sz="8" w:space="0" w:color="C0504D" w:themeColor="accent2"/>
-          <w:bottom w:val="single" w:sz="8" w:space="0" w:color="C0504D" w:themeColor="accent2"/>
+          <w:bottom w:val="single" w:sz="8" w:space="0" w:color="000000"/>
         </w:tcBorders>
       </w:tcPr>
     </w:tblStylePr>
@@ -7956,7 +8052,7 @@
       <w:spacing w:after="0" w:line="240" w:lineRule="auto"/>
     </w:pPr>
     <w:rPr>
-      <w:color w:val="000000" w:themeColor="text1"/>
+      <w:color w:val="000000"/>
     </w:rPr>
     <w:tblPr>
       <w:tblStyleRowBandSize w:val="1"/>
@@ -7964,7 +8060,7 @@
       <w:tblInd w:w="0" w:type="dxa"/>
       <w:tblBorders>
         <w:top w:val="single" w:sz="8" w:space="0" w:color="9BBB59" w:themeColor="accent3"/>
-        <w:bottom w:val="single" w:sz="8" w:space="0" w:color="9BBB59" w:themeColor="accent3"/>
+        <w:bottom w:val="single" w:sz="8" w:space="0" w:color="000000"/>
       </w:tblBorders>
       <w:tblCellMar>
         <w:top w:w="0" w:type="dxa"/>
@@ -7981,7 +8077,7 @@
       <w:tcPr>
         <w:tcBorders>
           <w:top w:val="nil"/>
-          <w:bottom w:val="single" w:sz="8" w:space="0" w:color="9BBB59" w:themeColor="accent3"/>
+          <w:bottom w:val="single" w:sz="8" w:space="0" w:color="000000"/>
         </w:tcBorders>
       </w:tcPr>
     </w:tblStylePr>
@@ -7989,13 +8085,13 @@
       <w:rPr>
         <w:b/>
         <w:bCs/>
-        <w:color w:val="1F497D" w:themeColor="text2"/>
+        <w:color w:val="000000"/>
       </w:rPr>
       <w:tblPr/>
       <w:tcPr>
         <w:tcBorders>
           <w:top w:val="single" w:sz="8" w:space="0" w:color="9BBB59" w:themeColor="accent3"/>
-          <w:bottom w:val="single" w:sz="8" w:space="0" w:color="9BBB59" w:themeColor="accent3"/>
+          <w:bottom w:val="single" w:sz="8" w:space="0" w:color="000000"/>
         </w:tcBorders>
       </w:tcPr>
     </w:tblStylePr>
@@ -8014,7 +8110,7 @@
       <w:tcPr>
         <w:tcBorders>
           <w:top w:val="single" w:sz="8" w:space="0" w:color="9BBB59" w:themeColor="accent3"/>
-          <w:bottom w:val="single" w:sz="8" w:space="0" w:color="9BBB59" w:themeColor="accent3"/>
+          <w:bottom w:val="single" w:sz="8" w:space="0" w:color="000000"/>
         </w:tcBorders>
       </w:tcPr>
     </w:tblStylePr>
@@ -8040,7 +8136,7 @@
       <w:spacing w:after="0" w:line="240" w:lineRule="auto"/>
     </w:pPr>
     <w:rPr>
-      <w:color w:val="000000" w:themeColor="text1"/>
+      <w:color w:val="000000"/>
     </w:rPr>
     <w:tblPr>
       <w:tblStyleRowBandSize w:val="1"/>
@@ -8048,7 +8144,7 @@
       <w:tblInd w:w="0" w:type="dxa"/>
       <w:tblBorders>
         <w:top w:val="single" w:sz="8" w:space="0" w:color="8064A2" w:themeColor="accent4"/>
-        <w:bottom w:val="single" w:sz="8" w:space="0" w:color="8064A2" w:themeColor="accent4"/>
+        <w:bottom w:val="single" w:sz="8" w:space="0" w:color="000000"/>
       </w:tblBorders>
       <w:tblCellMar>
         <w:top w:w="0" w:type="dxa"/>
@@ -8065,7 +8161,7 @@
       <w:tcPr>
         <w:tcBorders>
           <w:top w:val="nil"/>
-          <w:bottom w:val="single" w:sz="8" w:space="0" w:color="8064A2" w:themeColor="accent4"/>
+          <w:bottom w:val="single" w:sz="8" w:space="0" w:color="000000"/>
         </w:tcBorders>
       </w:tcPr>
     </w:tblStylePr>
@@ -8073,13 +8169,13 @@
       <w:rPr>
         <w:b/>
         <w:bCs/>
-        <w:color w:val="1F497D" w:themeColor="text2"/>
+        <w:color w:val="000000"/>
       </w:rPr>
       <w:tblPr/>
       <w:tcPr>
         <w:tcBorders>
           <w:top w:val="single" w:sz="8" w:space="0" w:color="8064A2" w:themeColor="accent4"/>
-          <w:bottom w:val="single" w:sz="8" w:space="0" w:color="8064A2" w:themeColor="accent4"/>
+          <w:bottom w:val="single" w:sz="8" w:space="0" w:color="000000"/>
         </w:tcBorders>
       </w:tcPr>
     </w:tblStylePr>
@@ -8098,7 +8194,7 @@
       <w:tcPr>
         <w:tcBorders>
           <w:top w:val="single" w:sz="8" w:space="0" w:color="8064A2" w:themeColor="accent4"/>
-          <w:bottom w:val="single" w:sz="8" w:space="0" w:color="8064A2" w:themeColor="accent4"/>
+          <w:bottom w:val="single" w:sz="8" w:space="0" w:color="000000"/>
         </w:tcBorders>
       </w:tcPr>
     </w:tblStylePr>
@@ -8124,7 +8220,7 @@
       <w:spacing w:after="0" w:line="240" w:lineRule="auto"/>
     </w:pPr>
     <w:rPr>
-      <w:color w:val="000000" w:themeColor="text1"/>
+      <w:color w:val="000000"/>
     </w:rPr>
     <w:tblPr>
       <w:tblStyleRowBandSize w:val="1"/>
@@ -8132,7 +8228,7 @@
       <w:tblInd w:w="0" w:type="dxa"/>
       <w:tblBorders>
         <w:top w:val="single" w:sz="8" w:space="0" w:color="4BACC6" w:themeColor="accent5"/>
-        <w:bottom w:val="single" w:sz="8" w:space="0" w:color="4BACC6" w:themeColor="accent5"/>
+        <w:bottom w:val="single" w:sz="8" w:space="0" w:color="000000"/>
       </w:tblBorders>
       <w:tblCellMar>
         <w:top w:w="0" w:type="dxa"/>
@@ -8149,7 +8245,7 @@
       <w:tcPr>
         <w:tcBorders>
           <w:top w:val="nil"/>
-          <w:bottom w:val="single" w:sz="8" w:space="0" w:color="4BACC6" w:themeColor="accent5"/>
+          <w:bottom w:val="single" w:sz="8" w:space="0" w:color="000000"/>
         </w:tcBorders>
       </w:tcPr>
     </w:tblStylePr>
@@ -8157,13 +8253,13 @@
       <w:rPr>
         <w:b/>
         <w:bCs/>
-        <w:color w:val="1F497D" w:themeColor="text2"/>
+        <w:color w:val="000000"/>
       </w:rPr>
       <w:tblPr/>
       <w:tcPr>
         <w:tcBorders>
           <w:top w:val="single" w:sz="8" w:space="0" w:color="4BACC6" w:themeColor="accent5"/>
-          <w:bottom w:val="single" w:sz="8" w:space="0" w:color="4BACC6" w:themeColor="accent5"/>
+          <w:bottom w:val="single" w:sz="8" w:space="0" w:color="000000"/>
         </w:tcBorders>
       </w:tcPr>
     </w:tblStylePr>
@@ -8182,7 +8278,7 @@
       <w:tcPr>
         <w:tcBorders>
           <w:top w:val="single" w:sz="8" w:space="0" w:color="4BACC6" w:themeColor="accent5"/>
-          <w:bottom w:val="single" w:sz="8" w:space="0" w:color="4BACC6" w:themeColor="accent5"/>
+          <w:bottom w:val="single" w:sz="8" w:space="0" w:color="000000"/>
         </w:tcBorders>
       </w:tcPr>
     </w:tblStylePr>
@@ -8208,7 +8304,7 @@
       <w:spacing w:after="0" w:line="240" w:lineRule="auto"/>
     </w:pPr>
     <w:rPr>
-      <w:color w:val="000000" w:themeColor="text1"/>
+      <w:color w:val="000000"/>
     </w:rPr>
     <w:tblPr>
       <w:tblStyleRowBandSize w:val="1"/>
@@ -8216,7 +8312,7 @@
       <w:tblInd w:w="0" w:type="dxa"/>
       <w:tblBorders>
         <w:top w:val="single" w:sz="8" w:space="0" w:color="F79646" w:themeColor="accent6"/>
-        <w:bottom w:val="single" w:sz="8" w:space="0" w:color="F79646" w:themeColor="accent6"/>
+        <w:bottom w:val="single" w:sz="8" w:space="0" w:color="000000"/>
       </w:tblBorders>
       <w:tblCellMar>
         <w:top w:w="0" w:type="dxa"/>
@@ -8233,7 +8329,7 @@
       <w:tcPr>
         <w:tcBorders>
           <w:top w:val="nil"/>
-          <w:bottom w:val="single" w:sz="8" w:space="0" w:color="F79646" w:themeColor="accent6"/>
+          <w:bottom w:val="single" w:sz="8" w:space="0" w:color="000000"/>
         </w:tcBorders>
       </w:tcPr>
     </w:tblStylePr>
@@ -8241,13 +8337,13 @@
       <w:rPr>
         <w:b/>
         <w:bCs/>
-        <w:color w:val="1F497D" w:themeColor="text2"/>
+        <w:color w:val="000000"/>
       </w:rPr>
       <w:tblPr/>
       <w:tcPr>
         <w:tcBorders>
           <w:top w:val="single" w:sz="8" w:space="0" w:color="F79646" w:themeColor="accent6"/>
-          <w:bottom w:val="single" w:sz="8" w:space="0" w:color="F79646" w:themeColor="accent6"/>
+          <w:bottom w:val="single" w:sz="8" w:space="0" w:color="000000"/>
         </w:tcBorders>
       </w:tcPr>
     </w:tblStylePr>
@@ -8266,7 +8362,7 @@
       <w:tcPr>
         <w:tcBorders>
           <w:top w:val="single" w:sz="8" w:space="0" w:color="F79646" w:themeColor="accent6"/>
-          <w:bottom w:val="single" w:sz="8" w:space="0" w:color="F79646" w:themeColor="accent6"/>
+          <w:bottom w:val="single" w:sz="8" w:space="0" w:color="000000"/>
         </w:tcBorders>
       </w:tcPr>
     </w:tblStylePr>
@@ -8293,7 +8389,7 @@
     </w:pPr>
     <w:rPr>
       <w:rFonts w:asciiTheme="majorHAnsi" w:eastAsiaTheme="majorEastAsia" w:hAnsiTheme="majorHAnsi" w:cstheme="majorBidi"/>
-      <w:color w:val="000000" w:themeColor="text1"/>
+      <w:color w:val="000000"/>
     </w:rPr>
     <w:tblPr>
       <w:tblStyleRowBandSize w:val="1"/>
@@ -8302,7 +8398,7 @@
       <w:tblBorders>
         <w:top w:val="single" w:sz="8" w:space="0" w:color="000000" w:themeColor="text1"/>
         <w:left w:val="single" w:sz="8" w:space="0" w:color="000000" w:themeColor="text1"/>
-        <w:bottom w:val="single" w:sz="8" w:space="0" w:color="000000" w:themeColor="text1"/>
+        <w:bottom w:val="single" w:sz="8" w:space="0" w:color="000000"/>
         <w:right w:val="single" w:sz="8" w:space="0" w:color="000000" w:themeColor="text1"/>
       </w:tblBorders>
       <w:tblCellMar>
@@ -8322,7 +8418,7 @@
         <w:tcBorders>
           <w:top w:val="nil"/>
           <w:left w:val="nil"/>
-          <w:bottom w:val="single" w:sz="24" w:space="0" w:color="000000" w:themeColor="text1"/>
+          <w:bottom w:val="single" w:sz="24" w:space="0" w:color="000000"/>
           <w:right w:val="nil"/>
           <w:insideH w:val="nil"/>
           <w:insideV w:val="nil"/>
@@ -8421,7 +8517,7 @@
     </w:pPr>
     <w:rPr>
       <w:rFonts w:asciiTheme="majorHAnsi" w:eastAsiaTheme="majorEastAsia" w:hAnsiTheme="majorHAnsi" w:cstheme="majorBidi"/>
-      <w:color w:val="000000" w:themeColor="text1"/>
+      <w:color w:val="000000"/>
     </w:rPr>
     <w:tblPr>
       <w:tblStyleRowBandSize w:val="1"/>
@@ -8430,7 +8526,7 @@
       <w:tblBorders>
         <w:top w:val="single" w:sz="8" w:space="0" w:color="4F81BD" w:themeColor="accent1"/>
         <w:left w:val="single" w:sz="8" w:space="0" w:color="4F81BD" w:themeColor="accent1"/>
-        <w:bottom w:val="single" w:sz="8" w:space="0" w:color="4F81BD" w:themeColor="accent1"/>
+        <w:bottom w:val="single" w:sz="8" w:space="0" w:color="000000"/>
         <w:right w:val="single" w:sz="8" w:space="0" w:color="4F81BD" w:themeColor="accent1"/>
       </w:tblBorders>
       <w:tblCellMar>
@@ -8450,7 +8546,7 @@
         <w:tcBorders>
           <w:top w:val="nil"/>
           <w:left w:val="nil"/>
-          <w:bottom w:val="single" w:sz="24" w:space="0" w:color="4F81BD" w:themeColor="accent1"/>
+          <w:bottom w:val="single" w:sz="24" w:space="0" w:color="000000"/>
           <w:right w:val="nil"/>
           <w:insideH w:val="nil"/>
           <w:insideV w:val="nil"/>
@@ -8549,7 +8645,7 @@
     </w:pPr>
     <w:rPr>
       <w:rFonts w:asciiTheme="majorHAnsi" w:eastAsiaTheme="majorEastAsia" w:hAnsiTheme="majorHAnsi" w:cstheme="majorBidi"/>
-      <w:color w:val="000000" w:themeColor="text1"/>
+      <w:color w:val="000000"/>
     </w:rPr>
     <w:tblPr>
       <w:tblStyleRowBandSize w:val="1"/>
@@ -8558,7 +8654,7 @@
       <w:tblBorders>
         <w:top w:val="single" w:sz="8" w:space="0" w:color="C0504D" w:themeColor="accent2"/>
         <w:left w:val="single" w:sz="8" w:space="0" w:color="C0504D" w:themeColor="accent2"/>
-        <w:bottom w:val="single" w:sz="8" w:space="0" w:color="C0504D" w:themeColor="accent2"/>
+        <w:bottom w:val="single" w:sz="8" w:space="0" w:color="000000"/>
         <w:right w:val="single" w:sz="8" w:space="0" w:color="C0504D" w:themeColor="accent2"/>
       </w:tblBorders>
       <w:tblCellMar>
@@ -8578,7 +8674,7 @@
         <w:tcBorders>
           <w:top w:val="nil"/>
           <w:left w:val="nil"/>
-          <w:bottom w:val="single" w:sz="24" w:space="0" w:color="C0504D" w:themeColor="accent2"/>
+          <w:bottom w:val="single" w:sz="24" w:space="0" w:color="000000"/>
           <w:right w:val="nil"/>
           <w:insideH w:val="nil"/>
           <w:insideV w:val="nil"/>
@@ -8677,7 +8773,7 @@
     </w:pPr>
     <w:rPr>
       <w:rFonts w:asciiTheme="majorHAnsi" w:eastAsiaTheme="majorEastAsia" w:hAnsiTheme="majorHAnsi" w:cstheme="majorBidi"/>
-      <w:color w:val="000000" w:themeColor="text1"/>
+      <w:color w:val="000000"/>
     </w:rPr>
     <w:tblPr>
       <w:tblStyleRowBandSize w:val="1"/>
@@ -8686,7 +8782,7 @@
       <w:tblBorders>
         <w:top w:val="single" w:sz="8" w:space="0" w:color="9BBB59" w:themeColor="accent3"/>
         <w:left w:val="single" w:sz="8" w:space="0" w:color="9BBB59" w:themeColor="accent3"/>
-        <w:bottom w:val="single" w:sz="8" w:space="0" w:color="9BBB59" w:themeColor="accent3"/>
+        <w:bottom w:val="single" w:sz="8" w:space="0" w:color="000000"/>
         <w:right w:val="single" w:sz="8" w:space="0" w:color="9BBB59" w:themeColor="accent3"/>
       </w:tblBorders>
       <w:tblCellMar>
@@ -8706,7 +8802,7 @@
         <w:tcBorders>
           <w:top w:val="nil"/>
           <w:left w:val="nil"/>
-          <w:bottom w:val="single" w:sz="24" w:space="0" w:color="9BBB59" w:themeColor="accent3"/>
+          <w:bottom w:val="single" w:sz="24" w:space="0" w:color="000000"/>
           <w:right w:val="nil"/>
           <w:insideH w:val="nil"/>
           <w:insideV w:val="nil"/>
@@ -8805,7 +8901,7 @@
     </w:pPr>
     <w:rPr>
       <w:rFonts w:asciiTheme="majorHAnsi" w:eastAsiaTheme="majorEastAsia" w:hAnsiTheme="majorHAnsi" w:cstheme="majorBidi"/>
-      <w:color w:val="000000" w:themeColor="text1"/>
+      <w:color w:val="000000"/>
     </w:rPr>
     <w:tblPr>
       <w:tblStyleRowBandSize w:val="1"/>
@@ -8814,7 +8910,7 @@
       <w:tblBorders>
         <w:top w:val="single" w:sz="8" w:space="0" w:color="8064A2" w:themeColor="accent4"/>
         <w:left w:val="single" w:sz="8" w:space="0" w:color="8064A2" w:themeColor="accent4"/>
-        <w:bottom w:val="single" w:sz="8" w:space="0" w:color="8064A2" w:themeColor="accent4"/>
+        <w:bottom w:val="single" w:sz="8" w:space="0" w:color="000000"/>
         <w:right w:val="single" w:sz="8" w:space="0" w:color="8064A2" w:themeColor="accent4"/>
       </w:tblBorders>
       <w:tblCellMar>
@@ -8834,7 +8930,7 @@
         <w:tcBorders>
           <w:top w:val="nil"/>
           <w:left w:val="nil"/>
-          <w:bottom w:val="single" w:sz="24" w:space="0" w:color="8064A2" w:themeColor="accent4"/>
+          <w:bottom w:val="single" w:sz="24" w:space="0" w:color="000000"/>
           <w:right w:val="nil"/>
           <w:insideH w:val="nil"/>
           <w:insideV w:val="nil"/>
@@ -8933,7 +9029,7 @@
     </w:pPr>
     <w:rPr>
       <w:rFonts w:asciiTheme="majorHAnsi" w:eastAsiaTheme="majorEastAsia" w:hAnsiTheme="majorHAnsi" w:cstheme="majorBidi"/>
-      <w:color w:val="000000" w:themeColor="text1"/>
+      <w:color w:val="000000"/>
     </w:rPr>
     <w:tblPr>
       <w:tblStyleRowBandSize w:val="1"/>
@@ -8942,7 +9038,7 @@
       <w:tblBorders>
         <w:top w:val="single" w:sz="8" w:space="0" w:color="4BACC6" w:themeColor="accent5"/>
         <w:left w:val="single" w:sz="8" w:space="0" w:color="4BACC6" w:themeColor="accent5"/>
-        <w:bottom w:val="single" w:sz="8" w:space="0" w:color="4BACC6" w:themeColor="accent5"/>
+        <w:bottom w:val="single" w:sz="8" w:space="0" w:color="000000"/>
         <w:right w:val="single" w:sz="8" w:space="0" w:color="4BACC6" w:themeColor="accent5"/>
       </w:tblBorders>
       <w:tblCellMar>
@@ -8962,7 +9058,7 @@
         <w:tcBorders>
           <w:top w:val="nil"/>
           <w:left w:val="nil"/>
-          <w:bottom w:val="single" w:sz="24" w:space="0" w:color="4BACC6" w:themeColor="accent5"/>
+          <w:bottom w:val="single" w:sz="24" w:space="0" w:color="000000"/>
           <w:right w:val="nil"/>
           <w:insideH w:val="nil"/>
           <w:insideV w:val="nil"/>
@@ -9061,7 +9157,7 @@
     </w:pPr>
     <w:rPr>
       <w:rFonts w:asciiTheme="majorHAnsi" w:eastAsiaTheme="majorEastAsia" w:hAnsiTheme="majorHAnsi" w:cstheme="majorBidi"/>
-      <w:color w:val="000000" w:themeColor="text1"/>
+      <w:color w:val="000000"/>
     </w:rPr>
     <w:tblPr>
       <w:tblStyleRowBandSize w:val="1"/>
@@ -9070,7 +9166,7 @@
       <w:tblBorders>
         <w:top w:val="single" w:sz="8" w:space="0" w:color="F79646" w:themeColor="accent6"/>
         <w:left w:val="single" w:sz="8" w:space="0" w:color="F79646" w:themeColor="accent6"/>
-        <w:bottom w:val="single" w:sz="8" w:space="0" w:color="F79646" w:themeColor="accent6"/>
+        <w:bottom w:val="single" w:sz="8" w:space="0" w:color="000000"/>
         <w:right w:val="single" w:sz="8" w:space="0" w:color="F79646" w:themeColor="accent6"/>
       </w:tblBorders>
       <w:tblCellMar>
@@ -9090,7 +9186,7 @@
         <w:tcBorders>
           <w:top w:val="nil"/>
           <w:left w:val="nil"/>
-          <w:bottom w:val="single" w:sz="24" w:space="0" w:color="F79646" w:themeColor="accent6"/>
+          <w:bottom w:val="single" w:sz="24" w:space="0" w:color="000000"/>
           <w:right w:val="nil"/>
           <w:insideH w:val="nil"/>
           <w:insideV w:val="nil"/>
@@ -9194,7 +9290,7 @@
       <w:tblBorders>
         <w:top w:val="single" w:sz="8" w:space="0" w:color="404040" w:themeColor="text1" w:themeTint="BF"/>
         <w:left w:val="single" w:sz="8" w:space="0" w:color="404040" w:themeColor="text1" w:themeTint="BF"/>
-        <w:bottom w:val="single" w:sz="8" w:space="0" w:color="404040" w:themeColor="text1" w:themeTint="BF"/>
+        <w:bottom w:val="single" w:sz="8" w:space="0" w:color="000000" w:themeTint="BF"/>
         <w:right w:val="single" w:sz="8" w:space="0" w:color="404040" w:themeColor="text1" w:themeTint="BF"/>
         <w:insideH w:val="single" w:sz="8" w:space="0" w:color="404040" w:themeColor="text1" w:themeTint="BF"/>
         <w:insideV w:val="single" w:sz="8" w:space="0" w:color="404040" w:themeColor="text1" w:themeTint="BF"/>
@@ -9267,7 +9363,7 @@
       <w:tblBorders>
         <w:top w:val="single" w:sz="8" w:space="0" w:color="7BA0CD" w:themeColor="accent1" w:themeTint="BF"/>
         <w:left w:val="single" w:sz="8" w:space="0" w:color="7BA0CD" w:themeColor="accent1" w:themeTint="BF"/>
-        <w:bottom w:val="single" w:sz="8" w:space="0" w:color="7BA0CD" w:themeColor="accent1" w:themeTint="BF"/>
+        <w:bottom w:val="single" w:sz="8" w:space="0" w:color="000000" w:themeTint="BF"/>
         <w:right w:val="single" w:sz="8" w:space="0" w:color="7BA0CD" w:themeColor="accent1" w:themeTint="BF"/>
         <w:insideH w:val="single" w:sz="8" w:space="0" w:color="7BA0CD" w:themeColor="accent1" w:themeTint="BF"/>
         <w:insideV w:val="single" w:sz="8" w:space="0" w:color="7BA0CD" w:themeColor="accent1" w:themeTint="BF"/>
@@ -9340,7 +9436,7 @@
       <w:tblBorders>
         <w:top w:val="single" w:sz="8" w:space="0" w:color="CF7B79" w:themeColor="accent2" w:themeTint="BF"/>
         <w:left w:val="single" w:sz="8" w:space="0" w:color="CF7B79" w:themeColor="accent2" w:themeTint="BF"/>
-        <w:bottom w:val="single" w:sz="8" w:space="0" w:color="CF7B79" w:themeColor="accent2" w:themeTint="BF"/>
+        <w:bottom w:val="single" w:sz="8" w:space="0" w:color="000000" w:themeTint="BF"/>
         <w:right w:val="single" w:sz="8" w:space="0" w:color="CF7B79" w:themeColor="accent2" w:themeTint="BF"/>
         <w:insideH w:val="single" w:sz="8" w:space="0" w:color="CF7B79" w:themeColor="accent2" w:themeTint="BF"/>
         <w:insideV w:val="single" w:sz="8" w:space="0" w:color="CF7B79" w:themeColor="accent2" w:themeTint="BF"/>
@@ -9413,7 +9509,7 @@
       <w:tblBorders>
         <w:top w:val="single" w:sz="8" w:space="0" w:color="B3CC82" w:themeColor="accent3" w:themeTint="BF"/>
         <w:left w:val="single" w:sz="8" w:space="0" w:color="B3CC82" w:themeColor="accent3" w:themeTint="BF"/>
-        <w:bottom w:val="single" w:sz="8" w:space="0" w:color="B3CC82" w:themeColor="accent3" w:themeTint="BF"/>
+        <w:bottom w:val="single" w:sz="8" w:space="0" w:color="000000" w:themeTint="BF"/>
         <w:right w:val="single" w:sz="8" w:space="0" w:color="B3CC82" w:themeColor="accent3" w:themeTint="BF"/>
         <w:insideH w:val="single" w:sz="8" w:space="0" w:color="B3CC82" w:themeColor="accent3" w:themeTint="BF"/>
         <w:insideV w:val="single" w:sz="8" w:space="0" w:color="B3CC82" w:themeColor="accent3" w:themeTint="BF"/>
@@ -9486,7 +9582,7 @@
       <w:tblBorders>
         <w:top w:val="single" w:sz="8" w:space="0" w:color="9F8AB9" w:themeColor="accent4" w:themeTint="BF"/>
         <w:left w:val="single" w:sz="8" w:space="0" w:color="9F8AB9" w:themeColor="accent4" w:themeTint="BF"/>
-        <w:bottom w:val="single" w:sz="8" w:space="0" w:color="9F8AB9" w:themeColor="accent4" w:themeTint="BF"/>
+        <w:bottom w:val="single" w:sz="8" w:space="0" w:color="000000" w:themeTint="BF"/>
         <w:right w:val="single" w:sz="8" w:space="0" w:color="9F8AB9" w:themeColor="accent4" w:themeTint="BF"/>
         <w:insideH w:val="single" w:sz="8" w:space="0" w:color="9F8AB9" w:themeColor="accent4" w:themeTint="BF"/>
         <w:insideV w:val="single" w:sz="8" w:space="0" w:color="9F8AB9" w:themeColor="accent4" w:themeTint="BF"/>
@@ -9559,7 +9655,7 @@
       <w:tblBorders>
         <w:top w:val="single" w:sz="8" w:space="0" w:color="78C0D4" w:themeColor="accent5" w:themeTint="BF"/>
         <w:left w:val="single" w:sz="8" w:space="0" w:color="78C0D4" w:themeColor="accent5" w:themeTint="BF"/>
-        <w:bottom w:val="single" w:sz="8" w:space="0" w:color="78C0D4" w:themeColor="accent5" w:themeTint="BF"/>
+        <w:bottom w:val="single" w:sz="8" w:space="0" w:color="000000" w:themeTint="BF"/>
         <w:right w:val="single" w:sz="8" w:space="0" w:color="78C0D4" w:themeColor="accent5" w:themeTint="BF"/>
         <w:insideH w:val="single" w:sz="8" w:space="0" w:color="78C0D4" w:themeColor="accent5" w:themeTint="BF"/>
         <w:insideV w:val="single" w:sz="8" w:space="0" w:color="78C0D4" w:themeColor="accent5" w:themeTint="BF"/>
@@ -9632,7 +9728,7 @@
       <w:tblBorders>
         <w:top w:val="single" w:sz="8" w:space="0" w:color="F9B074" w:themeColor="accent6" w:themeTint="BF"/>
         <w:left w:val="single" w:sz="8" w:space="0" w:color="F9B074" w:themeColor="accent6" w:themeTint="BF"/>
-        <w:bottom w:val="single" w:sz="8" w:space="0" w:color="F9B074" w:themeColor="accent6" w:themeTint="BF"/>
+        <w:bottom w:val="single" w:sz="8" w:space="0" w:color="000000" w:themeTint="BF"/>
         <w:right w:val="single" w:sz="8" w:space="0" w:color="F9B074" w:themeColor="accent6" w:themeTint="BF"/>
         <w:insideH w:val="single" w:sz="8" w:space="0" w:color="F9B074" w:themeColor="accent6" w:themeTint="BF"/>
         <w:insideV w:val="single" w:sz="8" w:space="0" w:color="F9B074" w:themeColor="accent6" w:themeTint="BF"/>
@@ -9700,7 +9796,7 @@
     </w:pPr>
     <w:rPr>
       <w:rFonts w:asciiTheme="majorHAnsi" w:eastAsiaTheme="majorEastAsia" w:hAnsiTheme="majorHAnsi" w:cstheme="majorBidi"/>
-      <w:color w:val="000000" w:themeColor="text1"/>
+      <w:color w:val="000000"/>
     </w:rPr>
     <w:tblPr>
       <w:tblStyleRowBandSize w:val="1"/>
@@ -9709,7 +9805,7 @@
       <w:tblBorders>
         <w:top w:val="single" w:sz="8" w:space="0" w:color="000000" w:themeColor="text1"/>
         <w:left w:val="single" w:sz="8" w:space="0" w:color="000000" w:themeColor="text1"/>
-        <w:bottom w:val="single" w:sz="8" w:space="0" w:color="000000" w:themeColor="text1"/>
+        <w:bottom w:val="single" w:sz="8" w:space="0" w:color="000000"/>
         <w:right w:val="single" w:sz="8" w:space="0" w:color="000000" w:themeColor="text1"/>
         <w:insideH w:val="single" w:sz="8" w:space="0" w:color="000000" w:themeColor="text1"/>
         <w:insideV w:val="single" w:sz="8" w:space="0" w:color="000000" w:themeColor="text1"/>
@@ -9728,7 +9824,7 @@
       <w:rPr>
         <w:b/>
         <w:bCs/>
-        <w:color w:val="000000" w:themeColor="text1"/>
+        <w:color w:val="000000"/>
       </w:rPr>
       <w:tblPr/>
       <w:tcPr>
@@ -9739,7 +9835,7 @@
       <w:rPr>
         <w:b/>
         <w:bCs/>
-        <w:color w:val="000000" w:themeColor="text1"/>
+        <w:color w:val="000000"/>
       </w:rPr>
       <w:tblPr/>
       <w:tcPr>
@@ -9758,7 +9854,7 @@
       <w:rPr>
         <w:b/>
         <w:bCs/>
-        <w:color w:val="000000" w:themeColor="text1"/>
+        <w:color w:val="000000"/>
       </w:rPr>
       <w:tblPr/>
       <w:tcPr>
@@ -9777,7 +9873,7 @@
       <w:rPr>
         <w:b w:val="0"/>
         <w:bCs w:val="0"/>
-        <w:color w:val="000000" w:themeColor="text1"/>
+        <w:color w:val="000000"/>
       </w:rPr>
       <w:tblPr/>
       <w:tcPr>
@@ -9825,7 +9921,7 @@
     </w:pPr>
     <w:rPr>
       <w:rFonts w:asciiTheme="majorHAnsi" w:eastAsiaTheme="majorEastAsia" w:hAnsiTheme="majorHAnsi" w:cstheme="majorBidi"/>
-      <w:color w:val="000000" w:themeColor="text1"/>
+      <w:color w:val="000000"/>
     </w:rPr>
     <w:tblPr>
       <w:tblStyleRowBandSize w:val="1"/>
@@ -9834,7 +9930,7 @@
       <w:tblBorders>
         <w:top w:val="single" w:sz="8" w:space="0" w:color="4F81BD" w:themeColor="accent1"/>
         <w:left w:val="single" w:sz="8" w:space="0" w:color="4F81BD" w:themeColor="accent1"/>
-        <w:bottom w:val="single" w:sz="8" w:space="0" w:color="4F81BD" w:themeColor="accent1"/>
+        <w:bottom w:val="single" w:sz="8" w:space="0" w:color="000000"/>
         <w:right w:val="single" w:sz="8" w:space="0" w:color="4F81BD" w:themeColor="accent1"/>
         <w:insideH w:val="single" w:sz="8" w:space="0" w:color="4F81BD" w:themeColor="accent1"/>
         <w:insideV w:val="single" w:sz="8" w:space="0" w:color="4F81BD" w:themeColor="accent1"/>
@@ -9853,7 +9949,7 @@
       <w:rPr>
         <w:b/>
         <w:bCs/>
-        <w:color w:val="000000" w:themeColor="text1"/>
+        <w:color w:val="000000"/>
       </w:rPr>
       <w:tblPr/>
       <w:tcPr>
@@ -9864,7 +9960,7 @@
       <w:rPr>
         <w:b/>
         <w:bCs/>
-        <w:color w:val="000000" w:themeColor="text1"/>
+        <w:color w:val="000000"/>
       </w:rPr>
       <w:tblPr/>
       <w:tcPr>
@@ -9883,7 +9979,7 @@
       <w:rPr>
         <w:b/>
         <w:bCs/>
-        <w:color w:val="000000" w:themeColor="text1"/>
+        <w:color w:val="000000"/>
       </w:rPr>
       <w:tblPr/>
       <w:tcPr>
@@ -9902,7 +9998,7 @@
       <w:rPr>
         <w:b w:val="0"/>
         <w:bCs w:val="0"/>
-        <w:color w:val="000000" w:themeColor="text1"/>
+        <w:color w:val="000000"/>
       </w:rPr>
       <w:tblPr/>
       <w:tcPr>
@@ -9950,7 +10046,7 @@
     </w:pPr>
     <w:rPr>
       <w:rFonts w:asciiTheme="majorHAnsi" w:eastAsiaTheme="majorEastAsia" w:hAnsiTheme="majorHAnsi" w:cstheme="majorBidi"/>
-      <w:color w:val="000000" w:themeColor="text1"/>
+      <w:color w:val="000000"/>
     </w:rPr>
     <w:tblPr>
       <w:tblStyleRowBandSize w:val="1"/>
@@ -9959,7 +10055,7 @@
       <w:tblBorders>
         <w:top w:val="single" w:sz="8" w:space="0" w:color="C0504D" w:themeColor="accent2"/>
         <w:left w:val="single" w:sz="8" w:space="0" w:color="C0504D" w:themeColor="accent2"/>
-        <w:bottom w:val="single" w:sz="8" w:space="0" w:color="C0504D" w:themeColor="accent2"/>
+        <w:bottom w:val="single" w:sz="8" w:space="0" w:color="000000"/>
         <w:right w:val="single" w:sz="8" w:space="0" w:color="C0504D" w:themeColor="accent2"/>
         <w:insideH w:val="single" w:sz="8" w:space="0" w:color="C0504D" w:themeColor="accent2"/>
         <w:insideV w:val="single" w:sz="8" w:space="0" w:color="C0504D" w:themeColor="accent2"/>
@@ -9978,7 +10074,7 @@
       <w:rPr>
         <w:b/>
         <w:bCs/>
-        <w:color w:val="000000" w:themeColor="text1"/>
+        <w:color w:val="000000"/>
       </w:rPr>
       <w:tblPr/>
       <w:tcPr>
@@ -9989,7 +10085,7 @@
       <w:rPr>
         <w:b/>
         <w:bCs/>
-        <w:color w:val="000000" w:themeColor="text1"/>
+        <w:color w:val="000000"/>
       </w:rPr>
       <w:tblPr/>
       <w:tcPr>
@@ -10008,7 +10104,7 @@
       <w:rPr>
         <w:b/>
         <w:bCs/>
-        <w:color w:val="000000" w:themeColor="text1"/>
+        <w:color w:val="000000"/>
       </w:rPr>
       <w:tblPr/>
       <w:tcPr>
@@ -10027,7 +10123,7 @@
       <w:rPr>
         <w:b w:val="0"/>
         <w:bCs w:val="0"/>
-        <w:color w:val="000000" w:themeColor="text1"/>
+        <w:color w:val="000000"/>
       </w:rPr>
       <w:tblPr/>
       <w:tcPr>
@@ -10075,7 +10171,7 @@
     </w:pPr>
     <w:rPr>
       <w:rFonts w:asciiTheme="majorHAnsi" w:eastAsiaTheme="majorEastAsia" w:hAnsiTheme="majorHAnsi" w:cstheme="majorBidi"/>
-      <w:color w:val="000000" w:themeColor="text1"/>
+      <w:color w:val="000000"/>
     </w:rPr>
     <w:tblPr>
       <w:tblStyleRowBandSize w:val="1"/>
@@ -10084,7 +10180,7 @@
       <w:tblBorders>
         <w:top w:val="single" w:sz="8" w:space="0" w:color="9BBB59" w:themeColor="accent3"/>
         <w:left w:val="single" w:sz="8" w:space="0" w:color="9BBB59" w:themeColor="accent3"/>
-        <w:bottom w:val="single" w:sz="8" w:space="0" w:color="9BBB59" w:themeColor="accent3"/>
+        <w:bottom w:val="single" w:sz="8" w:space="0" w:color="000000"/>
         <w:right w:val="single" w:sz="8" w:space="0" w:color="9BBB59" w:themeColor="accent3"/>
         <w:insideH w:val="single" w:sz="8" w:space="0" w:color="9BBB59" w:themeColor="accent3"/>
         <w:insideV w:val="single" w:sz="8" w:space="0" w:color="9BBB59" w:themeColor="accent3"/>
@@ -10103,7 +10199,7 @@
       <w:rPr>
         <w:b/>
         <w:bCs/>
-        <w:color w:val="000000" w:themeColor="text1"/>
+        <w:color w:val="000000"/>
       </w:rPr>
       <w:tblPr/>
       <w:tcPr>
@@ -10114,7 +10210,7 @@
       <w:rPr>
         <w:b/>
         <w:bCs/>
-        <w:color w:val="000000" w:themeColor="text1"/>
+        <w:color w:val="000000"/>
       </w:rPr>
       <w:tblPr/>
       <w:tcPr>
@@ -10133,7 +10229,7 @@
       <w:rPr>
         <w:b/>
         <w:bCs/>
-        <w:color w:val="000000" w:themeColor="text1"/>
+        <w:color w:val="000000"/>
       </w:rPr>
       <w:tblPr/>
       <w:tcPr>
@@ -10152,7 +10248,7 @@
       <w:rPr>
         <w:b w:val="0"/>
         <w:bCs w:val="0"/>
-        <w:color w:val="000000" w:themeColor="text1"/>
+        <w:color w:val="000000"/>
       </w:rPr>
       <w:tblPr/>
       <w:tcPr>
@@ -10200,7 +10296,7 @@
     </w:pPr>
     <w:rPr>
       <w:rFonts w:asciiTheme="majorHAnsi" w:eastAsiaTheme="majorEastAsia" w:hAnsiTheme="majorHAnsi" w:cstheme="majorBidi"/>
-      <w:color w:val="000000" w:themeColor="text1"/>
+      <w:color w:val="000000"/>
     </w:rPr>
     <w:tblPr>
       <w:tblStyleRowBandSize w:val="1"/>
@@ -10209,7 +10305,7 @@
       <w:tblBorders>
         <w:top w:val="single" w:sz="8" w:space="0" w:color="8064A2" w:themeColor="accent4"/>
         <w:left w:val="single" w:sz="8" w:space="0" w:color="8064A2" w:themeColor="accent4"/>
-        <w:bottom w:val="single" w:sz="8" w:space="0" w:color="8064A2" w:themeColor="accent4"/>
+        <w:bottom w:val="single" w:sz="8" w:space="0" w:color="000000"/>
         <w:right w:val="single" w:sz="8" w:space="0" w:color="8064A2" w:themeColor="accent4"/>
         <w:insideH w:val="single" w:sz="8" w:space="0" w:color="8064A2" w:themeColor="accent4"/>
         <w:insideV w:val="single" w:sz="8" w:space="0" w:color="8064A2" w:themeColor="accent4"/>
@@ -10228,7 +10324,7 @@
       <w:rPr>
         <w:b/>
         <w:bCs/>
-        <w:color w:val="000000" w:themeColor="text1"/>
+        <w:color w:val="000000"/>
       </w:rPr>
       <w:tblPr/>
       <w:tcPr>
@@ -10239,7 +10335,7 @@
       <w:rPr>
         <w:b/>
         <w:bCs/>
-        <w:color w:val="000000" w:themeColor="text1"/>
+        <w:color w:val="000000"/>
       </w:rPr>
       <w:tblPr/>
       <w:tcPr>
@@ -10258,7 +10354,7 @@
       <w:rPr>
         <w:b/>
         <w:bCs/>
-        <w:color w:val="000000" w:themeColor="text1"/>
+        <w:color w:val="000000"/>
       </w:rPr>
       <w:tblPr/>
       <w:tcPr>
@@ -10277,7 +10373,7 @@
       <w:rPr>
         <w:b w:val="0"/>
         <w:bCs w:val="0"/>
-        <w:color w:val="000000" w:themeColor="text1"/>
+        <w:color w:val="000000"/>
       </w:rPr>
       <w:tblPr/>
       <w:tcPr>
@@ -10325,7 +10421,7 @@
     </w:pPr>
     <w:rPr>
       <w:rFonts w:asciiTheme="majorHAnsi" w:eastAsiaTheme="majorEastAsia" w:hAnsiTheme="majorHAnsi" w:cstheme="majorBidi"/>
-      <w:color w:val="000000" w:themeColor="text1"/>
+      <w:color w:val="000000"/>
     </w:rPr>
     <w:tblPr>
       <w:tblStyleRowBandSize w:val="1"/>
@@ -10334,7 +10430,7 @@
       <w:tblBorders>
         <w:top w:val="single" w:sz="8" w:space="0" w:color="4BACC6" w:themeColor="accent5"/>
         <w:left w:val="single" w:sz="8" w:space="0" w:color="4BACC6" w:themeColor="accent5"/>
-        <w:bottom w:val="single" w:sz="8" w:space="0" w:color="4BACC6" w:themeColor="accent5"/>
+        <w:bottom w:val="single" w:sz="8" w:space="0" w:color="000000"/>
         <w:right w:val="single" w:sz="8" w:space="0" w:color="4BACC6" w:themeColor="accent5"/>
         <w:insideH w:val="single" w:sz="8" w:space="0" w:color="4BACC6" w:themeColor="accent5"/>
         <w:insideV w:val="single" w:sz="8" w:space="0" w:color="4BACC6" w:themeColor="accent5"/>
@@ -10353,7 +10449,7 @@
       <w:rPr>
         <w:b/>
         <w:bCs/>
-        <w:color w:val="000000" w:themeColor="text1"/>
+        <w:color w:val="000000"/>
       </w:rPr>
       <w:tblPr/>
       <w:tcPr>
@@ -10364,7 +10460,7 @@
       <w:rPr>
         <w:b/>
         <w:bCs/>
-        <w:color w:val="000000" w:themeColor="text1"/>
+        <w:color w:val="000000"/>
       </w:rPr>
       <w:tblPr/>
       <w:tcPr>
@@ -10383,7 +10479,7 @@
       <w:rPr>
         <w:b/>
         <w:bCs/>
-        <w:color w:val="000000" w:themeColor="text1"/>
+        <w:color w:val="000000"/>
       </w:rPr>
       <w:tblPr/>
       <w:tcPr>
@@ -10402,7 +10498,7 @@
       <w:rPr>
         <w:b w:val="0"/>
         <w:bCs w:val="0"/>
-        <w:color w:val="000000" w:themeColor="text1"/>
+        <w:color w:val="000000"/>
       </w:rPr>
       <w:tblPr/>
       <w:tcPr>
@@ -10450,7 +10546,7 @@
     </w:pPr>
     <w:rPr>
       <w:rFonts w:asciiTheme="majorHAnsi" w:eastAsiaTheme="majorEastAsia" w:hAnsiTheme="majorHAnsi" w:cstheme="majorBidi"/>
-      <w:color w:val="000000" w:themeColor="text1"/>
+      <w:color w:val="000000"/>
     </w:rPr>
     <w:tblPr>
       <w:tblStyleRowBandSize w:val="1"/>
@@ -10459,7 +10555,7 @@
       <w:tblBorders>
         <w:top w:val="single" w:sz="8" w:space="0" w:color="F79646" w:themeColor="accent6"/>
         <w:left w:val="single" w:sz="8" w:space="0" w:color="F79646" w:themeColor="accent6"/>
-        <w:bottom w:val="single" w:sz="8" w:space="0" w:color="F79646" w:themeColor="accent6"/>
+        <w:bottom w:val="single" w:sz="8" w:space="0" w:color="000000"/>
         <w:right w:val="single" w:sz="8" w:space="0" w:color="F79646" w:themeColor="accent6"/>
         <w:insideH w:val="single" w:sz="8" w:space="0" w:color="F79646" w:themeColor="accent6"/>
         <w:insideV w:val="single" w:sz="8" w:space="0" w:color="F79646" w:themeColor="accent6"/>
@@ -10478,7 +10574,7 @@
       <w:rPr>
         <w:b/>
         <w:bCs/>
-        <w:color w:val="000000" w:themeColor="text1"/>
+        <w:color w:val="000000"/>
       </w:rPr>
       <w:tblPr/>
       <w:tcPr>
@@ -10489,7 +10585,7 @@
       <w:rPr>
         <w:b/>
         <w:bCs/>
-        <w:color w:val="000000" w:themeColor="text1"/>
+        <w:color w:val="000000"/>
       </w:rPr>
       <w:tblPr/>
       <w:tcPr>
@@ -10508,7 +10604,7 @@
       <w:rPr>
         <w:b/>
         <w:bCs/>
-        <w:color w:val="000000" w:themeColor="text1"/>
+        <w:color w:val="000000"/>
       </w:rPr>
       <w:tblPr/>
       <w:tcPr>
@@ -10527,7 +10623,7 @@
       <w:rPr>
         <w:b w:val="0"/>
         <w:bCs w:val="0"/>
-        <w:color w:val="000000" w:themeColor="text1"/>
+        <w:color w:val="000000"/>
       </w:rPr>
       <w:tblPr/>
       <w:tcPr>
@@ -10580,7 +10676,7 @@
       <w:tblBorders>
         <w:top w:val="single" w:sz="8" w:space="0" w:color="FFFFFF" w:themeColor="background1"/>
         <w:left w:val="single" w:sz="8" w:space="0" w:color="FFFFFF" w:themeColor="background1"/>
-        <w:bottom w:val="single" w:sz="8" w:space="0" w:color="FFFFFF" w:themeColor="background1"/>
+        <w:bottom w:val="single" w:sz="8" w:space="0" w:color="000000"/>
         <w:right w:val="single" w:sz="8" w:space="0" w:color="FFFFFF" w:themeColor="background1"/>
         <w:insideH w:val="single" w:sz="6" w:space="0" w:color="FFFFFF" w:themeColor="background1"/>
         <w:insideV w:val="single" w:sz="6" w:space="0" w:color="FFFFFF" w:themeColor="background1"/>
@@ -10601,14 +10697,14 @@
         <w:bCs/>
         <w:i w:val="0"/>
         <w:iCs w:val="0"/>
-        <w:color w:val="FFFFFF" w:themeColor="background1"/>
+        <w:color w:val="000000"/>
       </w:rPr>
       <w:tblPr/>
       <w:tcPr>
         <w:tcBorders>
           <w:top w:val="single" w:sz="8" w:space="0" w:color="FFFFFF" w:themeColor="background1"/>
           <w:left w:val="single" w:sz="8" w:space="0" w:color="FFFFFF" w:themeColor="background1"/>
-          <w:bottom w:val="single" w:sz="24" w:space="0" w:color="FFFFFF" w:themeColor="background1"/>
+          <w:bottom w:val="single" w:sz="24" w:space="0" w:color="000000"/>
           <w:right w:val="single" w:sz="8" w:space="0" w:color="FFFFFF" w:themeColor="background1"/>
           <w:insideH w:val="nil"/>
           <w:insideV w:val="single" w:sz="8" w:space="0" w:color="FFFFFF" w:themeColor="background1"/>
@@ -10622,14 +10718,14 @@
         <w:bCs/>
         <w:i w:val="0"/>
         <w:iCs w:val="0"/>
-        <w:color w:val="FFFFFF" w:themeColor="background1"/>
+        <w:color w:val="000000"/>
       </w:rPr>
       <w:tblPr/>
       <w:tcPr>
         <w:tcBorders>
           <w:top w:val="single" w:sz="24" w:space="0" w:color="FFFFFF" w:themeColor="background1"/>
           <w:left w:val="single" w:sz="8" w:space="0" w:color="FFFFFF" w:themeColor="background1"/>
-          <w:bottom w:val="single" w:sz="8" w:space="0" w:color="FFFFFF" w:themeColor="background1"/>
+          <w:bottom w:val="single" w:sz="8" w:space="0" w:color="000000"/>
           <w:right w:val="single" w:sz="8" w:space="0" w:color="FFFFFF" w:themeColor="background1"/>
           <w:insideH w:val="nil"/>
           <w:insideV w:val="single" w:sz="8" w:space="0" w:color="FFFFFF" w:themeColor="background1"/>
@@ -10643,7 +10739,7 @@
         <w:bCs/>
         <w:i w:val="0"/>
         <w:iCs w:val="0"/>
-        <w:color w:val="FFFFFF" w:themeColor="background1"/>
+        <w:color w:val="000000"/>
       </w:rPr>
       <w:tblPr/>
       <w:tcPr>
@@ -10662,7 +10758,7 @@
         <w:bCs/>
         <w:i w:val="0"/>
         <w:iCs w:val="0"/>
-        <w:color w:val="FFFFFF" w:themeColor="background1"/>
+        <w:color w:val="000000"/>
       </w:rPr>
       <w:tblPr/>
       <w:tcPr>
@@ -10683,7 +10779,7 @@
         <w:tcBorders>
           <w:top w:val="single" w:sz="8" w:space="0" w:color="FFFFFF" w:themeColor="background1"/>
           <w:left w:val="single" w:sz="8" w:space="0" w:color="FFFFFF" w:themeColor="background1"/>
-          <w:bottom w:val="single" w:sz="8" w:space="0" w:color="FFFFFF" w:themeColor="background1"/>
+          <w:bottom w:val="single" w:sz="8" w:space="0" w:color="000000"/>
           <w:right w:val="single" w:sz="8" w:space="0" w:color="FFFFFF" w:themeColor="background1"/>
           <w:insideH w:val="nil"/>
           <w:insideV w:val="nil"/>
@@ -10697,7 +10793,7 @@
         <w:tcBorders>
           <w:top w:val="single" w:sz="8" w:space="0" w:color="FFFFFF" w:themeColor="background1"/>
           <w:left w:val="single" w:sz="8" w:space="0" w:color="FFFFFF" w:themeColor="background1"/>
-          <w:bottom w:val="single" w:sz="8" w:space="0" w:color="FFFFFF" w:themeColor="background1"/>
+          <w:bottom w:val="single" w:sz="8" w:space="0" w:color="000000"/>
           <w:right w:val="single" w:sz="8" w:space="0" w:color="FFFFFF" w:themeColor="background1"/>
           <w:insideH w:val="single" w:sz="8" w:space="0" w:color="FFFFFF" w:themeColor="background1"/>
           <w:insideV w:val="single" w:sz="8" w:space="0" w:color="FFFFFF" w:themeColor="background1"/>
@@ -10721,7 +10817,7 @@
       <w:tblBorders>
         <w:top w:val="single" w:sz="8" w:space="0" w:color="FFFFFF" w:themeColor="background1"/>
         <w:left w:val="single" w:sz="8" w:space="0" w:color="FFFFFF" w:themeColor="background1"/>
-        <w:bottom w:val="single" w:sz="8" w:space="0" w:color="FFFFFF" w:themeColor="background1"/>
+        <w:bottom w:val="single" w:sz="8" w:space="0" w:color="000000"/>
         <w:right w:val="single" w:sz="8" w:space="0" w:color="FFFFFF" w:themeColor="background1"/>
         <w:insideH w:val="single" w:sz="6" w:space="0" w:color="FFFFFF" w:themeColor="background1"/>
         <w:insideV w:val="single" w:sz="6" w:space="0" w:color="FFFFFF" w:themeColor="background1"/>
@@ -10742,14 +10838,14 @@
         <w:bCs/>
         <w:i w:val="0"/>
         <w:iCs w:val="0"/>
-        <w:color w:val="FFFFFF" w:themeColor="background1"/>
+        <w:color w:val="000000"/>
       </w:rPr>
       <w:tblPr/>
       <w:tcPr>
         <w:tcBorders>
           <w:top w:val="single" w:sz="8" w:space="0" w:color="FFFFFF" w:themeColor="background1"/>
           <w:left w:val="single" w:sz="8" w:space="0" w:color="FFFFFF" w:themeColor="background1"/>
-          <w:bottom w:val="single" w:sz="24" w:space="0" w:color="FFFFFF" w:themeColor="background1"/>
+          <w:bottom w:val="single" w:sz="24" w:space="0" w:color="000000"/>
           <w:right w:val="single" w:sz="8" w:space="0" w:color="FFFFFF" w:themeColor="background1"/>
           <w:insideH w:val="nil"/>
           <w:insideV w:val="single" w:sz="8" w:space="0" w:color="FFFFFF" w:themeColor="background1"/>
@@ -10763,14 +10859,14 @@
         <w:bCs/>
         <w:i w:val="0"/>
         <w:iCs w:val="0"/>
-        <w:color w:val="FFFFFF" w:themeColor="background1"/>
+        <w:color w:val="000000"/>
       </w:rPr>
       <w:tblPr/>
       <w:tcPr>
         <w:tcBorders>
           <w:top w:val="single" w:sz="24" w:space="0" w:color="FFFFFF" w:themeColor="background1"/>
           <w:left w:val="single" w:sz="8" w:space="0" w:color="FFFFFF" w:themeColor="background1"/>
-          <w:bottom w:val="single" w:sz="8" w:space="0" w:color="FFFFFF" w:themeColor="background1"/>
+          <w:bottom w:val="single" w:sz="8" w:space="0" w:color="000000"/>
           <w:right w:val="single" w:sz="8" w:space="0" w:color="FFFFFF" w:themeColor="background1"/>
           <w:insideH w:val="nil"/>
           <w:insideV w:val="single" w:sz="8" w:space="0" w:color="FFFFFF" w:themeColor="background1"/>
@@ -10784,7 +10880,7 @@
         <w:bCs/>
         <w:i w:val="0"/>
         <w:iCs w:val="0"/>
-        <w:color w:val="FFFFFF" w:themeColor="background1"/>
+        <w:color w:val="000000"/>
       </w:rPr>
       <w:tblPr/>
       <w:tcPr>
@@ -10803,7 +10899,7 @@
         <w:bCs/>
         <w:i w:val="0"/>
         <w:iCs w:val="0"/>
-        <w:color w:val="FFFFFF" w:themeColor="background1"/>
+        <w:color w:val="000000"/>
       </w:rPr>
       <w:tblPr/>
       <w:tcPr>
@@ -10824,7 +10920,7 @@
         <w:tcBorders>
           <w:top w:val="single" w:sz="8" w:space="0" w:color="FFFFFF" w:themeColor="background1"/>
           <w:left w:val="single" w:sz="8" w:space="0" w:color="FFFFFF" w:themeColor="background1"/>
-          <w:bottom w:val="single" w:sz="8" w:space="0" w:color="FFFFFF" w:themeColor="background1"/>
+          <w:bottom w:val="single" w:sz="8" w:space="0" w:color="000000"/>
           <w:right w:val="single" w:sz="8" w:space="0" w:color="FFFFFF" w:themeColor="background1"/>
           <w:insideH w:val="nil"/>
           <w:insideV w:val="nil"/>
@@ -10838,7 +10934,7 @@
         <w:tcBorders>
           <w:top w:val="single" w:sz="8" w:space="0" w:color="FFFFFF" w:themeColor="background1"/>
           <w:left w:val="single" w:sz="8" w:space="0" w:color="FFFFFF" w:themeColor="background1"/>
-          <w:bottom w:val="single" w:sz="8" w:space="0" w:color="FFFFFF" w:themeColor="background1"/>
+          <w:bottom w:val="single" w:sz="8" w:space="0" w:color="000000"/>
           <w:right w:val="single" w:sz="8" w:space="0" w:color="FFFFFF" w:themeColor="background1"/>
           <w:insideH w:val="single" w:sz="8" w:space="0" w:color="FFFFFF" w:themeColor="background1"/>
           <w:insideV w:val="single" w:sz="8" w:space="0" w:color="FFFFFF" w:themeColor="background1"/>
@@ -10862,7 +10958,7 @@
       <w:tblBorders>
         <w:top w:val="single" w:sz="8" w:space="0" w:color="FFFFFF" w:themeColor="background1"/>
         <w:left w:val="single" w:sz="8" w:space="0" w:color="FFFFFF" w:themeColor="background1"/>
-        <w:bottom w:val="single" w:sz="8" w:space="0" w:color="FFFFFF" w:themeColor="background1"/>
+        <w:bottom w:val="single" w:sz="8" w:space="0" w:color="000000"/>
         <w:right w:val="single" w:sz="8" w:space="0" w:color="FFFFFF" w:themeColor="background1"/>
         <w:insideH w:val="single" w:sz="6" w:space="0" w:color="FFFFFF" w:themeColor="background1"/>
         <w:insideV w:val="single" w:sz="6" w:space="0" w:color="FFFFFF" w:themeColor="background1"/>
@@ -10883,14 +10979,14 @@
         <w:bCs/>
         <w:i w:val="0"/>
         <w:iCs w:val="0"/>
-        <w:color w:val="FFFFFF" w:themeColor="background1"/>
+        <w:color w:val="000000"/>
       </w:rPr>
       <w:tblPr/>
       <w:tcPr>
         <w:tcBorders>
           <w:top w:val="single" w:sz="8" w:space="0" w:color="FFFFFF" w:themeColor="background1"/>
           <w:left w:val="single" w:sz="8" w:space="0" w:color="FFFFFF" w:themeColor="background1"/>
-          <w:bottom w:val="single" w:sz="24" w:space="0" w:color="FFFFFF" w:themeColor="background1"/>
+          <w:bottom w:val="single" w:sz="24" w:space="0" w:color="000000"/>
           <w:right w:val="single" w:sz="8" w:space="0" w:color="FFFFFF" w:themeColor="background1"/>
           <w:insideH w:val="nil"/>
           <w:insideV w:val="single" w:sz="8" w:space="0" w:color="FFFFFF" w:themeColor="background1"/>
@@ -10904,14 +11000,14 @@
         <w:bCs/>
         <w:i w:val="0"/>
         <w:iCs w:val="0"/>
-        <w:color w:val="FFFFFF" w:themeColor="background1"/>
+        <w:color w:val="000000"/>
       </w:rPr>
       <w:tblPr/>
       <w:tcPr>
         <w:tcBorders>
           <w:top w:val="single" w:sz="24" w:space="0" w:color="FFFFFF" w:themeColor="background1"/>
           <w:left w:val="single" w:sz="8" w:space="0" w:color="FFFFFF" w:themeColor="background1"/>
-          <w:bottom w:val="single" w:sz="8" w:space="0" w:color="FFFFFF" w:themeColor="background1"/>
+          <w:bottom w:val="single" w:sz="8" w:space="0" w:color="000000"/>
           <w:right w:val="single" w:sz="8" w:space="0" w:color="FFFFFF" w:themeColor="background1"/>
           <w:insideH w:val="nil"/>
           <w:insideV w:val="single" w:sz="8" w:space="0" w:color="FFFFFF" w:themeColor="background1"/>
@@ -10925,7 +11021,7 @@
         <w:bCs/>
         <w:i w:val="0"/>
         <w:iCs w:val="0"/>
-        <w:color w:val="FFFFFF" w:themeColor="background1"/>
+        <w:color w:val="000000"/>
       </w:rPr>
       <w:tblPr/>
       <w:tcPr>
@@ -10944,7 +11040,7 @@
         <w:bCs/>
         <w:i w:val="0"/>
         <w:iCs w:val="0"/>
-        <w:color w:val="FFFFFF" w:themeColor="background1"/>
+        <w:color w:val="000000"/>
       </w:rPr>
       <w:tblPr/>
       <w:tcPr>
@@ -10965,7 +11061,7 @@
         <w:tcBorders>
           <w:top w:val="single" w:sz="8" w:space="0" w:color="FFFFFF" w:themeColor="background1"/>
           <w:left w:val="single" w:sz="8" w:space="0" w:color="FFFFFF" w:themeColor="background1"/>
-          <w:bottom w:val="single" w:sz="8" w:space="0" w:color="FFFFFF" w:themeColor="background1"/>
+          <w:bottom w:val="single" w:sz="8" w:space="0" w:color="000000"/>
           <w:right w:val="single" w:sz="8" w:space="0" w:color="FFFFFF" w:themeColor="background1"/>
           <w:insideH w:val="nil"/>
           <w:insideV w:val="nil"/>
@@ -10979,7 +11075,7 @@
         <w:tcBorders>
           <w:top w:val="single" w:sz="8" w:space="0" w:color="FFFFFF" w:themeColor="background1"/>
           <w:left w:val="single" w:sz="8" w:space="0" w:color="FFFFFF" w:themeColor="background1"/>
-          <w:bottom w:val="single" w:sz="8" w:space="0" w:color="FFFFFF" w:themeColor="background1"/>
+          <w:bottom w:val="single" w:sz="8" w:space="0" w:color="000000"/>
           <w:right w:val="single" w:sz="8" w:space="0" w:color="FFFFFF" w:themeColor="background1"/>
           <w:insideH w:val="single" w:sz="8" w:space="0" w:color="FFFFFF" w:themeColor="background1"/>
           <w:insideV w:val="single" w:sz="8" w:space="0" w:color="FFFFFF" w:themeColor="background1"/>
@@ -11003,7 +11099,7 @@
       <w:tblBorders>
         <w:top w:val="single" w:sz="8" w:space="0" w:color="FFFFFF" w:themeColor="background1"/>
         <w:left w:val="single" w:sz="8" w:space="0" w:color="FFFFFF" w:themeColor="background1"/>
-        <w:bottom w:val="single" w:sz="8" w:space="0" w:color="FFFFFF" w:themeColor="background1"/>
+        <w:bottom w:val="single" w:sz="8" w:space="0" w:color="000000"/>
         <w:right w:val="single" w:sz="8" w:space="0" w:color="FFFFFF" w:themeColor="background1"/>
         <w:insideH w:val="single" w:sz="6" w:space="0" w:color="FFFFFF" w:themeColor="background1"/>
         <w:insideV w:val="single" w:sz="6" w:space="0" w:color="FFFFFF" w:themeColor="background1"/>
@@ -11024,14 +11120,14 @@
         <w:bCs/>
         <w:i w:val="0"/>
         <w:iCs w:val="0"/>
-        <w:color w:val="FFFFFF" w:themeColor="background1"/>
+        <w:color w:val="000000"/>
       </w:rPr>
       <w:tblPr/>
       <w:tcPr>
         <w:tcBorders>
           <w:top w:val="single" w:sz="8" w:space="0" w:color="FFFFFF" w:themeColor="background1"/>
           <w:left w:val="single" w:sz="8" w:space="0" w:color="FFFFFF" w:themeColor="background1"/>
-          <w:bottom w:val="single" w:sz="24" w:space="0" w:color="FFFFFF" w:themeColor="background1"/>
+          <w:bottom w:val="single" w:sz="24" w:space="0" w:color="000000"/>
           <w:right w:val="single" w:sz="8" w:space="0" w:color="FFFFFF" w:themeColor="background1"/>
           <w:insideH w:val="nil"/>
           <w:insideV w:val="single" w:sz="8" w:space="0" w:color="FFFFFF" w:themeColor="background1"/>
@@ -11045,14 +11141,14 @@
         <w:bCs/>
         <w:i w:val="0"/>
         <w:iCs w:val="0"/>
-        <w:color w:val="FFFFFF" w:themeColor="background1"/>
+        <w:color w:val="000000"/>
       </w:rPr>
       <w:tblPr/>
       <w:tcPr>
         <w:tcBorders>
           <w:top w:val="single" w:sz="24" w:space="0" w:color="FFFFFF" w:themeColor="background1"/>
           <w:left w:val="single" w:sz="8" w:space="0" w:color="FFFFFF" w:themeColor="background1"/>
-          <w:bottom w:val="single" w:sz="8" w:space="0" w:color="FFFFFF" w:themeColor="background1"/>
+          <w:bottom w:val="single" w:sz="8" w:space="0" w:color="000000"/>
           <w:right w:val="single" w:sz="8" w:space="0" w:color="FFFFFF" w:themeColor="background1"/>
           <w:insideH w:val="nil"/>
           <w:insideV w:val="single" w:sz="8" w:space="0" w:color="FFFFFF" w:themeColor="background1"/>
@@ -11066,7 +11162,7 @@
         <w:bCs/>
         <w:i w:val="0"/>
         <w:iCs w:val="0"/>
-        <w:color w:val="FFFFFF" w:themeColor="background1"/>
+        <w:color w:val="000000"/>
       </w:rPr>
       <w:tblPr/>
       <w:tcPr>
@@ -11085,7 +11181,7 @@
         <w:bCs/>
         <w:i w:val="0"/>
         <w:iCs w:val="0"/>
-        <w:color w:val="FFFFFF" w:themeColor="background1"/>
+        <w:color w:val="000000"/>
       </w:rPr>
       <w:tblPr/>
       <w:tcPr>
@@ -11106,7 +11202,7 @@
         <w:tcBorders>
           <w:top w:val="single" w:sz="8" w:space="0" w:color="FFFFFF" w:themeColor="background1"/>
           <w:left w:val="single" w:sz="8" w:space="0" w:color="FFFFFF" w:themeColor="background1"/>
-          <w:bottom w:val="single" w:sz="8" w:space="0" w:color="FFFFFF" w:themeColor="background1"/>
+          <w:bottom w:val="single" w:sz="8" w:space="0" w:color="000000"/>
           <w:right w:val="single" w:sz="8" w:space="0" w:color="FFFFFF" w:themeColor="background1"/>
           <w:insideH w:val="nil"/>
           <w:insideV w:val="nil"/>
@@ -11120,7 +11216,7 @@
         <w:tcBorders>
           <w:top w:val="single" w:sz="8" w:space="0" w:color="FFFFFF" w:themeColor="background1"/>
           <w:left w:val="single" w:sz="8" w:space="0" w:color="FFFFFF" w:themeColor="background1"/>
-          <w:bottom w:val="single" w:sz="8" w:space="0" w:color="FFFFFF" w:themeColor="background1"/>
+          <w:bottom w:val="single" w:sz="8" w:space="0" w:color="000000"/>
           <w:right w:val="single" w:sz="8" w:space="0" w:color="FFFFFF" w:themeColor="background1"/>
           <w:insideH w:val="single" w:sz="8" w:space="0" w:color="FFFFFF" w:themeColor="background1"/>
           <w:insideV w:val="single" w:sz="8" w:space="0" w:color="FFFFFF" w:themeColor="background1"/>
@@ -11144,7 +11240,7 @@
       <w:tblBorders>
         <w:top w:val="single" w:sz="8" w:space="0" w:color="FFFFFF" w:themeColor="background1"/>
         <w:left w:val="single" w:sz="8" w:space="0" w:color="FFFFFF" w:themeColor="background1"/>
-        <w:bottom w:val="single" w:sz="8" w:space="0" w:color="FFFFFF" w:themeColor="background1"/>
+        <w:bottom w:val="single" w:sz="8" w:space="0" w:color="000000"/>
         <w:right w:val="single" w:sz="8" w:space="0" w:color="FFFFFF" w:themeColor="background1"/>
         <w:insideH w:val="single" w:sz="6" w:space="0" w:color="FFFFFF" w:themeColor="background1"/>
         <w:insideV w:val="single" w:sz="6" w:space="0" w:color="FFFFFF" w:themeColor="background1"/>
@@ -11165,14 +11261,14 @@
         <w:bCs/>
         <w:i w:val="0"/>
         <w:iCs w:val="0"/>
-        <w:color w:val="FFFFFF" w:themeColor="background1"/>
+        <w:color w:val="000000"/>
       </w:rPr>
       <w:tblPr/>
       <w:tcPr>
         <w:tcBorders>
           <w:top w:val="single" w:sz="8" w:space="0" w:color="FFFFFF" w:themeColor="background1"/>
           <w:left w:val="single" w:sz="8" w:space="0" w:color="FFFFFF" w:themeColor="background1"/>
-          <w:bottom w:val="single" w:sz="24" w:space="0" w:color="FFFFFF" w:themeColor="background1"/>
+          <w:bottom w:val="single" w:sz="24" w:space="0" w:color="000000"/>
           <w:right w:val="single" w:sz="8" w:space="0" w:color="FFFFFF" w:themeColor="background1"/>
           <w:insideH w:val="nil"/>
           <w:insideV w:val="single" w:sz="8" w:space="0" w:color="FFFFFF" w:themeColor="background1"/>
@@ -11186,14 +11282,14 @@
         <w:bCs/>
         <w:i w:val="0"/>
         <w:iCs w:val="0"/>
-        <w:color w:val="FFFFFF" w:themeColor="background1"/>
+        <w:color w:val="000000"/>
       </w:rPr>
       <w:tblPr/>
       <w:tcPr>
         <w:tcBorders>
           <w:top w:val="single" w:sz="24" w:space="0" w:color="FFFFFF" w:themeColor="background1"/>
           <w:left w:val="single" w:sz="8" w:space="0" w:color="FFFFFF" w:themeColor="background1"/>
-          <w:bottom w:val="single" w:sz="8" w:space="0" w:color="FFFFFF" w:themeColor="background1"/>
+          <w:bottom w:val="single" w:sz="8" w:space="0" w:color="000000"/>
           <w:right w:val="single" w:sz="8" w:space="0" w:color="FFFFFF" w:themeColor="background1"/>
           <w:insideH w:val="nil"/>
           <w:insideV w:val="single" w:sz="8" w:space="0" w:color="FFFFFF" w:themeColor="background1"/>
@@ -11207,7 +11303,7 @@
         <w:bCs/>
         <w:i w:val="0"/>
         <w:iCs w:val="0"/>
-        <w:color w:val="FFFFFF" w:themeColor="background1"/>
+        <w:color w:val="000000"/>
       </w:rPr>
       <w:tblPr/>
       <w:tcPr>
@@ -11226,7 +11322,7 @@
         <w:bCs/>
         <w:i w:val="0"/>
         <w:iCs w:val="0"/>
-        <w:color w:val="FFFFFF" w:themeColor="background1"/>
+        <w:color w:val="000000"/>
       </w:rPr>
       <w:tblPr/>
       <w:tcPr>
@@ -11247,7 +11343,7 @@
         <w:tcBorders>
           <w:top w:val="single" w:sz="8" w:space="0" w:color="FFFFFF" w:themeColor="background1"/>
           <w:left w:val="single" w:sz="8" w:space="0" w:color="FFFFFF" w:themeColor="background1"/>
-          <w:bottom w:val="single" w:sz="8" w:space="0" w:color="FFFFFF" w:themeColor="background1"/>
+          <w:bottom w:val="single" w:sz="8" w:space="0" w:color="000000"/>
           <w:right w:val="single" w:sz="8" w:space="0" w:color="FFFFFF" w:themeColor="background1"/>
           <w:insideH w:val="nil"/>
           <w:insideV w:val="nil"/>
@@ -11261,7 +11357,7 @@
         <w:tcBorders>
           <w:top w:val="single" w:sz="8" w:space="0" w:color="FFFFFF" w:themeColor="background1"/>
           <w:left w:val="single" w:sz="8" w:space="0" w:color="FFFFFF" w:themeColor="background1"/>
-          <w:bottom w:val="single" w:sz="8" w:space="0" w:color="FFFFFF" w:themeColor="background1"/>
+          <w:bottom w:val="single" w:sz="8" w:space="0" w:color="000000"/>
           <w:right w:val="single" w:sz="8" w:space="0" w:color="FFFFFF" w:themeColor="background1"/>
           <w:insideH w:val="single" w:sz="8" w:space="0" w:color="FFFFFF" w:themeColor="background1"/>
           <w:insideV w:val="single" w:sz="8" w:space="0" w:color="FFFFFF" w:themeColor="background1"/>
@@ -11285,7 +11381,7 @@
       <w:tblBorders>
         <w:top w:val="single" w:sz="8" w:space="0" w:color="FFFFFF" w:themeColor="background1"/>
         <w:left w:val="single" w:sz="8" w:space="0" w:color="FFFFFF" w:themeColor="background1"/>
-        <w:bottom w:val="single" w:sz="8" w:space="0" w:color="FFFFFF" w:themeColor="background1"/>
+        <w:bottom w:val="single" w:sz="8" w:space="0" w:color="000000"/>
         <w:right w:val="single" w:sz="8" w:space="0" w:color="FFFFFF" w:themeColor="background1"/>
         <w:insideH w:val="single" w:sz="6" w:space="0" w:color="FFFFFF" w:themeColor="background1"/>
         <w:insideV w:val="single" w:sz="6" w:space="0" w:color="FFFFFF" w:themeColor="background1"/>
@@ -11306,14 +11402,14 @@
         <w:bCs/>
         <w:i w:val="0"/>
         <w:iCs w:val="0"/>
-        <w:color w:val="FFFFFF" w:themeColor="background1"/>
+        <w:color w:val="000000"/>
       </w:rPr>
       <w:tblPr/>
       <w:tcPr>
         <w:tcBorders>
           <w:top w:val="single" w:sz="8" w:space="0" w:color="FFFFFF" w:themeColor="background1"/>
           <w:left w:val="single" w:sz="8" w:space="0" w:color="FFFFFF" w:themeColor="background1"/>
-          <w:bottom w:val="single" w:sz="24" w:space="0" w:color="FFFFFF" w:themeColor="background1"/>
+          <w:bottom w:val="single" w:sz="24" w:space="0" w:color="000000"/>
           <w:right w:val="single" w:sz="8" w:space="0" w:color="FFFFFF" w:themeColor="background1"/>
           <w:insideH w:val="nil"/>
           <w:insideV w:val="single" w:sz="8" w:space="0" w:color="FFFFFF" w:themeColor="background1"/>
@@ -11327,14 +11423,14 @@
         <w:bCs/>
         <w:i w:val="0"/>
         <w:iCs w:val="0"/>
-        <w:color w:val="FFFFFF" w:themeColor="background1"/>
+        <w:color w:val="000000"/>
       </w:rPr>
       <w:tblPr/>
       <w:tcPr>
         <w:tcBorders>
           <w:top w:val="single" w:sz="24" w:space="0" w:color="FFFFFF" w:themeColor="background1"/>
           <w:left w:val="single" w:sz="8" w:space="0" w:color="FFFFFF" w:themeColor="background1"/>
-          <w:bottom w:val="single" w:sz="8" w:space="0" w:color="FFFFFF" w:themeColor="background1"/>
+          <w:bottom w:val="single" w:sz="8" w:space="0" w:color="000000"/>
           <w:right w:val="single" w:sz="8" w:space="0" w:color="FFFFFF" w:themeColor="background1"/>
           <w:insideH w:val="nil"/>
           <w:insideV w:val="single" w:sz="8" w:space="0" w:color="FFFFFF" w:themeColor="background1"/>
@@ -11348,7 +11444,7 @@
         <w:bCs/>
         <w:i w:val="0"/>
         <w:iCs w:val="0"/>
-        <w:color w:val="FFFFFF" w:themeColor="background1"/>
+        <w:color w:val="000000"/>
       </w:rPr>
       <w:tblPr/>
       <w:tcPr>
@@ -11367,7 +11463,7 @@
         <w:bCs/>
         <w:i w:val="0"/>
         <w:iCs w:val="0"/>
-        <w:color w:val="FFFFFF" w:themeColor="background1"/>
+        <w:color w:val="000000"/>
       </w:rPr>
       <w:tblPr/>
       <w:tcPr>
@@ -11388,7 +11484,7 @@
         <w:tcBorders>
           <w:top w:val="single" w:sz="8" w:space="0" w:color="FFFFFF" w:themeColor="background1"/>
           <w:left w:val="single" w:sz="8" w:space="0" w:color="FFFFFF" w:themeColor="background1"/>
-          <w:bottom w:val="single" w:sz="8" w:space="0" w:color="FFFFFF" w:themeColor="background1"/>
+          <w:bottom w:val="single" w:sz="8" w:space="0" w:color="000000"/>
           <w:right w:val="single" w:sz="8" w:space="0" w:color="FFFFFF" w:themeColor="background1"/>
           <w:insideH w:val="nil"/>
           <w:insideV w:val="nil"/>
@@ -11402,7 +11498,7 @@
         <w:tcBorders>
           <w:top w:val="single" w:sz="8" w:space="0" w:color="FFFFFF" w:themeColor="background1"/>
           <w:left w:val="single" w:sz="8" w:space="0" w:color="FFFFFF" w:themeColor="background1"/>
-          <w:bottom w:val="single" w:sz="8" w:space="0" w:color="FFFFFF" w:themeColor="background1"/>
+          <w:bottom w:val="single" w:sz="8" w:space="0" w:color="000000"/>
           <w:right w:val="single" w:sz="8" w:space="0" w:color="FFFFFF" w:themeColor="background1"/>
           <w:insideH w:val="single" w:sz="8" w:space="0" w:color="FFFFFF" w:themeColor="background1"/>
           <w:insideV w:val="single" w:sz="8" w:space="0" w:color="FFFFFF" w:themeColor="background1"/>
@@ -11426,7 +11522,7 @@
       <w:tblBorders>
         <w:top w:val="single" w:sz="8" w:space="0" w:color="FFFFFF" w:themeColor="background1"/>
         <w:left w:val="single" w:sz="8" w:space="0" w:color="FFFFFF" w:themeColor="background1"/>
-        <w:bottom w:val="single" w:sz="8" w:space="0" w:color="FFFFFF" w:themeColor="background1"/>
+        <w:bottom w:val="single" w:sz="8" w:space="0" w:color="000000"/>
         <w:right w:val="single" w:sz="8" w:space="0" w:color="FFFFFF" w:themeColor="background1"/>
         <w:insideH w:val="single" w:sz="6" w:space="0" w:color="FFFFFF" w:themeColor="background1"/>
         <w:insideV w:val="single" w:sz="6" w:space="0" w:color="FFFFFF" w:themeColor="background1"/>
@@ -11447,14 +11543,14 @@
         <w:bCs/>
         <w:i w:val="0"/>
         <w:iCs w:val="0"/>
-        <w:color w:val="FFFFFF" w:themeColor="background1"/>
+        <w:color w:val="000000"/>
       </w:rPr>
       <w:tblPr/>
       <w:tcPr>
         <w:tcBorders>
           <w:top w:val="single" w:sz="8" w:space="0" w:color="FFFFFF" w:themeColor="background1"/>
           <w:left w:val="single" w:sz="8" w:space="0" w:color="FFFFFF" w:themeColor="background1"/>
-          <w:bottom w:val="single" w:sz="24" w:space="0" w:color="FFFFFF" w:themeColor="background1"/>
+          <w:bottom w:val="single" w:sz="24" w:space="0" w:color="000000"/>
           <w:right w:val="single" w:sz="8" w:space="0" w:color="FFFFFF" w:themeColor="background1"/>
           <w:insideH w:val="nil"/>
           <w:insideV w:val="single" w:sz="8" w:space="0" w:color="FFFFFF" w:themeColor="background1"/>
@@ -11468,14 +11564,14 @@
         <w:bCs/>
         <w:i w:val="0"/>
         <w:iCs w:val="0"/>
-        <w:color w:val="FFFFFF" w:themeColor="background1"/>
+        <w:color w:val="000000"/>
       </w:rPr>
       <w:tblPr/>
       <w:tcPr>
         <w:tcBorders>
           <w:top w:val="single" w:sz="24" w:space="0" w:color="FFFFFF" w:themeColor="background1"/>
           <w:left w:val="single" w:sz="8" w:space="0" w:color="FFFFFF" w:themeColor="background1"/>
-          <w:bottom w:val="single" w:sz="8" w:space="0" w:color="FFFFFF" w:themeColor="background1"/>
+          <w:bottom w:val="single" w:sz="8" w:space="0" w:color="000000"/>
           <w:right w:val="single" w:sz="8" w:space="0" w:color="FFFFFF" w:themeColor="background1"/>
           <w:insideH w:val="nil"/>
           <w:insideV w:val="single" w:sz="8" w:space="0" w:color="FFFFFF" w:themeColor="background1"/>
@@ -11489,7 +11585,7 @@
         <w:bCs/>
         <w:i w:val="0"/>
         <w:iCs w:val="0"/>
-        <w:color w:val="FFFFFF" w:themeColor="background1"/>
+        <w:color w:val="000000"/>
       </w:rPr>
       <w:tblPr/>
       <w:tcPr>
@@ -11508,7 +11604,7 @@
         <w:bCs/>
         <w:i w:val="0"/>
         <w:iCs w:val="0"/>
-        <w:color w:val="FFFFFF" w:themeColor="background1"/>
+        <w:color w:val="000000"/>
       </w:rPr>
       <w:tblPr/>
       <w:tcPr>
@@ -11529,7 +11625,7 @@
         <w:tcBorders>
           <w:top w:val="single" w:sz="8" w:space="0" w:color="FFFFFF" w:themeColor="background1"/>
           <w:left w:val="single" w:sz="8" w:space="0" w:color="FFFFFF" w:themeColor="background1"/>
-          <w:bottom w:val="single" w:sz="8" w:space="0" w:color="FFFFFF" w:themeColor="background1"/>
+          <w:bottom w:val="single" w:sz="8" w:space="0" w:color="000000"/>
           <w:right w:val="single" w:sz="8" w:space="0" w:color="FFFFFF" w:themeColor="background1"/>
           <w:insideH w:val="nil"/>
           <w:insideV w:val="nil"/>
@@ -11543,7 +11639,7 @@
         <w:tcBorders>
           <w:top w:val="single" w:sz="8" w:space="0" w:color="FFFFFF" w:themeColor="background1"/>
           <w:left w:val="single" w:sz="8" w:space="0" w:color="FFFFFF" w:themeColor="background1"/>
-          <w:bottom w:val="single" w:sz="8" w:space="0" w:color="FFFFFF" w:themeColor="background1"/>
+          <w:bottom w:val="single" w:sz="8" w:space="0" w:color="000000"/>
           <w:right w:val="single" w:sz="8" w:space="0" w:color="FFFFFF" w:themeColor="background1"/>
           <w:insideH w:val="single" w:sz="8" w:space="0" w:color="FFFFFF" w:themeColor="background1"/>
           <w:insideV w:val="single" w:sz="8" w:space="0" w:color="FFFFFF" w:themeColor="background1"/>
@@ -11561,7 +11657,7 @@
       <w:spacing w:after="0" w:line="240" w:lineRule="auto"/>
     </w:pPr>
     <w:rPr>
-      <w:color w:val="FFFFFF" w:themeColor="background1"/>
+      <w:color w:val="000000"/>
     </w:rPr>
     <w:tblPr>
       <w:tblStyleRowBandSize w:val="1"/>
@@ -11587,7 +11683,7 @@
         <w:tcBorders>
           <w:top w:val="nil"/>
           <w:left w:val="nil"/>
-          <w:bottom w:val="single" w:sz="18" w:space="0" w:color="FFFFFF" w:themeColor="background1"/>
+          <w:bottom w:val="single" w:sz="18" w:space="0" w:color="000000"/>
           <w:right w:val="nil"/>
           <w:insideH w:val="nil"/>
           <w:insideV w:val="nil"/>
@@ -11675,7 +11771,7 @@
       <w:spacing w:after="0" w:line="240" w:lineRule="auto"/>
     </w:pPr>
     <w:rPr>
-      <w:color w:val="FFFFFF" w:themeColor="background1"/>
+      <w:color w:val="000000"/>
     </w:rPr>
     <w:tblPr>
       <w:tblStyleRowBandSize w:val="1"/>
@@ -11701,7 +11797,7 @@
         <w:tcBorders>
           <w:top w:val="nil"/>
           <w:left w:val="nil"/>
-          <w:bottom w:val="single" w:sz="18" w:space="0" w:color="FFFFFF" w:themeColor="background1"/>
+          <w:bottom w:val="single" w:sz="18" w:space="0" w:color="000000"/>
           <w:right w:val="nil"/>
           <w:insideH w:val="nil"/>
           <w:insideV w:val="nil"/>
@@ -11789,7 +11885,7 @@
       <w:spacing w:after="0" w:line="240" w:lineRule="auto"/>
     </w:pPr>
     <w:rPr>
-      <w:color w:val="FFFFFF" w:themeColor="background1"/>
+      <w:color w:val="000000"/>
     </w:rPr>
     <w:tblPr>
       <w:tblStyleRowBandSize w:val="1"/>
@@ -11815,7 +11911,7 @@
         <w:tcBorders>
           <w:top w:val="nil"/>
           <w:left w:val="nil"/>
-          <w:bottom w:val="single" w:sz="18" w:space="0" w:color="FFFFFF" w:themeColor="background1"/>
+          <w:bottom w:val="single" w:sz="18" w:space="0" w:color="000000"/>
           <w:right w:val="nil"/>
           <w:insideH w:val="nil"/>
           <w:insideV w:val="nil"/>
@@ -11903,7 +11999,7 @@
       <w:spacing w:after="0" w:line="240" w:lineRule="auto"/>
     </w:pPr>
     <w:rPr>
-      <w:color w:val="FFFFFF" w:themeColor="background1"/>
+      <w:color w:val="000000"/>
     </w:rPr>
     <w:tblPr>
       <w:tblStyleRowBandSize w:val="1"/>
@@ -11929,7 +12025,7 @@
         <w:tcBorders>
           <w:top w:val="nil"/>
           <w:left w:val="nil"/>
-          <w:bottom w:val="single" w:sz="18" w:space="0" w:color="FFFFFF" w:themeColor="background1"/>
+          <w:bottom w:val="single" w:sz="18" w:space="0" w:color="000000"/>
           <w:right w:val="nil"/>
           <w:insideH w:val="nil"/>
           <w:insideV w:val="nil"/>
@@ -12017,7 +12113,7 @@
       <w:spacing w:after="0" w:line="240" w:lineRule="auto"/>
     </w:pPr>
     <w:rPr>
-      <w:color w:val="FFFFFF" w:themeColor="background1"/>
+      <w:color w:val="000000"/>
     </w:rPr>
     <w:tblPr>
       <w:tblStyleRowBandSize w:val="1"/>
@@ -12043,7 +12139,7 @@
         <w:tcBorders>
           <w:top w:val="nil"/>
           <w:left w:val="nil"/>
-          <w:bottom w:val="single" w:sz="18" w:space="0" w:color="FFFFFF" w:themeColor="background1"/>
+          <w:bottom w:val="single" w:sz="18" w:space="0" w:color="000000"/>
           <w:right w:val="nil"/>
           <w:insideH w:val="nil"/>
           <w:insideV w:val="nil"/>
@@ -12131,7 +12227,7 @@
       <w:spacing w:after="0" w:line="240" w:lineRule="auto"/>
     </w:pPr>
     <w:rPr>
-      <w:color w:val="FFFFFF" w:themeColor="background1"/>
+      <w:color w:val="000000"/>
     </w:rPr>
     <w:tblPr>
       <w:tblStyleRowBandSize w:val="1"/>
@@ -12157,7 +12253,7 @@
         <w:tcBorders>
           <w:top w:val="nil"/>
           <w:left w:val="nil"/>
-          <w:bottom w:val="single" w:sz="18" w:space="0" w:color="FFFFFF" w:themeColor="background1"/>
+          <w:bottom w:val="single" w:sz="18" w:space="0" w:color="000000"/>
           <w:right w:val="nil"/>
           <w:insideH w:val="nil"/>
           <w:insideV w:val="nil"/>
@@ -12245,7 +12341,7 @@
       <w:spacing w:after="0" w:line="240" w:lineRule="auto"/>
     </w:pPr>
     <w:rPr>
-      <w:color w:val="FFFFFF" w:themeColor="background1"/>
+      <w:color w:val="000000"/>
     </w:rPr>
     <w:tblPr>
       <w:tblStyleRowBandSize w:val="1"/>
@@ -12271,7 +12367,7 @@
         <w:tcBorders>
           <w:top w:val="nil"/>
           <w:left w:val="nil"/>
-          <w:bottom w:val="single" w:sz="18" w:space="0" w:color="FFFFFF" w:themeColor="background1"/>
+          <w:bottom w:val="single" w:sz="18" w:space="0" w:color="000000"/>
           <w:right w:val="nil"/>
           <w:insideH w:val="nil"/>
           <w:insideV w:val="nil"/>
@@ -12359,7 +12455,7 @@
       <w:spacing w:after="0" w:line="240" w:lineRule="auto"/>
     </w:pPr>
     <w:rPr>
-      <w:color w:val="000000" w:themeColor="text1"/>
+      <w:color w:val="000000"/>
     </w:rPr>
     <w:tblPr>
       <w:tblStyleRowBandSize w:val="1"/>
@@ -12368,7 +12464,7 @@
       <w:tblBorders>
         <w:top w:val="single" w:sz="24" w:space="0" w:color="C0504D" w:themeColor="accent2"/>
         <w:left w:val="single" w:sz="4" w:space="0" w:color="000000" w:themeColor="text1"/>
-        <w:bottom w:val="single" w:sz="4" w:space="0" w:color="000000" w:themeColor="text1"/>
+        <w:bottom w:val="single" w:sz="4" w:space="0" w:color="000000"/>
         <w:right w:val="single" w:sz="4" w:space="0" w:color="000000" w:themeColor="text1"/>
         <w:insideH w:val="single" w:sz="4" w:space="0" w:color="FFFFFF" w:themeColor="background1"/>
         <w:insideV w:val="single" w:sz="4" w:space="0" w:color="FFFFFF" w:themeColor="background1"/>
@@ -12393,7 +12489,7 @@
         <w:tcBorders>
           <w:top w:val="nil"/>
           <w:left w:val="nil"/>
-          <w:bottom w:val="single" w:sz="24" w:space="0" w:color="C0504D" w:themeColor="accent2"/>
+          <w:bottom w:val="single" w:sz="24" w:space="0" w:color="000000"/>
           <w:right w:val="nil"/>
           <w:insideH w:val="nil"/>
           <w:insideV w:val="nil"/>
@@ -12405,7 +12501,7 @@
       <w:rPr>
         <w:b/>
         <w:bCs/>
-        <w:color w:val="FFFFFF" w:themeColor="background1"/>
+        <w:color w:val="000000"/>
       </w:rPr>
       <w:tblPr/>
       <w:tcPr>
@@ -12417,7 +12513,7 @@
     </w:tblStylePr>
     <w:tblStylePr w:type="firstCol">
       <w:rPr>
-        <w:color w:val="FFFFFF" w:themeColor="background1"/>
+        <w:color w:val="000000"/>
       </w:rPr>
       <w:tblPr/>
       <w:tcPr>
@@ -12434,7 +12530,7 @@
     </w:tblStylePr>
     <w:tblStylePr w:type="lastCol">
       <w:rPr>
-        <w:color w:val="FFFFFF" w:themeColor="background1"/>
+        <w:color w:val="000000"/>
       </w:rPr>
       <w:tblPr/>
       <w:tcPr>
@@ -12463,12 +12559,12 @@
     </w:tblStylePr>
     <w:tblStylePr w:type="neCell">
       <w:rPr>
-        <w:color w:val="000000" w:themeColor="text1"/>
+        <w:color w:val="000000"/>
       </w:rPr>
     </w:tblStylePr>
     <w:tblStylePr w:type="nwCell">
       <w:rPr>
-        <w:color w:val="000000" w:themeColor="text1"/>
+        <w:color w:val="000000"/>
       </w:rPr>
     </w:tblStylePr>
   </w:style>
@@ -12481,7 +12577,7 @@
       <w:spacing w:after="0" w:line="240" w:lineRule="auto"/>
     </w:pPr>
     <w:rPr>
-      <w:color w:val="000000" w:themeColor="text1"/>
+      <w:color w:val="000000"/>
     </w:rPr>
     <w:tblPr>
       <w:tblStyleRowBandSize w:val="1"/>
@@ -12490,7 +12586,7 @@
       <w:tblBorders>
         <w:top w:val="single" w:sz="24" w:space="0" w:color="C0504D" w:themeColor="accent2"/>
         <w:left w:val="single" w:sz="4" w:space="0" w:color="4F81BD" w:themeColor="accent1"/>
-        <w:bottom w:val="single" w:sz="4" w:space="0" w:color="4F81BD" w:themeColor="accent1"/>
+        <w:bottom w:val="single" w:sz="4" w:space="0" w:color="000000"/>
         <w:right w:val="single" w:sz="4" w:space="0" w:color="4F81BD" w:themeColor="accent1"/>
         <w:insideH w:val="single" w:sz="4" w:space="0" w:color="FFFFFF" w:themeColor="background1"/>
         <w:insideV w:val="single" w:sz="4" w:space="0" w:color="FFFFFF" w:themeColor="background1"/>
@@ -12515,7 +12611,7 @@
         <w:tcBorders>
           <w:top w:val="nil"/>
           <w:left w:val="nil"/>
-          <w:bottom w:val="single" w:sz="24" w:space="0" w:color="C0504D" w:themeColor="accent2"/>
+          <w:bottom w:val="single" w:sz="24" w:space="0" w:color="000000"/>
           <w:right w:val="nil"/>
           <w:insideH w:val="nil"/>
           <w:insideV w:val="nil"/>
@@ -12527,7 +12623,7 @@
       <w:rPr>
         <w:b/>
         <w:bCs/>
-        <w:color w:val="FFFFFF" w:themeColor="background1"/>
+        <w:color w:val="000000"/>
       </w:rPr>
       <w:tblPr/>
       <w:tcPr>
@@ -12539,7 +12635,7 @@
     </w:tblStylePr>
     <w:tblStylePr w:type="firstCol">
       <w:rPr>
-        <w:color w:val="FFFFFF" w:themeColor="background1"/>
+        <w:color w:val="000000"/>
       </w:rPr>
       <w:tblPr/>
       <w:tcPr>
@@ -12556,7 +12652,7 @@
     </w:tblStylePr>
     <w:tblStylePr w:type="lastCol">
       <w:rPr>
-        <w:color w:val="FFFFFF" w:themeColor="background1"/>
+        <w:color w:val="000000"/>
       </w:rPr>
       <w:tblPr/>
       <w:tcPr>
@@ -12585,12 +12681,12 @@
     </w:tblStylePr>
     <w:tblStylePr w:type="neCell">
       <w:rPr>
-        <w:color w:val="000000" w:themeColor="text1"/>
+        <w:color w:val="000000"/>
       </w:rPr>
     </w:tblStylePr>
     <w:tblStylePr w:type="nwCell">
       <w:rPr>
-        <w:color w:val="000000" w:themeColor="text1"/>
+        <w:color w:val="000000"/>
       </w:rPr>
     </w:tblStylePr>
   </w:style>
@@ -12603,7 +12699,7 @@
       <w:spacing w:after="0" w:line="240" w:lineRule="auto"/>
     </w:pPr>
     <w:rPr>
-      <w:color w:val="000000" w:themeColor="text1"/>
+      <w:color w:val="000000"/>
     </w:rPr>
     <w:tblPr>
       <w:tblStyleRowBandSize w:val="1"/>
@@ -12612,7 +12708,7 @@
       <w:tblBorders>
         <w:top w:val="single" w:sz="24" w:space="0" w:color="C0504D" w:themeColor="accent2"/>
         <w:left w:val="single" w:sz="4" w:space="0" w:color="C0504D" w:themeColor="accent2"/>
-        <w:bottom w:val="single" w:sz="4" w:space="0" w:color="C0504D" w:themeColor="accent2"/>
+        <w:bottom w:val="single" w:sz="4" w:space="0" w:color="000000"/>
         <w:right w:val="single" w:sz="4" w:space="0" w:color="C0504D" w:themeColor="accent2"/>
         <w:insideH w:val="single" w:sz="4" w:space="0" w:color="FFFFFF" w:themeColor="background1"/>
         <w:insideV w:val="single" w:sz="4" w:space="0" w:color="FFFFFF" w:themeColor="background1"/>
@@ -12637,7 +12733,7 @@
         <w:tcBorders>
           <w:top w:val="nil"/>
           <w:left w:val="nil"/>
-          <w:bottom w:val="single" w:sz="24" w:space="0" w:color="C0504D" w:themeColor="accent2"/>
+          <w:bottom w:val="single" w:sz="24" w:space="0" w:color="000000"/>
           <w:right w:val="nil"/>
           <w:insideH w:val="nil"/>
           <w:insideV w:val="nil"/>
@@ -12649,7 +12745,7 @@
       <w:rPr>
         <w:b/>
         <w:bCs/>
-        <w:color w:val="FFFFFF" w:themeColor="background1"/>
+        <w:color w:val="000000"/>
       </w:rPr>
       <w:tblPr/>
       <w:tcPr>
@@ -12661,7 +12757,7 @@
     </w:tblStylePr>
     <w:tblStylePr w:type="firstCol">
       <w:rPr>
-        <w:color w:val="FFFFFF" w:themeColor="background1"/>
+        <w:color w:val="000000"/>
       </w:rPr>
       <w:tblPr/>
       <w:tcPr>
@@ -12678,7 +12774,7 @@
     </w:tblStylePr>
     <w:tblStylePr w:type="lastCol">
       <w:rPr>
-        <w:color w:val="FFFFFF" w:themeColor="background1"/>
+        <w:color w:val="000000"/>
       </w:rPr>
       <w:tblPr/>
       <w:tcPr>
@@ -12707,12 +12803,12 @@
     </w:tblStylePr>
     <w:tblStylePr w:type="neCell">
       <w:rPr>
-        <w:color w:val="000000" w:themeColor="text1"/>
+        <w:color w:val="000000"/>
       </w:rPr>
     </w:tblStylePr>
     <w:tblStylePr w:type="nwCell">
       <w:rPr>
-        <w:color w:val="000000" w:themeColor="text1"/>
+        <w:color w:val="000000"/>
       </w:rPr>
     </w:tblStylePr>
   </w:style>
@@ -12725,7 +12821,7 @@
       <w:spacing w:after="0" w:line="240" w:lineRule="auto"/>
     </w:pPr>
     <w:rPr>
-      <w:color w:val="000000" w:themeColor="text1"/>
+      <w:color w:val="000000"/>
     </w:rPr>
     <w:tblPr>
       <w:tblStyleRowBandSize w:val="1"/>
@@ -12734,7 +12830,7 @@
       <w:tblBorders>
         <w:top w:val="single" w:sz="24" w:space="0" w:color="8064A2" w:themeColor="accent4"/>
         <w:left w:val="single" w:sz="4" w:space="0" w:color="9BBB59" w:themeColor="accent3"/>
-        <w:bottom w:val="single" w:sz="4" w:space="0" w:color="9BBB59" w:themeColor="accent3"/>
+        <w:bottom w:val="single" w:sz="4" w:space="0" w:color="000000"/>
         <w:right w:val="single" w:sz="4" w:space="0" w:color="9BBB59" w:themeColor="accent3"/>
         <w:insideH w:val="single" w:sz="4" w:space="0" w:color="FFFFFF" w:themeColor="background1"/>
         <w:insideV w:val="single" w:sz="4" w:space="0" w:color="FFFFFF" w:themeColor="background1"/>
@@ -12759,7 +12855,7 @@
         <w:tcBorders>
           <w:top w:val="nil"/>
           <w:left w:val="nil"/>
-          <w:bottom w:val="single" w:sz="24" w:space="0" w:color="8064A2" w:themeColor="accent4"/>
+          <w:bottom w:val="single" w:sz="24" w:space="0" w:color="000000"/>
           <w:right w:val="nil"/>
           <w:insideH w:val="nil"/>
           <w:insideV w:val="nil"/>
@@ -12771,7 +12867,7 @@
       <w:rPr>
         <w:b/>
         <w:bCs/>
-        <w:color w:val="FFFFFF" w:themeColor="background1"/>
+        <w:color w:val="000000"/>
       </w:rPr>
       <w:tblPr/>
       <w:tcPr>
@@ -12783,7 +12879,7 @@
     </w:tblStylePr>
     <w:tblStylePr w:type="firstCol">
       <w:rPr>
-        <w:color w:val="FFFFFF" w:themeColor="background1"/>
+        <w:color w:val="000000"/>
       </w:rPr>
       <w:tblPr/>
       <w:tcPr>
@@ -12800,7 +12896,7 @@
     </w:tblStylePr>
     <w:tblStylePr w:type="lastCol">
       <w:rPr>
-        <w:color w:val="FFFFFF" w:themeColor="background1"/>
+        <w:color w:val="000000"/>
       </w:rPr>
       <w:tblPr/>
       <w:tcPr>
@@ -12837,7 +12933,7 @@
       <w:spacing w:after="0" w:line="240" w:lineRule="auto"/>
     </w:pPr>
     <w:rPr>
-      <w:color w:val="000000" w:themeColor="text1"/>
+      <w:color w:val="000000"/>
     </w:rPr>
     <w:tblPr>
       <w:tblStyleRowBandSize w:val="1"/>
@@ -12846,7 +12942,7 @@
       <w:tblBorders>
         <w:top w:val="single" w:sz="24" w:space="0" w:color="9BBB59" w:themeColor="accent3"/>
         <w:left w:val="single" w:sz="4" w:space="0" w:color="8064A2" w:themeColor="accent4"/>
-        <w:bottom w:val="single" w:sz="4" w:space="0" w:color="8064A2" w:themeColor="accent4"/>
+        <w:bottom w:val="single" w:sz="4" w:space="0" w:color="000000"/>
         <w:right w:val="single" w:sz="4" w:space="0" w:color="8064A2" w:themeColor="accent4"/>
         <w:insideH w:val="single" w:sz="4" w:space="0" w:color="FFFFFF" w:themeColor="background1"/>
         <w:insideV w:val="single" w:sz="4" w:space="0" w:color="FFFFFF" w:themeColor="background1"/>
@@ -12871,7 +12967,7 @@
         <w:tcBorders>
           <w:top w:val="nil"/>
           <w:left w:val="nil"/>
-          <w:bottom w:val="single" w:sz="24" w:space="0" w:color="9BBB59" w:themeColor="accent3"/>
+          <w:bottom w:val="single" w:sz="24" w:space="0" w:color="000000"/>
           <w:right w:val="nil"/>
           <w:insideH w:val="nil"/>
           <w:insideV w:val="nil"/>
@@ -12883,7 +12979,7 @@
       <w:rPr>
         <w:b/>
         <w:bCs/>
-        <w:color w:val="FFFFFF" w:themeColor="background1"/>
+        <w:color w:val="000000"/>
       </w:rPr>
       <w:tblPr/>
       <w:tcPr>
@@ -12895,7 +12991,7 @@
     </w:tblStylePr>
     <w:tblStylePr w:type="firstCol">
       <w:rPr>
-        <w:color w:val="FFFFFF" w:themeColor="background1"/>
+        <w:color w:val="000000"/>
       </w:rPr>
       <w:tblPr/>
       <w:tcPr>
@@ -12912,7 +13008,7 @@
     </w:tblStylePr>
     <w:tblStylePr w:type="lastCol">
       <w:rPr>
-        <w:color w:val="FFFFFF" w:themeColor="background1"/>
+        <w:color w:val="000000"/>
       </w:rPr>
       <w:tblPr/>
       <w:tcPr>
@@ -12941,12 +13037,12 @@
     </w:tblStylePr>
     <w:tblStylePr w:type="neCell">
       <w:rPr>
-        <w:color w:val="000000" w:themeColor="text1"/>
+        <w:color w:val="000000"/>
       </w:rPr>
     </w:tblStylePr>
     <w:tblStylePr w:type="nwCell">
       <w:rPr>
-        <w:color w:val="000000" w:themeColor="text1"/>
+        <w:color w:val="000000"/>
       </w:rPr>
     </w:tblStylePr>
   </w:style>
@@ -12959,7 +13055,7 @@
       <w:spacing w:after="0" w:line="240" w:lineRule="auto"/>
     </w:pPr>
     <w:rPr>
-      <w:color w:val="000000" w:themeColor="text1"/>
+      <w:color w:val="000000"/>
     </w:rPr>
     <w:tblPr>
       <w:tblStyleRowBandSize w:val="1"/>
@@ -12968,7 +13064,7 @@
       <w:tblBorders>
         <w:top w:val="single" w:sz="24" w:space="0" w:color="F79646" w:themeColor="accent6"/>
         <w:left w:val="single" w:sz="4" w:space="0" w:color="4BACC6" w:themeColor="accent5"/>
-        <w:bottom w:val="single" w:sz="4" w:space="0" w:color="4BACC6" w:themeColor="accent5"/>
+        <w:bottom w:val="single" w:sz="4" w:space="0" w:color="000000"/>
         <w:right w:val="single" w:sz="4" w:space="0" w:color="4BACC6" w:themeColor="accent5"/>
         <w:insideH w:val="single" w:sz="4" w:space="0" w:color="FFFFFF" w:themeColor="background1"/>
         <w:insideV w:val="single" w:sz="4" w:space="0" w:color="FFFFFF" w:themeColor="background1"/>
@@ -12993,7 +13089,7 @@
         <w:tcBorders>
           <w:top w:val="nil"/>
           <w:left w:val="nil"/>
-          <w:bottom w:val="single" w:sz="24" w:space="0" w:color="F79646" w:themeColor="accent6"/>
+          <w:bottom w:val="single" w:sz="24" w:space="0" w:color="000000"/>
           <w:right w:val="nil"/>
           <w:insideH w:val="nil"/>
           <w:insideV w:val="nil"/>
@@ -13005,7 +13101,7 @@
       <w:rPr>
         <w:b/>
         <w:bCs/>
-        <w:color w:val="FFFFFF" w:themeColor="background1"/>
+        <w:color w:val="000000"/>
       </w:rPr>
       <w:tblPr/>
       <w:tcPr>
@@ -13017,7 +13113,7 @@
     </w:tblStylePr>
     <w:tblStylePr w:type="firstCol">
       <w:rPr>
-        <w:color w:val="FFFFFF" w:themeColor="background1"/>
+        <w:color w:val="000000"/>
       </w:rPr>
       <w:tblPr/>
       <w:tcPr>
@@ -13034,7 +13130,7 @@
     </w:tblStylePr>
     <w:tblStylePr w:type="lastCol">
       <w:rPr>
-        <w:color w:val="FFFFFF" w:themeColor="background1"/>
+        <w:color w:val="000000"/>
       </w:rPr>
       <w:tblPr/>
       <w:tcPr>
@@ -13063,12 +13159,12 @@
     </w:tblStylePr>
     <w:tblStylePr w:type="neCell">
       <w:rPr>
-        <w:color w:val="000000" w:themeColor="text1"/>
+        <w:color w:val="000000"/>
       </w:rPr>
     </w:tblStylePr>
     <w:tblStylePr w:type="nwCell">
       <w:rPr>
-        <w:color w:val="000000" w:themeColor="text1"/>
+        <w:color w:val="000000"/>
       </w:rPr>
     </w:tblStylePr>
   </w:style>
@@ -13081,7 +13177,7 @@
       <w:spacing w:after="0" w:line="240" w:lineRule="auto"/>
     </w:pPr>
     <w:rPr>
-      <w:color w:val="000000" w:themeColor="text1"/>
+      <w:color w:val="000000"/>
     </w:rPr>
     <w:tblPr>
       <w:tblStyleRowBandSize w:val="1"/>
@@ -13090,7 +13186,7 @@
       <w:tblBorders>
         <w:top w:val="single" w:sz="24" w:space="0" w:color="4BACC6" w:themeColor="accent5"/>
         <w:left w:val="single" w:sz="4" w:space="0" w:color="F79646" w:themeColor="accent6"/>
-        <w:bottom w:val="single" w:sz="4" w:space="0" w:color="F79646" w:themeColor="accent6"/>
+        <w:bottom w:val="single" w:sz="4" w:space="0" w:color="000000"/>
         <w:right w:val="single" w:sz="4" w:space="0" w:color="F79646" w:themeColor="accent6"/>
         <w:insideH w:val="single" w:sz="4" w:space="0" w:color="FFFFFF" w:themeColor="background1"/>
         <w:insideV w:val="single" w:sz="4" w:space="0" w:color="FFFFFF" w:themeColor="background1"/>
@@ -13115,7 +13211,7 @@
         <w:tcBorders>
           <w:top w:val="nil"/>
           <w:left w:val="nil"/>
-          <w:bottom w:val="single" w:sz="24" w:space="0" w:color="4BACC6" w:themeColor="accent5"/>
+          <w:bottom w:val="single" w:sz="24" w:space="0" w:color="000000"/>
           <w:right w:val="nil"/>
           <w:insideH w:val="nil"/>
           <w:insideV w:val="nil"/>
@@ -13127,7 +13223,7 @@
       <w:rPr>
         <w:b/>
         <w:bCs/>
-        <w:color w:val="FFFFFF" w:themeColor="background1"/>
+        <w:color w:val="000000"/>
       </w:rPr>
       <w:tblPr/>
       <w:tcPr>
@@ -13139,7 +13235,7 @@
     </w:tblStylePr>
     <w:tblStylePr w:type="firstCol">
       <w:rPr>
-        <w:color w:val="FFFFFF" w:themeColor="background1"/>
+        <w:color w:val="000000"/>
       </w:rPr>
       <w:tblPr/>
       <w:tcPr>
@@ -13156,7 +13252,7 @@
     </w:tblStylePr>
     <w:tblStylePr w:type="lastCol">
       <w:rPr>
-        <w:color w:val="FFFFFF" w:themeColor="background1"/>
+        <w:color w:val="000000"/>
       </w:rPr>
       <w:tblPr/>
       <w:tcPr>
@@ -13185,12 +13281,12 @@
     </w:tblStylePr>
     <w:tblStylePr w:type="neCell">
       <w:rPr>
-        <w:color w:val="000000" w:themeColor="text1"/>
+        <w:color w:val="000000"/>
       </w:rPr>
     </w:tblStylePr>
     <w:tblStylePr w:type="nwCell">
       <w:rPr>
-        <w:color w:val="000000" w:themeColor="text1"/>
+        <w:color w:val="000000"/>
       </w:rPr>
     </w:tblStylePr>
   </w:style>
@@ -13203,7 +13299,7 @@
       <w:spacing w:after="0" w:line="240" w:lineRule="auto"/>
     </w:pPr>
     <w:rPr>
-      <w:color w:val="000000" w:themeColor="text1"/>
+      <w:color w:val="000000"/>
     </w:rPr>
     <w:tblPr>
       <w:tblStyleRowBandSize w:val="1"/>
@@ -13223,12 +13319,12 @@
       <w:rPr>
         <w:b/>
         <w:bCs/>
-        <w:color w:val="FFFFFF" w:themeColor="background1"/>
-      </w:rPr>
-      <w:tblPr/>
-      <w:tcPr>
-        <w:tcBorders>
-          <w:bottom w:val="single" w:sz="12" w:space="0" w:color="FFFFFF" w:themeColor="background1"/>
+        <w:color w:val="000000"/>
+      </w:rPr>
+      <w:tblPr/>
+      <w:tcPr>
+        <w:tcBorders>
+          <w:bottom w:val="single" w:sz="12" w:space="0" w:color="000000"/>
         </w:tcBorders>
         <w:shd w:val="clear" w:color="auto" w:fill="9E3A38" w:themeFill="accent2" w:themeFillShade="CC"/>
       </w:tcPr>
@@ -13237,7 +13333,7 @@
       <w:rPr>
         <w:b/>
         <w:bCs/>
-        <w:color w:val="9E3A38" w:themeColor="accent2" w:themeShade="CC"/>
+        <w:color w:val="000000"/>
       </w:rPr>
       <w:tblPr/>
       <w:tcPr>
@@ -13289,7 +13385,7 @@
       <w:spacing w:after="0" w:line="240" w:lineRule="auto"/>
     </w:pPr>
     <w:rPr>
-      <w:color w:val="000000" w:themeColor="text1"/>
+      <w:color w:val="000000"/>
     </w:rPr>
     <w:tblPr>
       <w:tblStyleRowBandSize w:val="1"/>
@@ -13309,12 +13405,12 @@
       <w:rPr>
         <w:b/>
         <w:bCs/>
-        <w:color w:val="FFFFFF" w:themeColor="background1"/>
-      </w:rPr>
-      <w:tblPr/>
-      <w:tcPr>
-        <w:tcBorders>
-          <w:bottom w:val="single" w:sz="12" w:space="0" w:color="FFFFFF" w:themeColor="background1"/>
+        <w:color w:val="000000"/>
+      </w:rPr>
+      <w:tblPr/>
+      <w:tcPr>
+        <w:tcBorders>
+          <w:bottom w:val="single" w:sz="12" w:space="0" w:color="000000"/>
         </w:tcBorders>
         <w:shd w:val="clear" w:color="auto" w:fill="9E3A38" w:themeFill="accent2" w:themeFillShade="CC"/>
       </w:tcPr>
@@ -13323,7 +13419,7 @@
       <w:rPr>
         <w:b/>
         <w:bCs/>
-        <w:color w:val="9E3A38" w:themeColor="accent2" w:themeShade="CC"/>
+        <w:color w:val="000000"/>
       </w:rPr>
       <w:tblPr/>
       <w:tcPr>
@@ -13375,7 +13471,7 @@
       <w:spacing w:after="0" w:line="240" w:lineRule="auto"/>
     </w:pPr>
     <w:rPr>
-      <w:color w:val="000000" w:themeColor="text1"/>
+      <w:color w:val="000000"/>
     </w:rPr>
     <w:tblPr>
       <w:tblStyleRowBandSize w:val="1"/>
@@ -13395,12 +13491,12 @@
       <w:rPr>
         <w:b/>
         <w:bCs/>
-        <w:color w:val="FFFFFF" w:themeColor="background1"/>
-      </w:rPr>
-      <w:tblPr/>
-      <w:tcPr>
-        <w:tcBorders>
-          <w:bottom w:val="single" w:sz="12" w:space="0" w:color="FFFFFF" w:themeColor="background1"/>
+        <w:color w:val="000000"/>
+      </w:rPr>
+      <w:tblPr/>
+      <w:tcPr>
+        <w:tcBorders>
+          <w:bottom w:val="single" w:sz="12" w:space="0" w:color="000000"/>
         </w:tcBorders>
         <w:shd w:val="clear" w:color="auto" w:fill="9E3A38" w:themeFill="accent2" w:themeFillShade="CC"/>
       </w:tcPr>
@@ -13409,7 +13505,7 @@
       <w:rPr>
         <w:b/>
         <w:bCs/>
-        <w:color w:val="9E3A38" w:themeColor="accent2" w:themeShade="CC"/>
+        <w:color w:val="000000"/>
       </w:rPr>
       <w:tblPr/>
       <w:tcPr>
@@ -13461,7 +13557,7 @@
       <w:spacing w:after="0" w:line="240" w:lineRule="auto"/>
     </w:pPr>
     <w:rPr>
-      <w:color w:val="000000" w:themeColor="text1"/>
+      <w:color w:val="000000"/>
     </w:rPr>
     <w:tblPr>
       <w:tblStyleRowBandSize w:val="1"/>
@@ -13481,12 +13577,12 @@
       <w:rPr>
         <w:b/>
         <w:bCs/>
-        <w:color w:val="FFFFFF" w:themeColor="background1"/>
-      </w:rPr>
-      <w:tblPr/>
-      <w:tcPr>
-        <w:tcBorders>
-          <w:bottom w:val="single" w:sz="12" w:space="0" w:color="FFFFFF" w:themeColor="background1"/>
+        <w:color w:val="000000"/>
+      </w:rPr>
+      <w:tblPr/>
+      <w:tcPr>
+        <w:tcBorders>
+          <w:bottom w:val="single" w:sz="12" w:space="0" w:color="000000"/>
         </w:tcBorders>
         <w:shd w:val="clear" w:color="auto" w:fill="664E82" w:themeFill="accent4" w:themeFillShade="CC"/>
       </w:tcPr>
@@ -13495,7 +13591,7 @@
       <w:rPr>
         <w:b/>
         <w:bCs/>
-        <w:color w:val="664E82" w:themeColor="accent4" w:themeShade="CC"/>
+        <w:color w:val="000000"/>
       </w:rPr>
       <w:tblPr/>
       <w:tcPr>
@@ -13547,7 +13643,7 @@
       <w:spacing w:after="0" w:line="240" w:lineRule="auto"/>
     </w:pPr>
     <w:rPr>
-      <w:color w:val="000000" w:themeColor="text1"/>
+      <w:color w:val="000000"/>
     </w:rPr>
     <w:tblPr>
       <w:tblStyleRowBandSize w:val="1"/>
@@ -13567,12 +13663,12 @@
       <w:rPr>
         <w:b/>
         <w:bCs/>
-        <w:color w:val="FFFFFF" w:themeColor="background1"/>
-      </w:rPr>
-      <w:tblPr/>
-      <w:tcPr>
-        <w:tcBorders>
-          <w:bottom w:val="single" w:sz="12" w:space="0" w:color="FFFFFF" w:themeColor="background1"/>
+        <w:color w:val="000000"/>
+      </w:rPr>
+      <w:tblPr/>
+      <w:tcPr>
+        <w:tcBorders>
+          <w:bottom w:val="single" w:sz="12" w:space="0" w:color="000000"/>
         </w:tcBorders>
         <w:shd w:val="clear" w:color="auto" w:fill="7E9C40" w:themeFill="accent3" w:themeFillShade="CC"/>
       </w:tcPr>
@@ -13581,7 +13677,7 @@
       <w:rPr>
         <w:b/>
         <w:bCs/>
-        <w:color w:val="7E9C40" w:themeColor="accent3" w:themeShade="CC"/>
+        <w:color w:val="000000"/>
       </w:rPr>
       <w:tblPr/>
       <w:tcPr>
@@ -13633,7 +13729,7 @@
       <w:spacing w:after="0" w:line="240" w:lineRule="auto"/>
     </w:pPr>
     <w:rPr>
-      <w:color w:val="000000" w:themeColor="text1"/>
+      <w:color w:val="000000"/>
     </w:rPr>
     <w:tblPr>
       <w:tblStyleRowBandSize w:val="1"/>
@@ -13653,12 +13749,12 @@
       <w:rPr>
         <w:b/>
         <w:bCs/>
-        <w:color w:val="FFFFFF" w:themeColor="background1"/>
-      </w:rPr>
-      <w:tblPr/>
-      <w:tcPr>
-        <w:tcBorders>
-          <w:bottom w:val="single" w:sz="12" w:space="0" w:color="FFFFFF" w:themeColor="background1"/>
+        <w:color w:val="000000"/>
+      </w:rPr>
+      <w:tblPr/>
+      <w:tcPr>
+        <w:tcBorders>
+          <w:bottom w:val="single" w:sz="12" w:space="0" w:color="000000"/>
         </w:tcBorders>
         <w:shd w:val="clear" w:color="auto" w:fill="F2730A" w:themeFill="accent6" w:themeFillShade="CC"/>
       </w:tcPr>
@@ -13667,7 +13763,7 @@
       <w:rPr>
         <w:b/>
         <w:bCs/>
-        <w:color w:val="F2730A" w:themeColor="accent6" w:themeShade="CC"/>
+        <w:color w:val="000000"/>
       </w:rPr>
       <w:tblPr/>
       <w:tcPr>
@@ -13719,7 +13815,7 @@
       <w:spacing w:after="0" w:line="240" w:lineRule="auto"/>
     </w:pPr>
     <w:rPr>
-      <w:color w:val="000000" w:themeColor="text1"/>
+      <w:color w:val="000000"/>
     </w:rPr>
     <w:tblPr>
       <w:tblStyleRowBandSize w:val="1"/>
@@ -13739,12 +13835,12 @@
       <w:rPr>
         <w:b/>
         <w:bCs/>
-        <w:color w:val="FFFFFF" w:themeColor="background1"/>
-      </w:rPr>
-      <w:tblPr/>
-      <w:tcPr>
-        <w:tcBorders>
-          <w:bottom w:val="single" w:sz="12" w:space="0" w:color="FFFFFF" w:themeColor="background1"/>
+        <w:color w:val="000000"/>
+      </w:rPr>
+      <w:tblPr/>
+      <w:tcPr>
+        <w:tcBorders>
+          <w:bottom w:val="single" w:sz="12" w:space="0" w:color="000000"/>
         </w:tcBorders>
         <w:shd w:val="clear" w:color="auto" w:fill="348DA5" w:themeFill="accent5" w:themeFillShade="CC"/>
       </w:tcPr>
@@ -13753,7 +13849,7 @@
       <w:rPr>
         <w:b/>
         <w:bCs/>
-        <w:color w:val="348DA5" w:themeColor="accent5" w:themeShade="CC"/>
+        <w:color w:val="000000"/>
       </w:rPr>
       <w:tblPr/>
       <w:tcPr>
@@ -13805,7 +13901,7 @@
       <w:spacing w:after="0" w:line="240" w:lineRule="auto"/>
     </w:pPr>
     <w:rPr>
-      <w:color w:val="000000" w:themeColor="text1"/>
+      <w:color w:val="000000"/>
     </w:rPr>
     <w:tblPr>
       <w:tblStyleRowBandSize w:val="1"/>
@@ -13838,7 +13934,7 @@
       <w:rPr>
         <w:b/>
         <w:bCs/>
-        <w:color w:val="000000" w:themeColor="text1"/>
+        <w:color w:val="000000"/>
       </w:rPr>
       <w:tblPr/>
       <w:tcPr>
@@ -13847,7 +13943,7 @@
     </w:tblStylePr>
     <w:tblStylePr w:type="firstCol">
       <w:rPr>
-        <w:color w:val="FFFFFF" w:themeColor="background1"/>
+        <w:color w:val="000000"/>
       </w:rPr>
       <w:tblPr/>
       <w:tcPr>
@@ -13856,7 +13952,7 @@
     </w:tblStylePr>
     <w:tblStylePr w:type="lastCol">
       <w:rPr>
-        <w:color w:val="FFFFFF" w:themeColor="background1"/>
+        <w:color w:val="000000"/>
       </w:rPr>
       <w:tblPr/>
       <w:tcPr>
@@ -13885,7 +13981,7 @@
       <w:spacing w:after="0" w:line="240" w:lineRule="auto"/>
     </w:pPr>
     <w:rPr>
-      <w:color w:val="000000" w:themeColor="text1"/>
+      <w:color w:val="000000"/>
     </w:rPr>
     <w:tblPr>
       <w:tblStyleRowBandSize w:val="1"/>
@@ -13918,7 +14014,7 @@
       <w:rPr>
         <w:b/>
         <w:bCs/>
-        <w:color w:val="000000" w:themeColor="text1"/>
+        <w:color w:val="000000"/>
       </w:rPr>
       <w:tblPr/>
       <w:tcPr>
@@ -13927,7 +14023,7 @@
     </w:tblStylePr>
     <w:tblStylePr w:type="firstCol">
       <w:rPr>
-        <w:color w:val="FFFFFF" w:themeColor="background1"/>
+        <w:color w:val="000000"/>
       </w:rPr>
       <w:tblPr/>
       <w:tcPr>
@@ -13936,7 +14032,7 @@
     </w:tblStylePr>
     <w:tblStylePr w:type="lastCol">
       <w:rPr>
-        <w:color w:val="FFFFFF" w:themeColor="background1"/>
+        <w:color w:val="000000"/>
       </w:rPr>
       <w:tblPr/>
       <w:tcPr>
@@ -13965,7 +14061,7 @@
       <w:spacing w:after="0" w:line="240" w:lineRule="auto"/>
     </w:pPr>
     <w:rPr>
-      <w:color w:val="000000" w:themeColor="text1"/>
+      <w:color w:val="000000"/>
     </w:rPr>
     <w:tblPr>
       <w:tblStyleRowBandSize w:val="1"/>
@@ -13998,7 +14094,7 @@
       <w:rPr>
         <w:b/>
         <w:bCs/>
-        <w:color w:val="000000" w:themeColor="text1"/>
+        <w:color w:val="000000"/>
       </w:rPr>
       <w:tblPr/>
       <w:tcPr>
@@ -14007,7 +14103,7 @@
     </w:tblStylePr>
     <w:tblStylePr w:type="firstCol">
       <w:rPr>
-        <w:color w:val="FFFFFF" w:themeColor="background1"/>
+        <w:color w:val="000000"/>
       </w:rPr>
       <w:tblPr/>
       <w:tcPr>
@@ -14016,7 +14112,7 @@
     </w:tblStylePr>
     <w:tblStylePr w:type="lastCol">
       <w:rPr>
-        <w:color w:val="FFFFFF" w:themeColor="background1"/>
+        <w:color w:val="000000"/>
       </w:rPr>
       <w:tblPr/>
       <w:tcPr>
@@ -14045,7 +14141,7 @@
       <w:spacing w:after="0" w:line="240" w:lineRule="auto"/>
     </w:pPr>
     <w:rPr>
-      <w:color w:val="000000" w:themeColor="text1"/>
+      <w:color w:val="000000"/>
     </w:rPr>
     <w:tblPr>
       <w:tblStyleRowBandSize w:val="1"/>
@@ -14078,7 +14174,7 @@
       <w:rPr>
         <w:b/>
         <w:bCs/>
-        <w:color w:val="000000" w:themeColor="text1"/>
+        <w:color w:val="000000"/>
       </w:rPr>
       <w:tblPr/>
       <w:tcPr>
@@ -14087,7 +14183,7 @@
     </w:tblStylePr>
     <w:tblStylePr w:type="firstCol">
       <w:rPr>
-        <w:color w:val="FFFFFF" w:themeColor="background1"/>
+        <w:color w:val="000000"/>
       </w:rPr>
       <w:tblPr/>
       <w:tcPr>
@@ -14096,7 +14192,7 @@
     </w:tblStylePr>
     <w:tblStylePr w:type="lastCol">
       <w:rPr>
-        <w:color w:val="FFFFFF" w:themeColor="background1"/>
+        <w:color w:val="000000"/>
       </w:rPr>
       <w:tblPr/>
       <w:tcPr>
@@ -14125,7 +14221,7 @@
       <w:spacing w:after="0" w:line="240" w:lineRule="auto"/>
     </w:pPr>
     <w:rPr>
-      <w:color w:val="000000" w:themeColor="text1"/>
+      <w:color w:val="000000"/>
     </w:rPr>
     <w:tblPr>
       <w:tblStyleRowBandSize w:val="1"/>
@@ -14158,7 +14254,7 @@
       <w:rPr>
         <w:b/>
         <w:bCs/>
-        <w:color w:val="000000" w:themeColor="text1"/>
+        <w:color w:val="000000"/>
       </w:rPr>
       <w:tblPr/>
       <w:tcPr>
@@ -14167,7 +14263,7 @@
     </w:tblStylePr>
     <w:tblStylePr w:type="firstCol">
       <w:rPr>
-        <w:color w:val="FFFFFF" w:themeColor="background1"/>
+        <w:color w:val="000000"/>
       </w:rPr>
       <w:tblPr/>
       <w:tcPr>
@@ -14176,7 +14272,7 @@
     </w:tblStylePr>
     <w:tblStylePr w:type="lastCol">
       <w:rPr>
-        <w:color w:val="FFFFFF" w:themeColor="background1"/>
+        <w:color w:val="000000"/>
       </w:rPr>
       <w:tblPr/>
       <w:tcPr>
@@ -14205,7 +14301,7 @@
       <w:spacing w:after="0" w:line="240" w:lineRule="auto"/>
     </w:pPr>
     <w:rPr>
-      <w:color w:val="000000" w:themeColor="text1"/>
+      <w:color w:val="000000"/>
     </w:rPr>
     <w:tblPr>
       <w:tblStyleRowBandSize w:val="1"/>
@@ -14238,7 +14334,7 @@
       <w:rPr>
         <w:b/>
         <w:bCs/>
-        <w:color w:val="000000" w:themeColor="text1"/>
+        <w:color w:val="000000"/>
       </w:rPr>
       <w:tblPr/>
       <w:tcPr>
@@ -14247,7 +14343,7 @@
     </w:tblStylePr>
     <w:tblStylePr w:type="firstCol">
       <w:rPr>
-        <w:color w:val="FFFFFF" w:themeColor="background1"/>
+        <w:color w:val="000000"/>
       </w:rPr>
       <w:tblPr/>
       <w:tcPr>
@@ -14256,7 +14352,7 @@
     </w:tblStylePr>
     <w:tblStylePr w:type="lastCol">
       <w:rPr>
-        <w:color w:val="FFFFFF" w:themeColor="background1"/>
+        <w:color w:val="000000"/>
       </w:rPr>
       <w:tblPr/>
       <w:tcPr>
@@ -14285,7 +14381,7 @@
       <w:spacing w:after="0" w:line="240" w:lineRule="auto"/>
     </w:pPr>
     <w:rPr>
-      <w:color w:val="000000" w:themeColor="text1"/>
+      <w:color w:val="000000"/>
     </w:rPr>
     <w:tblPr>
       <w:tblStyleRowBandSize w:val="1"/>
@@ -14318,7 +14414,7 @@
       <w:rPr>
         <w:b/>
         <w:bCs/>
-        <w:color w:val="000000" w:themeColor="text1"/>
+        <w:color w:val="000000"/>
       </w:rPr>
       <w:tblPr/>
       <w:tcPr>
@@ -14327,7 +14423,7 @@
     </w:tblStylePr>
     <w:tblStylePr w:type="firstCol">
       <w:rPr>
-        <w:color w:val="FFFFFF" w:themeColor="background1"/>
+        <w:color w:val="000000"/>
       </w:rPr>
       <w:tblPr/>
       <w:tcPr>
@@ -14336,7 +14432,7 @@
     </w:tblStylePr>
     <w:tblStylePr w:type="lastCol">
       <w:rPr>
-        <w:color w:val="FFFFFF" w:themeColor="background1"/>
+        <w:color w:val="000000"/>
       </w:rPr>
       <w:tblPr/>
       <w:tcPr>

--- a/stuff/WORLD_RADAR_20_BEST_20_TO_RECHECK.docx
+++ b/stuff/WORLD_RADAR_20_BEST_20_TO_RECHECK.docx
@@ -20,7 +20,7 @@
     </w:p>
     <w:p>
       <w:r>
-        <w:t>Based on World Radar's living atlas (2026-10-21 14:20 UTC). 1,366 older and newer research entries available. This shortlist updates when Radar 2 publishes new data.</w:t>
+        <w:t>Based on World Radar's living atlas (2026-10-21 15:46 UTC). 1,366 older and newer research entries available. This shortlist updates when Radar 2 publishes new data.</w:t>
       </w:r>
     </w:p>
     <w:p>
@@ -69,7 +69,7 @@
         <w:t xml:space="preserve">WHY HERE  </w:t>
       </w:r>
       <w:r>
-        <w:t>This trail has 5 distinct candidate later paper(s), reaching 2026. Titles suggest a topic connection, not an observed outcome. The publications need source review.</w:t>
+        <w:t>This trail has 6 distinct candidate later paper(s), reaching 2026. Titles suggest a topic connection, not an observed outcome. The publications need source review.</w:t>
       </w:r>
     </w:p>
     <w:p>
@@ -161,7 +161,7 @@
         <w:keepNext/>
       </w:pPr>
       <w:r>
-        <w:t>03.  The Experience Economy as the Future for European Agriculture and Food?  (2012)</w:t>
+        <w:t>03.  Mobility partnerships - the future of European migration policy?  (2012)</w:t>
       </w:r>
     </w:p>
     <w:p>
@@ -172,7 +172,7 @@
         <w:t xml:space="preserve">NOW  </w:t>
       </w:r>
       <w:r>
-        <w:t>A related study appeared in 2019: New Economy, Food, and Agriculture.</w:t>
+        <w:t>A related study appeared in 2026: Migration and Mobility Partnerships in German Migration Policy.</w:t>
       </w:r>
     </w:p>
     <w:p>
@@ -183,7 +183,7 @@
         <w:t xml:space="preserve">WHY HERE  </w:t>
       </w:r>
       <w:r>
-        <w:t>This trail has 9 distinct candidate later paper(s), reaching 2026. Titles suggest a topic connection, not an observed outcome. The publications need source review.</w:t>
+        <w:t>This trail has 3 distinct candidate later paper(s), reaching 2026. Titles suggest a topic connection, not an observed outcome. The publications need source review.</w:t>
       </w:r>
     </w:p>
     <w:p>
@@ -218,7 +218,7 @@
         <w:keepNext/>
       </w:pPr>
       <w:r>
-        <w:t>04.  Mobility partnerships - the future of European migration policy?  (2012)</w:t>
+        <w:t>04.  Sustainable fashion supply chain management: the European scenario  (2014)</w:t>
       </w:r>
     </w:p>
     <w:p>
@@ -229,7 +229,7 @@
         <w:t xml:space="preserve">NOW  </w:t>
       </w:r>
       <w:r>
-        <w:t>A related study appeared in 2026: Migration and Mobility Partnerships in German Migration Policy.</w:t>
+        <w:t>A related study appeared in 2018: Sustainable Fashion Supply Chain Management: A System of Systems Analysis.</w:t>
       </w:r>
     </w:p>
     <w:p>
@@ -240,7 +240,7 @@
         <w:t xml:space="preserve">WHY HERE  </w:t>
       </w:r>
       <w:r>
-        <w:t>This trail has 3 distinct candidate later paper(s), reaching 2026. Titles suggest a topic connection, not an observed outcome. The publications need source review.</w:t>
+        <w:t>This trail has 11 distinct candidate later paper(s), reaching 2026. Titles suggest a topic connection, not an observed outcome. The publications need source review.</w:t>
       </w:r>
     </w:p>
     <w:p>
@@ -275,7 +275,7 @@
         <w:keepNext/>
       </w:pPr>
       <w:r>
-        <w:t>05.  Sustainable fashion supply chain management: the European scenario  (2014)</w:t>
+        <w:t>05.  Towards the European Health Data Space (EHDS) ecosystem: A survey research on future health data scenarios  (2023)</w:t>
       </w:r>
     </w:p>
     <w:p>
@@ -286,7 +286,7 @@
         <w:t xml:space="preserve">NOW  </w:t>
       </w:r>
       <w:r>
-        <w:t>A related study appeared in 2018: Sustainable Fashion Supply Chain Management: A System of Systems Analysis.</w:t>
+        <w:t>A related study appeared in 2026: Health Data with the European Health Data Space (EHDS).</w:t>
       </w:r>
     </w:p>
     <w:p>
@@ -332,7 +332,7 @@
         <w:keepNext/>
       </w:pPr>
       <w:r>
-        <w:t>06.  Towards the European Health Data Space (EHDS) ecosystem: A survey research on future health data scenarios  (2023)</w:t>
+        <w:t>06.  The future of professional football  (2016)</w:t>
       </w:r>
     </w:p>
     <w:p>
@@ -343,7 +343,7 @@
         <w:t xml:space="preserve">NOW  </w:t>
       </w:r>
       <w:r>
-        <w:t>A related study appeared in 2026: Health Data with the European Health Data Space (EHDS).</w:t>
+        <w:t>A related study appeared in 2018: Economics of professional football.</w:t>
       </w:r>
     </w:p>
     <w:p>
@@ -354,7 +354,7 @@
         <w:t xml:space="preserve">WHY HERE  </w:t>
       </w:r>
       <w:r>
-        <w:t>This trail has 9 distinct candidate later paper(s), reaching 2026. Titles suggest a topic connection, not an observed outcome. The publications need source review.</w:t>
+        <w:t>This trail has 4 distinct candidate later paper(s), reaching 2026. Titles suggest a topic connection, not an observed outcome. The publications need source review.</w:t>
       </w:r>
     </w:p>
     <w:p>
@@ -389,7 +389,7 @@
         <w:keepNext/>
       </w:pPr>
       <w:r>
-        <w:t>07.  The future of professional football  (2016)</w:t>
+        <w:t>07.  The future of financial markets and regulation: what strategy for Europe?  (2014)</w:t>
       </w:r>
     </w:p>
     <w:p>
@@ -400,7 +400,7 @@
         <w:t xml:space="preserve">NOW  </w:t>
       </w:r>
       <w:r>
-        <w:t>A related study appeared in 2018: Economics of professional football.</w:t>
+        <w:t>A related study appeared in 2026: What Is Financial Regulation?.</w:t>
       </w:r>
     </w:p>
     <w:p>
@@ -411,7 +411,7 @@
         <w:t xml:space="preserve">WHY HERE  </w:t>
       </w:r>
       <w:r>
-        <w:t>This trail has 5 distinct candidate later paper(s), reaching 2026. Titles suggest a topic connection, not an observed outcome. The publications need source review.</w:t>
+        <w:t>This trail has 6 distinct candidate later paper(s), reaching 2026. Titles suggest a topic connection, not an observed outcome. The publications need source review.</w:t>
       </w:r>
     </w:p>
     <w:p>
@@ -446,7 +446,7 @@
         <w:keepNext/>
       </w:pPr>
       <w:r>
-        <w:t>08.  The future of financial markets and regulation: what strategy for Europe?  (2014)</w:t>
+        <w:t>08.  Technology Planning for Energy and Climate in the US and EU  (2013)</w:t>
       </w:r>
     </w:p>
     <w:p>
@@ -457,7 +457,7 @@
         <w:t xml:space="preserve">NOW  </w:t>
       </w:r>
       <w:r>
-        <w:t>A related study appeared in 2026: What Is Financial Regulation?.</w:t>
+        <w:t>A related study appeared in 2024: Research on New Energy Development Planning Technology.</w:t>
       </w:r>
     </w:p>
     <w:p>
@@ -468,7 +468,7 @@
         <w:t xml:space="preserve">WHY HERE  </w:t>
       </w:r>
       <w:r>
-        <w:t>This trail has 3 distinct candidate later paper(s), reaching 2026. Titles suggest a topic connection, not an observed outcome. The publications need source review.</w:t>
+        <w:t>This trail has 4 distinct candidate later paper(s), reaching 2025. Titles suggest a topic connection, not an observed outcome. The publications need source review.</w:t>
       </w:r>
     </w:p>
     <w:p>
@@ -525,7 +525,7 @@
         <w:t xml:space="preserve">WHY HERE  </w:t>
       </w:r>
       <w:r>
-        <w:t>This trail has 3 distinct candidate later paper(s), reaching 2026. Titles suggest a topic connection, not an observed outcome. The publications need source review.</w:t>
+        <w:t>This trail has 4 distinct candidate later paper(s), reaching 2026. Titles suggest a topic connection, not an observed outcome. The publications need source review.</w:t>
       </w:r>
     </w:p>
     <w:p>
@@ -639,7 +639,7 @@
         <w:t xml:space="preserve">WHY HERE  </w:t>
       </w:r>
       <w:r>
-        <w:t>This trail has 4 distinct candidate later paper(s), reaching 2026. Titles suggest a topic connection, not an observed outcome. The publications need source review.</w:t>
+        <w:t>This trail has 8 distinct candidate later paper(s), reaching 2026. Titles suggest a topic connection, not an observed outcome. The publications need source review.</w:t>
       </w:r>
     </w:p>
     <w:p>
@@ -1130,7 +1130,7 @@
         <w:keepNext/>
       </w:pPr>
       <w:r>
-        <w:t>20.  How to finance the transition to low-carbon energy in Europe?  (2020)</w:t>
+        <w:t>20.  Global food security: assessing trends in view of guiding future EU policies  (2016)</w:t>
       </w:r>
     </w:p>
     <w:p>
@@ -1141,7 +1141,7 @@
         <w:t xml:space="preserve">NOW  </w:t>
       </w:r>
       <w:r>
-        <w:t>A related study appeared in 2023: Digital finance and the low-carbon energy transition (LCET) from the perspective of capital-biased technical progress.</w:t>
+        <w:t>A related study appeared in 2022: Global food security: trends and challenges.</w:t>
       </w:r>
     </w:p>
     <w:p>
@@ -1152,7 +1152,7 @@
         <w:t xml:space="preserve">WHY HERE  </w:t>
       </w:r>
       <w:r>
-        <w:t>This trail has 10 distinct candidate later paper(s), reaching 2026. Titles suggest a topic connection, not an observed outcome. The publications need source review.</w:t>
+        <w:t>This trail has 4 distinct candidate later paper(s), reaching 2025. Titles suggest a topic connection, not an observed outcome. The publications need source review.</w:t>
       </w:r>
     </w:p>
     <w:p>

--- a/stuff/WORLD_RADAR_20_BEST_20_TO_RECHECK.docx
+++ b/stuff/WORLD_RADAR_20_BEST_20_TO_RECHECK.docx
@@ -20,7 +20,7 @@
     </w:p>
     <w:p>
       <w:r>
-        <w:t>Based on World Radar's living atlas (2026-10-21 15:46 UTC). 1,366 older and newer research entries available. This shortlist updates when Radar 2 publishes new data.</w:t>
+        <w:t>Based on World Radar's living atlas (2026-10-21 16:04 UTC). 1,366 older and newer research entries available. This shortlist updates when Radar 2 publishes new data.</w:t>
       </w:r>
     </w:p>
     <w:p>
@@ -47,7 +47,7 @@
         <w:keepNext/>
       </w:pPr>
       <w:r>
-        <w:t>01.  European scenarios for exposure of soil organisms to pesticides  (2013)</w:t>
+        <w:t>01.  The Future of Internationalization of Higher Education in Europe  (2015)</w:t>
       </w:r>
     </w:p>
     <w:p>
@@ -58,7 +58,7 @@
         <w:t xml:space="preserve">NOW  </w:t>
       </w:r>
       <w:r>
-        <w:t>A related study appeared in 2021: Russian scenarios for exposure assessment of pesticides to soil organisms.</w:t>
+        <w:t>A related study appeared in 2026: Internationalization of Higher Education in Vietnam.</w:t>
       </w:r>
     </w:p>
     <w:p>
@@ -69,7 +69,7 @@
         <w:t xml:space="preserve">WHY HERE  </w:t>
       </w:r>
       <w:r>
-        <w:t>This trail has 6 distinct candidate later paper(s), reaching 2026. Titles suggest a topic connection, not an observed outcome. The publications need source review.</w:t>
+        <w:t>This trail has 4 distinct candidate later paper(s), reaching 2026. Titles suggest a topic connection, not an observed outcome. The publications need source review.</w:t>
       </w:r>
     </w:p>
     <w:p>
@@ -104,7 +104,7 @@
         <w:keepNext/>
       </w:pPr>
       <w:r>
-        <w:t>02.  The Future of Internationalization of Higher Education in Europe  (2015)</w:t>
+        <w:t>02.  Sustainable fashion supply chain management: the European scenario  (2014)</w:t>
       </w:r>
     </w:p>
     <w:p>
@@ -115,7 +115,7 @@
         <w:t xml:space="preserve">NOW  </w:t>
       </w:r>
       <w:r>
-        <w:t>A related study appeared in 2026: Internationalization of Higher Education in Vietnam.</w:t>
+        <w:t>A related study appeared in 2018: Sustainable Fashion Supply Chain Management: A System of Systems Analysis.</w:t>
       </w:r>
     </w:p>
     <w:p>
@@ -126,7 +126,7 @@
         <w:t xml:space="preserve">WHY HERE  </w:t>
       </w:r>
       <w:r>
-        <w:t>This trail has 4 distinct candidate later paper(s), reaching 2026. Titles suggest a topic connection, not an observed outcome. The publications need source review.</w:t>
+        <w:t>This trail has 10 distinct candidate later paper(s), reaching 2026. Titles suggest a topic connection, not an observed outcome. The publications need source review.</w:t>
       </w:r>
     </w:p>
     <w:p>
@@ -161,7 +161,7 @@
         <w:keepNext/>
       </w:pPr>
       <w:r>
-        <w:t>03.  Mobility partnerships - the future of European migration policy?  (2012)</w:t>
+        <w:t>03.  Towards the European Health Data Space (EHDS) ecosystem: A survey research on future health data scenarios  (2023)</w:t>
       </w:r>
     </w:p>
     <w:p>
@@ -172,7 +172,7 @@
         <w:t xml:space="preserve">NOW  </w:t>
       </w:r>
       <w:r>
-        <w:t>A related study appeared in 2026: Migration and Mobility Partnerships in German Migration Policy.</w:t>
+        <w:t>A related study appeared in 2026: Health Data with the European Health Data Space (EHDS).</w:t>
       </w:r>
     </w:p>
     <w:p>
@@ -183,7 +183,7 @@
         <w:t xml:space="preserve">WHY HERE  </w:t>
       </w:r>
       <w:r>
-        <w:t>This trail has 3 distinct candidate later paper(s), reaching 2026. Titles suggest a topic connection, not an observed outcome. The publications need source review.</w:t>
+        <w:t>This trail has 11 distinct candidate later paper(s), reaching 2026. Titles suggest a topic connection, not an observed outcome. The publications need source review.</w:t>
       </w:r>
     </w:p>
     <w:p>
@@ -218,7 +218,7 @@
         <w:keepNext/>
       </w:pPr>
       <w:r>
-        <w:t>04.  Sustainable fashion supply chain management: the European scenario  (2014)</w:t>
+        <w:t>04.  The future of professional football  (2016)</w:t>
       </w:r>
     </w:p>
     <w:p>
@@ -229,7 +229,7 @@
         <w:t xml:space="preserve">NOW  </w:t>
       </w:r>
       <w:r>
-        <w:t>A related study appeared in 2018: Sustainable Fashion Supply Chain Management: A System of Systems Analysis.</w:t>
+        <w:t>A related study appeared in 2018: Economics of professional football.</w:t>
       </w:r>
     </w:p>
     <w:p>
@@ -240,7 +240,7 @@
         <w:t xml:space="preserve">WHY HERE  </w:t>
       </w:r>
       <w:r>
-        <w:t>This trail has 11 distinct candidate later paper(s), reaching 2026. Titles suggest a topic connection, not an observed outcome. The publications need source review.</w:t>
+        <w:t>This trail has 4 distinct candidate later paper(s), reaching 2026. Titles suggest a topic connection, not an observed outcome. The publications need source review.</w:t>
       </w:r>
     </w:p>
     <w:p>
@@ -275,7 +275,7 @@
         <w:keepNext/>
       </w:pPr>
       <w:r>
-        <w:t>05.  Towards the European Health Data Space (EHDS) ecosystem: A survey research on future health data scenarios  (2023)</w:t>
+        <w:t>05.  The future of financial markets and regulation: what strategy for Europe?  (2014)</w:t>
       </w:r>
     </w:p>
     <w:p>
@@ -286,7 +286,7 @@
         <w:t xml:space="preserve">NOW  </w:t>
       </w:r>
       <w:r>
-        <w:t>A related study appeared in 2026: Health Data with the European Health Data Space (EHDS).</w:t>
+        <w:t>A related study appeared in 2026: What Is Financial Regulation?.</w:t>
       </w:r>
     </w:p>
     <w:p>
@@ -297,7 +297,7 @@
         <w:t xml:space="preserve">WHY HERE  </w:t>
       </w:r>
       <w:r>
-        <w:t>This trail has 11 distinct candidate later paper(s), reaching 2026. Titles suggest a topic connection, not an observed outcome. The publications need source review.</w:t>
+        <w:t>This trail has 5 distinct candidate later paper(s), reaching 2026. Titles suggest a topic connection, not an observed outcome. The publications need source review.</w:t>
       </w:r>
     </w:p>
     <w:p>
@@ -332,7 +332,7 @@
         <w:keepNext/>
       </w:pPr>
       <w:r>
-        <w:t>06.  The future of professional football  (2016)</w:t>
+        <w:t>06.  Scenarios for population health inequalities in 2030 in Europe  (2020)</w:t>
       </w:r>
     </w:p>
     <w:p>
@@ -343,7 +343,7 @@
         <w:t xml:space="preserve">NOW  </w:t>
       </w:r>
       <w:r>
-        <w:t>A related study appeared in 2018: Economics of professional football.</w:t>
+        <w:t>A related study appeared in 2025: Health System Design and Inequalities in Population Health.</w:t>
       </w:r>
     </w:p>
     <w:p>
@@ -354,7 +354,7 @@
         <w:t xml:space="preserve">WHY HERE  </w:t>
       </w:r>
       <w:r>
-        <w:t>This trail has 4 distinct candidate later paper(s), reaching 2026. Titles suggest a topic connection, not an observed outcome. The publications need source review.</w:t>
+        <w:t>This trail has 3 distinct candidate later paper(s), reaching 2026. Titles suggest a topic connection, not an observed outcome. The publications need source review.</w:t>
       </w:r>
     </w:p>
     <w:p>
@@ -389,7 +389,7 @@
         <w:keepNext/>
       </w:pPr>
       <w:r>
-        <w:t>07.  The future of financial markets and regulation: what strategy for Europe?  (2014)</w:t>
+        <w:t>07.  Integrated assessment of the role of bioenergy within the EU energy transition targets to 2050  (2021)</w:t>
       </w:r>
     </w:p>
     <w:p>
@@ -400,7 +400,7 @@
         <w:t xml:space="preserve">NOW  </w:t>
       </w:r>
       <w:r>
-        <w:t>A related study appeared in 2026: What Is Financial Regulation?.</w:t>
+        <w:t>A related study appeared in 2023: Bioenergy in the European energy transition.</w:t>
       </w:r>
     </w:p>
     <w:p>
@@ -411,7 +411,7 @@
         <w:t xml:space="preserve">WHY HERE  </w:t>
       </w:r>
       <w:r>
-        <w:t>This trail has 6 distinct candidate later paper(s), reaching 2026. Titles suggest a topic connection, not an observed outcome. The publications need source review.</w:t>
+        <w:t>This trail has 3 distinct candidate later paper(s), reaching 2026. Titles suggest a topic connection, not an observed outcome. The publications need source review.</w:t>
       </w:r>
     </w:p>
     <w:p>
@@ -446,7 +446,7 @@
         <w:keepNext/>
       </w:pPr>
       <w:r>
-        <w:t>08.  Technology Planning for Energy and Climate in the US and EU  (2013)</w:t>
+        <w:t>08.  Current challenges and emerging signposts: the future of social work education in Europe  (2017)</w:t>
       </w:r>
     </w:p>
     <w:p>
@@ -457,7 +457,7 @@
         <w:t xml:space="preserve">NOW  </w:t>
       </w:r>
       <w:r>
-        <w:t>A related study appeared in 2024: Research on New Energy Development Planning Technology.</w:t>
+        <w:t>A related study appeared in 2021: Social Work Education in Europe.</w:t>
       </w:r>
     </w:p>
     <w:p>
@@ -468,7 +468,7 @@
         <w:t xml:space="preserve">WHY HERE  </w:t>
       </w:r>
       <w:r>
-        <w:t>This trail has 4 distinct candidate later paper(s), reaching 2025. Titles suggest a topic connection, not an observed outcome. The publications need source review.</w:t>
+        <w:t>This trail has 7 distinct candidate later paper(s), reaching 2026. Titles suggest a topic connection, not an observed outcome. The publications need source review.</w:t>
       </w:r>
     </w:p>
     <w:p>
@@ -503,7 +503,7 @@
         <w:keepNext/>
       </w:pPr>
       <w:r>
-        <w:t>09.  Scenarios for population health inequalities in 2030 in Europe  (2020)</w:t>
+        <w:t>09.  A New Climate for Europe: 2030 Climate Targets Must Be More Ambitious  (2019)</w:t>
       </w:r>
     </w:p>
     <w:p>
@@ -514,7 +514,7 @@
         <w:t xml:space="preserve">NOW  </w:t>
       </w:r>
       <w:r>
-        <w:t>A related study appeared in 2025: Health System Design and Inequalities in Population Health.</w:t>
+        <w:t>A related study appeared in 2022: The UK must be more ambitious.</w:t>
       </w:r>
     </w:p>
     <w:p>
@@ -525,7 +525,7 @@
         <w:t xml:space="preserve">WHY HERE  </w:t>
       </w:r>
       <w:r>
-        <w:t>This trail has 4 distinct candidate later paper(s), reaching 2026. Titles suggest a topic connection, not an observed outcome. The publications need source review.</w:t>
+        <w:t>This trail has 5 distinct candidate later paper(s), reaching 2026. Titles suggest a topic connection, not an observed outcome. The publications need source review.</w:t>
       </w:r>
     </w:p>
     <w:p>
@@ -560,7 +560,7 @@
         <w:keepNext/>
       </w:pPr>
       <w:r>
-        <w:t>10.  Integrated assessment of the role of bioenergy within the EU energy transition targets to 2050  (2021)</w:t>
+        <w:t>10.  Scenario Method in Spatial Research and Planning  (2016)</w:t>
       </w:r>
     </w:p>
     <w:p>
@@ -571,7 +571,7 @@
         <w:t xml:space="preserve">NOW  </w:t>
       </w:r>
       <w:r>
-        <w:t>A related study appeared in 2023: Bioenergy in the European energy transition.</w:t>
+        <w:t>A related study appeared in 2019: Assessment Method for Spatial Planning and Infrastructure Development.</w:t>
       </w:r>
     </w:p>
     <w:p>
@@ -582,7 +582,7 @@
         <w:t xml:space="preserve">WHY HERE  </w:t>
       </w:r>
       <w:r>
-        <w:t>This trail has 4 distinct candidate later paper(s), reaching 2026. Titles suggest a topic connection, not an observed outcome. The publications need source review.</w:t>
+        <w:t>This trail has 3 distinct candidate later paper(s), reaching 2024. Titles suggest a topic connection, not an observed outcome. The publications need source review.</w:t>
       </w:r>
     </w:p>
     <w:p>
@@ -617,7 +617,7 @@
         <w:keepNext/>
       </w:pPr>
       <w:r>
-        <w:t>11.  Current challenges and emerging signposts: the future of social work education in Europe  (2017)</w:t>
+        <w:t>11.  Migration transition in Serbia: demographic perspective  (2013)</w:t>
       </w:r>
     </w:p>
     <w:p>
@@ -628,7 +628,7 @@
         <w:t xml:space="preserve">NOW  </w:t>
       </w:r>
       <w:r>
-        <w:t>A related study appeared in 2021: Social Work Education in Europe.</w:t>
+        <w:t>A related study appeared in 2026: Migration Transition and Migration Governance in Serbia: Beyond Demographic Determinism.</w:t>
       </w:r>
     </w:p>
     <w:p>
@@ -639,7 +639,7 @@
         <w:t xml:space="preserve">WHY HERE  </w:t>
       </w:r>
       <w:r>
-        <w:t>This trail has 8 distinct candidate later paper(s), reaching 2026. Titles suggest a topic connection, not an observed outcome. The publications need source review.</w:t>
+        <w:t>This trail has 7 distinct candidate later paper(s), reaching 2026. Titles suggest a topic connection, not an observed outcome. The publications need source review.</w:t>
       </w:r>
     </w:p>
     <w:p>
@@ -674,7 +674,7 @@
         <w:keepNext/>
       </w:pPr>
       <w:r>
-        <w:t>12.  A New Climate for Europe: 2030 Climate Targets Must Be More Ambitious  (2019)</w:t>
+        <w:t>12.  Scenario planning: An alternative approach to European Commission for combating antimicrobial resistance by 2050  (2021)</w:t>
       </w:r>
     </w:p>
     <w:p>
@@ -685,7 +685,7 @@
         <w:t xml:space="preserve">NOW  </w:t>
       </w:r>
       <w:r>
-        <w:t>A related study appeared in 2022: The UK must be more ambitious.</w:t>
+        <w:t>A related study appeared in 2026: The Global Impact of Combating Antimicrobial Resistance.</w:t>
       </w:r>
     </w:p>
     <w:p>
@@ -696,7 +696,7 @@
         <w:t xml:space="preserve">WHY HERE  </w:t>
       </w:r>
       <w:r>
-        <w:t>This trail has 6 distinct candidate later paper(s), reaching 2026. Titles suggest a topic connection, not an observed outcome. The publications need source review.</w:t>
+        <w:t>This trail has 8 distinct candidate later paper(s), reaching 2026. Titles suggest a topic connection, not an observed outcome. The publications need source review.</w:t>
       </w:r>
     </w:p>
     <w:p>
@@ -731,7 +731,7 @@
         <w:keepNext/>
       </w:pPr>
       <w:r>
-        <w:t>13.  GLOBAL FORECAST OF US NATIONAL INTELLIGENCE COUNCIL  (2016)</w:t>
+        <w:t>13.  ICT in multimodal transport and technological trends: Unleashing potential for the future  (2014)</w:t>
       </w:r>
     </w:p>
     <w:p>
@@ -742,7 +742,7 @@
         <w:t xml:space="preserve">NOW  </w:t>
       </w:r>
       <w:r>
-        <w:t>A related study appeared in 2025: The National Intelligence Council.</w:t>
+        <w:t>A related study appeared in 2016: ICT in multimodal transport and technological trends.</w:t>
       </w:r>
     </w:p>
     <w:p>
@@ -753,7 +753,7 @@
         <w:t xml:space="preserve">WHY HERE  </w:t>
       </w:r>
       <w:r>
-        <w:t>This trail has 3 distinct candidate later paper(s), reaching 2025. Titles suggest a topic connection, not an observed outcome. The publications need source review.</w:t>
+        <w:t>This trail has 4 distinct candidate later paper(s), reaching 2022. Titles suggest a topic connection, not an observed outcome. The publications need source review.</w:t>
       </w:r>
     </w:p>
     <w:p>
@@ -788,7 +788,7 @@
         <w:keepNext/>
       </w:pPr>
       <w:r>
-        <w:t>14.  Scenario Method in Spatial Research and Planning  (2016)</w:t>
+        <w:t>14.  Challenges for the European governance of synthetic biology for human health  (2014)</w:t>
       </w:r>
     </w:p>
     <w:p>
@@ -799,7 +799,7 @@
         <w:t xml:space="preserve">NOW  </w:t>
       </w:r>
       <w:r>
-        <w:t>A related study appeared in 2019: Assessment Method for Spatial Planning and Infrastructure Development.</w:t>
+        <w:t>A related study appeared in 2026: Synthetic biology in human health.</w:t>
       </w:r>
     </w:p>
     <w:p>
@@ -810,7 +810,7 @@
         <w:t xml:space="preserve">WHY HERE  </w:t>
       </w:r>
       <w:r>
-        <w:t>This trail has 3 distinct candidate later paper(s), reaching 2024. Titles suggest a topic connection, not an observed outcome. The publications need source review.</w:t>
+        <w:t>This trail has 7 distinct candidate later paper(s), reaching 2026. Titles suggest a topic connection, not an observed outcome. The publications need source review.</w:t>
       </w:r>
     </w:p>
     <w:p>
@@ -845,7 +845,7 @@
         <w:keepNext/>
       </w:pPr>
       <w:r>
-        <w:t>15.  Migration transition in Serbia: demographic perspective  (2013)</w:t>
+        <w:t>15.  Future making and responsible governance of innovation in synthetic biology  (2018)</w:t>
       </w:r>
     </w:p>
     <w:p>
@@ -856,7 +856,7 @@
         <w:t xml:space="preserve">NOW  </w:t>
       </w:r>
       <w:r>
-        <w:t>A related study appeared in 2026: Migration Transition and Migration Governance in Serbia: Beyond Demographic Determinism.</w:t>
+        <w:t>A related study appeared in 2026: Anticipatory governance for responsible innovation in synthetic biology.</w:t>
       </w:r>
     </w:p>
     <w:p>
@@ -867,7 +867,7 @@
         <w:t xml:space="preserve">WHY HERE  </w:t>
       </w:r>
       <w:r>
-        <w:t>This trail has 7 distinct candidate later paper(s), reaching 2026. Titles suggest a topic connection, not an observed outcome. The publications need source review.</w:t>
+        <w:t>This trail has 12 distinct candidate later paper(s), reaching 2026. Titles suggest a topic connection, not an observed outcome. The publications need source review.</w:t>
       </w:r>
     </w:p>
     <w:p>
@@ -902,7 +902,7 @@
         <w:keepNext/>
       </w:pPr>
       <w:r>
-        <w:t>16.  ICT in multimodal transport and technological trends: Unleashing potential for the future  (2014)</w:t>
+        <w:t>16.  How to finance the transition to low-carbon energy in Europe?  (2020)</w:t>
       </w:r>
     </w:p>
     <w:p>
@@ -913,7 +913,7 @@
         <w:t xml:space="preserve">NOW  </w:t>
       </w:r>
       <w:r>
-        <w:t>A related study appeared in 2016: ICT in multimodal transport and technological trends.</w:t>
+        <w:t>A related study appeared in 2023: Digital finance and the low-carbon energy transition (LCET) from the perspective of capital-biased technical progress.</w:t>
       </w:r>
     </w:p>
     <w:p>
@@ -924,7 +924,7 @@
         <w:t xml:space="preserve">WHY HERE  </w:t>
       </w:r>
       <w:r>
-        <w:t>This trail has 4 distinct candidate later paper(s), reaching 2022. Titles suggest a topic connection, not an observed outcome. The publications need source review.</w:t>
+        <w:t>This trail has 10 distinct candidate later paper(s), reaching 2026. Titles suggest a topic connection, not an observed outcome. The publications need source review.</w:t>
       </w:r>
     </w:p>
     <w:p>
@@ -959,7 +959,7 @@
         <w:keepNext/>
       </w:pPr>
       <w:r>
-        <w:t>17.  Flood risk and climate change: global and regional perspectives  (2013)</w:t>
+        <w:t>17.  Global food security: assessing trends in view of guiding future EU policies  (2016)</w:t>
       </w:r>
     </w:p>
     <w:p>
@@ -970,7 +970,7 @@
         <w:t xml:space="preserve">NOW  </w:t>
       </w:r>
       <w:r>
-        <w:t>A related study appeared in 2017: The global perspectives of flood risk and climate change.</w:t>
+        <w:t>A related study appeared in 2022: Global food security: trends and challenges.</w:t>
       </w:r>
     </w:p>
     <w:p>
@@ -981,7 +981,7 @@
         <w:t xml:space="preserve">WHY HERE  </w:t>
       </w:r>
       <w:r>
-        <w:t>This trail has 8 distinct candidate later paper(s), reaching 2026. Titles suggest a topic connection, not an observed outcome. The publications need source review.</w:t>
+        <w:t>This trail has 4 distinct candidate later paper(s), reaching 2025. Titles suggest a topic connection, not an observed outcome. The publications need source review.</w:t>
       </w:r>
     </w:p>
     <w:p>
@@ -1016,7 +1016,7 @@
         <w:keepNext/>
       </w:pPr>
       <w:r>
-        <w:t>18.  Challenges for the European governance of synthetic biology for human health  (2014)</w:t>
+        <w:t>18.  Potential of extensification of European agriculture for a more sustainable food system, focusing on nitrogen  (2015)</w:t>
       </w:r>
     </w:p>
     <w:p>
@@ -1027,7 +1027,7 @@
         <w:t xml:space="preserve">NOW  </w:t>
       </w:r>
       <w:r>
-        <w:t>A related study appeared in 2026: Synthetic biology in human health.</w:t>
+        <w:t>A related study appeared in 2020: Potential of Extensification of European and Dutch Agriculture for a More Sustainable Food System Focusing on Nitrogen and Livestock.</w:t>
       </w:r>
     </w:p>
     <w:p>
@@ -1038,7 +1038,7 @@
         <w:t xml:space="preserve">WHY HERE  </w:t>
       </w:r>
       <w:r>
-        <w:t>This trail has 10 distinct candidate later paper(s), reaching 2026. Titles suggest a topic connection, not an observed outcome. The publications need source review.</w:t>
+        <w:t>This trail has 5 distinct candidate later paper(s), reaching 2025. Titles suggest a topic connection, not an observed outcome. The publications need source review.</w:t>
       </w:r>
     </w:p>
     <w:p>
@@ -1073,7 +1073,7 @@
         <w:keepNext/>
       </w:pPr>
       <w:r>
-        <w:t>19.  Future making and responsible governance of innovation in synthetic biology  (2018)</w:t>
+        <w:t>19.  Demographic changes in Europe - new challenges for the European labour market  (2013)</w:t>
       </w:r>
     </w:p>
     <w:p>
@@ -1084,7 +1084,7 @@
         <w:t xml:space="preserve">NOW  </w:t>
       </w:r>
       <w:r>
-        <w:t>A related study appeared in 2026: Anticipatory governance for responsible innovation in synthetic biology.</w:t>
+        <w:t>A related study appeared in 2021: Demographic changes and their impact on the labour market.</w:t>
       </w:r>
     </w:p>
     <w:p>
@@ -1095,7 +1095,7 @@
         <w:t xml:space="preserve">WHY HERE  </w:t>
       </w:r>
       <w:r>
-        <w:t>This trail has 12 distinct candidate later paper(s), reaching 2026. Titles suggest a topic connection, not an observed outcome. The publications need source review.</w:t>
+        <w:t>This trail has 7 distinct candidate later paper(s), reaching 2025. Titles suggest a topic connection, not an observed outcome. The publications need source review.</w:t>
       </w:r>
     </w:p>
     <w:p>
@@ -1130,7 +1130,7 @@
         <w:keepNext/>
       </w:pPr>
       <w:r>
-        <w:t>20.  Global food security: assessing trends in view of guiding future EU policies  (2016)</w:t>
+        <w:t>20.  Potential impacts of climate change on European wind energy resource under the CMIP5 future climate projections  (2017)</w:t>
       </w:r>
     </w:p>
     <w:p>
@@ -1141,7 +1141,7 @@
         <w:t xml:space="preserve">NOW  </w:t>
       </w:r>
       <w:r>
-        <w:t>A related study appeared in 2022: Global food security: trends and challenges.</w:t>
+        <w:t>A related study appeared in 2022: A review of recent studies on wind resource projections under climate change.</w:t>
       </w:r>
     </w:p>
     <w:p>
@@ -1152,7 +1152,7 @@
         <w:t xml:space="preserve">WHY HERE  </w:t>
       </w:r>
       <w:r>
-        <w:t>This trail has 4 distinct candidate later paper(s), reaching 2025. Titles suggest a topic connection, not an observed outcome. The publications need source review.</w:t>
+        <w:t>This trail has 3 distinct candidate later paper(s), reaching 2022. Titles suggest a topic connection, not an observed outcome. The publications need source review.</w:t>
       </w:r>
     </w:p>
     <w:p>
@@ -1238,18 +1238,6 @@
           <w:t>Original publication</w:t>
         </w:r>
       </w:hyperlink>
-      <w:r>
-        <w:t xml:space="preserve">   ·   </w:t>
-      </w:r>
-      <w:hyperlink r:id="rId52">
-        <w:r>
-          <w:rPr>
-            <w:color w:val="000000"/>
-            <w:u w:val="single"/>
-          </w:rPr>
-          <w:t>Later publication (check status)</w:t>
-        </w:r>
-      </w:hyperlink>
     </w:p>
     <w:p>
       <w:pPr>
@@ -1286,7 +1274,7 @@
       <w:pPr>
         <w:spacing w:after="160"/>
       </w:pPr>
-      <w:hyperlink r:id="rId53">
+      <w:hyperlink r:id="rId52">
         <w:r>
           <w:rPr>
             <w:color w:val="000000"/>
@@ -1298,7 +1286,7 @@
       <w:r>
         <w:t xml:space="preserve">   ·   </w:t>
       </w:r>
-      <w:hyperlink r:id="rId54">
+      <w:hyperlink r:id="rId53">
         <w:r>
           <w:rPr>
             <w:color w:val="000000"/>
@@ -1314,64 +1302,7 @@
         <w:keepNext/>
       </w:pPr>
       <w:r>
-        <w:t>03.  Towards a green energy economy? Tracking the employment effects of low-carbon technologies in the European Union  (2016)</w:t>
-      </w:r>
-    </w:p>
-    <w:p>
-      <w:r>
-        <w:rPr>
-          <w:b/>
-        </w:rPr>
-        <w:t xml:space="preserve">WHY HERE  </w:t>
-      </w:r>
-      <w:r>
-        <w:t>A possible follow-up is marked withdrawn or retracted and cannot support a positive ranking.</w:t>
-      </w:r>
-    </w:p>
-    <w:p>
-      <w:r>
-        <w:rPr>
-          <w:b/>
-        </w:rPr>
-        <w:t xml:space="preserve">OPEN  </w:t>
-      </w:r>
-      <w:r>
-        <w:t>Still relevant, superseded, or simply under-researched? A source-based review is needed.</w:t>
-      </w:r>
-    </w:p>
-    <w:p>
-      <w:pPr>
-        <w:spacing w:after="160"/>
-      </w:pPr>
-      <w:hyperlink r:id="rId55">
-        <w:r>
-          <w:rPr>
-            <w:color w:val="000000"/>
-            <w:u w:val="single"/>
-          </w:rPr>
-          <w:t>Original publication</w:t>
-        </w:r>
-      </w:hyperlink>
-      <w:r>
-        <w:t xml:space="preserve">   ·   </w:t>
-      </w:r>
-      <w:hyperlink r:id="rId56">
-        <w:r>
-          <w:rPr>
-            <w:color w:val="000000"/>
-            <w:u w:val="single"/>
-          </w:rPr>
-          <w:t>Later publication (check status)</w:t>
-        </w:r>
-      </w:hyperlink>
-    </w:p>
-    <w:p>
-      <w:pPr>
-        <w:pStyle w:val="Heading2"/>
-        <w:keepNext/>
-      </w:pPr>
-      <w:r>
-        <w:t>04.  Benchmarking del programa colombiano de prospectiva ante prácticas en Europa y Sur América (título original: Benchmarking the coloIombian foresight programme against practices in Europe and South America)  (2011)</w:t>
+        <w:t>03.  Benchmarking del programa colombiano de prospectiva ante prácticas en Europa y Sur América (título original: Benchmarking the coloIombian foresight programme against practices in Europe and South America)  (2011)</w:t>
       </w:r>
     </w:p>
     <w:p>
@@ -1400,7 +1331,7 @@
       <w:pPr>
         <w:spacing w:after="160"/>
       </w:pPr>
-      <w:hyperlink r:id="rId57">
+      <w:hyperlink r:id="rId54">
         <w:r>
           <w:rPr>
             <w:color w:val="000000"/>
@@ -1412,7 +1343,7 @@
       <w:r>
         <w:t xml:space="preserve">   ·   </w:t>
       </w:r>
-      <w:hyperlink r:id="rId58">
+      <w:hyperlink r:id="rId55">
         <w:r>
           <w:rPr>
             <w:color w:val="000000"/>
@@ -1428,7 +1359,7 @@
         <w:keepNext/>
       </w:pPr>
       <w:r>
-        <w:t>05.  Reconstructing Native American Migrations from Whole-Genome and Whole-Exome Data  (2013)</w:t>
+        <w:t>04.  Reconstructing Native American Migrations from Whole-Genome and Whole-Exome Data  (2013)</w:t>
       </w:r>
     </w:p>
     <w:p>
@@ -1457,7 +1388,7 @@
       <w:pPr>
         <w:spacing w:after="160"/>
       </w:pPr>
-      <w:hyperlink r:id="rId59">
+      <w:hyperlink r:id="rId56">
         <w:r>
           <w:rPr>
             <w:color w:val="000000"/>
@@ -1469,7 +1400,7 @@
       <w:r>
         <w:t xml:space="preserve">   ·   </w:t>
       </w:r>
-      <w:hyperlink r:id="rId60">
+      <w:hyperlink r:id="rId57">
         <w:r>
           <w:rPr>
             <w:color w:val="000000"/>
@@ -1485,7 +1416,7 @@
         <w:keepNext/>
       </w:pPr>
       <w:r>
-        <w:t>06.  MARKET DRIVEN POWER PLANT INVESTMENT PERSPECTIVES IN EUROPE: CLIMATE POLICY AND TECHNOLOGY SCENARIOS UNTIL 2050 IN THE MODEL EMELIE-ESY  (2013)</w:t>
+        <w:t>05.  MARKET DRIVEN POWER PLANT INVESTMENT PERSPECTIVES IN EUROPE: CLIMATE POLICY AND TECHNOLOGY SCENARIOS UNTIL 2050 IN THE MODEL EMELIE-ESY  (2013)</w:t>
       </w:r>
     </w:p>
     <w:p>
@@ -1514,7 +1445,7 @@
       <w:pPr>
         <w:spacing w:after="160"/>
       </w:pPr>
-      <w:hyperlink r:id="rId61">
+      <w:hyperlink r:id="rId58">
         <w:r>
           <w:rPr>
             <w:color w:val="000000"/>
@@ -1526,7 +1457,7 @@
       <w:r>
         <w:t xml:space="preserve">   ·   </w:t>
       </w:r>
-      <w:hyperlink r:id="rId62">
+      <w:hyperlink r:id="rId59">
         <w:r>
           <w:rPr>
             <w:color w:val="000000"/>
@@ -1542,7 +1473,7 @@
         <w:keepNext/>
       </w:pPr>
       <w:r>
-        <w:t>07.  Making or breaking climate targets: The AMPERE study on staged accession scenarios for climate policy  (2014)</w:t>
+        <w:t>06.  A Mitochondrial Phylogeny and Biogeographical Scenario for Asiatic Water Shrews of the Genus Chimarrogale: Implications for Taxonomy and Low-Latitude Migration Routes  (2013)</w:t>
       </w:r>
     </w:p>
     <w:p>
@@ -1571,7 +1502,7 @@
       <w:pPr>
         <w:spacing w:after="160"/>
       </w:pPr>
-      <w:hyperlink r:id="rId63">
+      <w:hyperlink r:id="rId60">
         <w:r>
           <w:rPr>
             <w:color w:val="000000"/>
@@ -1583,7 +1514,7 @@
       <w:r>
         <w:t xml:space="preserve">   ·   </w:t>
       </w:r>
-      <w:hyperlink r:id="rId64">
+      <w:hyperlink r:id="rId61">
         <w:r>
           <w:rPr>
             <w:color w:val="000000"/>
@@ -1599,7 +1530,7 @@
         <w:keepNext/>
       </w:pPr>
       <w:r>
-        <w:t>08.  Investigating scenario planning – a European tourism perspective  (2015)</w:t>
+        <w:t>07.  Investigating scenario planning – a European tourism perspective  (2015)</w:t>
       </w:r>
     </w:p>
     <w:p>
@@ -1628,7 +1559,7 @@
       <w:pPr>
         <w:spacing w:after="160"/>
       </w:pPr>
-      <w:hyperlink r:id="rId65">
+      <w:hyperlink r:id="rId62">
         <w:r>
           <w:rPr>
             <w:color w:val="000000"/>
@@ -1640,7 +1571,7 @@
       <w:r>
         <w:t xml:space="preserve">   ·   </w:t>
       </w:r>
-      <w:hyperlink r:id="rId66">
+      <w:hyperlink r:id="rId63">
         <w:r>
           <w:rPr>
             <w:color w:val="000000"/>
@@ -1656,7 +1587,7 @@
         <w:keepNext/>
       </w:pPr>
       <w:r>
-        <w:t>09.  Analysis of Execution Methods in U.S. and European Futures  (2015)</w:t>
+        <w:t>08.  A comparison of oil supply risks in EU, US, Japan, China and India under different climate scenarios  (2016)</w:t>
       </w:r>
     </w:p>
     <w:p>
@@ -1685,7 +1616,7 @@
       <w:pPr>
         <w:spacing w:after="160"/>
       </w:pPr>
-      <w:hyperlink r:id="rId67">
+      <w:hyperlink r:id="rId64">
         <w:r>
           <w:rPr>
             <w:color w:val="000000"/>
@@ -1697,7 +1628,7 @@
       <w:r>
         <w:t xml:space="preserve">   ·   </w:t>
       </w:r>
-      <w:hyperlink r:id="rId68">
+      <w:hyperlink r:id="rId65">
         <w:r>
           <w:rPr>
             <w:color w:val="000000"/>
@@ -1713,7 +1644,7 @@
         <w:keepNext/>
       </w:pPr>
       <w:r>
-        <w:t>10.  Lyme Disease Risks in Europe under Multiple Uncertain Drivers of Change  (2019)</w:t>
+        <w:t>09.  Lyme Disease Risks in Europe under Multiple Uncertain Drivers of Change  (2019)</w:t>
       </w:r>
     </w:p>
     <w:p>
@@ -1742,7 +1673,7 @@
       <w:pPr>
         <w:spacing w:after="160"/>
       </w:pPr>
-      <w:hyperlink r:id="rId69">
+      <w:hyperlink r:id="rId66">
         <w:r>
           <w:rPr>
             <w:color w:val="000000"/>
@@ -1754,7 +1685,7 @@
       <w:r>
         <w:t xml:space="preserve">   ·   </w:t>
       </w:r>
-      <w:hyperlink r:id="rId70">
+      <w:hyperlink r:id="rId67">
         <w:r>
           <w:rPr>
             <w:color w:val="000000"/>
@@ -1770,7 +1701,7 @@
         <w:keepNext/>
       </w:pPr>
       <w:r>
-        <w:t>11.  Disaggregation of official demographic projections in sub-groups by education level: the neglected “composition effect” in the future path of life expectancy  (2021)</w:t>
+        <w:t>10.  Horizon Scanning in Foresight – Why Horizon Scanning is only a part of the game  (2019)</w:t>
       </w:r>
     </w:p>
     <w:p>
@@ -1799,7 +1730,7 @@
       <w:pPr>
         <w:spacing w:after="160"/>
       </w:pPr>
-      <w:hyperlink r:id="rId71">
+      <w:hyperlink r:id="rId68">
         <w:r>
           <w:rPr>
             <w:color w:val="000000"/>
@@ -1811,7 +1742,7 @@
       <w:r>
         <w:t xml:space="preserve">   ·   </w:t>
       </w:r>
-      <w:hyperlink r:id="rId72">
+      <w:hyperlink r:id="rId69">
         <w:r>
           <w:rPr>
             <w:color w:val="000000"/>
@@ -1827,7 +1758,121 @@
         <w:keepNext/>
       </w:pPr>
       <w:r>
-        <w:t>12.  Forest policy in Europe and 2020 scenarios: between sustainability and rural development  (2012)</w:t>
+        <w:t>11.  From bioethanol containing fuels towards a fuel economy that includes methanol derived from renewable sources and the impact on European Union decision-making on transition pathways  (2019)</w:t>
+      </w:r>
+    </w:p>
+    <w:p>
+      <w:r>
+        <w:rPr>
+          <w:b/>
+        </w:rPr>
+        <w:t xml:space="preserve">WHY HERE  </w:t>
+      </w:r>
+      <w:r>
+        <w:t>The apparent later evidence closely repeats the original or another linked publication. An independent follow-up has not been established.</w:t>
+      </w:r>
+    </w:p>
+    <w:p>
+      <w:r>
+        <w:rPr>
+          <w:b/>
+        </w:rPr>
+        <w:t xml:space="preserve">OPEN  </w:t>
+      </w:r>
+      <w:r>
+        <w:t>Still relevant, superseded, or simply under-researched? A source-based review is needed.</w:t>
+      </w:r>
+    </w:p>
+    <w:p>
+      <w:pPr>
+        <w:spacing w:after="160"/>
+      </w:pPr>
+      <w:hyperlink r:id="rId70">
+        <w:r>
+          <w:rPr>
+            <w:color w:val="000000"/>
+            <w:u w:val="single"/>
+          </w:rPr>
+          <w:t>Original publication</w:t>
+        </w:r>
+      </w:hyperlink>
+      <w:r>
+        <w:t xml:space="preserve">   ·   </w:t>
+      </w:r>
+      <w:hyperlink r:id="rId71">
+        <w:r>
+          <w:rPr>
+            <w:color w:val="000000"/>
+            <w:u w:val="single"/>
+          </w:rPr>
+          <w:t>Later publication (check status)</w:t>
+        </w:r>
+      </w:hyperlink>
+    </w:p>
+    <w:p>
+      <w:pPr>
+        <w:pStyle w:val="Heading2"/>
+        <w:keepNext/>
+      </w:pPr>
+      <w:r>
+        <w:t>12.  Disaggregation of official demographic projections in sub-groups by education level: the neglected “composition effect” in the future path of life expectancy  (2021)</w:t>
+      </w:r>
+    </w:p>
+    <w:p>
+      <w:r>
+        <w:rPr>
+          <w:b/>
+        </w:rPr>
+        <w:t xml:space="preserve">WHY HERE  </w:t>
+      </w:r>
+      <w:r>
+        <w:t>The apparent later evidence closely repeats the original or another linked publication. An independent follow-up has not been established.</w:t>
+      </w:r>
+    </w:p>
+    <w:p>
+      <w:r>
+        <w:rPr>
+          <w:b/>
+        </w:rPr>
+        <w:t xml:space="preserve">OPEN  </w:t>
+      </w:r>
+      <w:r>
+        <w:t>Still relevant, superseded, or simply under-researched? A source-based review is needed.</w:t>
+      </w:r>
+    </w:p>
+    <w:p>
+      <w:pPr>
+        <w:spacing w:after="160"/>
+      </w:pPr>
+      <w:hyperlink r:id="rId72">
+        <w:r>
+          <w:rPr>
+            <w:color w:val="000000"/>
+            <w:u w:val="single"/>
+          </w:rPr>
+          <w:t>Original publication</w:t>
+        </w:r>
+      </w:hyperlink>
+      <w:r>
+        <w:t xml:space="preserve">   ·   </w:t>
+      </w:r>
+      <w:hyperlink r:id="rId73">
+        <w:r>
+          <w:rPr>
+            <w:color w:val="000000"/>
+            <w:u w:val="single"/>
+          </w:rPr>
+          <w:t>Later publication (check status)</w:t>
+        </w:r>
+      </w:hyperlink>
+    </w:p>
+    <w:p>
+      <w:pPr>
+        <w:pStyle w:val="Heading2"/>
+        <w:keepNext/>
+      </w:pPr>
+      <w:r>
+        <w:t>13.  Long-term projections and acclimatization scenarios of temperature-related mortality in Europe  (2011)</w:t>
       </w:r>
     </w:p>
     <w:p>
@@ -1856,7 +1901,7 @@
       <w:pPr>
         <w:spacing w:after="160"/>
       </w:pPr>
-      <w:hyperlink r:id="rId73">
+      <w:hyperlink r:id="rId74">
         <w:r>
           <w:rPr>
             <w:color w:val="000000"/>
@@ -1868,7 +1913,7 @@
       <w:r>
         <w:t xml:space="preserve">   ·   </w:t>
       </w:r>
-      <w:hyperlink r:id="rId74">
+      <w:hyperlink r:id="rId75">
         <w:r>
           <w:rPr>
             <w:color w:val="000000"/>
@@ -1884,7 +1929,7 @@
         <w:keepNext/>
       </w:pPr>
       <w:r>
-        <w:t>13.  Environment, migration and the European demographic deficit  (2012)</w:t>
+        <w:t>14.  Forest policy in Europe and 2020 scenarios: between sustainability and rural development  (2012)</w:t>
       </w:r>
     </w:p>
     <w:p>
@@ -1913,7 +1958,7 @@
       <w:pPr>
         <w:spacing w:after="160"/>
       </w:pPr>
-      <w:hyperlink r:id="rId75">
+      <w:hyperlink r:id="rId76">
         <w:r>
           <w:rPr>
             <w:color w:val="000000"/>
@@ -1925,7 +1970,7 @@
       <w:r>
         <w:t xml:space="preserve">   ·   </w:t>
       </w:r>
-      <w:hyperlink r:id="rId76">
+      <w:hyperlink r:id="rId77">
         <w:r>
           <w:rPr>
             <w:color w:val="000000"/>
@@ -1941,7 +1986,7 @@
         <w:keepNext/>
       </w:pPr>
       <w:r>
-        <w:t>14.  Demographic Epidemiologic Projections of Long-Term Care Needs in Selected European Countries: Germany, Spain, the Netherlands and Poland  (2012)</w:t>
+        <w:t>15.  Environment, migration and the European demographic deficit  (2012)</w:t>
       </w:r>
     </w:p>
     <w:p>
@@ -1970,7 +2015,7 @@
       <w:pPr>
         <w:spacing w:after="160"/>
       </w:pPr>
-      <w:hyperlink r:id="rId77">
+      <w:hyperlink r:id="rId78">
         <w:r>
           <w:rPr>
             <w:color w:val="000000"/>
@@ -1982,7 +2027,7 @@
       <w:r>
         <w:t xml:space="preserve">   ·   </w:t>
       </w:r>
-      <w:hyperlink r:id="rId78">
+      <w:hyperlink r:id="rId79">
         <w:r>
           <w:rPr>
             <w:color w:val="000000"/>
@@ -1998,7 +2043,7 @@
         <w:keepNext/>
       </w:pPr>
       <w:r>
-        <w:t>15.  Why Demographic Suicide? The Puzzles of European Fertility  (2013)</w:t>
+        <w:t>16.  Demographic Epidemiologic Projections of Long-Term Care Needs in Selected European Countries: Germany, Spain, the Netherlands and Poland  (2012)</w:t>
       </w:r>
     </w:p>
     <w:p>
@@ -2027,7 +2072,7 @@
       <w:pPr>
         <w:spacing w:after="160"/>
       </w:pPr>
-      <w:hyperlink r:id="rId79">
+      <w:hyperlink r:id="rId80">
         <w:r>
           <w:rPr>
             <w:color w:val="000000"/>
@@ -2039,64 +2084,7 @@
       <w:r>
         <w:t xml:space="preserve">   ·   </w:t>
       </w:r>
-      <w:hyperlink r:id="rId80">
-        <w:r>
-          <w:rPr>
-            <w:color w:val="000000"/>
-            <w:u w:val="single"/>
-          </w:rPr>
-          <w:t>Later publication (check status)</w:t>
-        </w:r>
-      </w:hyperlink>
-    </w:p>
-    <w:p>
-      <w:pPr>
-        <w:pStyle w:val="Heading2"/>
-        <w:keepNext/>
-      </w:pPr>
-      <w:r>
-        <w:t>16.  Scenarios for selected maritime economic functions  (2013)</w:t>
-      </w:r>
-    </w:p>
-    <w:p>
-      <w:r>
-        <w:rPr>
-          <w:b/>
-        </w:rPr>
-        <w:t xml:space="preserve">WHY HERE  </w:t>
-      </w:r>
-      <w:r>
-        <w:t>The available newer titles do not establish a close subject match. The link could be tangential and needs checking.</w:t>
-      </w:r>
-    </w:p>
-    <w:p>
-      <w:r>
-        <w:rPr>
-          <w:b/>
-        </w:rPr>
-        <w:t xml:space="preserve">OPEN  </w:t>
-      </w:r>
-      <w:r>
-        <w:t>Still relevant, superseded, or simply under-researched? A source-based review is needed.</w:t>
-      </w:r>
-    </w:p>
-    <w:p>
-      <w:pPr>
-        <w:spacing w:after="160"/>
-      </w:pPr>
       <w:hyperlink r:id="rId81">
-        <w:r>
-          <w:rPr>
-            <w:color w:val="000000"/>
-            <w:u w:val="single"/>
-          </w:rPr>
-          <w:t>Original publication</w:t>
-        </w:r>
-      </w:hyperlink>
-      <w:r>
-        <w:t xml:space="preserve">   ·   </w:t>
-      </w:r>
-      <w:hyperlink r:id="rId82">
         <w:r>
           <w:rPr>
             <w:color w:val="000000"/>
@@ -2141,7 +2129,7 @@
       <w:pPr>
         <w:spacing w:after="160"/>
       </w:pPr>
-      <w:hyperlink r:id="rId83">
+      <w:hyperlink r:id="rId82">
         <w:r>
           <w:rPr>
             <w:color w:val="000000"/>
@@ -2153,7 +2141,7 @@
       <w:r>
         <w:t xml:space="preserve">   ·   </w:t>
       </w:r>
-      <w:hyperlink r:id="rId84">
+      <w:hyperlink r:id="rId83">
         <w:r>
           <w:rPr>
             <w:color w:val="000000"/>
@@ -2198,7 +2186,7 @@
       <w:pPr>
         <w:spacing w:after="160"/>
       </w:pPr>
-      <w:hyperlink r:id="rId85">
+      <w:hyperlink r:id="rId84">
         <w:r>
           <w:rPr>
             <w:color w:val="000000"/>
@@ -2210,7 +2198,7 @@
       <w:r>
         <w:t xml:space="preserve">   ·   </w:t>
       </w:r>
-      <w:hyperlink r:id="rId86">
+      <w:hyperlink r:id="rId85">
         <w:r>
           <w:rPr>
             <w:color w:val="000000"/>
@@ -2255,7 +2243,7 @@
       <w:pPr>
         <w:spacing w:after="160"/>
       </w:pPr>
-      <w:hyperlink r:id="rId87">
+      <w:hyperlink r:id="rId86">
         <w:r>
           <w:rPr>
             <w:color w:val="000000"/>
@@ -2267,7 +2255,7 @@
       <w:r>
         <w:t xml:space="preserve">   ·   </w:t>
       </w:r>
-      <w:hyperlink r:id="rId88">
+      <w:hyperlink r:id="rId87">
         <w:r>
           <w:rPr>
             <w:color w:val="000000"/>
@@ -2312,7 +2300,7 @@
       <w:pPr>
         <w:spacing w:after="160"/>
       </w:pPr>
-      <w:hyperlink r:id="rId89">
+      <w:hyperlink r:id="rId88">
         <w:r>
           <w:rPr>
             <w:color w:val="000000"/>
@@ -2324,7 +2312,7 @@
       <w:r>
         <w:t xml:space="preserve">   ·   </w:t>
       </w:r>
-      <w:hyperlink r:id="rId90">
+      <w:hyperlink r:id="rId89">
         <w:r>
           <w:rPr>
             <w:color w:val="000000"/>

--- a/stuff/WORLD_RADAR_20_BEST_20_TO_RECHECK.docx
+++ b/stuff/WORLD_RADAR_20_BEST_20_TO_RECHECK.docx
@@ -20,7 +20,7 @@
     </w:p>
     <w:p>
       <w:r>
-        <w:t>Based on World Radar's living atlas (2026-10-21 16:04 UTC). 1,366 older and newer research entries available. This shortlist updates when Radar 2 publishes new data.</w:t>
+        <w:t>Based on World Radar's living atlas (2026-10-21 17:47 UTC). 1,366 older and newer research entries available. This shortlist updates when Radar 2 publishes new data.</w:t>
       </w:r>
     </w:p>
     <w:p>

--- a/stuff/WORLD_RADAR_20_BEST_20_TO_RECHECK.docx
+++ b/stuff/WORLD_RADAR_20_BEST_20_TO_RECHECK.docx
@@ -20,7 +20,7 @@
     </w:p>
     <w:p>
       <w:r>
-        <w:t>Based on World Radar's living atlas (2026-10-21 17:47 UTC). 1,366 older and newer research entries available. This shortlist updates when Radar 2 publishes new data.</w:t>
+        <w:t>Based on World Radar's living atlas (2026-10-21 18:21 UTC). 1,366 older and newer research entries available. This shortlist updates when Radar 2 publishes new data.</w:t>
       </w:r>
     </w:p>
     <w:p>
@@ -731,7 +731,7 @@
         <w:keepNext/>
       </w:pPr>
       <w:r>
-        <w:t>13.  ICT in multimodal transport and technological trends: Unleashing potential for the future  (2014)</w:t>
+        <w:t>13.  Challenges for the European governance of synthetic biology for human health  (2014)</w:t>
       </w:r>
     </w:p>
     <w:p>
@@ -742,7 +742,7 @@
         <w:t xml:space="preserve">NOW  </w:t>
       </w:r>
       <w:r>
-        <w:t>A related study appeared in 2016: ICT in multimodal transport and technological trends.</w:t>
+        <w:t>A related study appeared in 2026: Synthetic biology in human health.</w:t>
       </w:r>
     </w:p>
     <w:p>
@@ -753,7 +753,7 @@
         <w:t xml:space="preserve">WHY HERE  </w:t>
       </w:r>
       <w:r>
-        <w:t>This trail has 4 distinct candidate later paper(s), reaching 2022. Titles suggest a topic connection, not an observed outcome. The publications need source review.</w:t>
+        <w:t>This trail has 7 distinct candidate later paper(s), reaching 2026. Titles suggest a topic connection, not an observed outcome. The publications need source review.</w:t>
       </w:r>
     </w:p>
     <w:p>
@@ -788,7 +788,7 @@
         <w:keepNext/>
       </w:pPr>
       <w:r>
-        <w:t>14.  Challenges for the European governance of synthetic biology for human health  (2014)</w:t>
+        <w:t>14.  Future making and responsible governance of innovation in synthetic biology  (2018)</w:t>
       </w:r>
     </w:p>
     <w:p>
@@ -799,7 +799,7 @@
         <w:t xml:space="preserve">NOW  </w:t>
       </w:r>
       <w:r>
-        <w:t>A related study appeared in 2026: Synthetic biology in human health.</w:t>
+        <w:t>A related study appeared in 2026: Anticipatory governance for responsible innovation in synthetic biology.</w:t>
       </w:r>
     </w:p>
     <w:p>
@@ -810,7 +810,7 @@
         <w:t xml:space="preserve">WHY HERE  </w:t>
       </w:r>
       <w:r>
-        <w:t>This trail has 7 distinct candidate later paper(s), reaching 2026. Titles suggest a topic connection, not an observed outcome. The publications need source review.</w:t>
+        <w:t>This trail has 11 distinct candidate later paper(s), reaching 2026. Titles suggest a topic connection, not an observed outcome. The publications need source review.</w:t>
       </w:r>
     </w:p>
     <w:p>
@@ -845,7 +845,7 @@
         <w:keepNext/>
       </w:pPr>
       <w:r>
-        <w:t>15.  Future making and responsible governance of innovation in synthetic biology  (2018)</w:t>
+        <w:t>15.  How to finance the transition to low-carbon energy in Europe?  (2020)</w:t>
       </w:r>
     </w:p>
     <w:p>
@@ -856,7 +856,7 @@
         <w:t xml:space="preserve">NOW  </w:t>
       </w:r>
       <w:r>
-        <w:t>A related study appeared in 2026: Anticipatory governance for responsible innovation in synthetic biology.</w:t>
+        <w:t>A related study appeared in 2023: Digital finance and the low-carbon energy transition (LCET) from the perspective of capital-biased technical progress.</w:t>
       </w:r>
     </w:p>
     <w:p>
@@ -867,7 +867,7 @@
         <w:t xml:space="preserve">WHY HERE  </w:t>
       </w:r>
       <w:r>
-        <w:t>This trail has 12 distinct candidate later paper(s), reaching 2026. Titles suggest a topic connection, not an observed outcome. The publications need source review.</w:t>
+        <w:t>This trail has 10 distinct candidate later paper(s), reaching 2026. Titles suggest a topic connection, not an observed outcome. The publications need source review.</w:t>
       </w:r>
     </w:p>
     <w:p>
@@ -902,7 +902,7 @@
         <w:keepNext/>
       </w:pPr>
       <w:r>
-        <w:t>16.  How to finance the transition to low-carbon energy in Europe?  (2020)</w:t>
+        <w:t>16.  Global food security: assessing trends in view of guiding future EU policies  (2016)</w:t>
       </w:r>
     </w:p>
     <w:p>
@@ -913,7 +913,7 @@
         <w:t xml:space="preserve">NOW  </w:t>
       </w:r>
       <w:r>
-        <w:t>A related study appeared in 2023: Digital finance and the low-carbon energy transition (LCET) from the perspective of capital-biased technical progress.</w:t>
+        <w:t>A related study appeared in 2022: Global food security: trends and challenges.</w:t>
       </w:r>
     </w:p>
     <w:p>
@@ -924,7 +924,7 @@
         <w:t xml:space="preserve">WHY HERE  </w:t>
       </w:r>
       <w:r>
-        <w:t>This trail has 10 distinct candidate later paper(s), reaching 2026. Titles suggest a topic connection, not an observed outcome. The publications need source review.</w:t>
+        <w:t>This trail has 4 distinct candidate later paper(s), reaching 2025. Titles suggest a topic connection, not an observed outcome. The publications need source review.</w:t>
       </w:r>
     </w:p>
     <w:p>
@@ -959,7 +959,7 @@
         <w:keepNext/>
       </w:pPr>
       <w:r>
-        <w:t>17.  Global food security: assessing trends in view of guiding future EU policies  (2016)</w:t>
+        <w:t>17.  Potential of extensification of European agriculture for a more sustainable food system, focusing on nitrogen  (2015)</w:t>
       </w:r>
     </w:p>
     <w:p>
@@ -970,7 +970,7 @@
         <w:t xml:space="preserve">NOW  </w:t>
       </w:r>
       <w:r>
-        <w:t>A related study appeared in 2022: Global food security: trends and challenges.</w:t>
+        <w:t>A related study appeared in 2020: Potential of Extensification of European and Dutch Agriculture for a More Sustainable Food System Focusing on Nitrogen and Livestock.</w:t>
       </w:r>
     </w:p>
     <w:p>
@@ -981,7 +981,7 @@
         <w:t xml:space="preserve">WHY HERE  </w:t>
       </w:r>
       <w:r>
-        <w:t>This trail has 4 distinct candidate later paper(s), reaching 2025. Titles suggest a topic connection, not an observed outcome. The publications need source review.</w:t>
+        <w:t>This trail has 5 distinct candidate later paper(s), reaching 2025. Titles suggest a topic connection, not an observed outcome. The publications need source review.</w:t>
       </w:r>
     </w:p>
     <w:p>
@@ -1016,7 +1016,7 @@
         <w:keepNext/>
       </w:pPr>
       <w:r>
-        <w:t>18.  Potential of extensification of European agriculture for a more sustainable food system, focusing on nitrogen  (2015)</w:t>
+        <w:t>18.  Demographic changes in Europe - new challenges for the European labour market  (2013)</w:t>
       </w:r>
     </w:p>
     <w:p>
@@ -1027,7 +1027,7 @@
         <w:t xml:space="preserve">NOW  </w:t>
       </w:r>
       <w:r>
-        <w:t>A related study appeared in 2020: Potential of Extensification of European and Dutch Agriculture for a More Sustainable Food System Focusing on Nitrogen and Livestock.</w:t>
+        <w:t>A related study appeared in 2021: Demographic changes and their impact on the labour market.</w:t>
       </w:r>
     </w:p>
     <w:p>
@@ -1038,7 +1038,7 @@
         <w:t xml:space="preserve">WHY HERE  </w:t>
       </w:r>
       <w:r>
-        <w:t>This trail has 5 distinct candidate later paper(s), reaching 2025. Titles suggest a topic connection, not an observed outcome. The publications need source review.</w:t>
+        <w:t>This trail has 7 distinct candidate later paper(s), reaching 2025. Titles suggest a topic connection, not an observed outcome. The publications need source review.</w:t>
       </w:r>
     </w:p>
     <w:p>
@@ -1073,7 +1073,7 @@
         <w:keepNext/>
       </w:pPr>
       <w:r>
-        <w:t>19.  Demographic changes in Europe - new challenges for the European labour market  (2013)</w:t>
+        <w:t>19.  Potential impacts of climate change on European wind energy resource under the CMIP5 future climate projections  (2017)</w:t>
       </w:r>
     </w:p>
     <w:p>
@@ -1084,7 +1084,7 @@
         <w:t xml:space="preserve">NOW  </w:t>
       </w:r>
       <w:r>
-        <w:t>A related study appeared in 2021: Demographic changes and their impact on the labour market.</w:t>
+        <w:t>A related study appeared in 2022: A review of recent studies on wind resource projections under climate change.</w:t>
       </w:r>
     </w:p>
     <w:p>
@@ -1095,7 +1095,7 @@
         <w:t xml:space="preserve">WHY HERE  </w:t>
       </w:r>
       <w:r>
-        <w:t>This trail has 7 distinct candidate later paper(s), reaching 2025. Titles suggest a topic connection, not an observed outcome. The publications need source review.</w:t>
+        <w:t>This trail has 3 distinct candidate later paper(s), reaching 2022. Titles suggest a topic connection, not an observed outcome. The publications need source review.</w:t>
       </w:r>
     </w:p>
     <w:p>
@@ -1130,7 +1130,7 @@
         <w:keepNext/>
       </w:pPr>
       <w:r>
-        <w:t>20.  Potential impacts of climate change on European wind energy resource under the CMIP5 future climate projections  (2017)</w:t>
+        <w:t>20.  Foresight of evolving security threats posed by emerging technologies  (2013)</w:t>
       </w:r>
     </w:p>
     <w:p>
@@ -1141,7 +1141,7 @@
         <w:t xml:space="preserve">NOW  </w:t>
       </w:r>
       <w:r>
-        <w:t>A related study appeared in 2022: A review of recent studies on wind resource projections under climate change.</w:t>
+        <w:t>A related study appeared in 2022: Emerging Technologies, Evolving Threats: Next-Generation Security Challenges.</w:t>
       </w:r>
     </w:p>
     <w:p>
@@ -1152,7 +1152,7 @@
         <w:t xml:space="preserve">WHY HERE  </w:t>
       </w:r>
       <w:r>
-        <w:t>This trail has 3 distinct candidate later paper(s), reaching 2022. Titles suggest a topic connection, not an observed outcome. The publications need source review.</w:t>
+        <w:t>This trail has 3 distinct candidate later paper(s), reaching 2026. Titles suggest a topic connection, not an observed outcome. The publications need source review.</w:t>
       </w:r>
     </w:p>
     <w:p>

--- a/stuff/WORLD_RADAR_20_BEST_20_TO_RECHECK.docx
+++ b/stuff/WORLD_RADAR_20_BEST_20_TO_RECHECK.docx
@@ -20,7 +20,7 @@
     </w:p>
     <w:p>
       <w:r>
-        <w:t>Based on World Radar's living atlas (2026-10-21 18:21 UTC). 1,366 older and newer research entries available. This shortlist updates when Radar 2 publishes new data.</w:t>
+        <w:t>Based on World Radar's living atlas (2026-10-21 18:45 UTC). 1,366 older and newer research entries available. This shortlist updates when Radar 2 publishes new data.</w:t>
       </w:r>
     </w:p>
     <w:p>
@@ -47,7 +47,7 @@
         <w:keepNext/>
       </w:pPr>
       <w:r>
-        <w:t>01.  The Future of Internationalization of Higher Education in Europe  (2015)</w:t>
+        <w:t>01.  Mobility partnerships - the future of European migration policy?  (2012)</w:t>
       </w:r>
     </w:p>
     <w:p>
@@ -58,7 +58,7 @@
         <w:t xml:space="preserve">NOW  </w:t>
       </w:r>
       <w:r>
-        <w:t>A related study appeared in 2026: Internationalization of Higher Education in Vietnam.</w:t>
+        <w:t>Newer research (2026) discusses: This article applies a spatial approach to examine the transformation of German migration policy driven by contemporary megatrends such as demographic transition, decarbonization and digitalization.</w:t>
       </w:r>
     </w:p>
     <w:p>
@@ -69,7 +69,7 @@
         <w:t xml:space="preserve">WHY HERE  </w:t>
       </w:r>
       <w:r>
-        <w:t>This trail has 4 distinct candidate later paper(s), reaching 2026. Titles suggest a topic connection, not an observed outcome. The publications need source review.</w:t>
+        <w:t>This is a same-question research trail (4 linked publication(s)). It shows continuing work, not necessarily a measured outcome.</w:t>
       </w:r>
     </w:p>
     <w:p>
@@ -104,7 +104,7 @@
         <w:keepNext/>
       </w:pPr>
       <w:r>
-        <w:t>02.  Sustainable fashion supply chain management: the European scenario  (2014)</w:t>
+        <w:t>02.  The Future of Internationalization of Higher Education in Europe  (2015)</w:t>
       </w:r>
     </w:p>
     <w:p>
@@ -115,7 +115,7 @@
         <w:t xml:space="preserve">NOW  </w:t>
       </w:r>
       <w:r>
-        <w:t>A related study appeared in 2018: Sustainable Fashion Supply Chain Management: A System of Systems Analysis.</w:t>
+        <w:t>A 2024 paper reports: Erasmus funding for internationalization activities has increased compared to the earlier versions of the program and the European Commission is proposing to double its funding for the next budget period ( European Commission, 2018 ).</w:t>
       </w:r>
     </w:p>
     <w:p>
@@ -126,7 +126,7 @@
         <w:t xml:space="preserve">WHY HERE  </w:t>
       </w:r>
       <w:r>
-        <w:t>This trail has 10 distinct candidate later paper(s), reaching 2026. Titles suggest a topic connection, not an observed outcome. The publications need source review.</w:t>
+        <w:t>This is a same-question research trail (9 linked publication(s)). It shows continuing work, not necessarily a measured outcome.</w:t>
       </w:r>
     </w:p>
     <w:p>
@@ -161,7 +161,7 @@
         <w:keepNext/>
       </w:pPr>
       <w:r>
-        <w:t>03.  Towards the European Health Data Space (EHDS) ecosystem: A survey research on future health data scenarios  (2023)</w:t>
+        <w:t>03.  Scenarios for population health inequalities in 2030 in Europe  (2020)</w:t>
       </w:r>
     </w:p>
     <w:p>
@@ -172,7 +172,7 @@
         <w:t xml:space="preserve">NOW  </w:t>
       </w:r>
       <w:r>
-        <w:t>A related study appeared in 2026: Health Data with the European Health Data Space (EHDS).</w:t>
+        <w:t>A 2024 paper reports: This model combines individual-level data on demographics, health and mortality from linked administrative data for primary and secondary care with survey responses on individual-level risk factors and epidemiological evidence on the associations between risk factors an</w:t>
       </w:r>
     </w:p>
     <w:p>
@@ -183,7 +183,7 @@
         <w:t xml:space="preserve">WHY HERE  </w:t>
       </w:r>
       <w:r>
-        <w:t>This trail has 11 distinct candidate later paper(s), reaching 2026. Titles suggest a topic connection, not an observed outcome. The publications need source review.</w:t>
+        <w:t>This is a same-question research trail (3 linked publication(s)). It shows continuing work, not necessarily a measured outcome.</w:t>
       </w:r>
     </w:p>
     <w:p>
@@ -218,7 +218,7 @@
         <w:keepNext/>
       </w:pPr>
       <w:r>
-        <w:t>04.  The future of professional football  (2016)</w:t>
+        <w:t>04.  What energy infrastructure will be needed by 2050 in the EU to support 1.5°C scenarios?  (2022)</w:t>
       </w:r>
     </w:p>
     <w:p>
@@ -229,7 +229,7 @@
         <w:t xml:space="preserve">NOW  </w:t>
       </w:r>
       <w:r>
-        <w:t>A related study appeared in 2018: Economics of professional football.</w:t>
+        <w:t>A 2026 paper reports: Analysis building on the “violent transitions” framework argues that the impacts of fossil fuel infrastructure construction are not only harms enacted by the fossil industry, but acts of violence by the state in service to fossil capital against already‐overburdened com</w:t>
       </w:r>
     </w:p>
     <w:p>
@@ -240,7 +240,7 @@
         <w:t xml:space="preserve">WHY HERE  </w:t>
       </w:r>
       <w:r>
-        <w:t>This trail has 4 distinct candidate later paper(s), reaching 2026. Titles suggest a topic connection, not an observed outcome. The publications need source review.</w:t>
+        <w:t>This is a same-question research trail (3 linked publication(s)). It shows continuing work, not necessarily a measured outcome.</w:t>
       </w:r>
     </w:p>
     <w:p>
@@ -275,7 +275,7 @@
         <w:keepNext/>
       </w:pPr>
       <w:r>
-        <w:t>05.  The future of financial markets and regulation: what strategy for Europe?  (2014)</w:t>
+        <w:t>05.  Use and perception of weather forecast information across Europe  (2022)</w:t>
       </w:r>
     </w:p>
     <w:p>
@@ -286,7 +286,7 @@
         <w:t xml:space="preserve">NOW  </w:t>
       </w:r>
       <w:r>
-        <w:t>A related study appeared in 2026: What Is Financial Regulation?.</w:t>
+        <w:t>Newer research (2026) discusses: However, the intermittency and nonlinearity of solar irradiance, especially under the abrupt weather conditions, poses significant challenges to PV power forecasting.</w:t>
       </w:r>
     </w:p>
     <w:p>
@@ -297,7 +297,7 @@
         <w:t xml:space="preserve">WHY HERE  </w:t>
       </w:r>
       <w:r>
-        <w:t>This trail has 5 distinct candidate later paper(s), reaching 2026. Titles suggest a topic connection, not an observed outcome. The publications need source review.</w:t>
+        <w:t>This is a same-question research trail (5 linked publication(s)). It shows continuing work, not necessarily a measured outcome.</w:t>
       </w:r>
     </w:p>
     <w:p>
@@ -332,7 +332,7 @@
         <w:keepNext/>
       </w:pPr>
       <w:r>
-        <w:t>06.  Scenarios for population health inequalities in 2030 in Europe  (2020)</w:t>
+        <w:t>06.  Urban energy futures: a comparative analysis  (2018)</w:t>
       </w:r>
     </w:p>
     <w:p>
@@ -343,7 +343,7 @@
         <w:t xml:space="preserve">NOW  </w:t>
       </w:r>
       <w:r>
-        <w:t>A related study appeared in 2025: Health System Design and Inequalities in Population Health.</w:t>
+        <w:t>A 2025 paper reports: Results indicate that cities adopting renewable energy technologies experience substantial improvements in air quality, leading to better public health outcomes and increased urban livability.</w:t>
       </w:r>
     </w:p>
     <w:p>
@@ -354,7 +354,7 @@
         <w:t xml:space="preserve">WHY HERE  </w:t>
       </w:r>
       <w:r>
-        <w:t>This trail has 3 distinct candidate later paper(s), reaching 2026. Titles suggest a topic connection, not an observed outcome. The publications need source review.</w:t>
+        <w:t>This is a same-question research trail (8 linked publication(s)). It shows continuing work, not necessarily a measured outcome.</w:t>
       </w:r>
     </w:p>
     <w:p>
@@ -389,7 +389,7 @@
         <w:keepNext/>
       </w:pPr>
       <w:r>
-        <w:t>07.  Integrated assessment of the role of bioenergy within the EU energy transition targets to 2050  (2021)</w:t>
+        <w:t>07.  Trends in the predictive performance of raw ensemble weather forecasts  (2014)</w:t>
       </w:r>
     </w:p>
     <w:p>
@@ -400,7 +400,7 @@
         <w:t xml:space="preserve">NOW  </w:t>
       </w:r>
       <w:r>
-        <w:t>A related study appeared in 2023: Bioenergy in the European energy transition.</w:t>
+        <w:t>Newer research (2026) discusses: This registration documents the methodology of a systematic review evaluating the use of Google Trends as a complementary digital surveillance source for dengue in Southeast Asia.</w:t>
       </w:r>
     </w:p>
     <w:p>
@@ -411,7 +411,7 @@
         <w:t xml:space="preserve">WHY HERE  </w:t>
       </w:r>
       <w:r>
-        <w:t>This trail has 3 distinct candidate later paper(s), reaching 2026. Titles suggest a topic connection, not an observed outcome. The publications need source review.</w:t>
+        <w:t>This is a same-question research trail (10 linked publication(s)). It shows continuing work, not necessarily a measured outcome.</w:t>
       </w:r>
     </w:p>
     <w:p>
@@ -446,7 +446,7 @@
         <w:keepNext/>
       </w:pPr>
       <w:r>
-        <w:t>08.  Current challenges and emerging signposts: the future of social work education in Europe  (2017)</w:t>
+        <w:t>08.  Transition pathways to sustainability in greater than 2 °C climate futures of Europe  (2019)</w:t>
       </w:r>
     </w:p>
     <w:p>
@@ -457,7 +457,7 @@
         <w:t xml:space="preserve">NOW  </w:t>
       </w:r>
       <w:r>
-        <w:t>A related study appeared in 2021: Social Work Education in Europe.</w:t>
+        <w:t>Newer research (2022) discusses: More than half of the world’s population live in cities, and by 2050, it is expected that this proportion will reach almost 68%.</w:t>
       </w:r>
     </w:p>
     <w:p>
@@ -468,7 +468,7 @@
         <w:t xml:space="preserve">WHY HERE  </w:t>
       </w:r>
       <w:r>
-        <w:t>This trail has 7 distinct candidate later paper(s), reaching 2026. Titles suggest a topic connection, not an observed outcome. The publications need source review.</w:t>
+        <w:t>This is a same-question research trail (3 linked publication(s)). It shows continuing work, not necessarily a measured outcome.</w:t>
       </w:r>
     </w:p>
     <w:p>
@@ -503,7 +503,7 @@
         <w:keepNext/>
       </w:pPr>
       <w:r>
-        <w:t>09.  A New Climate for Europe: 2030 Climate Targets Must Be More Ambitious  (2019)</w:t>
+        <w:t>09.  The vulnerabilities of agricultural land and food production to future water scarcity  (2019)</w:t>
       </w:r>
     </w:p>
     <w:p>
@@ -514,7 +514,7 @@
         <w:t xml:space="preserve">NOW  </w:t>
       </w:r>
       <w:r>
-        <w:t>A related study appeared in 2022: The UK must be more ambitious.</w:t>
+        <w:t>A 2026 paper reports: Furthermore, with increased pressures placed on agriculture to meet food demand, protecting arable land resources in coastal regions from the rising threat of flooding is imperative.</w:t>
       </w:r>
     </w:p>
     <w:p>
@@ -525,7 +525,7 @@
         <w:t xml:space="preserve">WHY HERE  </w:t>
       </w:r>
       <w:r>
-        <w:t>This trail has 5 distinct candidate later paper(s), reaching 2026. Titles suggest a topic connection, not an observed outcome. The publications need source review.</w:t>
+        <w:t>This is a same-question research trail (12 linked publication(s)). It shows continuing work, not necessarily a measured outcome.</w:t>
       </w:r>
     </w:p>
     <w:p>
@@ -560,7 +560,7 @@
         <w:keepNext/>
       </w:pPr>
       <w:r>
-        <w:t>10.  Scenario Method in Spatial Research and Planning  (2016)</w:t>
+        <w:t>10.  The future of the drug phenomenon and drug monitoring in Europe until 2030  (2021)</w:t>
       </w:r>
     </w:p>
     <w:p>
@@ -571,7 +571,7 @@
         <w:t xml:space="preserve">NOW  </w:t>
       </w:r>
       <w:r>
-        <w:t>A related study appeared in 2019: Assessment Method for Spatial Planning and Infrastructure Development.</w:t>
+        <w:t>A 2026 paper reports: Monitoring the drug phenomenon is inherently complex and requires well-designed research methods that adequately capture its multidisciplinary nature, including supply-and-demand-related aspects.</w:t>
       </w:r>
     </w:p>
     <w:p>
@@ -582,7 +582,7 @@
         <w:t xml:space="preserve">WHY HERE  </w:t>
       </w:r>
       <w:r>
-        <w:t>This trail has 3 distinct candidate later paper(s), reaching 2024. Titles suggest a topic connection, not an observed outcome. The publications need source review.</w:t>
+        <w:t>This is a same-question research trail (6 linked publication(s)). It shows continuing work, not necessarily a measured outcome.</w:t>
       </w:r>
     </w:p>
     <w:p>
@@ -617,7 +617,7 @@
         <w:keepNext/>
       </w:pPr>
       <w:r>
-        <w:t>11.  Migration transition in Serbia: demographic perspective  (2013)</w:t>
+        <w:t>11.  The future of employment supply and demand in social Europe  (2012)</w:t>
       </w:r>
     </w:p>
     <w:p>
@@ -628,7 +628,7 @@
         <w:t xml:space="preserve">NOW  </w:t>
       </w:r>
       <w:r>
-        <w:t>A related study appeared in 2026: Migration Transition and Migration Governance in Serbia: Beyond Demographic Determinism.</w:t>
+        <w:t>A 2026 paper reports: The second assumes a degree of inflexibility of wages, but homogeneity of the sectors, so that aggregate demand or supply is observed and 'regime' estimation is possible.</w:t>
       </w:r>
     </w:p>
     <w:p>
@@ -639,7 +639,7 @@
         <w:t xml:space="preserve">WHY HERE  </w:t>
       </w:r>
       <w:r>
-        <w:t>This trail has 7 distinct candidate later paper(s), reaching 2026. Titles suggest a topic connection, not an observed outcome. The publications need source review.</w:t>
+        <w:t>This is a same-question research trail (7 linked publication(s)). It shows continuing work, not necessarily a measured outcome.</w:t>
       </w:r>
     </w:p>
     <w:p>
@@ -674,7 +674,7 @@
         <w:keepNext/>
       </w:pPr>
       <w:r>
-        <w:t>12.  Scenario planning: An alternative approach to European Commission for combating antimicrobial resistance by 2050  (2021)</w:t>
+        <w:t>12.  THE EUROPEAN MIGRATION CRISIS – ECONOMIC AND POLITICAL FACTORS AND CHALLENGES FOR THE FUTURE  (2017)</w:t>
       </w:r>
     </w:p>
     <w:p>
@@ -685,7 +685,7 @@
         <w:t xml:space="preserve">NOW  </w:t>
       </w:r>
       <w:r>
-        <w:t>A related study appeared in 2026: The Global Impact of Combating Antimicrobial Resistance.</w:t>
+        <w:t>Newer research (2026) discusses: This article reconceptualises the “migration crisis” not as an exceptional event but as a political-ecological crisis regime that manufactures crisis, organises instability and legitimises violence at and beyond borders.</w:t>
       </w:r>
     </w:p>
     <w:p>
@@ -696,7 +696,7 @@
         <w:t xml:space="preserve">WHY HERE  </w:t>
       </w:r>
       <w:r>
-        <w:t>This trail has 8 distinct candidate later paper(s), reaching 2026. Titles suggest a topic connection, not an observed outcome. The publications need source review.</w:t>
+        <w:t>This is a same-question research trail (5 linked publication(s)). It shows continuing work, not necessarily a measured outcome.</w:t>
       </w:r>
     </w:p>
     <w:p>
@@ -731,7 +731,7 @@
         <w:keepNext/>
       </w:pPr>
       <w:r>
-        <w:t>13.  Challenges for the European governance of synthetic biology for human health  (2014)</w:t>
+        <w:t>13.  Sustainable fashion supply chain management: the European scenario  (2014)</w:t>
       </w:r>
     </w:p>
     <w:p>
@@ -742,7 +742,7 @@
         <w:t xml:space="preserve">NOW  </w:t>
       </w:r>
       <w:r>
-        <w:t>A related study appeared in 2026: Synthetic biology in human health.</w:t>
+        <w:t>Newer research (2026) discusses: Fashion supply chains are under growing scrutiny for their environmental and social impacts, demanding a transition from linear to sustainable, circular models supported by digital innovation.</w:t>
       </w:r>
     </w:p>
     <w:p>
@@ -753,7 +753,7 @@
         <w:t xml:space="preserve">WHY HERE  </w:t>
       </w:r>
       <w:r>
-        <w:t>This trail has 7 distinct candidate later paper(s), reaching 2026. Titles suggest a topic connection, not an observed outcome. The publications need source review.</w:t>
+        <w:t>This is a same-question research trail (8 linked publication(s)). It shows continuing work, not necessarily a measured outcome.</w:t>
       </w:r>
     </w:p>
     <w:p>
@@ -788,7 +788,7 @@
         <w:keepNext/>
       </w:pPr>
       <w:r>
-        <w:t>14.  Future making and responsible governance of innovation in synthetic biology  (2018)</w:t>
+        <w:t>14.  Scenario methodology for modelling of future landscape developments as basis for assessing ecosystem services  (2014)</w:t>
       </w:r>
     </w:p>
     <w:p>
@@ -799,7 +799,7 @@
         <w:t xml:space="preserve">NOW  </w:t>
       </w:r>
       <w:r>
-        <w:t>A related study appeared in 2026: Anticipatory governance for responsible innovation in synthetic biology.</w:t>
+        <w:t>Newer research (2026) discusses: The article is devoted to the development of methodological foundations for the preparation of land management projects on a landscape basis using geoinformation technologies.</w:t>
       </w:r>
     </w:p>
     <w:p>
@@ -810,7 +810,7 @@
         <w:t xml:space="preserve">WHY HERE  </w:t>
       </w:r>
       <w:r>
-        <w:t>This trail has 11 distinct candidate later paper(s), reaching 2026. Titles suggest a topic connection, not an observed outcome. The publications need source review.</w:t>
+        <w:t>This is a same-question research trail (9 linked publication(s)). It shows continuing work, not necessarily a measured outcome.</w:t>
       </w:r>
     </w:p>
     <w:p>
@@ -845,7 +845,7 @@
         <w:keepNext/>
       </w:pPr>
       <w:r>
-        <w:t>15.  How to finance the transition to low-carbon energy in Europe?  (2020)</w:t>
+        <w:t>15.  Renewable and Sustainable Energy Transitions for Countries with Different Climates and Renewable Energy Sources Potentials  (2018)</w:t>
       </w:r>
     </w:p>
     <w:p>
@@ -856,7 +856,7 @@
         <w:t xml:space="preserve">NOW  </w:t>
       </w:r>
       <w:r>
-        <w:t>A related study appeared in 2023: Digital finance and the low-carbon energy transition (LCET) from the perspective of capital-biased technical progress.</w:t>
+        <w:t>Newer research (2026) discusses: Renewable energy transition management increasingly depends on the integration of digital technologies, organizational capabilities, and innovative forms of value creation.</w:t>
       </w:r>
     </w:p>
     <w:p>
@@ -867,7 +867,7 @@
         <w:t xml:space="preserve">WHY HERE  </w:t>
       </w:r>
       <w:r>
-        <w:t>This trail has 10 distinct candidate later paper(s), reaching 2026. Titles suggest a topic connection, not an observed outcome. The publications need source review.</w:t>
+        <w:t>This is a same-question research trail (4 linked publication(s)). It shows continuing work, not necessarily a measured outcome.</w:t>
       </w:r>
     </w:p>
     <w:p>
@@ -902,7 +902,7 @@
         <w:keepNext/>
       </w:pPr>
       <w:r>
-        <w:t>16.  Global food security: assessing trends in view of guiding future EU policies  (2016)</w:t>
+        <w:t>16.  Project FORESIGHT and Return on Investment: Forensic Science Laboratories and Public Health Laboratories  (2017)</w:t>
       </w:r>
     </w:p>
     <w:p>
@@ -913,7 +913,7 @@
         <w:t xml:space="preserve">NOW  </w:t>
       </w:r>
       <w:r>
-        <w:t>A related study appeared in 2022: Global food security: trends and challenges.</w:t>
+        <w:t>Newer research (2026) discusses: Conventional project investment appraisal focuses primarily on the cash flows, profitability and financial sustainability of the project entity.</w:t>
       </w:r>
     </w:p>
     <w:p>
@@ -924,7 +924,7 @@
         <w:t xml:space="preserve">WHY HERE  </w:t>
       </w:r>
       <w:r>
-        <w:t>This trail has 4 distinct candidate later paper(s), reaching 2025. Titles suggest a topic connection, not an observed outcome. The publications need source review.</w:t>
+        <w:t>This is a same-question research trail (8 linked publication(s)). It shows continuing work, not necessarily a measured outcome.</w:t>
       </w:r>
     </w:p>
     <w:p>
@@ -959,7 +959,7 @@
         <w:keepNext/>
       </w:pPr>
       <w:r>
-        <w:t>17.  Potential of extensification of European agriculture for a more sustainable food system, focusing on nitrogen  (2015)</w:t>
+        <w:t>17.  Population Exposure Projections to Intensified Summer Heat  (2022)</w:t>
       </w:r>
     </w:p>
     <w:p>
@@ -970,7 +970,7 @@
         <w:t xml:space="preserve">NOW  </w:t>
       </w:r>
       <w:r>
-        <w:t>A related study appeared in 2020: Potential of Extensification of European and Dutch Agriculture for a More Sustainable Food System Focusing on Nitrogen and Livestock.</w:t>
+        <w:t>A 2025 paper reports: Abstract Population heat exposure has increased substantially, resulting in serious effects on human health.</w:t>
       </w:r>
     </w:p>
     <w:p>
@@ -981,7 +981,7 @@
         <w:t xml:space="preserve">WHY HERE  </w:t>
       </w:r>
       <w:r>
-        <w:t>This trail has 5 distinct candidate later paper(s), reaching 2025. Titles suggest a topic connection, not an observed outcome. The publications need source review.</w:t>
+        <w:t>This is a same-question research trail (4 linked publication(s)). It shows continuing work, not necessarily a measured outcome.</w:t>
       </w:r>
     </w:p>
     <w:p>
@@ -1016,7 +1016,7 @@
         <w:keepNext/>
       </w:pPr>
       <w:r>
-        <w:t>18.  Demographic changes in Europe - new challenges for the European labour market  (2013)</w:t>
+        <w:t>18.  INTRODUCTION OF THE GRAIN FUTURES MARKET IN THE BLACK SEA REGION  (2013)</w:t>
       </w:r>
     </w:p>
     <w:p>
@@ -1027,7 +1027,7 @@
         <w:t xml:space="preserve">NOW  </w:t>
       </w:r>
       <w:r>
-        <w:t>A related study appeared in 2021: Demographic changes and their impact on the labour market.</w:t>
+        <w:t xml:space="preserve">A 2026 paper reports: Agronomic and morphological traits included days to pollen shedding, plant height, ear height, grain moisture, and grain yield, while grain quality was evaluated through compositional traits (ash, fat, protein, cellulose, and starch) and mineral concentrations (Fe, Cu, </w:t>
       </w:r>
     </w:p>
     <w:p>
@@ -1038,7 +1038,7 @@
         <w:t xml:space="preserve">WHY HERE  </w:t>
       </w:r>
       <w:r>
-        <w:t>This trail has 7 distinct candidate later paper(s), reaching 2025. Titles suggest a topic connection, not an observed outcome. The publications need source review.</w:t>
+        <w:t>This is a same-question research trail (6 linked publication(s)). It shows continuing work, not necessarily a measured outcome.</w:t>
       </w:r>
     </w:p>
     <w:p>
@@ -1073,7 +1073,7 @@
         <w:keepNext/>
       </w:pPr>
       <w:r>
-        <w:t>19.  Potential impacts of climate change on European wind energy resource under the CMIP5 future climate projections  (2017)</w:t>
+        <w:t>19.  Hedging with commodity futures: evidence from the coffee market in Vietnam  (2020)</w:t>
       </w:r>
     </w:p>
     <w:p>
@@ -1084,7 +1084,7 @@
         <w:t xml:space="preserve">NOW  </w:t>
       </w:r>
       <w:r>
-        <w:t>A related study appeared in 2022: A review of recent studies on wind resource projections under climate change.</w:t>
+        <w:t>Newer research (2026) discusses: Focus of this thesis is hedging behaviour in U.S. commodity markets.</w:t>
       </w:r>
     </w:p>
     <w:p>
@@ -1095,7 +1095,7 @@
         <w:t xml:space="preserve">WHY HERE  </w:t>
       </w:r>
       <w:r>
-        <w:t>This trail has 3 distinct candidate later paper(s), reaching 2022. Titles suggest a topic connection, not an observed outcome. The publications need source review.</w:t>
+        <w:t>This is a same-question research trail (5 linked publication(s)). It shows continuing work, not necessarily a measured outcome.</w:t>
       </w:r>
     </w:p>
     <w:p>
@@ -1130,7 +1130,7 @@
         <w:keepNext/>
       </w:pPr>
       <w:r>
-        <w:t>20.  Foresight of evolving security threats posed by emerging technologies  (2013)</w:t>
+        <w:t>20.  Envisioning the future of health systems: Exploratory insights from European countries  (2020)</w:t>
       </w:r>
     </w:p>
     <w:p>
@@ -1141,7 +1141,7 @@
         <w:t xml:space="preserve">NOW  </w:t>
       </w:r>
       <w:r>
-        <w:t>A related study appeared in 2022: Emerging Technologies, Evolving Threats: Next-Generation Security Challenges.</w:t>
+        <w:t xml:space="preserve">Newer research (2025) discusses: Using a mixed-methods approach, including system mapping, participatory workshops, scenario development, surveys, and expert co-creation, the study identifies structural, economic, and institutional barriers and opportunities for </w:t>
       </w:r>
     </w:p>
     <w:p>
@@ -1152,7 +1152,7 @@
         <w:t xml:space="preserve">WHY HERE  </w:t>
       </w:r>
       <w:r>
-        <w:t>This trail has 3 distinct candidate later paper(s), reaching 2026. Titles suggest a topic connection, not an observed outcome. The publications need source review.</w:t>
+        <w:t>This is a same-question research trail (4 linked publication(s)). It shows continuing work, not necessarily a measured outcome.</w:t>
       </w:r>
     </w:p>
     <w:p>
@@ -1292,7 +1292,7 @@
             <w:color w:val="000000"/>
             <w:u w:val="single"/>
           </w:rPr>
-          <w:t>Later publication</w:t>
+          <w:t>Later publication (check status)</w:t>
         </w:r>
       </w:hyperlink>
     </w:p>
@@ -1302,7 +1302,7 @@
         <w:keepNext/>
       </w:pPr>
       <w:r>
-        <w:t>03.  Benchmarking del programa colombiano de prospectiva ante prácticas en Europa y Sur América (título original: Benchmarking the coloIombian foresight programme against practices in Europe and South America)  (2011)</w:t>
+        <w:t>03.  EU ACCESSION MIGRATION: NATIONAL INSURANCE NUMBER ALLOCATIONS AND THE GEOGRAPHIES OF POLISH LABOUR IMMIGRATION TO THE UK  (2011)</w:t>
       </w:r>
     </w:p>
     <w:p>
@@ -1359,7 +1359,7 @@
         <w:keepNext/>
       </w:pPr>
       <w:r>
-        <w:t>04.  Reconstructing Native American Migrations from Whole-Genome and Whole-Exome Data  (2013)</w:t>
+        <w:t>04.  Benchmarking del programa colombiano de prospectiva ante prácticas en Europa y Sur América (título original: Benchmarking the coloIombian foresight programme against practices in Europe and South America)  (2011)</w:t>
       </w:r>
     </w:p>
     <w:p>
@@ -1416,7 +1416,7 @@
         <w:keepNext/>
       </w:pPr>
       <w:r>
-        <w:t>05.  MARKET DRIVEN POWER PLANT INVESTMENT PERSPECTIVES IN EUROPE: CLIMATE POLICY AND TECHNOLOGY SCENARIOS UNTIL 2050 IN THE MODEL EMELIE-ESY  (2013)</w:t>
+        <w:t>05.  Strategic scenarios of global logistics: what lies ahead for Europe?  (2012)</w:t>
       </w:r>
     </w:p>
     <w:p>
@@ -1473,7 +1473,7 @@
         <w:keepNext/>
       </w:pPr>
       <w:r>
-        <w:t>06.  A Mitochondrial Phylogeny and Biogeographical Scenario for Asiatic Water Shrews of the Genus Chimarrogale: Implications for Taxonomy and Low-Latitude Migration Routes  (2013)</w:t>
+        <w:t>06.  Review: Projections of Power: The United States and Europe in Colonial Southeast Asia, 1919–1941 , by Anne L. Foster  (2012)</w:t>
       </w:r>
     </w:p>
     <w:p>
@@ -1530,7 +1530,7 @@
         <w:keepNext/>
       </w:pPr>
       <w:r>
-        <w:t>07.  Investigating scenario planning – a European tourism perspective  (2015)</w:t>
+        <w:t>07.  Projections of Power: The United States and Europe in Colonial Southeast Asia, 1919–1941  (2012)</w:t>
       </w:r>
     </w:p>
     <w:p>
@@ -1587,7 +1587,7 @@
         <w:keepNext/>
       </w:pPr>
       <w:r>
-        <w:t>08.  A comparison of oil supply risks in EU, US, Japan, China and India under different climate scenarios  (2016)</w:t>
+        <w:t>08.  A Mitochondrial Phylogeny and Biogeographical Scenario for Asiatic Water Shrews of the Genus Chimarrogale: Implications for Taxonomy and Low-Latitude Migration Routes  (2013)</w:t>
       </w:r>
     </w:p>
     <w:p>
@@ -1644,7 +1644,7 @@
         <w:keepNext/>
       </w:pPr>
       <w:r>
-        <w:t>09.  Lyme Disease Risks in Europe under Multiple Uncertain Drivers of Change  (2019)</w:t>
+        <w:t>09.  New forms of innovation: critical issues for future pathways  (2016)</w:t>
       </w:r>
     </w:p>
     <w:p>
@@ -1701,7 +1701,7 @@
         <w:keepNext/>
       </w:pPr>
       <w:r>
-        <w:t>10.  Horizon Scanning in Foresight – Why Horizon Scanning is only a part of the game  (2019)</w:t>
+        <w:t>10.  Energy system impacts and policy implications of the European Intended Nationally Determined Contribution and low-carbon pathway to 2050  (2016)</w:t>
       </w:r>
     </w:p>
     <w:p>
@@ -1758,7 +1758,7 @@
         <w:keepNext/>
       </w:pPr>
       <w:r>
-        <w:t>11.  From bioethanol containing fuels towards a fuel economy that includes methanol derived from renewable sources and the impact on European Union decision-making on transition pathways  (2019)</w:t>
+        <w:t>11.  Convenience Yields and Risk Premiums in the EU‐ETS—Evidence from the Kyoto Commitment Period  (2016)</w:t>
       </w:r>
     </w:p>
     <w:p>
@@ -1815,7 +1815,7 @@
         <w:keepNext/>
       </w:pPr>
       <w:r>
-        <w:t>12.  Disaggregation of official demographic projections in sub-groups by education level: the neglected “composition effect” in the future path of life expectancy  (2021)</w:t>
+        <w:t>12.  A comparison of oil supply risks in EU, US, Japan, China and India under different climate scenarios  (2016)</w:t>
       </w:r>
     </w:p>
     <w:p>
@@ -1872,7 +1872,7 @@
         <w:keepNext/>
       </w:pPr>
       <w:r>
-        <w:t>13.  Long-term projections and acclimatization scenarios of temperature-related mortality in Europe  (2011)</w:t>
+        <w:t>13.  Political and social trends in the future of global security. A meta-study on official perspectives in Europe and North America  (2017)</w:t>
       </w:r>
     </w:p>
     <w:p>
@@ -1883,7 +1883,7 @@
         <w:t xml:space="preserve">WHY HERE  </w:t>
       </w:r>
       <w:r>
-        <w:t>The available newer titles do not establish a close subject match. The link could be tangential and needs checking.</w:t>
+        <w:t>The apparent later evidence closely repeats the original or another linked publication. An independent follow-up has not been established.</w:t>
       </w:r>
     </w:p>
     <w:p>
@@ -1929,7 +1929,7 @@
         <w:keepNext/>
       </w:pPr>
       <w:r>
-        <w:t>14.  Forest policy in Europe and 2020 scenarios: between sustainability and rural development  (2012)</w:t>
+        <w:t>14.  European Security Architecture after the United Kingdom’s Withdrawal from the European Union: Future Scenarios  (2019)</w:t>
       </w:r>
     </w:p>
     <w:p>
@@ -1940,7 +1940,7 @@
         <w:t xml:space="preserve">WHY HERE  </w:t>
       </w:r>
       <w:r>
-        <w:t>The available newer titles do not establish a close subject match. The link could be tangential and needs checking.</w:t>
+        <w:t>The apparent later evidence closely repeats the original or another linked publication. An independent follow-up has not been established.</w:t>
       </w:r>
     </w:p>
     <w:p>
@@ -1986,7 +1986,7 @@
         <w:keepNext/>
       </w:pPr>
       <w:r>
-        <w:t>15.  Environment, migration and the European demographic deficit  (2012)</w:t>
+        <w:t>15.  The Impact of Decarbonization Scenarios on Air Quality and Human Health in Poland—Analysis of Scenarios up to 2050  (2020)</w:t>
       </w:r>
     </w:p>
     <w:p>
@@ -1997,7 +1997,7 @@
         <w:t xml:space="preserve">WHY HERE  </w:t>
       </w:r>
       <w:r>
-        <w:t>The available newer titles do not establish a close subject match. The link could be tangential and needs checking.</w:t>
+        <w:t>The apparent later evidence closely repeats the original or another linked publication. An independent follow-up has not been established.</w:t>
       </w:r>
     </w:p>
     <w:p>
@@ -2043,7 +2043,7 @@
         <w:keepNext/>
       </w:pPr>
       <w:r>
-        <w:t>16.  Demographic Epidemiologic Projections of Long-Term Care Needs in Selected European Countries: Germany, Spain, the Netherlands and Poland  (2012)</w:t>
+        <w:t>16.  Disaggregation of official demographic projections in sub-groups by education level: the neglected “composition effect” in the future path of life expectancy  (2021)</w:t>
       </w:r>
     </w:p>
     <w:p>
@@ -2054,7 +2054,7 @@
         <w:t xml:space="preserve">WHY HERE  </w:t>
       </w:r>
       <w:r>
-        <w:t>The available newer titles do not establish a close subject match. The link could be tangential and needs checking.</w:t>
+        <w:t>The apparent later evidence closely repeats the original or another linked publication. An independent follow-up has not been established.</w:t>
       </w:r>
     </w:p>
     <w:p>
@@ -2100,7 +2100,7 @@
         <w:keepNext/>
       </w:pPr>
       <w:r>
-        <w:t>17.  Regulating in Thin Air: Nanotechnology Regulation in the European Union  (2013)</w:t>
+        <w:t>17.  Ensuring sustainable agriculture by analyzing the European Union and Romanian legislation on soil resources protection  (2022)</w:t>
       </w:r>
     </w:p>
     <w:p>
@@ -2111,7 +2111,7 @@
         <w:t xml:space="preserve">WHY HERE  </w:t>
       </w:r>
       <w:r>
-        <w:t>The available newer titles do not establish a close subject match. The link could be tangential and needs checking.</w:t>
+        <w:t>The apparent later evidence closely repeats the original or another linked publication. An independent follow-up has not been established.</w:t>
       </w:r>
     </w:p>
     <w:p>
@@ -2157,7 +2157,7 @@
         <w:keepNext/>
       </w:pPr>
       <w:r>
-        <w:t>18.  Re-Assessing resource dependency and criticality. Linking future food and water stress with global resource supply vulnerabilities for foresight analysis  (2013)</w:t>
+        <w:t>18.  Thematic Issue Presentation: Perspectives on innovation governance - challenges and dilemmas  (2023)</w:t>
       </w:r>
     </w:p>
     <w:p>
@@ -2168,7 +2168,7 @@
         <w:t xml:space="preserve">WHY HERE  </w:t>
       </w:r>
       <w:r>
-        <w:t>The available newer titles do not establish a close subject match. The link could be tangential and needs checking.</w:t>
+        <w:t>The apparent later evidence closely repeats the original or another linked publication. An independent follow-up has not been established.</w:t>
       </w:r>
     </w:p>
     <w:p>
@@ -2214,7 +2214,7 @@
         <w:keepNext/>
       </w:pPr>
       <w:r>
-        <w:t>19.  Innovation futures: new forms of innovation and their implications for innovation policy  (2013)</w:t>
+        <w:t>19.  Strategic routes for wastewater treatment plant upgrades to reduce micropollutants in European surface water bodies  (2023)</w:t>
       </w:r>
     </w:p>
     <w:p>
@@ -2225,7 +2225,7 @@
         <w:t xml:space="preserve">WHY HERE  </w:t>
       </w:r>
       <w:r>
-        <w:t>The available newer titles do not establish a close subject match. The link could be tangential and needs checking.</w:t>
+        <w:t>The apparent later evidence closely repeats the original or another linked publication. An independent follow-up has not been established.</w:t>
       </w:r>
     </w:p>
     <w:p>
@@ -2271,7 +2271,7 @@
         <w:keepNext/>
       </w:pPr>
       <w:r>
-        <w:t>20.  Foresight and “grand challenges” within research and innovation policies  (2013)</w:t>
+        <w:t>20.  Experts’ assessments of migration scenarios between the Middle East &amp; North Africa and Europe  (2023)</w:t>
       </w:r>
     </w:p>
     <w:p>
@@ -2282,7 +2282,7 @@
         <w:t xml:space="preserve">WHY HERE  </w:t>
       </w:r>
       <w:r>
-        <w:t>The available newer titles do not establish a close subject match. The link could be tangential and needs checking.</w:t>
+        <w:t>The apparent later evidence closely repeats the original or another linked publication. An independent follow-up has not been established.</w:t>
       </w:r>
     </w:p>
     <w:p>
@@ -2332,7 +2332,7 @@
     </w:p>
     <w:p>
       <w:r>
-        <w:t>Each successful Radar 2 run refreshes living-atlas.json. The companion Word workflow then builds this file again from those saved entries. It selects candidates by source-linked review, later-publication relevance, freshness and diversity of subjects. It does not perform an extra paid research scan.</w:t>
+        <w:t>Each successful Radar 2 run refreshes living-atlas.json. The companion Word workflow then builds this file again from those saved entries. It selects candidates by source-linked review, same-question follow-ups, freshness and diversity of subjects. It does not perform an extra paid research scan.</w:t>
       </w:r>
     </w:p>
     <w:p>

--- a/stuff/WORLD_RADAR_20_BEST_20_TO_RECHECK.docx
+++ b/stuff/WORLD_RADAR_20_BEST_20_TO_RECHECK.docx
@@ -20,7 +20,7 @@
     </w:p>
     <w:p>
       <w:r>
-        <w:t>Based on World Radar's living atlas (2026-10-21 18:45 UTC). 1,366 older and newer research entries available. This shortlist updates when Radar 2 publishes new data.</w:t>
+        <w:t>Based on World Radar's living atlas (2026-10-21 19:14 UTC). 1,366 older and newer research entries available. This shortlist updates when Radar 2 publishes new data.</w:t>
       </w:r>
     </w:p>
     <w:p>
@@ -104,7 +104,7 @@
         <w:keepNext/>
       </w:pPr>
       <w:r>
-        <w:t>02.  The Future of Internationalization of Higher Education in Europe  (2015)</w:t>
+        <w:t>02.  Scenarios for population health inequalities in 2030 in Europe  (2020)</w:t>
       </w:r>
     </w:p>
     <w:p>
@@ -115,7 +115,7 @@
         <w:t xml:space="preserve">NOW  </w:t>
       </w:r>
       <w:r>
-        <w:t>A 2024 paper reports: Erasmus funding for internationalization activities has increased compared to the earlier versions of the program and the European Commission is proposing to double its funding for the next budget period ( European Commission, 2018 ).</w:t>
+        <w:t>A 2024 paper reports: This model combines individual-level data on demographics, health and mortality from linked administrative data for primary and secondary care with survey responses on individual-level risk factors and epidemiological evidence on the associations between risk factors an</w:t>
       </w:r>
     </w:p>
     <w:p>
@@ -126,7 +126,7 @@
         <w:t xml:space="preserve">WHY HERE  </w:t>
       </w:r>
       <w:r>
-        <w:t>This is a same-question research trail (9 linked publication(s)). It shows continuing work, not necessarily a measured outcome.</w:t>
+        <w:t>This is a same-question research trail (3 linked publication(s)). It shows continuing work, not necessarily a measured outcome.</w:t>
       </w:r>
     </w:p>
     <w:p>
@@ -161,7 +161,7 @@
         <w:keepNext/>
       </w:pPr>
       <w:r>
-        <w:t>03.  Scenarios for population health inequalities in 2030 in Europe  (2020)</w:t>
+        <w:t>03.  Urban energy futures: a comparative analysis  (2018)</w:t>
       </w:r>
     </w:p>
     <w:p>
@@ -172,7 +172,7 @@
         <w:t xml:space="preserve">NOW  </w:t>
       </w:r>
       <w:r>
-        <w:t>A 2024 paper reports: This model combines individual-level data on demographics, health and mortality from linked administrative data for primary and secondary care with survey responses on individual-level risk factors and epidemiological evidence on the associations between risk factors an</w:t>
+        <w:t>A 2025 paper reports: Accurate short-term forecasting of urban electricity demand is essential for operational planning and climate-resilient energy management.</w:t>
       </w:r>
     </w:p>
     <w:p>
@@ -183,7 +183,7 @@
         <w:t xml:space="preserve">WHY HERE  </w:t>
       </w:r>
       <w:r>
-        <w:t>This is a same-question research trail (3 linked publication(s)). It shows continuing work, not necessarily a measured outcome.</w:t>
+        <w:t>This is a same-question research trail (8 linked publication(s)). It shows continuing work, not necessarily a measured outcome.</w:t>
       </w:r>
     </w:p>
     <w:p>
@@ -218,7 +218,7 @@
         <w:keepNext/>
       </w:pPr>
       <w:r>
-        <w:t>04.  What energy infrastructure will be needed by 2050 in the EU to support 1.5°C scenarios?  (2022)</w:t>
+        <w:t>04.  The Future of Internationalization of Higher Education in Europe  (2015)</w:t>
       </w:r>
     </w:p>
     <w:p>
@@ -229,7 +229,7 @@
         <w:t xml:space="preserve">NOW  </w:t>
       </w:r>
       <w:r>
-        <w:t>A 2026 paper reports: Analysis building on the “violent transitions” framework argues that the impacts of fossil fuel infrastructure construction are not only harms enacted by the fossil industry, but acts of violence by the state in service to fossil capital against already‐overburdened com</w:t>
+        <w:t>Newer research (2024) discusses: The results show that three patterns can be recognized: A first group of Universities of Applied Sciences tackle the issue of internationalization by providing degree programs in English with a clear international focus.</w:t>
       </w:r>
     </w:p>
     <w:p>
@@ -240,7 +240,7 @@
         <w:t xml:space="preserve">WHY HERE  </w:t>
       </w:r>
       <w:r>
-        <w:t>This is a same-question research trail (3 linked publication(s)). It shows continuing work, not necessarily a measured outcome.</w:t>
+        <w:t>This is a same-question research trail (9 linked publication(s)). It shows continuing work, not necessarily a measured outcome.</w:t>
       </w:r>
     </w:p>
     <w:p>
@@ -275,7 +275,7 @@
         <w:keepNext/>
       </w:pPr>
       <w:r>
-        <w:t>05.  Use and perception of weather forecast information across Europe  (2022)</w:t>
+        <w:t>05.  Financing Innovations for the Renewable Energy Transition in Europe  (2016)</w:t>
       </w:r>
     </w:p>
     <w:p>
@@ -286,7 +286,7 @@
         <w:t xml:space="preserve">NOW  </w:t>
       </w:r>
       <w:r>
-        <w:t>Newer research (2026) discusses: However, the intermittency and nonlinearity of solar irradiance, especially under the abrupt weather conditions, poses significant challenges to PV power forecasting.</w:t>
+        <w:t>A 2021 paper reports: The affordability, ease of availability and technological maturity of oil in some regions has contributed to the slow uptake of investment in renewable energy projects.</w:t>
       </w:r>
     </w:p>
     <w:p>
@@ -297,7 +297,7 @@
         <w:t xml:space="preserve">WHY HERE  </w:t>
       </w:r>
       <w:r>
-        <w:t>This is a same-question research trail (5 linked publication(s)). It shows continuing work, not necessarily a measured outcome.</w:t>
+        <w:t>This is a same-question research trail (7 linked publication(s)). It shows continuing work, not necessarily a measured outcome.</w:t>
       </w:r>
     </w:p>
     <w:p>
@@ -332,7 +332,7 @@
         <w:keepNext/>
       </w:pPr>
       <w:r>
-        <w:t>06.  Urban energy futures: a comparative analysis  (2018)</w:t>
+        <w:t>06.  Sustainable fashion supply chain management: the European scenario  (2014)</w:t>
       </w:r>
     </w:p>
     <w:p>
@@ -343,7 +343,7 @@
         <w:t xml:space="preserve">NOW  </w:t>
       </w:r>
       <w:r>
-        <w:t>A 2025 paper reports: Results indicate that cities adopting renewable energy technologies experience substantial improvements in air quality, leading to better public health outcomes and increased urban livability.</w:t>
+        <w:t>Newer research (2017) discusses: In the present competitive world, the dynamics of market does not allow any deviation in quality of end product.Therefore, the importance of quality management is universally espoused by the researchers and practicing managers wor</w:t>
       </w:r>
     </w:p>
     <w:p>
@@ -389,7 +389,7 @@
         <w:keepNext/>
       </w:pPr>
       <w:r>
-        <w:t>07.  Trends in the predictive performance of raw ensemble weather forecasts  (2014)</w:t>
+        <w:t>07.  International migration by 2030: impact of immigration policies scenarios on growth and employment  (2014)</w:t>
       </w:r>
     </w:p>
     <w:p>
@@ -400,7 +400,7 @@
         <w:t xml:space="preserve">NOW  </w:t>
       </w:r>
       <w:r>
-        <w:t>Newer research (2026) discusses: This registration documents the methodology of a systematic review evaluating the use of Google Trends as a complementary digital surveillance source for dengue in Southeast Asia.</w:t>
+        <w:t>A 2017 paper reports: From July 2011 to July 2016, employment in Australia increased by 738,800.</w:t>
       </w:r>
     </w:p>
     <w:p>
@@ -411,7 +411,7 @@
         <w:t xml:space="preserve">WHY HERE  </w:t>
       </w:r>
       <w:r>
-        <w:t>This is a same-question research trail (10 linked publication(s)). It shows continuing work, not necessarily a measured outcome.</w:t>
+        <w:t>This is a same-question research trail (5 linked publication(s)). It shows continuing work, not necessarily a measured outcome.</w:t>
       </w:r>
     </w:p>
     <w:p>
@@ -446,7 +446,7 @@
         <w:keepNext/>
       </w:pPr>
       <w:r>
-        <w:t>08.  Transition pathways to sustainability in greater than 2 °C climate futures of Europe  (2019)</w:t>
+        <w:t>08.  MIGRATION AND MIGRANT WORKERS IN EUROPE  (2013)</w:t>
       </w:r>
     </w:p>
     <w:p>
@@ -457,7 +457,7 @@
         <w:t xml:space="preserve">NOW  </w:t>
       </w:r>
       <w:r>
-        <w:t>Newer research (2022) discusses: More than half of the world’s population live in cities, and by 2050, it is expected that this proportion will reach almost 68%.</w:t>
+        <w:t>Newer research (2022) discusses: Migration is a need based priority for people who seek better opportunity and to improve their socio-economic conditions.</w:t>
       </w:r>
     </w:p>
     <w:p>
@@ -468,7 +468,7 @@
         <w:t xml:space="preserve">WHY HERE  </w:t>
       </w:r>
       <w:r>
-        <w:t>This is a same-question research trail (3 linked publication(s)). It shows continuing work, not necessarily a measured outcome.</w:t>
+        <w:t>This is a same-question research trail (8 linked publication(s)). It shows continuing work, not necessarily a measured outcome.</w:t>
       </w:r>
     </w:p>
     <w:p>
@@ -503,7 +503,7 @@
         <w:keepNext/>
       </w:pPr>
       <w:r>
-        <w:t>09.  The vulnerabilities of agricultural land and food production to future water scarcity  (2019)</w:t>
+        <w:t>09.  Evaluating current effects of upcoming EU Carbon Border Adjustment Mechanism: Evidence from China's futures market  (2023)</w:t>
       </w:r>
     </w:p>
     <w:p>
@@ -514,7 +514,7 @@
         <w:t xml:space="preserve">NOW  </w:t>
       </w:r>
       <w:r>
-        <w:t>A 2026 paper reports: Furthermore, with increased pressures placed on agriculture to meet food demand, protecting arable land resources in coastal regions from the rising threat of flooding is imperative.</w:t>
+        <w:t>A 2026 paper reports: The authors demonstrate that the CBAM represents a hybrid regulatory mechanism combining elements of environmental taxation, regulatory charges and trade policy instruments implemented through customs procedures.</w:t>
       </w:r>
     </w:p>
     <w:p>
@@ -525,7 +525,7 @@
         <w:t xml:space="preserve">WHY HERE  </w:t>
       </w:r>
       <w:r>
-        <w:t>This is a same-question research trail (12 linked publication(s)). It shows continuing work, not necessarily a measured outcome.</w:t>
+        <w:t>This is a same-question research trail (3 linked publication(s)). It shows continuing work, not necessarily a measured outcome.</w:t>
       </w:r>
     </w:p>
     <w:p>
@@ -560,7 +560,7 @@
         <w:keepNext/>
       </w:pPr>
       <w:r>
-        <w:t>10.  The future of the drug phenomenon and drug monitoring in Europe until 2030  (2021)</w:t>
+        <w:t>10.  Global food security: assessing trends in view of guiding future EU policies  (2016)</w:t>
       </w:r>
     </w:p>
     <w:p>
@@ -571,7 +571,7 @@
         <w:t xml:space="preserve">NOW  </w:t>
       </w:r>
       <w:r>
-        <w:t>A 2026 paper reports: Monitoring the drug phenomenon is inherently complex and requires well-designed research methods that adequately capture its multidisciplinary nature, including supply-and-demand-related aspects.</w:t>
+        <w:t>Newer research (2022) discusses: Due to the stopping of Ukrainian exports, record food prices were observed, which significantly worsened the access of the low-income population to food products.</w:t>
       </w:r>
     </w:p>
     <w:p>
@@ -582,7 +582,7 @@
         <w:t xml:space="preserve">WHY HERE  </w:t>
       </w:r>
       <w:r>
-        <w:t>This is a same-question research trail (6 linked publication(s)). It shows continuing work, not necessarily a measured outcome.</w:t>
+        <w:t>This is a same-question research trail (4 linked publication(s)). It shows continuing work, not necessarily a measured outcome.</w:t>
       </w:r>
     </w:p>
     <w:p>
@@ -617,7 +617,7 @@
         <w:keepNext/>
       </w:pPr>
       <w:r>
-        <w:t>11.  The future of employment supply and demand in social Europe  (2012)</w:t>
+        <w:t>11.  Demographic changes in Europe - new challenges for the European labour market  (2013)</w:t>
       </w:r>
     </w:p>
     <w:p>
@@ -628,7 +628,7 @@
         <w:t xml:space="preserve">NOW  </w:t>
       </w:r>
       <w:r>
-        <w:t>A 2026 paper reports: The second assumes a degree of inflexibility of wages, but homogeneity of the sectors, so that aggregate demand or supply is observed and 'regime' estimation is possible.</w:t>
+        <w:t>A 2018 paper reports: The older people’s integration opportunities into the labor market, their activity, employment and observed situation differences are examined in this article.</w:t>
       </w:r>
     </w:p>
     <w:p>
@@ -639,7 +639,7 @@
         <w:t xml:space="preserve">WHY HERE  </w:t>
       </w:r>
       <w:r>
-        <w:t>This is a same-question research trail (7 linked publication(s)). It shows continuing work, not necessarily a measured outcome.</w:t>
+        <w:t>This is a same-question research trail (6 linked publication(s)). It shows continuing work, not necessarily a measured outcome.</w:t>
       </w:r>
     </w:p>
     <w:p>
@@ -674,7 +674,7 @@
         <w:keepNext/>
       </w:pPr>
       <w:r>
-        <w:t>12.  THE EUROPEAN MIGRATION CRISIS – ECONOMIC AND POLITICAL FACTORS AND CHALLENGES FOR THE FUTURE  (2017)</w:t>
+        <w:t>12.  Sovereign debt crises and pension reforms in selected European countries  (2013)</w:t>
       </w:r>
     </w:p>
     <w:p>
@@ -685,7 +685,7 @@
         <w:t xml:space="preserve">NOW  </w:t>
       </w:r>
       <w:r>
-        <w:t>Newer research (2026) discusses: This article reconceptualises the “migration crisis” not as an exceptional event but as a political-ecological crisis regime that manufactures crisis, organises instability and legitimises violence at and beyond borders.</w:t>
+        <w:t>A 2015 paper reports: Reforms came about when incumbent governments were able to shift or share the blame for retrenchments enacted, to hide the true impact of changes, or expected to reap credit for reforms that put pension systems on a more sustainable footing in view of advancing populati</w:t>
       </w:r>
     </w:p>
     <w:p>
@@ -696,7 +696,7 @@
         <w:t xml:space="preserve">WHY HERE  </w:t>
       </w:r>
       <w:r>
-        <w:t>This is a same-question research trail (5 linked publication(s)). It shows continuing work, not necessarily a measured outcome.</w:t>
+        <w:t>This is a same-question research trail (3 linked publication(s)). It shows continuing work, not necessarily a measured outcome.</w:t>
       </w:r>
     </w:p>
     <w:p>
@@ -731,7 +731,7 @@
         <w:keepNext/>
       </w:pPr>
       <w:r>
-        <w:t>13.  Sustainable fashion supply chain management: the European scenario  (2014)</w:t>
+        <w:t>13.  Offshore and onshore wind turbine blade waste material forecast at a regional level in Europe until 2050  (2020)</w:t>
       </w:r>
     </w:p>
     <w:p>
@@ -742,7 +742,7 @@
         <w:t xml:space="preserve">NOW  </w:t>
       </w:r>
       <w:r>
-        <w:t>Newer research (2026) discusses: Fashion supply chains are under growing scrutiny for their environmental and social impacts, demanding a transition from linear to sustainable, circular models supported by digital innovation.</w:t>
+        <w:t>A 2025 paper reports: Onshore and offshore wind energy exploration has significantly increased in recent years.</w:t>
       </w:r>
     </w:p>
     <w:p>
@@ -753,7 +753,7 @@
         <w:t xml:space="preserve">WHY HERE  </w:t>
       </w:r>
       <w:r>
-        <w:t>This is a same-question research trail (8 linked publication(s)). It shows continuing work, not necessarily a measured outcome.</w:t>
+        <w:t>This is a same-question research trail (5 linked publication(s)). It shows continuing work, not necessarily a measured outcome.</w:t>
       </w:r>
     </w:p>
     <w:p>
@@ -788,7 +788,7 @@
         <w:keepNext/>
       </w:pPr>
       <w:r>
-        <w:t>14.  Scenario methodology for modelling of future landscape developments as basis for assessing ecosystem services  (2014)</w:t>
+        <w:t>14.  Record dry summer in 2015 challenges precipitation projections in Central Europe  (2016)</w:t>
       </w:r>
     </w:p>
     <w:p>
@@ -799,7 +799,7 @@
         <w:t xml:space="preserve">NOW  </w:t>
       </w:r>
       <w:r>
-        <w:t>Newer research (2026) discusses: The article is devoted to the development of methodological foundations for the preparation of land management projects on a landscape basis using geoinformation technologies.</w:t>
+        <w:t>Newer research (2026) discusses: Although ERA5 and MERRA-2 compares well to observed precipitation, both reanalysis datasets exhibit large discrepancies with the CMIP6 models when evaluating other terms in the atmospheric energy.</w:t>
       </w:r>
     </w:p>
     <w:p>
@@ -810,7 +810,7 @@
         <w:t xml:space="preserve">WHY HERE  </w:t>
       </w:r>
       <w:r>
-        <w:t>This is a same-question research trail (9 linked publication(s)). It shows continuing work, not necessarily a measured outcome.</w:t>
+        <w:t>This is a same-question research trail (5 linked publication(s)). It shows continuing work, not necessarily a measured outcome.</w:t>
       </w:r>
     </w:p>
     <w:p>
@@ -845,7 +845,7 @@
         <w:keepNext/>
       </w:pPr>
       <w:r>
-        <w:t>15.  Renewable and Sustainable Energy Transitions for Countries with Different Climates and Renewable Energy Sources Potentials  (2018)</w:t>
+        <w:t>15.  European atmosphere in 2050, a regional air quality and climate perspective under CMIP5 scenarios  (2013)</w:t>
       </w:r>
     </w:p>
     <w:p>
@@ -856,7 +856,7 @@
         <w:t xml:space="preserve">NOW  </w:t>
       </w:r>
       <w:r>
-        <w:t>Newer research (2026) discusses: Renewable energy transition management increasingly depends on the integration of digital technologies, organizational capabilities, and innovative forms of value creation.</w:t>
+        <w:t>Newer research (2022) discusses: As scientists engage in research motivated by climate change and the impacts of pollution on air, water, and human health, we increasingly recognize the need for the scientific community to improve communication and knowledge exch</w:t>
       </w:r>
     </w:p>
     <w:p>
@@ -902,7 +902,7 @@
         <w:keepNext/>
       </w:pPr>
       <w:r>
-        <w:t>16.  Project FORESIGHT and Return on Investment: Forensic Science Laboratories and Public Health Laboratories  (2017)</w:t>
+        <w:t>16.  Forecasting the volatility of EUA futures with economic policy uncertainty using the GARCH-MIDAS model  (2021)</w:t>
       </w:r>
     </w:p>
     <w:p>
@@ -913,7 +913,7 @@
         <w:t xml:space="preserve">NOW  </w:t>
       </w:r>
       <w:r>
-        <w:t>Newer research (2026) discusses: Conventional project investment appraisal focuses primarily on the cash flows, profitability and financial sustainability of the project entity.</w:t>
+        <w:t>Newer research (2024) discusses: Abstract This paper examines whether the information contained in geopolitical risk (GPR) can improve the forecasting power of price volatility for carbon futures traded in the EU Emission Trading System.</w:t>
       </w:r>
     </w:p>
     <w:p>
@@ -924,7 +924,7 @@
         <w:t xml:space="preserve">WHY HERE  </w:t>
       </w:r>
       <w:r>
-        <w:t>This is a same-question research trail (8 linked publication(s)). It shows continuing work, not necessarily a measured outcome.</w:t>
+        <w:t>This is a same-question research trail (5 linked publication(s)). It shows continuing work, not necessarily a measured outcome.</w:t>
       </w:r>
     </w:p>
     <w:p>
@@ -959,7 +959,7 @@
         <w:keepNext/>
       </w:pPr>
       <w:r>
-        <w:t>17.  Population Exposure Projections to Intensified Summer Heat  (2022)</w:t>
+        <w:t>17.  A mountain food label for Europe?  (2015)</w:t>
       </w:r>
     </w:p>
     <w:p>
@@ -970,7 +970,7 @@
         <w:t xml:space="preserve">NOW  </w:t>
       </w:r>
       <w:r>
-        <w:t>A 2025 paper reports: Abstract Population heat exposure has increased substantially, resulting in serious effects on human health.</w:t>
+        <w:t>Newer research (2022) discusses: As part of the European rural development strategy, the European Union created Regulation (EU) 1151/2012 and its Delegated Act 665/2014, establishing the quality scheme for mountain products.</w:t>
       </w:r>
     </w:p>
     <w:p>
@@ -981,7 +981,7 @@
         <w:t xml:space="preserve">WHY HERE  </w:t>
       </w:r>
       <w:r>
-        <w:t>This is a same-question research trail (4 linked publication(s)). It shows continuing work, not necessarily a measured outcome.</w:t>
+        <w:t>This is a same-question research trail (7 linked publication(s)). It shows continuing work, not necessarily a measured outcome.</w:t>
       </w:r>
     </w:p>
     <w:p>
@@ -1016,7 +1016,7 @@
         <w:keepNext/>
       </w:pPr>
       <w:r>
-        <w:t>18.  INTRODUCTION OF THE GRAIN FUTURES MARKET IN THE BLACK SEA REGION  (2013)</w:t>
+        <w:t>18.  Perceptions and Acceptance of Artificial Intelligence: A Multi-Dimensional Study  (2023)</w:t>
       </w:r>
     </w:p>
     <w:p>
@@ -1027,7 +1027,7 @@
         <w:t xml:space="preserve">NOW  </w:t>
       </w:r>
       <w:r>
-        <w:t xml:space="preserve">A 2026 paper reports: Agronomic and morphological traits included days to pollen shedding, plant height, ear height, grain moisture, and grain yield, while grain quality was evaluated through compositional traits (ash, fat, protein, cellulose, and starch) and mineral concentrations (Fe, Cu, </w:t>
+        <w:t>Newer research (2026) discusses: This project is a scoping review that aims to map and synthesize existing evidence on patients’ attitudes, perceptions, trust, and acceptance of artificial intelligence (AI) in healthcare.</w:t>
       </w:r>
     </w:p>
     <w:p>
@@ -1038,7 +1038,7 @@
         <w:t xml:space="preserve">WHY HERE  </w:t>
       </w:r>
       <w:r>
-        <w:t>This is a same-question research trail (6 linked publication(s)). It shows continuing work, not necessarily a measured outcome.</w:t>
+        <w:t>This is a same-question research trail (7 linked publication(s)). It shows continuing work, not necessarily a measured outcome.</w:t>
       </w:r>
     </w:p>
     <w:p>
@@ -1073,7 +1073,7 @@
         <w:keepNext/>
       </w:pPr>
       <w:r>
-        <w:t>19.  Hedging with commodity futures: evidence from the coffee market in Vietnam  (2020)</w:t>
+        <w:t>19.  Ethics and governance in the digital age  (2021)</w:t>
       </w:r>
     </w:p>
     <w:p>
@@ -1084,7 +1084,7 @@
         <w:t xml:space="preserve">NOW  </w:t>
       </w:r>
       <w:r>
-        <w:t>Newer research (2026) discusses: Focus of this thesis is hedging behaviour in U.S. commodity markets.</w:t>
+        <w:t>Newer research (2026) discusses: This chapter examines the ethical foundations and governance requirements of digital food safety in the era of Industry 4.0.</w:t>
       </w:r>
     </w:p>
     <w:p>
@@ -1095,7 +1095,7 @@
         <w:t xml:space="preserve">WHY HERE  </w:t>
       </w:r>
       <w:r>
-        <w:t>This is a same-question research trail (5 linked publication(s)). It shows continuing work, not necessarily a measured outcome.</w:t>
+        <w:t>This is a same-question research trail (6 linked publication(s)). It shows continuing work, not necessarily a measured outcome.</w:t>
       </w:r>
     </w:p>
     <w:p>
@@ -1130,7 +1130,7 @@
         <w:keepNext/>
       </w:pPr>
       <w:r>
-        <w:t>20.  Envisioning the future of health systems: Exploratory insights from European countries  (2020)</w:t>
+        <w:t>20.  European evidence based consensus for endoscopy in inflammatory bowel disease  (2013)</w:t>
       </w:r>
     </w:p>
     <w:p>
@@ -1141,7 +1141,7 @@
         <w:t xml:space="preserve">NOW  </w:t>
       </w:r>
       <w:r>
-        <w:t xml:space="preserve">Newer research (2025) discusses: Using a mixed-methods approach, including system mapping, participatory workshops, scenario development, surveys, and expert co-creation, the study identifies structural, economic, and institutional barriers and opportunities for </w:t>
+        <w:t>A 2015 paper reports: Patients with IBD are at increased risk of developing colorectal cancer [CRC] (evidence level [EL] 1) which, in the case of ulcerative colitis [UC], varies with the extent and duration of the disease [EL 1], family history of CRC, and the presence/absence of primary scl</w:t>
       </w:r>
     </w:p>
     <w:p>
@@ -1152,7 +1152,7 @@
         <w:t xml:space="preserve">WHY HERE  </w:t>
       </w:r>
       <w:r>
-        <w:t>This is a same-question research trail (4 linked publication(s)). It shows continuing work, not necessarily a measured outcome.</w:t>
+        <w:t>This is a same-question research trail (8 linked publication(s)). It shows continuing work, not necessarily a measured outcome.</w:t>
       </w:r>
     </w:p>
     <w:p>
@@ -1559,7 +1559,7 @@
       <w:pPr>
         <w:spacing w:after="160"/>
       </w:pPr>
-      <w:hyperlink r:id="rId62">
+      <w:hyperlink r:id="rId61">
         <w:r>
           <w:rPr>
             <w:color w:val="000000"/>
@@ -1571,7 +1571,7 @@
       <w:r>
         <w:t xml:space="preserve">   ·   </w:t>
       </w:r>
-      <w:hyperlink r:id="rId63">
+      <w:hyperlink r:id="rId62">
         <w:r>
           <w:rPr>
             <w:color w:val="000000"/>
@@ -1587,7 +1587,7 @@
         <w:keepNext/>
       </w:pPr>
       <w:r>
-        <w:t>08.  A Mitochondrial Phylogeny and Biogeographical Scenario for Asiatic Water Shrews of the Genus Chimarrogale: Implications for Taxonomy and Low-Latitude Migration Routes  (2013)</w:t>
+        <w:t>08.  INTRODUCTION OF THE GRAIN FUTURES MARKET IN THE BLACK SEA REGION  (2013)</w:t>
       </w:r>
     </w:p>
     <w:p>
@@ -1616,7 +1616,7 @@
       <w:pPr>
         <w:spacing w:after="160"/>
       </w:pPr>
-      <w:hyperlink r:id="rId64">
+      <w:hyperlink r:id="rId63">
         <w:r>
           <w:rPr>
             <w:color w:val="000000"/>
@@ -1628,7 +1628,7 @@
       <w:r>
         <w:t xml:space="preserve">   ·   </w:t>
       </w:r>
-      <w:hyperlink r:id="rId65">
+      <w:hyperlink r:id="rId64">
         <w:r>
           <w:rPr>
             <w:color w:val="000000"/>
@@ -1644,7 +1644,7 @@
         <w:keepNext/>
       </w:pPr>
       <w:r>
-        <w:t>09.  New forms of innovation: critical issues for future pathways  (2016)</w:t>
+        <w:t>09.  A Mitochondrial Phylogeny and Biogeographical Scenario for Asiatic Water Shrews of the Genus Chimarrogale: Implications for Taxonomy and Low-Latitude Migration Routes  (2013)</w:t>
       </w:r>
     </w:p>
     <w:p>
@@ -1673,7 +1673,7 @@
       <w:pPr>
         <w:spacing w:after="160"/>
       </w:pPr>
-      <w:hyperlink r:id="rId66">
+      <w:hyperlink r:id="rId65">
         <w:r>
           <w:rPr>
             <w:color w:val="000000"/>
@@ -1685,7 +1685,7 @@
       <w:r>
         <w:t xml:space="preserve">   ·   </w:t>
       </w:r>
-      <w:hyperlink r:id="rId67">
+      <w:hyperlink r:id="rId66">
         <w:r>
           <w:rPr>
             <w:color w:val="000000"/>
@@ -1701,7 +1701,7 @@
         <w:keepNext/>
       </w:pPr>
       <w:r>
-        <w:t>10.  Energy system impacts and policy implications of the European Intended Nationally Determined Contribution and low-carbon pathway to 2050  (2016)</w:t>
+        <w:t>10.  New forms of innovation: critical issues for future pathways  (2016)</w:t>
       </w:r>
     </w:p>
     <w:p>
@@ -1730,7 +1730,7 @@
       <w:pPr>
         <w:spacing w:after="160"/>
       </w:pPr>
-      <w:hyperlink r:id="rId68">
+      <w:hyperlink r:id="rId67">
         <w:r>
           <w:rPr>
             <w:color w:val="000000"/>
@@ -1742,7 +1742,7 @@
       <w:r>
         <w:t xml:space="preserve">   ·   </w:t>
       </w:r>
-      <w:hyperlink r:id="rId69">
+      <w:hyperlink r:id="rId68">
         <w:r>
           <w:rPr>
             <w:color w:val="000000"/>
@@ -1758,7 +1758,7 @@
         <w:keepNext/>
       </w:pPr>
       <w:r>
-        <w:t>11.  Convenience Yields and Risk Premiums in the EU‐ETS—Evidence from the Kyoto Commitment Period  (2016)</w:t>
+        <w:t>11.  Energy system impacts and policy implications of the European Intended Nationally Determined Contribution and low-carbon pathway to 2050  (2016)</w:t>
       </w:r>
     </w:p>
     <w:p>
@@ -1787,7 +1787,7 @@
       <w:pPr>
         <w:spacing w:after="160"/>
       </w:pPr>
-      <w:hyperlink r:id="rId70">
+      <w:hyperlink r:id="rId69">
         <w:r>
           <w:rPr>
             <w:color w:val="000000"/>
@@ -1799,7 +1799,7 @@
       <w:r>
         <w:t xml:space="preserve">   ·   </w:t>
       </w:r>
-      <w:hyperlink r:id="rId71">
+      <w:hyperlink r:id="rId70">
         <w:r>
           <w:rPr>
             <w:color w:val="000000"/>
@@ -1815,7 +1815,7 @@
         <w:keepNext/>
       </w:pPr>
       <w:r>
-        <w:t>12.  A comparison of oil supply risks in EU, US, Japan, China and India under different climate scenarios  (2016)</w:t>
+        <w:t>12.  Convenience Yields and Risk Premiums in the EU‐ETS—Evidence from the Kyoto Commitment Period  (2016)</w:t>
       </w:r>
     </w:p>
     <w:p>
@@ -1844,7 +1844,7 @@
       <w:pPr>
         <w:spacing w:after="160"/>
       </w:pPr>
-      <w:hyperlink r:id="rId72">
+      <w:hyperlink r:id="rId71">
         <w:r>
           <w:rPr>
             <w:color w:val="000000"/>
@@ -1856,7 +1856,7 @@
       <w:r>
         <w:t xml:space="preserve">   ·   </w:t>
       </w:r>
-      <w:hyperlink r:id="rId73">
+      <w:hyperlink r:id="rId72">
         <w:r>
           <w:rPr>
             <w:color w:val="000000"/>
@@ -1872,7 +1872,7 @@
         <w:keepNext/>
       </w:pPr>
       <w:r>
-        <w:t>13.  Political and social trends in the future of global security. A meta-study on official perspectives in Europe and North America  (2017)</w:t>
+        <w:t>13.  A comparison of oil supply risks in EU, US, Japan, China and India under different climate scenarios  (2016)</w:t>
       </w:r>
     </w:p>
     <w:p>
@@ -1901,7 +1901,7 @@
       <w:pPr>
         <w:spacing w:after="160"/>
       </w:pPr>
-      <w:hyperlink r:id="rId74">
+      <w:hyperlink r:id="rId73">
         <w:r>
           <w:rPr>
             <w:color w:val="000000"/>
@@ -1913,7 +1913,7 @@
       <w:r>
         <w:t xml:space="preserve">   ·   </w:t>
       </w:r>
-      <w:hyperlink r:id="rId75">
+      <w:hyperlink r:id="rId74">
         <w:r>
           <w:rPr>
             <w:color w:val="000000"/>
@@ -1929,7 +1929,7 @@
         <w:keepNext/>
       </w:pPr>
       <w:r>
-        <w:t>14.  European Security Architecture after the United Kingdom’s Withdrawal from the European Union: Future Scenarios  (2019)</w:t>
+        <w:t>14.  Political and social trends in the future of global security. A meta-study on official perspectives in Europe and North America  (2017)</w:t>
       </w:r>
     </w:p>
     <w:p>
@@ -1958,7 +1958,7 @@
       <w:pPr>
         <w:spacing w:after="160"/>
       </w:pPr>
-      <w:hyperlink r:id="rId76">
+      <w:hyperlink r:id="rId75">
         <w:r>
           <w:rPr>
             <w:color w:val="000000"/>
@@ -1970,7 +1970,7 @@
       <w:r>
         <w:t xml:space="preserve">   ·   </w:t>
       </w:r>
-      <w:hyperlink r:id="rId77">
+      <w:hyperlink r:id="rId76">
         <w:r>
           <w:rPr>
             <w:color w:val="000000"/>
@@ -1986,7 +1986,7 @@
         <w:keepNext/>
       </w:pPr>
       <w:r>
-        <w:t>15.  The Impact of Decarbonization Scenarios on Air Quality and Human Health in Poland—Analysis of Scenarios up to 2050  (2020)</w:t>
+        <w:t>15.  European Security Architecture after the United Kingdom’s Withdrawal from the European Union: Future Scenarios  (2019)</w:t>
       </w:r>
     </w:p>
     <w:p>
@@ -2015,7 +2015,7 @@
       <w:pPr>
         <w:spacing w:after="160"/>
       </w:pPr>
-      <w:hyperlink r:id="rId78">
+      <w:hyperlink r:id="rId77">
         <w:r>
           <w:rPr>
             <w:color w:val="000000"/>
@@ -2027,7 +2027,7 @@
       <w:r>
         <w:t xml:space="preserve">   ·   </w:t>
       </w:r>
-      <w:hyperlink r:id="rId79">
+      <w:hyperlink r:id="rId78">
         <w:r>
           <w:rPr>
             <w:color w:val="000000"/>
@@ -2043,7 +2043,7 @@
         <w:keepNext/>
       </w:pPr>
       <w:r>
-        <w:t>16.  Disaggregation of official demographic projections in sub-groups by education level: the neglected “composition effect” in the future path of life expectancy  (2021)</w:t>
+        <w:t>16.  The Impact of Decarbonization Scenarios on Air Quality and Human Health in Poland—Analysis of Scenarios up to 2050  (2020)</w:t>
       </w:r>
     </w:p>
     <w:p>
@@ -2072,7 +2072,7 @@
       <w:pPr>
         <w:spacing w:after="160"/>
       </w:pPr>
-      <w:hyperlink r:id="rId80">
+      <w:hyperlink r:id="rId79">
         <w:r>
           <w:rPr>
             <w:color w:val="000000"/>
@@ -2084,7 +2084,7 @@
       <w:r>
         <w:t xml:space="preserve">   ·   </w:t>
       </w:r>
-      <w:hyperlink r:id="rId81">
+      <w:hyperlink r:id="rId80">
         <w:r>
           <w:rPr>
             <w:color w:val="000000"/>
@@ -2100,7 +2100,7 @@
         <w:keepNext/>
       </w:pPr>
       <w:r>
-        <w:t>17.  Ensuring sustainable agriculture by analyzing the European Union and Romanian legislation on soil resources protection  (2022)</w:t>
+        <w:t>17.  Disaggregation of official demographic projections in sub-groups by education level: the neglected “composition effect” in the future path of life expectancy  (2021)</w:t>
       </w:r>
     </w:p>
     <w:p>
@@ -2129,7 +2129,7 @@
       <w:pPr>
         <w:spacing w:after="160"/>
       </w:pPr>
-      <w:hyperlink r:id="rId82">
+      <w:hyperlink r:id="rId81">
         <w:r>
           <w:rPr>
             <w:color w:val="000000"/>
@@ -2141,7 +2141,7 @@
       <w:r>
         <w:t xml:space="preserve">   ·   </w:t>
       </w:r>
-      <w:hyperlink r:id="rId83">
+      <w:hyperlink r:id="rId82">
         <w:r>
           <w:rPr>
             <w:color w:val="000000"/>
@@ -2157,7 +2157,7 @@
         <w:keepNext/>
       </w:pPr>
       <w:r>
-        <w:t>18.  Thematic Issue Presentation: Perspectives on innovation governance - challenges and dilemmas  (2023)</w:t>
+        <w:t>18.  Ensuring sustainable agriculture by analyzing the European Union and Romanian legislation on soil resources protection  (2022)</w:t>
       </w:r>
     </w:p>
     <w:p>
@@ -2186,7 +2186,7 @@
       <w:pPr>
         <w:spacing w:after="160"/>
       </w:pPr>
-      <w:hyperlink r:id="rId84">
+      <w:hyperlink r:id="rId83">
         <w:r>
           <w:rPr>
             <w:color w:val="000000"/>
@@ -2198,7 +2198,7 @@
       <w:r>
         <w:t xml:space="preserve">   ·   </w:t>
       </w:r>
-      <w:hyperlink r:id="rId85">
+      <w:hyperlink r:id="rId84">
         <w:r>
           <w:rPr>
             <w:color w:val="000000"/>
@@ -2214,7 +2214,7 @@
         <w:keepNext/>
       </w:pPr>
       <w:r>
-        <w:t>19.  Strategic routes for wastewater treatment plant upgrades to reduce micropollutants in European surface water bodies  (2023)</w:t>
+        <w:t>19.  Thematic Issue Presentation: Perspectives on innovation governance - challenges and dilemmas  (2023)</w:t>
       </w:r>
     </w:p>
     <w:p>
@@ -2243,7 +2243,7 @@
       <w:pPr>
         <w:spacing w:after="160"/>
       </w:pPr>
-      <w:hyperlink r:id="rId86">
+      <w:hyperlink r:id="rId85">
         <w:r>
           <w:rPr>
             <w:color w:val="000000"/>
@@ -2255,7 +2255,7 @@
       <w:r>
         <w:t xml:space="preserve">   ·   </w:t>
       </w:r>
-      <w:hyperlink r:id="rId87">
+      <w:hyperlink r:id="rId86">
         <w:r>
           <w:rPr>
             <w:color w:val="000000"/>
@@ -2271,7 +2271,7 @@
         <w:keepNext/>
       </w:pPr>
       <w:r>
-        <w:t>20.  Experts’ assessments of migration scenarios between the Middle East &amp; North Africa and Europe  (2023)</w:t>
+        <w:t>20.  Strategic routes for wastewater treatment plant upgrades to reduce micropollutants in European surface water bodies  (2023)</w:t>
       </w:r>
     </w:p>
     <w:p>
@@ -2300,7 +2300,7 @@
       <w:pPr>
         <w:spacing w:after="160"/>
       </w:pPr>
-      <w:hyperlink r:id="rId88">
+      <w:hyperlink r:id="rId87">
         <w:r>
           <w:rPr>
             <w:color w:val="000000"/>
@@ -2312,7 +2312,7 @@
       <w:r>
         <w:t xml:space="preserve">   ·   </w:t>
       </w:r>
-      <w:hyperlink r:id="rId89">
+      <w:hyperlink r:id="rId88">
         <w:r>
           <w:rPr>
             <w:color w:val="000000"/>

--- a/stuff/WORLD_RADAR_20_BEST_20_TO_RECHECK.docx
+++ b/stuff/WORLD_RADAR_20_BEST_20_TO_RECHECK.docx
@@ -20,7 +20,7 @@
     </w:p>
     <w:p>
       <w:r>
-        <w:t>Based on World Radar's living atlas (2026-10-21 19:14 UTC). 1,366 older and newer research entries available. This shortlist updates when Radar 2 publishes new data.</w:t>
+        <w:t>Based on World Radar's living atlas (2026-10-21 20:34 UTC). 1,366 older and newer research entries available. This shortlist updates when Radar 2 publishes new data.</w:t>
       </w:r>
     </w:p>
     <w:p>
@@ -47,7 +47,7 @@
         <w:keepNext/>
       </w:pPr>
       <w:r>
-        <w:t>01.  Mobility partnerships - the future of European migration policy?  (2012)</w:t>
+        <w:t>01.  Forecasting Loan Default in Europe with Machine Learning  (2020)</w:t>
       </w:r>
     </w:p>
     <w:p>
@@ -58,7 +58,7 @@
         <w:t xml:space="preserve">NOW  </w:t>
       </w:r>
       <w:r>
-        <w:t>Newer research (2026) discusses: This article applies a spatial approach to examine the transformation of German migration policy driven by contemporary megatrends such as demographic transition, decarbonization and digitalization.</w:t>
+        <w:t>Newer research (2022) discusses: Available open-source data on loan defaults has been used to train a variety of machine learning models from statistical models to complex neural networks.</w:t>
       </w:r>
     </w:p>
     <w:p>
@@ -69,7 +69,7 @@
         <w:t xml:space="preserve">WHY HERE  </w:t>
       </w:r>
       <w:r>
-        <w:t>This is a same-question research trail (4 linked publication(s)). It shows continuing work, not necessarily a measured outcome.</w:t>
+        <w:t>This is a same-question research trail (8 linked publication(s)). It shows continuing work, not necessarily a measured outcome.</w:t>
       </w:r>
     </w:p>
     <w:p>
@@ -104,7 +104,7 @@
         <w:keepNext/>
       </w:pPr>
       <w:r>
-        <w:t>02.  Scenarios for population health inequalities in 2030 in Europe  (2020)</w:t>
+        <w:t>02.  Forecasting GDP in Europe with Textual Data  (2021)</w:t>
       </w:r>
     </w:p>
     <w:p>
@@ -115,7 +115,7 @@
         <w:t xml:space="preserve">NOW  </w:t>
       </w:r>
       <w:r>
-        <w:t>A 2024 paper reports: This model combines individual-level data on demographics, health and mortality from linked administrative data for primary and secondary care with survey responses on individual-level risk factors and epidemiological evidence on the associations between risk factors an</w:t>
+        <w:t>Newer research (2023) discusses: Replication files and data for "Forecasting GDP in Europe with textual data" by L.</w:t>
       </w:r>
     </w:p>
     <w:p>
@@ -126,7 +126,7 @@
         <w:t xml:space="preserve">WHY HERE  </w:t>
       </w:r>
       <w:r>
-        <w:t>This is a same-question research trail (3 linked publication(s)). It shows continuing work, not necessarily a measured outcome.</w:t>
+        <w:t>This is a same-question research trail (7 linked publication(s)). It shows continuing work, not necessarily a measured outcome.</w:t>
       </w:r>
     </w:p>
     <w:p>
@@ -161,7 +161,7 @@
         <w:keepNext/>
       </w:pPr>
       <w:r>
-        <w:t>03.  Urban energy futures: a comparative analysis  (2018)</w:t>
+        <w:t>03.  Mobility partnerships - the future of European migration policy?  (2012)</w:t>
       </w:r>
     </w:p>
     <w:p>
@@ -172,7 +172,7 @@
         <w:t xml:space="preserve">NOW  </w:t>
       </w:r>
       <w:r>
-        <w:t>A 2025 paper reports: Accurate short-term forecasting of urban electricity demand is essential for operational planning and climate-resilient energy management.</w:t>
+        <w:t>Newer research (2026) discusses: This article applies a spatial approach to examine the transformation of German migration policy driven by contemporary megatrends such as demographic transition, decarbonization and digitalization.</w:t>
       </w:r>
     </w:p>
     <w:p>
@@ -218,7 +218,7 @@
         <w:keepNext/>
       </w:pPr>
       <w:r>
-        <w:t>04.  The Future of Internationalization of Higher Education in Europe  (2015)</w:t>
+        <w:t>04.  Scenarios for population health inequalities in 2030 in Europe  (2020)</w:t>
       </w:r>
     </w:p>
     <w:p>
@@ -229,7 +229,7 @@
         <w:t xml:space="preserve">NOW  </w:t>
       </w:r>
       <w:r>
-        <w:t>Newer research (2024) discusses: The results show that three patterns can be recognized: A first group of Universities of Applied Sciences tackle the issue of internationalization by providing degree programs in English with a clear international focus.</w:t>
+        <w:t>A 2024 paper reports: This model combines individual-level data on demographics, health and mortality from linked administrative data for primary and secondary care with survey responses on individual-level risk factors and epidemiological evidence on the associations between risk factors an</w:t>
       </w:r>
     </w:p>
     <w:p>
@@ -240,7 +240,7 @@
         <w:t xml:space="preserve">WHY HERE  </w:t>
       </w:r>
       <w:r>
-        <w:t>This is a same-question research trail (9 linked publication(s)). It shows continuing work, not necessarily a measured outcome.</w:t>
+        <w:t>This is a same-question research trail (3 linked publication(s)). It shows continuing work, not necessarily a measured outcome.</w:t>
       </w:r>
     </w:p>
     <w:p>
@@ -275,7 +275,7 @@
         <w:keepNext/>
       </w:pPr>
       <w:r>
-        <w:t>05.  Financing Innovations for the Renewable Energy Transition in Europe  (2016)</w:t>
+        <w:t>05.  Urban energy futures: a comparative analysis  (2018)</w:t>
       </w:r>
     </w:p>
     <w:p>
@@ -286,7 +286,7 @@
         <w:t xml:space="preserve">NOW  </w:t>
       </w:r>
       <w:r>
-        <w:t>A 2021 paper reports: The affordability, ease of availability and technological maturity of oil in some regions has contributed to the slow uptake of investment in renewable energy projects.</w:t>
+        <w:t>A 2025 paper reports: Accurate short-term forecasting of urban electricity demand is essential for operational planning and climate-resilient energy management.</w:t>
       </w:r>
     </w:p>
     <w:p>
@@ -297,7 +297,7 @@
         <w:t xml:space="preserve">WHY HERE  </w:t>
       </w:r>
       <w:r>
-        <w:t>This is a same-question research trail (7 linked publication(s)). It shows continuing work, not necessarily a measured outcome.</w:t>
+        <w:t>This is a same-question research trail (8 linked publication(s)). It shows continuing work, not necessarily a measured outcome.</w:t>
       </w:r>
     </w:p>
     <w:p>
@@ -332,7 +332,7 @@
         <w:keepNext/>
       </w:pPr>
       <w:r>
-        <w:t>06.  Sustainable fashion supply chain management: the European scenario  (2014)</w:t>
+        <w:t>06.  Extreme Floods and Droughts under Future Climate Scenarios  (2019)</w:t>
       </w:r>
     </w:p>
     <w:p>
@@ -343,7 +343,7 @@
         <w:t xml:space="preserve">NOW  </w:t>
       </w:r>
       <w:r>
-        <w:t>Newer research (2017) discusses: In the present competitive world, the dynamics of market does not allow any deviation in quality of end product.Therefore, the importance of quality management is universally espoused by the researchers and practicing managers wor</w:t>
+        <w:t xml:space="preserve">A 2024 paper reports: The modelling chain provides a large set of plausible events including extremes outside the range from use of observed data, with the lowest flows around 28 % lower on average for the Summer 2022 drought study and the highest flows around 42 % higher on average for the </w:t>
       </w:r>
     </w:p>
     <w:p>
@@ -354,7 +354,7 @@
         <w:t xml:space="preserve">WHY HERE  </w:t>
       </w:r>
       <w:r>
-        <w:t>This is a same-question research trail (8 linked publication(s)). It shows continuing work, not necessarily a measured outcome.</w:t>
+        <w:t>This is a same-question research trail (9 linked publication(s)). It shows continuing work, not necessarily a measured outcome.</w:t>
       </w:r>
     </w:p>
     <w:p>
@@ -389,7 +389,7 @@
         <w:keepNext/>
       </w:pPr>
       <w:r>
-        <w:t>07.  International migration by 2030: impact of immigration policies scenarios on growth and employment  (2014)</w:t>
+        <w:t>07.  The Future of Internationalization of Higher Education in Europe  (2015)</w:t>
       </w:r>
     </w:p>
     <w:p>
@@ -400,7 +400,7 @@
         <w:t xml:space="preserve">NOW  </w:t>
       </w:r>
       <w:r>
-        <w:t>A 2017 paper reports: From July 2011 to July 2016, employment in Australia increased by 738,800.</w:t>
+        <w:t>Newer research (2024) discusses: The results show that three patterns can be recognized: A first group of Universities of Applied Sciences tackle the issue of internationalization by providing degree programs in English with a clear international focus.</w:t>
       </w:r>
     </w:p>
     <w:p>
@@ -411,7 +411,7 @@
         <w:t xml:space="preserve">WHY HERE  </w:t>
       </w:r>
       <w:r>
-        <w:t>This is a same-question research trail (5 linked publication(s)). It shows continuing work, not necessarily a measured outcome.</w:t>
+        <w:t>This is a same-question research trail (9 linked publication(s)). It shows continuing work, not necessarily a measured outcome.</w:t>
       </w:r>
     </w:p>
     <w:p>
@@ -446,7 +446,7 @@
         <w:keepNext/>
       </w:pPr>
       <w:r>
-        <w:t>08.  MIGRATION AND MIGRANT WORKERS IN EUROPE  (2013)</w:t>
+        <w:t>08.  Sea level rise projections for northern Europe under RCP8.5  (2015)</w:t>
       </w:r>
     </w:p>
     <w:p>
@@ -457,7 +457,7 @@
         <w:t xml:space="preserve">NOW  </w:t>
       </w:r>
       <w:r>
-        <w:t>Newer research (2022) discusses: Migration is a need based priority for people who seek better opportunity and to improve their socio-economic conditions.</w:t>
+        <w:t>Newer research (2025) discusses: Sea level rise is an inevitable consequence and one of the most significant threats posed by climate change, increasing the risk of flooding in low-lying areas along the German coast.</w:t>
       </w:r>
     </w:p>
     <w:p>
@@ -468,7 +468,7 @@
         <w:t xml:space="preserve">WHY HERE  </w:t>
       </w:r>
       <w:r>
-        <w:t>This is a same-question research trail (8 linked publication(s)). It shows continuing work, not necessarily a measured outcome.</w:t>
+        <w:t>This is a same-question research trail (6 linked publication(s)). It shows continuing work, not necessarily a measured outcome.</w:t>
       </w:r>
     </w:p>
     <w:p>
@@ -503,7 +503,7 @@
         <w:keepNext/>
       </w:pPr>
       <w:r>
-        <w:t>09.  Evaluating current effects of upcoming EU Carbon Border Adjustment Mechanism: Evidence from China's futures market  (2023)</w:t>
+        <w:t>09.  Financing Innovations for the Renewable Energy Transition in Europe  (2016)</w:t>
       </w:r>
     </w:p>
     <w:p>
@@ -514,7 +514,7 @@
         <w:t xml:space="preserve">NOW  </w:t>
       </w:r>
       <w:r>
-        <w:t>A 2026 paper reports: The authors demonstrate that the CBAM represents a hybrid regulatory mechanism combining elements of environmental taxation, regulatory charges and trade policy instruments implemented through customs procedures.</w:t>
+        <w:t>A 2021 paper reports: The affordability, ease of availability and technological maturity of oil in some regions has contributed to the slow uptake of investment in renewable energy projects.</w:t>
       </w:r>
     </w:p>
     <w:p>
@@ -525,7 +525,7 @@
         <w:t xml:space="preserve">WHY HERE  </w:t>
       </w:r>
       <w:r>
-        <w:t>This is a same-question research trail (3 linked publication(s)). It shows continuing work, not necessarily a measured outcome.</w:t>
+        <w:t>This is a same-question research trail (7 linked publication(s)). It shows continuing work, not necessarily a measured outcome.</w:t>
       </w:r>
     </w:p>
     <w:p>
@@ -560,7 +560,7 @@
         <w:keepNext/>
       </w:pPr>
       <w:r>
-        <w:t>10.  Global food security: assessing trends in view of guiding future EU policies  (2016)</w:t>
+        <w:t>10.  Sustainable fashion supply chain management: the European scenario  (2014)</w:t>
       </w:r>
     </w:p>
     <w:p>
@@ -571,7 +571,7 @@
         <w:t xml:space="preserve">NOW  </w:t>
       </w:r>
       <w:r>
-        <w:t>Newer research (2022) discusses: Due to the stopping of Ukrainian exports, record food prices were observed, which significantly worsened the access of the low-income population to food products.</w:t>
+        <w:t>Newer research (2017) discusses: In the present competitive world, the dynamics of market does not allow any deviation in quality of end product.Therefore, the importance of quality management is universally espoused by the researchers and practicing managers wor</w:t>
       </w:r>
     </w:p>
     <w:p>
@@ -582,7 +582,7 @@
         <w:t xml:space="preserve">WHY HERE  </w:t>
       </w:r>
       <w:r>
-        <w:t>This is a same-question research trail (4 linked publication(s)). It shows continuing work, not necessarily a measured outcome.</w:t>
+        <w:t>This is a same-question research trail (10 linked publication(s)). It shows continuing work, not necessarily a measured outcome.</w:t>
       </w:r>
     </w:p>
     <w:p>
@@ -617,7 +617,7 @@
         <w:keepNext/>
       </w:pPr>
       <w:r>
-        <w:t>11.  Demographic changes in Europe - new challenges for the European labour market  (2013)</w:t>
+        <w:t>11.  Three scenarios for industrial relations in Europe  (2015)</w:t>
       </w:r>
     </w:p>
     <w:p>
@@ -628,7 +628,7 @@
         <w:t xml:space="preserve">NOW  </w:t>
       </w:r>
       <w:r>
-        <w:t>A 2018 paper reports: The older people’s integration opportunities into the labor market, their activity, employment and observed situation differences are examined in this article.</w:t>
+        <w:t>Newer research (2018) discusses: Three levers are identified: negotiation power, collective agreements and general regulation that facilitate negotiation and social partnership.</w:t>
       </w:r>
     </w:p>
     <w:p>
@@ -639,7 +639,7 @@
         <w:t xml:space="preserve">WHY HERE  </w:t>
       </w:r>
       <w:r>
-        <w:t>This is a same-question research trail (6 linked publication(s)). It shows continuing work, not necessarily a measured outcome.</w:t>
+        <w:t>This is a same-question research trail (7 linked publication(s)). It shows continuing work, not necessarily a measured outcome.</w:t>
       </w:r>
     </w:p>
     <w:p>
@@ -674,7 +674,7 @@
         <w:keepNext/>
       </w:pPr>
       <w:r>
-        <w:t>12.  Sovereign debt crises and pension reforms in selected European countries  (2013)</w:t>
+        <w:t>12.  Scenarios of the organic food market in Europe  (2012)</w:t>
       </w:r>
     </w:p>
     <w:p>
@@ -685,7 +685,7 @@
         <w:t xml:space="preserve">NOW  </w:t>
       </w:r>
       <w:r>
-        <w:t>A 2015 paper reports: Reforms came about when incumbent governments were able to shift or share the blame for retrenchments enacted, to hide the true impact of changes, or expected to reap credit for reforms that put pension systems on a more sustainable footing in view of advancing populati</w:t>
+        <w:t>Newer research (2020) discusses: Consumers' concerns in the direction of maintaining personal health and environmental protection, together with the revaluation of these trends by worldwide organizations, have led to the intensification of entrepreneurial initiat</w:t>
       </w:r>
     </w:p>
     <w:p>
@@ -696,7 +696,7 @@
         <w:t xml:space="preserve">WHY HERE  </w:t>
       </w:r>
       <w:r>
-        <w:t>This is a same-question research trail (3 linked publication(s)). It shows continuing work, not necessarily a measured outcome.</w:t>
+        <w:t>This is a same-question research trail (7 linked publication(s)). It shows continuing work, not necessarily a measured outcome.</w:t>
       </w:r>
     </w:p>
     <w:p>
@@ -731,7 +731,7 @@
         <w:keepNext/>
       </w:pPr>
       <w:r>
-        <w:t>13.  Offshore and onshore wind turbine blade waste material forecast at a regional level in Europe until 2050  (2020)</w:t>
+        <w:t>13.  International migration by 2030: impact of immigration policies scenarios on growth and employment  (2014)</w:t>
       </w:r>
     </w:p>
     <w:p>
@@ -742,7 +742,7 @@
         <w:t xml:space="preserve">NOW  </w:t>
       </w:r>
       <w:r>
-        <w:t>A 2025 paper reports: Onshore and offshore wind energy exploration has significantly increased in recent years.</w:t>
+        <w:t>A 2017 paper reports: From July 2011 to July 2016, employment in Australia increased by 738,800.</w:t>
       </w:r>
     </w:p>
     <w:p>
@@ -788,7 +788,7 @@
         <w:keepNext/>
       </w:pPr>
       <w:r>
-        <w:t>14.  Record dry summer in 2015 challenges precipitation projections in Central Europe  (2016)</w:t>
+        <w:t>14.  How to finance the transition to low-carbon energy in Europe?  (2020)</w:t>
       </w:r>
     </w:p>
     <w:p>
@@ -799,7 +799,7 @@
         <w:t xml:space="preserve">NOW  </w:t>
       </w:r>
       <w:r>
-        <w:t>Newer research (2026) discusses: Although ERA5 and MERRA-2 compares well to observed precipitation, both reanalysis datasets exhibit large discrepancies with the CMIP6 models when evaluating other terms in the atmospheric energy.</w:t>
+        <w:t>Newer research (2024) discusses: For this reason, central banks, financial supervisors, governments, and other relevant policy actors need to provide investors with adequate instruments and policy frameworks to generate the necessary investments for “making finan</w:t>
       </w:r>
     </w:p>
     <w:p>
@@ -810,7 +810,7 @@
         <w:t xml:space="preserve">WHY HERE  </w:t>
       </w:r>
       <w:r>
-        <w:t>This is a same-question research trail (5 linked publication(s)). It shows continuing work, not necessarily a measured outcome.</w:t>
+        <w:t>This is a same-question research trail (8 linked publication(s)). It shows continuing work, not necessarily a measured outcome.</w:t>
       </w:r>
     </w:p>
     <w:p>
@@ -845,7 +845,7 @@
         <w:keepNext/>
       </w:pPr>
       <w:r>
-        <w:t>15.  European atmosphere in 2050, a regional air quality and climate perspective under CMIP5 scenarios  (2013)</w:t>
+        <w:t>15.  MIGRATION AND MIGRANT WORKERS IN EUROPE  (2013)</w:t>
       </w:r>
     </w:p>
     <w:p>
@@ -856,7 +856,7 @@
         <w:t xml:space="preserve">NOW  </w:t>
       </w:r>
       <w:r>
-        <w:t>Newer research (2022) discusses: As scientists engage in research motivated by climate change and the impacts of pollution on air, water, and human health, we increasingly recognize the need for the scientific community to improve communication and knowledge exch</w:t>
+        <w:t>Newer research (2022) discusses: Migration is a need based priority for people who seek better opportunity and to improve their socio-economic conditions.</w:t>
       </w:r>
     </w:p>
     <w:p>
@@ -867,7 +867,7 @@
         <w:t xml:space="preserve">WHY HERE  </w:t>
       </w:r>
       <w:r>
-        <w:t>This is a same-question research trail (4 linked publication(s)). It shows continuing work, not necessarily a measured outcome.</w:t>
+        <w:t>This is a same-question research trail (6 linked publication(s)). It shows continuing work, not necessarily a measured outcome.</w:t>
       </w:r>
     </w:p>
     <w:p>
@@ -902,7 +902,7 @@
         <w:keepNext/>
       </w:pPr>
       <w:r>
-        <w:t>16.  Forecasting the volatility of EUA futures with economic policy uncertainty using the GARCH-MIDAS model  (2021)</w:t>
+        <w:t>16.  Global food security: assessing trends in view of guiding future EU policies  (2016)</w:t>
       </w:r>
     </w:p>
     <w:p>
@@ -913,7 +913,7 @@
         <w:t xml:space="preserve">NOW  </w:t>
       </w:r>
       <w:r>
-        <w:t>Newer research (2024) discusses: Abstract This paper examines whether the information contained in geopolitical risk (GPR) can improve the forecasting power of price volatility for carbon futures traded in the EU Emission Trading System.</w:t>
+        <w:t>Newer research (2022) discusses: Due to the stopping of Ukrainian exports, record food prices were observed, which significantly worsened the access of the low-income population to food products.</w:t>
       </w:r>
     </w:p>
     <w:p>
@@ -924,7 +924,7 @@
         <w:t xml:space="preserve">WHY HERE  </w:t>
       </w:r>
       <w:r>
-        <w:t>This is a same-question research trail (5 linked publication(s)). It shows continuing work, not necessarily a measured outcome.</w:t>
+        <w:t>This is a same-question research trail (4 linked publication(s)). It shows continuing work, not necessarily a measured outcome.</w:t>
       </w:r>
     </w:p>
     <w:p>
@@ -959,7 +959,7 @@
         <w:keepNext/>
       </w:pPr>
       <w:r>
-        <w:t>17.  A mountain food label for Europe?  (2015)</w:t>
+        <w:t>17.  Demographic changes in Europe - new challenges for the European labour market  (2013)</w:t>
       </w:r>
     </w:p>
     <w:p>
@@ -970,7 +970,7 @@
         <w:t xml:space="preserve">NOW  </w:t>
       </w:r>
       <w:r>
-        <w:t>Newer research (2022) discusses: As part of the European rural development strategy, the European Union created Regulation (EU) 1151/2012 and its Delegated Act 665/2014, establishing the quality scheme for mountain products.</w:t>
+        <w:t>A 2018 paper reports: The older people’s integration opportunities into the labor market, their activity, employment and observed situation differences are examined in this article.</w:t>
       </w:r>
     </w:p>
     <w:p>
@@ -981,7 +981,7 @@
         <w:t xml:space="preserve">WHY HERE  </w:t>
       </w:r>
       <w:r>
-        <w:t>This is a same-question research trail (7 linked publication(s)). It shows continuing work, not necessarily a measured outcome.</w:t>
+        <w:t>This is a same-question research trail (6 linked publication(s)). It shows continuing work, not necessarily a measured outcome.</w:t>
       </w:r>
     </w:p>
     <w:p>
@@ -1016,7 +1016,7 @@
         <w:keepNext/>
       </w:pPr>
       <w:r>
-        <w:t>18.  Perceptions and Acceptance of Artificial Intelligence: A Multi-Dimensional Study  (2023)</w:t>
+        <w:t>18.  Gas futures as a factor of the Ukrainian capital market development  (2022)</w:t>
       </w:r>
     </w:p>
     <w:p>
@@ -1027,7 +1027,7 @@
         <w:t xml:space="preserve">NOW  </w:t>
       </w:r>
       <w:r>
-        <w:t>Newer research (2026) discusses: This project is a scoping review that aims to map and synthesize existing evidence on patients’ attitudes, perceptions, trust, and acceptance of artificial intelligence (AI) in healthcare.</w:t>
+        <w:t>A 2025 paper reports: Digitalization changes the logic of managerial decision-making, the structure of operational processes, and the interaction between market participants.</w:t>
       </w:r>
     </w:p>
     <w:p>
@@ -1038,7 +1038,7 @@
         <w:t xml:space="preserve">WHY HERE  </w:t>
       </w:r>
       <w:r>
-        <w:t>This is a same-question research trail (7 linked publication(s)). It shows continuing work, not necessarily a measured outcome.</w:t>
+        <w:t>This is a same-question research trail (4 linked publication(s)). It shows continuing work, not necessarily a measured outcome.</w:t>
       </w:r>
     </w:p>
     <w:p>
@@ -1073,7 +1073,7 @@
         <w:keepNext/>
       </w:pPr>
       <w:r>
-        <w:t>19.  Ethics and governance in the digital age  (2021)</w:t>
+        <w:t>19.  Foresight of evolving security threats posed by emerging technologies  (2013)</w:t>
       </w:r>
     </w:p>
     <w:p>
@@ -1084,7 +1084,7 @@
         <w:t xml:space="preserve">NOW  </w:t>
       </w:r>
       <w:r>
-        <w:t>Newer research (2026) discusses: This chapter examines the ethical foundations and governance requirements of digital food safety in the era of Industry 4.0.</w:t>
+        <w:t>Newer research (2024) discusses: By executing well on the preceding steps, you will address most of your identity security needs, eliminate or mitigate many identity attack vectors, and vastly reduce your threat surface.</w:t>
       </w:r>
     </w:p>
     <w:p>
@@ -1130,7 +1130,7 @@
         <w:keepNext/>
       </w:pPr>
       <w:r>
-        <w:t>20.  European evidence based consensus for endoscopy in inflammatory bowel disease  (2013)</w:t>
+        <w:t>20.  A mountain food label for Europe?  (2015)</w:t>
       </w:r>
     </w:p>
     <w:p>
@@ -1141,7 +1141,7 @@
         <w:t xml:space="preserve">NOW  </w:t>
       </w:r>
       <w:r>
-        <w:t>A 2015 paper reports: Patients with IBD are at increased risk of developing colorectal cancer [CRC] (evidence level [EL] 1) which, in the case of ulcerative colitis [UC], varies with the extent and duration of the disease [EL 1], family history of CRC, and the presence/absence of primary scl</w:t>
+        <w:t>Newer research (2022) discusses: As part of the European rural development strategy, the European Union created Regulation (EU) 1151/2012 and its Delegated Act 665/2014, establishing the quality scheme for mountain products.</w:t>
       </w:r>
     </w:p>
     <w:p>
@@ -1152,7 +1152,7 @@
         <w:t xml:space="preserve">WHY HERE  </w:t>
       </w:r>
       <w:r>
-        <w:t>This is a same-question research trail (8 linked publication(s)). It shows continuing work, not necessarily a measured outcome.</w:t>
+        <w:t>This is a same-question research trail (3 linked publication(s)). It shows continuing work, not necessarily a measured outcome.</w:t>
       </w:r>
     </w:p>
     <w:p>
@@ -1302,7 +1302,7 @@
         <w:keepNext/>
       </w:pPr>
       <w:r>
-        <w:t>03.  EU ACCESSION MIGRATION: NATIONAL INSURANCE NUMBER ALLOCATIONS AND THE GEOGRAPHIES OF POLISH LABOUR IMMIGRATION TO THE UK  (2011)</w:t>
+        <w:t>03.  Benchmarking del programa colombiano de prospectiva ante prácticas en Europa y Sur América (título original: Benchmarking the coloIombian foresight programme against practices in Europe and South America)  (2011)</w:t>
       </w:r>
     </w:p>
     <w:p>
@@ -1359,7 +1359,7 @@
         <w:keepNext/>
       </w:pPr>
       <w:r>
-        <w:t>04.  Benchmarking del programa colombiano de prospectiva ante prácticas en Europa y Sur América (título original: Benchmarking the coloIombian foresight programme against practices in Europe and South America)  (2011)</w:t>
+        <w:t>04.  Review: Projections of Power: The United States and Europe in Colonial Southeast Asia, 1919–1941 , by Anne L. Foster  (2012)</w:t>
       </w:r>
     </w:p>
     <w:p>
@@ -1416,7 +1416,7 @@
         <w:keepNext/>
       </w:pPr>
       <w:r>
-        <w:t>05.  Strategic scenarios of global logistics: what lies ahead for Europe?  (2012)</w:t>
+        <w:t>05.  Projections of Power: The United States and Europe in Colonial Southeast Asia, 1919–1941  (2012)</w:t>
       </w:r>
     </w:p>
     <w:p>
@@ -1445,7 +1445,7 @@
       <w:pPr>
         <w:spacing w:after="160"/>
       </w:pPr>
-      <w:hyperlink r:id="rId58">
+      <w:hyperlink r:id="rId57">
         <w:r>
           <w:rPr>
             <w:color w:val="000000"/>
@@ -1457,7 +1457,7 @@
       <w:r>
         <w:t xml:space="preserve">   ·   </w:t>
       </w:r>
-      <w:hyperlink r:id="rId59">
+      <w:hyperlink r:id="rId58">
         <w:r>
           <w:rPr>
             <w:color w:val="000000"/>
@@ -1473,7 +1473,7 @@
         <w:keepNext/>
       </w:pPr>
       <w:r>
-        <w:t>06.  Review: Projections of Power: The United States and Europe in Colonial Southeast Asia, 1919–1941 , by Anne L. Foster  (2012)</w:t>
+        <w:t>06.  FORECASTED TRENDS IN CHANGES OF VEGETATION IN THE EUROPEAN PART OF RUSSIA IN CONNECTION WITH GLOBAL WARMING  (2012)</w:t>
       </w:r>
     </w:p>
     <w:p>
@@ -1502,7 +1502,7 @@
       <w:pPr>
         <w:spacing w:after="160"/>
       </w:pPr>
-      <w:hyperlink r:id="rId60">
+      <w:hyperlink r:id="rId59">
         <w:r>
           <w:rPr>
             <w:color w:val="000000"/>
@@ -1514,7 +1514,7 @@
       <w:r>
         <w:t xml:space="preserve">   ·   </w:t>
       </w:r>
-      <w:hyperlink r:id="rId61">
+      <w:hyperlink r:id="rId60">
         <w:r>
           <w:rPr>
             <w:color w:val="000000"/>
@@ -1530,7 +1530,7 @@
         <w:keepNext/>
       </w:pPr>
       <w:r>
-        <w:t>07.  Projections of Power: The United States and Europe in Colonial Southeast Asia, 1919–1941  (2012)</w:t>
+        <w:t>07.  INTRODUCTION OF THE GRAIN FUTURES MARKET IN THE BLACK SEA REGION  (2013)</w:t>
       </w:r>
     </w:p>
     <w:p>
@@ -1587,7 +1587,7 @@
         <w:keepNext/>
       </w:pPr>
       <w:r>
-        <w:t>08.  INTRODUCTION OF THE GRAIN FUTURES MARKET IN THE BLACK SEA REGION  (2013)</w:t>
+        <w:t>08.  Twitter data analysis as contribution to strategic foresight-The case of the EU Research Project “Foresight and Modelling for European Health Policy and Regulations” (FRESHER)  (2016)</w:t>
       </w:r>
     </w:p>
     <w:p>
@@ -1644,7 +1644,7 @@
         <w:keepNext/>
       </w:pPr>
       <w:r>
-        <w:t>09.  A Mitochondrial Phylogeny and Biogeographical Scenario for Asiatic Water Shrews of the Genus Chimarrogale: Implications for Taxonomy and Low-Latitude Migration Routes  (2013)</w:t>
+        <w:t>09.  New forms of innovation: critical issues for future pathways  (2016)</w:t>
       </w:r>
     </w:p>
     <w:p>
@@ -1701,7 +1701,7 @@
         <w:keepNext/>
       </w:pPr>
       <w:r>
-        <w:t>10.  New forms of innovation: critical issues for future pathways  (2016)</w:t>
+        <w:t>10.  Energy system impacts and policy implications of the European Intended Nationally Determined Contribution and low-carbon pathway to 2050  (2016)</w:t>
       </w:r>
     </w:p>
     <w:p>
@@ -1758,7 +1758,7 @@
         <w:keepNext/>
       </w:pPr>
       <w:r>
-        <w:t>11.  Energy system impacts and policy implications of the European Intended Nationally Determined Contribution and low-carbon pathway to 2050  (2016)</w:t>
+        <w:t>11.  Convenience Yields and Risk Premiums in the EU‐ETS—Evidence from the Kyoto Commitment Period  (2016)</w:t>
       </w:r>
     </w:p>
     <w:p>
@@ -1815,7 +1815,7 @@
         <w:keepNext/>
       </w:pPr>
       <w:r>
-        <w:t>12.  Convenience Yields and Risk Premiums in the EU‐ETS—Evidence from the Kyoto Commitment Period  (2016)</w:t>
+        <w:t>12.  Potential impacts of climate change on European wind energy resource under the CMIP5 future climate projections  (2017)</w:t>
       </w:r>
     </w:p>
     <w:p>
@@ -1872,7 +1872,7 @@
         <w:keepNext/>
       </w:pPr>
       <w:r>
-        <w:t>13.  A comparison of oil supply risks in EU, US, Japan, China and India under different climate scenarios  (2016)</w:t>
+        <w:t>13.  European Security Architecture after the United Kingdom’s Withdrawal from the European Union: Future Scenarios  (2019)</w:t>
       </w:r>
     </w:p>
     <w:p>
@@ -1929,7 +1929,7 @@
         <w:keepNext/>
       </w:pPr>
       <w:r>
-        <w:t>14.  Political and social trends in the future of global security. A meta-study on official perspectives in Europe and North America  (2017)</w:t>
+        <w:t>14.  The Impact of Decarbonization Scenarios on Air Quality and Human Health in Poland—Analysis of Scenarios up to 2050  (2020)</w:t>
       </w:r>
     </w:p>
     <w:p>
@@ -1986,7 +1986,7 @@
         <w:keepNext/>
       </w:pPr>
       <w:r>
-        <w:t>15.  European Security Architecture after the United Kingdom’s Withdrawal from the European Union: Future Scenarios  (2019)</w:t>
+        <w:t>15.  Disaggregation of official demographic projections in sub-groups by education level: the neglected “composition effect” in the future path of life expectancy  (2021)</w:t>
       </w:r>
     </w:p>
     <w:p>
@@ -2043,7 +2043,7 @@
         <w:keepNext/>
       </w:pPr>
       <w:r>
-        <w:t>16.  The Impact of Decarbonization Scenarios on Air Quality and Human Health in Poland—Analysis of Scenarios up to 2050  (2020)</w:t>
+        <w:t>16.  Ensuring sustainable agriculture by analyzing the European Union and Romanian legislation on soil resources protection  (2022)</w:t>
       </w:r>
     </w:p>
     <w:p>
@@ -2100,7 +2100,7 @@
         <w:keepNext/>
       </w:pPr>
       <w:r>
-        <w:t>17.  Disaggregation of official demographic projections in sub-groups by education level: the neglected “composition effect” in the future path of life expectancy  (2021)</w:t>
+        <w:t>17.  Thematic Issue Presentation: Perspectives on innovation governance - challenges and dilemmas  (2023)</w:t>
       </w:r>
     </w:p>
     <w:p>
@@ -2157,7 +2157,7 @@
         <w:keepNext/>
       </w:pPr>
       <w:r>
-        <w:t>18.  Ensuring sustainable agriculture by analyzing the European Union and Romanian legislation on soil resources protection  (2022)</w:t>
+        <w:t>18.  Strategic routes for wastewater treatment plant upgrades to reduce micropollutants in European surface water bodies  (2023)</w:t>
       </w:r>
     </w:p>
     <w:p>
@@ -2214,7 +2214,7 @@
         <w:keepNext/>
       </w:pPr>
       <w:r>
-        <w:t>19.  Thematic Issue Presentation: Perspectives on innovation governance - challenges and dilemmas  (2023)</w:t>
+        <w:t>19.  A future EU overall strategy for agriculture and forest genetic resources management: Finding consensus through policymakers’ participation  (2023)</w:t>
       </w:r>
     </w:p>
     <w:p>
@@ -2271,7 +2271,7 @@
         <w:keepNext/>
       </w:pPr>
       <w:r>
-        <w:t>20.  Strategic routes for wastewater treatment plant upgrades to reduce micropollutants in European surface water bodies  (2023)</w:t>
+        <w:t>20.  Long-term projections and acclimatization scenarios of temperature-related mortality in Europe  (2011)</w:t>
       </w:r>
     </w:p>
     <w:p>
@@ -2282,7 +2282,7 @@
         <w:t xml:space="preserve">WHY HERE  </w:t>
       </w:r>
       <w:r>
-        <w:t>The apparent later evidence closely repeats the original or another linked publication. An independent follow-up has not been established.</w:t>
+        <w:t>The available newer titles do not establish a close subject match. The link could be tangential and needs checking.</w:t>
       </w:r>
     </w:p>
     <w:p>

--- a/stuff/WORLD_RADAR_20_BEST_20_TO_RECHECK.docx
+++ b/stuff/WORLD_RADAR_20_BEST_20_TO_RECHECK.docx
@@ -20,7 +20,7 @@
     </w:p>
     <w:p>
       <w:r>
-        <w:t>Based on World Radar's living atlas (2026-10-21 20:34 UTC). 1,366 older and newer research entries available. This shortlist updates when Radar 2 publishes new data.</w:t>
+        <w:t>Based on World Radar's living atlas (2026-10-22 05:32 UTC). 1,366 older and newer research entries available. This shortlist updates when Radar 2 publishes new data.</w:t>
       </w:r>
     </w:p>
     <w:p>
@@ -47,7 +47,7 @@
         <w:keepNext/>
       </w:pPr>
       <w:r>
-        <w:t>01.  Forecasting Loan Default in Europe with Machine Learning  (2020)</w:t>
+        <w:t>01.  Forecasting GDP in Europe with Textual Data  (2021)</w:t>
       </w:r>
     </w:p>
     <w:p>
@@ -58,7 +58,7 @@
         <w:t xml:space="preserve">NOW  </w:t>
       </w:r>
       <w:r>
-        <w:t>Newer research (2022) discusses: Available open-source data on loan defaults has been used to train a variety of machine learning models from statistical models to complex neural networks.</w:t>
+        <w:t>Newer research (2023) discusses: Replication files and data for "Forecasting GDP in Europe with textual data" by L.</w:t>
       </w:r>
     </w:p>
     <w:p>
@@ -69,7 +69,7 @@
         <w:t xml:space="preserve">WHY HERE  </w:t>
       </w:r>
       <w:r>
-        <w:t>This is a same-question research trail (8 linked publication(s)). It shows continuing work, not necessarily a measured outcome.</w:t>
+        <w:t>This is a same-question research trail (7 linked publication(s)). It shows continuing work, not necessarily a measured outcome.</w:t>
       </w:r>
     </w:p>
     <w:p>
@@ -104,7 +104,7 @@
         <w:keepNext/>
       </w:pPr>
       <w:r>
-        <w:t>02.  Forecasting GDP in Europe with Textual Data  (2021)</w:t>
+        <w:t>02.  Mobility partnerships - the future of European migration policy?  (2012)</w:t>
       </w:r>
     </w:p>
     <w:p>
@@ -115,7 +115,7 @@
         <w:t xml:space="preserve">NOW  </w:t>
       </w:r>
       <w:r>
-        <w:t>Newer research (2023) discusses: Replication files and data for "Forecasting GDP in Europe with textual data" by L.</w:t>
+        <w:t>Newer research (2026) discusses: This article applies a spatial approach to examine the transformation of German migration policy driven by contemporary megatrends such as demographic transition, decarbonization and digitalization.</w:t>
       </w:r>
     </w:p>
     <w:p>
@@ -126,7 +126,7 @@
         <w:t xml:space="preserve">WHY HERE  </w:t>
       </w:r>
       <w:r>
-        <w:t>This is a same-question research trail (7 linked publication(s)). It shows continuing work, not necessarily a measured outcome.</w:t>
+        <w:t>This is a same-question research trail (8 linked publication(s)). It shows continuing work, not necessarily a measured outcome.</w:t>
       </w:r>
     </w:p>
     <w:p>
@@ -161,7 +161,7 @@
         <w:keepNext/>
       </w:pPr>
       <w:r>
-        <w:t>03.  Mobility partnerships - the future of European migration policy?  (2012)</w:t>
+        <w:t>03.  Scenarios for population health inequalities in 2030 in Europe  (2020)</w:t>
       </w:r>
     </w:p>
     <w:p>
@@ -172,7 +172,7 @@
         <w:t xml:space="preserve">NOW  </w:t>
       </w:r>
       <w:r>
-        <w:t>Newer research (2026) discusses: This article applies a spatial approach to examine the transformation of German migration policy driven by contemporary megatrends such as demographic transition, decarbonization and digitalization.</w:t>
+        <w:t xml:space="preserve">Newer research (2024) discusses: This model combines individual-level data on demographics, health and mortality from linked administrative data for primary and secondary care with survey responses on individual-level risk factors and epidemiological evidence on </w:t>
       </w:r>
     </w:p>
     <w:p>
@@ -183,7 +183,7 @@
         <w:t xml:space="preserve">WHY HERE  </w:t>
       </w:r>
       <w:r>
-        <w:t>This is a same-question research trail (8 linked publication(s)). It shows continuing work, not necessarily a measured outcome.</w:t>
+        <w:t>This is a same-question research trail (3 linked publication(s)). It shows continuing work, not necessarily a measured outcome.</w:t>
       </w:r>
     </w:p>
     <w:p>
@@ -218,7 +218,7 @@
         <w:keepNext/>
       </w:pPr>
       <w:r>
-        <w:t>04.  Scenarios for population health inequalities in 2030 in Europe  (2020)</w:t>
+        <w:t>04.  Sea level rise projections for northern Europe under RCP8.5  (2015)</w:t>
       </w:r>
     </w:p>
     <w:p>
@@ -229,7 +229,7 @@
         <w:t xml:space="preserve">NOW  </w:t>
       </w:r>
       <w:r>
-        <w:t>A 2024 paper reports: This model combines individual-level data on demographics, health and mortality from linked administrative data for primary and secondary care with survey responses on individual-level risk factors and epidemiological evidence on the associations between risk factors an</w:t>
+        <w:t>Newer research (2025) discusses: Sea level rise is an inevitable consequence and one of the most significant threats posed by climate change, increasing the risk of flooding in low-lying areas along the German coast.</w:t>
       </w:r>
     </w:p>
     <w:p>
@@ -240,7 +240,7 @@
         <w:t xml:space="preserve">WHY HERE  </w:t>
       </w:r>
       <w:r>
-        <w:t>This is a same-question research trail (3 linked publication(s)). It shows continuing work, not necessarily a measured outcome.</w:t>
+        <w:t>This is a same-question research trail (6 linked publication(s)). It shows continuing work, not necessarily a measured outcome.</w:t>
       </w:r>
     </w:p>
     <w:p>
@@ -275,7 +275,7 @@
         <w:keepNext/>
       </w:pPr>
       <w:r>
-        <w:t>05.  Urban energy futures: a comparative analysis  (2018)</w:t>
+        <w:t>05.  Three scenarios for industrial relations in Europe  (2015)</w:t>
       </w:r>
     </w:p>
     <w:p>
@@ -286,7 +286,7 @@
         <w:t xml:space="preserve">NOW  </w:t>
       </w:r>
       <w:r>
-        <w:t>A 2025 paper reports: Accurate short-term forecasting of urban electricity demand is essential for operational planning and climate-resilient energy management.</w:t>
+        <w:t>Newer research (2018) discusses: Three levers are identified: negotiation power, collective agreements and general regulation that facilitate negotiation and social partnership.</w:t>
       </w:r>
     </w:p>
     <w:p>
@@ -297,7 +297,7 @@
         <w:t xml:space="preserve">WHY HERE  </w:t>
       </w:r>
       <w:r>
-        <w:t>This is a same-question research trail (8 linked publication(s)). It shows continuing work, not necessarily a measured outcome.</w:t>
+        <w:t>This is a same-question research trail (7 linked publication(s)). It shows continuing work, not necessarily a measured outcome.</w:t>
       </w:r>
     </w:p>
     <w:p>
@@ -332,7 +332,7 @@
         <w:keepNext/>
       </w:pPr>
       <w:r>
-        <w:t>06.  Extreme Floods and Droughts under Future Climate Scenarios  (2019)</w:t>
+        <w:t>06.  Scenarios of the organic food market in Europe  (2012)</w:t>
       </w:r>
     </w:p>
     <w:p>
@@ -343,7 +343,7 @@
         <w:t xml:space="preserve">NOW  </w:t>
       </w:r>
       <w:r>
-        <w:t xml:space="preserve">A 2024 paper reports: The modelling chain provides a large set of plausible events including extremes outside the range from use of observed data, with the lowest flows around 28 % lower on average for the Summer 2022 drought study and the highest flows around 42 % higher on average for the </w:t>
+        <w:t>Newer research (2020) discusses: Consumers' concerns in the direction of maintaining personal health and environmental protection, together with the revaluation of these trends by worldwide organizations, have led to the intensification of entrepreneurial initiat</w:t>
       </w:r>
     </w:p>
     <w:p>
@@ -354,7 +354,7 @@
         <w:t xml:space="preserve">WHY HERE  </w:t>
       </w:r>
       <w:r>
-        <w:t>This is a same-question research trail (9 linked publication(s)). It shows continuing work, not necessarily a measured outcome.</w:t>
+        <w:t>This is a same-question research trail (7 linked publication(s)). It shows continuing work, not necessarily a measured outcome.</w:t>
       </w:r>
     </w:p>
     <w:p>
@@ -389,7 +389,7 @@
         <w:keepNext/>
       </w:pPr>
       <w:r>
-        <w:t>07.  The Future of Internationalization of Higher Education in Europe  (2015)</w:t>
+        <w:t>07.  Sovereign debt crises and pension reforms in selected European countries  (2013)</w:t>
       </w:r>
     </w:p>
     <w:p>
@@ -400,7 +400,7 @@
         <w:t xml:space="preserve">NOW  </w:t>
       </w:r>
       <w:r>
-        <w:t>Newer research (2024) discusses: The results show that three patterns can be recognized: A first group of Universities of Applied Sciences tackle the issue of internationalization by providing degree programs in English with a clear international focus.</w:t>
+        <w:t>A 2015 paper reports: Reforms came about when incumbent governments were able to shift or share the blame for retrenchments enacted, to hide the true impact of changes, or expected to reap credit for reforms that put pension systems on a more sustainable footing in view of advancing populati</w:t>
       </w:r>
     </w:p>
     <w:p>
@@ -411,7 +411,7 @@
         <w:t xml:space="preserve">WHY HERE  </w:t>
       </w:r>
       <w:r>
-        <w:t>This is a same-question research trail (9 linked publication(s)). It shows continuing work, not necessarily a measured outcome.</w:t>
+        <w:t>This is a same-question research trail (3 linked publication(s)). It shows continuing work, not necessarily a measured outcome.</w:t>
       </w:r>
     </w:p>
     <w:p>
@@ -446,7 +446,7 @@
         <w:keepNext/>
       </w:pPr>
       <w:r>
-        <w:t>08.  Sea level rise projections for northern Europe under RCP8.5  (2015)</w:t>
+        <w:t>08.  Three scenarios for EU-China relations 2025  (2018)</w:t>
       </w:r>
     </w:p>
     <w:p>
@@ -457,7 +457,7 @@
         <w:t xml:space="preserve">NOW  </w:t>
       </w:r>
       <w:r>
-        <w:t>Newer research (2025) discusses: Sea level rise is an inevitable consequence and one of the most significant threats posed by climate change, increasing the risk of flooding in low-lying areas along the German coast.</w:t>
+        <w:t>Newer research (2024) discusses: This chapter uncovers the enigma of EU-China diplomatic relationship-building through a critical exploration of the existing scholarly literature on EU-China relations.</w:t>
       </w:r>
     </w:p>
     <w:p>
@@ -468,7 +468,7 @@
         <w:t xml:space="preserve">WHY HERE  </w:t>
       </w:r>
       <w:r>
-        <w:t>This is a same-question research trail (6 linked publication(s)). It shows continuing work, not necessarily a measured outcome.</w:t>
+        <w:t>This is a same-question research trail (8 linked publication(s)). It shows continuing work, not necessarily a measured outcome.</w:t>
       </w:r>
     </w:p>
     <w:p>
@@ -503,7 +503,7 @@
         <w:keepNext/>
       </w:pPr>
       <w:r>
-        <w:t>09.  Financing Innovations for the Renewable Energy Transition in Europe  (2016)</w:t>
+        <w:t>09.  Future Trajectories of Renewable Energy Consumption in the European Union  (2018)</w:t>
       </w:r>
     </w:p>
     <w:p>
@@ -514,7 +514,7 @@
         <w:t xml:space="preserve">NOW  </w:t>
       </w:r>
       <w:r>
-        <w:t>A 2021 paper reports: The affordability, ease of availability and technological maturity of oil in some regions has contributed to the slow uptake of investment in renewable energy projects.</w:t>
+        <w:t>Newer research (2021) discusses: This article aims to study the regional development of renewable energies (RE) in France over the period 1990–2015.</w:t>
       </w:r>
     </w:p>
     <w:p>
@@ -525,7 +525,7 @@
         <w:t xml:space="preserve">WHY HERE  </w:t>
       </w:r>
       <w:r>
-        <w:t>This is a same-question research trail (7 linked publication(s)). It shows continuing work, not necessarily a measured outcome.</w:t>
+        <w:t>This is a same-question research trail (3 linked publication(s)). It shows continuing work, not necessarily a measured outcome.</w:t>
       </w:r>
     </w:p>
     <w:p>
@@ -560,7 +560,7 @@
         <w:keepNext/>
       </w:pPr>
       <w:r>
-        <w:t>10.  Sustainable fashion supply chain management: the European scenario  (2014)</w:t>
+        <w:t>10.  A mountain food label for Europe?  (2015)</w:t>
       </w:r>
     </w:p>
     <w:p>
@@ -571,7 +571,7 @@
         <w:t xml:space="preserve">NOW  </w:t>
       </w:r>
       <w:r>
-        <w:t>Newer research (2017) discusses: In the present competitive world, the dynamics of market does not allow any deviation in quality of end product.Therefore, the importance of quality management is universally espoused by the researchers and practicing managers wor</w:t>
+        <w:t>Newer research (2022) discusses: As part of the European rural development strategy, the European Union created Regulation (EU) 1151/2012 and its Delegated Act 665/2014, establishing the quality scheme for mountain products.</w:t>
       </w:r>
     </w:p>
     <w:p>
@@ -582,7 +582,7 @@
         <w:t xml:space="preserve">WHY HERE  </w:t>
       </w:r>
       <w:r>
-        <w:t>This is a same-question research trail (10 linked publication(s)). It shows continuing work, not necessarily a measured outcome.</w:t>
+        <w:t>This is a same-question research trail (3 linked publication(s)). It shows continuing work, not necessarily a measured outcome.</w:t>
       </w:r>
     </w:p>
     <w:p>
@@ -617,7 +617,7 @@
         <w:keepNext/>
       </w:pPr>
       <w:r>
-        <w:t>11.  Three scenarios for industrial relations in Europe  (2015)</w:t>
+        <w:t>11.  Renewable Energy in Final Energy Consumption and Income in the EU-28 Countries  (2020)</w:t>
       </w:r>
     </w:p>
     <w:p>
@@ -628,7 +628,7 @@
         <w:t xml:space="preserve">NOW  </w:t>
       </w:r>
       <w:r>
-        <w:t>Newer research (2018) discusses: Three levers are identified: negotiation power, collective agreements and general regulation that facilitate negotiation and social partnership.</w:t>
+        <w:t>Newer research (2024) discusses: The article examines not only the actual data on the utilization of renewable energy sources in these countries but also analyzes their plans for further increasing their usage.</w:t>
       </w:r>
     </w:p>
     <w:p>
@@ -639,7 +639,7 @@
         <w:t xml:space="preserve">WHY HERE  </w:t>
       </w:r>
       <w:r>
-        <w:t>This is a same-question research trail (7 linked publication(s)). It shows continuing work, not necessarily a measured outcome.</w:t>
+        <w:t>This is a same-question research trail (6 linked publication(s)). It shows continuing work, not necessarily a measured outcome.</w:t>
       </w:r>
     </w:p>
     <w:p>
@@ -674,7 +674,7 @@
         <w:keepNext/>
       </w:pPr>
       <w:r>
-        <w:t>12.  Scenarios of the organic food market in Europe  (2012)</w:t>
+        <w:t>12.  THE EUROPEAN MIGRATION CRISIS – ECONOMIC AND POLITICAL FACTORS AND CHALLENGES FOR THE FUTURE  (2017)</w:t>
       </w:r>
     </w:p>
     <w:p>
@@ -685,7 +685,7 @@
         <w:t xml:space="preserve">NOW  </w:t>
       </w:r>
       <w:r>
-        <w:t>Newer research (2020) discusses: Consumers' concerns in the direction of maintaining personal health and environmental protection, together with the revaluation of these trends by worldwide organizations, have led to the intensification of entrepreneurial initiat</w:t>
+        <w:t>A 2021 paper reports: After conducting a series of quantitative tests that control for a variety of factors, we find little evidence that the increase in the number of migrants corresponded to an increase in terrorism during the European crisis.</w:t>
       </w:r>
     </w:p>
     <w:p>
@@ -696,7 +696,7 @@
         <w:t xml:space="preserve">WHY HERE  </w:t>
       </w:r>
       <w:r>
-        <w:t>This is a same-question research trail (7 linked publication(s)). It shows continuing work, not necessarily a measured outcome.</w:t>
+        <w:t>This is a same-question research trail (5 linked publication(s)). It shows continuing work, not necessarily a measured outcome.</w:t>
       </w:r>
     </w:p>
     <w:p>
@@ -731,7 +731,7 @@
         <w:keepNext/>
       </w:pPr>
       <w:r>
-        <w:t>13.  International migration by 2030: impact of immigration policies scenarios on growth and employment  (2014)</w:t>
+        <w:t>13.  The European pulp and paper industry in transition to a bio-economy: A Delphi study  (2017)</w:t>
       </w:r>
     </w:p>
     <w:p>
@@ -742,7 +742,7 @@
         <w:t xml:space="preserve">NOW  </w:t>
       </w:r>
       <w:r>
-        <w:t>A 2017 paper reports: From July 2011 to July 2016, employment in Australia increased by 738,800.</w:t>
+        <w:t>Newer research (2023) discusses: Global economic, social and environmental change drivers have tremendous effects on the dynamic and nested business environment calling for a sustainability transition to a circular bioeconomy.</w:t>
       </w:r>
     </w:p>
     <w:p>
@@ -753,7 +753,7 @@
         <w:t xml:space="preserve">WHY HERE  </w:t>
       </w:r>
       <w:r>
-        <w:t>This is a same-question research trail (5 linked publication(s)). It shows continuing work, not necessarily a measured outcome.</w:t>
+        <w:t>This is a same-question research trail (9 linked publication(s)). It shows continuing work, not necessarily a measured outcome.</w:t>
       </w:r>
     </w:p>
     <w:p>
@@ -788,7 +788,7 @@
         <w:keepNext/>
       </w:pPr>
       <w:r>
-        <w:t>14.  How to finance the transition to low-carbon energy in Europe?  (2020)</w:t>
+        <w:t>14.  Forest policy in Europe and 2020 scenarios: between sustainability and rural development  (2012)</w:t>
       </w:r>
     </w:p>
     <w:p>
@@ -799,7 +799,7 @@
         <w:t xml:space="preserve">NOW  </w:t>
       </w:r>
       <w:r>
-        <w:t>Newer research (2024) discusses: For this reason, central banks, financial supervisors, governments, and other relevant policy actors need to provide investors with adequate instruments and policy frameworks to generate the necessary investments for “making finan</w:t>
+        <w:t>Newer research (2024) discusses: This study employs process tracing using 65 EU forest and rural development policy documents, including legal acts, preparatory documents, communications, related working documents and evaluation reports, predominantly produced ov</w:t>
       </w:r>
     </w:p>
     <w:p>
@@ -810,7 +810,7 @@
         <w:t xml:space="preserve">WHY HERE  </w:t>
       </w:r>
       <w:r>
-        <w:t>This is a same-question research trail (8 linked publication(s)). It shows continuing work, not necessarily a measured outcome.</w:t>
+        <w:t>This is a same-question research trail (6 linked publication(s)). It shows continuing work, not necessarily a measured outcome.</w:t>
       </w:r>
     </w:p>
     <w:p>
@@ -845,7 +845,7 @@
         <w:keepNext/>
       </w:pPr>
       <w:r>
-        <w:t>15.  MIGRATION AND MIGRANT WORKERS IN EUROPE  (2013)</w:t>
+        <w:t>15.  An Empirical Study on Price discovery between Emission Spot and Futures Markets in EU ETS Emission Markets  (2014)</w:t>
       </w:r>
     </w:p>
     <w:p>
@@ -856,7 +856,7 @@
         <w:t xml:space="preserve">NOW  </w:t>
       </w:r>
       <w:r>
-        <w:t>Newer research (2022) discusses: Migration is a need based priority for people who seek better opportunity and to improve their socio-economic conditions.</w:t>
+        <w:t>Newer research (2026) discusses: This study examines the dynamic relationship between the carbon emissions market and stock markets in emerging European countries (the Czech Republic, Greece, Hungary, and Poland).</w:t>
       </w:r>
     </w:p>
     <w:p>
@@ -867,7 +867,7 @@
         <w:t xml:space="preserve">WHY HERE  </w:t>
       </w:r>
       <w:r>
-        <w:t>This is a same-question research trail (6 linked publication(s)). It shows continuing work, not necessarily a measured outcome.</w:t>
+        <w:t>This is a same-question research trail (3 linked publication(s)). It shows continuing work, not necessarily a measured outcome.</w:t>
       </w:r>
     </w:p>
     <w:p>
@@ -902,7 +902,7 @@
         <w:keepNext/>
       </w:pPr>
       <w:r>
-        <w:t>16.  Global food security: assessing trends in view of guiding future EU policies  (2016)</w:t>
+        <w:t>16.  Suitability of European climate for the Asian tiger mosquito Aedes albopictus : recent trends and future scenarios  (2012)</w:t>
       </w:r>
     </w:p>
     <w:p>
@@ -913,7 +913,7 @@
         <w:t xml:space="preserve">NOW  </w:t>
       </w:r>
       <w:r>
-        <w:t>Newer research (2022) discusses: Due to the stopping of Ukrainian exports, record food prices were observed, which significantly worsened the access of the low-income population to food products.</w:t>
+        <w:t>Newer research (2022) discusses: The Asian tiger mosquito, Aedes albopictus , competent vector of several arboviruses, poses significant impact on human health worldwide.</w:t>
       </w:r>
     </w:p>
     <w:p>
@@ -959,7 +959,7 @@
         <w:keepNext/>
       </w:pPr>
       <w:r>
-        <w:t>17.  Demographic changes in Europe - new challenges for the European labour market  (2013)</w:t>
+        <w:t>17.  H.1. Skills building seminar: A scenario building exercise for the future burden of disease in Europe  (2013)</w:t>
       </w:r>
     </w:p>
     <w:p>
@@ -970,7 +970,7 @@
         <w:t xml:space="preserve">NOW  </w:t>
       </w:r>
       <w:r>
-        <w:t>A 2018 paper reports: The older people’s integration opportunities into the labor market, their activity, employment and observed situation differences are examined in this article.</w:t>
+        <w:t>Newer research (2019) discusses: Abstract In recent years, the European Union (EU) has been facing several serious outbreaks of vaccine-preventable diseases, including measles.</w:t>
       </w:r>
     </w:p>
     <w:p>
@@ -981,7 +981,7 @@
         <w:t xml:space="preserve">WHY HERE  </w:t>
       </w:r>
       <w:r>
-        <w:t>This is a same-question research trail (6 linked publication(s)). It shows continuing work, not necessarily a measured outcome.</w:t>
+        <w:t>This is a same-question research trail (12 linked publication(s)). It shows continuing work, not necessarily a measured outcome.</w:t>
       </w:r>
     </w:p>
     <w:p>
@@ -1016,7 +1016,7 @@
         <w:keepNext/>
       </w:pPr>
       <w:r>
-        <w:t>18.  Gas futures as a factor of the Ukrainian capital market development  (2022)</w:t>
+        <w:t>18.  The Future of Internationalization of Higher Education in Europe  (2015)</w:t>
       </w:r>
     </w:p>
     <w:p>
@@ -1027,7 +1027,7 @@
         <w:t xml:space="preserve">NOW  </w:t>
       </w:r>
       <w:r>
-        <w:t>A 2025 paper reports: Digitalization changes the logic of managerial decision-making, the structure of operational processes, and the interaction between market participants.</w:t>
+        <w:t>Newer research (2024) discusses: The results show that three patterns can be recognized: A first group of Universities of Applied Sciences tackle the issue of internationalization by providing degree programs in English with a clear international focus.</w:t>
       </w:r>
     </w:p>
     <w:p>
@@ -1038,7 +1038,7 @@
         <w:t xml:space="preserve">WHY HERE  </w:t>
       </w:r>
       <w:r>
-        <w:t>This is a same-question research trail (4 linked publication(s)). It shows continuing work, not necessarily a measured outcome.</w:t>
+        <w:t>This is a same-question research trail (9 linked publication(s)). It shows continuing work, not necessarily a measured outcome.</w:t>
       </w:r>
     </w:p>
     <w:p>
@@ -1073,7 +1073,7 @@
         <w:keepNext/>
       </w:pPr>
       <w:r>
-        <w:t>19.  Foresight of evolving security threats posed by emerging technologies  (2013)</w:t>
+        <w:t>19.  Mobility of Physicians in Europe: Health Policies and Health Care Provision  (2017)</w:t>
       </w:r>
     </w:p>
     <w:p>
@@ -1084,7 +1084,7 @@
         <w:t xml:space="preserve">NOW  </w:t>
       </w:r>
       <w:r>
-        <w:t>Newer research (2024) discusses: By executing well on the preceding steps, you will address most of your identity security needs, eliminate or mitigate many identity attack vectors, and vastly reduce your threat surface.</w:t>
+        <w:t>Newer research (2025) discusses: Surveillance strategies implemented by national and European institutions are analyzed, with particular emphasis on the importance of the One Health approach in controlling the spread of diseases along the entire food chain.</w:t>
       </w:r>
     </w:p>
     <w:p>
@@ -1095,7 +1095,7 @@
         <w:t xml:space="preserve">WHY HERE  </w:t>
       </w:r>
       <w:r>
-        <w:t>This is a same-question research trail (6 linked publication(s)). It shows continuing work, not necessarily a measured outcome.</w:t>
+        <w:t>This is a same-question research trail (3 linked publication(s)). It shows continuing work, not necessarily a measured outcome.</w:t>
       </w:r>
     </w:p>
     <w:p>
@@ -1130,7 +1130,7 @@
         <w:keepNext/>
       </w:pPr>
       <w:r>
-        <w:t>20.  A mountain food label for Europe?  (2015)</w:t>
+        <w:t>20.  MIGRATION AND MIGRANT WORKERS IN EUROPE  (2013)</w:t>
       </w:r>
     </w:p>
     <w:p>
@@ -1141,7 +1141,7 @@
         <w:t xml:space="preserve">NOW  </w:t>
       </w:r>
       <w:r>
-        <w:t>Newer research (2022) discusses: As part of the European rural development strategy, the European Union created Regulation (EU) 1151/2012 and its Delegated Act 665/2014, establishing the quality scheme for mountain products.</w:t>
+        <w:t>Newer research (2022) discusses: Migration is a need based priority for people who seek better opportunity and to improve their socio-economic conditions.</w:t>
       </w:r>
     </w:p>
     <w:p>
@@ -1152,7 +1152,7 @@
         <w:t xml:space="preserve">WHY HERE  </w:t>
       </w:r>
       <w:r>
-        <w:t>This is a same-question research trail (3 linked publication(s)). It shows continuing work, not necessarily a measured outcome.</w:t>
+        <w:t>This is a same-question research trail (6 linked publication(s)). It shows continuing work, not necessarily a measured outcome.</w:t>
       </w:r>
     </w:p>
     <w:p>
@@ -1815,7 +1815,7 @@
         <w:keepNext/>
       </w:pPr>
       <w:r>
-        <w:t>12.  Potential impacts of climate change on European wind energy resource under the CMIP5 future climate projections  (2017)</w:t>
+        <w:t>12.  Volatility Spillovers and Causality of Carbon Emissions, Oil and Coal Spot and Futures for the EU and USA  (2017)</w:t>
       </w:r>
     </w:p>
     <w:p>
@@ -2214,7 +2214,7 @@
         <w:keepNext/>
       </w:pPr>
       <w:r>
-        <w:t>19.  A future EU overall strategy for agriculture and forest genetic resources management: Finding consensus through policymakers’ participation  (2023)</w:t>
+        <w:t>19.  Experts’ assessments of migration scenarios between the Middle East &amp; North Africa and Europe  (2023)</w:t>
       </w:r>
     </w:p>
     <w:p>
@@ -2271,7 +2271,7 @@
         <w:keepNext/>
       </w:pPr>
       <w:r>
-        <w:t>20.  Long-term projections and acclimatization scenarios of temperature-related mortality in Europe  (2011)</w:t>
+        <w:t>20.  A future EU overall strategy for agriculture and forest genetic resources management: Finding consensus through policymakers’ participation  (2023)</w:t>
       </w:r>
     </w:p>
     <w:p>
@@ -2282,7 +2282,7 @@
         <w:t xml:space="preserve">WHY HERE  </w:t>
       </w:r>
       <w:r>
-        <w:t>The available newer titles do not establish a close subject match. The link could be tangential and needs checking.</w:t>
+        <w:t>The apparent later evidence closely repeats the original or another linked publication. An independent follow-up has not been established.</w:t>
       </w:r>
     </w:p>
     <w:p>

--- a/stuff/WORLD_RADAR_20_BEST_20_TO_RECHECK.docx
+++ b/stuff/WORLD_RADAR_20_BEST_20_TO_RECHECK.docx
@@ -20,7 +20,7 @@
     </w:p>
     <w:p>
       <w:r>
-        <w:t>Based on World Radar's living atlas (2026-10-22 05:32 UTC). 1,366 older and newer research entries available. This shortlist updates when Radar 2 publishes new data.</w:t>
+        <w:t>Based on World Radar's living atlas (2026-10-22 06:06 UTC). 1,366 older and newer research entries available. This shortlist updates when Radar 2 publishes new data.</w:t>
       </w:r>
     </w:p>
     <w:p>
@@ -47,7 +47,7 @@
         <w:keepNext/>
       </w:pPr>
       <w:r>
-        <w:t>01.  Forecasting GDP in Europe with Textual Data  (2021)</w:t>
+        <w:t>01.  THE EUROPEAN MIGRATION CRISIS – ECONOMIC AND POLITICAL FACTORS AND CHALLENGES FOR THE FUTURE  (2017)</w:t>
       </w:r>
     </w:p>
     <w:p>
@@ -58,7 +58,7 @@
         <w:t xml:space="preserve">NOW  </w:t>
       </w:r>
       <w:r>
-        <w:t>Newer research (2023) discusses: Replication files and data for "Forecasting GDP in Europe with textual data" by L.</w:t>
+        <w:t>A 2021 paper reports: After conducting a series of quantitative tests that control for a variety of factors, we find little evidence that the increase in the number of migrants corresponded to an increase in terrorism during the European crisis.</w:t>
       </w:r>
     </w:p>
     <w:p>
@@ -69,7 +69,7 @@
         <w:t xml:space="preserve">WHY HERE  </w:t>
       </w:r>
       <w:r>
-        <w:t>This is a same-question research trail (7 linked publication(s)). It shows continuing work, not necessarily a measured outcome.</w:t>
+        <w:t>This later publication addresses the same research issue. It documents continuing scholarship, not necessarily an observed outcome.</w:t>
       </w:r>
     </w:p>
     <w:p>
@@ -104,7 +104,7 @@
         <w:keepNext/>
       </w:pPr>
       <w:r>
-        <w:t>02.  Mobility partnerships - the future of European migration policy?  (2012)</w:t>
+        <w:t>02.  Potential stocks and increments of woody biomass in the European Union under different management and climate scenarios  (2013)</w:t>
       </w:r>
     </w:p>
     <w:p>
@@ -115,7 +115,7 @@
         <w:t xml:space="preserve">NOW  </w:t>
       </w:r>
       <w:r>
-        <w:t>Newer research (2026) discusses: This article applies a spatial approach to examine the transformation of German migration policy driven by contemporary megatrends such as demographic transition, decarbonization and digitalization.</w:t>
+        <w:t>A 2022 paper reports: Between 2013 and 2019, although there was a 2.8% mean annual decrease in the area covered by woody crops, the carbon stock in the biomass of these crops increased annually by 3.8% due to the growth of the remaining woody cropland.</w:t>
       </w:r>
     </w:p>
     <w:p>
@@ -126,7 +126,7 @@
         <w:t xml:space="preserve">WHY HERE  </w:t>
       </w:r>
       <w:r>
-        <w:t>This is a same-question research trail (8 linked publication(s)). It shows continuing work, not necessarily a measured outcome.</w:t>
+        <w:t>This later publication addresses the same research issue. It documents continuing scholarship, not necessarily an observed outcome.</w:t>
       </w:r>
     </w:p>
     <w:p>
@@ -161,7 +161,7 @@
         <w:keepNext/>
       </w:pPr>
       <w:r>
-        <w:t>03.  Scenarios for population health inequalities in 2030 in Europe  (2020)</w:t>
+        <w:t>03.  Female Labour Force Projections Using Microsimulation for Six EU Countries  (2017)</w:t>
       </w:r>
     </w:p>
     <w:p>
@@ -172,7 +172,7 @@
         <w:t xml:space="preserve">NOW  </w:t>
       </w:r>
       <w:r>
-        <w:t xml:space="preserve">Newer research (2024) discusses: This model combines individual-level data on demographics, health and mortality from linked administrative data for primary and secondary care with survey responses on individual-level risk factors and epidemiological evidence on </w:t>
+        <w:t>A 2026 paper reports: Using CHILD-EUROLAB, a discrete choice labour supply and childcare model integrated with EUROMOD, a microsimulation tax-benefit model, we simulate how increased availability of formal childcare affects mothers’ employment decisions across regional clusters defined by th</w:t>
       </w:r>
     </w:p>
     <w:p>
@@ -183,7 +183,7 @@
         <w:t xml:space="preserve">WHY HERE  </w:t>
       </w:r>
       <w:r>
-        <w:t>This is a same-question research trail (3 linked publication(s)). It shows continuing work, not necessarily a measured outcome.</w:t>
+        <w:t>This later publication addresses the same research issue. It documents continuing scholarship, not necessarily an observed outcome.</w:t>
       </w:r>
     </w:p>
     <w:p>
@@ -218,7 +218,7 @@
         <w:keepNext/>
       </w:pPr>
       <w:r>
-        <w:t>04.  Sea level rise projections for northern Europe under RCP8.5  (2015)</w:t>
+        <w:t>04.  Electric vehicle charging strategy to support renewable energy sources in Europe 2050 low-carbon scenario  (2019)</w:t>
       </w:r>
     </w:p>
     <w:p>
@@ -229,7 +229,7 @@
         <w:t xml:space="preserve">NOW  </w:t>
       </w:r>
       <w:r>
-        <w:t>Newer research (2025) discusses: Sea level rise is an inevitable consequence and one of the most significant threats posed by climate change, increasing the risk of flooding in low-lying areas along the German coast.</w:t>
+        <w:t>Newer research (2024) discusses: The methodology is implemented as a calculation module in the open-source online geographic tool for energy transition planning, Citiwatts.</w:t>
       </w:r>
     </w:p>
     <w:p>
@@ -240,7 +240,7 @@
         <w:t xml:space="preserve">WHY HERE  </w:t>
       </w:r>
       <w:r>
-        <w:t>This is a same-question research trail (6 linked publication(s)). It shows continuing work, not necessarily a measured outcome.</w:t>
+        <w:t>This later publication addresses the same research issue. It documents continuing scholarship, not necessarily an observed outcome.</w:t>
       </w:r>
     </w:p>
     <w:p>
@@ -275,7 +275,7 @@
         <w:keepNext/>
       </w:pPr>
       <w:r>
-        <w:t>05.  Three scenarios for industrial relations in Europe  (2015)</w:t>
+        <w:t>05.  Winter blues at European airports: The need for airport responsibility and corporate foresight  (2011)</w:t>
       </w:r>
     </w:p>
     <w:p>
@@ -286,7 +286,7 @@
         <w:t xml:space="preserve">NOW  </w:t>
       </w:r>
       <w:r>
-        <w:t>Newer research (2018) discusses: Three levers are identified: negotiation power, collective agreements and general regulation that facilitate negotiation and social partnership.</w:t>
+        <w:t xml:space="preserve">Newer research (2022) discusses: Purpose: The main aim of this paper is to identify and compare areas of social responsibility at the largest Polish airports, based on the ISO 26000 standard.Approach/Methodology/Design: The article uses the prevailing literature </w:t>
       </w:r>
     </w:p>
     <w:p>
@@ -297,7 +297,7 @@
         <w:t xml:space="preserve">WHY HERE  </w:t>
       </w:r>
       <w:r>
-        <w:t>This is a same-question research trail (7 linked publication(s)). It shows continuing work, not necessarily a measured outcome.</w:t>
+        <w:t>This later publication addresses the same research issue. It documents continuing scholarship, not necessarily an observed outcome.</w:t>
       </w:r>
     </w:p>
     <w:p>
@@ -332,7 +332,7 @@
         <w:keepNext/>
       </w:pPr>
       <w:r>
-        <w:t>06.  Scenarios of the organic food market in Europe  (2012)</w:t>
+        <w:t>06.  Testing scenarios for assisted migration of forest trees in Europe  (2015)</w:t>
       </w:r>
     </w:p>
     <w:p>
@@ -343,7 +343,7 @@
         <w:t xml:space="preserve">NOW  </w:t>
       </w:r>
       <w:r>
-        <w:t>Newer research (2020) discusses: Consumers' concerns in the direction of maintaining personal health and environmental protection, together with the revaluation of these trends by worldwide organizations, have led to the intensification of entrepreneurial initiat</w:t>
+        <w:t>Newer research (2024) discusses: Over a period of 30 to 50 years, the vitality, growth and survival of 18 tree species from 117 seed sources will be monitored to develop tree species recommendations for forest managers.</w:t>
       </w:r>
     </w:p>
     <w:p>
@@ -354,7 +354,7 @@
         <w:t xml:space="preserve">WHY HERE  </w:t>
       </w:r>
       <w:r>
-        <w:t>This is a same-question research trail (7 linked publication(s)). It shows continuing work, not necessarily a measured outcome.</w:t>
+        <w:t>This later publication addresses the same research issue. It documents continuing scholarship, not necessarily an observed outcome.</w:t>
       </w:r>
     </w:p>
     <w:p>
@@ -389,7 +389,7 @@
         <w:keepNext/>
       </w:pPr>
       <w:r>
-        <w:t>07.  Sovereign debt crises and pension reforms in selected European countries  (2013)</w:t>
+        <w:t>07.  Future Projections of Heat Mortality Risk for Major European Cities  (2021)</w:t>
       </w:r>
     </w:p>
     <w:p>
@@ -400,7 +400,7 @@
         <w:t xml:space="preserve">NOW  </w:t>
       </w:r>
       <w:r>
-        <w:t>A 2015 paper reports: Reforms came about when incumbent governments were able to shift or share the blame for retrenchments enacted, to hide the true impact of changes, or expected to reap credit for reforms that put pension systems on a more sustainable footing in view of advancing populati</w:t>
+        <w:t>A 2025 paper reports: This mortality is comparable to peak COVID-19 mortality in Europe and is not substantially reduced by climate adaptation currently observed across Europe.</w:t>
       </w:r>
     </w:p>
     <w:p>
@@ -411,7 +411,7 @@
         <w:t xml:space="preserve">WHY HERE  </w:t>
       </w:r>
       <w:r>
-        <w:t>This is a same-question research trail (3 linked publication(s)). It shows continuing work, not necessarily a measured outcome.</w:t>
+        <w:t>This later publication addresses the same research issue. It documents continuing scholarship, not necessarily an observed outcome.</w:t>
       </w:r>
     </w:p>
     <w:p>
@@ -446,7 +446,7 @@
         <w:keepNext/>
       </w:pPr>
       <w:r>
-        <w:t>08.  Three scenarios for EU-China relations 2025  (2018)</w:t>
+        <w:t>08.  Contagion and Dynamic Correlation of the Main European Stock Index Futures Markets: A Time-frequency Approach  (2015)</w:t>
       </w:r>
     </w:p>
     <w:p>
@@ -457,7 +457,7 @@
         <w:t xml:space="preserve">NOW  </w:t>
       </w:r>
       <w:r>
-        <w:t>Newer research (2024) discusses: This chapter uncovers the enigma of EU-China diplomatic relationship-building through a critical exploration of the existing scholarly literature on EU-China relations.</w:t>
+        <w:t>A 2017 paper reports: The most recent US subprime crisis, however, reveals the evidence of fundamental based contagion. (ii) We find increasing short-run and long-run stock market integration, driven by several stages of the establishment of Economic and Monetary Union (EMU), questioning the</w:t>
       </w:r>
     </w:p>
     <w:p>
@@ -468,7 +468,7 @@
         <w:t xml:space="preserve">WHY HERE  </w:t>
       </w:r>
       <w:r>
-        <w:t>This is a same-question research trail (8 linked publication(s)). It shows continuing work, not necessarily a measured outcome.</w:t>
+        <w:t>This later publication addresses the same research issue. It documents continuing scholarship, not necessarily an observed outcome.</w:t>
       </w:r>
     </w:p>
     <w:p>
@@ -503,7 +503,7 @@
         <w:keepNext/>
       </w:pPr>
       <w:r>
-        <w:t>09.  Future Trajectories of Renewable Energy Consumption in the European Union  (2018)</w:t>
+        <w:t>09.  Renewable Energy in Final Energy Consumption and Income in the EU-28 Countries  (2020)</w:t>
       </w:r>
     </w:p>
     <w:p>
@@ -514,7 +514,7 @@
         <w:t xml:space="preserve">NOW  </w:t>
       </w:r>
       <w:r>
-        <w:t>Newer research (2021) discusses: This article aims to study the regional development of renewable energies (RE) in France over the period 1990–2015.</w:t>
+        <w:t>Newer research (2025) discusses: The EU formally adopted an update of the Renewable Energy Directive (EU) 2018/2001 in October 2023 that, among other measures, increases the binding 2030 target from 32% to 42.5%, with the aim of achieving 45%.</w:t>
       </w:r>
     </w:p>
     <w:p>
@@ -525,7 +525,7 @@
         <w:t xml:space="preserve">WHY HERE  </w:t>
       </w:r>
       <w:r>
-        <w:t>This is a same-question research trail (3 linked publication(s)). It shows continuing work, not necessarily a measured outcome.</w:t>
+        <w:t>This later publication addresses the same research issue. It documents continuing scholarship, not necessarily an observed outcome.</w:t>
       </w:r>
     </w:p>
     <w:p>
@@ -560,7 +560,7 @@
         <w:keepNext/>
       </w:pPr>
       <w:r>
-        <w:t>10.  A mountain food label for Europe?  (2015)</w:t>
+        <w:t>10.  DEVELOPMENT AND IMPLEMENTATION OF RENEWABLE ENERGY SOURCES IN THE WORLD AND EUROPEAN UNION  (2015)</w:t>
       </w:r>
     </w:p>
     <w:p>
@@ -571,7 +571,7 @@
         <w:t xml:space="preserve">NOW  </w:t>
       </w:r>
       <w:r>
-        <w:t>Newer research (2022) discusses: As part of the European rural development strategy, the European Union created Regulation (EU) 1151/2012 and its Delegated Act 665/2014, establishing the quality scheme for mountain products.</w:t>
+        <w:t>A 2025 paper reports: The results show that the use of renewable energy sources (RESs) in the European Union has increased in the analyzed period.</w:t>
       </w:r>
     </w:p>
     <w:p>
@@ -582,7 +582,7 @@
         <w:t xml:space="preserve">WHY HERE  </w:t>
       </w:r>
       <w:r>
-        <w:t>This is a same-question research trail (3 linked publication(s)). It shows continuing work, not necessarily a measured outcome.</w:t>
+        <w:t>This later publication addresses the same research issue. It documents continuing scholarship, not necessarily an observed outcome.</w:t>
       </w:r>
     </w:p>
     <w:p>
@@ -617,7 +617,7 @@
         <w:keepNext/>
       </w:pPr>
       <w:r>
-        <w:t>11.  Renewable Energy in Final Energy Consumption and Income in the EU-28 Countries  (2020)</w:t>
+        <w:t>11.  Mobility partnerships - the future of European migration policy?  (2012)</w:t>
       </w:r>
     </w:p>
     <w:p>
@@ -628,7 +628,7 @@
         <w:t xml:space="preserve">NOW  </w:t>
       </w:r>
       <w:r>
-        <w:t>Newer research (2024) discusses: The article examines not only the actual data on the utilization of renewable energy sources in these countries but also analyzes their plans for further increasing their usage.</w:t>
+        <w:t>A 2014 paper reports: Simultaneously, the formalization of labour mobility within the EU is associated with a legalization that does not correspond to increased rights.1</w:t>
       </w:r>
     </w:p>
     <w:p>
@@ -639,7 +639,7 @@
         <w:t xml:space="preserve">WHY HERE  </w:t>
       </w:r>
       <w:r>
-        <w:t>This is a same-question research trail (6 linked publication(s)). It shows continuing work, not necessarily a measured outcome.</w:t>
+        <w:t>This later publication addresses the same research issue. It documents continuing scholarship, not necessarily an observed outcome.</w:t>
       </w:r>
     </w:p>
     <w:p>
@@ -674,7 +674,7 @@
         <w:keepNext/>
       </w:pPr>
       <w:r>
-        <w:t>12.  THE EUROPEAN MIGRATION CRISIS – ECONOMIC AND POLITICAL FACTORS AND CHALLENGES FOR THE FUTURE  (2017)</w:t>
+        <w:t>12.  The future of direct payments system in the EU agriculture; European Commission scenarios  (2012)</w:t>
       </w:r>
     </w:p>
     <w:p>
@@ -685,7 +685,7 @@
         <w:t xml:space="preserve">NOW  </w:t>
       </w:r>
       <w:r>
-        <w:t>A 2021 paper reports: After conducting a series of quantitative tests that control for a variety of factors, we find little evidence that the increase in the number of migrants corresponded to an increase in terrorism during the European crisis.</w:t>
+        <w:t>Newer research (2022) discusses: This study presents an innovative approach to measuring the impact of EU CAP direct payments on the economic resilience of agriculture at a sectoral level.</w:t>
       </w:r>
     </w:p>
     <w:p>
@@ -696,7 +696,7 @@
         <w:t xml:space="preserve">WHY HERE  </w:t>
       </w:r>
       <w:r>
-        <w:t>This is a same-question research trail (5 linked publication(s)). It shows continuing work, not necessarily a measured outcome.</w:t>
+        <w:t>This later publication addresses the same research issue. It documents continuing scholarship, not necessarily an observed outcome.</w:t>
       </w:r>
     </w:p>
     <w:p>
@@ -731,7 +731,7 @@
         <w:keepNext/>
       </w:pPr>
       <w:r>
-        <w:t>13.  The European pulp and paper industry in transition to a bio-economy: A Delphi study  (2017)</w:t>
+        <w:t>13.  Modeling the climatic suitability of leishmaniasis vector species in Europe  (2017)</w:t>
       </w:r>
     </w:p>
     <w:p>
@@ -742,7 +742,7 @@
         <w:t xml:space="preserve">NOW  </w:t>
       </w:r>
       <w:r>
-        <w:t>Newer research (2023) discusses: Global economic, social and environmental change drivers have tremendous effects on the dynamic and nested business environment calling for a sustainability transition to a circular bioeconomy.</w:t>
+        <w:t>A 2026 paper reports: Globally, leishmaniasis risk increased by ∼17% since the 1990s, with Africa, Asia, and the Americas experiencing the greatest rise.</w:t>
       </w:r>
     </w:p>
     <w:p>
@@ -753,7 +753,7 @@
         <w:t xml:space="preserve">WHY HERE  </w:t>
       </w:r>
       <w:r>
-        <w:t>This is a same-question research trail (9 linked publication(s)). It shows continuing work, not necessarily a measured outcome.</w:t>
+        <w:t>This later publication addresses the same research issue. It documents continuing scholarship, not necessarily an observed outcome.</w:t>
       </w:r>
     </w:p>
     <w:p>
@@ -788,7 +788,7 @@
         <w:keepNext/>
       </w:pPr>
       <w:r>
-        <w:t>14.  Forest policy in Europe and 2020 scenarios: between sustainability and rural development  (2012)</w:t>
+        <w:t>14.  MIGRATION AND MIGRANT WORKERS IN EUROPE  (2013)</w:t>
       </w:r>
     </w:p>
     <w:p>
@@ -799,7 +799,7 @@
         <w:t xml:space="preserve">NOW  </w:t>
       </w:r>
       <w:r>
-        <w:t>Newer research (2024) discusses: This study employs process tracing using 65 EU forest and rural development policy documents, including legal acts, preparatory documents, communications, related working documents and evaluation reports, predominantly produced ov</w:t>
+        <w:t>Newer research (2020) discusses: This open access book explores the different legal and policy instruments that have been adopted to implement circular migration policies in the EU and their consequences for the rights of migrant workers thereby providing underst</w:t>
       </w:r>
     </w:p>
     <w:p>
@@ -810,7 +810,7 @@
         <w:t xml:space="preserve">WHY HERE  </w:t>
       </w:r>
       <w:r>
-        <w:t>This is a same-question research trail (6 linked publication(s)). It shows continuing work, not necessarily a measured outcome.</w:t>
+        <w:t>This later publication addresses the same research issue. It documents continuing scholarship, not necessarily an observed outcome.</w:t>
       </w:r>
     </w:p>
     <w:p>
@@ -845,7 +845,7 @@
         <w:keepNext/>
       </w:pPr>
       <w:r>
-        <w:t>15.  An Empirical Study on Price discovery between Emission Spot and Futures Markets in EU ETS Emission Markets  (2014)</w:t>
+        <w:t>15.  Price risk perceptions and management strategies in selected European food supply chains: An exploratory approach  (2016)</w:t>
       </w:r>
     </w:p>
     <w:p>
@@ -856,7 +856,7 @@
         <w:t xml:space="preserve">NOW  </w:t>
       </w:r>
       <w:r>
-        <w:t>Newer research (2026) discusses: This study examines the dynamic relationship between the carbon emissions market and stock markets in emerging European countries (the Czech Republic, Greece, Hungary, and Poland).</w:t>
+        <w:t>Newer research (2019) discusses: Consequently, both the EU and many Member States have started operating price and margin monitoring systems in order to obtain a better insight into developments of prices, costs and profits along food supply chains.</w:t>
       </w:r>
     </w:p>
     <w:p>
@@ -867,7 +867,7 @@
         <w:t xml:space="preserve">WHY HERE  </w:t>
       </w:r>
       <w:r>
-        <w:t>This is a same-question research trail (3 linked publication(s)). It shows continuing work, not necessarily a measured outcome.</w:t>
+        <w:t>This later publication addresses the same research issue. It documents continuing scholarship, not necessarily an observed outcome.</w:t>
       </w:r>
     </w:p>
     <w:p>
@@ -902,7 +902,7 @@
         <w:keepNext/>
       </w:pPr>
       <w:r>
-        <w:t>16.  Suitability of European climate for the Asian tiger mosquito Aedes albopictus : recent trends and future scenarios  (2012)</w:t>
+        <w:t>16.  The EU Water Framework Directive: From great expectations to problems with implementation  (2016)</w:t>
       </w:r>
     </w:p>
     <w:p>
@@ -913,7 +913,7 @@
         <w:t xml:space="preserve">NOW  </w:t>
       </w:r>
       <w:r>
-        <w:t>Newer research (2022) discusses: The Asian tiger mosquito, Aedes albopictus , competent vector of several arboviruses, poses significant impact on human health worldwide.</w:t>
+        <w:t>A 2020 paper reports: We found a great variety in governance approaches, while the nature of measures, in terms of source-based and effect-based, is only slightly different.</w:t>
       </w:r>
     </w:p>
     <w:p>
@@ -924,7 +924,7 @@
         <w:t xml:space="preserve">WHY HERE  </w:t>
       </w:r>
       <w:r>
-        <w:t>This is a same-question research trail (4 linked publication(s)). It shows continuing work, not necessarily a measured outcome.</w:t>
+        <w:t>This later publication addresses the same research issue. It documents continuing scholarship, not necessarily an observed outcome.</w:t>
       </w:r>
     </w:p>
     <w:p>
@@ -959,7 +959,7 @@
         <w:keepNext/>
       </w:pPr>
       <w:r>
-        <w:t>17.  H.1. Skills building seminar: A scenario building exercise for the future burden of disease in Europe  (2013)</w:t>
+        <w:t>17.  Analysis of the structure and values of the European Commission's Circular Economy Package  (2017)</w:t>
       </w:r>
     </w:p>
     <w:p>
@@ -970,7 +970,7 @@
         <w:t xml:space="preserve">NOW  </w:t>
       </w:r>
       <w:r>
-        <w:t>Newer research (2019) discusses: Abstract In recent years, the European Union (EU) has been facing several serious outbreaks of vaccine-preventable diseases, including measles.</w:t>
+        <w:t>Newer research (2020) discusses: Drawing on policy documents and interviews with policy officers of the European Commission, we argue that the monitoring framework and indicator development function as a site collective imagination in which desirable ‘circular’ f</w:t>
       </w:r>
     </w:p>
     <w:p>
@@ -981,7 +981,7 @@
         <w:t xml:space="preserve">WHY HERE  </w:t>
       </w:r>
       <w:r>
-        <w:t>This is a same-question research trail (12 linked publication(s)). It shows continuing work, not necessarily a measured outcome.</w:t>
+        <w:t>This later publication addresses the same research issue. It documents continuing scholarship, not necessarily an observed outcome.</w:t>
       </w:r>
     </w:p>
     <w:p>
@@ -1016,7 +1016,7 @@
         <w:keepNext/>
       </w:pPr>
       <w:r>
-        <w:t>18.  The Future of Internationalization of Higher Education in Europe  (2015)</w:t>
+        <w:t>18.  Forest policy in Europe and 2020 scenarios: between sustainability and rural development  (2012)</w:t>
       </w:r>
     </w:p>
     <w:p>
@@ -1027,7 +1027,7 @@
         <w:t xml:space="preserve">NOW  </w:t>
       </w:r>
       <w:r>
-        <w:t>Newer research (2024) discusses: The results show that three patterns can be recognized: A first group of Universities of Applied Sciences tackle the issue of internationalization by providing degree programs in English with a clear international focus.</w:t>
+        <w:t>Newer research (2024) discusses: This study employs process tracing using 65 EU forest and rural development policy documents, including legal acts, preparatory documents, communications, related working documents and evaluation reports, predominantly produced ov</w:t>
       </w:r>
     </w:p>
     <w:p>
@@ -1038,7 +1038,7 @@
         <w:t xml:space="preserve">WHY HERE  </w:t>
       </w:r>
       <w:r>
-        <w:t>This is a same-question research trail (9 linked publication(s)). It shows continuing work, not necessarily a measured outcome.</w:t>
+        <w:t>This later publication addresses the same research issue. It documents continuing scholarship, not necessarily an observed outcome.</w:t>
       </w:r>
     </w:p>
     <w:p>
@@ -1073,7 +1073,7 @@
         <w:keepNext/>
       </w:pPr>
       <w:r>
-        <w:t>19.  Mobility of Physicians in Europe: Health Policies and Health Care Provision  (2017)</w:t>
+        <w:t>19.  The European pulp and paper industry in transition to a bio-economy: A Delphi study  (2017)</w:t>
       </w:r>
     </w:p>
     <w:p>
@@ -1084,7 +1084,7 @@
         <w:t xml:space="preserve">NOW  </w:t>
       </w:r>
       <w:r>
-        <w:t>Newer research (2025) discusses: Surveillance strategies implemented by national and European institutions are analyzed, with particular emphasis on the importance of the One Health approach in controlling the spread of diseases along the entire food chain.</w:t>
+        <w:t>A 2021 paper reports: The pulp and paper industry faces several challenges linked to climate and environmental impact, resource efficiency, rising energy prices, increased competition for biomass resources, and declining demand for traditional printed paper products.</w:t>
       </w:r>
     </w:p>
     <w:p>
@@ -1095,7 +1095,7 @@
         <w:t xml:space="preserve">WHY HERE  </w:t>
       </w:r>
       <w:r>
-        <w:t>This is a same-question research trail (3 linked publication(s)). It shows continuing work, not necessarily a measured outcome.</w:t>
+        <w:t>This later publication addresses the same research issue. It documents continuing scholarship, not necessarily an observed outcome.</w:t>
       </w:r>
     </w:p>
     <w:p>
@@ -1130,7 +1130,7 @@
         <w:keepNext/>
       </w:pPr>
       <w:r>
-        <w:t>20.  MIGRATION AND MIGRANT WORKERS IN EUROPE  (2013)</w:t>
+        <w:t>20.  Multi-Model Projections of River Flood Risk in Europe under Global Warming  (2018)</w:t>
       </w:r>
     </w:p>
     <w:p>
@@ -1141,7 +1141,7 @@
         <w:t xml:space="preserve">NOW  </w:t>
       </w:r>
       <w:r>
-        <w:t>Newer research (2022) discusses: Migration is a need based priority for people who seek better opportunity and to improve their socio-economic conditions.</w:t>
+        <w:t>Newer research (2023) discusses: We find that reducing flood peaks using detention areas is economically the most attractive option.</w:t>
       </w:r>
     </w:p>
     <w:p>
@@ -1152,7 +1152,7 @@
         <w:t xml:space="preserve">WHY HERE  </w:t>
       </w:r>
       <w:r>
-        <w:t>This is a same-question research trail (6 linked publication(s)). It shows continuing work, not necessarily a measured outcome.</w:t>
+        <w:t>This later publication addresses the same research issue. It documents continuing scholarship, not necessarily an observed outcome.</w:t>
       </w:r>
     </w:p>
     <w:p>

--- a/stuff/WORLD_RADAR_20_BEST_20_TO_RECHECK.docx
+++ b/stuff/WORLD_RADAR_20_BEST_20_TO_RECHECK.docx
@@ -7,6 +7,1487 @@
         <w:pStyle w:val="Title"/>
       </w:pPr>
       <w:r>
+        <w:t>Forty research trails to revisit</w:t>
+      </w:r>
+    </w:p>
+    <w:p>
+      <w:pPr>
+        <w:pStyle w:val="Subtitle"/>
+      </w:pPr>
+      <w:r>
+        <w:t>20 comparison cases to read first · 20 questions to investigate next</w:t>
+      </w:r>
+    </w:p>
+    <w:p>
+      <w:pPr/>
+      <w:r>
+        <w:t>Research edition · 28 October 2026 · Findings are LLM-assisted and source verification varies. No overall forecast-accuracy grade is implied.</w:t>
+      </w:r>
+    </w:p>
+    <w:p>
+      <w:r>
+        <w:t>The former strongest/weakest automated trail list is retained in repository history. This editorial edition replaces that ranking with substantive source-specific priorities. The cases below are research comparisons, not the twenty “most accurate predictions.”</w:t>
+      </w:r>
+    </w:p>
+    <w:p>
+      <w:pPr>
+        <w:pStyle w:val="Heading1"/>
+      </w:pPr>
+      <w:r>
+        <w:t>Twenty existing comparisons to review first</w:t>
+      </w:r>
+    </w:p>
+    <w:p>
+      <w:pPr>
+        <w:pStyle w:val="Heading2"/>
+      </w:pPr>
+      <w:r>
+        <w:t>R24-01. The European Unions Strategic Gas Supply Options and the Prevalence of the Southern Corridor</w:t>
+      </w:r>
+    </w:p>
+    <w:p>
+      <w:r>
+        <w:rPr>
+          <w:b/>
+        </w:rPr>
+        <w:t xml:space="preserve">Research interpretation: </w:t>
+      </w:r>
+      <w:r>
+        <w:t>The import-dependence warning materialised early, through falling domestic production rather than rising demand. The Southern Corridor became a working supply route but at modest scale; it did not “prevail” as the Union’s central diversification option. The break with Russian gas came through an unexpected geopolitical shock and was achieved mainly through LNG, Norwegian supply and lower demand.</w:t>
+      </w:r>
+    </w:p>
+    <w:p>
+      <w:r>
+        <w:rPr>
+          <w:b/>
+        </w:rPr>
+        <w:t xml:space="preserve">Status / uncertainty: </w:t>
+      </w:r>
+      <w:r>
+        <w:t>mixed; The original article was read as an abstract only, so the projects it compared (Nabucco, TAP, ITGI, South Stream) and the source of the 80% estimate are unchecked. Corridor milestones such as the 2013 selection of TAP and the July 2022 EU–Azerbaijan memorandum were not verified against primary sources. Partner shares are the reviewer’s calculations from Eurostat data that contain sizeable unallocated volumes, and today’s EU-27 aggregate differs from the EU-28 of 2013.</w:t>
+      </w:r>
+    </w:p>
+    <w:p>
+      <w:r>
+        <w:rPr>
+          <w:b/>
+        </w:rPr>
+        <w:t xml:space="preserve">Original source: </w:t>
+      </w:r>
+      <w:r>
+        <w:t>https://doi.org/10.54648/eerr2013040</w:t>
+      </w:r>
+    </w:p>
+    <w:p>
+      <w:pPr>
+        <w:pStyle w:val="Heading2"/>
+      </w:pPr>
+      <w:r>
+        <w:t>R24-02. Scenarios for renewable energy deployment in North African countries and electricity exchange with Europe – A modelbased analysis for 2050</w:t>
+      </w:r>
+    </w:p>
+    <w:p>
+      <w:r>
+        <w:rPr>
+          <w:b/>
+        </w:rPr>
+        <w:t xml:space="preserve">Research interpretation: </w:t>
+      </w:r>
+      <w:r>
+        <w:t>So far the imagined pathway of large-scale renewable electricity exports from North Africa to Europe has not materialised; the region’s own renewable build-out has been slow outside Morocco, and the export idea has been largely reframed towards hydrogen and selected bilateral interconnectors. Because the scenarios are conditional and their horizon is 2050, they remain formally open, but the intermediate milestones are far out of reach.</w:t>
+      </w:r>
+    </w:p>
+    <w:p>
+      <w:r>
+        <w:rPr>
+          <w:b/>
+        </w:rPr>
+        <w:t xml:space="preserve">Status / uncertainty: </w:t>
+      </w:r>
+      <w:r>
+        <w:t>premature; The 2014 paper itself could not be opened; scenario details come from its abstract and the same team’s 2016 report. The retreat of the Desertec industrial initiative, the status of proposed interconnectors (for example Morocco–United Kingdom, Tunisia–Italy and Egypt–Greece) and national hydrogen strategies were not verified. Renewable shares are generation shares partly estimated by Ember and aggregated by the reviewer.</w:t>
+      </w:r>
+    </w:p>
+    <w:p>
+      <w:r>
+        <w:rPr>
+          <w:b/>
+        </w:rPr>
+        <w:t xml:space="preserve">Original source: </w:t>
+      </w:r>
+      <w:r>
+        <w:t>https://doi.org/10.12720/sgce.3.3.299-306</w:t>
+      </w:r>
+    </w:p>
+    <w:p>
+      <w:pPr>
+        <w:pStyle w:val="Heading2"/>
+      </w:pPr>
+      <w:r>
+        <w:t>R24-03. The feasibility of a European‐wide integrated CO 2 transport network</w:t>
+      </w:r>
+    </w:p>
+    <w:p>
+      <w:r>
+        <w:rPr>
+          <w:b/>
+        </w:rPr>
+        <w:t xml:space="preserve">Research interpretation: </w:t>
+      </w:r>
+      <w:r>
+        <w:t>The study’s core insight — that CCS at scale in Europe requires transboundary transport and offshore storage — has been absorbed into EU policy, but the envisaged integrated pipeline network has been delayed by roughly a decade and reshaped into clusters linked by shipping, with 2030 ambitions at the low end of the 2014 scenarios. The 2050 horizon remains open.</w:t>
+      </w:r>
+    </w:p>
+    <w:p>
+      <w:r>
+        <w:rPr>
+          <w:b/>
+        </w:rPr>
+        <w:t xml:space="preserve">Status / uncertainty: </w:t>
+      </w:r>
+      <w:r>
+        <w:t>mixed; The original was read as an accepted manuscript; its abstract and body give inconsistent figures for the cost increase without onshore storage. Cost figures are not comparable across sources (2010 pipeline capital costs versus 2024 estimates that include shipping). The status of other flagship projects (Porthos, Greensand, UK cluster investments) and total operational CCS capacity in Europe were not verified. The Northern Lights information comes from trade press rather than the operator.</w:t>
+      </w:r>
+    </w:p>
+    <w:p>
+      <w:r>
+        <w:rPr>
+          <w:b/>
+        </w:rPr>
+        <w:t xml:space="preserve">Original source: </w:t>
+      </w:r>
+      <w:r>
+        <w:t>https://doi.org/10.1002/ghg.1410</w:t>
+      </w:r>
+    </w:p>
+    <w:p>
+      <w:pPr>
+        <w:pStyle w:val="Heading2"/>
+      </w:pPr>
+      <w:r>
+        <w:t>R24-04. Analytical support to foresighting EU roles as a Global Security Actor</w:t>
+      </w:r>
+    </w:p>
+    <w:p>
+      <w:r>
+        <w:rPr>
+          <w:b/>
+        </w:rPr>
+        <w:t xml:space="preserve">Research interpretation: </w:t>
+      </w:r>
+      <w:r>
+        <w:t>The EU’s security role developed partly along the role areas the exercise identified — cyber, maritime, space and solidarity/defence — but mainly through regulatory, financial and industrial instruments, and since 2022 under conditions closer to the project’s fragmented or conflict-dominated configurations than to its “Constructive World” (the reviewer’s mapping, not the authors’). Whether the EU will perform wider roles itself by 2035 remains open.</w:t>
+      </w:r>
+    </w:p>
+    <w:p>
+      <w:r>
+        <w:rPr>
+          <w:b/>
+        </w:rPr>
+        <w:t xml:space="preserve">Status / uncertainty: </w:t>
+      </w:r>
+      <w:r>
+        <w:t>premature; The original was read through text extraction of a mirror copy, and the full FOCUS scenario deliverables were not read. Much of the later evidence is official self-reporting or national spending aggregates. No evaluation was found of whether FOCUS shaped EU security-research planning, and the operational status of the EU Rapid Deployment Capacity in 2025 was not verified.</w:t>
+      </w:r>
+    </w:p>
+    <w:p>
+      <w:r>
+        <w:rPr>
+          <w:b/>
+        </w:rPr>
+        <w:t xml:space="preserve">Original source: </w:t>
+      </w:r>
+      <w:r>
+        <w:t>https://doi.org/10.11610/isij.2902</w:t>
+      </w:r>
+    </w:p>
+    <w:p>
+      <w:pPr>
+        <w:pStyle w:val="Heading2"/>
+      </w:pPr>
+      <w:r>
+        <w:t>R24-05. Towards Europe 2035 - In Search of the Archimedean Screw: FOCUS in Perspective</w:t>
+      </w:r>
+    </w:p>
+    <w:p>
+      <w:r>
+        <w:rPr>
+          <w:b/>
+        </w:rPr>
+        <w:t xml:space="preserve">Research interpretation: </w:t>
+      </w:r>
+      <w:r>
+        <w:t>The dependencies and weaknesses Nerlich flagged became the core of the EU’s security agenda, but the change was driven by an external shock and US policy rather than by the long-term strategic planning he advocated. Whether the EU becomes a strategic unit by 2035 remains open.</w:t>
+      </w:r>
+    </w:p>
+    <w:p>
+      <w:r>
+        <w:rPr>
+          <w:b/>
+        </w:rPr>
+        <w:t xml:space="preserve">Status / uncertainty: </w:t>
+      </w:r>
+      <w:r>
+        <w:t>premature; The original was read through extraction of a mirror copy and not every paragraph was read closely. The 2026 sources were assessed from abstracts. Spending figures are not comparable across 2013–2025, and the follow-up to FOCUS was not traced.</w:t>
+      </w:r>
+    </w:p>
+    <w:p>
+      <w:r>
+        <w:rPr>
+          <w:b/>
+        </w:rPr>
+        <w:t xml:space="preserve">Original source: </w:t>
+      </w:r>
+      <w:r>
+        <w:t>https://doi.org/10.11610/isij.2912</w:t>
+      </w:r>
+    </w:p>
+    <w:p>
+      <w:pPr>
+        <w:pStyle w:val="Heading2"/>
+      </w:pPr>
+      <w:r>
+        <w:t>R24-06. The Purpose and Pitfalls of Constructivist Forecasting: Insights from Strategic Culture Research for the European Union’s Evolution as a Military Power1</w:t>
+      </w:r>
+    </w:p>
+    <w:p>
+      <w:r>
+        <w:rPr>
+          <w:b/>
+        </w:rPr>
+        <w:t xml:space="preserve">Research interpretation: </w:t>
+      </w:r>
+      <w:r>
+        <w:t>This record cannot be scored as held or failed. The EU’s military role grew after 2022, mainly through money and industry and under the shock of war; national strategic cultures shifted unevenly; and the methodological programme of combining strategic culture with material drivers has been carried forward by the author. Meyer’s substantive trajectories remain to be checked against the full text.</w:t>
+      </w:r>
+    </w:p>
+    <w:p>
+      <w:r>
+        <w:rPr>
+          <w:b/>
+        </w:rPr>
+        <w:t xml:space="preserve">Status / uncertainty: </w:t>
+      </w:r>
+      <w:r>
+        <w:t>not directly testable; Only the abstract and reference list of the original were read; an accepted manuscript appears to exist in the King’s College London repository but could not be opened. Most later sources were assessed from abstracts. The first-author initials of two 2026 items were not verified.</w:t>
+      </w:r>
+    </w:p>
+    <w:p>
+      <w:r>
+        <w:rPr>
+          <w:b/>
+        </w:rPr>
+        <w:t xml:space="preserve">Original source: </w:t>
+      </w:r>
+      <w:r>
+        <w:t>https://doi.org/10.1111/j.1468-2478.2011.00648.x</w:t>
+      </w:r>
+    </w:p>
+    <w:p>
+      <w:pPr>
+        <w:pStyle w:val="Heading2"/>
+      </w:pPr>
+      <w:r>
+        <w:t>R24-07. European atmosphere in 2050, a regional air quality and climate perspective under CMIP5 scenarios</w:t>
+      </w:r>
+    </w:p>
+    <w:p>
+      <w:r>
+        <w:rPr>
+          <w:b/>
+        </w:rPr>
+        <w:t xml:space="preserve">Research interpretation: </w:t>
+      </w:r>
+      <w:r>
+        <w:t>Open: the horizon has not been reached and the two pathways cannot yet be distinguished by observation. Intermediate evidence fits the paper’s core claim that emissions control the trajectory, but ozone exposure has responded more weakly to precursor cuts than models suggest, and the hemispheric background concern has become more central rather than less.</w:t>
+      </w:r>
+    </w:p>
+    <w:p>
+      <w:r>
+        <w:rPr>
+          <w:b/>
+        </w:rPr>
+        <w:t xml:space="preserve">Status / uncertainty: </w:t>
+      </w:r>
+      <w:r>
+        <w:t>premature; No observational study isolating the climate penalty in Europe was verified. Monitoring after 2021, including EEA status reports and the 2022–2025 heat summers, was not checked. Some table values were read through text extraction of the publisher PDF and should be spot-checked.</w:t>
+      </w:r>
+    </w:p>
+    <w:p>
+      <w:r>
+        <w:rPr>
+          <w:b/>
+        </w:rPr>
+        <w:t xml:space="preserve">Original source: </w:t>
+      </w:r>
+      <w:r>
+        <w:t>https://doi.org/10.5194/acp-13-7451-2013</w:t>
+      </w:r>
+    </w:p>
+    <w:p>
+      <w:pPr>
+        <w:pStyle w:val="Heading2"/>
+      </w:pPr>
+      <w:r>
+        <w:t>R24-08. Future air quality in Europe: a multi-model assessment of projected exposure to ozone</w:t>
+      </w:r>
+    </w:p>
+    <w:p>
+      <w:r>
+        <w:rPr>
+          <w:b/>
+        </w:rPr>
+        <w:t xml:space="preserve">Research interpretation: </w:t>
+      </w:r>
+      <w:r>
+        <w:t>Open, with intermediate signals pointing two ways. Precursor cuts proceeded broadly as projected and the predicted pattern of declining peaks with rising means has materialised, but exposure indicators have improved more slowly than modelled and the question has been reframed towards hemispheric background ozone, which the study held fixed. No later study evaluated the climate-policy co-benefit itself.</w:t>
+      </w:r>
+    </w:p>
+    <w:p>
+      <w:r>
+        <w:rPr>
+          <w:b/>
+        </w:rPr>
+        <w:t xml:space="preserve">Status / uncertainty: </w:t>
+      </w:r>
+      <w:r>
+        <w:t>premature; Monitoring data for 2020–2025, including EEA status reports and the 2022–2023 heat summers, were not verified. The model comparison in Aas et al. concerns a hindcast, not this ensemble. The SOMO35 figures in the original differ slightly between tables and abstract.</w:t>
+      </w:r>
+    </w:p>
+    <w:p>
+      <w:r>
+        <w:rPr>
+          <w:b/>
+        </w:rPr>
+        <w:t xml:space="preserve">Original source: </w:t>
+      </w:r>
+      <w:r>
+        <w:t>https://doi.org/10.5194/acp-12-10613-2012</w:t>
+      </w:r>
+    </w:p>
+    <w:p>
+      <w:pPr>
+        <w:pStyle w:val="Heading2"/>
+      </w:pPr>
+      <w:r>
+        <w:t>R24-09. Impact of climate change on ozone-related mortality and morbidity in Europe</w:t>
+      </w:r>
+    </w:p>
+    <w:p>
+      <w:r>
+        <w:rPr>
+          <w:b/>
+        </w:rPr>
+        <w:t xml:space="preserve">Research interpretation: </w:t>
+      </w:r>
+      <w:r>
+        <w:t>Open: the horizon has not been reached and the climate-only design cannot be observed directly. Later work by the same team kept the direction and geography of the climate penalty but moved the question from climate alone to the combined effects of climate, emissions and demography, in which emission cuts dominate the European average by mid-century.</w:t>
+      </w:r>
+    </w:p>
+    <w:p>
+      <w:r>
+        <w:rPr>
+          <w:b/>
+        </w:rPr>
+        <w:t xml:space="preserve">Status / uncertainty: </w:t>
+      </w:r>
+      <w:r>
+        <w:t>premature; The original full text was not accessed, so its assumptions are confirmed only through the authors’ 2017 review. No observational attribution of the climate penalty was verified. EEA burden-of-disease series for ozone were not checked, and estimates differ widely by method.</w:t>
+      </w:r>
+    </w:p>
+    <w:p>
+      <w:r>
+        <w:rPr>
+          <w:b/>
+        </w:rPr>
+        <w:t xml:space="preserve">Original source: </w:t>
+      </w:r>
+      <w:r>
+        <w:t>https://doi.org/10.1183/09031936.00210411</w:t>
+      </w:r>
+    </w:p>
+    <w:p>
+      <w:pPr>
+        <w:pStyle w:val="Heading2"/>
+      </w:pPr>
+      <w:r>
+        <w:t>R24-10. Suitability of European climate for the Asian tiger mosquito Aedes albopictus : recent trends and future scenarios</w:t>
+      </w:r>
+    </w:p>
+    <w:p>
+      <w:r>
+        <w:rPr>
+          <w:b/>
+        </w:rPr>
+        <w:t xml:space="preserve">Research interpretation: </w:t>
+      </w:r>
+      <w:r>
+        <w:t>The northward and eastward widening of the mosquito’s European range developed broadly in the direction envisaged, though driven at least as much by human-mediated introduction as by climate, and it did not come at the expense of the south. The projected slight decline in southern suitability has not appeared in observations or in later consensus modelling; it was, however, a conditional projection for 2030–2050 focused on the driest parts of Iberia and on Sardinia, and it remains open.</w:t>
+      </w:r>
+    </w:p>
+    <w:p>
+      <w:r>
+        <w:rPr>
+          <w:b/>
+        </w:rPr>
+        <w:t xml:space="preserve">Status / uncertainty: </w:t>
+      </w:r>
+      <w:r>
+        <w:t>supported; ECDC counts record reported establishment in administrative units; they depend on surveillance effort and unit definitions and cannot measure climatic suitability. The April 2026 total exceeds the June 2025 total by 15 units while ECDC reports 14 new units; the difference is unexplained. Suitability, establishment, abundance and transmission are distinct quantities measured differently by the later studies. The UK’s establishment status was not verified.</w:t>
+      </w:r>
+    </w:p>
+    <w:p>
+      <w:r>
+        <w:rPr>
+          <w:b/>
+        </w:rPr>
+        <w:t xml:space="preserve">Original source: </w:t>
+      </w:r>
+      <w:r>
+        <w:t>https://doi.org/10.1098/rsif.2012.0138</w:t>
+      </w:r>
+    </w:p>
+    <w:p>
+      <w:pPr>
+        <w:pStyle w:val="Heading2"/>
+      </w:pPr>
+      <w:r>
+        <w:t>R24-11. Potential stocks and increments of woody biomass in the European Union under different management and climate scenarios</w:t>
+      </w:r>
+    </w:p>
+    <w:p>
+      <w:r>
+        <w:rPr>
+          <w:b/>
+        </w:rPr>
+        <w:t xml:space="preserve">Research interpretation: </w:t>
+      </w:r>
+      <w:r>
+        <w:t>The paper’s diagnosis — ageing forests with stagnating increment — developed partly along the envisioned pathway, but the question has been reframed. Policy now prioritises the in-forest sink, which runs against the recommendation, while climate-driven disturbance after 2018 erodes both stocks and increments, so the trade-off no longer behaves as the 2013 model described. The 2100 horizon remains open.</w:t>
+      </w:r>
+    </w:p>
+    <w:p>
+      <w:r>
+        <w:rPr>
+          <w:b/>
+        </w:rPr>
+        <w:t xml:space="preserve">Status / uncertainty: </w:t>
+      </w:r>
+      <w:r>
+        <w:t>premature; Only the abstract of the 2026 disturbance study was available, so the reference period of the 46% figure is unverified. The 2023 study of global young-forest biomass cited in the earlier account was checked at metadata level only. The latest EEA inventory figures (2022–2024), State of Europe’s Forests 2025 and the debate on harvest trends (2020–2021) were not read. The model’s stem-carbon metric is not directly comparable with inventory sinks, which are frequently recalculated.</w:t>
+      </w:r>
+    </w:p>
+    <w:p>
+      <w:r>
+        <w:rPr>
+          <w:b/>
+        </w:rPr>
+        <w:t xml:space="preserve">Original source: </w:t>
+      </w:r>
+      <w:r>
+        <w:t>https://doi.org/10.1186/1750-0680-8-2</w:t>
+      </w:r>
+    </w:p>
+    <w:p>
+      <w:pPr>
+        <w:pStyle w:val="Heading2"/>
+      </w:pPr>
+      <w:r>
+        <w:t>R24-12. Finland-Russia rail transport deregulation: future scenarios of market development</w:t>
+      </w:r>
+    </w:p>
+    <w:p>
+      <w:r>
+        <w:rPr>
+          <w:b/>
+        </w:rPr>
+        <w:t xml:space="preserve">Research interpretation: </w:t>
+      </w:r>
+      <w:r>
+        <w:t>The recommendation was enacted about five years after publication, but the competitive cross-border market it aimed at did not visibly develop, and the war has since transformed the question: the issue is no longer how to open the Finland–Russia rail market but whether traffic across that border continues at all. The earlier account’s verdict that the deregulation “didn’t happen” conflated the policy change with its later outcomes.</w:t>
+      </w:r>
+    </w:p>
+    <w:p>
+      <w:r>
+        <w:rPr>
+          <w:b/>
+        </w:rPr>
+        <w:t xml:space="preserve">Status / uncertainty: </w:t>
+      </w:r>
+      <w:r>
+        <w:t>mixed; Only the abstract of the original was available, so the content of the three scenarios is unknown. Evidence on market entry rests on a sample of open train data and trade press, not on a full operator analysis; prices and sanctions provisions were not examined. The status of individual border crossings after late 2023 could not be verified. Publisher URLs are given at site level where article-level addresses were not recorded.</w:t>
+      </w:r>
+    </w:p>
+    <w:p>
+      <w:r>
+        <w:rPr>
+          <w:b/>
+        </w:rPr>
+        <w:t xml:space="preserve">Original source: </w:t>
+      </w:r>
+      <w:r>
+        <w:t>https://doi.org/10.1504/IJSTL.2011.039377</w:t>
+      </w:r>
+    </w:p>
+    <w:p>
+      <w:pPr>
+        <w:pStyle w:val="Heading2"/>
+      </w:pPr>
+      <w:r>
+        <w:t>R24-13. Backcasting scenarios for Finland 2050 of low emissions</w:t>
+      </w:r>
+    </w:p>
+    <w:p>
+      <w:r>
+        <w:rPr>
+          <w:b/>
+        </w:rPr>
+        <w:t xml:space="preserve">Research interpretation: </w:t>
+      </w:r>
+      <w:r>
+        <w:t>Partly along the envisioned pathway, then reframed. Energy-system decarbonisation has progressed about as the 2050 target required, but the policy goal shifted from emission cuts to net neutrality, making the forest sink decisive at the moment it disappeared — a development the 2009–2012 framework under-examined. The 2050 horizon remains open.</w:t>
+      </w:r>
+    </w:p>
+    <w:p>
+      <w:r>
+        <w:rPr>
+          <w:b/>
+        </w:rPr>
+        <w:t xml:space="preserve">Status / uncertainty: </w:t>
+      </w:r>
+      <w:r>
+        <w:t>premature; Neither the 2012 article nor its underlying 2010 scenario report could be read, so the scenario names, energy mixes and treatment of carbon sinks are unverified; the target state was reconstructed from the 2009 government report as described in parliamentary documents. Land-sector figures are revised substantially between inventory releases, and 2025 figures are preliminary. Some institutional sources are cited at site level where the specific page address was not recorded; the strategy URN should be checked before integration.</w:t>
+      </w:r>
+    </w:p>
+    <w:p>
+      <w:r>
+        <w:rPr>
+          <w:b/>
+        </w:rPr>
+        <w:t xml:space="preserve">Original source: </w:t>
+      </w:r>
+      <w:r>
+        <w:t>https://doi.org/10.1108/14636681211256099</w:t>
+      </w:r>
+    </w:p>
+    <w:p>
+      <w:pPr>
+        <w:pStyle w:val="Heading2"/>
+      </w:pPr>
+      <w:r>
+        <w:t>R24-14. O4-2.1 Foresight tackling obesities: future choices</w:t>
+      </w:r>
+    </w:p>
+    <w:p>
+      <w:r>
+        <w:rPr>
+          <w:b/>
+        </w:rPr>
+        <w:t xml:space="preserve">Research interpretation: </w:t>
+      </w:r>
+      <w:r>
+        <w:t>The direction held — adult obesity did not reverse and remains high — but the pace did not: the 2015 milestone was missed by a wide margin and the latest measurements are far below the levels projected for 2025. The main reason is that the steep 1993–2004 trend flattened from the late 2000s, not that the policy-scenario logic failed. The 2050 horizon remains open, with GLP-1 drugs as a development the original framing did not seriously consider.</w:t>
+      </w:r>
+    </w:p>
+    <w:p>
+      <w:r>
+        <w:rPr>
+          <w:b/>
+        </w:rPr>
+        <w:t xml:space="preserve">Status / uncertainty: </w:t>
+      </w:r>
+      <w:r>
+        <w:t>mixed; The original is a conference abstract without figures; the projections come from the 2007 Foresight reports. Health Survey for England headline figures cover adults aged 16 and over rather than the 21–60 band of the projections, and the 2025 survey results are not yet published. NCD-RisC values are modelled estimates. Child measures use different definitions. The levy evidence is associational, and GLP-1 uptake and its effects were not verified.</w:t>
+      </w:r>
+    </w:p>
+    <w:p>
+      <w:r>
+        <w:rPr>
+          <w:b/>
+        </w:rPr>
+        <w:t xml:space="preserve">Original source: </w:t>
+      </w:r>
+      <w:r>
+        <w:t>https://doi.org/10.1136/jech.2011.142976b.14</w:t>
+      </w:r>
+    </w:p>
+    <w:p>
+      <w:pPr>
+        <w:pStyle w:val="Heading2"/>
+      </w:pPr>
+      <w:r>
+        <w:t>R24-15. Application of the UK Foresight Obesity Model in Ireland: The Health and Economic Consequences of Projected Obesity Trends in Ireland</w:t>
+      </w:r>
+    </w:p>
+    <w:p>
+      <w:r>
+        <w:rPr>
+          <w:b/>
+        </w:rPr>
+        <w:t xml:space="preserve">Research interpretation: </w:t>
+      </w:r>
+      <w:r>
+        <w:t>Partly along the envisioned pathway — adult obesity in Ireland is high and still rising — but much more slowly than the extrapolation implied. The 2030 horizon has not arrived, yet the projected prevalence now looks very unlikely, mainly because the steep early trend fitted to few, partly self-reported data points did not continue. The cost projection remains open and unverified.</w:t>
+      </w:r>
+    </w:p>
+    <w:p>
+      <w:r>
+        <w:rPr>
+          <w:b/>
+        </w:rPr>
+        <w:t xml:space="preserve">Status / uncertainty: </w:t>
+      </w:r>
+      <w:r>
+        <w:t>premature; NCD-RisC values are modelled estimates with wide intervals for Ireland, and the measurement modes of the Irish surveys were not verified, so their lower figures may partly reflect self-report. The paper’s supplementary projections for 2020 were not read, so the authors’ own interim checkpoint could not be compared. No post-2013 Irish cost study was examined, and Irish policy and pharmacological developments were not verified.</w:t>
+      </w:r>
+    </w:p>
+    <w:p>
+      <w:r>
+        <w:rPr>
+          <w:b/>
+        </w:rPr>
+        <w:t xml:space="preserve">Original source: </w:t>
+      </w:r>
+      <w:r>
+        <w:t>https://doi.org/10.1371/journal.pone.0079827</w:t>
+      </w:r>
+    </w:p>
+    <w:p>
+      <w:pPr>
+        <w:pStyle w:val="Heading2"/>
+      </w:pPr>
+      <w:r>
+        <w:t>R24-16. Using scenarios to assess the future supply of NHS nursing staff in England</w:t>
+      </w:r>
+    </w:p>
+    <w:p>
+      <w:r>
+        <w:rPr>
+          <w:b/>
+        </w:rPr>
+        <w:t xml:space="preserve">Research interpretation: </w:t>
+      </w:r>
+      <w:r>
+        <w:t>The study’s central message — that NHS nursing supply was fragile and highly sensitive to training, retention and retirement decisions — was borne out by a decade of shortages, but the workforce grew rather than shrank, because supply was rebuilt through a lever the scenarios did not vary: large-scale international recruitment, later supplemented by expanded training. Development followed a different pathway from those envisioned and created a new dependence on overseas inflows that are now falling.</w:t>
+      </w:r>
+    </w:p>
+    <w:p>
+      <w:r>
+        <w:rPr>
+          <w:b/>
+        </w:rPr>
+        <w:t xml:space="preserve">Status / uncertainty: </w:t>
+      </w:r>
+      <w:r>
+        <w:t>mixed; The 2012 projections count headcount, including midwives and health visitors, whereas most later official series report FTE with different staff-group definitions, so comparison with the scenario end points is approximate. Vacancy statistics are experimental, depend on recorded establishments and changed source around 2019–2020. NMC data cover the whole UK and all employers. Trends in training commissions for 2011–2016 and the reasons for the fall in vacancies after 2023 were not verified. Some publisher URLs are given at site level.</w:t>
+      </w:r>
+    </w:p>
+    <w:p>
+      <w:r>
+        <w:rPr>
+          <w:b/>
+        </w:rPr>
+        <w:t xml:space="preserve">Original source: </w:t>
+      </w:r>
+      <w:r>
+        <w:t>https://doi.org/10.1186/1478-4491-10-16</w:t>
+      </w:r>
+    </w:p>
+    <w:p>
+      <w:pPr>
+        <w:pStyle w:val="Heading2"/>
+      </w:pPr>
+      <w:r>
+        <w:t>R24-17. Health impact assessment of waste management facilities in three European countries</w:t>
+      </w:r>
+    </w:p>
+    <w:p>
+      <w:r>
+        <w:rPr>
+          <w:b/>
+        </w:rPr>
+        <w:t xml:space="preserve">Research interpretation: </w:t>
+      </w:r>
+      <w:r>
+        <w:t>The study is best read as a conditional baseline rather than a testable forecast. Its 2050 horizon has not been reached, and its key condition — that the contribution of plants operating in 2001 ends around 2020 — was replaced by a large expansion of modern incineration in England. Later evidence reframes rather than refutes it: modern plants appear to add very small exposures, while legacy contamination questions the cessation assumption for persistent pollutants.</w:t>
+      </w:r>
+    </w:p>
+    <w:p>
+      <w:r>
+        <w:rPr>
+          <w:b/>
+        </w:rPr>
+        <w:t xml:space="preserve">Status / uncertainty: </w:t>
+      </w:r>
+      <w:r>
+        <w:t>not directly testable; The later epidemiological evidence was assessed from abstracts. No study was identified that re-estimates the cancer burden near incinerators in the three countries after 2011. Incineration figures are for the UK rather than England, and plant numbers were not verified. Eurostat’s 2001 baselines differ from the paper’s own table.</w:t>
+      </w:r>
+    </w:p>
+    <w:p>
+      <w:r>
+        <w:rPr>
+          <w:b/>
+        </w:rPr>
+        <w:t xml:space="preserve">Original source: </w:t>
+      </w:r>
+      <w:r>
+        <w:t>https://doi.org/10.1186/1476-069X-10-53</w:t>
+      </w:r>
+    </w:p>
+    <w:p>
+      <w:pPr>
+        <w:pStyle w:val="Heading2"/>
+      </w:pPr>
+      <w:r>
+        <w:t>R24-18. Immigration and integration scenarios in global Europe: Forward-looking up to 2050</w:t>
+      </w:r>
+    </w:p>
+    <w:p>
+      <w:r>
+        <w:rPr>
+          <w:b/>
+        </w:rPr>
+        <w:t xml:space="preserve">Research interpretation: </w:t>
+      </w:r>
+      <w:r>
+        <w:t>The methodological recommendation developed broadly along the envisioned pathway: integration and labour-market scenarios became standard companions of EU population projections. The migration pathway itself was transformed by unexpected events — an asylum surge, a pandemic and a war — rather than shaped by planned recruitment, and the zero-immigration storyline survives as a counterfactual reference case in official projections. The 2050 horizon has not been reached.</w:t>
+      </w:r>
+    </w:p>
+    <w:p>
+      <w:r>
+        <w:rPr>
+          <w:b/>
+        </w:rPr>
+        <w:t xml:space="preserve">Status / uncertainty: </w:t>
+      </w:r>
+      <w:r>
+        <w:t>not directly testable; The original article could be assessed only from its abstract, so its specific projection figures, scenario names and listed social consequences of zero immigration remain unchecked. Eurostat net migration is a residual measure with series breaks and provisional recent values. The JRC–IIASA scenarios cover the EU-28 including the United Kingdom and model labour supply only. Recent policy milestones (the 2024 Pact on Migration and Asylum, the 2021–2027 integration action plan, the EU Talent Pool) were not verified in this review and are therefore not used.</w:t>
+      </w:r>
+    </w:p>
+    <w:p>
+      <w:r>
+        <w:rPr>
+          <w:b/>
+        </w:rPr>
+        <w:t xml:space="preserve">Original source: </w:t>
+      </w:r>
+      <w:r>
+        <w:t>https://doi.org/10.2298/SOC1302169A</w:t>
+      </w:r>
+    </w:p>
+    <w:p>
+      <w:pPr>
+        <w:pStyle w:val="Heading2"/>
+      </w:pPr>
+      <w:r>
+        <w:t>R24-19. Superconductivity and the environment: a Roadmap</w:t>
+      </w:r>
+    </w:p>
+    <w:p>
+      <w:r>
+        <w:rPr>
+          <w:b/>
+        </w:rPr>
+        <w:t xml:space="preserve">Research interpretation: </w:t>
+      </w:r>
+      <w:r>
+        <w:t>Reframed and unresolved. The meaningful question for VV Futures is how far superconducting energy, transport and sensing technologies moved from demonstration to deployment, not whether global energy growth was met by non-carbon sources. That question cannot be answered from the evidence verified here, and the roadmap’s link to Europe is limited to a cited EU estimate and the European authors’ sections.</w:t>
+      </w:r>
+    </w:p>
+    <w:p>
+      <w:r>
+        <w:rPr>
+          <w:b/>
+        </w:rPr>
+        <w:t xml:space="preserve">Status / uncertainty: </w:t>
+      </w:r>
+      <w:r>
+        <w:t>unresolved; The roadmap was assessed from its abstract only, so section-level expectations and any dated milestones are unchecked. No later evidence on superconductor deployment was verified. The energy-demand statistics in the earlier account (wind and solar growth in 2024, fossil-fuel use) could not be traced to identifiable documents. The claim’s European scope is marginal.</w:t>
+      </w:r>
+    </w:p>
+    <w:p>
+      <w:r>
+        <w:rPr>
+          <w:b/>
+        </w:rPr>
+        <w:t xml:space="preserve">Original source: </w:t>
+      </w:r>
+      <w:r>
+        <w:t>https://doi.org/10.1088/0953-2048/26/11/113001</w:t>
+      </w:r>
+    </w:p>
+    <w:p>
+      <w:pPr>
+        <w:pStyle w:val="Heading2"/>
+      </w:pPr>
+      <w:r>
+        <w:t>P26-01. How far away is hydrogen? Its role in the medium and long-term decarbonisation of the European energy system</w:t>
+      </w:r>
+    </w:p>
+    <w:p>
+      <w:r>
+        <w:rPr>
+          <w:b/>
+        </w:rPr>
+        <w:t xml:space="preserve">Research interpretation: </w:t>
+      </w:r>
+      <w:r>
+        <w:t>{"similarities": "The 2015 JRC-EU-TIMES paper treats hydrogen as a plausible decarbonisation technology where sustained carbon policy changes long-run incentives. Operational electrolysers and a developing final-investment-decision pipeline show that an industry is materialising.", "differences": "Deployment remains small compared with announced policy visions, and the IEA reports that low-emissions hydrogen is a tiny share of actual global output. More importantly, identified offtake and infrastructure barriers show why being technically viable in a model need not produce rapid market adoption.", "still_unestablished": "There is still no harmonised observed EU measure of hydrogen produced, delivered and consumed in the modelled transport and industrial uses under an equivalent carbon constraint. The 2030 milestone remains ahead, and financing decisions may not result in commissioned plants or utilised assets.", "present_relevance": "A July 2026 EU-body report provides an operational E</w:t>
+      </w:r>
+    </w:p>
+    <w:p>
+      <w:r>
+        <w:rPr>
+          <w:b/>
+        </w:rPr>
+        <w:t xml:space="preserve">Status / uncertainty: </w:t>
+      </w:r>
+      <w:r>
+        <w:t>premature; There is still no harmonised observed EU measure of hydrogen produced, delivered and consumed in the modelled transport and industrial uses under an equivalent carbon constraint. The 2030 milestone remains ahead, and financing decisions may not result in commissioned plants or utilised assets.</w:t>
+      </w:r>
+    </w:p>
+    <w:p>
+      <w:r>
+        <w:rPr>
+          <w:b/>
+        </w:rPr>
+        <w:t xml:space="preserve">Original source: </w:t>
+      </w:r>
+      <w:r>
+        <w:t>https://doi.org/10.1016/j.ijhydene.2015.09.004</w:t>
+      </w:r>
+    </w:p>
+    <w:p>
+      <w:pPr>
+        <w:pStyle w:val="Heading1"/>
+      </w:pPr>
+      <w:r>
+        <w:t>Twenty high-value research questions</w:t>
+      </w:r>
+    </w:p>
+    <w:p>
+      <w:pPr>
+        <w:pStyle w:val="Heading2"/>
+      </w:pPr>
+      <w:r>
+        <w:t>GAP-01. What share of the EU hydrogen project pipeline reaches commissioned production before 2030?</w:t>
+      </w:r>
+    </w:p>
+    <w:p>
+      <w:r>
+        <w:rPr>
+          <w:b/>
+        </w:rPr>
+        <w:t xml:space="preserve">Specific investigation: </w:t>
+      </w:r>
+      <w:r>
+        <w:t>Compare ACER annual installed capacity, JRC tracking and independent market data to original carbon-cap scenario; separate EU from wider-Europe and input from output MW.</w:t>
+      </w:r>
+    </w:p>
+    <w:p>
+      <w:r>
+        <w:rPr>
+          <w:b/>
+        </w:rPr>
+        <w:t xml:space="preserve">Original record: </w:t>
+      </w:r>
+      <w:r>
+        <w:t>claim-af58b0bea2ac0aaa · https://doi.org/10.1016/j.ijhydene.2015.09.004</w:t>
+      </w:r>
+    </w:p>
+    <w:p>
+      <w:pPr>
+        <w:pStyle w:val="Heading2"/>
+      </w:pPr>
+      <w:r>
+        <w:t>GAP-02. Will Finland meet 2035 net-zero once land-use emissions are included?</w:t>
+      </w:r>
+    </w:p>
+    <w:p>
+      <w:r>
+        <w:rPr>
+          <w:b/>
+        </w:rPr>
+        <w:t xml:space="preserve">Specific investigation: </w:t>
+      </w:r>
+      <w:r>
+        <w:t>Audit Statistics Finland revised inventory and Luke forest sink, stress-test harvest and land-area assumptions; compare net versus non-land-use pathways.</w:t>
+      </w:r>
+    </w:p>
+    <w:p>
+      <w:r>
+        <w:rPr>
+          <w:b/>
+        </w:rPr>
+        <w:t xml:space="preserve">Original record: </w:t>
+      </w:r>
+      <w:r>
+        <w:t>claim-93d981a3ef93589e · https://doi.org/10.1108/14636681211256099</w:t>
+      </w:r>
+    </w:p>
+    <w:p>
+      <w:pPr>
+        <w:pStyle w:val="Heading2"/>
+      </w:pPr>
+      <w:r>
+        <w:t>GAP-03. Do CRMA strategic projects measurably reduce single-country supply concentration by 2030?</w:t>
+      </w:r>
+    </w:p>
+    <w:p>
+      <w:r>
+        <w:rPr>
+          <w:b/>
+        </w:rPr>
+        <w:t xml:space="preserve">Specific investigation: </w:t>
+      </w:r>
+      <w:r>
+        <w:t>Follow ECA special report 04/2026; build material-level data for 17 strategic minerals and track operating rather than designated capacity.</w:t>
+      </w:r>
+    </w:p>
+    <w:p>
+      <w:r>
+        <w:rPr>
+          <w:b/>
+        </w:rPr>
+        <w:t xml:space="preserve">Original record: </w:t>
+      </w:r>
+      <w:r>
+        <w:t>report-3eff29ec207eb208 · https://commission.europa.eu/strategy-and-policy/strategic-foresight/2022-strategic-foresight-report_en</w:t>
+      </w:r>
+    </w:p>
+    <w:p>
+      <w:pPr>
+        <w:pStyle w:val="Heading2"/>
+      </w:pPr>
+      <w:r>
+        <w:t>GAP-04. Which mechanism explains the 2013 gas-demand forecast divergence?</w:t>
+      </w:r>
+    </w:p>
+    <w:p>
+      <w:r>
+        <w:rPr>
+          <w:b/>
+        </w:rPr>
+        <w:t xml:space="preserve">Specific investigation: </w:t>
+      </w:r>
+      <w:r>
+        <w:t>Retrieve Kluwer full paper and historical EU consumption/production balance; isolate changing consumption, production and supplier concentration.</w:t>
+      </w:r>
+    </w:p>
+    <w:p>
+      <w:r>
+        <w:rPr>
+          <w:b/>
+        </w:rPr>
+        <w:t xml:space="preserve">Original record: </w:t>
+      </w:r>
+      <w:r>
+        <w:t>claim-c8bd592f750e834c · https://doi.org/10.54648/eerr2013040</w:t>
+      </w:r>
+    </w:p>
+    <w:p>
+      <w:pPr>
+        <w:pStyle w:val="Heading2"/>
+      </w:pPr>
+      <w:r>
+        <w:t>GAP-05. How much physical EU CO2 storage and cross-border transport will exist by 2030?</w:t>
+      </w:r>
+    </w:p>
+    <w:p>
+      <w:r>
+        <w:rPr>
+          <w:b/>
+        </w:rPr>
+        <w:t xml:space="preserve">Specific investigation: </w:t>
+      </w:r>
+      <w:r>
+        <w:t>Audit Northern Lights and EU projects annually; distinguish 50 Mt 2030 legal goal from installed injection and delivered storage.</w:t>
+      </w:r>
+    </w:p>
+    <w:p>
+      <w:r>
+        <w:rPr>
+          <w:b/>
+        </w:rPr>
+        <w:t xml:space="preserve">Original record: </w:t>
+      </w:r>
+      <w:r>
+        <w:t>claim-29bd38aa3695dbd3 · https://doi.org/10.1002/ghg.1410</w:t>
+      </w:r>
+    </w:p>
+    <w:p>
+      <w:pPr>
+        <w:pStyle w:val="Heading2"/>
+      </w:pPr>
+      <w:r>
+        <w:t>GAP-06. Did North Africa-to-Europe electricity exports lag because of political, economic or technical constraints?</w:t>
+      </w:r>
+    </w:p>
+    <w:p>
+      <w:r>
+        <w:rPr>
+          <w:b/>
+        </w:rPr>
+        <w:t xml:space="preserve">Specific investigation: </w:t>
+      </w:r>
+      <w:r>
+        <w:t>Rebuild 2014 four scenarios and compare plant additions and cross-border traded MWh for each country; separate proposed cables and hydrogen trade.</w:t>
+      </w:r>
+    </w:p>
+    <w:p>
+      <w:r>
+        <w:rPr>
+          <w:b/>
+        </w:rPr>
+        <w:t xml:space="preserve">Original record: </w:t>
+      </w:r>
+      <w:r>
+        <w:t>claim-b2a08bb4b054505c · https://doi.org/10.12720/sgce.3.3.299-306</w:t>
+      </w:r>
+    </w:p>
+    <w:p>
+      <w:pPr>
+        <w:pStyle w:val="Heading2"/>
+      </w:pPr>
+      <w:r>
+        <w:t>GAP-07. How well did the 2012 mosquito model forecast regional establishment when trade and surveillance are controlled?</w:t>
+      </w:r>
+    </w:p>
+    <w:p>
+      <w:r>
+        <w:rPr>
+          <w:b/>
+        </w:rPr>
+        <w:t xml:space="preserve">Specific investigation: </w:t>
+      </w:r>
+      <w:r>
+        <w:t>Geospatial hindcast with harmonised EU/EEA units, trade importation proxies and surveillance intensity, then test climate-only and joint explanations.</w:t>
+      </w:r>
+    </w:p>
+    <w:p>
+      <w:r>
+        <w:rPr>
+          <w:b/>
+        </w:rPr>
+        <w:t xml:space="preserve">Original record: </w:t>
+      </w:r>
+      <w:r>
+        <w:t>claim-e0f3cbcdc25788f2 · https://doi.org/10.1098/rsif.2012.0138</w:t>
+      </w:r>
+    </w:p>
+    <w:p>
+      <w:pPr>
+        <w:pStyle w:val="Heading2"/>
+      </w:pPr>
+      <w:r>
+        <w:t>GAP-08. Are long-lived European tree species keeping pace with climatic range shifts?</w:t>
+      </w:r>
+    </w:p>
+    <w:p>
+      <w:r>
+        <w:rPr>
+          <w:b/>
+        </w:rPr>
+        <w:t xml:space="preserve">Specific investigation: </w:t>
+      </w:r>
+      <w:r>
+        <w:t>Reconstruct 2011 model grid and compare with ICP Forests 2020s plots, including disturbance and drought mortality.</w:t>
+      </w:r>
+    </w:p>
+    <w:p>
+      <w:r>
+        <w:rPr>
+          <w:b/>
+        </w:rPr>
+        <w:t xml:space="preserve">Original record: </w:t>
+      </w:r>
+      <w:r>
+        <w:t>claim-529dd495e6d148e4 · https://doi.org/10.1111/j.1466-8238.2011.00669.x</w:t>
+      </w:r>
+    </w:p>
+    <w:p>
+      <w:pPr>
+        <w:pStyle w:val="Heading2"/>
+      </w:pPr>
+      <w:r>
+        <w:t>GAP-09. Have 2030 EU ozone indicators followed the 2012 model’s high- versus low-emission paths?</w:t>
+      </w:r>
+    </w:p>
+    <w:p>
+      <w:r>
+        <w:rPr>
+          <w:b/>
+        </w:rPr>
+        <w:t xml:space="preserve">Specific investigation: </w:t>
+      </w:r>
+      <w:r>
+        <w:t>Retrieve model tables; align SOMO35, maximum daily 8-hour mean and growing-season metrics in EEA AirBase.</w:t>
+      </w:r>
+    </w:p>
+    <w:p>
+      <w:r>
+        <w:rPr>
+          <w:b/>
+        </w:rPr>
+        <w:t xml:space="preserve">Original record: </w:t>
+      </w:r>
+      <w:r>
+        <w:t>claim-872e8bc8934fa439 · https://doi.org/10.5194/acp-12-10613-2012</w:t>
+      </w:r>
+    </w:p>
+    <w:p>
+      <w:pPr>
+        <w:pStyle w:val="Heading2"/>
+      </w:pPr>
+      <w:r>
+        <w:t>GAP-10. How much later ozone mortality change is attributable to climate rather than precursor cuts?</w:t>
+      </w:r>
+    </w:p>
+    <w:p>
+      <w:r>
+        <w:rPr>
+          <w:b/>
+        </w:rPr>
+        <w:t xml:space="preserve">Specific investigation: </w:t>
+      </w:r>
+      <w:r>
+        <w:t>Compare original climate-only model to newer health burden attribution with matched exposure-response functions.</w:t>
+      </w:r>
+    </w:p>
+    <w:p>
+      <w:r>
+        <w:rPr>
+          <w:b/>
+        </w:rPr>
+        <w:t xml:space="preserve">Original record: </w:t>
+      </w:r>
+      <w:r>
+        <w:t>claim-c5a14eb6f1f7dd43 · https://doi.org/10.1183/09031936.00210411</w:t>
+      </w:r>
+    </w:p>
+    <w:p>
+      <w:pPr>
+        <w:pStyle w:val="Heading2"/>
+      </w:pPr>
+      <w:r>
+        <w:t>GAP-11. Will EU woody biomass increment stagnate under changing management and disturbance?</w:t>
+      </w:r>
+    </w:p>
+    <w:p>
+      <w:r>
+        <w:rPr>
+          <w:b/>
+        </w:rPr>
+        <w:t xml:space="preserve">Specific investigation: </w:t>
+      </w:r>
+      <w:r>
+        <w:t>Pair EU forests increment from National Forest Inventories with harvest, disturbance and LULUCF sink; distinguish total stock and annual increment.</w:t>
+      </w:r>
+    </w:p>
+    <w:p>
+      <w:r>
+        <w:rPr>
+          <w:b/>
+        </w:rPr>
+        <w:t xml:space="preserve">Original record: </w:t>
+      </w:r>
+      <w:r>
+        <w:t>claim-65c6f526acccd869 · https://doi.org/10.1186/1750-0680-8-2</w:t>
+      </w:r>
+    </w:p>
+    <w:p>
+      <w:pPr>
+        <w:pStyle w:val="Heading2"/>
+      </w:pPr>
+      <w:r>
+        <w:t>GAP-12. Could Finland–Russia rail liberalisation have created competition absent the war?</w:t>
+      </w:r>
+    </w:p>
+    <w:p>
+      <w:r>
+        <w:rPr>
+          <w:b/>
+        </w:rPr>
+        <w:t xml:space="preserve">Specific investigation: </w:t>
+      </w:r>
+      <w:r>
+        <w:t>Obtain Finnish regulatory rail-market entry decisions and throughput; separate pre-war market uptake and post-2022 rupture.</w:t>
+      </w:r>
+    </w:p>
+    <w:p>
+      <w:r>
+        <w:rPr>
+          <w:b/>
+        </w:rPr>
+        <w:t xml:space="preserve">Original record: </w:t>
+      </w:r>
+      <w:r>
+        <w:t>claim-bae835546dfc91be · https://doi.org/10.1504/IJSTL.2011.039377</w:t>
+      </w:r>
+    </w:p>
+    <w:p>
+      <w:pPr>
+        <w:pStyle w:val="Heading2"/>
+      </w:pPr>
+      <w:r>
+        <w:t>GAP-13. Which assumptions explain the gap between UK Foresight obesity curves and 2024 survey data?</w:t>
+      </w:r>
+    </w:p>
+    <w:p>
+      <w:r>
+        <w:rPr>
+          <w:b/>
+        </w:rPr>
+        <w:t xml:space="preserve">Specific investigation: </w:t>
+      </w:r>
+      <w:r>
+        <w:t>Re-fit Foresight projection to post-2007 data with validation at 2015, 2020 and 2024; separate uncertainty and intervention effects.</w:t>
+      </w:r>
+    </w:p>
+    <w:p>
+      <w:r>
+        <w:rPr>
+          <w:b/>
+        </w:rPr>
+        <w:t xml:space="preserve">Original record: </w:t>
+      </w:r>
+      <w:r>
+        <w:t>claim-c4bd64f065820699 · https://doi.org/10.1136/jech.2011.142976b.14</w:t>
+      </w:r>
+    </w:p>
+    <w:p>
+      <w:pPr>
+        <w:pStyle w:val="Heading2"/>
+      </w:pPr>
+      <w:r>
+        <w:t>GAP-14. Will Irish obesity and disease costs approach 2013 extrapolations by 2030?</w:t>
+      </w:r>
+    </w:p>
+    <w:p>
+      <w:r>
+        <w:rPr>
+          <w:b/>
+        </w:rPr>
+        <w:t xml:space="preserve">Specific investigation: </w:t>
+      </w:r>
+      <w:r>
+        <w:t>Re-estimate paper’s 2013 model with CSO/Healthy Ireland and NCD-RisC; document self-reported versus measured differences.</w:t>
+      </w:r>
+    </w:p>
+    <w:p>
+      <w:r>
+        <w:rPr>
+          <w:b/>
+        </w:rPr>
+        <w:t xml:space="preserve">Original record: </w:t>
+      </w:r>
+      <w:r>
+        <w:t>claim-d9056b0d2f24898b · https://doi.org/10.1371/journal.pone.0079827</w:t>
+      </w:r>
+    </w:p>
+    <w:p>
+      <w:pPr>
+        <w:pStyle w:val="Heading2"/>
+      </w:pPr>
+      <w:r>
+        <w:t>GAP-15. What combination of retention, recruitment and training changed the nurse scenario?</w:t>
+      </w:r>
+    </w:p>
+    <w:p>
+      <w:r>
+        <w:rPr>
+          <w:b/>
+        </w:rPr>
+        <w:t xml:space="preserve">Specific investigation: </w:t>
+      </w:r>
+      <w:r>
+        <w:t>Re-run 2012 conditional scenarios with NHS workforce annual observations and overseas joiner flows; avoid comparing FTE to headcount.</w:t>
+      </w:r>
+    </w:p>
+    <w:p>
+      <w:r>
+        <w:rPr>
+          <w:b/>
+        </w:rPr>
+        <w:t xml:space="preserve">Original record: </w:t>
+      </w:r>
+      <w:r>
+        <w:t>claim-1b6b71170e9f7fa5 · https://doi.org/10.1186/1478-4491-10-16</w:t>
+      </w:r>
+    </w:p>
+    <w:p>
+      <w:pPr>
+        <w:pStyle w:val="Heading2"/>
+      </w:pPr>
+      <w:r>
+        <w:t>GAP-16. What was the actual legacy burden near 2001 waste facilities after plant portfolios changed?</w:t>
+      </w:r>
+    </w:p>
+    <w:p>
+      <w:r>
+        <w:rPr>
+          <w:b/>
+        </w:rPr>
+        <w:t xml:space="preserve">Specific investigation: </w:t>
+      </w:r>
+      <w:r>
+        <w:t>Reproduce 2011 conditional fixed-cohort model; attach facility-level emissions and closure/build chronology, compare with updated epidemiology.</w:t>
+      </w:r>
+    </w:p>
+    <w:p>
+      <w:r>
+        <w:rPr>
+          <w:b/>
+        </w:rPr>
+        <w:t xml:space="preserve">Original record: </w:t>
+      </w:r>
+      <w:r>
+        <w:t>claim-17422a844c2cce7d · https://doi.org/10.1186/1476-069X-10-53</w:t>
+      </w:r>
+    </w:p>
+    <w:p>
+      <w:pPr>
+        <w:pStyle w:val="Heading2"/>
+      </w:pPr>
+      <w:r>
+        <w:t>GAP-17. How much of immigration’s demographic benefit depends on actual labour integration?</w:t>
+      </w:r>
+    </w:p>
+    <w:p>
+      <w:r>
+        <w:rPr>
+          <w:b/>
+        </w:rPr>
+        <w:t xml:space="preserve">Specific investigation: </w:t>
+      </w:r>
+      <w:r>
+        <w:t>Rerun 2013 migration pathways with EUROPOP2023 and JRC 2020 integration scenarios; compare employment rather than raw arrivals.</w:t>
+      </w:r>
+    </w:p>
+    <w:p>
+      <w:r>
+        <w:rPr>
+          <w:b/>
+        </w:rPr>
+        <w:t xml:space="preserve">Original record: </w:t>
+      </w:r>
+      <w:r>
+        <w:t>claim-33bbbb43737342ec · https://doi.org/10.2298/SOC1302169A</w:t>
+      </w:r>
+    </w:p>
+    <w:p>
+      <w:pPr>
+        <w:pStyle w:val="Heading2"/>
+      </w:pPr>
+      <w:r>
+        <w:t>GAP-18. Did ageing cause the projected compound-specific Dutch pharmaceutical effluent increases?</w:t>
+      </w:r>
+    </w:p>
+    <w:p>
+      <w:r>
+        <w:rPr>
+          <w:b/>
+        </w:rPr>
+        <w:t xml:space="preserve">Specific investigation: </w:t>
+      </w:r>
+      <w:r>
+        <w:t>Recompute 2011 age-only baseline against SFK consumption, production mix, and water monitoring, controlling novel drugs and quaternary treatment.</w:t>
+      </w:r>
+    </w:p>
+    <w:p>
+      <w:r>
+        <w:rPr>
+          <w:b/>
+        </w:rPr>
+        <w:t xml:space="preserve">Original record: </w:t>
+      </w:r>
+      <w:r>
+        <w:t>claim-3d30340f6e823d1c · https://doi.org/10.2166/wst.2011.120</w:t>
+      </w:r>
+    </w:p>
+    <w:p>
+      <w:pPr>
+        <w:pStyle w:val="Heading2"/>
+      </w:pPr>
+      <w:r>
+        <w:t>GAP-19. What conditions would be required to achieve the 2050 EU rail-freight high-policy scenario?</w:t>
+      </w:r>
+    </w:p>
+    <w:p>
+      <w:r>
+        <w:rPr>
+          <w:b/>
+        </w:rPr>
+        <w:t xml:space="preserve">Specific investigation: </w:t>
+      </w:r>
+      <w:r>
+        <w:t>Retrieve TRANS-TOOLS scenario input tables; model terminals and costs using harmonised EEA and Eurostat data with 2030 review.</w:t>
+      </w:r>
+    </w:p>
+    <w:p>
+      <w:r>
+        <w:rPr>
+          <w:b/>
+        </w:rPr>
+        <w:t xml:space="preserve">Original record: </w:t>
+      </w:r>
+      <w:r>
+        <w:t>claim-0e11a67eff6ab8fa · https://doi.org/10.1007/s12544-015-0171-7</w:t>
+      </w:r>
+    </w:p>
+    <w:p>
+      <w:pPr>
+        <w:pStyle w:val="Heading2"/>
+      </w:pPr>
+      <w:r>
+        <w:t>GAP-20. Have EU 2035 security scenarios become strategically useful rather than merely rhetorically similar?</w:t>
+      </w:r>
+    </w:p>
+    <w:p>
+      <w:r>
+        <w:rPr>
+          <w:b/>
+        </w:rPr>
+        <w:t xml:space="preserve">Specific investigation: </w:t>
+      </w:r>
+      <w:r>
+        <w:t>Read FP7 project outputs and trace citations in EU capability planning, comparing assumptions against 2022–2026 decisions without post hoc prediction labels.</w:t>
+      </w:r>
+    </w:p>
+    <w:p>
+      <w:r>
+        <w:rPr>
+          <w:b/>
+        </w:rPr>
+        <w:t xml:space="preserve">Original record: </w:t>
+      </w:r>
+      <w:r>
+        <w:t>claim-69950b53a5830d9a · https://doi.org/10.11610/isij.2902</w:t>
+      </w:r>
+    </w:p>
+    <w:p>
+      <w:r>
+        <w:br w:type="page"/>
+      </w:r>
+    </w:p>
+    <w:p>
+      <w:pPr>
+        <w:pStyle w:val="Heading1"/>
+      </w:pPr>
+      <w:r>
+        <w:t>Previous edition — preserved original material</w:t>
+      </w:r>
+    </w:p>
+    <w:p>
+      <w:r>
+        <w:t>The following is the complete material from the earlier repository edition, retained for research continuity and provenance. The updated research and evidence classifications above take precedence. Earlier accuracy scores, tentative assessments, and source links below are historical records and should not be treated as newly verified findings.</w:t>
+      </w:r>
+    </w:p>
+    <w:p>
+      <w:pPr>
+        <w:pStyle w:val="Title"/>
+      </w:pPr>
+      <w:r>
         <w:t>40 ideas to revisit</w:t>
       </w:r>
     </w:p>
@@ -76,7 +1557,7 @@
       <w:pPr>
         <w:spacing w:after="160"/>
       </w:pPr>
-      <w:hyperlink r:id="rId11">
+      <w:hyperlink r:id="rId10">
         <w:r>
           <w:rPr>
             <w:color w:val="000000"/>
@@ -88,7 +1569,7 @@
       <w:r>
         <w:t xml:space="preserve">   ·   </w:t>
       </w:r>
-      <w:hyperlink r:id="rId12">
+      <w:hyperlink r:id="rId11">
         <w:r>
           <w:rPr>
             <w:color w:val="000000"/>
@@ -133,7 +1614,7 @@
       <w:pPr>
         <w:spacing w:after="160"/>
       </w:pPr>
-      <w:hyperlink r:id="rId13">
+      <w:hyperlink r:id="rId12">
         <w:r>
           <w:rPr>
             <w:color w:val="000000"/>
@@ -145,7 +1626,7 @@
       <w:r>
         <w:t xml:space="preserve">   ·   </w:t>
       </w:r>
-      <w:hyperlink r:id="rId14">
+      <w:hyperlink r:id="rId13">
         <w:r>
           <w:rPr>
             <w:color w:val="000000"/>
@@ -190,7 +1671,7 @@
       <w:pPr>
         <w:spacing w:after="160"/>
       </w:pPr>
-      <w:hyperlink r:id="rId15">
+      <w:hyperlink r:id="rId14">
         <w:r>
           <w:rPr>
             <w:color w:val="000000"/>
@@ -202,7 +1683,7 @@
       <w:r>
         <w:t xml:space="preserve">   ·   </w:t>
       </w:r>
-      <w:hyperlink r:id="rId16">
+      <w:hyperlink r:id="rId15">
         <w:r>
           <w:rPr>
             <w:color w:val="000000"/>
@@ -247,7 +1728,7 @@
       <w:pPr>
         <w:spacing w:after="160"/>
       </w:pPr>
-      <w:hyperlink r:id="rId17">
+      <w:hyperlink r:id="rId16">
         <w:r>
           <w:rPr>
             <w:color w:val="000000"/>
@@ -259,7 +1740,7 @@
       <w:r>
         <w:t xml:space="preserve">   ·   </w:t>
       </w:r>
-      <w:hyperlink r:id="rId18">
+      <w:hyperlink r:id="rId17">
         <w:r>
           <w:rPr>
             <w:color w:val="000000"/>
@@ -304,7 +1785,7 @@
       <w:pPr>
         <w:spacing w:after="160"/>
       </w:pPr>
-      <w:hyperlink r:id="rId19">
+      <w:hyperlink r:id="rId18">
         <w:r>
           <w:rPr>
             <w:color w:val="000000"/>
@@ -316,7 +1797,7 @@
       <w:r>
         <w:t xml:space="preserve">   ·   </w:t>
       </w:r>
-      <w:hyperlink r:id="rId20">
+      <w:hyperlink r:id="rId19">
         <w:r>
           <w:rPr>
             <w:color w:val="000000"/>
@@ -361,7 +1842,7 @@
       <w:pPr>
         <w:spacing w:after="160"/>
       </w:pPr>
-      <w:hyperlink r:id="rId21">
+      <w:hyperlink r:id="rId20">
         <w:r>
           <w:rPr>
             <w:color w:val="000000"/>
@@ -373,7 +1854,7 @@
       <w:r>
         <w:t xml:space="preserve">   ·   </w:t>
       </w:r>
-      <w:hyperlink r:id="rId22">
+      <w:hyperlink r:id="rId21">
         <w:r>
           <w:rPr>
             <w:color w:val="000000"/>
@@ -418,7 +1899,7 @@
       <w:pPr>
         <w:spacing w:after="160"/>
       </w:pPr>
-      <w:hyperlink r:id="rId23">
+      <w:hyperlink r:id="rId22">
         <w:r>
           <w:rPr>
             <w:color w:val="000000"/>
@@ -430,7 +1911,7 @@
       <w:r>
         <w:t xml:space="preserve">   ·   </w:t>
       </w:r>
-      <w:hyperlink r:id="rId24">
+      <w:hyperlink r:id="rId23">
         <w:r>
           <w:rPr>
             <w:color w:val="000000"/>
@@ -475,7 +1956,7 @@
       <w:pPr>
         <w:spacing w:after="160"/>
       </w:pPr>
-      <w:hyperlink r:id="rId25">
+      <w:hyperlink r:id="rId24">
         <w:r>
           <w:rPr>
             <w:color w:val="000000"/>
@@ -487,7 +1968,7 @@
       <w:r>
         <w:t xml:space="preserve">   ·   </w:t>
       </w:r>
-      <w:hyperlink r:id="rId26">
+      <w:hyperlink r:id="rId25">
         <w:r>
           <w:rPr>
             <w:color w:val="000000"/>
@@ -532,7 +2013,7 @@
       <w:pPr>
         <w:spacing w:after="160"/>
       </w:pPr>
-      <w:hyperlink r:id="rId27">
+      <w:hyperlink r:id="rId26">
         <w:r>
           <w:rPr>
             <w:color w:val="000000"/>
@@ -544,7 +2025,7 @@
       <w:r>
         <w:t xml:space="preserve">   ·   </w:t>
       </w:r>
-      <w:hyperlink r:id="rId28">
+      <w:hyperlink r:id="rId27">
         <w:r>
           <w:rPr>
             <w:color w:val="000000"/>
@@ -589,7 +2070,7 @@
       <w:pPr>
         <w:spacing w:after="160"/>
       </w:pPr>
-      <w:hyperlink r:id="rId29">
+      <w:hyperlink r:id="rId28">
         <w:r>
           <w:rPr>
             <w:color w:val="000000"/>
@@ -601,7 +2082,7 @@
       <w:r>
         <w:t xml:space="preserve">   ·   </w:t>
       </w:r>
-      <w:hyperlink r:id="rId30">
+      <w:hyperlink r:id="rId29">
         <w:r>
           <w:rPr>
             <w:color w:val="000000"/>
@@ -646,7 +2127,7 @@
       <w:pPr>
         <w:spacing w:after="160"/>
       </w:pPr>
-      <w:hyperlink r:id="rId31">
+      <w:hyperlink r:id="rId30">
         <w:r>
           <w:rPr>
             <w:color w:val="000000"/>
@@ -658,7 +2139,7 @@
       <w:r>
         <w:t xml:space="preserve">   ·   </w:t>
       </w:r>
-      <w:hyperlink r:id="rId32">
+      <w:hyperlink r:id="rId31">
         <w:r>
           <w:rPr>
             <w:color w:val="000000"/>
@@ -703,7 +2184,7 @@
       <w:pPr>
         <w:spacing w:after="160"/>
       </w:pPr>
-      <w:hyperlink r:id="rId33">
+      <w:hyperlink r:id="rId32">
         <w:r>
           <w:rPr>
             <w:color w:val="000000"/>
@@ -715,7 +2196,7 @@
       <w:r>
         <w:t xml:space="preserve">   ·   </w:t>
       </w:r>
-      <w:hyperlink r:id="rId34">
+      <w:hyperlink r:id="rId33">
         <w:r>
           <w:rPr>
             <w:color w:val="000000"/>
@@ -760,7 +2241,7 @@
       <w:pPr>
         <w:spacing w:after="160"/>
       </w:pPr>
-      <w:hyperlink r:id="rId35">
+      <w:hyperlink r:id="rId34">
         <w:r>
           <w:rPr>
             <w:color w:val="000000"/>
@@ -772,7 +2253,7 @@
       <w:r>
         <w:t xml:space="preserve">   ·   </w:t>
       </w:r>
-      <w:hyperlink r:id="rId36">
+      <w:hyperlink r:id="rId35">
         <w:r>
           <w:rPr>
             <w:color w:val="000000"/>
@@ -817,7 +2298,7 @@
       <w:pPr>
         <w:spacing w:after="160"/>
       </w:pPr>
-      <w:hyperlink r:id="rId37">
+      <w:hyperlink r:id="rId36">
         <w:r>
           <w:rPr>
             <w:color w:val="000000"/>
@@ -829,7 +2310,7 @@
       <w:r>
         <w:t xml:space="preserve">   ·   </w:t>
       </w:r>
-      <w:hyperlink r:id="rId38">
+      <w:hyperlink r:id="rId37">
         <w:r>
           <w:rPr>
             <w:color w:val="000000"/>
@@ -874,7 +2355,7 @@
       <w:pPr>
         <w:spacing w:after="160"/>
       </w:pPr>
-      <w:hyperlink r:id="rId39">
+      <w:hyperlink r:id="rId38">
         <w:r>
           <w:rPr>
             <w:color w:val="000000"/>
@@ -886,7 +2367,7 @@
       <w:r>
         <w:t xml:space="preserve">   ·   </w:t>
       </w:r>
-      <w:hyperlink r:id="rId40">
+      <w:hyperlink r:id="rId39">
         <w:r>
           <w:rPr>
             <w:color w:val="000000"/>
@@ -931,7 +2412,7 @@
       <w:pPr>
         <w:spacing w:after="160"/>
       </w:pPr>
-      <w:hyperlink r:id="rId41">
+      <w:hyperlink r:id="rId40">
         <w:r>
           <w:rPr>
             <w:color w:val="000000"/>
@@ -943,7 +2424,7 @@
       <w:r>
         <w:t xml:space="preserve">   ·   </w:t>
       </w:r>
-      <w:hyperlink r:id="rId42">
+      <w:hyperlink r:id="rId41">
         <w:r>
           <w:rPr>
             <w:color w:val="000000"/>
@@ -988,7 +2469,7 @@
       <w:pPr>
         <w:spacing w:after="160"/>
       </w:pPr>
-      <w:hyperlink r:id="rId43">
+      <w:hyperlink r:id="rId42">
         <w:r>
           <w:rPr>
             <w:color w:val="000000"/>
@@ -1000,7 +2481,7 @@
       <w:r>
         <w:t xml:space="preserve">   ·   </w:t>
       </w:r>
-      <w:hyperlink r:id="rId44">
+      <w:hyperlink r:id="rId43">
         <w:r>
           <w:rPr>
             <w:color w:val="000000"/>
@@ -1045,7 +2526,7 @@
       <w:pPr>
         <w:spacing w:after="160"/>
       </w:pPr>
-      <w:hyperlink r:id="rId45">
+      <w:hyperlink r:id="rId44">
         <w:r>
           <w:rPr>
             <w:color w:val="000000"/>
@@ -1057,7 +2538,7 @@
       <w:r>
         <w:t xml:space="preserve">   ·   </w:t>
       </w:r>
-      <w:hyperlink r:id="rId46">
+      <w:hyperlink r:id="rId45">
         <w:r>
           <w:rPr>
             <w:color w:val="000000"/>
@@ -1102,7 +2583,7 @@
       <w:pPr>
         <w:spacing w:after="160"/>
       </w:pPr>
-      <w:hyperlink r:id="rId47">
+      <w:hyperlink r:id="rId46">
         <w:r>
           <w:rPr>
             <w:color w:val="000000"/>
@@ -1114,7 +2595,7 @@
       <w:r>
         <w:t xml:space="preserve">   ·   </w:t>
       </w:r>
-      <w:hyperlink r:id="rId48">
+      <w:hyperlink r:id="rId47">
         <w:r>
           <w:rPr>
             <w:color w:val="000000"/>
@@ -1159,7 +2640,7 @@
       <w:pPr>
         <w:spacing w:after="160"/>
       </w:pPr>
-      <w:hyperlink r:id="rId49">
+      <w:hyperlink r:id="rId48">
         <w:r>
           <w:rPr>
             <w:color w:val="000000"/>
@@ -1171,7 +2652,7 @@
       <w:r>
         <w:t xml:space="preserve">   ·   </w:t>
       </w:r>
-      <w:hyperlink r:id="rId50">
+      <w:hyperlink r:id="rId49">
         <w:r>
           <w:rPr>
             <w:color w:val="000000"/>
@@ -1201,6 +2682,51 @@
       </w:pPr>
       <w:r>
         <w:t>01.  Withdrawn: Fossil Futures in Europe  (2023)</w:t>
+      </w:r>
+    </w:p>
+    <w:p>
+      <w:r>
+        <w:rPr>
+          <w:b/>
+        </w:rPr>
+        <w:t xml:space="preserve">WHY HERE  </w:t>
+      </w:r>
+      <w:r>
+        <w:t>The original record is explicitly marked withdrawn or retracted. Retained for historical transparency, not treated as reliable evidence.</w:t>
+      </w:r>
+    </w:p>
+    <w:p>
+      <w:r>
+        <w:rPr>
+          <w:b/>
+        </w:rPr>
+        <w:t xml:space="preserve">OPEN  </w:t>
+      </w:r>
+      <w:r>
+        <w:t>Still relevant, superseded, or simply under-researched? A source-based review is needed.</w:t>
+      </w:r>
+    </w:p>
+    <w:p>
+      <w:pPr>
+        <w:spacing w:after="160"/>
+      </w:pPr>
+      <w:hyperlink r:id="rId50">
+        <w:r>
+          <w:rPr>
+            <w:color w:val="000000"/>
+            <w:u w:val="single"/>
+          </w:rPr>
+          <w:t>Original publication</w:t>
+        </w:r>
+      </w:hyperlink>
+    </w:p>
+    <w:p>
+      <w:pPr>
+        <w:pStyle w:val="Heading2"/>
+        <w:keepNext/>
+      </w:pPr>
+      <w:r>
+        <w:t>02.  RETRACTED ARTICLE: Sustainable development economy and the development of green economy in the European Union  (2023)</w:t>
       </w:r>
     </w:p>
     <w:p>
@@ -1238,6 +2764,18 @@
           <w:t>Original publication</w:t>
         </w:r>
       </w:hyperlink>
+      <w:r>
+        <w:t xml:space="preserve">   ·   </w:t>
+      </w:r>
+      <w:hyperlink r:id="rId52">
+        <w:r>
+          <w:rPr>
+            <w:color w:val="000000"/>
+            <w:u w:val="single"/>
+          </w:rPr>
+          <w:t>Later publication (check status)</w:t>
+        </w:r>
+      </w:hyperlink>
     </w:p>
     <w:p>
       <w:pPr>
@@ -1245,7 +2783,7 @@
         <w:keepNext/>
       </w:pPr>
       <w:r>
-        <w:t>02.  RETRACTED ARTICLE: Sustainable development economy and the development of green economy in the European Union  (2023)</w:t>
+        <w:t>03.  Benchmarking del programa colombiano de prospectiva ante prácticas en Europa y Sur América (título original: Benchmarking the coloIombian foresight programme against practices in Europe and South America)  (2011)</w:t>
       </w:r>
     </w:p>
     <w:p>
@@ -1256,7 +2794,7 @@
         <w:t xml:space="preserve">WHY HERE  </w:t>
       </w:r>
       <w:r>
-        <w:t>The original record is explicitly marked withdrawn or retracted. Retained for historical transparency, not treated as reliable evidence.</w:t>
+        <w:t>The apparent later evidence closely repeats the original or another linked publication. An independent follow-up has not been established.</w:t>
       </w:r>
     </w:p>
     <w:p>
@@ -1274,7 +2812,7 @@
       <w:pPr>
         <w:spacing w:after="160"/>
       </w:pPr>
-      <w:hyperlink r:id="rId52">
+      <w:hyperlink r:id="rId53">
         <w:r>
           <w:rPr>
             <w:color w:val="000000"/>
@@ -1286,7 +2824,7 @@
       <w:r>
         <w:t xml:space="preserve">   ·   </w:t>
       </w:r>
-      <w:hyperlink r:id="rId53">
+      <w:hyperlink r:id="rId54">
         <w:r>
           <w:rPr>
             <w:color w:val="000000"/>
@@ -1302,7 +2840,7 @@
         <w:keepNext/>
       </w:pPr>
       <w:r>
-        <w:t>03.  Benchmarking del programa colombiano de prospectiva ante prácticas en Europa y Sur América (título original: Benchmarking the coloIombian foresight programme against practices in Europe and South America)  (2011)</w:t>
+        <w:t>04.  Review: Projections of Power: The United States and Europe in Colonial Southeast Asia, 1919–1941 , by Anne L. Foster  (2012)</w:t>
       </w:r>
     </w:p>
     <w:p>
@@ -1331,7 +2869,7 @@
       <w:pPr>
         <w:spacing w:after="160"/>
       </w:pPr>
-      <w:hyperlink r:id="rId54">
+      <w:hyperlink r:id="rId55">
         <w:r>
           <w:rPr>
             <w:color w:val="000000"/>
@@ -1343,7 +2881,7 @@
       <w:r>
         <w:t xml:space="preserve">   ·   </w:t>
       </w:r>
-      <w:hyperlink r:id="rId55">
+      <w:hyperlink r:id="rId56">
         <w:r>
           <w:rPr>
             <w:color w:val="000000"/>
@@ -1359,7 +2897,7 @@
         <w:keepNext/>
       </w:pPr>
       <w:r>
-        <w:t>04.  Review: Projections of Power: The United States and Europe in Colonial Southeast Asia, 1919–1941 , by Anne L. Foster  (2012)</w:t>
+        <w:t>05.  Projections of Power: The United States and Europe in Colonial Southeast Asia, 1919–1941  (2012)</w:t>
       </w:r>
     </w:p>
     <w:p>
@@ -1416,7 +2954,7 @@
         <w:keepNext/>
       </w:pPr>
       <w:r>
-        <w:t>05.  Projections of Power: The United States and Europe in Colonial Southeast Asia, 1919–1941  (2012)</w:t>
+        <w:t>06.  FORECASTED TRENDS IN CHANGES OF VEGETATION IN THE EUROPEAN PART OF RUSSIA IN CONNECTION WITH GLOBAL WARMING  (2012)</w:t>
       </w:r>
     </w:p>
     <w:p>
@@ -1445,7 +2983,7 @@
       <w:pPr>
         <w:spacing w:after="160"/>
       </w:pPr>
-      <w:hyperlink r:id="rId57">
+      <w:hyperlink r:id="rId58">
         <w:r>
           <w:rPr>
             <w:color w:val="000000"/>
@@ -1457,7 +2995,7 @@
       <w:r>
         <w:t xml:space="preserve">   ·   </w:t>
       </w:r>
-      <w:hyperlink r:id="rId58">
+      <w:hyperlink r:id="rId59">
         <w:r>
           <w:rPr>
             <w:color w:val="000000"/>
@@ -1473,7 +3011,7 @@
         <w:keepNext/>
       </w:pPr>
       <w:r>
-        <w:t>06.  FORECASTED TRENDS IN CHANGES OF VEGETATION IN THE EUROPEAN PART OF RUSSIA IN CONNECTION WITH GLOBAL WARMING  (2012)</w:t>
+        <w:t>07.  INTRODUCTION OF THE GRAIN FUTURES MARKET IN THE BLACK SEA REGION  (2013)</w:t>
       </w:r>
     </w:p>
     <w:p>
@@ -1502,7 +3040,7 @@
       <w:pPr>
         <w:spacing w:after="160"/>
       </w:pPr>
-      <w:hyperlink r:id="rId59">
+      <w:hyperlink r:id="rId60">
         <w:r>
           <w:rPr>
             <w:color w:val="000000"/>
@@ -1514,7 +3052,7 @@
       <w:r>
         <w:t xml:space="preserve">   ·   </w:t>
       </w:r>
-      <w:hyperlink r:id="rId60">
+      <w:hyperlink r:id="rId61">
         <w:r>
           <w:rPr>
             <w:color w:val="000000"/>
@@ -1530,7 +3068,7 @@
         <w:keepNext/>
       </w:pPr>
       <w:r>
-        <w:t>07.  INTRODUCTION OF THE GRAIN FUTURES MARKET IN THE BLACK SEA REGION  (2013)</w:t>
+        <w:t>08.  Twitter data analysis as contribution to strategic foresight-The case of the EU Research Project “Foresight and Modelling for European Health Policy and Regulations” (FRESHER)  (2016)</w:t>
       </w:r>
     </w:p>
     <w:p>
@@ -1559,7 +3097,7 @@
       <w:pPr>
         <w:spacing w:after="160"/>
       </w:pPr>
-      <w:hyperlink r:id="rId61">
+      <w:hyperlink r:id="rId62">
         <w:r>
           <w:rPr>
             <w:color w:val="000000"/>
@@ -1571,7 +3109,7 @@
       <w:r>
         <w:t xml:space="preserve">   ·   </w:t>
       </w:r>
-      <w:hyperlink r:id="rId62">
+      <w:hyperlink r:id="rId63">
         <w:r>
           <w:rPr>
             <w:color w:val="000000"/>
@@ -1587,7 +3125,7 @@
         <w:keepNext/>
       </w:pPr>
       <w:r>
-        <w:t>08.  Twitter data analysis as contribution to strategic foresight-The case of the EU Research Project “Foresight and Modelling for European Health Policy and Regulations” (FRESHER)  (2016)</w:t>
+        <w:t>09.  New forms of innovation: critical issues for future pathways  (2016)</w:t>
       </w:r>
     </w:p>
     <w:p>
@@ -1616,7 +3154,7 @@
       <w:pPr>
         <w:spacing w:after="160"/>
       </w:pPr>
-      <w:hyperlink r:id="rId63">
+      <w:hyperlink r:id="rId64">
         <w:r>
           <w:rPr>
             <w:color w:val="000000"/>
@@ -1628,7 +3166,7 @@
       <w:r>
         <w:t xml:space="preserve">   ·   </w:t>
       </w:r>
-      <w:hyperlink r:id="rId64">
+      <w:hyperlink r:id="rId65">
         <w:r>
           <w:rPr>
             <w:color w:val="000000"/>
@@ -1644,7 +3182,7 @@
         <w:keepNext/>
       </w:pPr>
       <w:r>
-        <w:t>09.  New forms of innovation: critical issues for future pathways  (2016)</w:t>
+        <w:t>10.  Energy system impacts and policy implications of the European Intended Nationally Determined Contribution and low-carbon pathway to 2050  (2016)</w:t>
       </w:r>
     </w:p>
     <w:p>
@@ -1673,7 +3211,7 @@
       <w:pPr>
         <w:spacing w:after="160"/>
       </w:pPr>
-      <w:hyperlink r:id="rId65">
+      <w:hyperlink r:id="rId66">
         <w:r>
           <w:rPr>
             <w:color w:val="000000"/>
@@ -1685,7 +3223,7 @@
       <w:r>
         <w:t xml:space="preserve">   ·   </w:t>
       </w:r>
-      <w:hyperlink r:id="rId66">
+      <w:hyperlink r:id="rId67">
         <w:r>
           <w:rPr>
             <w:color w:val="000000"/>
@@ -1701,7 +3239,7 @@
         <w:keepNext/>
       </w:pPr>
       <w:r>
-        <w:t>10.  Energy system impacts and policy implications of the European Intended Nationally Determined Contribution and low-carbon pathway to 2050  (2016)</w:t>
+        <w:t>11.  Convenience Yields and Risk Premiums in the EU‐ETS—Evidence from the Kyoto Commitment Period  (2016)</w:t>
       </w:r>
     </w:p>
     <w:p>
@@ -1730,7 +3268,7 @@
       <w:pPr>
         <w:spacing w:after="160"/>
       </w:pPr>
-      <w:hyperlink r:id="rId67">
+      <w:hyperlink r:id="rId68">
         <w:r>
           <w:rPr>
             <w:color w:val="000000"/>
@@ -1742,7 +3280,7 @@
       <w:r>
         <w:t xml:space="preserve">   ·   </w:t>
       </w:r>
-      <w:hyperlink r:id="rId68">
+      <w:hyperlink r:id="rId69">
         <w:r>
           <w:rPr>
             <w:color w:val="000000"/>
@@ -1758,7 +3296,7 @@
         <w:keepNext/>
       </w:pPr>
       <w:r>
-        <w:t>11.  Convenience Yields and Risk Premiums in the EU‐ETS—Evidence from the Kyoto Commitment Period  (2016)</w:t>
+        <w:t>12.  Volatility Spillovers and Causality of Carbon Emissions, Oil and Coal Spot and Futures for the EU and USA  (2017)</w:t>
       </w:r>
     </w:p>
     <w:p>
@@ -1787,7 +3325,7 @@
       <w:pPr>
         <w:spacing w:after="160"/>
       </w:pPr>
-      <w:hyperlink r:id="rId69">
+      <w:hyperlink r:id="rId70">
         <w:r>
           <w:rPr>
             <w:color w:val="000000"/>
@@ -1799,7 +3337,7 @@
       <w:r>
         <w:t xml:space="preserve">   ·   </w:t>
       </w:r>
-      <w:hyperlink r:id="rId70">
+      <w:hyperlink r:id="rId71">
         <w:r>
           <w:rPr>
             <w:color w:val="000000"/>
@@ -1815,7 +3353,7 @@
         <w:keepNext/>
       </w:pPr>
       <w:r>
-        <w:t>12.  Volatility Spillovers and Causality of Carbon Emissions, Oil and Coal Spot and Futures for the EU and USA  (2017)</w:t>
+        <w:t>13.  European Security Architecture after the United Kingdom’s Withdrawal from the European Union: Future Scenarios  (2019)</w:t>
       </w:r>
     </w:p>
     <w:p>
@@ -1844,7 +3382,7 @@
       <w:pPr>
         <w:spacing w:after="160"/>
       </w:pPr>
-      <w:hyperlink r:id="rId71">
+      <w:hyperlink r:id="rId72">
         <w:r>
           <w:rPr>
             <w:color w:val="000000"/>
@@ -1856,7 +3394,7 @@
       <w:r>
         <w:t xml:space="preserve">   ·   </w:t>
       </w:r>
-      <w:hyperlink r:id="rId72">
+      <w:hyperlink r:id="rId73">
         <w:r>
           <w:rPr>
             <w:color w:val="000000"/>
@@ -1872,7 +3410,7 @@
         <w:keepNext/>
       </w:pPr>
       <w:r>
-        <w:t>13.  European Security Architecture after the United Kingdom’s Withdrawal from the European Union: Future Scenarios  (2019)</w:t>
+        <w:t>14.  The Impact of Decarbonization Scenarios on Air Quality and Human Health in Poland—Analysis of Scenarios up to 2050  (2020)</w:t>
       </w:r>
     </w:p>
     <w:p>
@@ -1901,7 +3439,7 @@
       <w:pPr>
         <w:spacing w:after="160"/>
       </w:pPr>
-      <w:hyperlink r:id="rId73">
+      <w:hyperlink r:id="rId74">
         <w:r>
           <w:rPr>
             <w:color w:val="000000"/>
@@ -1913,7 +3451,7 @@
       <w:r>
         <w:t xml:space="preserve">   ·   </w:t>
       </w:r>
-      <w:hyperlink r:id="rId74">
+      <w:hyperlink r:id="rId75">
         <w:r>
           <w:rPr>
             <w:color w:val="000000"/>
@@ -1929,7 +3467,7 @@
         <w:keepNext/>
       </w:pPr>
       <w:r>
-        <w:t>14.  The Impact of Decarbonization Scenarios on Air Quality and Human Health in Poland—Analysis of Scenarios up to 2050  (2020)</w:t>
+        <w:t>15.  Disaggregation of official demographic projections in sub-groups by education level: the neglected “composition effect” in the future path of life expectancy  (2021)</w:t>
       </w:r>
     </w:p>
     <w:p>
@@ -1958,7 +3496,7 @@
       <w:pPr>
         <w:spacing w:after="160"/>
       </w:pPr>
-      <w:hyperlink r:id="rId75">
+      <w:hyperlink r:id="rId76">
         <w:r>
           <w:rPr>
             <w:color w:val="000000"/>
@@ -1970,7 +3508,7 @@
       <w:r>
         <w:t xml:space="preserve">   ·   </w:t>
       </w:r>
-      <w:hyperlink r:id="rId76">
+      <w:hyperlink r:id="rId77">
         <w:r>
           <w:rPr>
             <w:color w:val="000000"/>
@@ -1986,7 +3524,7 @@
         <w:keepNext/>
       </w:pPr>
       <w:r>
-        <w:t>15.  Disaggregation of official demographic projections in sub-groups by education level: the neglected “composition effect” in the future path of life expectancy  (2021)</w:t>
+        <w:t>16.  Ensuring sustainable agriculture by analyzing the European Union and Romanian legislation on soil resources protection  (2022)</w:t>
       </w:r>
     </w:p>
     <w:p>
@@ -2015,7 +3553,7 @@
       <w:pPr>
         <w:spacing w:after="160"/>
       </w:pPr>
-      <w:hyperlink r:id="rId77">
+      <w:hyperlink r:id="rId78">
         <w:r>
           <w:rPr>
             <w:color w:val="000000"/>
@@ -2027,7 +3565,7 @@
       <w:r>
         <w:t xml:space="preserve">   ·   </w:t>
       </w:r>
-      <w:hyperlink r:id="rId78">
+      <w:hyperlink r:id="rId79">
         <w:r>
           <w:rPr>
             <w:color w:val="000000"/>
@@ -2043,7 +3581,7 @@
         <w:keepNext/>
       </w:pPr>
       <w:r>
-        <w:t>16.  Ensuring sustainable agriculture by analyzing the European Union and Romanian legislation on soil resources protection  (2022)</w:t>
+        <w:t>17.  Thematic Issue Presentation: Perspectives on innovation governance - challenges and dilemmas  (2023)</w:t>
       </w:r>
     </w:p>
     <w:p>
@@ -2072,7 +3610,7 @@
       <w:pPr>
         <w:spacing w:after="160"/>
       </w:pPr>
-      <w:hyperlink r:id="rId79">
+      <w:hyperlink r:id="rId80">
         <w:r>
           <w:rPr>
             <w:color w:val="000000"/>
@@ -2084,7 +3622,7 @@
       <w:r>
         <w:t xml:space="preserve">   ·   </w:t>
       </w:r>
-      <w:hyperlink r:id="rId80">
+      <w:hyperlink r:id="rId81">
         <w:r>
           <w:rPr>
             <w:color w:val="000000"/>
@@ -2100,7 +3638,7 @@
         <w:keepNext/>
       </w:pPr>
       <w:r>
-        <w:t>17.  Thematic Issue Presentation: Perspectives on innovation governance - challenges and dilemmas  (2023)</w:t>
+        <w:t>18.  Strategic routes for wastewater treatment plant upgrades to reduce micropollutants in European surface water bodies  (2023)</w:t>
       </w:r>
     </w:p>
     <w:p>
@@ -2129,7 +3667,7 @@
       <w:pPr>
         <w:spacing w:after="160"/>
       </w:pPr>
-      <w:hyperlink r:id="rId81">
+      <w:hyperlink r:id="rId82">
         <w:r>
           <w:rPr>
             <w:color w:val="000000"/>
@@ -2141,7 +3679,7 @@
       <w:r>
         <w:t xml:space="preserve">   ·   </w:t>
       </w:r>
-      <w:hyperlink r:id="rId82">
+      <w:hyperlink r:id="rId83">
         <w:r>
           <w:rPr>
             <w:color w:val="000000"/>
@@ -2157,7 +3695,7 @@
         <w:keepNext/>
       </w:pPr>
       <w:r>
-        <w:t>18.  Strategic routes for wastewater treatment plant upgrades to reduce micropollutants in European surface water bodies  (2023)</w:t>
+        <w:t>19.  Experts’ assessments of migration scenarios between the Middle East &amp; North Africa and Europe  (2023)</w:t>
       </w:r>
     </w:p>
     <w:p>
@@ -2186,7 +3724,7 @@
       <w:pPr>
         <w:spacing w:after="160"/>
       </w:pPr>
-      <w:hyperlink r:id="rId83">
+      <w:hyperlink r:id="rId84">
         <w:r>
           <w:rPr>
             <w:color w:val="000000"/>
@@ -2198,7 +3736,7 @@
       <w:r>
         <w:t xml:space="preserve">   ·   </w:t>
       </w:r>
-      <w:hyperlink r:id="rId84">
+      <w:hyperlink r:id="rId85">
         <w:r>
           <w:rPr>
             <w:color w:val="000000"/>
@@ -2214,7 +3752,7 @@
         <w:keepNext/>
       </w:pPr>
       <w:r>
-        <w:t>19.  Experts’ assessments of migration scenarios between the Middle East &amp; North Africa and Europe  (2023)</w:t>
+        <w:t>20.  A future EU overall strategy for agriculture and forest genetic resources management: Finding consensus through policymakers’ participation  (2023)</w:t>
       </w:r>
     </w:p>
     <w:p>
@@ -2243,7 +3781,7 @@
       <w:pPr>
         <w:spacing w:after="160"/>
       </w:pPr>
-      <w:hyperlink r:id="rId85">
+      <w:hyperlink r:id="rId86">
         <w:r>
           <w:rPr>
             <w:color w:val="000000"/>
@@ -2255,7 +3793,7 @@
       <w:r>
         <w:t xml:space="preserve">   ·   </w:t>
       </w:r>
-      <w:hyperlink r:id="rId86">
+      <w:hyperlink r:id="rId87">
         <w:r>
           <w:rPr>
             <w:color w:val="000000"/>
@@ -2267,63 +3805,6 @@
     </w:p>
     <w:p>
       <w:pPr>
-        <w:pStyle w:val="Heading2"/>
-        <w:keepNext/>
-      </w:pPr>
-      <w:r>
-        <w:t>20.  A future EU overall strategy for agriculture and forest genetic resources management: Finding consensus through policymakers’ participation  (2023)</w:t>
-      </w:r>
-    </w:p>
-    <w:p>
-      <w:r>
-        <w:rPr>
-          <w:b/>
-        </w:rPr>
-        <w:t xml:space="preserve">WHY HERE  </w:t>
-      </w:r>
-      <w:r>
-        <w:t>The apparent later evidence closely repeats the original or another linked publication. An independent follow-up has not been established.</w:t>
-      </w:r>
-    </w:p>
-    <w:p>
-      <w:r>
-        <w:rPr>
-          <w:b/>
-        </w:rPr>
-        <w:t xml:space="preserve">OPEN  </w:t>
-      </w:r>
-      <w:r>
-        <w:t>Still relevant, superseded, or simply under-researched? A source-based review is needed.</w:t>
-      </w:r>
-    </w:p>
-    <w:p>
-      <w:pPr>
-        <w:spacing w:after="160"/>
-      </w:pPr>
-      <w:hyperlink r:id="rId87">
-        <w:r>
-          <w:rPr>
-            <w:color w:val="000000"/>
-            <w:u w:val="single"/>
-          </w:rPr>
-          <w:t>Original publication</w:t>
-        </w:r>
-      </w:hyperlink>
-      <w:r>
-        <w:t xml:space="preserve">   ·   </w:t>
-      </w:r>
-      <w:hyperlink r:id="rId88">
-        <w:r>
-          <w:rPr>
-            <w:color w:val="000000"/>
-            <w:u w:val="single"/>
-          </w:rPr>
-          <w:t>Later publication (check status)</w:t>
-        </w:r>
-      </w:hyperlink>
-    </w:p>
-    <w:p>
-      <w:pPr>
         <w:pStyle w:val="Heading1"/>
       </w:pPr>
       <w:r>
@@ -2341,10 +3822,9 @@
       </w:r>
     </w:p>
     <w:sectPr>
-      <w:headerReference w:type="default" r:id="rId9"/>
-      <w:footerReference w:type="default" r:id="rId10"/>
+      <w:footerReference w:type="default" r:id="rId9"/>
       <w:pgSz w:w="12240" w:h="15840"/>
-      <w:pgMar w:top="936" w:right="1109" w:bottom="950" w:left="1109" w:header="720" w:footer="720" w:gutter="0"/>
+      <w:pgMar w:top="1080" w:right="1267" w:bottom="1037" w:left="1267" w:header="720" w:footer="720" w:gutter="0"/>
       <w:cols w:space="720"/>
       <w:docGrid w:linePitch="360"/>
     </w:sectPr>
@@ -2360,28 +3840,10 @@
       <w:jc w:val="right"/>
     </w:pPr>
     <w:r>
-      <w:t xml:space="preserve">World Radar  •  </w:t>
+      <w:t>VV FUTURES  |  Evidence-led research · 2026-10-28</w:t>
     </w:r>
-    <w:fldSimple w:instr="PAGE"/>
   </w:p>
 </w:ftr>
-</file>
-
-<file path=word/header1.xml><?xml version="1.0" encoding="utf-8"?>
-<w:hdr xmlns:m="http://schemas.openxmlformats.org/officeDocument/2006/math" xmlns:mc="http://schemas.openxmlformats.org/markup-compatibility/2006" xmlns:mo="http://schemas.microsoft.com/office/mac/office/2008/main" xmlns:mv="urn:schemas-microsoft-com:mac:vml" xmlns:o="urn:schemas-microsoft-com:office:office" xmlns:r="http://schemas.openxmlformats.org/officeDocument/2006/relationships" xmlns:v="urn:schemas-microsoft-com:vml" xmlns:w10="urn:schemas-microsoft-com:office:word" xmlns:w14="http://schemas.microsoft.com/office/word/2010/wordml" xmlns:w="http://schemas.openxmlformats.org/wordprocessingml/2006/main" xmlns:wne="http://schemas.microsoft.com/office/word/2006/wordml" xmlns:wp14="http://schemas.microsoft.com/office/word/2010/wordprocessingDrawing" xmlns:wp="http://schemas.openxmlformats.org/drawingml/2006/wordprocessingDrawing" xmlns:wpc="http://schemas.microsoft.com/office/word/2010/wordprocessingCanvas" xmlns:wpg="http://schemas.microsoft.com/office/word/2010/wordprocessingGroup" xmlns:wpi="http://schemas.microsoft.com/office/word/2010/wordprocessingInk" xmlns:wps="http://schemas.microsoft.com/office/word/2010/wordprocessingShape" mc:Ignorable="w14 wp14">
-  <w:p>
-    <w:pPr>
-      <w:pStyle w:val="Header"/>
-    </w:pPr>
-    <w:r>
-      <w:rPr>
-        <w:b/>
-        <w:sz w:val="15"/>
-      </w:rPr>
-      <w:t>WORLD RADAR   /   SHORT EDITION</w:t>
-    </w:r>
-  </w:p>
-</w:hdr>
 </file>
 
 <file path=word/numbering.xml><?xml version="1.0" encoding="utf-8"?>
@@ -2748,12 +4210,11 @@
     <w:qFormat/>
     <w:rsid w:val="00FC693F"/>
     <w:pPr>
-      <w:spacing w:after="80"/>
+      <w:spacing w:after="100"/>
     </w:pPr>
     <w:rPr>
-      <w:rFonts w:ascii="Arial" w:hAnsi="Arial"/>
-      <w:color w:val="000000"/>
-      <w:sz w:val="18"/>
+      <w:rFonts w:ascii="Aptos" w:hAnsi="Aptos"/>
+      <w:sz w:val="19"/>
     </w:rPr>
   </w:style>
   <w:style w:type="paragraph" w:styleId="Header">
@@ -2811,14 +4272,14 @@
     <w:pPr>
       <w:keepNext/>
       <w:keepLines/>
-      <w:spacing w:before="200" w:after="100"/>
+      <w:spacing w:before="480" w:after="0"/>
       <w:outlineLvl w:val="0"/>
     </w:pPr>
     <w:rPr>
-      <w:rFonts w:asciiTheme="majorHAnsi" w:eastAsiaTheme="majorEastAsia" w:hAnsiTheme="majorHAnsi" w:cstheme="majorBidi" w:ascii="Arial" w:hAnsi="Arial"/>
+      <w:rFonts w:asciiTheme="majorHAnsi" w:eastAsiaTheme="majorEastAsia" w:hAnsiTheme="majorHAnsi" w:cstheme="majorBidi" w:ascii="Aptos Display" w:hAnsi="Aptos Display"/>
       <w:b/>
       <w:bCs/>
-      <w:color w:val="000000"/>
+      <w:color w:val="154353"/>
       <w:sz w:val="30"/>
       <w:szCs w:val="28"/>
     </w:rPr>
@@ -2835,15 +4296,15 @@
     <w:pPr>
       <w:keepNext/>
       <w:keepLines/>
-      <w:spacing w:before="200" w:after="100"/>
+      <w:spacing w:before="200" w:after="0"/>
       <w:outlineLvl w:val="1"/>
     </w:pPr>
     <w:rPr>
-      <w:rFonts w:asciiTheme="majorHAnsi" w:eastAsiaTheme="majorEastAsia" w:hAnsiTheme="majorHAnsi" w:cstheme="majorBidi" w:ascii="Arial" w:hAnsi="Arial"/>
+      <w:rFonts w:asciiTheme="majorHAnsi" w:eastAsiaTheme="majorEastAsia" w:hAnsiTheme="majorHAnsi" w:cstheme="majorBidi" w:ascii="Aptos Display" w:hAnsi="Aptos Display"/>
       <w:b/>
       <w:bCs/>
-      <w:color w:val="000000"/>
-      <w:sz w:val="21"/>
+      <w:color w:val="154353"/>
+      <w:sz w:val="22"/>
       <w:szCs w:val="26"/>
     </w:rPr>
   </w:style>
@@ -2866,7 +4327,7 @@
       <w:rFonts w:asciiTheme="majorHAnsi" w:eastAsiaTheme="majorEastAsia" w:hAnsiTheme="majorHAnsi" w:cstheme="majorBidi"/>
       <w:b/>
       <w:bCs/>
-      <w:color w:val="000000"/>
+      <w:color w:val="4F81BD" w:themeColor="accent1"/>
     </w:rPr>
   </w:style>
   <w:style w:type="paragraph" w:styleId="Heading4">
@@ -2891,7 +4352,7 @@
       <w:bCs/>
       <w:i/>
       <w:iCs/>
-      <w:color w:val="000000"/>
+      <w:color w:val="4F81BD" w:themeColor="accent1"/>
     </w:rPr>
   </w:style>
   <w:style w:type="paragraph" w:styleId="Heading5">
@@ -2912,7 +4373,7 @@
     </w:pPr>
     <w:rPr>
       <w:rFonts w:asciiTheme="majorHAnsi" w:eastAsiaTheme="majorEastAsia" w:hAnsiTheme="majorHAnsi" w:cstheme="majorBidi"/>
-      <w:color w:val="000000"/>
+      <w:color w:val="243F60" w:themeColor="accent1" w:themeShade="7F"/>
     </w:rPr>
   </w:style>
   <w:style w:type="paragraph" w:styleId="Heading6">
@@ -2935,7 +4396,7 @@
       <w:rFonts w:asciiTheme="majorHAnsi" w:eastAsiaTheme="majorEastAsia" w:hAnsiTheme="majorHAnsi" w:cstheme="majorBidi"/>
       <w:i/>
       <w:iCs/>
-      <w:color w:val="000000"/>
+      <w:color w:val="243F60" w:themeColor="accent1" w:themeShade="7F"/>
     </w:rPr>
   </w:style>
   <w:style w:type="paragraph" w:styleId="Heading7">
@@ -2958,7 +4419,7 @@
       <w:rFonts w:asciiTheme="majorHAnsi" w:eastAsiaTheme="majorEastAsia" w:hAnsiTheme="majorHAnsi" w:cstheme="majorBidi"/>
       <w:i/>
       <w:iCs/>
-      <w:color w:val="000000"/>
+      <w:color w:val="404040" w:themeColor="text1" w:themeTint="BF"/>
     </w:rPr>
   </w:style>
   <w:style w:type="paragraph" w:styleId="Heading8">
@@ -2979,7 +4440,7 @@
     </w:pPr>
     <w:rPr>
       <w:rFonts w:asciiTheme="majorHAnsi" w:eastAsiaTheme="majorEastAsia" w:hAnsiTheme="majorHAnsi" w:cstheme="majorBidi"/>
-      <w:color w:val="000000"/>
+      <w:color w:val="4F81BD" w:themeColor="accent1"/>
       <w:sz w:val="20"/>
       <w:szCs w:val="20"/>
     </w:rPr>
@@ -3004,7 +4465,7 @@
       <w:rFonts w:asciiTheme="majorHAnsi" w:eastAsiaTheme="majorEastAsia" w:hAnsiTheme="majorHAnsi" w:cstheme="majorBidi"/>
       <w:i/>
       <w:iCs/>
-      <w:color w:val="000000"/>
+      <w:color w:val="404040" w:themeColor="text1" w:themeTint="BF"/>
       <w:sz w:val="20"/>
       <w:szCs w:val="20"/>
     </w:rPr>
@@ -3055,7 +4516,7 @@
       <w:rFonts w:asciiTheme="majorHAnsi" w:eastAsiaTheme="majorEastAsia" w:hAnsiTheme="majorHAnsi" w:cstheme="majorBidi"/>
       <w:b/>
       <w:bCs/>
-      <w:color w:val="000000"/>
+      <w:color w:val="365F91" w:themeColor="accent1" w:themeShade="BF"/>
       <w:sz w:val="28"/>
       <w:szCs w:val="28"/>
     </w:rPr>
@@ -3070,7 +4531,7 @@
       <w:rFonts w:asciiTheme="majorHAnsi" w:eastAsiaTheme="majorEastAsia" w:hAnsiTheme="majorHAnsi" w:cstheme="majorBidi"/>
       <w:b/>
       <w:bCs/>
-      <w:color w:val="000000"/>
+      <w:color w:val="4F81BD" w:themeColor="accent1"/>
       <w:sz w:val="26"/>
       <w:szCs w:val="26"/>
     </w:rPr>
@@ -3085,7 +4546,7 @@
       <w:rFonts w:asciiTheme="majorHAnsi" w:eastAsiaTheme="majorEastAsia" w:hAnsiTheme="majorHAnsi" w:cstheme="majorBidi"/>
       <w:b/>
       <w:bCs/>
-      <w:color w:val="000000"/>
+      <w:color w:val="4F81BD" w:themeColor="accent1"/>
     </w:rPr>
   </w:style>
   <w:style w:type="paragraph" w:styleId="Title">
@@ -3097,20 +4558,18 @@
     <w:qFormat/>
     <w:rsid w:val="00FC693F"/>
     <w:pPr>
-      <w:keepNext/>
       <w:pBdr>
-        <w:bottom w:val="single" w:sz="8" w:space="4" w:color="000000"/>
+        <w:bottom w:val="single" w:sz="8" w:space="4" w:color="4F81BD" w:themeColor="accent1"/>
       </w:pBdr>
-      <w:spacing w:after="100" w:line="240" w:lineRule="auto" w:before="200"/>
+      <w:spacing w:after="300" w:line="240" w:lineRule="auto"/>
       <w:contextualSpacing/>
     </w:pPr>
     <w:rPr>
-      <w:rFonts w:asciiTheme="majorHAnsi" w:eastAsiaTheme="majorEastAsia" w:hAnsiTheme="majorHAnsi" w:cstheme="majorBidi" w:ascii="Arial" w:hAnsi="Arial"/>
-      <w:b/>
-      <w:color w:val="000000"/>
+      <w:rFonts w:asciiTheme="majorHAnsi" w:eastAsiaTheme="majorEastAsia" w:hAnsiTheme="majorHAnsi" w:cstheme="majorBidi" w:ascii="Aptos Display" w:hAnsi="Aptos Display"/>
+      <w:color w:val="154353"/>
       <w:spacing w:val="5"/>
       <w:kern w:val="28"/>
-      <w:sz w:val="44"/>
+      <w:sz w:val="46"/>
       <w:szCs w:val="52"/>
     </w:rPr>
   </w:style>
@@ -3122,7 +4581,7 @@
     <w:rsid w:val="00FC693F"/>
     <w:rPr>
       <w:rFonts w:asciiTheme="majorHAnsi" w:eastAsiaTheme="majorEastAsia" w:hAnsiTheme="majorHAnsi" w:cstheme="majorBidi"/>
-      <w:color w:val="000000"/>
+      <w:color w:val="17365D" w:themeColor="text2" w:themeShade="BF"/>
       <w:spacing w:val="5"/>
       <w:kern w:val="28"/>
       <w:sz w:val="52"/>
@@ -3146,7 +4605,7 @@
       <w:rFonts w:asciiTheme="majorHAnsi" w:eastAsiaTheme="majorEastAsia" w:hAnsiTheme="majorHAnsi" w:cstheme="majorBidi"/>
       <w:i/>
       <w:iCs/>
-      <w:color w:val="000000"/>
+      <w:color w:val="4F81BD" w:themeColor="accent1"/>
       <w:spacing w:val="15"/>
       <w:sz w:val="24"/>
       <w:szCs w:val="24"/>
@@ -3162,7 +4621,7 @@
       <w:rFonts w:asciiTheme="majorHAnsi" w:eastAsiaTheme="majorEastAsia" w:hAnsiTheme="majorHAnsi" w:cstheme="majorBidi"/>
       <w:i/>
       <w:iCs/>
-      <w:color w:val="000000"/>
+      <w:color w:val="4F81BD" w:themeColor="accent1"/>
       <w:spacing w:val="15"/>
       <w:sz w:val="24"/>
       <w:szCs w:val="24"/>
@@ -3434,7 +4893,7 @@
     <w:rPr>
       <w:i/>
       <w:iCs/>
-      <w:color w:val="000000"/>
+      <w:color w:val="000000" w:themeColor="text1"/>
     </w:rPr>
   </w:style>
   <w:style w:type="character" w:customStyle="1" w:styleId="QuoteChar">
@@ -3446,7 +4905,7 @@
     <w:rPr>
       <w:i/>
       <w:iCs/>
-      <w:color w:val="000000"/>
+      <w:color w:val="000000" w:themeColor="text1"/>
     </w:rPr>
   </w:style>
   <w:style w:type="character" w:customStyle="1" w:styleId="Heading4Char">
@@ -3462,7 +4921,7 @@
       <w:bCs/>
       <w:i/>
       <w:iCs/>
-      <w:color w:val="000000"/>
+      <w:color w:val="4F81BD" w:themeColor="accent1"/>
     </w:rPr>
   </w:style>
   <w:style w:type="character" w:customStyle="1" w:styleId="Heading5Char">
@@ -3474,7 +4933,7 @@
     <w:rsid w:val="00FC693F"/>
     <w:rPr>
       <w:rFonts w:asciiTheme="majorHAnsi" w:eastAsiaTheme="majorEastAsia" w:hAnsiTheme="majorHAnsi" w:cstheme="majorBidi"/>
-      <w:color w:val="000000"/>
+      <w:color w:val="243F60" w:themeColor="accent1" w:themeShade="7F"/>
     </w:rPr>
   </w:style>
   <w:style w:type="character" w:customStyle="1" w:styleId="Heading6Char">
@@ -3488,7 +4947,7 @@
       <w:rFonts w:asciiTheme="majorHAnsi" w:eastAsiaTheme="majorEastAsia" w:hAnsiTheme="majorHAnsi" w:cstheme="majorBidi"/>
       <w:i/>
       <w:iCs/>
-      <w:color w:val="000000"/>
+      <w:color w:val="243F60" w:themeColor="accent1" w:themeShade="7F"/>
     </w:rPr>
   </w:style>
   <w:style w:type="character" w:customStyle="1" w:styleId="Heading7Char">
@@ -3502,7 +4961,7 @@
       <w:rFonts w:asciiTheme="majorHAnsi" w:eastAsiaTheme="majorEastAsia" w:hAnsiTheme="majorHAnsi" w:cstheme="majorBidi"/>
       <w:i/>
       <w:iCs/>
-      <w:color w:val="000000"/>
+      <w:color w:val="404040" w:themeColor="text1" w:themeTint="BF"/>
     </w:rPr>
   </w:style>
   <w:style w:type="character" w:customStyle="1" w:styleId="Heading8Char">
@@ -3514,7 +4973,7 @@
     <w:rsid w:val="00FC693F"/>
     <w:rPr>
       <w:rFonts w:asciiTheme="majorHAnsi" w:eastAsiaTheme="majorEastAsia" w:hAnsiTheme="majorHAnsi" w:cstheme="majorBidi"/>
-      <w:color w:val="000000"/>
+      <w:color w:val="4F81BD" w:themeColor="accent1"/>
       <w:sz w:val="20"/>
       <w:szCs w:val="20"/>
     </w:rPr>
@@ -3530,7 +4989,7 @@
       <w:rFonts w:asciiTheme="majorHAnsi" w:eastAsiaTheme="majorEastAsia" w:hAnsiTheme="majorHAnsi" w:cstheme="majorBidi"/>
       <w:i/>
       <w:iCs/>
-      <w:color w:val="000000"/>
+      <w:color w:val="404040" w:themeColor="text1" w:themeTint="BF"/>
       <w:sz w:val="20"/>
       <w:szCs w:val="20"/>
     </w:rPr>
@@ -3550,7 +5009,7 @@
     <w:rPr>
       <w:b/>
       <w:bCs/>
-      <w:color w:val="000000"/>
+      <w:color w:val="4F81BD" w:themeColor="accent1"/>
       <w:sz w:val="18"/>
       <w:szCs w:val="18"/>
     </w:rPr>
@@ -3587,7 +5046,7 @@
     <w:rsid w:val="00FC693F"/>
     <w:pPr>
       <w:pBdr>
-        <w:bottom w:val="single" w:sz="4" w:space="4" w:color="000000"/>
+        <w:bottom w:val="single" w:sz="4" w:space="4" w:color="4F81BD" w:themeColor="accent1"/>
       </w:pBdr>
       <w:spacing w:before="200" w:after="280"/>
       <w:ind w:left="936" w:right="936"/>
@@ -3597,7 +5056,7 @@
       <w:bCs/>
       <w:i/>
       <w:iCs/>
-      <w:color w:val="000000"/>
+      <w:color w:val="4F81BD" w:themeColor="accent1"/>
     </w:rPr>
   </w:style>
   <w:style w:type="character" w:customStyle="1" w:styleId="IntenseQuoteChar">
@@ -3611,7 +5070,7 @@
       <w:bCs/>
       <w:i/>
       <w:iCs/>
-      <w:color w:val="000000"/>
+      <w:color w:val="4F81BD" w:themeColor="accent1"/>
     </w:rPr>
   </w:style>
   <w:style w:type="character" w:styleId="SubtleEmphasis">
@@ -3623,7 +5082,7 @@
     <w:rPr>
       <w:i/>
       <w:iCs/>
-      <w:color w:val="000000"/>
+      <w:color w:val="808080" w:themeColor="text1" w:themeTint="7F"/>
     </w:rPr>
   </w:style>
   <w:style w:type="character" w:styleId="IntenseEmphasis">
@@ -3637,7 +5096,7 @@
       <w:bCs/>
       <w:i/>
       <w:iCs/>
-      <w:color w:val="000000"/>
+      <w:color w:val="4F81BD" w:themeColor="accent1"/>
     </w:rPr>
   </w:style>
   <w:style w:type="character" w:styleId="SubtleReference">
@@ -3648,7 +5107,7 @@
     <w:rsid w:val="00FC693F"/>
     <w:rPr>
       <w:smallCaps/>
-      <w:color w:val="000000"/>
+      <w:color w:val="C0504D" w:themeColor="accent2"/>
       <w:u w:val="single"/>
     </w:rPr>
   </w:style>
@@ -3662,7 +5121,7 @@
       <w:b/>
       <w:bCs/>
       <w:smallCaps/>
-      <w:color w:val="000000"/>
+      <w:color w:val="C0504D" w:themeColor="accent2"/>
       <w:spacing w:val="5"/>
       <w:u w:val="single"/>
     </w:rPr>
@@ -3706,7 +5165,7 @@
       <w:tblBorders>
         <w:top w:val="single" w:sz="4" w:space="0" w:color="auto"/>
         <w:left w:val="single" w:sz="4" w:space="0" w:color="auto"/>
-        <w:bottom w:val="single" w:sz="4" w:space="0" w:color="000000"/>
+        <w:bottom w:val="single" w:sz="4" w:space="0" w:color="auto"/>
         <w:right w:val="single" w:sz="4" w:space="0" w:color="auto"/>
         <w:insideH w:val="single" w:sz="4" w:space="0" w:color="auto"/>
         <w:insideV w:val="single" w:sz="4" w:space="0" w:color="auto"/>
@@ -3728,7 +5187,7 @@
       <w:spacing w:after="0" w:line="240" w:lineRule="auto"/>
     </w:pPr>
     <w:rPr>
-      <w:color w:val="000000"/>
+      <w:color w:val="000000" w:themeColor="text1" w:themeShade="BF"/>
     </w:rPr>
     <w:tblPr>
       <w:tblStyleRowBandSize w:val="1"/>
@@ -3736,7 +5195,7 @@
       <w:tblInd w:w="0" w:type="dxa"/>
       <w:tblBorders>
         <w:top w:val="single" w:sz="8" w:space="0" w:color="000000" w:themeColor="text1"/>
-        <w:bottom w:val="single" w:sz="8" w:space="0" w:color="000000"/>
+        <w:bottom w:val="single" w:sz="8" w:space="0" w:color="000000" w:themeColor="text1"/>
       </w:tblBorders>
       <w:tblCellMar>
         <w:top w:w="0" w:type="dxa"/>
@@ -3758,7 +5217,7 @@
         <w:tcBorders>
           <w:top w:val="single" w:sz="8" w:space="0" w:color="000000" w:themeColor="text1"/>
           <w:left w:val="nil"/>
-          <w:bottom w:val="single" w:sz="8" w:space="0" w:color="000000"/>
+          <w:bottom w:val="single" w:sz="8" w:space="0" w:color="000000" w:themeColor="text1"/>
           <w:right w:val="nil"/>
           <w:insideH w:val="nil"/>
           <w:insideV w:val="nil"/>
@@ -3778,7 +5237,7 @@
         <w:tcBorders>
           <w:top w:val="single" w:sz="8" w:space="0" w:color="000000" w:themeColor="text1"/>
           <w:left w:val="nil"/>
-          <w:bottom w:val="single" w:sz="8" w:space="0" w:color="000000"/>
+          <w:bottom w:val="single" w:sz="8" w:space="0" w:color="000000" w:themeColor="text1"/>
           <w:right w:val="nil"/>
           <w:insideH w:val="nil"/>
           <w:insideV w:val="nil"/>
@@ -3831,7 +5290,7 @@
       <w:spacing w:after="0" w:line="240" w:lineRule="auto"/>
     </w:pPr>
     <w:rPr>
-      <w:color w:val="000000"/>
+      <w:color w:val="365F91" w:themeColor="accent1" w:themeShade="BF"/>
     </w:rPr>
     <w:tblPr>
       <w:tblStyleRowBandSize w:val="1"/>
@@ -3839,7 +5298,7 @@
       <w:tblInd w:w="0" w:type="dxa"/>
       <w:tblBorders>
         <w:top w:val="single" w:sz="8" w:space="0" w:color="4F81BD" w:themeColor="accent1"/>
-        <w:bottom w:val="single" w:sz="8" w:space="0" w:color="000000"/>
+        <w:bottom w:val="single" w:sz="8" w:space="0" w:color="4F81BD" w:themeColor="accent1"/>
       </w:tblBorders>
       <w:tblCellMar>
         <w:top w:w="0" w:type="dxa"/>
@@ -3861,7 +5320,7 @@
         <w:tcBorders>
           <w:top w:val="single" w:sz="8" w:space="0" w:color="4F81BD" w:themeColor="accent1"/>
           <w:left w:val="nil"/>
-          <w:bottom w:val="single" w:sz="8" w:space="0" w:color="000000"/>
+          <w:bottom w:val="single" w:sz="8" w:space="0" w:color="4F81BD" w:themeColor="accent1"/>
           <w:right w:val="nil"/>
           <w:insideH w:val="nil"/>
           <w:insideV w:val="nil"/>
@@ -3881,7 +5340,7 @@
         <w:tcBorders>
           <w:top w:val="single" w:sz="8" w:space="0" w:color="4F81BD" w:themeColor="accent1"/>
           <w:left w:val="nil"/>
-          <w:bottom w:val="single" w:sz="8" w:space="0" w:color="000000"/>
+          <w:bottom w:val="single" w:sz="8" w:space="0" w:color="4F81BD" w:themeColor="accent1"/>
           <w:right w:val="nil"/>
           <w:insideH w:val="nil"/>
           <w:insideV w:val="nil"/>
@@ -3934,7 +5393,7 @@
       <w:spacing w:after="0" w:line="240" w:lineRule="auto"/>
     </w:pPr>
     <w:rPr>
-      <w:color w:val="000000"/>
+      <w:color w:val="943634" w:themeColor="accent2" w:themeShade="BF"/>
     </w:rPr>
     <w:tblPr>
       <w:tblStyleRowBandSize w:val="1"/>
@@ -3942,7 +5401,7 @@
       <w:tblInd w:w="0" w:type="dxa"/>
       <w:tblBorders>
         <w:top w:val="single" w:sz="8" w:space="0" w:color="C0504D" w:themeColor="accent2"/>
-        <w:bottom w:val="single" w:sz="8" w:space="0" w:color="000000"/>
+        <w:bottom w:val="single" w:sz="8" w:space="0" w:color="C0504D" w:themeColor="accent2"/>
       </w:tblBorders>
       <w:tblCellMar>
         <w:top w:w="0" w:type="dxa"/>
@@ -3964,7 +5423,7 @@
         <w:tcBorders>
           <w:top w:val="single" w:sz="8" w:space="0" w:color="C0504D" w:themeColor="accent2"/>
           <w:left w:val="nil"/>
-          <w:bottom w:val="single" w:sz="8" w:space="0" w:color="000000"/>
+          <w:bottom w:val="single" w:sz="8" w:space="0" w:color="C0504D" w:themeColor="accent2"/>
           <w:right w:val="nil"/>
           <w:insideH w:val="nil"/>
           <w:insideV w:val="nil"/>
@@ -3984,7 +5443,7 @@
         <w:tcBorders>
           <w:top w:val="single" w:sz="8" w:space="0" w:color="C0504D" w:themeColor="accent2"/>
           <w:left w:val="nil"/>
-          <w:bottom w:val="single" w:sz="8" w:space="0" w:color="000000"/>
+          <w:bottom w:val="single" w:sz="8" w:space="0" w:color="C0504D" w:themeColor="accent2"/>
           <w:right w:val="nil"/>
           <w:insideH w:val="nil"/>
           <w:insideV w:val="nil"/>
@@ -4037,7 +5496,7 @@
       <w:spacing w:after="0" w:line="240" w:lineRule="auto"/>
     </w:pPr>
     <w:rPr>
-      <w:color w:val="000000"/>
+      <w:color w:val="76923C" w:themeColor="accent3" w:themeShade="BF"/>
     </w:rPr>
     <w:tblPr>
       <w:tblStyleRowBandSize w:val="1"/>
@@ -4045,7 +5504,7 @@
       <w:tblInd w:w="0" w:type="dxa"/>
       <w:tblBorders>
         <w:top w:val="single" w:sz="8" w:space="0" w:color="9BBB59" w:themeColor="accent3"/>
-        <w:bottom w:val="single" w:sz="8" w:space="0" w:color="000000"/>
+        <w:bottom w:val="single" w:sz="8" w:space="0" w:color="9BBB59" w:themeColor="accent3"/>
       </w:tblBorders>
       <w:tblCellMar>
         <w:top w:w="0" w:type="dxa"/>
@@ -4067,7 +5526,7 @@
         <w:tcBorders>
           <w:top w:val="single" w:sz="8" w:space="0" w:color="9BBB59" w:themeColor="accent3"/>
           <w:left w:val="nil"/>
-          <w:bottom w:val="single" w:sz="8" w:space="0" w:color="000000"/>
+          <w:bottom w:val="single" w:sz="8" w:space="0" w:color="9BBB59" w:themeColor="accent3"/>
           <w:right w:val="nil"/>
           <w:insideH w:val="nil"/>
           <w:insideV w:val="nil"/>
@@ -4087,7 +5546,7 @@
         <w:tcBorders>
           <w:top w:val="single" w:sz="8" w:space="0" w:color="9BBB59" w:themeColor="accent3"/>
           <w:left w:val="nil"/>
-          <w:bottom w:val="single" w:sz="8" w:space="0" w:color="000000"/>
+          <w:bottom w:val="single" w:sz="8" w:space="0" w:color="9BBB59" w:themeColor="accent3"/>
           <w:right w:val="nil"/>
           <w:insideH w:val="nil"/>
           <w:insideV w:val="nil"/>
@@ -4140,7 +5599,7 @@
       <w:spacing w:after="0" w:line="240" w:lineRule="auto"/>
     </w:pPr>
     <w:rPr>
-      <w:color w:val="000000"/>
+      <w:color w:val="5F497A" w:themeColor="accent4" w:themeShade="BF"/>
     </w:rPr>
     <w:tblPr>
       <w:tblStyleRowBandSize w:val="1"/>
@@ -4148,7 +5607,7 @@
       <w:tblInd w:w="0" w:type="dxa"/>
       <w:tblBorders>
         <w:top w:val="single" w:sz="8" w:space="0" w:color="8064A2" w:themeColor="accent4"/>
-        <w:bottom w:val="single" w:sz="8" w:space="0" w:color="000000"/>
+        <w:bottom w:val="single" w:sz="8" w:space="0" w:color="8064A2" w:themeColor="accent4"/>
       </w:tblBorders>
       <w:tblCellMar>
         <w:top w:w="0" w:type="dxa"/>
@@ -4170,7 +5629,7 @@
         <w:tcBorders>
           <w:top w:val="single" w:sz="8" w:space="0" w:color="8064A2" w:themeColor="accent4"/>
           <w:left w:val="nil"/>
-          <w:bottom w:val="single" w:sz="8" w:space="0" w:color="000000"/>
+          <w:bottom w:val="single" w:sz="8" w:space="0" w:color="8064A2" w:themeColor="accent4"/>
           <w:right w:val="nil"/>
           <w:insideH w:val="nil"/>
           <w:insideV w:val="nil"/>
@@ -4190,7 +5649,7 @@
         <w:tcBorders>
           <w:top w:val="single" w:sz="8" w:space="0" w:color="8064A2" w:themeColor="accent4"/>
           <w:left w:val="nil"/>
-          <w:bottom w:val="single" w:sz="8" w:space="0" w:color="000000"/>
+          <w:bottom w:val="single" w:sz="8" w:space="0" w:color="8064A2" w:themeColor="accent4"/>
           <w:right w:val="nil"/>
           <w:insideH w:val="nil"/>
           <w:insideV w:val="nil"/>
@@ -4243,7 +5702,7 @@
       <w:spacing w:after="0" w:line="240" w:lineRule="auto"/>
     </w:pPr>
     <w:rPr>
-      <w:color w:val="000000"/>
+      <w:color w:val="31849B" w:themeColor="accent5" w:themeShade="BF"/>
     </w:rPr>
     <w:tblPr>
       <w:tblStyleRowBandSize w:val="1"/>
@@ -4251,7 +5710,7 @@
       <w:tblInd w:w="0" w:type="dxa"/>
       <w:tblBorders>
         <w:top w:val="single" w:sz="8" w:space="0" w:color="4BACC6" w:themeColor="accent5"/>
-        <w:bottom w:val="single" w:sz="8" w:space="0" w:color="000000"/>
+        <w:bottom w:val="single" w:sz="8" w:space="0" w:color="4BACC6" w:themeColor="accent5"/>
       </w:tblBorders>
       <w:tblCellMar>
         <w:top w:w="0" w:type="dxa"/>
@@ -4273,7 +5732,7 @@
         <w:tcBorders>
           <w:top w:val="single" w:sz="8" w:space="0" w:color="4BACC6" w:themeColor="accent5"/>
           <w:left w:val="nil"/>
-          <w:bottom w:val="single" w:sz="8" w:space="0" w:color="000000"/>
+          <w:bottom w:val="single" w:sz="8" w:space="0" w:color="4BACC6" w:themeColor="accent5"/>
           <w:right w:val="nil"/>
           <w:insideH w:val="nil"/>
           <w:insideV w:val="nil"/>
@@ -4293,7 +5752,7 @@
         <w:tcBorders>
           <w:top w:val="single" w:sz="8" w:space="0" w:color="4BACC6" w:themeColor="accent5"/>
           <w:left w:val="nil"/>
-          <w:bottom w:val="single" w:sz="8" w:space="0" w:color="000000"/>
+          <w:bottom w:val="single" w:sz="8" w:space="0" w:color="4BACC6" w:themeColor="accent5"/>
           <w:right w:val="nil"/>
           <w:insideH w:val="nil"/>
           <w:insideV w:val="nil"/>
@@ -4346,7 +5805,7 @@
       <w:spacing w:after="0" w:line="240" w:lineRule="auto"/>
     </w:pPr>
     <w:rPr>
-      <w:color w:val="000000"/>
+      <w:color w:val="E36C0A" w:themeColor="accent6" w:themeShade="BF"/>
     </w:rPr>
     <w:tblPr>
       <w:tblStyleRowBandSize w:val="1"/>
@@ -4354,7 +5813,7 @@
       <w:tblInd w:w="0" w:type="dxa"/>
       <w:tblBorders>
         <w:top w:val="single" w:sz="8" w:space="0" w:color="F79646" w:themeColor="accent6"/>
-        <w:bottom w:val="single" w:sz="8" w:space="0" w:color="000000"/>
+        <w:bottom w:val="single" w:sz="8" w:space="0" w:color="F79646" w:themeColor="accent6"/>
       </w:tblBorders>
       <w:tblCellMar>
         <w:top w:w="0" w:type="dxa"/>
@@ -4376,7 +5835,7 @@
         <w:tcBorders>
           <w:top w:val="single" w:sz="8" w:space="0" w:color="F79646" w:themeColor="accent6"/>
           <w:left w:val="nil"/>
-          <w:bottom w:val="single" w:sz="8" w:space="0" w:color="000000"/>
+          <w:bottom w:val="single" w:sz="8" w:space="0" w:color="F79646" w:themeColor="accent6"/>
           <w:right w:val="nil"/>
           <w:insideH w:val="nil"/>
           <w:insideV w:val="nil"/>
@@ -4396,7 +5855,7 @@
         <w:tcBorders>
           <w:top w:val="single" w:sz="8" w:space="0" w:color="F79646" w:themeColor="accent6"/>
           <w:left w:val="nil"/>
-          <w:bottom w:val="single" w:sz="8" w:space="0" w:color="000000"/>
+          <w:bottom w:val="single" w:sz="8" w:space="0" w:color="F79646" w:themeColor="accent6"/>
           <w:right w:val="nil"/>
           <w:insideH w:val="nil"/>
           <w:insideV w:val="nil"/>
@@ -4455,7 +5914,7 @@
       <w:tblBorders>
         <w:top w:val="single" w:sz="8" w:space="0" w:color="000000" w:themeColor="text1"/>
         <w:left w:val="single" w:sz="8" w:space="0" w:color="000000" w:themeColor="text1"/>
-        <w:bottom w:val="single" w:sz="8" w:space="0" w:color="000000"/>
+        <w:bottom w:val="single" w:sz="8" w:space="0" w:color="000000" w:themeColor="text1"/>
         <w:right w:val="single" w:sz="8" w:space="0" w:color="000000" w:themeColor="text1"/>
       </w:tblBorders>
       <w:tblCellMar>
@@ -4472,7 +5931,7 @@
       <w:rPr>
         <w:b/>
         <w:bCs/>
-        <w:color w:val="000000"/>
+        <w:color w:val="FFFFFF" w:themeColor="background1"/>
       </w:rPr>
       <w:tblPr/>
       <w:tcPr>
@@ -4492,7 +5951,7 @@
         <w:tcBorders>
           <w:top w:val="double" w:sz="6" w:space="0" w:color="000000" w:themeColor="text1"/>
           <w:left w:val="single" w:sz="8" w:space="0" w:color="000000" w:themeColor="text1"/>
-          <w:bottom w:val="single" w:sz="8" w:space="0" w:color="000000"/>
+          <w:bottom w:val="single" w:sz="8" w:space="0" w:color="000000" w:themeColor="text1"/>
           <w:right w:val="single" w:sz="8" w:space="0" w:color="000000" w:themeColor="text1"/>
         </w:tcBorders>
       </w:tcPr>
@@ -4515,7 +5974,7 @@
         <w:tcBorders>
           <w:top w:val="single" w:sz="8" w:space="0" w:color="000000" w:themeColor="text1"/>
           <w:left w:val="single" w:sz="8" w:space="0" w:color="000000" w:themeColor="text1"/>
-          <w:bottom w:val="single" w:sz="8" w:space="0" w:color="000000"/>
+          <w:bottom w:val="single" w:sz="8" w:space="0" w:color="000000" w:themeColor="text1"/>
           <w:right w:val="single" w:sz="8" w:space="0" w:color="000000" w:themeColor="text1"/>
         </w:tcBorders>
       </w:tcPr>
@@ -4526,7 +5985,7 @@
         <w:tcBorders>
           <w:top w:val="single" w:sz="8" w:space="0" w:color="000000" w:themeColor="text1"/>
           <w:left w:val="single" w:sz="8" w:space="0" w:color="000000" w:themeColor="text1"/>
-          <w:bottom w:val="single" w:sz="8" w:space="0" w:color="000000"/>
+          <w:bottom w:val="single" w:sz="8" w:space="0" w:color="000000" w:themeColor="text1"/>
           <w:right w:val="single" w:sz="8" w:space="0" w:color="000000" w:themeColor="text1"/>
         </w:tcBorders>
       </w:tcPr>
@@ -4547,7 +6006,7 @@
       <w:tblBorders>
         <w:top w:val="single" w:sz="8" w:space="0" w:color="4F81BD" w:themeColor="accent1"/>
         <w:left w:val="single" w:sz="8" w:space="0" w:color="4F81BD" w:themeColor="accent1"/>
-        <w:bottom w:val="single" w:sz="8" w:space="0" w:color="000000"/>
+        <w:bottom w:val="single" w:sz="8" w:space="0" w:color="4F81BD" w:themeColor="accent1"/>
         <w:right w:val="single" w:sz="8" w:space="0" w:color="4F81BD" w:themeColor="accent1"/>
       </w:tblBorders>
       <w:tblCellMar>
@@ -4564,7 +6023,7 @@
       <w:rPr>
         <w:b/>
         <w:bCs/>
-        <w:color w:val="000000"/>
+        <w:color w:val="FFFFFF" w:themeColor="background1"/>
       </w:rPr>
       <w:tblPr/>
       <w:tcPr>
@@ -4584,7 +6043,7 @@
         <w:tcBorders>
           <w:top w:val="double" w:sz="6" w:space="0" w:color="4F81BD" w:themeColor="accent1"/>
           <w:left w:val="single" w:sz="8" w:space="0" w:color="4F81BD" w:themeColor="accent1"/>
-          <w:bottom w:val="single" w:sz="8" w:space="0" w:color="000000"/>
+          <w:bottom w:val="single" w:sz="8" w:space="0" w:color="4F81BD" w:themeColor="accent1"/>
           <w:right w:val="single" w:sz="8" w:space="0" w:color="4F81BD" w:themeColor="accent1"/>
         </w:tcBorders>
       </w:tcPr>
@@ -4607,7 +6066,7 @@
         <w:tcBorders>
           <w:top w:val="single" w:sz="8" w:space="0" w:color="4F81BD" w:themeColor="accent1"/>
           <w:left w:val="single" w:sz="8" w:space="0" w:color="4F81BD" w:themeColor="accent1"/>
-          <w:bottom w:val="single" w:sz="8" w:space="0" w:color="000000"/>
+          <w:bottom w:val="single" w:sz="8" w:space="0" w:color="4F81BD" w:themeColor="accent1"/>
           <w:right w:val="single" w:sz="8" w:space="0" w:color="4F81BD" w:themeColor="accent1"/>
         </w:tcBorders>
       </w:tcPr>
@@ -4618,7 +6077,7 @@
         <w:tcBorders>
           <w:top w:val="single" w:sz="8" w:space="0" w:color="4F81BD" w:themeColor="accent1"/>
           <w:left w:val="single" w:sz="8" w:space="0" w:color="4F81BD" w:themeColor="accent1"/>
-          <w:bottom w:val="single" w:sz="8" w:space="0" w:color="000000"/>
+          <w:bottom w:val="single" w:sz="8" w:space="0" w:color="4F81BD" w:themeColor="accent1"/>
           <w:right w:val="single" w:sz="8" w:space="0" w:color="4F81BD" w:themeColor="accent1"/>
         </w:tcBorders>
       </w:tcPr>
@@ -4639,7 +6098,7 @@
       <w:tblBorders>
         <w:top w:val="single" w:sz="8" w:space="0" w:color="C0504D" w:themeColor="accent2"/>
         <w:left w:val="single" w:sz="8" w:space="0" w:color="C0504D" w:themeColor="accent2"/>
-        <w:bottom w:val="single" w:sz="8" w:space="0" w:color="000000"/>
+        <w:bottom w:val="single" w:sz="8" w:space="0" w:color="C0504D" w:themeColor="accent2"/>
         <w:right w:val="single" w:sz="8" w:space="0" w:color="C0504D" w:themeColor="accent2"/>
       </w:tblBorders>
       <w:tblCellMar>
@@ -4656,7 +6115,7 @@
       <w:rPr>
         <w:b/>
         <w:bCs/>
-        <w:color w:val="000000"/>
+        <w:color w:val="FFFFFF" w:themeColor="background1"/>
       </w:rPr>
       <w:tblPr/>
       <w:tcPr>
@@ -4676,7 +6135,7 @@
         <w:tcBorders>
           <w:top w:val="double" w:sz="6" w:space="0" w:color="C0504D" w:themeColor="accent2"/>
           <w:left w:val="single" w:sz="8" w:space="0" w:color="C0504D" w:themeColor="accent2"/>
-          <w:bottom w:val="single" w:sz="8" w:space="0" w:color="000000"/>
+          <w:bottom w:val="single" w:sz="8" w:space="0" w:color="C0504D" w:themeColor="accent2"/>
           <w:right w:val="single" w:sz="8" w:space="0" w:color="C0504D" w:themeColor="accent2"/>
         </w:tcBorders>
       </w:tcPr>
@@ -4699,7 +6158,7 @@
         <w:tcBorders>
           <w:top w:val="single" w:sz="8" w:space="0" w:color="C0504D" w:themeColor="accent2"/>
           <w:left w:val="single" w:sz="8" w:space="0" w:color="C0504D" w:themeColor="accent2"/>
-          <w:bottom w:val="single" w:sz="8" w:space="0" w:color="000000"/>
+          <w:bottom w:val="single" w:sz="8" w:space="0" w:color="C0504D" w:themeColor="accent2"/>
           <w:right w:val="single" w:sz="8" w:space="0" w:color="C0504D" w:themeColor="accent2"/>
         </w:tcBorders>
       </w:tcPr>
@@ -4710,7 +6169,7 @@
         <w:tcBorders>
           <w:top w:val="single" w:sz="8" w:space="0" w:color="C0504D" w:themeColor="accent2"/>
           <w:left w:val="single" w:sz="8" w:space="0" w:color="C0504D" w:themeColor="accent2"/>
-          <w:bottom w:val="single" w:sz="8" w:space="0" w:color="000000"/>
+          <w:bottom w:val="single" w:sz="8" w:space="0" w:color="C0504D" w:themeColor="accent2"/>
           <w:right w:val="single" w:sz="8" w:space="0" w:color="C0504D" w:themeColor="accent2"/>
         </w:tcBorders>
       </w:tcPr>
@@ -4731,7 +6190,7 @@
       <w:tblBorders>
         <w:top w:val="single" w:sz="8" w:space="0" w:color="9BBB59" w:themeColor="accent3"/>
         <w:left w:val="single" w:sz="8" w:space="0" w:color="9BBB59" w:themeColor="accent3"/>
-        <w:bottom w:val="single" w:sz="8" w:space="0" w:color="000000"/>
+        <w:bottom w:val="single" w:sz="8" w:space="0" w:color="9BBB59" w:themeColor="accent3"/>
         <w:right w:val="single" w:sz="8" w:space="0" w:color="9BBB59" w:themeColor="accent3"/>
       </w:tblBorders>
       <w:tblCellMar>
@@ -4748,7 +6207,7 @@
       <w:rPr>
         <w:b/>
         <w:bCs/>
-        <w:color w:val="000000"/>
+        <w:color w:val="FFFFFF" w:themeColor="background1"/>
       </w:rPr>
       <w:tblPr/>
       <w:tcPr>
@@ -4768,7 +6227,7 @@
         <w:tcBorders>
           <w:top w:val="double" w:sz="6" w:space="0" w:color="9BBB59" w:themeColor="accent3"/>
           <w:left w:val="single" w:sz="8" w:space="0" w:color="9BBB59" w:themeColor="accent3"/>
-          <w:bottom w:val="single" w:sz="8" w:space="0" w:color="000000"/>
+          <w:bottom w:val="single" w:sz="8" w:space="0" w:color="9BBB59" w:themeColor="accent3"/>
           <w:right w:val="single" w:sz="8" w:space="0" w:color="9BBB59" w:themeColor="accent3"/>
         </w:tcBorders>
       </w:tcPr>
@@ -4791,7 +6250,7 @@
         <w:tcBorders>
           <w:top w:val="single" w:sz="8" w:space="0" w:color="9BBB59" w:themeColor="accent3"/>
           <w:left w:val="single" w:sz="8" w:space="0" w:color="9BBB59" w:themeColor="accent3"/>
-          <w:bottom w:val="single" w:sz="8" w:space="0" w:color="000000"/>
+          <w:bottom w:val="single" w:sz="8" w:space="0" w:color="9BBB59" w:themeColor="accent3"/>
           <w:right w:val="single" w:sz="8" w:space="0" w:color="9BBB59" w:themeColor="accent3"/>
         </w:tcBorders>
       </w:tcPr>
@@ -4802,7 +6261,7 @@
         <w:tcBorders>
           <w:top w:val="single" w:sz="8" w:space="0" w:color="9BBB59" w:themeColor="accent3"/>
           <w:left w:val="single" w:sz="8" w:space="0" w:color="9BBB59" w:themeColor="accent3"/>
-          <w:bottom w:val="single" w:sz="8" w:space="0" w:color="000000"/>
+          <w:bottom w:val="single" w:sz="8" w:space="0" w:color="9BBB59" w:themeColor="accent3"/>
           <w:right w:val="single" w:sz="8" w:space="0" w:color="9BBB59" w:themeColor="accent3"/>
         </w:tcBorders>
       </w:tcPr>
@@ -4823,7 +6282,7 @@
       <w:tblBorders>
         <w:top w:val="single" w:sz="8" w:space="0" w:color="8064A2" w:themeColor="accent4"/>
         <w:left w:val="single" w:sz="8" w:space="0" w:color="8064A2" w:themeColor="accent4"/>
-        <w:bottom w:val="single" w:sz="8" w:space="0" w:color="000000"/>
+        <w:bottom w:val="single" w:sz="8" w:space="0" w:color="8064A2" w:themeColor="accent4"/>
         <w:right w:val="single" w:sz="8" w:space="0" w:color="8064A2" w:themeColor="accent4"/>
       </w:tblBorders>
       <w:tblCellMar>
@@ -4840,7 +6299,7 @@
       <w:rPr>
         <w:b/>
         <w:bCs/>
-        <w:color w:val="000000"/>
+        <w:color w:val="FFFFFF" w:themeColor="background1"/>
       </w:rPr>
       <w:tblPr/>
       <w:tcPr>
@@ -4860,7 +6319,7 @@
         <w:tcBorders>
           <w:top w:val="double" w:sz="6" w:space="0" w:color="8064A2" w:themeColor="accent4"/>
           <w:left w:val="single" w:sz="8" w:space="0" w:color="8064A2" w:themeColor="accent4"/>
-          <w:bottom w:val="single" w:sz="8" w:space="0" w:color="000000"/>
+          <w:bottom w:val="single" w:sz="8" w:space="0" w:color="8064A2" w:themeColor="accent4"/>
           <w:right w:val="single" w:sz="8" w:space="0" w:color="8064A2" w:themeColor="accent4"/>
         </w:tcBorders>
       </w:tcPr>
@@ -4883,7 +6342,7 @@
         <w:tcBorders>
           <w:top w:val="single" w:sz="8" w:space="0" w:color="8064A2" w:themeColor="accent4"/>
           <w:left w:val="single" w:sz="8" w:space="0" w:color="8064A2" w:themeColor="accent4"/>
-          <w:bottom w:val="single" w:sz="8" w:space="0" w:color="000000"/>
+          <w:bottom w:val="single" w:sz="8" w:space="0" w:color="8064A2" w:themeColor="accent4"/>
           <w:right w:val="single" w:sz="8" w:space="0" w:color="8064A2" w:themeColor="accent4"/>
         </w:tcBorders>
       </w:tcPr>
@@ -4894,7 +6353,7 @@
         <w:tcBorders>
           <w:top w:val="single" w:sz="8" w:space="0" w:color="8064A2" w:themeColor="accent4"/>
           <w:left w:val="single" w:sz="8" w:space="0" w:color="8064A2" w:themeColor="accent4"/>
-          <w:bottom w:val="single" w:sz="8" w:space="0" w:color="000000"/>
+          <w:bottom w:val="single" w:sz="8" w:space="0" w:color="8064A2" w:themeColor="accent4"/>
           <w:right w:val="single" w:sz="8" w:space="0" w:color="8064A2" w:themeColor="accent4"/>
         </w:tcBorders>
       </w:tcPr>
@@ -4915,7 +6374,7 @@
       <w:tblBorders>
         <w:top w:val="single" w:sz="8" w:space="0" w:color="4BACC6" w:themeColor="accent5"/>
         <w:left w:val="single" w:sz="8" w:space="0" w:color="4BACC6" w:themeColor="accent5"/>
-        <w:bottom w:val="single" w:sz="8" w:space="0" w:color="000000"/>
+        <w:bottom w:val="single" w:sz="8" w:space="0" w:color="4BACC6" w:themeColor="accent5"/>
         <w:right w:val="single" w:sz="8" w:space="0" w:color="4BACC6" w:themeColor="accent5"/>
       </w:tblBorders>
       <w:tblCellMar>
@@ -4932,7 +6391,7 @@
       <w:rPr>
         <w:b/>
         <w:bCs/>
-        <w:color w:val="000000"/>
+        <w:color w:val="FFFFFF" w:themeColor="background1"/>
       </w:rPr>
       <w:tblPr/>
       <w:tcPr>
@@ -4952,7 +6411,7 @@
         <w:tcBorders>
           <w:top w:val="double" w:sz="6" w:space="0" w:color="4BACC6" w:themeColor="accent5"/>
           <w:left w:val="single" w:sz="8" w:space="0" w:color="4BACC6" w:themeColor="accent5"/>
-          <w:bottom w:val="single" w:sz="8" w:space="0" w:color="000000"/>
+          <w:bottom w:val="single" w:sz="8" w:space="0" w:color="4BACC6" w:themeColor="accent5"/>
           <w:right w:val="single" w:sz="8" w:space="0" w:color="4BACC6" w:themeColor="accent5"/>
         </w:tcBorders>
       </w:tcPr>
@@ -4975,7 +6434,7 @@
         <w:tcBorders>
           <w:top w:val="single" w:sz="8" w:space="0" w:color="4BACC6" w:themeColor="accent5"/>
           <w:left w:val="single" w:sz="8" w:space="0" w:color="4BACC6" w:themeColor="accent5"/>
-          <w:bottom w:val="single" w:sz="8" w:space="0" w:color="000000"/>
+          <w:bottom w:val="single" w:sz="8" w:space="0" w:color="4BACC6" w:themeColor="accent5"/>
           <w:right w:val="single" w:sz="8" w:space="0" w:color="4BACC6" w:themeColor="accent5"/>
         </w:tcBorders>
       </w:tcPr>
@@ -4986,7 +6445,7 @@
         <w:tcBorders>
           <w:top w:val="single" w:sz="8" w:space="0" w:color="4BACC6" w:themeColor="accent5"/>
           <w:left w:val="single" w:sz="8" w:space="0" w:color="4BACC6" w:themeColor="accent5"/>
-          <w:bottom w:val="single" w:sz="8" w:space="0" w:color="000000"/>
+          <w:bottom w:val="single" w:sz="8" w:space="0" w:color="4BACC6" w:themeColor="accent5"/>
           <w:right w:val="single" w:sz="8" w:space="0" w:color="4BACC6" w:themeColor="accent5"/>
         </w:tcBorders>
       </w:tcPr>
@@ -5007,7 +6466,7 @@
       <w:tblBorders>
         <w:top w:val="single" w:sz="8" w:space="0" w:color="F79646" w:themeColor="accent6"/>
         <w:left w:val="single" w:sz="8" w:space="0" w:color="F79646" w:themeColor="accent6"/>
-        <w:bottom w:val="single" w:sz="8" w:space="0" w:color="000000"/>
+        <w:bottom w:val="single" w:sz="8" w:space="0" w:color="F79646" w:themeColor="accent6"/>
         <w:right w:val="single" w:sz="8" w:space="0" w:color="F79646" w:themeColor="accent6"/>
       </w:tblBorders>
       <w:tblCellMar>
@@ -5024,7 +6483,7 @@
       <w:rPr>
         <w:b/>
         <w:bCs/>
-        <w:color w:val="000000"/>
+        <w:color w:val="FFFFFF" w:themeColor="background1"/>
       </w:rPr>
       <w:tblPr/>
       <w:tcPr>
@@ -5044,7 +6503,7 @@
         <w:tcBorders>
           <w:top w:val="double" w:sz="6" w:space="0" w:color="F79646" w:themeColor="accent6"/>
           <w:left w:val="single" w:sz="8" w:space="0" w:color="F79646" w:themeColor="accent6"/>
-          <w:bottom w:val="single" w:sz="8" w:space="0" w:color="000000"/>
+          <w:bottom w:val="single" w:sz="8" w:space="0" w:color="F79646" w:themeColor="accent6"/>
           <w:right w:val="single" w:sz="8" w:space="0" w:color="F79646" w:themeColor="accent6"/>
         </w:tcBorders>
       </w:tcPr>
@@ -5067,7 +6526,7 @@
         <w:tcBorders>
           <w:top w:val="single" w:sz="8" w:space="0" w:color="F79646" w:themeColor="accent6"/>
           <w:left w:val="single" w:sz="8" w:space="0" w:color="F79646" w:themeColor="accent6"/>
-          <w:bottom w:val="single" w:sz="8" w:space="0" w:color="000000"/>
+          <w:bottom w:val="single" w:sz="8" w:space="0" w:color="F79646" w:themeColor="accent6"/>
           <w:right w:val="single" w:sz="8" w:space="0" w:color="F79646" w:themeColor="accent6"/>
         </w:tcBorders>
       </w:tcPr>
@@ -5078,7 +6537,7 @@
         <w:tcBorders>
           <w:top w:val="single" w:sz="8" w:space="0" w:color="F79646" w:themeColor="accent6"/>
           <w:left w:val="single" w:sz="8" w:space="0" w:color="F79646" w:themeColor="accent6"/>
-          <w:bottom w:val="single" w:sz="8" w:space="0" w:color="000000"/>
+          <w:bottom w:val="single" w:sz="8" w:space="0" w:color="F79646" w:themeColor="accent6"/>
           <w:right w:val="single" w:sz="8" w:space="0" w:color="F79646" w:themeColor="accent6"/>
         </w:tcBorders>
       </w:tcPr>
@@ -5099,7 +6558,7 @@
       <w:tblBorders>
         <w:top w:val="single" w:sz="8" w:space="0" w:color="000000" w:themeColor="text1"/>
         <w:left w:val="single" w:sz="8" w:space="0" w:color="000000" w:themeColor="text1"/>
-        <w:bottom w:val="single" w:sz="8" w:space="0" w:color="000000"/>
+        <w:bottom w:val="single" w:sz="8" w:space="0" w:color="000000" w:themeColor="text1"/>
         <w:right w:val="single" w:sz="8" w:space="0" w:color="000000" w:themeColor="text1"/>
         <w:insideH w:val="single" w:sz="8" w:space="0" w:color="000000" w:themeColor="text1"/>
         <w:insideV w:val="single" w:sz="8" w:space="0" w:color="000000" w:themeColor="text1"/>
@@ -5125,7 +6584,7 @@
         <w:tcBorders>
           <w:top w:val="single" w:sz="8" w:space="0" w:color="000000" w:themeColor="text1"/>
           <w:left w:val="single" w:sz="8" w:space="0" w:color="000000" w:themeColor="text1"/>
-          <w:bottom w:val="single" w:sz="18" w:space="0" w:color="000000"/>
+          <w:bottom w:val="single" w:sz="18" w:space="0" w:color="000000" w:themeColor="text1"/>
           <w:right w:val="single" w:sz="8" w:space="0" w:color="000000" w:themeColor="text1"/>
           <w:insideH w:val="nil"/>
           <w:insideV w:val="single" w:sz="8" w:space="0" w:color="000000" w:themeColor="text1"/>
@@ -5146,7 +6605,7 @@
         <w:tcBorders>
           <w:top w:val="double" w:sz="6" w:space="0" w:color="000000" w:themeColor="text1"/>
           <w:left w:val="single" w:sz="8" w:space="0" w:color="000000" w:themeColor="text1"/>
-          <w:bottom w:val="single" w:sz="8" w:space="0" w:color="000000"/>
+          <w:bottom w:val="single" w:sz="8" w:space="0" w:color="000000" w:themeColor="text1"/>
           <w:right w:val="single" w:sz="8" w:space="0" w:color="000000" w:themeColor="text1"/>
           <w:insideH w:val="nil"/>
           <w:insideV w:val="single" w:sz="8" w:space="0" w:color="000000" w:themeColor="text1"/>
@@ -5171,7 +6630,7 @@
         <w:tcBorders>
           <w:top w:val="single" w:sz="8" w:space="0" w:color="000000" w:themeColor="text1"/>
           <w:left w:val="single" w:sz="8" w:space="0" w:color="000000" w:themeColor="text1"/>
-          <w:bottom w:val="single" w:sz="8" w:space="0" w:color="000000"/>
+          <w:bottom w:val="single" w:sz="8" w:space="0" w:color="000000" w:themeColor="text1"/>
           <w:right w:val="single" w:sz="8" w:space="0" w:color="000000" w:themeColor="text1"/>
         </w:tcBorders>
       </w:tcPr>
@@ -5182,7 +6641,7 @@
         <w:tcBorders>
           <w:top w:val="single" w:sz="8" w:space="0" w:color="000000" w:themeColor="text1"/>
           <w:left w:val="single" w:sz="8" w:space="0" w:color="000000" w:themeColor="text1"/>
-          <w:bottom w:val="single" w:sz="8" w:space="0" w:color="000000"/>
+          <w:bottom w:val="single" w:sz="8" w:space="0" w:color="000000" w:themeColor="text1"/>
           <w:right w:val="single" w:sz="8" w:space="0" w:color="000000" w:themeColor="text1"/>
         </w:tcBorders>
         <w:shd w:val="clear" w:color="auto" w:fill="C0C0C0" w:themeFill="text1" w:themeFillTint="3F"/>
@@ -5194,7 +6653,7 @@
         <w:tcBorders>
           <w:top w:val="single" w:sz="8" w:space="0" w:color="000000" w:themeColor="text1"/>
           <w:left w:val="single" w:sz="8" w:space="0" w:color="000000" w:themeColor="text1"/>
-          <w:bottom w:val="single" w:sz="8" w:space="0" w:color="000000"/>
+          <w:bottom w:val="single" w:sz="8" w:space="0" w:color="000000" w:themeColor="text1"/>
           <w:right w:val="single" w:sz="8" w:space="0" w:color="000000" w:themeColor="text1"/>
           <w:insideV w:val="single" w:sz="8" w:space="0" w:color="000000" w:themeColor="text1"/>
         </w:tcBorders>
@@ -5207,7 +6666,7 @@
         <w:tcBorders>
           <w:top w:val="single" w:sz="8" w:space="0" w:color="000000" w:themeColor="text1"/>
           <w:left w:val="single" w:sz="8" w:space="0" w:color="000000" w:themeColor="text1"/>
-          <w:bottom w:val="single" w:sz="8" w:space="0" w:color="000000"/>
+          <w:bottom w:val="single" w:sz="8" w:space="0" w:color="000000" w:themeColor="text1"/>
           <w:right w:val="single" w:sz="8" w:space="0" w:color="000000" w:themeColor="text1"/>
           <w:insideV w:val="single" w:sz="8" w:space="0" w:color="000000" w:themeColor="text1"/>
         </w:tcBorders>
@@ -5229,7 +6688,7 @@
       <w:tblBorders>
         <w:top w:val="single" w:sz="8" w:space="0" w:color="4F81BD" w:themeColor="accent1"/>
         <w:left w:val="single" w:sz="8" w:space="0" w:color="4F81BD" w:themeColor="accent1"/>
-        <w:bottom w:val="single" w:sz="8" w:space="0" w:color="000000"/>
+        <w:bottom w:val="single" w:sz="8" w:space="0" w:color="4F81BD" w:themeColor="accent1"/>
         <w:right w:val="single" w:sz="8" w:space="0" w:color="4F81BD" w:themeColor="accent1"/>
         <w:insideH w:val="single" w:sz="8" w:space="0" w:color="4F81BD" w:themeColor="accent1"/>
         <w:insideV w:val="single" w:sz="8" w:space="0" w:color="4F81BD" w:themeColor="accent1"/>
@@ -5255,7 +6714,7 @@
         <w:tcBorders>
           <w:top w:val="single" w:sz="8" w:space="0" w:color="4F81BD" w:themeColor="accent1"/>
           <w:left w:val="single" w:sz="8" w:space="0" w:color="4F81BD" w:themeColor="accent1"/>
-          <w:bottom w:val="single" w:sz="18" w:space="0" w:color="000000"/>
+          <w:bottom w:val="single" w:sz="18" w:space="0" w:color="4F81BD" w:themeColor="accent1"/>
           <w:right w:val="single" w:sz="8" w:space="0" w:color="4F81BD" w:themeColor="accent1"/>
           <w:insideH w:val="nil"/>
           <w:insideV w:val="single" w:sz="8" w:space="0" w:color="4F81BD" w:themeColor="accent1"/>
@@ -5276,7 +6735,7 @@
         <w:tcBorders>
           <w:top w:val="double" w:sz="6" w:space="0" w:color="4F81BD" w:themeColor="accent1"/>
           <w:left w:val="single" w:sz="8" w:space="0" w:color="4F81BD" w:themeColor="accent1"/>
-          <w:bottom w:val="single" w:sz="8" w:space="0" w:color="000000"/>
+          <w:bottom w:val="single" w:sz="8" w:space="0" w:color="4F81BD" w:themeColor="accent1"/>
           <w:right w:val="single" w:sz="8" w:space="0" w:color="4F81BD" w:themeColor="accent1"/>
           <w:insideH w:val="nil"/>
           <w:insideV w:val="single" w:sz="8" w:space="0" w:color="4F81BD" w:themeColor="accent1"/>
@@ -5301,7 +6760,7 @@
         <w:tcBorders>
           <w:top w:val="single" w:sz="8" w:space="0" w:color="4F81BD" w:themeColor="accent1"/>
           <w:left w:val="single" w:sz="8" w:space="0" w:color="4F81BD" w:themeColor="accent1"/>
-          <w:bottom w:val="single" w:sz="8" w:space="0" w:color="000000"/>
+          <w:bottom w:val="single" w:sz="8" w:space="0" w:color="4F81BD" w:themeColor="accent1"/>
           <w:right w:val="single" w:sz="8" w:space="0" w:color="4F81BD" w:themeColor="accent1"/>
         </w:tcBorders>
       </w:tcPr>
@@ -5312,7 +6771,7 @@
         <w:tcBorders>
           <w:top w:val="single" w:sz="8" w:space="0" w:color="4F81BD" w:themeColor="accent1"/>
           <w:left w:val="single" w:sz="8" w:space="0" w:color="4F81BD" w:themeColor="accent1"/>
-          <w:bottom w:val="single" w:sz="8" w:space="0" w:color="000000"/>
+          <w:bottom w:val="single" w:sz="8" w:space="0" w:color="4F81BD" w:themeColor="accent1"/>
           <w:right w:val="single" w:sz="8" w:space="0" w:color="4F81BD" w:themeColor="accent1"/>
         </w:tcBorders>
         <w:shd w:val="clear" w:color="auto" w:fill="D3DFEE" w:themeFill="accent1" w:themeFillTint="3F"/>
@@ -5324,7 +6783,7 @@
         <w:tcBorders>
           <w:top w:val="single" w:sz="8" w:space="0" w:color="4F81BD" w:themeColor="accent1"/>
           <w:left w:val="single" w:sz="8" w:space="0" w:color="4F81BD" w:themeColor="accent1"/>
-          <w:bottom w:val="single" w:sz="8" w:space="0" w:color="000000"/>
+          <w:bottom w:val="single" w:sz="8" w:space="0" w:color="4F81BD" w:themeColor="accent1"/>
           <w:right w:val="single" w:sz="8" w:space="0" w:color="4F81BD" w:themeColor="accent1"/>
           <w:insideV w:val="single" w:sz="8" w:space="0" w:color="4F81BD" w:themeColor="accent1"/>
         </w:tcBorders>
@@ -5337,7 +6796,7 @@
         <w:tcBorders>
           <w:top w:val="single" w:sz="8" w:space="0" w:color="4F81BD" w:themeColor="accent1"/>
           <w:left w:val="single" w:sz="8" w:space="0" w:color="4F81BD" w:themeColor="accent1"/>
-          <w:bottom w:val="single" w:sz="8" w:space="0" w:color="000000"/>
+          <w:bottom w:val="single" w:sz="8" w:space="0" w:color="4F81BD" w:themeColor="accent1"/>
           <w:right w:val="single" w:sz="8" w:space="0" w:color="4F81BD" w:themeColor="accent1"/>
           <w:insideV w:val="single" w:sz="8" w:space="0" w:color="4F81BD" w:themeColor="accent1"/>
         </w:tcBorders>
@@ -5359,7 +6818,7 @@
       <w:tblBorders>
         <w:top w:val="single" w:sz="8" w:space="0" w:color="C0504D" w:themeColor="accent2"/>
         <w:left w:val="single" w:sz="8" w:space="0" w:color="C0504D" w:themeColor="accent2"/>
-        <w:bottom w:val="single" w:sz="8" w:space="0" w:color="000000"/>
+        <w:bottom w:val="single" w:sz="8" w:space="0" w:color="C0504D" w:themeColor="accent2"/>
         <w:right w:val="single" w:sz="8" w:space="0" w:color="C0504D" w:themeColor="accent2"/>
         <w:insideH w:val="single" w:sz="8" w:space="0" w:color="C0504D" w:themeColor="accent2"/>
         <w:insideV w:val="single" w:sz="8" w:space="0" w:color="C0504D" w:themeColor="accent2"/>
@@ -5385,7 +6844,7 @@
         <w:tcBorders>
           <w:top w:val="single" w:sz="8" w:space="0" w:color="C0504D" w:themeColor="accent2"/>
           <w:left w:val="single" w:sz="8" w:space="0" w:color="C0504D" w:themeColor="accent2"/>
-          <w:bottom w:val="single" w:sz="18" w:space="0" w:color="000000"/>
+          <w:bottom w:val="single" w:sz="18" w:space="0" w:color="C0504D" w:themeColor="accent2"/>
           <w:right w:val="single" w:sz="8" w:space="0" w:color="C0504D" w:themeColor="accent2"/>
           <w:insideH w:val="nil"/>
           <w:insideV w:val="single" w:sz="8" w:space="0" w:color="C0504D" w:themeColor="accent2"/>
@@ -5406,7 +6865,7 @@
         <w:tcBorders>
           <w:top w:val="double" w:sz="6" w:space="0" w:color="C0504D" w:themeColor="accent2"/>
           <w:left w:val="single" w:sz="8" w:space="0" w:color="C0504D" w:themeColor="accent2"/>
-          <w:bottom w:val="single" w:sz="8" w:space="0" w:color="000000"/>
+          <w:bottom w:val="single" w:sz="8" w:space="0" w:color="C0504D" w:themeColor="accent2"/>
           <w:right w:val="single" w:sz="8" w:space="0" w:color="C0504D" w:themeColor="accent2"/>
           <w:insideH w:val="nil"/>
           <w:insideV w:val="single" w:sz="8" w:space="0" w:color="C0504D" w:themeColor="accent2"/>
@@ -5431,7 +6890,7 @@
         <w:tcBorders>
           <w:top w:val="single" w:sz="8" w:space="0" w:color="C0504D" w:themeColor="accent2"/>
           <w:left w:val="single" w:sz="8" w:space="0" w:color="C0504D" w:themeColor="accent2"/>
-          <w:bottom w:val="single" w:sz="8" w:space="0" w:color="000000"/>
+          <w:bottom w:val="single" w:sz="8" w:space="0" w:color="C0504D" w:themeColor="accent2"/>
           <w:right w:val="single" w:sz="8" w:space="0" w:color="C0504D" w:themeColor="accent2"/>
         </w:tcBorders>
       </w:tcPr>
@@ -5442,7 +6901,7 @@
         <w:tcBorders>
           <w:top w:val="single" w:sz="8" w:space="0" w:color="C0504D" w:themeColor="accent2"/>
           <w:left w:val="single" w:sz="8" w:space="0" w:color="C0504D" w:themeColor="accent2"/>
-          <w:bottom w:val="single" w:sz="8" w:space="0" w:color="000000"/>
+          <w:bottom w:val="single" w:sz="8" w:space="0" w:color="C0504D" w:themeColor="accent2"/>
           <w:right w:val="single" w:sz="8" w:space="0" w:color="C0504D" w:themeColor="accent2"/>
         </w:tcBorders>
         <w:shd w:val="clear" w:color="auto" w:fill="EFD3D2" w:themeFill="accent2" w:themeFillTint="3F"/>
@@ -5454,7 +6913,7 @@
         <w:tcBorders>
           <w:top w:val="single" w:sz="8" w:space="0" w:color="C0504D" w:themeColor="accent2"/>
           <w:left w:val="single" w:sz="8" w:space="0" w:color="C0504D" w:themeColor="accent2"/>
-          <w:bottom w:val="single" w:sz="8" w:space="0" w:color="000000"/>
+          <w:bottom w:val="single" w:sz="8" w:space="0" w:color="C0504D" w:themeColor="accent2"/>
           <w:right w:val="single" w:sz="8" w:space="0" w:color="C0504D" w:themeColor="accent2"/>
           <w:insideV w:val="single" w:sz="8" w:space="0" w:color="C0504D" w:themeColor="accent2"/>
         </w:tcBorders>
@@ -5467,7 +6926,7 @@
         <w:tcBorders>
           <w:top w:val="single" w:sz="8" w:space="0" w:color="C0504D" w:themeColor="accent2"/>
           <w:left w:val="single" w:sz="8" w:space="0" w:color="C0504D" w:themeColor="accent2"/>
-          <w:bottom w:val="single" w:sz="8" w:space="0" w:color="000000"/>
+          <w:bottom w:val="single" w:sz="8" w:space="0" w:color="C0504D" w:themeColor="accent2"/>
           <w:right w:val="single" w:sz="8" w:space="0" w:color="C0504D" w:themeColor="accent2"/>
           <w:insideV w:val="single" w:sz="8" w:space="0" w:color="C0504D" w:themeColor="accent2"/>
         </w:tcBorders>
@@ -5489,7 +6948,7 @@
       <w:tblBorders>
         <w:top w:val="single" w:sz="8" w:space="0" w:color="9BBB59" w:themeColor="accent3"/>
         <w:left w:val="single" w:sz="8" w:space="0" w:color="9BBB59" w:themeColor="accent3"/>
-        <w:bottom w:val="single" w:sz="8" w:space="0" w:color="000000"/>
+        <w:bottom w:val="single" w:sz="8" w:space="0" w:color="9BBB59" w:themeColor="accent3"/>
         <w:right w:val="single" w:sz="8" w:space="0" w:color="9BBB59" w:themeColor="accent3"/>
         <w:insideH w:val="single" w:sz="8" w:space="0" w:color="9BBB59" w:themeColor="accent3"/>
         <w:insideV w:val="single" w:sz="8" w:space="0" w:color="9BBB59" w:themeColor="accent3"/>
@@ -5515,7 +6974,7 @@
         <w:tcBorders>
           <w:top w:val="single" w:sz="8" w:space="0" w:color="9BBB59" w:themeColor="accent3"/>
           <w:left w:val="single" w:sz="8" w:space="0" w:color="9BBB59" w:themeColor="accent3"/>
-          <w:bottom w:val="single" w:sz="18" w:space="0" w:color="000000"/>
+          <w:bottom w:val="single" w:sz="18" w:space="0" w:color="9BBB59" w:themeColor="accent3"/>
           <w:right w:val="single" w:sz="8" w:space="0" w:color="9BBB59" w:themeColor="accent3"/>
           <w:insideH w:val="nil"/>
           <w:insideV w:val="single" w:sz="8" w:space="0" w:color="9BBB59" w:themeColor="accent3"/>
@@ -5536,7 +6995,7 @@
         <w:tcBorders>
           <w:top w:val="double" w:sz="6" w:space="0" w:color="9BBB59" w:themeColor="accent3"/>
           <w:left w:val="single" w:sz="8" w:space="0" w:color="9BBB59" w:themeColor="accent3"/>
-          <w:bottom w:val="single" w:sz="8" w:space="0" w:color="000000"/>
+          <w:bottom w:val="single" w:sz="8" w:space="0" w:color="9BBB59" w:themeColor="accent3"/>
           <w:right w:val="single" w:sz="8" w:space="0" w:color="9BBB59" w:themeColor="accent3"/>
           <w:insideH w:val="nil"/>
           <w:insideV w:val="single" w:sz="8" w:space="0" w:color="9BBB59" w:themeColor="accent3"/>
@@ -5561,7 +7020,7 @@
         <w:tcBorders>
           <w:top w:val="single" w:sz="8" w:space="0" w:color="9BBB59" w:themeColor="accent3"/>
           <w:left w:val="single" w:sz="8" w:space="0" w:color="9BBB59" w:themeColor="accent3"/>
-          <w:bottom w:val="single" w:sz="8" w:space="0" w:color="000000"/>
+          <w:bottom w:val="single" w:sz="8" w:space="0" w:color="9BBB59" w:themeColor="accent3"/>
           <w:right w:val="single" w:sz="8" w:space="0" w:color="9BBB59" w:themeColor="accent3"/>
         </w:tcBorders>
       </w:tcPr>
@@ -5572,7 +7031,7 @@
         <w:tcBorders>
           <w:top w:val="single" w:sz="8" w:space="0" w:color="9BBB59" w:themeColor="accent3"/>
           <w:left w:val="single" w:sz="8" w:space="0" w:color="9BBB59" w:themeColor="accent3"/>
-          <w:bottom w:val="single" w:sz="8" w:space="0" w:color="000000"/>
+          <w:bottom w:val="single" w:sz="8" w:space="0" w:color="9BBB59" w:themeColor="accent3"/>
           <w:right w:val="single" w:sz="8" w:space="0" w:color="9BBB59" w:themeColor="accent3"/>
         </w:tcBorders>
         <w:shd w:val="clear" w:color="auto" w:fill="E6EED5" w:themeFill="accent3" w:themeFillTint="3F"/>
@@ -5584,7 +7043,7 @@
         <w:tcBorders>
           <w:top w:val="single" w:sz="8" w:space="0" w:color="9BBB59" w:themeColor="accent3"/>
           <w:left w:val="single" w:sz="8" w:space="0" w:color="9BBB59" w:themeColor="accent3"/>
-          <w:bottom w:val="single" w:sz="8" w:space="0" w:color="000000"/>
+          <w:bottom w:val="single" w:sz="8" w:space="0" w:color="9BBB59" w:themeColor="accent3"/>
           <w:right w:val="single" w:sz="8" w:space="0" w:color="9BBB59" w:themeColor="accent3"/>
           <w:insideV w:val="single" w:sz="8" w:space="0" w:color="9BBB59" w:themeColor="accent3"/>
         </w:tcBorders>
@@ -5597,7 +7056,7 @@
         <w:tcBorders>
           <w:top w:val="single" w:sz="8" w:space="0" w:color="9BBB59" w:themeColor="accent3"/>
           <w:left w:val="single" w:sz="8" w:space="0" w:color="9BBB59" w:themeColor="accent3"/>
-          <w:bottom w:val="single" w:sz="8" w:space="0" w:color="000000"/>
+          <w:bottom w:val="single" w:sz="8" w:space="0" w:color="9BBB59" w:themeColor="accent3"/>
           <w:right w:val="single" w:sz="8" w:space="0" w:color="9BBB59" w:themeColor="accent3"/>
           <w:insideV w:val="single" w:sz="8" w:space="0" w:color="9BBB59" w:themeColor="accent3"/>
         </w:tcBorders>
@@ -5619,7 +7078,7 @@
       <w:tblBorders>
         <w:top w:val="single" w:sz="8" w:space="0" w:color="8064A2" w:themeColor="accent4"/>
         <w:left w:val="single" w:sz="8" w:space="0" w:color="8064A2" w:themeColor="accent4"/>
-        <w:bottom w:val="single" w:sz="8" w:space="0" w:color="000000"/>
+        <w:bottom w:val="single" w:sz="8" w:space="0" w:color="8064A2" w:themeColor="accent4"/>
         <w:right w:val="single" w:sz="8" w:space="0" w:color="8064A2" w:themeColor="accent4"/>
         <w:insideH w:val="single" w:sz="8" w:space="0" w:color="8064A2" w:themeColor="accent4"/>
         <w:insideV w:val="single" w:sz="8" w:space="0" w:color="8064A2" w:themeColor="accent4"/>
@@ -5645,7 +7104,7 @@
         <w:tcBorders>
           <w:top w:val="single" w:sz="8" w:space="0" w:color="8064A2" w:themeColor="accent4"/>
           <w:left w:val="single" w:sz="8" w:space="0" w:color="8064A2" w:themeColor="accent4"/>
-          <w:bottom w:val="single" w:sz="18" w:space="0" w:color="000000"/>
+          <w:bottom w:val="single" w:sz="18" w:space="0" w:color="8064A2" w:themeColor="accent4"/>
           <w:right w:val="single" w:sz="8" w:space="0" w:color="8064A2" w:themeColor="accent4"/>
           <w:insideH w:val="nil"/>
           <w:insideV w:val="single" w:sz="8" w:space="0" w:color="8064A2" w:themeColor="accent4"/>
@@ -5666,7 +7125,7 @@
         <w:tcBorders>
           <w:top w:val="double" w:sz="6" w:space="0" w:color="8064A2" w:themeColor="accent4"/>
           <w:left w:val="single" w:sz="8" w:space="0" w:color="8064A2" w:themeColor="accent4"/>
-          <w:bottom w:val="single" w:sz="8" w:space="0" w:color="000000"/>
+          <w:bottom w:val="single" w:sz="8" w:space="0" w:color="8064A2" w:themeColor="accent4"/>
           <w:right w:val="single" w:sz="8" w:space="0" w:color="8064A2" w:themeColor="accent4"/>
           <w:insideH w:val="nil"/>
           <w:insideV w:val="single" w:sz="8" w:space="0" w:color="8064A2" w:themeColor="accent4"/>
@@ -5691,7 +7150,7 @@
         <w:tcBorders>
           <w:top w:val="single" w:sz="8" w:space="0" w:color="8064A2" w:themeColor="accent4"/>
           <w:left w:val="single" w:sz="8" w:space="0" w:color="8064A2" w:themeColor="accent4"/>
-          <w:bottom w:val="single" w:sz="8" w:space="0" w:color="000000"/>
+          <w:bottom w:val="single" w:sz="8" w:space="0" w:color="8064A2" w:themeColor="accent4"/>
           <w:right w:val="single" w:sz="8" w:space="0" w:color="8064A2" w:themeColor="accent4"/>
         </w:tcBorders>
       </w:tcPr>
@@ -5702,7 +7161,7 @@
         <w:tcBorders>
           <w:top w:val="single" w:sz="8" w:space="0" w:color="8064A2" w:themeColor="accent4"/>
           <w:left w:val="single" w:sz="8" w:space="0" w:color="8064A2" w:themeColor="accent4"/>
-          <w:bottom w:val="single" w:sz="8" w:space="0" w:color="000000"/>
+          <w:bottom w:val="single" w:sz="8" w:space="0" w:color="8064A2" w:themeColor="accent4"/>
           <w:right w:val="single" w:sz="8" w:space="0" w:color="8064A2" w:themeColor="accent4"/>
         </w:tcBorders>
         <w:shd w:val="clear" w:color="auto" w:fill="DFD8E8" w:themeFill="accent4" w:themeFillTint="3F"/>
@@ -5714,7 +7173,7 @@
         <w:tcBorders>
           <w:top w:val="single" w:sz="8" w:space="0" w:color="8064A2" w:themeColor="accent4"/>
           <w:left w:val="single" w:sz="8" w:space="0" w:color="8064A2" w:themeColor="accent4"/>
-          <w:bottom w:val="single" w:sz="8" w:space="0" w:color="000000"/>
+          <w:bottom w:val="single" w:sz="8" w:space="0" w:color="8064A2" w:themeColor="accent4"/>
           <w:right w:val="single" w:sz="8" w:space="0" w:color="8064A2" w:themeColor="accent4"/>
           <w:insideV w:val="single" w:sz="8" w:space="0" w:color="8064A2" w:themeColor="accent4"/>
         </w:tcBorders>
@@ -5727,7 +7186,7 @@
         <w:tcBorders>
           <w:top w:val="single" w:sz="8" w:space="0" w:color="8064A2" w:themeColor="accent4"/>
           <w:left w:val="single" w:sz="8" w:space="0" w:color="8064A2" w:themeColor="accent4"/>
-          <w:bottom w:val="single" w:sz="8" w:space="0" w:color="000000"/>
+          <w:bottom w:val="single" w:sz="8" w:space="0" w:color="8064A2" w:themeColor="accent4"/>
           <w:right w:val="single" w:sz="8" w:space="0" w:color="8064A2" w:themeColor="accent4"/>
           <w:insideV w:val="single" w:sz="8" w:space="0" w:color="8064A2" w:themeColor="accent4"/>
         </w:tcBorders>
@@ -5749,7 +7208,7 @@
       <w:tblBorders>
         <w:top w:val="single" w:sz="8" w:space="0" w:color="4BACC6" w:themeColor="accent5"/>
         <w:left w:val="single" w:sz="8" w:space="0" w:color="4BACC6" w:themeColor="accent5"/>
-        <w:bottom w:val="single" w:sz="8" w:space="0" w:color="000000"/>
+        <w:bottom w:val="single" w:sz="8" w:space="0" w:color="4BACC6" w:themeColor="accent5"/>
         <w:right w:val="single" w:sz="8" w:space="0" w:color="4BACC6" w:themeColor="accent5"/>
         <w:insideH w:val="single" w:sz="8" w:space="0" w:color="4BACC6" w:themeColor="accent5"/>
         <w:insideV w:val="single" w:sz="8" w:space="0" w:color="4BACC6" w:themeColor="accent5"/>
@@ -5775,7 +7234,7 @@
         <w:tcBorders>
           <w:top w:val="single" w:sz="8" w:space="0" w:color="4BACC6" w:themeColor="accent5"/>
           <w:left w:val="single" w:sz="8" w:space="0" w:color="4BACC6" w:themeColor="accent5"/>
-          <w:bottom w:val="single" w:sz="18" w:space="0" w:color="000000"/>
+          <w:bottom w:val="single" w:sz="18" w:space="0" w:color="4BACC6" w:themeColor="accent5"/>
           <w:right w:val="single" w:sz="8" w:space="0" w:color="4BACC6" w:themeColor="accent5"/>
           <w:insideH w:val="nil"/>
           <w:insideV w:val="single" w:sz="8" w:space="0" w:color="4BACC6" w:themeColor="accent5"/>
@@ -5796,7 +7255,7 @@
         <w:tcBorders>
           <w:top w:val="double" w:sz="6" w:space="0" w:color="4BACC6" w:themeColor="accent5"/>
           <w:left w:val="single" w:sz="8" w:space="0" w:color="4BACC6" w:themeColor="accent5"/>
-          <w:bottom w:val="single" w:sz="8" w:space="0" w:color="000000"/>
+          <w:bottom w:val="single" w:sz="8" w:space="0" w:color="4BACC6" w:themeColor="accent5"/>
           <w:right w:val="single" w:sz="8" w:space="0" w:color="4BACC6" w:themeColor="accent5"/>
           <w:insideH w:val="nil"/>
           <w:insideV w:val="single" w:sz="8" w:space="0" w:color="4BACC6" w:themeColor="accent5"/>
@@ -5821,7 +7280,7 @@
         <w:tcBorders>
           <w:top w:val="single" w:sz="8" w:space="0" w:color="4BACC6" w:themeColor="accent5"/>
           <w:left w:val="single" w:sz="8" w:space="0" w:color="4BACC6" w:themeColor="accent5"/>
-          <w:bottom w:val="single" w:sz="8" w:space="0" w:color="000000"/>
+          <w:bottom w:val="single" w:sz="8" w:space="0" w:color="4BACC6" w:themeColor="accent5"/>
           <w:right w:val="single" w:sz="8" w:space="0" w:color="4BACC6" w:themeColor="accent5"/>
         </w:tcBorders>
       </w:tcPr>
@@ -5832,7 +7291,7 @@
         <w:tcBorders>
           <w:top w:val="single" w:sz="8" w:space="0" w:color="4BACC6" w:themeColor="accent5"/>
           <w:left w:val="single" w:sz="8" w:space="0" w:color="4BACC6" w:themeColor="accent5"/>
-          <w:bottom w:val="single" w:sz="8" w:space="0" w:color="000000"/>
+          <w:bottom w:val="single" w:sz="8" w:space="0" w:color="4BACC6" w:themeColor="accent5"/>
           <w:right w:val="single" w:sz="8" w:space="0" w:color="4BACC6" w:themeColor="accent5"/>
         </w:tcBorders>
         <w:shd w:val="clear" w:color="auto" w:fill="D2EAF1" w:themeFill="accent5" w:themeFillTint="3F"/>
@@ -5844,7 +7303,7 @@
         <w:tcBorders>
           <w:top w:val="single" w:sz="8" w:space="0" w:color="4BACC6" w:themeColor="accent5"/>
           <w:left w:val="single" w:sz="8" w:space="0" w:color="4BACC6" w:themeColor="accent5"/>
-          <w:bottom w:val="single" w:sz="8" w:space="0" w:color="000000"/>
+          <w:bottom w:val="single" w:sz="8" w:space="0" w:color="4BACC6" w:themeColor="accent5"/>
           <w:right w:val="single" w:sz="8" w:space="0" w:color="4BACC6" w:themeColor="accent5"/>
           <w:insideV w:val="single" w:sz="8" w:space="0" w:color="4BACC6" w:themeColor="accent5"/>
         </w:tcBorders>
@@ -5857,7 +7316,7 @@
         <w:tcBorders>
           <w:top w:val="single" w:sz="8" w:space="0" w:color="4BACC6" w:themeColor="accent5"/>
           <w:left w:val="single" w:sz="8" w:space="0" w:color="4BACC6" w:themeColor="accent5"/>
-          <w:bottom w:val="single" w:sz="8" w:space="0" w:color="000000"/>
+          <w:bottom w:val="single" w:sz="8" w:space="0" w:color="4BACC6" w:themeColor="accent5"/>
           <w:right w:val="single" w:sz="8" w:space="0" w:color="4BACC6" w:themeColor="accent5"/>
           <w:insideV w:val="single" w:sz="8" w:space="0" w:color="4BACC6" w:themeColor="accent5"/>
         </w:tcBorders>
@@ -5879,7 +7338,7 @@
       <w:tblBorders>
         <w:top w:val="single" w:sz="8" w:space="0" w:color="F79646" w:themeColor="accent6"/>
         <w:left w:val="single" w:sz="8" w:space="0" w:color="F79646" w:themeColor="accent6"/>
-        <w:bottom w:val="single" w:sz="8" w:space="0" w:color="000000"/>
+        <w:bottom w:val="single" w:sz="8" w:space="0" w:color="F79646" w:themeColor="accent6"/>
         <w:right w:val="single" w:sz="8" w:space="0" w:color="F79646" w:themeColor="accent6"/>
         <w:insideH w:val="single" w:sz="8" w:space="0" w:color="F79646" w:themeColor="accent6"/>
         <w:insideV w:val="single" w:sz="8" w:space="0" w:color="F79646" w:themeColor="accent6"/>
@@ -5905,7 +7364,7 @@
         <w:tcBorders>
           <w:top w:val="single" w:sz="8" w:space="0" w:color="F79646" w:themeColor="accent6"/>
           <w:left w:val="single" w:sz="8" w:space="0" w:color="F79646" w:themeColor="accent6"/>
-          <w:bottom w:val="single" w:sz="18" w:space="0" w:color="000000"/>
+          <w:bottom w:val="single" w:sz="18" w:space="0" w:color="F79646" w:themeColor="accent6"/>
           <w:right w:val="single" w:sz="8" w:space="0" w:color="F79646" w:themeColor="accent6"/>
           <w:insideH w:val="nil"/>
           <w:insideV w:val="single" w:sz="8" w:space="0" w:color="F79646" w:themeColor="accent6"/>
@@ -5926,7 +7385,7 @@
         <w:tcBorders>
           <w:top w:val="double" w:sz="6" w:space="0" w:color="F79646" w:themeColor="accent6"/>
           <w:left w:val="single" w:sz="8" w:space="0" w:color="F79646" w:themeColor="accent6"/>
-          <w:bottom w:val="single" w:sz="8" w:space="0" w:color="000000"/>
+          <w:bottom w:val="single" w:sz="8" w:space="0" w:color="F79646" w:themeColor="accent6"/>
           <w:right w:val="single" w:sz="8" w:space="0" w:color="F79646" w:themeColor="accent6"/>
           <w:insideH w:val="nil"/>
           <w:insideV w:val="single" w:sz="8" w:space="0" w:color="F79646" w:themeColor="accent6"/>
@@ -5951,7 +7410,7 @@
         <w:tcBorders>
           <w:top w:val="single" w:sz="8" w:space="0" w:color="F79646" w:themeColor="accent6"/>
           <w:left w:val="single" w:sz="8" w:space="0" w:color="F79646" w:themeColor="accent6"/>
-          <w:bottom w:val="single" w:sz="8" w:space="0" w:color="000000"/>
+          <w:bottom w:val="single" w:sz="8" w:space="0" w:color="F79646" w:themeColor="accent6"/>
           <w:right w:val="single" w:sz="8" w:space="0" w:color="F79646" w:themeColor="accent6"/>
         </w:tcBorders>
       </w:tcPr>
@@ -5962,7 +7421,7 @@
         <w:tcBorders>
           <w:top w:val="single" w:sz="8" w:space="0" w:color="F79646" w:themeColor="accent6"/>
           <w:left w:val="single" w:sz="8" w:space="0" w:color="F79646" w:themeColor="accent6"/>
-          <w:bottom w:val="single" w:sz="8" w:space="0" w:color="000000"/>
+          <w:bottom w:val="single" w:sz="8" w:space="0" w:color="F79646" w:themeColor="accent6"/>
           <w:right w:val="single" w:sz="8" w:space="0" w:color="F79646" w:themeColor="accent6"/>
         </w:tcBorders>
         <w:shd w:val="clear" w:color="auto" w:fill="FDE4D0" w:themeFill="accent6" w:themeFillTint="3F"/>
@@ -5974,7 +7433,7 @@
         <w:tcBorders>
           <w:top w:val="single" w:sz="8" w:space="0" w:color="F79646" w:themeColor="accent6"/>
           <w:left w:val="single" w:sz="8" w:space="0" w:color="F79646" w:themeColor="accent6"/>
-          <w:bottom w:val="single" w:sz="8" w:space="0" w:color="000000"/>
+          <w:bottom w:val="single" w:sz="8" w:space="0" w:color="F79646" w:themeColor="accent6"/>
           <w:right w:val="single" w:sz="8" w:space="0" w:color="F79646" w:themeColor="accent6"/>
           <w:insideV w:val="single" w:sz="8" w:space="0" w:color="F79646" w:themeColor="accent6"/>
         </w:tcBorders>
@@ -5987,7 +7446,7 @@
         <w:tcBorders>
           <w:top w:val="single" w:sz="8" w:space="0" w:color="F79646" w:themeColor="accent6"/>
           <w:left w:val="single" w:sz="8" w:space="0" w:color="F79646" w:themeColor="accent6"/>
-          <w:bottom w:val="single" w:sz="8" w:space="0" w:color="000000"/>
+          <w:bottom w:val="single" w:sz="8" w:space="0" w:color="F79646" w:themeColor="accent6"/>
           <w:right w:val="single" w:sz="8" w:space="0" w:color="F79646" w:themeColor="accent6"/>
           <w:insideV w:val="single" w:sz="8" w:space="0" w:color="F79646" w:themeColor="accent6"/>
         </w:tcBorders>
@@ -6009,7 +7468,7 @@
       <w:tblBorders>
         <w:top w:val="single" w:sz="8" w:space="0" w:color="404040" w:themeColor="text1" w:themeTint="BF"/>
         <w:left w:val="single" w:sz="8" w:space="0" w:color="404040" w:themeColor="text1" w:themeTint="BF"/>
-        <w:bottom w:val="single" w:sz="8" w:space="0" w:color="000000" w:themeTint="BF"/>
+        <w:bottom w:val="single" w:sz="8" w:space="0" w:color="404040" w:themeColor="text1" w:themeTint="BF"/>
         <w:right w:val="single" w:sz="8" w:space="0" w:color="404040" w:themeColor="text1" w:themeTint="BF"/>
         <w:insideH w:val="single" w:sz="8" w:space="0" w:color="404040" w:themeColor="text1" w:themeTint="BF"/>
       </w:tblBorders>
@@ -6027,14 +7486,14 @@
       <w:rPr>
         <w:b/>
         <w:bCs/>
-        <w:color w:val="000000"/>
+        <w:color w:val="FFFFFF" w:themeColor="background1"/>
       </w:rPr>
       <w:tblPr/>
       <w:tcPr>
         <w:tcBorders>
           <w:top w:val="single" w:sz="8" w:space="0" w:color="404040" w:themeColor="text1" w:themeTint="BF"/>
           <w:left w:val="single" w:sz="8" w:space="0" w:color="404040" w:themeColor="text1" w:themeTint="BF"/>
-          <w:bottom w:val="single" w:sz="8" w:space="0" w:color="000000" w:themeTint="BF"/>
+          <w:bottom w:val="single" w:sz="8" w:space="0" w:color="404040" w:themeColor="text1" w:themeTint="BF"/>
           <w:right w:val="single" w:sz="8" w:space="0" w:color="404040" w:themeColor="text1" w:themeTint="BF"/>
           <w:insideH w:val="nil"/>
           <w:insideV w:val="nil"/>
@@ -6055,7 +7514,7 @@
         <w:tcBorders>
           <w:top w:val="double" w:sz="6" w:space="0" w:color="404040" w:themeColor="text1" w:themeTint="BF"/>
           <w:left w:val="single" w:sz="8" w:space="0" w:color="404040" w:themeColor="text1" w:themeTint="BF"/>
-          <w:bottom w:val="single" w:sz="8" w:space="0" w:color="000000" w:themeTint="BF"/>
+          <w:bottom w:val="single" w:sz="8" w:space="0" w:color="404040" w:themeColor="text1" w:themeTint="BF"/>
           <w:right w:val="single" w:sz="8" w:space="0" w:color="404040" w:themeColor="text1" w:themeTint="BF"/>
           <w:insideH w:val="nil"/>
           <w:insideV w:val="nil"/>
@@ -6115,7 +7574,7 @@
       <w:tblBorders>
         <w:top w:val="single" w:sz="8" w:space="0" w:color="7BA0CD" w:themeColor="accent1" w:themeTint="BF"/>
         <w:left w:val="single" w:sz="8" w:space="0" w:color="7BA0CD" w:themeColor="accent1" w:themeTint="BF"/>
-        <w:bottom w:val="single" w:sz="8" w:space="0" w:color="000000" w:themeTint="BF"/>
+        <w:bottom w:val="single" w:sz="8" w:space="0" w:color="7BA0CD" w:themeColor="accent1" w:themeTint="BF"/>
         <w:right w:val="single" w:sz="8" w:space="0" w:color="7BA0CD" w:themeColor="accent1" w:themeTint="BF"/>
         <w:insideH w:val="single" w:sz="8" w:space="0" w:color="7BA0CD" w:themeColor="accent1" w:themeTint="BF"/>
       </w:tblBorders>
@@ -6133,14 +7592,14 @@
       <w:rPr>
         <w:b/>
         <w:bCs/>
-        <w:color w:val="000000"/>
+        <w:color w:val="FFFFFF" w:themeColor="background1"/>
       </w:rPr>
       <w:tblPr/>
       <w:tcPr>
         <w:tcBorders>
           <w:top w:val="single" w:sz="8" w:space="0" w:color="7BA0CD" w:themeColor="accent1" w:themeTint="BF"/>
           <w:left w:val="single" w:sz="8" w:space="0" w:color="7BA0CD" w:themeColor="accent1" w:themeTint="BF"/>
-          <w:bottom w:val="single" w:sz="8" w:space="0" w:color="000000" w:themeTint="BF"/>
+          <w:bottom w:val="single" w:sz="8" w:space="0" w:color="7BA0CD" w:themeColor="accent1" w:themeTint="BF"/>
           <w:right w:val="single" w:sz="8" w:space="0" w:color="7BA0CD" w:themeColor="accent1" w:themeTint="BF"/>
           <w:insideH w:val="nil"/>
           <w:insideV w:val="nil"/>
@@ -6161,7 +7620,7 @@
         <w:tcBorders>
           <w:top w:val="double" w:sz="6" w:space="0" w:color="7BA0CD" w:themeColor="accent1" w:themeTint="BF"/>
           <w:left w:val="single" w:sz="8" w:space="0" w:color="7BA0CD" w:themeColor="accent1" w:themeTint="BF"/>
-          <w:bottom w:val="single" w:sz="8" w:space="0" w:color="000000" w:themeTint="BF"/>
+          <w:bottom w:val="single" w:sz="8" w:space="0" w:color="7BA0CD" w:themeColor="accent1" w:themeTint="BF"/>
           <w:right w:val="single" w:sz="8" w:space="0" w:color="7BA0CD" w:themeColor="accent1" w:themeTint="BF"/>
           <w:insideH w:val="nil"/>
           <w:insideV w:val="nil"/>
@@ -6221,7 +7680,7 @@
       <w:tblBorders>
         <w:top w:val="single" w:sz="8" w:space="0" w:color="CF7B79" w:themeColor="accent2" w:themeTint="BF"/>
         <w:left w:val="single" w:sz="8" w:space="0" w:color="CF7B79" w:themeColor="accent2" w:themeTint="BF"/>
-        <w:bottom w:val="single" w:sz="8" w:space="0" w:color="000000" w:themeTint="BF"/>
+        <w:bottom w:val="single" w:sz="8" w:space="0" w:color="CF7B79" w:themeColor="accent2" w:themeTint="BF"/>
         <w:right w:val="single" w:sz="8" w:space="0" w:color="CF7B79" w:themeColor="accent2" w:themeTint="BF"/>
         <w:insideH w:val="single" w:sz="8" w:space="0" w:color="CF7B79" w:themeColor="accent2" w:themeTint="BF"/>
       </w:tblBorders>
@@ -6239,14 +7698,14 @@
       <w:rPr>
         <w:b/>
         <w:bCs/>
-        <w:color w:val="000000"/>
+        <w:color w:val="FFFFFF" w:themeColor="background1"/>
       </w:rPr>
       <w:tblPr/>
       <w:tcPr>
         <w:tcBorders>
           <w:top w:val="single" w:sz="8" w:space="0" w:color="CF7B79" w:themeColor="accent2" w:themeTint="BF"/>
           <w:left w:val="single" w:sz="8" w:space="0" w:color="CF7B79" w:themeColor="accent2" w:themeTint="BF"/>
-          <w:bottom w:val="single" w:sz="8" w:space="0" w:color="000000" w:themeTint="BF"/>
+          <w:bottom w:val="single" w:sz="8" w:space="0" w:color="CF7B79" w:themeColor="accent2" w:themeTint="BF"/>
           <w:right w:val="single" w:sz="8" w:space="0" w:color="CF7B79" w:themeColor="accent2" w:themeTint="BF"/>
           <w:insideH w:val="nil"/>
           <w:insideV w:val="nil"/>
@@ -6267,7 +7726,7 @@
         <w:tcBorders>
           <w:top w:val="double" w:sz="6" w:space="0" w:color="CF7B79" w:themeColor="accent2" w:themeTint="BF"/>
           <w:left w:val="single" w:sz="8" w:space="0" w:color="CF7B79" w:themeColor="accent2" w:themeTint="BF"/>
-          <w:bottom w:val="single" w:sz="8" w:space="0" w:color="000000" w:themeTint="BF"/>
+          <w:bottom w:val="single" w:sz="8" w:space="0" w:color="CF7B79" w:themeColor="accent2" w:themeTint="BF"/>
           <w:right w:val="single" w:sz="8" w:space="0" w:color="CF7B79" w:themeColor="accent2" w:themeTint="BF"/>
           <w:insideH w:val="nil"/>
           <w:insideV w:val="nil"/>
@@ -6327,7 +7786,7 @@
       <w:tblBorders>
         <w:top w:val="single" w:sz="8" w:space="0" w:color="B3CC82" w:themeColor="accent3" w:themeTint="BF"/>
         <w:left w:val="single" w:sz="8" w:space="0" w:color="B3CC82" w:themeColor="accent3" w:themeTint="BF"/>
-        <w:bottom w:val="single" w:sz="8" w:space="0" w:color="000000" w:themeTint="BF"/>
+        <w:bottom w:val="single" w:sz="8" w:space="0" w:color="B3CC82" w:themeColor="accent3" w:themeTint="BF"/>
         <w:right w:val="single" w:sz="8" w:space="0" w:color="B3CC82" w:themeColor="accent3" w:themeTint="BF"/>
         <w:insideH w:val="single" w:sz="8" w:space="0" w:color="B3CC82" w:themeColor="accent3" w:themeTint="BF"/>
       </w:tblBorders>
@@ -6345,14 +7804,14 @@
       <w:rPr>
         <w:b/>
         <w:bCs/>
-        <w:color w:val="000000"/>
+        <w:color w:val="FFFFFF" w:themeColor="background1"/>
       </w:rPr>
       <w:tblPr/>
       <w:tcPr>
         <w:tcBorders>
           <w:top w:val="single" w:sz="8" w:space="0" w:color="B3CC82" w:themeColor="accent3" w:themeTint="BF"/>
           <w:left w:val="single" w:sz="8" w:space="0" w:color="B3CC82" w:themeColor="accent3" w:themeTint="BF"/>
-          <w:bottom w:val="single" w:sz="8" w:space="0" w:color="000000" w:themeTint="BF"/>
+          <w:bottom w:val="single" w:sz="8" w:space="0" w:color="B3CC82" w:themeColor="accent3" w:themeTint="BF"/>
           <w:right w:val="single" w:sz="8" w:space="0" w:color="B3CC82" w:themeColor="accent3" w:themeTint="BF"/>
           <w:insideH w:val="nil"/>
           <w:insideV w:val="nil"/>
@@ -6373,7 +7832,7 @@
         <w:tcBorders>
           <w:top w:val="double" w:sz="6" w:space="0" w:color="B3CC82" w:themeColor="accent3" w:themeTint="BF"/>
           <w:left w:val="single" w:sz="8" w:space="0" w:color="B3CC82" w:themeColor="accent3" w:themeTint="BF"/>
-          <w:bottom w:val="single" w:sz="8" w:space="0" w:color="000000" w:themeTint="BF"/>
+          <w:bottom w:val="single" w:sz="8" w:space="0" w:color="B3CC82" w:themeColor="accent3" w:themeTint="BF"/>
           <w:right w:val="single" w:sz="8" w:space="0" w:color="B3CC82" w:themeColor="accent3" w:themeTint="BF"/>
           <w:insideH w:val="nil"/>
           <w:insideV w:val="nil"/>
@@ -6433,7 +7892,7 @@
       <w:tblBorders>
         <w:top w:val="single" w:sz="8" w:space="0" w:color="9F8AB9" w:themeColor="accent4" w:themeTint="BF"/>
         <w:left w:val="single" w:sz="8" w:space="0" w:color="9F8AB9" w:themeColor="accent4" w:themeTint="BF"/>
-        <w:bottom w:val="single" w:sz="8" w:space="0" w:color="000000" w:themeTint="BF"/>
+        <w:bottom w:val="single" w:sz="8" w:space="0" w:color="9F8AB9" w:themeColor="accent4" w:themeTint="BF"/>
         <w:right w:val="single" w:sz="8" w:space="0" w:color="9F8AB9" w:themeColor="accent4" w:themeTint="BF"/>
         <w:insideH w:val="single" w:sz="8" w:space="0" w:color="9F8AB9" w:themeColor="accent4" w:themeTint="BF"/>
       </w:tblBorders>
@@ -6451,14 +7910,14 @@
       <w:rPr>
         <w:b/>
         <w:bCs/>
-        <w:color w:val="000000"/>
+        <w:color w:val="FFFFFF" w:themeColor="background1"/>
       </w:rPr>
       <w:tblPr/>
       <w:tcPr>
         <w:tcBorders>
           <w:top w:val="single" w:sz="8" w:space="0" w:color="9F8AB9" w:themeColor="accent4" w:themeTint="BF"/>
           <w:left w:val="single" w:sz="8" w:space="0" w:color="9F8AB9" w:themeColor="accent4" w:themeTint="BF"/>
-          <w:bottom w:val="single" w:sz="8" w:space="0" w:color="000000" w:themeTint="BF"/>
+          <w:bottom w:val="single" w:sz="8" w:space="0" w:color="9F8AB9" w:themeColor="accent4" w:themeTint="BF"/>
           <w:right w:val="single" w:sz="8" w:space="0" w:color="9F8AB9" w:themeColor="accent4" w:themeTint="BF"/>
           <w:insideH w:val="nil"/>
           <w:insideV w:val="nil"/>
@@ -6479,7 +7938,7 @@
         <w:tcBorders>
           <w:top w:val="double" w:sz="6" w:space="0" w:color="9F8AB9" w:themeColor="accent4" w:themeTint="BF"/>
           <w:left w:val="single" w:sz="8" w:space="0" w:color="9F8AB9" w:themeColor="accent4" w:themeTint="BF"/>
-          <w:bottom w:val="single" w:sz="8" w:space="0" w:color="000000" w:themeTint="BF"/>
+          <w:bottom w:val="single" w:sz="8" w:space="0" w:color="9F8AB9" w:themeColor="accent4" w:themeTint="BF"/>
           <w:right w:val="single" w:sz="8" w:space="0" w:color="9F8AB9" w:themeColor="accent4" w:themeTint="BF"/>
           <w:insideH w:val="nil"/>
           <w:insideV w:val="nil"/>
@@ -6539,7 +7998,7 @@
       <w:tblBorders>
         <w:top w:val="single" w:sz="8" w:space="0" w:color="78C0D4" w:themeColor="accent5" w:themeTint="BF"/>
         <w:left w:val="single" w:sz="8" w:space="0" w:color="78C0D4" w:themeColor="accent5" w:themeTint="BF"/>
-        <w:bottom w:val="single" w:sz="8" w:space="0" w:color="000000" w:themeTint="BF"/>
+        <w:bottom w:val="single" w:sz="8" w:space="0" w:color="78C0D4" w:themeColor="accent5" w:themeTint="BF"/>
         <w:right w:val="single" w:sz="8" w:space="0" w:color="78C0D4" w:themeColor="accent5" w:themeTint="BF"/>
         <w:insideH w:val="single" w:sz="8" w:space="0" w:color="78C0D4" w:themeColor="accent5" w:themeTint="BF"/>
       </w:tblBorders>
@@ -6557,14 +8016,14 @@
       <w:rPr>
         <w:b/>
         <w:bCs/>
-        <w:color w:val="000000"/>
+        <w:color w:val="FFFFFF" w:themeColor="background1"/>
       </w:rPr>
       <w:tblPr/>
       <w:tcPr>
         <w:tcBorders>
           <w:top w:val="single" w:sz="8" w:space="0" w:color="78C0D4" w:themeColor="accent5" w:themeTint="BF"/>
           <w:left w:val="single" w:sz="8" w:space="0" w:color="78C0D4" w:themeColor="accent5" w:themeTint="BF"/>
-          <w:bottom w:val="single" w:sz="8" w:space="0" w:color="000000" w:themeTint="BF"/>
+          <w:bottom w:val="single" w:sz="8" w:space="0" w:color="78C0D4" w:themeColor="accent5" w:themeTint="BF"/>
           <w:right w:val="single" w:sz="8" w:space="0" w:color="78C0D4" w:themeColor="accent5" w:themeTint="BF"/>
           <w:insideH w:val="nil"/>
           <w:insideV w:val="nil"/>
@@ -6585,7 +8044,7 @@
         <w:tcBorders>
           <w:top w:val="double" w:sz="6" w:space="0" w:color="78C0D4" w:themeColor="accent5" w:themeTint="BF"/>
           <w:left w:val="single" w:sz="8" w:space="0" w:color="78C0D4" w:themeColor="accent5" w:themeTint="BF"/>
-          <w:bottom w:val="single" w:sz="8" w:space="0" w:color="000000" w:themeTint="BF"/>
+          <w:bottom w:val="single" w:sz="8" w:space="0" w:color="78C0D4" w:themeColor="accent5" w:themeTint="BF"/>
           <w:right w:val="single" w:sz="8" w:space="0" w:color="78C0D4" w:themeColor="accent5" w:themeTint="BF"/>
           <w:insideH w:val="nil"/>
           <w:insideV w:val="nil"/>
@@ -6645,7 +8104,7 @@
       <w:tblBorders>
         <w:top w:val="single" w:sz="8" w:space="0" w:color="F9B074" w:themeColor="accent6" w:themeTint="BF"/>
         <w:left w:val="single" w:sz="8" w:space="0" w:color="F9B074" w:themeColor="accent6" w:themeTint="BF"/>
-        <w:bottom w:val="single" w:sz="8" w:space="0" w:color="000000" w:themeTint="BF"/>
+        <w:bottom w:val="single" w:sz="8" w:space="0" w:color="F9B074" w:themeColor="accent6" w:themeTint="BF"/>
         <w:right w:val="single" w:sz="8" w:space="0" w:color="F9B074" w:themeColor="accent6" w:themeTint="BF"/>
         <w:insideH w:val="single" w:sz="8" w:space="0" w:color="F9B074" w:themeColor="accent6" w:themeTint="BF"/>
       </w:tblBorders>
@@ -6663,14 +8122,14 @@
       <w:rPr>
         <w:b/>
         <w:bCs/>
-        <w:color w:val="000000"/>
+        <w:color w:val="FFFFFF" w:themeColor="background1"/>
       </w:rPr>
       <w:tblPr/>
       <w:tcPr>
         <w:tcBorders>
           <w:top w:val="single" w:sz="8" w:space="0" w:color="F9B074" w:themeColor="accent6" w:themeTint="BF"/>
           <w:left w:val="single" w:sz="8" w:space="0" w:color="F9B074" w:themeColor="accent6" w:themeTint="BF"/>
-          <w:bottom w:val="single" w:sz="8" w:space="0" w:color="000000" w:themeTint="BF"/>
+          <w:bottom w:val="single" w:sz="8" w:space="0" w:color="F9B074" w:themeColor="accent6" w:themeTint="BF"/>
           <w:right w:val="single" w:sz="8" w:space="0" w:color="F9B074" w:themeColor="accent6" w:themeTint="BF"/>
           <w:insideH w:val="nil"/>
           <w:insideV w:val="nil"/>
@@ -6691,7 +8150,7 @@
         <w:tcBorders>
           <w:top w:val="double" w:sz="6" w:space="0" w:color="F9B074" w:themeColor="accent6" w:themeTint="BF"/>
           <w:left w:val="single" w:sz="8" w:space="0" w:color="F9B074" w:themeColor="accent6" w:themeTint="BF"/>
-          <w:bottom w:val="single" w:sz="8" w:space="0" w:color="000000" w:themeTint="BF"/>
+          <w:bottom w:val="single" w:sz="8" w:space="0" w:color="F9B074" w:themeColor="accent6" w:themeTint="BF"/>
           <w:right w:val="single" w:sz="8" w:space="0" w:color="F9B074" w:themeColor="accent6" w:themeTint="BF"/>
           <w:insideH w:val="nil"/>
           <w:insideV w:val="nil"/>
@@ -6750,7 +8209,7 @@
       <w:tblInd w:w="0" w:type="dxa"/>
       <w:tblBorders>
         <w:top w:val="single" w:sz="18" w:space="0" w:color="auto"/>
-        <w:bottom w:val="single" w:sz="18" w:space="0" w:color="000000"/>
+        <w:bottom w:val="single" w:sz="18" w:space="0" w:color="auto"/>
       </w:tblBorders>
       <w:tblCellMar>
         <w:top w:w="0" w:type="dxa"/>
@@ -6766,14 +8225,14 @@
       <w:rPr>
         <w:b/>
         <w:bCs/>
-        <w:color w:val="000000"/>
+        <w:color w:val="FFFFFF" w:themeColor="background1"/>
       </w:rPr>
       <w:tblPr/>
       <w:tcPr>
         <w:tcBorders>
           <w:top w:val="single" w:sz="18" w:space="0" w:color="auto"/>
           <w:left w:val="nil"/>
-          <w:bottom w:val="single" w:sz="18" w:space="0" w:color="000000"/>
+          <w:bottom w:val="single" w:sz="18" w:space="0" w:color="auto"/>
           <w:right w:val="nil"/>
           <w:insideH w:val="nil"/>
           <w:insideV w:val="nil"/>
@@ -6786,14 +8245,14 @@
         <w:spacing w:before="0" w:after="0" w:line="240" w:lineRule="auto"/>
       </w:pPr>
       <w:rPr>
-        <w:color w:val="000000"/>
+        <w:color w:val="auto"/>
       </w:rPr>
       <w:tblPr/>
       <w:tcPr>
         <w:tcBorders>
           <w:top w:val="double" w:sz="6" w:space="0" w:color="auto"/>
           <w:left w:val="nil"/>
-          <w:bottom w:val="single" w:sz="18" w:space="0" w:color="000000"/>
+          <w:bottom w:val="single" w:sz="18" w:space="0" w:color="auto"/>
           <w:right w:val="nil"/>
           <w:insideH w:val="nil"/>
           <w:insideV w:val="nil"/>
@@ -6805,14 +8264,14 @@
       <w:rPr>
         <w:b/>
         <w:bCs/>
-        <w:color w:val="000000"/>
+        <w:color w:val="FFFFFF" w:themeColor="background1"/>
       </w:rPr>
       <w:tblPr/>
       <w:tcPr>
         <w:tcBorders>
           <w:top w:val="nil"/>
           <w:left w:val="nil"/>
-          <w:bottom w:val="single" w:sz="18" w:space="0" w:color="000000"/>
+          <w:bottom w:val="single" w:sz="18" w:space="0" w:color="auto"/>
           <w:right w:val="nil"/>
           <w:insideH w:val="nil"/>
           <w:insideV w:val="nil"/>
@@ -6824,7 +8283,7 @@
       <w:rPr>
         <w:b/>
         <w:bCs/>
-        <w:color w:val="000000"/>
+        <w:color w:val="FFFFFF" w:themeColor="background1"/>
       </w:rPr>
       <w:tblPr/>
       <w:tcPr>
@@ -6861,7 +8320,7 @@
         <w:tcBorders>
           <w:top w:val="single" w:sz="18" w:space="0" w:color="auto"/>
           <w:left w:val="nil"/>
-          <w:bottom w:val="single" w:sz="18" w:space="0" w:color="000000"/>
+          <w:bottom w:val="single" w:sz="18" w:space="0" w:color="auto"/>
           <w:right w:val="nil"/>
           <w:insideH w:val="nil"/>
           <w:insideV w:val="nil"/>
@@ -6870,14 +8329,14 @@
     </w:tblStylePr>
     <w:tblStylePr w:type="nwCell">
       <w:rPr>
-        <w:color w:val="000000"/>
+        <w:color w:val="FFFFFF" w:themeColor="background1"/>
       </w:rPr>
       <w:tblPr/>
       <w:tcPr>
         <w:tcBorders>
           <w:top w:val="single" w:sz="18" w:space="0" w:color="auto"/>
           <w:left w:val="nil"/>
-          <w:bottom w:val="single" w:sz="18" w:space="0" w:color="000000"/>
+          <w:bottom w:val="single" w:sz="18" w:space="0" w:color="auto"/>
           <w:right w:val="nil"/>
           <w:insideH w:val="nil"/>
           <w:insideV w:val="nil"/>
@@ -6899,7 +8358,7 @@
       <w:tblInd w:w="0" w:type="dxa"/>
       <w:tblBorders>
         <w:top w:val="single" w:sz="18" w:space="0" w:color="auto"/>
-        <w:bottom w:val="single" w:sz="18" w:space="0" w:color="000000"/>
+        <w:bottom w:val="single" w:sz="18" w:space="0" w:color="auto"/>
       </w:tblBorders>
       <w:tblCellMar>
         <w:top w:w="0" w:type="dxa"/>
@@ -6915,14 +8374,14 @@
       <w:rPr>
         <w:b/>
         <w:bCs/>
-        <w:color w:val="000000"/>
+        <w:color w:val="FFFFFF" w:themeColor="background1"/>
       </w:rPr>
       <w:tblPr/>
       <w:tcPr>
         <w:tcBorders>
           <w:top w:val="single" w:sz="18" w:space="0" w:color="auto"/>
           <w:left w:val="nil"/>
-          <w:bottom w:val="single" w:sz="18" w:space="0" w:color="000000"/>
+          <w:bottom w:val="single" w:sz="18" w:space="0" w:color="auto"/>
           <w:right w:val="nil"/>
           <w:insideH w:val="nil"/>
           <w:insideV w:val="nil"/>
@@ -6935,14 +8394,14 @@
         <w:spacing w:before="0" w:after="0" w:line="240" w:lineRule="auto"/>
       </w:pPr>
       <w:rPr>
-        <w:color w:val="000000"/>
+        <w:color w:val="auto"/>
       </w:rPr>
       <w:tblPr/>
       <w:tcPr>
         <w:tcBorders>
           <w:top w:val="double" w:sz="6" w:space="0" w:color="auto"/>
           <w:left w:val="nil"/>
-          <w:bottom w:val="single" w:sz="18" w:space="0" w:color="000000"/>
+          <w:bottom w:val="single" w:sz="18" w:space="0" w:color="auto"/>
           <w:right w:val="nil"/>
           <w:insideH w:val="nil"/>
           <w:insideV w:val="nil"/>
@@ -6954,14 +8413,14 @@
       <w:rPr>
         <w:b/>
         <w:bCs/>
-        <w:color w:val="000000"/>
+        <w:color w:val="FFFFFF" w:themeColor="background1"/>
       </w:rPr>
       <w:tblPr/>
       <w:tcPr>
         <w:tcBorders>
           <w:top w:val="nil"/>
           <w:left w:val="nil"/>
-          <w:bottom w:val="single" w:sz="18" w:space="0" w:color="000000"/>
+          <w:bottom w:val="single" w:sz="18" w:space="0" w:color="auto"/>
           <w:right w:val="nil"/>
           <w:insideH w:val="nil"/>
           <w:insideV w:val="nil"/>
@@ -6973,7 +8432,7 @@
       <w:rPr>
         <w:b/>
         <w:bCs/>
-        <w:color w:val="000000"/>
+        <w:color w:val="FFFFFF" w:themeColor="background1"/>
       </w:rPr>
       <w:tblPr/>
       <w:tcPr>
@@ -7010,7 +8469,7 @@
         <w:tcBorders>
           <w:top w:val="single" w:sz="18" w:space="0" w:color="auto"/>
           <w:left w:val="nil"/>
-          <w:bottom w:val="single" w:sz="18" w:space="0" w:color="000000"/>
+          <w:bottom w:val="single" w:sz="18" w:space="0" w:color="auto"/>
           <w:right w:val="nil"/>
           <w:insideH w:val="nil"/>
           <w:insideV w:val="nil"/>
@@ -7019,14 +8478,14 @@
     </w:tblStylePr>
     <w:tblStylePr w:type="nwCell">
       <w:rPr>
-        <w:color w:val="000000"/>
+        <w:color w:val="FFFFFF" w:themeColor="background1"/>
       </w:rPr>
       <w:tblPr/>
       <w:tcPr>
         <w:tcBorders>
           <w:top w:val="single" w:sz="18" w:space="0" w:color="auto"/>
           <w:left w:val="nil"/>
-          <w:bottom w:val="single" w:sz="18" w:space="0" w:color="000000"/>
+          <w:bottom w:val="single" w:sz="18" w:space="0" w:color="auto"/>
           <w:right w:val="nil"/>
           <w:insideH w:val="nil"/>
           <w:insideV w:val="nil"/>
@@ -7048,7 +8507,7 @@
       <w:tblInd w:w="0" w:type="dxa"/>
       <w:tblBorders>
         <w:top w:val="single" w:sz="18" w:space="0" w:color="auto"/>
-        <w:bottom w:val="single" w:sz="18" w:space="0" w:color="000000"/>
+        <w:bottom w:val="single" w:sz="18" w:space="0" w:color="auto"/>
       </w:tblBorders>
       <w:tblCellMar>
         <w:top w:w="0" w:type="dxa"/>
@@ -7064,14 +8523,14 @@
       <w:rPr>
         <w:b/>
         <w:bCs/>
-        <w:color w:val="000000"/>
+        <w:color w:val="FFFFFF" w:themeColor="background1"/>
       </w:rPr>
       <w:tblPr/>
       <w:tcPr>
         <w:tcBorders>
           <w:top w:val="single" w:sz="18" w:space="0" w:color="auto"/>
           <w:left w:val="nil"/>
-          <w:bottom w:val="single" w:sz="18" w:space="0" w:color="000000"/>
+          <w:bottom w:val="single" w:sz="18" w:space="0" w:color="auto"/>
           <w:right w:val="nil"/>
           <w:insideH w:val="nil"/>
           <w:insideV w:val="nil"/>
@@ -7084,14 +8543,14 @@
         <w:spacing w:before="0" w:after="0" w:line="240" w:lineRule="auto"/>
       </w:pPr>
       <w:rPr>
-        <w:color w:val="000000"/>
+        <w:color w:val="auto"/>
       </w:rPr>
       <w:tblPr/>
       <w:tcPr>
         <w:tcBorders>
           <w:top w:val="double" w:sz="6" w:space="0" w:color="auto"/>
           <w:left w:val="nil"/>
-          <w:bottom w:val="single" w:sz="18" w:space="0" w:color="000000"/>
+          <w:bottom w:val="single" w:sz="18" w:space="0" w:color="auto"/>
           <w:right w:val="nil"/>
           <w:insideH w:val="nil"/>
           <w:insideV w:val="nil"/>
@@ -7103,14 +8562,14 @@
       <w:rPr>
         <w:b/>
         <w:bCs/>
-        <w:color w:val="000000"/>
+        <w:color w:val="FFFFFF" w:themeColor="background1"/>
       </w:rPr>
       <w:tblPr/>
       <w:tcPr>
         <w:tcBorders>
           <w:top w:val="nil"/>
           <w:left w:val="nil"/>
-          <w:bottom w:val="single" w:sz="18" w:space="0" w:color="000000"/>
+          <w:bottom w:val="single" w:sz="18" w:space="0" w:color="auto"/>
           <w:right w:val="nil"/>
           <w:insideH w:val="nil"/>
           <w:insideV w:val="nil"/>
@@ -7122,7 +8581,7 @@
       <w:rPr>
         <w:b/>
         <w:bCs/>
-        <w:color w:val="000000"/>
+        <w:color w:val="FFFFFF" w:themeColor="background1"/>
       </w:rPr>
       <w:tblPr/>
       <w:tcPr>
@@ -7159,7 +8618,7 @@
         <w:tcBorders>
           <w:top w:val="single" w:sz="18" w:space="0" w:color="auto"/>
           <w:left w:val="nil"/>
-          <w:bottom w:val="single" w:sz="18" w:space="0" w:color="000000"/>
+          <w:bottom w:val="single" w:sz="18" w:space="0" w:color="auto"/>
           <w:right w:val="nil"/>
           <w:insideH w:val="nil"/>
           <w:insideV w:val="nil"/>
@@ -7168,14 +8627,14 @@
     </w:tblStylePr>
     <w:tblStylePr w:type="nwCell">
       <w:rPr>
-        <w:color w:val="000000"/>
+        <w:color w:val="FFFFFF" w:themeColor="background1"/>
       </w:rPr>
       <w:tblPr/>
       <w:tcPr>
         <w:tcBorders>
           <w:top w:val="single" w:sz="18" w:space="0" w:color="auto"/>
           <w:left w:val="nil"/>
-          <w:bottom w:val="single" w:sz="18" w:space="0" w:color="000000"/>
+          <w:bottom w:val="single" w:sz="18" w:space="0" w:color="auto"/>
           <w:right w:val="nil"/>
           <w:insideH w:val="nil"/>
           <w:insideV w:val="nil"/>
@@ -7197,7 +8656,7 @@
       <w:tblInd w:w="0" w:type="dxa"/>
       <w:tblBorders>
         <w:top w:val="single" w:sz="18" w:space="0" w:color="auto"/>
-        <w:bottom w:val="single" w:sz="18" w:space="0" w:color="000000"/>
+        <w:bottom w:val="single" w:sz="18" w:space="0" w:color="auto"/>
       </w:tblBorders>
       <w:tblCellMar>
         <w:top w:w="0" w:type="dxa"/>
@@ -7213,14 +8672,14 @@
       <w:rPr>
         <w:b/>
         <w:bCs/>
-        <w:color w:val="000000"/>
+        <w:color w:val="FFFFFF" w:themeColor="background1"/>
       </w:rPr>
       <w:tblPr/>
       <w:tcPr>
         <w:tcBorders>
           <w:top w:val="single" w:sz="18" w:space="0" w:color="auto"/>
           <w:left w:val="nil"/>
-          <w:bottom w:val="single" w:sz="18" w:space="0" w:color="000000"/>
+          <w:bottom w:val="single" w:sz="18" w:space="0" w:color="auto"/>
           <w:right w:val="nil"/>
           <w:insideH w:val="nil"/>
           <w:insideV w:val="nil"/>
@@ -7233,14 +8692,14 @@
         <w:spacing w:before="0" w:after="0" w:line="240" w:lineRule="auto"/>
       </w:pPr>
       <w:rPr>
-        <w:color w:val="000000"/>
+        <w:color w:val="auto"/>
       </w:rPr>
       <w:tblPr/>
       <w:tcPr>
         <w:tcBorders>
           <w:top w:val="double" w:sz="6" w:space="0" w:color="auto"/>
           <w:left w:val="nil"/>
-          <w:bottom w:val="single" w:sz="18" w:space="0" w:color="000000"/>
+          <w:bottom w:val="single" w:sz="18" w:space="0" w:color="auto"/>
           <w:right w:val="nil"/>
           <w:insideH w:val="nil"/>
           <w:insideV w:val="nil"/>
@@ -7252,14 +8711,14 @@
       <w:rPr>
         <w:b/>
         <w:bCs/>
-        <w:color w:val="000000"/>
+        <w:color w:val="FFFFFF" w:themeColor="background1"/>
       </w:rPr>
       <w:tblPr/>
       <w:tcPr>
         <w:tcBorders>
           <w:top w:val="nil"/>
           <w:left w:val="nil"/>
-          <w:bottom w:val="single" w:sz="18" w:space="0" w:color="000000"/>
+          <w:bottom w:val="single" w:sz="18" w:space="0" w:color="auto"/>
           <w:right w:val="nil"/>
           <w:insideH w:val="nil"/>
           <w:insideV w:val="nil"/>
@@ -7271,7 +8730,7 @@
       <w:rPr>
         <w:b/>
         <w:bCs/>
-        <w:color w:val="000000"/>
+        <w:color w:val="FFFFFF" w:themeColor="background1"/>
       </w:rPr>
       <w:tblPr/>
       <w:tcPr>
@@ -7308,7 +8767,7 @@
         <w:tcBorders>
           <w:top w:val="single" w:sz="18" w:space="0" w:color="auto"/>
           <w:left w:val="nil"/>
-          <w:bottom w:val="single" w:sz="18" w:space="0" w:color="000000"/>
+          <w:bottom w:val="single" w:sz="18" w:space="0" w:color="auto"/>
           <w:right w:val="nil"/>
           <w:insideH w:val="nil"/>
           <w:insideV w:val="nil"/>
@@ -7317,14 +8776,14 @@
     </w:tblStylePr>
     <w:tblStylePr w:type="nwCell">
       <w:rPr>
-        <w:color w:val="000000"/>
+        <w:color w:val="FFFFFF" w:themeColor="background1"/>
       </w:rPr>
       <w:tblPr/>
       <w:tcPr>
         <w:tcBorders>
           <w:top w:val="single" w:sz="18" w:space="0" w:color="auto"/>
           <w:left w:val="nil"/>
-          <w:bottom w:val="single" w:sz="18" w:space="0" w:color="000000"/>
+          <w:bottom w:val="single" w:sz="18" w:space="0" w:color="auto"/>
           <w:right w:val="nil"/>
           <w:insideH w:val="nil"/>
           <w:insideV w:val="nil"/>
@@ -7346,7 +8805,7 @@
       <w:tblInd w:w="0" w:type="dxa"/>
       <w:tblBorders>
         <w:top w:val="single" w:sz="18" w:space="0" w:color="auto"/>
-        <w:bottom w:val="single" w:sz="18" w:space="0" w:color="000000"/>
+        <w:bottom w:val="single" w:sz="18" w:space="0" w:color="auto"/>
       </w:tblBorders>
       <w:tblCellMar>
         <w:top w:w="0" w:type="dxa"/>
@@ -7362,14 +8821,14 @@
       <w:rPr>
         <w:b/>
         <w:bCs/>
-        <w:color w:val="000000"/>
+        <w:color w:val="FFFFFF" w:themeColor="background1"/>
       </w:rPr>
       <w:tblPr/>
       <w:tcPr>
         <w:tcBorders>
           <w:top w:val="single" w:sz="18" w:space="0" w:color="auto"/>
           <w:left w:val="nil"/>
-          <w:bottom w:val="single" w:sz="18" w:space="0" w:color="000000"/>
+          <w:bottom w:val="single" w:sz="18" w:space="0" w:color="auto"/>
           <w:right w:val="nil"/>
           <w:insideH w:val="nil"/>
           <w:insideV w:val="nil"/>
@@ -7382,14 +8841,14 @@
         <w:spacing w:before="0" w:after="0" w:line="240" w:lineRule="auto"/>
       </w:pPr>
       <w:rPr>
-        <w:color w:val="000000"/>
+        <w:color w:val="auto"/>
       </w:rPr>
       <w:tblPr/>
       <w:tcPr>
         <w:tcBorders>
           <w:top w:val="double" w:sz="6" w:space="0" w:color="auto"/>
           <w:left w:val="nil"/>
-          <w:bottom w:val="single" w:sz="18" w:space="0" w:color="000000"/>
+          <w:bottom w:val="single" w:sz="18" w:space="0" w:color="auto"/>
           <w:right w:val="nil"/>
           <w:insideH w:val="nil"/>
           <w:insideV w:val="nil"/>
@@ -7401,14 +8860,14 @@
       <w:rPr>
         <w:b/>
         <w:bCs/>
-        <w:color w:val="000000"/>
+        <w:color w:val="FFFFFF" w:themeColor="background1"/>
       </w:rPr>
       <w:tblPr/>
       <w:tcPr>
         <w:tcBorders>
           <w:top w:val="nil"/>
           <w:left w:val="nil"/>
-          <w:bottom w:val="single" w:sz="18" w:space="0" w:color="000000"/>
+          <w:bottom w:val="single" w:sz="18" w:space="0" w:color="auto"/>
           <w:right w:val="nil"/>
           <w:insideH w:val="nil"/>
           <w:insideV w:val="nil"/>
@@ -7420,7 +8879,7 @@
       <w:rPr>
         <w:b/>
         <w:bCs/>
-        <w:color w:val="000000"/>
+        <w:color w:val="FFFFFF" w:themeColor="background1"/>
       </w:rPr>
       <w:tblPr/>
       <w:tcPr>
@@ -7457,7 +8916,7 @@
         <w:tcBorders>
           <w:top w:val="single" w:sz="18" w:space="0" w:color="auto"/>
           <w:left w:val="nil"/>
-          <w:bottom w:val="single" w:sz="18" w:space="0" w:color="000000"/>
+          <w:bottom w:val="single" w:sz="18" w:space="0" w:color="auto"/>
           <w:right w:val="nil"/>
           <w:insideH w:val="nil"/>
           <w:insideV w:val="nil"/>
@@ -7466,14 +8925,14 @@
     </w:tblStylePr>
     <w:tblStylePr w:type="nwCell">
       <w:rPr>
-        <w:color w:val="000000"/>
+        <w:color w:val="FFFFFF" w:themeColor="background1"/>
       </w:rPr>
       <w:tblPr/>
       <w:tcPr>
         <w:tcBorders>
           <w:top w:val="single" w:sz="18" w:space="0" w:color="auto"/>
           <w:left w:val="nil"/>
-          <w:bottom w:val="single" w:sz="18" w:space="0" w:color="000000"/>
+          <w:bottom w:val="single" w:sz="18" w:space="0" w:color="auto"/>
           <w:right w:val="nil"/>
           <w:insideH w:val="nil"/>
           <w:insideV w:val="nil"/>
@@ -7495,7 +8954,7 @@
       <w:tblInd w:w="0" w:type="dxa"/>
       <w:tblBorders>
         <w:top w:val="single" w:sz="18" w:space="0" w:color="auto"/>
-        <w:bottom w:val="single" w:sz="18" w:space="0" w:color="000000"/>
+        <w:bottom w:val="single" w:sz="18" w:space="0" w:color="auto"/>
       </w:tblBorders>
       <w:tblCellMar>
         <w:top w:w="0" w:type="dxa"/>
@@ -7511,14 +8970,14 @@
       <w:rPr>
         <w:b/>
         <w:bCs/>
-        <w:color w:val="000000"/>
+        <w:color w:val="FFFFFF" w:themeColor="background1"/>
       </w:rPr>
       <w:tblPr/>
       <w:tcPr>
         <w:tcBorders>
           <w:top w:val="single" w:sz="18" w:space="0" w:color="auto"/>
           <w:left w:val="nil"/>
-          <w:bottom w:val="single" w:sz="18" w:space="0" w:color="000000"/>
+          <w:bottom w:val="single" w:sz="18" w:space="0" w:color="auto"/>
           <w:right w:val="nil"/>
           <w:insideH w:val="nil"/>
           <w:insideV w:val="nil"/>
@@ -7531,14 +8990,14 @@
         <w:spacing w:before="0" w:after="0" w:line="240" w:lineRule="auto"/>
       </w:pPr>
       <w:rPr>
-        <w:color w:val="000000"/>
+        <w:color w:val="auto"/>
       </w:rPr>
       <w:tblPr/>
       <w:tcPr>
         <w:tcBorders>
           <w:top w:val="double" w:sz="6" w:space="0" w:color="auto"/>
           <w:left w:val="nil"/>
-          <w:bottom w:val="single" w:sz="18" w:space="0" w:color="000000"/>
+          <w:bottom w:val="single" w:sz="18" w:space="0" w:color="auto"/>
           <w:right w:val="nil"/>
           <w:insideH w:val="nil"/>
           <w:insideV w:val="nil"/>
@@ -7550,14 +9009,14 @@
       <w:rPr>
         <w:b/>
         <w:bCs/>
-        <w:color w:val="000000"/>
+        <w:color w:val="FFFFFF" w:themeColor="background1"/>
       </w:rPr>
       <w:tblPr/>
       <w:tcPr>
         <w:tcBorders>
           <w:top w:val="nil"/>
           <w:left w:val="nil"/>
-          <w:bottom w:val="single" w:sz="18" w:space="0" w:color="000000"/>
+          <w:bottom w:val="single" w:sz="18" w:space="0" w:color="auto"/>
           <w:right w:val="nil"/>
           <w:insideH w:val="nil"/>
           <w:insideV w:val="nil"/>
@@ -7569,7 +9028,7 @@
       <w:rPr>
         <w:b/>
         <w:bCs/>
-        <w:color w:val="000000"/>
+        <w:color w:val="FFFFFF" w:themeColor="background1"/>
       </w:rPr>
       <w:tblPr/>
       <w:tcPr>
@@ -7606,7 +9065,7 @@
         <w:tcBorders>
           <w:top w:val="single" w:sz="18" w:space="0" w:color="auto"/>
           <w:left w:val="nil"/>
-          <w:bottom w:val="single" w:sz="18" w:space="0" w:color="000000"/>
+          <w:bottom w:val="single" w:sz="18" w:space="0" w:color="auto"/>
           <w:right w:val="nil"/>
           <w:insideH w:val="nil"/>
           <w:insideV w:val="nil"/>
@@ -7615,14 +9074,14 @@
     </w:tblStylePr>
     <w:tblStylePr w:type="nwCell">
       <w:rPr>
-        <w:color w:val="000000"/>
+        <w:color w:val="FFFFFF" w:themeColor="background1"/>
       </w:rPr>
       <w:tblPr/>
       <w:tcPr>
         <w:tcBorders>
           <w:top w:val="single" w:sz="18" w:space="0" w:color="auto"/>
           <w:left w:val="nil"/>
-          <w:bottom w:val="single" w:sz="18" w:space="0" w:color="000000"/>
+          <w:bottom w:val="single" w:sz="18" w:space="0" w:color="auto"/>
           <w:right w:val="nil"/>
           <w:insideH w:val="nil"/>
           <w:insideV w:val="nil"/>
@@ -7644,7 +9103,7 @@
       <w:tblInd w:w="0" w:type="dxa"/>
       <w:tblBorders>
         <w:top w:val="single" w:sz="18" w:space="0" w:color="auto"/>
-        <w:bottom w:val="single" w:sz="18" w:space="0" w:color="000000"/>
+        <w:bottom w:val="single" w:sz="18" w:space="0" w:color="auto"/>
       </w:tblBorders>
       <w:tblCellMar>
         <w:top w:w="0" w:type="dxa"/>
@@ -7660,14 +9119,14 @@
       <w:rPr>
         <w:b/>
         <w:bCs/>
-        <w:color w:val="000000"/>
+        <w:color w:val="FFFFFF" w:themeColor="background1"/>
       </w:rPr>
       <w:tblPr/>
       <w:tcPr>
         <w:tcBorders>
           <w:top w:val="single" w:sz="18" w:space="0" w:color="auto"/>
           <w:left w:val="nil"/>
-          <w:bottom w:val="single" w:sz="18" w:space="0" w:color="000000"/>
+          <w:bottom w:val="single" w:sz="18" w:space="0" w:color="auto"/>
           <w:right w:val="nil"/>
           <w:insideH w:val="nil"/>
           <w:insideV w:val="nil"/>
@@ -7680,14 +9139,14 @@
         <w:spacing w:before="0" w:after="0" w:line="240" w:lineRule="auto"/>
       </w:pPr>
       <w:rPr>
-        <w:color w:val="000000"/>
+        <w:color w:val="auto"/>
       </w:rPr>
       <w:tblPr/>
       <w:tcPr>
         <w:tcBorders>
           <w:top w:val="double" w:sz="6" w:space="0" w:color="auto"/>
           <w:left w:val="nil"/>
-          <w:bottom w:val="single" w:sz="18" w:space="0" w:color="000000"/>
+          <w:bottom w:val="single" w:sz="18" w:space="0" w:color="auto"/>
           <w:right w:val="nil"/>
           <w:insideH w:val="nil"/>
           <w:insideV w:val="nil"/>
@@ -7699,14 +9158,14 @@
       <w:rPr>
         <w:b/>
         <w:bCs/>
-        <w:color w:val="000000"/>
+        <w:color w:val="FFFFFF" w:themeColor="background1"/>
       </w:rPr>
       <w:tblPr/>
       <w:tcPr>
         <w:tcBorders>
           <w:top w:val="nil"/>
           <w:left w:val="nil"/>
-          <w:bottom w:val="single" w:sz="18" w:space="0" w:color="000000"/>
+          <w:bottom w:val="single" w:sz="18" w:space="0" w:color="auto"/>
           <w:right w:val="nil"/>
           <w:insideH w:val="nil"/>
           <w:insideV w:val="nil"/>
@@ -7718,7 +9177,7 @@
       <w:rPr>
         <w:b/>
         <w:bCs/>
-        <w:color w:val="000000"/>
+        <w:color w:val="FFFFFF" w:themeColor="background1"/>
       </w:rPr>
       <w:tblPr/>
       <w:tcPr>
@@ -7755,7 +9214,7 @@
         <w:tcBorders>
           <w:top w:val="single" w:sz="18" w:space="0" w:color="auto"/>
           <w:left w:val="nil"/>
-          <w:bottom w:val="single" w:sz="18" w:space="0" w:color="000000"/>
+          <w:bottom w:val="single" w:sz="18" w:space="0" w:color="auto"/>
           <w:right w:val="nil"/>
           <w:insideH w:val="nil"/>
           <w:insideV w:val="nil"/>
@@ -7764,14 +9223,14 @@
     </w:tblStylePr>
     <w:tblStylePr w:type="nwCell">
       <w:rPr>
-        <w:color w:val="000000"/>
+        <w:color w:val="FFFFFF" w:themeColor="background1"/>
       </w:rPr>
       <w:tblPr/>
       <w:tcPr>
         <w:tcBorders>
           <w:top w:val="single" w:sz="18" w:space="0" w:color="auto"/>
           <w:left w:val="nil"/>
-          <w:bottom w:val="single" w:sz="18" w:space="0" w:color="000000"/>
+          <w:bottom w:val="single" w:sz="18" w:space="0" w:color="auto"/>
           <w:right w:val="nil"/>
           <w:insideH w:val="nil"/>
           <w:insideV w:val="nil"/>
@@ -7788,7 +9247,7 @@
       <w:spacing w:after="0" w:line="240" w:lineRule="auto"/>
     </w:pPr>
     <w:rPr>
-      <w:color w:val="000000"/>
+      <w:color w:val="000000" w:themeColor="text1"/>
     </w:rPr>
     <w:tblPr>
       <w:tblStyleRowBandSize w:val="1"/>
@@ -7796,7 +9255,7 @@
       <w:tblInd w:w="0" w:type="dxa"/>
       <w:tblBorders>
         <w:top w:val="single" w:sz="8" w:space="0" w:color="000000" w:themeColor="text1"/>
-        <w:bottom w:val="single" w:sz="8" w:space="0" w:color="000000"/>
+        <w:bottom w:val="single" w:sz="8" w:space="0" w:color="000000" w:themeColor="text1"/>
       </w:tblBorders>
       <w:tblCellMar>
         <w:top w:w="0" w:type="dxa"/>
@@ -7813,7 +9272,7 @@
       <w:tcPr>
         <w:tcBorders>
           <w:top w:val="nil"/>
-          <w:bottom w:val="single" w:sz="8" w:space="0" w:color="000000"/>
+          <w:bottom w:val="single" w:sz="8" w:space="0" w:color="000000" w:themeColor="text1"/>
         </w:tcBorders>
       </w:tcPr>
     </w:tblStylePr>
@@ -7821,13 +9280,13 @@
       <w:rPr>
         <w:b/>
         <w:bCs/>
-        <w:color w:val="000000"/>
+        <w:color w:val="1F497D" w:themeColor="text2"/>
       </w:rPr>
       <w:tblPr/>
       <w:tcPr>
         <w:tcBorders>
           <w:top w:val="single" w:sz="8" w:space="0" w:color="000000" w:themeColor="text1"/>
-          <w:bottom w:val="single" w:sz="8" w:space="0" w:color="000000"/>
+          <w:bottom w:val="single" w:sz="8" w:space="0" w:color="000000" w:themeColor="text1"/>
         </w:tcBorders>
       </w:tcPr>
     </w:tblStylePr>
@@ -7846,7 +9305,7 @@
       <w:tcPr>
         <w:tcBorders>
           <w:top w:val="single" w:sz="8" w:space="0" w:color="000000" w:themeColor="text1"/>
-          <w:bottom w:val="single" w:sz="8" w:space="0" w:color="000000"/>
+          <w:bottom w:val="single" w:sz="8" w:space="0" w:color="000000" w:themeColor="text1"/>
         </w:tcBorders>
       </w:tcPr>
     </w:tblStylePr>
@@ -7872,7 +9331,7 @@
       <w:spacing w:after="0" w:line="240" w:lineRule="auto"/>
     </w:pPr>
     <w:rPr>
-      <w:color w:val="000000"/>
+      <w:color w:val="000000" w:themeColor="text1"/>
     </w:rPr>
     <w:tblPr>
       <w:tblStyleRowBandSize w:val="1"/>
@@ -7880,7 +9339,7 @@
       <w:tblInd w:w="0" w:type="dxa"/>
       <w:tblBorders>
         <w:top w:val="single" w:sz="8" w:space="0" w:color="4F81BD" w:themeColor="accent1"/>
-        <w:bottom w:val="single" w:sz="8" w:space="0" w:color="000000"/>
+        <w:bottom w:val="single" w:sz="8" w:space="0" w:color="4F81BD" w:themeColor="accent1"/>
       </w:tblBorders>
       <w:tblCellMar>
         <w:top w:w="0" w:type="dxa"/>
@@ -7897,7 +9356,7 @@
       <w:tcPr>
         <w:tcBorders>
           <w:top w:val="nil"/>
-          <w:bottom w:val="single" w:sz="8" w:space="0" w:color="000000"/>
+          <w:bottom w:val="single" w:sz="8" w:space="0" w:color="4F81BD" w:themeColor="accent1"/>
         </w:tcBorders>
       </w:tcPr>
     </w:tblStylePr>
@@ -7905,13 +9364,13 @@
       <w:rPr>
         <w:b/>
         <w:bCs/>
-        <w:color w:val="000000"/>
+        <w:color w:val="1F497D" w:themeColor="text2"/>
       </w:rPr>
       <w:tblPr/>
       <w:tcPr>
         <w:tcBorders>
           <w:top w:val="single" w:sz="8" w:space="0" w:color="4F81BD" w:themeColor="accent1"/>
-          <w:bottom w:val="single" w:sz="8" w:space="0" w:color="000000"/>
+          <w:bottom w:val="single" w:sz="8" w:space="0" w:color="4F81BD" w:themeColor="accent1"/>
         </w:tcBorders>
       </w:tcPr>
     </w:tblStylePr>
@@ -7930,7 +9389,7 @@
       <w:tcPr>
         <w:tcBorders>
           <w:top w:val="single" w:sz="8" w:space="0" w:color="4F81BD" w:themeColor="accent1"/>
-          <w:bottom w:val="single" w:sz="8" w:space="0" w:color="000000"/>
+          <w:bottom w:val="single" w:sz="8" w:space="0" w:color="4F81BD" w:themeColor="accent1"/>
         </w:tcBorders>
       </w:tcPr>
     </w:tblStylePr>
@@ -7956,7 +9415,7 @@
       <w:spacing w:after="0" w:line="240" w:lineRule="auto"/>
     </w:pPr>
     <w:rPr>
-      <w:color w:val="000000"/>
+      <w:color w:val="000000" w:themeColor="text1"/>
     </w:rPr>
     <w:tblPr>
       <w:tblStyleRowBandSize w:val="1"/>
@@ -7964,7 +9423,7 @@
       <w:tblInd w:w="0" w:type="dxa"/>
       <w:tblBorders>
         <w:top w:val="single" w:sz="8" w:space="0" w:color="C0504D" w:themeColor="accent2"/>
-        <w:bottom w:val="single" w:sz="8" w:space="0" w:color="000000"/>
+        <w:bottom w:val="single" w:sz="8" w:space="0" w:color="C0504D" w:themeColor="accent2"/>
       </w:tblBorders>
       <w:tblCellMar>
         <w:top w:w="0" w:type="dxa"/>
@@ -7981,7 +9440,7 @@
       <w:tcPr>
         <w:tcBorders>
           <w:top w:val="nil"/>
-          <w:bottom w:val="single" w:sz="8" w:space="0" w:color="000000"/>
+          <w:bottom w:val="single" w:sz="8" w:space="0" w:color="C0504D" w:themeColor="accent2"/>
         </w:tcBorders>
       </w:tcPr>
     </w:tblStylePr>
@@ -7989,13 +9448,13 @@
       <w:rPr>
         <w:b/>
         <w:bCs/>
-        <w:color w:val="000000"/>
+        <w:color w:val="1F497D" w:themeColor="text2"/>
       </w:rPr>
       <w:tblPr/>
       <w:tcPr>
         <w:tcBorders>
           <w:top w:val="single" w:sz="8" w:space="0" w:color="C0504D" w:themeColor="accent2"/>
-          <w:bottom w:val="single" w:sz="8" w:space="0" w:color="000000"/>
+          <w:bottom w:val="single" w:sz="8" w:space="0" w:color="C0504D" w:themeColor="accent2"/>
         </w:tcBorders>
       </w:tcPr>
     </w:tblStylePr>
@@ -8014,7 +9473,7 @@
       <w:tcPr>
         <w:tcBorders>
           <w:top w:val="single" w:sz="8" w:space="0" w:color="C0504D" w:themeColor="accent2"/>
-          <w:bottom w:val="single" w:sz="8" w:space="0" w:color="000000"/>
+          <w:bottom w:val="single" w:sz="8" w:space="0" w:color="C0504D" w:themeColor="accent2"/>
         </w:tcBorders>
       </w:tcPr>
     </w:tblStylePr>
@@ -8040,7 +9499,7 @@
       <w:spacing w:after="0" w:line="240" w:lineRule="auto"/>
     </w:pPr>
     <w:rPr>
-      <w:color w:val="000000"/>
+      <w:color w:val="000000" w:themeColor="text1"/>
     </w:rPr>
     <w:tblPr>
       <w:tblStyleRowBandSize w:val="1"/>
@@ -8048,7 +9507,7 @@
       <w:tblInd w:w="0" w:type="dxa"/>
       <w:tblBorders>
         <w:top w:val="single" w:sz="8" w:space="0" w:color="9BBB59" w:themeColor="accent3"/>
-        <w:bottom w:val="single" w:sz="8" w:space="0" w:color="000000"/>
+        <w:bottom w:val="single" w:sz="8" w:space="0" w:color="9BBB59" w:themeColor="accent3"/>
       </w:tblBorders>
       <w:tblCellMar>
         <w:top w:w="0" w:type="dxa"/>
@@ -8065,7 +9524,7 @@
       <w:tcPr>
         <w:tcBorders>
           <w:top w:val="nil"/>
-          <w:bottom w:val="single" w:sz="8" w:space="0" w:color="000000"/>
+          <w:bottom w:val="single" w:sz="8" w:space="0" w:color="9BBB59" w:themeColor="accent3"/>
         </w:tcBorders>
       </w:tcPr>
     </w:tblStylePr>
@@ -8073,13 +9532,13 @@
       <w:rPr>
         <w:b/>
         <w:bCs/>
-        <w:color w:val="000000"/>
+        <w:color w:val="1F497D" w:themeColor="text2"/>
       </w:rPr>
       <w:tblPr/>
       <w:tcPr>
         <w:tcBorders>
           <w:top w:val="single" w:sz="8" w:space="0" w:color="9BBB59" w:themeColor="accent3"/>
-          <w:bottom w:val="single" w:sz="8" w:space="0" w:color="000000"/>
+          <w:bottom w:val="single" w:sz="8" w:space="0" w:color="9BBB59" w:themeColor="accent3"/>
         </w:tcBorders>
       </w:tcPr>
     </w:tblStylePr>
@@ -8098,7 +9557,7 @@
       <w:tcPr>
         <w:tcBorders>
           <w:top w:val="single" w:sz="8" w:space="0" w:color="9BBB59" w:themeColor="accent3"/>
-          <w:bottom w:val="single" w:sz="8" w:space="0" w:color="000000"/>
+          <w:bottom w:val="single" w:sz="8" w:space="0" w:color="9BBB59" w:themeColor="accent3"/>
         </w:tcBorders>
       </w:tcPr>
     </w:tblStylePr>
@@ -8124,7 +9583,7 @@
       <w:spacing w:after="0" w:line="240" w:lineRule="auto"/>
     </w:pPr>
     <w:rPr>
-      <w:color w:val="000000"/>
+      <w:color w:val="000000" w:themeColor="text1"/>
     </w:rPr>
     <w:tblPr>
       <w:tblStyleRowBandSize w:val="1"/>
@@ -8132,7 +9591,7 @@
       <w:tblInd w:w="0" w:type="dxa"/>
       <w:tblBorders>
         <w:top w:val="single" w:sz="8" w:space="0" w:color="8064A2" w:themeColor="accent4"/>
-        <w:bottom w:val="single" w:sz="8" w:space="0" w:color="000000"/>
+        <w:bottom w:val="single" w:sz="8" w:space="0" w:color="8064A2" w:themeColor="accent4"/>
       </w:tblBorders>
       <w:tblCellMar>
         <w:top w:w="0" w:type="dxa"/>
@@ -8149,7 +9608,7 @@
       <w:tcPr>
         <w:tcBorders>
           <w:top w:val="nil"/>
-          <w:bottom w:val="single" w:sz="8" w:space="0" w:color="000000"/>
+          <w:bottom w:val="single" w:sz="8" w:space="0" w:color="8064A2" w:themeColor="accent4"/>
         </w:tcBorders>
       </w:tcPr>
     </w:tblStylePr>
@@ -8157,13 +9616,13 @@
       <w:rPr>
         <w:b/>
         <w:bCs/>
-        <w:color w:val="000000"/>
+        <w:color w:val="1F497D" w:themeColor="text2"/>
       </w:rPr>
       <w:tblPr/>
       <w:tcPr>
         <w:tcBorders>
           <w:top w:val="single" w:sz="8" w:space="0" w:color="8064A2" w:themeColor="accent4"/>
-          <w:bottom w:val="single" w:sz="8" w:space="0" w:color="000000"/>
+          <w:bottom w:val="single" w:sz="8" w:space="0" w:color="8064A2" w:themeColor="accent4"/>
         </w:tcBorders>
       </w:tcPr>
     </w:tblStylePr>
@@ -8182,7 +9641,7 @@
       <w:tcPr>
         <w:tcBorders>
           <w:top w:val="single" w:sz="8" w:space="0" w:color="8064A2" w:themeColor="accent4"/>
-          <w:bottom w:val="single" w:sz="8" w:space="0" w:color="000000"/>
+          <w:bottom w:val="single" w:sz="8" w:space="0" w:color="8064A2" w:themeColor="accent4"/>
         </w:tcBorders>
       </w:tcPr>
     </w:tblStylePr>
@@ -8208,7 +9667,7 @@
       <w:spacing w:after="0" w:line="240" w:lineRule="auto"/>
     </w:pPr>
     <w:rPr>
-      <w:color w:val="000000"/>
+      <w:color w:val="000000" w:themeColor="text1"/>
     </w:rPr>
     <w:tblPr>
       <w:tblStyleRowBandSize w:val="1"/>
@@ -8216,7 +9675,7 @@
       <w:tblInd w:w="0" w:type="dxa"/>
       <w:tblBorders>
         <w:top w:val="single" w:sz="8" w:space="0" w:color="4BACC6" w:themeColor="accent5"/>
-        <w:bottom w:val="single" w:sz="8" w:space="0" w:color="000000"/>
+        <w:bottom w:val="single" w:sz="8" w:space="0" w:color="4BACC6" w:themeColor="accent5"/>
       </w:tblBorders>
       <w:tblCellMar>
         <w:top w:w="0" w:type="dxa"/>
@@ -8233,7 +9692,7 @@
       <w:tcPr>
         <w:tcBorders>
           <w:top w:val="nil"/>
-          <w:bottom w:val="single" w:sz="8" w:space="0" w:color="000000"/>
+          <w:bottom w:val="single" w:sz="8" w:space="0" w:color="4BACC6" w:themeColor="accent5"/>
         </w:tcBorders>
       </w:tcPr>
     </w:tblStylePr>
@@ -8241,13 +9700,13 @@
       <w:rPr>
         <w:b/>
         <w:bCs/>
-        <w:color w:val="000000"/>
+        <w:color w:val="1F497D" w:themeColor="text2"/>
       </w:rPr>
       <w:tblPr/>
       <w:tcPr>
         <w:tcBorders>
           <w:top w:val="single" w:sz="8" w:space="0" w:color="4BACC6" w:themeColor="accent5"/>
-          <w:bottom w:val="single" w:sz="8" w:space="0" w:color="000000"/>
+          <w:bottom w:val="single" w:sz="8" w:space="0" w:color="4BACC6" w:themeColor="accent5"/>
         </w:tcBorders>
       </w:tcPr>
     </w:tblStylePr>
@@ -8266,7 +9725,7 @@
       <w:tcPr>
         <w:tcBorders>
           <w:top w:val="single" w:sz="8" w:space="0" w:color="4BACC6" w:themeColor="accent5"/>
-          <w:bottom w:val="single" w:sz="8" w:space="0" w:color="000000"/>
+          <w:bottom w:val="single" w:sz="8" w:space="0" w:color="4BACC6" w:themeColor="accent5"/>
         </w:tcBorders>
       </w:tcPr>
     </w:tblStylePr>
@@ -8292,7 +9751,7 @@
       <w:spacing w:after="0" w:line="240" w:lineRule="auto"/>
     </w:pPr>
     <w:rPr>
-      <w:color w:val="000000"/>
+      <w:color w:val="000000" w:themeColor="text1"/>
     </w:rPr>
     <w:tblPr>
       <w:tblStyleRowBandSize w:val="1"/>
@@ -8300,7 +9759,7 @@
       <w:tblInd w:w="0" w:type="dxa"/>
       <w:tblBorders>
         <w:top w:val="single" w:sz="8" w:space="0" w:color="F79646" w:themeColor="accent6"/>
-        <w:bottom w:val="single" w:sz="8" w:space="0" w:color="000000"/>
+        <w:bottom w:val="single" w:sz="8" w:space="0" w:color="F79646" w:themeColor="accent6"/>
       </w:tblBorders>
       <w:tblCellMar>
         <w:top w:w="0" w:type="dxa"/>
@@ -8317,7 +9776,7 @@
       <w:tcPr>
         <w:tcBorders>
           <w:top w:val="nil"/>
-          <w:bottom w:val="single" w:sz="8" w:space="0" w:color="000000"/>
+          <w:bottom w:val="single" w:sz="8" w:space="0" w:color="F79646" w:themeColor="accent6"/>
         </w:tcBorders>
       </w:tcPr>
     </w:tblStylePr>
@@ -8325,13 +9784,13 @@
       <w:rPr>
         <w:b/>
         <w:bCs/>
-        <w:color w:val="000000"/>
+        <w:color w:val="1F497D" w:themeColor="text2"/>
       </w:rPr>
       <w:tblPr/>
       <w:tcPr>
         <w:tcBorders>
           <w:top w:val="single" w:sz="8" w:space="0" w:color="F79646" w:themeColor="accent6"/>
-          <w:bottom w:val="single" w:sz="8" w:space="0" w:color="000000"/>
+          <w:bottom w:val="single" w:sz="8" w:space="0" w:color="F79646" w:themeColor="accent6"/>
         </w:tcBorders>
       </w:tcPr>
     </w:tblStylePr>
@@ -8350,7 +9809,7 @@
       <w:tcPr>
         <w:tcBorders>
           <w:top w:val="single" w:sz="8" w:space="0" w:color="F79646" w:themeColor="accent6"/>
-          <w:bottom w:val="single" w:sz="8" w:space="0" w:color="000000"/>
+          <w:bottom w:val="single" w:sz="8" w:space="0" w:color="F79646" w:themeColor="accent6"/>
         </w:tcBorders>
       </w:tcPr>
     </w:tblStylePr>
@@ -8377,7 +9836,7 @@
     </w:pPr>
     <w:rPr>
       <w:rFonts w:asciiTheme="majorHAnsi" w:eastAsiaTheme="majorEastAsia" w:hAnsiTheme="majorHAnsi" w:cstheme="majorBidi"/>
-      <w:color w:val="000000"/>
+      <w:color w:val="000000" w:themeColor="text1"/>
     </w:rPr>
     <w:tblPr>
       <w:tblStyleRowBandSize w:val="1"/>
@@ -8386,7 +9845,7 @@
       <w:tblBorders>
         <w:top w:val="single" w:sz="8" w:space="0" w:color="000000" w:themeColor="text1"/>
         <w:left w:val="single" w:sz="8" w:space="0" w:color="000000" w:themeColor="text1"/>
-        <w:bottom w:val="single" w:sz="8" w:space="0" w:color="000000"/>
+        <w:bottom w:val="single" w:sz="8" w:space="0" w:color="000000" w:themeColor="text1"/>
         <w:right w:val="single" w:sz="8" w:space="0" w:color="000000" w:themeColor="text1"/>
       </w:tblBorders>
       <w:tblCellMar>
@@ -8406,7 +9865,7 @@
         <w:tcBorders>
           <w:top w:val="nil"/>
           <w:left w:val="nil"/>
-          <w:bottom w:val="single" w:sz="24" w:space="0" w:color="000000"/>
+          <w:bottom w:val="single" w:sz="24" w:space="0" w:color="000000" w:themeColor="text1"/>
           <w:right w:val="nil"/>
           <w:insideH w:val="nil"/>
           <w:insideV w:val="nil"/>
@@ -8505,7 +9964,7 @@
     </w:pPr>
     <w:rPr>
       <w:rFonts w:asciiTheme="majorHAnsi" w:eastAsiaTheme="majorEastAsia" w:hAnsiTheme="majorHAnsi" w:cstheme="majorBidi"/>
-      <w:color w:val="000000"/>
+      <w:color w:val="000000" w:themeColor="text1"/>
     </w:rPr>
     <w:tblPr>
       <w:tblStyleRowBandSize w:val="1"/>
@@ -8514,7 +9973,7 @@
       <w:tblBorders>
         <w:top w:val="single" w:sz="8" w:space="0" w:color="4F81BD" w:themeColor="accent1"/>
         <w:left w:val="single" w:sz="8" w:space="0" w:color="4F81BD" w:themeColor="accent1"/>
-        <w:bottom w:val="single" w:sz="8" w:space="0" w:color="000000"/>
+        <w:bottom w:val="single" w:sz="8" w:space="0" w:color="4F81BD" w:themeColor="accent1"/>
         <w:right w:val="single" w:sz="8" w:space="0" w:color="4F81BD" w:themeColor="accent1"/>
       </w:tblBorders>
       <w:tblCellMar>
@@ -8534,7 +9993,7 @@
         <w:tcBorders>
           <w:top w:val="nil"/>
           <w:left w:val="nil"/>
-          <w:bottom w:val="single" w:sz="24" w:space="0" w:color="000000"/>
+          <w:bottom w:val="single" w:sz="24" w:space="0" w:color="4F81BD" w:themeColor="accent1"/>
           <w:right w:val="nil"/>
           <w:insideH w:val="nil"/>
           <w:insideV w:val="nil"/>
@@ -8633,7 +10092,7 @@
     </w:pPr>
     <w:rPr>
       <w:rFonts w:asciiTheme="majorHAnsi" w:eastAsiaTheme="majorEastAsia" w:hAnsiTheme="majorHAnsi" w:cstheme="majorBidi"/>
-      <w:color w:val="000000"/>
+      <w:color w:val="000000" w:themeColor="text1"/>
     </w:rPr>
     <w:tblPr>
       <w:tblStyleRowBandSize w:val="1"/>
@@ -8642,7 +10101,7 @@
       <w:tblBorders>
         <w:top w:val="single" w:sz="8" w:space="0" w:color="C0504D" w:themeColor="accent2"/>
         <w:left w:val="single" w:sz="8" w:space="0" w:color="C0504D" w:themeColor="accent2"/>
-        <w:bottom w:val="single" w:sz="8" w:space="0" w:color="000000"/>
+        <w:bottom w:val="single" w:sz="8" w:space="0" w:color="C0504D" w:themeColor="accent2"/>
         <w:right w:val="single" w:sz="8" w:space="0" w:color="C0504D" w:themeColor="accent2"/>
       </w:tblBorders>
       <w:tblCellMar>
@@ -8662,7 +10121,7 @@
         <w:tcBorders>
           <w:top w:val="nil"/>
           <w:left w:val="nil"/>
-          <w:bottom w:val="single" w:sz="24" w:space="0" w:color="000000"/>
+          <w:bottom w:val="single" w:sz="24" w:space="0" w:color="C0504D" w:themeColor="accent2"/>
           <w:right w:val="nil"/>
           <w:insideH w:val="nil"/>
           <w:insideV w:val="nil"/>
@@ -8761,7 +10220,7 @@
     </w:pPr>
     <w:rPr>
       <w:rFonts w:asciiTheme="majorHAnsi" w:eastAsiaTheme="majorEastAsia" w:hAnsiTheme="majorHAnsi" w:cstheme="majorBidi"/>
-      <w:color w:val="000000"/>
+      <w:color w:val="000000" w:themeColor="text1"/>
     </w:rPr>
     <w:tblPr>
       <w:tblStyleRowBandSize w:val="1"/>
@@ -8770,7 +10229,7 @@
       <w:tblBorders>
         <w:top w:val="single" w:sz="8" w:space="0" w:color="9BBB59" w:themeColor="accent3"/>
         <w:left w:val="single" w:sz="8" w:space="0" w:color="9BBB59" w:themeColor="accent3"/>
-        <w:bottom w:val="single" w:sz="8" w:space="0" w:color="000000"/>
+        <w:bottom w:val="single" w:sz="8" w:space="0" w:color="9BBB59" w:themeColor="accent3"/>
         <w:right w:val="single" w:sz="8" w:space="0" w:color="9BBB59" w:themeColor="accent3"/>
       </w:tblBorders>
       <w:tblCellMar>
@@ -8790,7 +10249,7 @@
         <w:tcBorders>
           <w:top w:val="nil"/>
           <w:left w:val="nil"/>
-          <w:bottom w:val="single" w:sz="24" w:space="0" w:color="000000"/>
+          <w:bottom w:val="single" w:sz="24" w:space="0" w:color="9BBB59" w:themeColor="accent3"/>
           <w:right w:val="nil"/>
           <w:insideH w:val="nil"/>
           <w:insideV w:val="nil"/>
@@ -8889,7 +10348,7 @@
     </w:pPr>
     <w:rPr>
       <w:rFonts w:asciiTheme="majorHAnsi" w:eastAsiaTheme="majorEastAsia" w:hAnsiTheme="majorHAnsi" w:cstheme="majorBidi"/>
-      <w:color w:val="000000"/>
+      <w:color w:val="000000" w:themeColor="text1"/>
     </w:rPr>
     <w:tblPr>
       <w:tblStyleRowBandSize w:val="1"/>
@@ -8898,7 +10357,7 @@
       <w:tblBorders>
         <w:top w:val="single" w:sz="8" w:space="0" w:color="8064A2" w:themeColor="accent4"/>
         <w:left w:val="single" w:sz="8" w:space="0" w:color="8064A2" w:themeColor="accent4"/>
-        <w:bottom w:val="single" w:sz="8" w:space="0" w:color="000000"/>
+        <w:bottom w:val="single" w:sz="8" w:space="0" w:color="8064A2" w:themeColor="accent4"/>
         <w:right w:val="single" w:sz="8" w:space="0" w:color="8064A2" w:themeColor="accent4"/>
       </w:tblBorders>
       <w:tblCellMar>
@@ -8918,7 +10377,7 @@
         <w:tcBorders>
           <w:top w:val="nil"/>
           <w:left w:val="nil"/>
-          <w:bottom w:val="single" w:sz="24" w:space="0" w:color="000000"/>
+          <w:bottom w:val="single" w:sz="24" w:space="0" w:color="8064A2" w:themeColor="accent4"/>
           <w:right w:val="nil"/>
           <w:insideH w:val="nil"/>
           <w:insideV w:val="nil"/>
@@ -9017,7 +10476,7 @@
     </w:pPr>
     <w:rPr>
       <w:rFonts w:asciiTheme="majorHAnsi" w:eastAsiaTheme="majorEastAsia" w:hAnsiTheme="majorHAnsi" w:cstheme="majorBidi"/>
-      <w:color w:val="000000"/>
+      <w:color w:val="000000" w:themeColor="text1"/>
     </w:rPr>
     <w:tblPr>
       <w:tblStyleRowBandSize w:val="1"/>
@@ -9026,7 +10485,7 @@
       <w:tblBorders>
         <w:top w:val="single" w:sz="8" w:space="0" w:color="4BACC6" w:themeColor="accent5"/>
         <w:left w:val="single" w:sz="8" w:space="0" w:color="4BACC6" w:themeColor="accent5"/>
-        <w:bottom w:val="single" w:sz="8" w:space="0" w:color="000000"/>
+        <w:bottom w:val="single" w:sz="8" w:space="0" w:color="4BACC6" w:themeColor="accent5"/>
         <w:right w:val="single" w:sz="8" w:space="0" w:color="4BACC6" w:themeColor="accent5"/>
       </w:tblBorders>
       <w:tblCellMar>
@@ -9046,7 +10505,7 @@
         <w:tcBorders>
           <w:top w:val="nil"/>
           <w:left w:val="nil"/>
-          <w:bottom w:val="single" w:sz="24" w:space="0" w:color="000000"/>
+          <w:bottom w:val="single" w:sz="24" w:space="0" w:color="4BACC6" w:themeColor="accent5"/>
           <w:right w:val="nil"/>
           <w:insideH w:val="nil"/>
           <w:insideV w:val="nil"/>
@@ -9145,7 +10604,7 @@
     </w:pPr>
     <w:rPr>
       <w:rFonts w:asciiTheme="majorHAnsi" w:eastAsiaTheme="majorEastAsia" w:hAnsiTheme="majorHAnsi" w:cstheme="majorBidi"/>
-      <w:color w:val="000000"/>
+      <w:color w:val="000000" w:themeColor="text1"/>
     </w:rPr>
     <w:tblPr>
       <w:tblStyleRowBandSize w:val="1"/>
@@ -9154,7 +10613,7 @@
       <w:tblBorders>
         <w:top w:val="single" w:sz="8" w:space="0" w:color="F79646" w:themeColor="accent6"/>
         <w:left w:val="single" w:sz="8" w:space="0" w:color="F79646" w:themeColor="accent6"/>
-        <w:bottom w:val="single" w:sz="8" w:space="0" w:color="000000"/>
+        <w:bottom w:val="single" w:sz="8" w:space="0" w:color="F79646" w:themeColor="accent6"/>
         <w:right w:val="single" w:sz="8" w:space="0" w:color="F79646" w:themeColor="accent6"/>
       </w:tblBorders>
       <w:tblCellMar>
@@ -9174,7 +10633,7 @@
         <w:tcBorders>
           <w:top w:val="nil"/>
           <w:left w:val="nil"/>
-          <w:bottom w:val="single" w:sz="24" w:space="0" w:color="000000"/>
+          <w:bottom w:val="single" w:sz="24" w:space="0" w:color="F79646" w:themeColor="accent6"/>
           <w:right w:val="nil"/>
           <w:insideH w:val="nil"/>
           <w:insideV w:val="nil"/>
@@ -9278,7 +10737,7 @@
       <w:tblBorders>
         <w:top w:val="single" w:sz="8" w:space="0" w:color="404040" w:themeColor="text1" w:themeTint="BF"/>
         <w:left w:val="single" w:sz="8" w:space="0" w:color="404040" w:themeColor="text1" w:themeTint="BF"/>
-        <w:bottom w:val="single" w:sz="8" w:space="0" w:color="000000" w:themeTint="BF"/>
+        <w:bottom w:val="single" w:sz="8" w:space="0" w:color="404040" w:themeColor="text1" w:themeTint="BF"/>
         <w:right w:val="single" w:sz="8" w:space="0" w:color="404040" w:themeColor="text1" w:themeTint="BF"/>
         <w:insideH w:val="single" w:sz="8" w:space="0" w:color="404040" w:themeColor="text1" w:themeTint="BF"/>
         <w:insideV w:val="single" w:sz="8" w:space="0" w:color="404040" w:themeColor="text1" w:themeTint="BF"/>
@@ -9351,7 +10810,7 @@
       <w:tblBorders>
         <w:top w:val="single" w:sz="8" w:space="0" w:color="7BA0CD" w:themeColor="accent1" w:themeTint="BF"/>
         <w:left w:val="single" w:sz="8" w:space="0" w:color="7BA0CD" w:themeColor="accent1" w:themeTint="BF"/>
-        <w:bottom w:val="single" w:sz="8" w:space="0" w:color="000000" w:themeTint="BF"/>
+        <w:bottom w:val="single" w:sz="8" w:space="0" w:color="7BA0CD" w:themeColor="accent1" w:themeTint="BF"/>
         <w:right w:val="single" w:sz="8" w:space="0" w:color="7BA0CD" w:themeColor="accent1" w:themeTint="BF"/>
         <w:insideH w:val="single" w:sz="8" w:space="0" w:color="7BA0CD" w:themeColor="accent1" w:themeTint="BF"/>
         <w:insideV w:val="single" w:sz="8" w:space="0" w:color="7BA0CD" w:themeColor="accent1" w:themeTint="BF"/>
@@ -9424,7 +10883,7 @@
       <w:tblBorders>
         <w:top w:val="single" w:sz="8" w:space="0" w:color="CF7B79" w:themeColor="accent2" w:themeTint="BF"/>
         <w:left w:val="single" w:sz="8" w:space="0" w:color="CF7B79" w:themeColor="accent2" w:themeTint="BF"/>
-        <w:bottom w:val="single" w:sz="8" w:space="0" w:color="000000" w:themeTint="BF"/>
+        <w:bottom w:val="single" w:sz="8" w:space="0" w:color="CF7B79" w:themeColor="accent2" w:themeTint="BF"/>
         <w:right w:val="single" w:sz="8" w:space="0" w:color="CF7B79" w:themeColor="accent2" w:themeTint="BF"/>
         <w:insideH w:val="single" w:sz="8" w:space="0" w:color="CF7B79" w:themeColor="accent2" w:themeTint="BF"/>
         <w:insideV w:val="single" w:sz="8" w:space="0" w:color="CF7B79" w:themeColor="accent2" w:themeTint="BF"/>
@@ -9497,7 +10956,7 @@
       <w:tblBorders>
         <w:top w:val="single" w:sz="8" w:space="0" w:color="B3CC82" w:themeColor="accent3" w:themeTint="BF"/>
         <w:left w:val="single" w:sz="8" w:space="0" w:color="B3CC82" w:themeColor="accent3" w:themeTint="BF"/>
-        <w:bottom w:val="single" w:sz="8" w:space="0" w:color="000000" w:themeTint="BF"/>
+        <w:bottom w:val="single" w:sz="8" w:space="0" w:color="B3CC82" w:themeColor="accent3" w:themeTint="BF"/>
         <w:right w:val="single" w:sz="8" w:space="0" w:color="B3CC82" w:themeColor="accent3" w:themeTint="BF"/>
         <w:insideH w:val="single" w:sz="8" w:space="0" w:color="B3CC82" w:themeColor="accent3" w:themeTint="BF"/>
         <w:insideV w:val="single" w:sz="8" w:space="0" w:color="B3CC82" w:themeColor="accent3" w:themeTint="BF"/>
@@ -9570,7 +11029,7 @@
       <w:tblBorders>
         <w:top w:val="single" w:sz="8" w:space="0" w:color="9F8AB9" w:themeColor="accent4" w:themeTint="BF"/>
         <w:left w:val="single" w:sz="8" w:space="0" w:color="9F8AB9" w:themeColor="accent4" w:themeTint="BF"/>
-        <w:bottom w:val="single" w:sz="8" w:space="0" w:color="000000" w:themeTint="BF"/>
+        <w:bottom w:val="single" w:sz="8" w:space="0" w:color="9F8AB9" w:themeColor="accent4" w:themeTint="BF"/>
         <w:right w:val="single" w:sz="8" w:space="0" w:color="9F8AB9" w:themeColor="accent4" w:themeTint="BF"/>
         <w:insideH w:val="single" w:sz="8" w:space="0" w:color="9F8AB9" w:themeColor="accent4" w:themeTint="BF"/>
         <w:insideV w:val="single" w:sz="8" w:space="0" w:color="9F8AB9" w:themeColor="accent4" w:themeTint="BF"/>
@@ -9643,7 +11102,7 @@
       <w:tblBorders>
         <w:top w:val="single" w:sz="8" w:space="0" w:color="78C0D4" w:themeColor="accent5" w:themeTint="BF"/>
         <w:left w:val="single" w:sz="8" w:space="0" w:color="78C0D4" w:themeColor="accent5" w:themeTint="BF"/>
-        <w:bottom w:val="single" w:sz="8" w:space="0" w:color="000000" w:themeTint="BF"/>
+        <w:bottom w:val="single" w:sz="8" w:space="0" w:color="78C0D4" w:themeColor="accent5" w:themeTint="BF"/>
         <w:right w:val="single" w:sz="8" w:space="0" w:color="78C0D4" w:themeColor="accent5" w:themeTint="BF"/>
         <w:insideH w:val="single" w:sz="8" w:space="0" w:color="78C0D4" w:themeColor="accent5" w:themeTint="BF"/>
         <w:insideV w:val="single" w:sz="8" w:space="0" w:color="78C0D4" w:themeColor="accent5" w:themeTint="BF"/>
@@ -9716,7 +11175,7 @@
       <w:tblBorders>
         <w:top w:val="single" w:sz="8" w:space="0" w:color="F9B074" w:themeColor="accent6" w:themeTint="BF"/>
         <w:left w:val="single" w:sz="8" w:space="0" w:color="F9B074" w:themeColor="accent6" w:themeTint="BF"/>
-        <w:bottom w:val="single" w:sz="8" w:space="0" w:color="000000" w:themeTint="BF"/>
+        <w:bottom w:val="single" w:sz="8" w:space="0" w:color="F9B074" w:themeColor="accent6" w:themeTint="BF"/>
         <w:right w:val="single" w:sz="8" w:space="0" w:color="F9B074" w:themeColor="accent6" w:themeTint="BF"/>
         <w:insideH w:val="single" w:sz="8" w:space="0" w:color="F9B074" w:themeColor="accent6" w:themeTint="BF"/>
         <w:insideV w:val="single" w:sz="8" w:space="0" w:color="F9B074" w:themeColor="accent6" w:themeTint="BF"/>
@@ -9784,7 +11243,7 @@
     </w:pPr>
     <w:rPr>
       <w:rFonts w:asciiTheme="majorHAnsi" w:eastAsiaTheme="majorEastAsia" w:hAnsiTheme="majorHAnsi" w:cstheme="majorBidi"/>
-      <w:color w:val="000000"/>
+      <w:color w:val="000000" w:themeColor="text1"/>
     </w:rPr>
     <w:tblPr>
       <w:tblStyleRowBandSize w:val="1"/>
@@ -9793,7 +11252,7 @@
       <w:tblBorders>
         <w:top w:val="single" w:sz="8" w:space="0" w:color="000000" w:themeColor="text1"/>
         <w:left w:val="single" w:sz="8" w:space="0" w:color="000000" w:themeColor="text1"/>
-        <w:bottom w:val="single" w:sz="8" w:space="0" w:color="000000"/>
+        <w:bottom w:val="single" w:sz="8" w:space="0" w:color="000000" w:themeColor="text1"/>
         <w:right w:val="single" w:sz="8" w:space="0" w:color="000000" w:themeColor="text1"/>
         <w:insideH w:val="single" w:sz="8" w:space="0" w:color="000000" w:themeColor="text1"/>
         <w:insideV w:val="single" w:sz="8" w:space="0" w:color="000000" w:themeColor="text1"/>
@@ -9812,7 +11271,7 @@
       <w:rPr>
         <w:b/>
         <w:bCs/>
-        <w:color w:val="000000"/>
+        <w:color w:val="000000" w:themeColor="text1"/>
       </w:rPr>
       <w:tblPr/>
       <w:tcPr>
@@ -9823,7 +11282,7 @@
       <w:rPr>
         <w:b/>
         <w:bCs/>
-        <w:color w:val="000000"/>
+        <w:color w:val="000000" w:themeColor="text1"/>
       </w:rPr>
       <w:tblPr/>
       <w:tcPr>
@@ -9842,7 +11301,7 @@
       <w:rPr>
         <w:b/>
         <w:bCs/>
-        <w:color w:val="000000"/>
+        <w:color w:val="000000" w:themeColor="text1"/>
       </w:rPr>
       <w:tblPr/>
       <w:tcPr>
@@ -9861,7 +11320,7 @@
       <w:rPr>
         <w:b w:val="0"/>
         <w:bCs w:val="0"/>
-        <w:color w:val="000000"/>
+        <w:color w:val="000000" w:themeColor="text1"/>
       </w:rPr>
       <w:tblPr/>
       <w:tcPr>
@@ -9909,7 +11368,7 @@
     </w:pPr>
     <w:rPr>
       <w:rFonts w:asciiTheme="majorHAnsi" w:eastAsiaTheme="majorEastAsia" w:hAnsiTheme="majorHAnsi" w:cstheme="majorBidi"/>
-      <w:color w:val="000000"/>
+      <w:color w:val="000000" w:themeColor="text1"/>
     </w:rPr>
     <w:tblPr>
       <w:tblStyleRowBandSize w:val="1"/>
@@ -9918,7 +11377,7 @@
       <w:tblBorders>
         <w:top w:val="single" w:sz="8" w:space="0" w:color="4F81BD" w:themeColor="accent1"/>
         <w:left w:val="single" w:sz="8" w:space="0" w:color="4F81BD" w:themeColor="accent1"/>
-        <w:bottom w:val="single" w:sz="8" w:space="0" w:color="000000"/>
+        <w:bottom w:val="single" w:sz="8" w:space="0" w:color="4F81BD" w:themeColor="accent1"/>
         <w:right w:val="single" w:sz="8" w:space="0" w:color="4F81BD" w:themeColor="accent1"/>
         <w:insideH w:val="single" w:sz="8" w:space="0" w:color="4F81BD" w:themeColor="accent1"/>
         <w:insideV w:val="single" w:sz="8" w:space="0" w:color="4F81BD" w:themeColor="accent1"/>
@@ -9937,7 +11396,7 @@
       <w:rPr>
         <w:b/>
         <w:bCs/>
-        <w:color w:val="000000"/>
+        <w:color w:val="000000" w:themeColor="text1"/>
       </w:rPr>
       <w:tblPr/>
       <w:tcPr>
@@ -9948,7 +11407,7 @@
       <w:rPr>
         <w:b/>
         <w:bCs/>
-        <w:color w:val="000000"/>
+        <w:color w:val="000000" w:themeColor="text1"/>
       </w:rPr>
       <w:tblPr/>
       <w:tcPr>
@@ -9967,7 +11426,7 @@
       <w:rPr>
         <w:b/>
         <w:bCs/>
-        <w:color w:val="000000"/>
+        <w:color w:val="000000" w:themeColor="text1"/>
       </w:rPr>
       <w:tblPr/>
       <w:tcPr>
@@ -9986,7 +11445,7 @@
       <w:rPr>
         <w:b w:val="0"/>
         <w:bCs w:val="0"/>
-        <w:color w:val="000000"/>
+        <w:color w:val="000000" w:themeColor="text1"/>
       </w:rPr>
       <w:tblPr/>
       <w:tcPr>
@@ -10034,7 +11493,7 @@
     </w:pPr>
     <w:rPr>
       <w:rFonts w:asciiTheme="majorHAnsi" w:eastAsiaTheme="majorEastAsia" w:hAnsiTheme="majorHAnsi" w:cstheme="majorBidi"/>
-      <w:color w:val="000000"/>
+      <w:color w:val="000000" w:themeColor="text1"/>
     </w:rPr>
     <w:tblPr>
       <w:tblStyleRowBandSize w:val="1"/>
@@ -10043,7 +11502,7 @@
       <w:tblBorders>
         <w:top w:val="single" w:sz="8" w:space="0" w:color="C0504D" w:themeColor="accent2"/>
         <w:left w:val="single" w:sz="8" w:space="0" w:color="C0504D" w:themeColor="accent2"/>
-        <w:bottom w:val="single" w:sz="8" w:space="0" w:color="000000"/>
+        <w:bottom w:val="single" w:sz="8" w:space="0" w:color="C0504D" w:themeColor="accent2"/>
         <w:right w:val="single" w:sz="8" w:space="0" w:color="C0504D" w:themeColor="accent2"/>
         <w:insideH w:val="single" w:sz="8" w:space="0" w:color="C0504D" w:themeColor="accent2"/>
         <w:insideV w:val="single" w:sz="8" w:space="0" w:color="C0504D" w:themeColor="accent2"/>
@@ -10062,7 +11521,7 @@
       <w:rPr>
         <w:b/>
         <w:bCs/>
-        <w:color w:val="000000"/>
+        <w:color w:val="000000" w:themeColor="text1"/>
       </w:rPr>
       <w:tblPr/>
       <w:tcPr>
@@ -10073,7 +11532,7 @@
       <w:rPr>
         <w:b/>
         <w:bCs/>
-        <w:color w:val="000000"/>
+        <w:color w:val="000000" w:themeColor="text1"/>
       </w:rPr>
       <w:tblPr/>
       <w:tcPr>
@@ -10092,7 +11551,7 @@
       <w:rPr>
         <w:b/>
         <w:bCs/>
-        <w:color w:val="000000"/>
+        <w:color w:val="000000" w:themeColor="text1"/>
       </w:rPr>
       <w:tblPr/>
       <w:tcPr>
@@ -10111,7 +11570,7 @@
       <w:rPr>
         <w:b w:val="0"/>
         <w:bCs w:val="0"/>
-        <w:color w:val="000000"/>
+        <w:color w:val="000000" w:themeColor="text1"/>
       </w:rPr>
       <w:tblPr/>
       <w:tcPr>
@@ -10159,7 +11618,7 @@
     </w:pPr>
     <w:rPr>
       <w:rFonts w:asciiTheme="majorHAnsi" w:eastAsiaTheme="majorEastAsia" w:hAnsiTheme="majorHAnsi" w:cstheme="majorBidi"/>
-      <w:color w:val="000000"/>
+      <w:color w:val="000000" w:themeColor="text1"/>
     </w:rPr>
     <w:tblPr>
       <w:tblStyleRowBandSize w:val="1"/>
@@ -10168,7 +11627,7 @@
       <w:tblBorders>
         <w:top w:val="single" w:sz="8" w:space="0" w:color="9BBB59" w:themeColor="accent3"/>
         <w:left w:val="single" w:sz="8" w:space="0" w:color="9BBB59" w:themeColor="accent3"/>
-        <w:bottom w:val="single" w:sz="8" w:space="0" w:color="000000"/>
+        <w:bottom w:val="single" w:sz="8" w:space="0" w:color="9BBB59" w:themeColor="accent3"/>
         <w:right w:val="single" w:sz="8" w:space="0" w:color="9BBB59" w:themeColor="accent3"/>
         <w:insideH w:val="single" w:sz="8" w:space="0" w:color="9BBB59" w:themeColor="accent3"/>
         <w:insideV w:val="single" w:sz="8" w:space="0" w:color="9BBB59" w:themeColor="accent3"/>
@@ -10187,7 +11646,7 @@
       <w:rPr>
         <w:b/>
         <w:bCs/>
-        <w:color w:val="000000"/>
+        <w:color w:val="000000" w:themeColor="text1"/>
       </w:rPr>
       <w:tblPr/>
       <w:tcPr>
@@ -10198,7 +11657,7 @@
       <w:rPr>
         <w:b/>
         <w:bCs/>
-        <w:color w:val="000000"/>
+        <w:color w:val="000000" w:themeColor="text1"/>
       </w:rPr>
       <w:tblPr/>
       <w:tcPr>
@@ -10217,7 +11676,7 @@
       <w:rPr>
         <w:b/>
         <w:bCs/>
-        <w:color w:val="000000"/>
+        <w:color w:val="000000" w:themeColor="text1"/>
       </w:rPr>
       <w:tblPr/>
       <w:tcPr>
@@ -10236,7 +11695,7 @@
       <w:rPr>
         <w:b w:val="0"/>
         <w:bCs w:val="0"/>
-        <w:color w:val="000000"/>
+        <w:color w:val="000000" w:themeColor="text1"/>
       </w:rPr>
       <w:tblPr/>
       <w:tcPr>
@@ -10284,7 +11743,7 @@
     </w:pPr>
     <w:rPr>
       <w:rFonts w:asciiTheme="majorHAnsi" w:eastAsiaTheme="majorEastAsia" w:hAnsiTheme="majorHAnsi" w:cstheme="majorBidi"/>
-      <w:color w:val="000000"/>
+      <w:color w:val="000000" w:themeColor="text1"/>
     </w:rPr>
     <w:tblPr>
       <w:tblStyleRowBandSize w:val="1"/>
@@ -10293,7 +11752,7 @@
       <w:tblBorders>
         <w:top w:val="single" w:sz="8" w:space="0" w:color="8064A2" w:themeColor="accent4"/>
         <w:left w:val="single" w:sz="8" w:space="0" w:color="8064A2" w:themeColor="accent4"/>
-        <w:bottom w:val="single" w:sz="8" w:space="0" w:color="000000"/>
+        <w:bottom w:val="single" w:sz="8" w:space="0" w:color="8064A2" w:themeColor="accent4"/>
         <w:right w:val="single" w:sz="8" w:space="0" w:color="8064A2" w:themeColor="accent4"/>
         <w:insideH w:val="single" w:sz="8" w:space="0" w:color="8064A2" w:themeColor="accent4"/>
         <w:insideV w:val="single" w:sz="8" w:space="0" w:color="8064A2" w:themeColor="accent4"/>
@@ -10312,7 +11771,7 @@
       <w:rPr>
         <w:b/>
         <w:bCs/>
-        <w:color w:val="000000"/>
+        <w:color w:val="000000" w:themeColor="text1"/>
       </w:rPr>
       <w:tblPr/>
       <w:tcPr>
@@ -10323,7 +11782,7 @@
       <w:rPr>
         <w:b/>
         <w:bCs/>
-        <w:color w:val="000000"/>
+        <w:color w:val="000000" w:themeColor="text1"/>
       </w:rPr>
       <w:tblPr/>
       <w:tcPr>
@@ -10342,7 +11801,7 @@
       <w:rPr>
         <w:b/>
         <w:bCs/>
-        <w:color w:val="000000"/>
+        <w:color w:val="000000" w:themeColor="text1"/>
       </w:rPr>
       <w:tblPr/>
       <w:tcPr>
@@ -10361,7 +11820,7 @@
       <w:rPr>
         <w:b w:val="0"/>
         <w:bCs w:val="0"/>
-        <w:color w:val="000000"/>
+        <w:color w:val="000000" w:themeColor="text1"/>
       </w:rPr>
       <w:tblPr/>
       <w:tcPr>
@@ -10409,7 +11868,7 @@
     </w:pPr>
     <w:rPr>
       <w:rFonts w:asciiTheme="majorHAnsi" w:eastAsiaTheme="majorEastAsia" w:hAnsiTheme="majorHAnsi" w:cstheme="majorBidi"/>
-      <w:color w:val="000000"/>
+      <w:color w:val="000000" w:themeColor="text1"/>
     </w:rPr>
     <w:tblPr>
       <w:tblStyleRowBandSize w:val="1"/>
@@ -10418,7 +11877,7 @@
       <w:tblBorders>
         <w:top w:val="single" w:sz="8" w:space="0" w:color="4BACC6" w:themeColor="accent5"/>
         <w:left w:val="single" w:sz="8" w:space="0" w:color="4BACC6" w:themeColor="accent5"/>
-        <w:bottom w:val="single" w:sz="8" w:space="0" w:color="000000"/>
+        <w:bottom w:val="single" w:sz="8" w:space="0" w:color="4BACC6" w:themeColor="accent5"/>
         <w:right w:val="single" w:sz="8" w:space="0" w:color="4BACC6" w:themeColor="accent5"/>
         <w:insideH w:val="single" w:sz="8" w:space="0" w:color="4BACC6" w:themeColor="accent5"/>
         <w:insideV w:val="single" w:sz="8" w:space="0" w:color="4BACC6" w:themeColor="accent5"/>
@@ -10437,7 +11896,7 @@
       <w:rPr>
         <w:b/>
         <w:bCs/>
-        <w:color w:val="000000"/>
+        <w:color w:val="000000" w:themeColor="text1"/>
       </w:rPr>
       <w:tblPr/>
       <w:tcPr>
@@ -10448,7 +11907,7 @@
       <w:rPr>
         <w:b/>
         <w:bCs/>
-        <w:color w:val="000000"/>
+        <w:color w:val="000000" w:themeColor="text1"/>
       </w:rPr>
       <w:tblPr/>
       <w:tcPr>
@@ -10467,7 +11926,7 @@
       <w:rPr>
         <w:b/>
         <w:bCs/>
-        <w:color w:val="000000"/>
+        <w:color w:val="000000" w:themeColor="text1"/>
       </w:rPr>
       <w:tblPr/>
       <w:tcPr>
@@ -10486,7 +11945,7 @@
       <w:rPr>
         <w:b w:val="0"/>
         <w:bCs w:val="0"/>
-        <w:color w:val="000000"/>
+        <w:color w:val="000000" w:themeColor="text1"/>
       </w:rPr>
       <w:tblPr/>
       <w:tcPr>
@@ -10534,7 +11993,7 @@
     </w:pPr>
     <w:rPr>
       <w:rFonts w:asciiTheme="majorHAnsi" w:eastAsiaTheme="majorEastAsia" w:hAnsiTheme="majorHAnsi" w:cstheme="majorBidi"/>
-      <w:color w:val="000000"/>
+      <w:color w:val="000000" w:themeColor="text1"/>
     </w:rPr>
     <w:tblPr>
       <w:tblStyleRowBandSize w:val="1"/>
@@ -10543,7 +12002,7 @@
       <w:tblBorders>
         <w:top w:val="single" w:sz="8" w:space="0" w:color="F79646" w:themeColor="accent6"/>
         <w:left w:val="single" w:sz="8" w:space="0" w:color="F79646" w:themeColor="accent6"/>
-        <w:bottom w:val="single" w:sz="8" w:space="0" w:color="000000"/>
+        <w:bottom w:val="single" w:sz="8" w:space="0" w:color="F79646" w:themeColor="accent6"/>
         <w:right w:val="single" w:sz="8" w:space="0" w:color="F79646" w:themeColor="accent6"/>
         <w:insideH w:val="single" w:sz="8" w:space="0" w:color="F79646" w:themeColor="accent6"/>
         <w:insideV w:val="single" w:sz="8" w:space="0" w:color="F79646" w:themeColor="accent6"/>
@@ -10562,7 +12021,7 @@
       <w:rPr>
         <w:b/>
         <w:bCs/>
-        <w:color w:val="000000"/>
+        <w:color w:val="000000" w:themeColor="text1"/>
       </w:rPr>
       <w:tblPr/>
       <w:tcPr>
@@ -10573,7 +12032,7 @@
       <w:rPr>
         <w:b/>
         <w:bCs/>
-        <w:color w:val="000000"/>
+        <w:color w:val="000000" w:themeColor="text1"/>
       </w:rPr>
       <w:tblPr/>
       <w:tcPr>
@@ -10592,7 +12051,7 @@
       <w:rPr>
         <w:b/>
         <w:bCs/>
-        <w:color w:val="000000"/>
+        <w:color w:val="000000" w:themeColor="text1"/>
       </w:rPr>
       <w:tblPr/>
       <w:tcPr>
@@ -10611,7 +12070,7 @@
       <w:rPr>
         <w:b w:val="0"/>
         <w:bCs w:val="0"/>
-        <w:color w:val="000000"/>
+        <w:color w:val="000000" w:themeColor="text1"/>
       </w:rPr>
       <w:tblPr/>
       <w:tcPr>
@@ -10664,7 +12123,7 @@
       <w:tblBorders>
         <w:top w:val="single" w:sz="8" w:space="0" w:color="FFFFFF" w:themeColor="background1"/>
         <w:left w:val="single" w:sz="8" w:space="0" w:color="FFFFFF" w:themeColor="background1"/>
-        <w:bottom w:val="single" w:sz="8" w:space="0" w:color="000000"/>
+        <w:bottom w:val="single" w:sz="8" w:space="0" w:color="FFFFFF" w:themeColor="background1"/>
         <w:right w:val="single" w:sz="8" w:space="0" w:color="FFFFFF" w:themeColor="background1"/>
         <w:insideH w:val="single" w:sz="6" w:space="0" w:color="FFFFFF" w:themeColor="background1"/>
         <w:insideV w:val="single" w:sz="6" w:space="0" w:color="FFFFFF" w:themeColor="background1"/>
@@ -10685,14 +12144,14 @@
         <w:bCs/>
         <w:i w:val="0"/>
         <w:iCs w:val="0"/>
-        <w:color w:val="000000"/>
+        <w:color w:val="FFFFFF" w:themeColor="background1"/>
       </w:rPr>
       <w:tblPr/>
       <w:tcPr>
         <w:tcBorders>
           <w:top w:val="single" w:sz="8" w:space="0" w:color="FFFFFF" w:themeColor="background1"/>
           <w:left w:val="single" w:sz="8" w:space="0" w:color="FFFFFF" w:themeColor="background1"/>
-          <w:bottom w:val="single" w:sz="24" w:space="0" w:color="000000"/>
+          <w:bottom w:val="single" w:sz="24" w:space="0" w:color="FFFFFF" w:themeColor="background1"/>
           <w:right w:val="single" w:sz="8" w:space="0" w:color="FFFFFF" w:themeColor="background1"/>
           <w:insideH w:val="nil"/>
           <w:insideV w:val="single" w:sz="8" w:space="0" w:color="FFFFFF" w:themeColor="background1"/>
@@ -10706,14 +12165,14 @@
         <w:bCs/>
         <w:i w:val="0"/>
         <w:iCs w:val="0"/>
-        <w:color w:val="000000"/>
+        <w:color w:val="FFFFFF" w:themeColor="background1"/>
       </w:rPr>
       <w:tblPr/>
       <w:tcPr>
         <w:tcBorders>
           <w:top w:val="single" w:sz="24" w:space="0" w:color="FFFFFF" w:themeColor="background1"/>
           <w:left w:val="single" w:sz="8" w:space="0" w:color="FFFFFF" w:themeColor="background1"/>
-          <w:bottom w:val="single" w:sz="8" w:space="0" w:color="000000"/>
+          <w:bottom w:val="single" w:sz="8" w:space="0" w:color="FFFFFF" w:themeColor="background1"/>
           <w:right w:val="single" w:sz="8" w:space="0" w:color="FFFFFF" w:themeColor="background1"/>
           <w:insideH w:val="nil"/>
           <w:insideV w:val="single" w:sz="8" w:space="0" w:color="FFFFFF" w:themeColor="background1"/>
@@ -10727,7 +12186,7 @@
         <w:bCs/>
         <w:i w:val="0"/>
         <w:iCs w:val="0"/>
-        <w:color w:val="000000"/>
+        <w:color w:val="FFFFFF" w:themeColor="background1"/>
       </w:rPr>
       <w:tblPr/>
       <w:tcPr>
@@ -10746,7 +12205,7 @@
         <w:bCs/>
         <w:i w:val="0"/>
         <w:iCs w:val="0"/>
-        <w:color w:val="000000"/>
+        <w:color w:val="FFFFFF" w:themeColor="background1"/>
       </w:rPr>
       <w:tblPr/>
       <w:tcPr>
@@ -10767,7 +12226,7 @@
         <w:tcBorders>
           <w:top w:val="single" w:sz="8" w:space="0" w:color="FFFFFF" w:themeColor="background1"/>
           <w:left w:val="single" w:sz="8" w:space="0" w:color="FFFFFF" w:themeColor="background1"/>
-          <w:bottom w:val="single" w:sz="8" w:space="0" w:color="000000"/>
+          <w:bottom w:val="single" w:sz="8" w:space="0" w:color="FFFFFF" w:themeColor="background1"/>
           <w:right w:val="single" w:sz="8" w:space="0" w:color="FFFFFF" w:themeColor="background1"/>
           <w:insideH w:val="nil"/>
           <w:insideV w:val="nil"/>
@@ -10781,7 +12240,7 @@
         <w:tcBorders>
           <w:top w:val="single" w:sz="8" w:space="0" w:color="FFFFFF" w:themeColor="background1"/>
           <w:left w:val="single" w:sz="8" w:space="0" w:color="FFFFFF" w:themeColor="background1"/>
-          <w:bottom w:val="single" w:sz="8" w:space="0" w:color="000000"/>
+          <w:bottom w:val="single" w:sz="8" w:space="0" w:color="FFFFFF" w:themeColor="background1"/>
           <w:right w:val="single" w:sz="8" w:space="0" w:color="FFFFFF" w:themeColor="background1"/>
           <w:insideH w:val="single" w:sz="8" w:space="0" w:color="FFFFFF" w:themeColor="background1"/>
           <w:insideV w:val="single" w:sz="8" w:space="0" w:color="FFFFFF" w:themeColor="background1"/>
@@ -10805,7 +12264,7 @@
       <w:tblBorders>
         <w:top w:val="single" w:sz="8" w:space="0" w:color="FFFFFF" w:themeColor="background1"/>
         <w:left w:val="single" w:sz="8" w:space="0" w:color="FFFFFF" w:themeColor="background1"/>
-        <w:bottom w:val="single" w:sz="8" w:space="0" w:color="000000"/>
+        <w:bottom w:val="single" w:sz="8" w:space="0" w:color="FFFFFF" w:themeColor="background1"/>
         <w:right w:val="single" w:sz="8" w:space="0" w:color="FFFFFF" w:themeColor="background1"/>
         <w:insideH w:val="single" w:sz="6" w:space="0" w:color="FFFFFF" w:themeColor="background1"/>
         <w:insideV w:val="single" w:sz="6" w:space="0" w:color="FFFFFF" w:themeColor="background1"/>
@@ -10826,14 +12285,14 @@
         <w:bCs/>
         <w:i w:val="0"/>
         <w:iCs w:val="0"/>
-        <w:color w:val="000000"/>
+        <w:color w:val="FFFFFF" w:themeColor="background1"/>
       </w:rPr>
       <w:tblPr/>
       <w:tcPr>
         <w:tcBorders>
           <w:top w:val="single" w:sz="8" w:space="0" w:color="FFFFFF" w:themeColor="background1"/>
           <w:left w:val="single" w:sz="8" w:space="0" w:color="FFFFFF" w:themeColor="background1"/>
-          <w:bottom w:val="single" w:sz="24" w:space="0" w:color="000000"/>
+          <w:bottom w:val="single" w:sz="24" w:space="0" w:color="FFFFFF" w:themeColor="background1"/>
           <w:right w:val="single" w:sz="8" w:space="0" w:color="FFFFFF" w:themeColor="background1"/>
           <w:insideH w:val="nil"/>
           <w:insideV w:val="single" w:sz="8" w:space="0" w:color="FFFFFF" w:themeColor="background1"/>
@@ -10847,14 +12306,14 @@
         <w:bCs/>
         <w:i w:val="0"/>
         <w:iCs w:val="0"/>
-        <w:color w:val="000000"/>
+        <w:color w:val="FFFFFF" w:themeColor="background1"/>
       </w:rPr>
       <w:tblPr/>
       <w:tcPr>
         <w:tcBorders>
           <w:top w:val="single" w:sz="24" w:space="0" w:color="FFFFFF" w:themeColor="background1"/>
           <w:left w:val="single" w:sz="8" w:space="0" w:color="FFFFFF" w:themeColor="background1"/>
-          <w:bottom w:val="single" w:sz="8" w:space="0" w:color="000000"/>
+          <w:bottom w:val="single" w:sz="8" w:space="0" w:color="FFFFFF" w:themeColor="background1"/>
           <w:right w:val="single" w:sz="8" w:space="0" w:color="FFFFFF" w:themeColor="background1"/>
           <w:insideH w:val="nil"/>
           <w:insideV w:val="single" w:sz="8" w:space="0" w:color="FFFFFF" w:themeColor="background1"/>
@@ -10868,7 +12327,7 @@
         <w:bCs/>
         <w:i w:val="0"/>
         <w:iCs w:val="0"/>
-        <w:color w:val="000000"/>
+        <w:color w:val="FFFFFF" w:themeColor="background1"/>
       </w:rPr>
       <w:tblPr/>
       <w:tcPr>
@@ -10887,7 +12346,7 @@
         <w:bCs/>
         <w:i w:val="0"/>
         <w:iCs w:val="0"/>
-        <w:color w:val="000000"/>
+        <w:color w:val="FFFFFF" w:themeColor="background1"/>
       </w:rPr>
       <w:tblPr/>
       <w:tcPr>
@@ -10908,7 +12367,7 @@
         <w:tcBorders>
           <w:top w:val="single" w:sz="8" w:space="0" w:color="FFFFFF" w:themeColor="background1"/>
           <w:left w:val="single" w:sz="8" w:space="0" w:color="FFFFFF" w:themeColor="background1"/>
-          <w:bottom w:val="single" w:sz="8" w:space="0" w:color="000000"/>
+          <w:bottom w:val="single" w:sz="8" w:space="0" w:color="FFFFFF" w:themeColor="background1"/>
           <w:right w:val="single" w:sz="8" w:space="0" w:color="FFFFFF" w:themeColor="background1"/>
           <w:insideH w:val="nil"/>
           <w:insideV w:val="nil"/>
@@ -10922,7 +12381,7 @@
         <w:tcBorders>
           <w:top w:val="single" w:sz="8" w:space="0" w:color="FFFFFF" w:themeColor="background1"/>
           <w:left w:val="single" w:sz="8" w:space="0" w:color="FFFFFF" w:themeColor="background1"/>
-          <w:bottom w:val="single" w:sz="8" w:space="0" w:color="000000"/>
+          <w:bottom w:val="single" w:sz="8" w:space="0" w:color="FFFFFF" w:themeColor="background1"/>
           <w:right w:val="single" w:sz="8" w:space="0" w:color="FFFFFF" w:themeColor="background1"/>
           <w:insideH w:val="single" w:sz="8" w:space="0" w:color="FFFFFF" w:themeColor="background1"/>
           <w:insideV w:val="single" w:sz="8" w:space="0" w:color="FFFFFF" w:themeColor="background1"/>
@@ -10946,7 +12405,7 @@
       <w:tblBorders>
         <w:top w:val="single" w:sz="8" w:space="0" w:color="FFFFFF" w:themeColor="background1"/>
         <w:left w:val="single" w:sz="8" w:space="0" w:color="FFFFFF" w:themeColor="background1"/>
-        <w:bottom w:val="single" w:sz="8" w:space="0" w:color="000000"/>
+        <w:bottom w:val="single" w:sz="8" w:space="0" w:color="FFFFFF" w:themeColor="background1"/>
         <w:right w:val="single" w:sz="8" w:space="0" w:color="FFFFFF" w:themeColor="background1"/>
         <w:insideH w:val="single" w:sz="6" w:space="0" w:color="FFFFFF" w:themeColor="background1"/>
         <w:insideV w:val="single" w:sz="6" w:space="0" w:color="FFFFFF" w:themeColor="background1"/>
@@ -10967,14 +12426,14 @@
         <w:bCs/>
         <w:i w:val="0"/>
         <w:iCs w:val="0"/>
-        <w:color w:val="000000"/>
+        <w:color w:val="FFFFFF" w:themeColor="background1"/>
       </w:rPr>
       <w:tblPr/>
       <w:tcPr>
         <w:tcBorders>
           <w:top w:val="single" w:sz="8" w:space="0" w:color="FFFFFF" w:themeColor="background1"/>
           <w:left w:val="single" w:sz="8" w:space="0" w:color="FFFFFF" w:themeColor="background1"/>
-          <w:bottom w:val="single" w:sz="24" w:space="0" w:color="000000"/>
+          <w:bottom w:val="single" w:sz="24" w:space="0" w:color="FFFFFF" w:themeColor="background1"/>
           <w:right w:val="single" w:sz="8" w:space="0" w:color="FFFFFF" w:themeColor="background1"/>
           <w:insideH w:val="nil"/>
           <w:insideV w:val="single" w:sz="8" w:space="0" w:color="FFFFFF" w:themeColor="background1"/>
@@ -10988,14 +12447,14 @@
         <w:bCs/>
         <w:i w:val="0"/>
         <w:iCs w:val="0"/>
-        <w:color w:val="000000"/>
+        <w:color w:val="FFFFFF" w:themeColor="background1"/>
       </w:rPr>
       <w:tblPr/>
       <w:tcPr>
         <w:tcBorders>
           <w:top w:val="single" w:sz="24" w:space="0" w:color="FFFFFF" w:themeColor="background1"/>
           <w:left w:val="single" w:sz="8" w:space="0" w:color="FFFFFF" w:themeColor="background1"/>
-          <w:bottom w:val="single" w:sz="8" w:space="0" w:color="000000"/>
+          <w:bottom w:val="single" w:sz="8" w:space="0" w:color="FFFFFF" w:themeColor="background1"/>
           <w:right w:val="single" w:sz="8" w:space="0" w:color="FFFFFF" w:themeColor="background1"/>
           <w:insideH w:val="nil"/>
           <w:insideV w:val="single" w:sz="8" w:space="0" w:color="FFFFFF" w:themeColor="background1"/>
@@ -11009,7 +12468,7 @@
         <w:bCs/>
         <w:i w:val="0"/>
         <w:iCs w:val="0"/>
-        <w:color w:val="000000"/>
+        <w:color w:val="FFFFFF" w:themeColor="background1"/>
       </w:rPr>
       <w:tblPr/>
       <w:tcPr>
@@ -11028,7 +12487,7 @@
         <w:bCs/>
         <w:i w:val="0"/>
         <w:iCs w:val="0"/>
-        <w:color w:val="000000"/>
+        <w:color w:val="FFFFFF" w:themeColor="background1"/>
       </w:rPr>
       <w:tblPr/>
       <w:tcPr>
@@ -11049,7 +12508,7 @@
         <w:tcBorders>
           <w:top w:val="single" w:sz="8" w:space="0" w:color="FFFFFF" w:themeColor="background1"/>
           <w:left w:val="single" w:sz="8" w:space="0" w:color="FFFFFF" w:themeColor="background1"/>
-          <w:bottom w:val="single" w:sz="8" w:space="0" w:color="000000"/>
+          <w:bottom w:val="single" w:sz="8" w:space="0" w:color="FFFFFF" w:themeColor="background1"/>
           <w:right w:val="single" w:sz="8" w:space="0" w:color="FFFFFF" w:themeColor="background1"/>
           <w:insideH w:val="nil"/>
           <w:insideV w:val="nil"/>
@@ -11063,7 +12522,7 @@
         <w:tcBorders>
           <w:top w:val="single" w:sz="8" w:space="0" w:color="FFFFFF" w:themeColor="background1"/>
           <w:left w:val="single" w:sz="8" w:space="0" w:color="FFFFFF" w:themeColor="background1"/>
-          <w:bottom w:val="single" w:sz="8" w:space="0" w:color="000000"/>
+          <w:bottom w:val="single" w:sz="8" w:space="0" w:color="FFFFFF" w:themeColor="background1"/>
           <w:right w:val="single" w:sz="8" w:space="0" w:color="FFFFFF" w:themeColor="background1"/>
           <w:insideH w:val="single" w:sz="8" w:space="0" w:color="FFFFFF" w:themeColor="background1"/>
           <w:insideV w:val="single" w:sz="8" w:space="0" w:color="FFFFFF" w:themeColor="background1"/>
@@ -11087,7 +12546,7 @@
       <w:tblBorders>
         <w:top w:val="single" w:sz="8" w:space="0" w:color="FFFFFF" w:themeColor="background1"/>
         <w:left w:val="single" w:sz="8" w:space="0" w:color="FFFFFF" w:themeColor="background1"/>
-        <w:bottom w:val="single" w:sz="8" w:space="0" w:color="000000"/>
+        <w:bottom w:val="single" w:sz="8" w:space="0" w:color="FFFFFF" w:themeColor="background1"/>
         <w:right w:val="single" w:sz="8" w:space="0" w:color="FFFFFF" w:themeColor="background1"/>
         <w:insideH w:val="single" w:sz="6" w:space="0" w:color="FFFFFF" w:themeColor="background1"/>
         <w:insideV w:val="single" w:sz="6" w:space="0" w:color="FFFFFF" w:themeColor="background1"/>
@@ -11108,14 +12567,14 @@
         <w:bCs/>
         <w:i w:val="0"/>
         <w:iCs w:val="0"/>
-        <w:color w:val="000000"/>
+        <w:color w:val="FFFFFF" w:themeColor="background1"/>
       </w:rPr>
       <w:tblPr/>
       <w:tcPr>
         <w:tcBorders>
           <w:top w:val="single" w:sz="8" w:space="0" w:color="FFFFFF" w:themeColor="background1"/>
           <w:left w:val="single" w:sz="8" w:space="0" w:color="FFFFFF" w:themeColor="background1"/>
-          <w:bottom w:val="single" w:sz="24" w:space="0" w:color="000000"/>
+          <w:bottom w:val="single" w:sz="24" w:space="0" w:color="FFFFFF" w:themeColor="background1"/>
           <w:right w:val="single" w:sz="8" w:space="0" w:color="FFFFFF" w:themeColor="background1"/>
           <w:insideH w:val="nil"/>
           <w:insideV w:val="single" w:sz="8" w:space="0" w:color="FFFFFF" w:themeColor="background1"/>
@@ -11129,14 +12588,14 @@
         <w:bCs/>
         <w:i w:val="0"/>
         <w:iCs w:val="0"/>
-        <w:color w:val="000000"/>
+        <w:color w:val="FFFFFF" w:themeColor="background1"/>
       </w:rPr>
       <w:tblPr/>
       <w:tcPr>
         <w:tcBorders>
           <w:top w:val="single" w:sz="24" w:space="0" w:color="FFFFFF" w:themeColor="background1"/>
           <w:left w:val="single" w:sz="8" w:space="0" w:color="FFFFFF" w:themeColor="background1"/>
-          <w:bottom w:val="single" w:sz="8" w:space="0" w:color="000000"/>
+          <w:bottom w:val="single" w:sz="8" w:space="0" w:color="FFFFFF" w:themeColor="background1"/>
           <w:right w:val="single" w:sz="8" w:space="0" w:color="FFFFFF" w:themeColor="background1"/>
           <w:insideH w:val="nil"/>
           <w:insideV w:val="single" w:sz="8" w:space="0" w:color="FFFFFF" w:themeColor="background1"/>
@@ -11150,7 +12609,7 @@
         <w:bCs/>
         <w:i w:val="0"/>
         <w:iCs w:val="0"/>
-        <w:color w:val="000000"/>
+        <w:color w:val="FFFFFF" w:themeColor="background1"/>
       </w:rPr>
       <w:tblPr/>
       <w:tcPr>
@@ -11169,7 +12628,7 @@
         <w:bCs/>
         <w:i w:val="0"/>
         <w:iCs w:val="0"/>
-        <w:color w:val="000000"/>
+        <w:color w:val="FFFFFF" w:themeColor="background1"/>
       </w:rPr>
       <w:tblPr/>
       <w:tcPr>
@@ -11190,7 +12649,7 @@
         <w:tcBorders>
           <w:top w:val="single" w:sz="8" w:space="0" w:color="FFFFFF" w:themeColor="background1"/>
           <w:left w:val="single" w:sz="8" w:space="0" w:color="FFFFFF" w:themeColor="background1"/>
-          <w:bottom w:val="single" w:sz="8" w:space="0" w:color="000000"/>
+          <w:bottom w:val="single" w:sz="8" w:space="0" w:color="FFFFFF" w:themeColor="background1"/>
           <w:right w:val="single" w:sz="8" w:space="0" w:color="FFFFFF" w:themeColor="background1"/>
           <w:insideH w:val="nil"/>
           <w:insideV w:val="nil"/>
@@ -11204,7 +12663,7 @@
         <w:tcBorders>
           <w:top w:val="single" w:sz="8" w:space="0" w:color="FFFFFF" w:themeColor="background1"/>
           <w:left w:val="single" w:sz="8" w:space="0" w:color="FFFFFF" w:themeColor="background1"/>
-          <w:bottom w:val="single" w:sz="8" w:space="0" w:color="000000"/>
+          <w:bottom w:val="single" w:sz="8" w:space="0" w:color="FFFFFF" w:themeColor="background1"/>
           <w:right w:val="single" w:sz="8" w:space="0" w:color="FFFFFF" w:themeColor="background1"/>
           <w:insideH w:val="single" w:sz="8" w:space="0" w:color="FFFFFF" w:themeColor="background1"/>
           <w:insideV w:val="single" w:sz="8" w:space="0" w:color="FFFFFF" w:themeColor="background1"/>
@@ -11228,7 +12687,7 @@
       <w:tblBorders>
         <w:top w:val="single" w:sz="8" w:space="0" w:color="FFFFFF" w:themeColor="background1"/>
         <w:left w:val="single" w:sz="8" w:space="0" w:color="FFFFFF" w:themeColor="background1"/>
-        <w:bottom w:val="single" w:sz="8" w:space="0" w:color="000000"/>
+        <w:bottom w:val="single" w:sz="8" w:space="0" w:color="FFFFFF" w:themeColor="background1"/>
         <w:right w:val="single" w:sz="8" w:space="0" w:color="FFFFFF" w:themeColor="background1"/>
         <w:insideH w:val="single" w:sz="6" w:space="0" w:color="FFFFFF" w:themeColor="background1"/>
         <w:insideV w:val="single" w:sz="6" w:space="0" w:color="FFFFFF" w:themeColor="background1"/>
@@ -11249,14 +12708,14 @@
         <w:bCs/>
         <w:i w:val="0"/>
         <w:iCs w:val="0"/>
-        <w:color w:val="000000"/>
+        <w:color w:val="FFFFFF" w:themeColor="background1"/>
       </w:rPr>
       <w:tblPr/>
       <w:tcPr>
         <w:tcBorders>
           <w:top w:val="single" w:sz="8" w:space="0" w:color="FFFFFF" w:themeColor="background1"/>
           <w:left w:val="single" w:sz="8" w:space="0" w:color="FFFFFF" w:themeColor="background1"/>
-          <w:bottom w:val="single" w:sz="24" w:space="0" w:color="000000"/>
+          <w:bottom w:val="single" w:sz="24" w:space="0" w:color="FFFFFF" w:themeColor="background1"/>
           <w:right w:val="single" w:sz="8" w:space="0" w:color="FFFFFF" w:themeColor="background1"/>
           <w:insideH w:val="nil"/>
           <w:insideV w:val="single" w:sz="8" w:space="0" w:color="FFFFFF" w:themeColor="background1"/>
@@ -11270,14 +12729,14 @@
         <w:bCs/>
         <w:i w:val="0"/>
         <w:iCs w:val="0"/>
-        <w:color w:val="000000"/>
+        <w:color w:val="FFFFFF" w:themeColor="background1"/>
       </w:rPr>
       <w:tblPr/>
       <w:tcPr>
         <w:tcBorders>
           <w:top w:val="single" w:sz="24" w:space="0" w:color="FFFFFF" w:themeColor="background1"/>
           <w:left w:val="single" w:sz="8" w:space="0" w:color="FFFFFF" w:themeColor="background1"/>
-          <w:bottom w:val="single" w:sz="8" w:space="0" w:color="000000"/>
+          <w:bottom w:val="single" w:sz="8" w:space="0" w:color="FFFFFF" w:themeColor="background1"/>
           <w:right w:val="single" w:sz="8" w:space="0" w:color="FFFFFF" w:themeColor="background1"/>
           <w:insideH w:val="nil"/>
           <w:insideV w:val="single" w:sz="8" w:space="0" w:color="FFFFFF" w:themeColor="background1"/>
@@ -11291,7 +12750,7 @@
         <w:bCs/>
         <w:i w:val="0"/>
         <w:iCs w:val="0"/>
-        <w:color w:val="000000"/>
+        <w:color w:val="FFFFFF" w:themeColor="background1"/>
       </w:rPr>
       <w:tblPr/>
       <w:tcPr>
@@ -11310,7 +12769,7 @@
         <w:bCs/>
         <w:i w:val="0"/>
         <w:iCs w:val="0"/>
-        <w:color w:val="000000"/>
+        <w:color w:val="FFFFFF" w:themeColor="background1"/>
       </w:rPr>
       <w:tblPr/>
       <w:tcPr>
@@ -11331,7 +12790,7 @@
         <w:tcBorders>
           <w:top w:val="single" w:sz="8" w:space="0" w:color="FFFFFF" w:themeColor="background1"/>
           <w:left w:val="single" w:sz="8" w:space="0" w:color="FFFFFF" w:themeColor="background1"/>
-          <w:bottom w:val="single" w:sz="8" w:space="0" w:color="000000"/>
+          <w:bottom w:val="single" w:sz="8" w:space="0" w:color="FFFFFF" w:themeColor="background1"/>
           <w:right w:val="single" w:sz="8" w:space="0" w:color="FFFFFF" w:themeColor="background1"/>
           <w:insideH w:val="nil"/>
           <w:insideV w:val="nil"/>
@@ -11345,7 +12804,7 @@
         <w:tcBorders>
           <w:top w:val="single" w:sz="8" w:space="0" w:color="FFFFFF" w:themeColor="background1"/>
           <w:left w:val="single" w:sz="8" w:space="0" w:color="FFFFFF" w:themeColor="background1"/>
-          <w:bottom w:val="single" w:sz="8" w:space="0" w:color="000000"/>
+          <w:bottom w:val="single" w:sz="8" w:space="0" w:color="FFFFFF" w:themeColor="background1"/>
           <w:right w:val="single" w:sz="8" w:space="0" w:color="FFFFFF" w:themeColor="background1"/>
           <w:insideH w:val="single" w:sz="8" w:space="0" w:color="FFFFFF" w:themeColor="background1"/>
           <w:insideV w:val="single" w:sz="8" w:space="0" w:color="FFFFFF" w:themeColor="background1"/>
@@ -11369,7 +12828,7 @@
       <w:tblBorders>
         <w:top w:val="single" w:sz="8" w:space="0" w:color="FFFFFF" w:themeColor="background1"/>
         <w:left w:val="single" w:sz="8" w:space="0" w:color="FFFFFF" w:themeColor="background1"/>
-        <w:bottom w:val="single" w:sz="8" w:space="0" w:color="000000"/>
+        <w:bottom w:val="single" w:sz="8" w:space="0" w:color="FFFFFF" w:themeColor="background1"/>
         <w:right w:val="single" w:sz="8" w:space="0" w:color="FFFFFF" w:themeColor="background1"/>
         <w:insideH w:val="single" w:sz="6" w:space="0" w:color="FFFFFF" w:themeColor="background1"/>
         <w:insideV w:val="single" w:sz="6" w:space="0" w:color="FFFFFF" w:themeColor="background1"/>
@@ -11390,14 +12849,14 @@
         <w:bCs/>
         <w:i w:val="0"/>
         <w:iCs w:val="0"/>
-        <w:color w:val="000000"/>
+        <w:color w:val="FFFFFF" w:themeColor="background1"/>
       </w:rPr>
       <w:tblPr/>
       <w:tcPr>
         <w:tcBorders>
           <w:top w:val="single" w:sz="8" w:space="0" w:color="FFFFFF" w:themeColor="background1"/>
           <w:left w:val="single" w:sz="8" w:space="0" w:color="FFFFFF" w:themeColor="background1"/>
-          <w:bottom w:val="single" w:sz="24" w:space="0" w:color="000000"/>
+          <w:bottom w:val="single" w:sz="24" w:space="0" w:color="FFFFFF" w:themeColor="background1"/>
           <w:right w:val="single" w:sz="8" w:space="0" w:color="FFFFFF" w:themeColor="background1"/>
           <w:insideH w:val="nil"/>
           <w:insideV w:val="single" w:sz="8" w:space="0" w:color="FFFFFF" w:themeColor="background1"/>
@@ -11411,14 +12870,14 @@
         <w:bCs/>
         <w:i w:val="0"/>
         <w:iCs w:val="0"/>
-        <w:color w:val="000000"/>
+        <w:color w:val="FFFFFF" w:themeColor="background1"/>
       </w:rPr>
       <w:tblPr/>
       <w:tcPr>
         <w:tcBorders>
           <w:top w:val="single" w:sz="24" w:space="0" w:color="FFFFFF" w:themeColor="background1"/>
           <w:left w:val="single" w:sz="8" w:space="0" w:color="FFFFFF" w:themeColor="background1"/>
-          <w:bottom w:val="single" w:sz="8" w:space="0" w:color="000000"/>
+          <w:bottom w:val="single" w:sz="8" w:space="0" w:color="FFFFFF" w:themeColor="background1"/>
           <w:right w:val="single" w:sz="8" w:space="0" w:color="FFFFFF" w:themeColor="background1"/>
           <w:insideH w:val="nil"/>
           <w:insideV w:val="single" w:sz="8" w:space="0" w:color="FFFFFF" w:themeColor="background1"/>
@@ -11432,7 +12891,7 @@
         <w:bCs/>
         <w:i w:val="0"/>
         <w:iCs w:val="0"/>
-        <w:color w:val="000000"/>
+        <w:color w:val="FFFFFF" w:themeColor="background1"/>
       </w:rPr>
       <w:tblPr/>
       <w:tcPr>
@@ -11451,7 +12910,7 @@
         <w:bCs/>
         <w:i w:val="0"/>
         <w:iCs w:val="0"/>
-        <w:color w:val="000000"/>
+        <w:color w:val="FFFFFF" w:themeColor="background1"/>
       </w:rPr>
       <w:tblPr/>
       <w:tcPr>
@@ -11472,7 +12931,7 @@
         <w:tcBorders>
           <w:top w:val="single" w:sz="8" w:space="0" w:color="FFFFFF" w:themeColor="background1"/>
           <w:left w:val="single" w:sz="8" w:space="0" w:color="FFFFFF" w:themeColor="background1"/>
-          <w:bottom w:val="single" w:sz="8" w:space="0" w:color="000000"/>
+          <w:bottom w:val="single" w:sz="8" w:space="0" w:color="FFFFFF" w:themeColor="background1"/>
           <w:right w:val="single" w:sz="8" w:space="0" w:color="FFFFFF" w:themeColor="background1"/>
           <w:insideH w:val="nil"/>
           <w:insideV w:val="nil"/>
@@ -11486,7 +12945,7 @@
         <w:tcBorders>
           <w:top w:val="single" w:sz="8" w:space="0" w:color="FFFFFF" w:themeColor="background1"/>
           <w:left w:val="single" w:sz="8" w:space="0" w:color="FFFFFF" w:themeColor="background1"/>
-          <w:bottom w:val="single" w:sz="8" w:space="0" w:color="000000"/>
+          <w:bottom w:val="single" w:sz="8" w:space="0" w:color="FFFFFF" w:themeColor="background1"/>
           <w:right w:val="single" w:sz="8" w:space="0" w:color="FFFFFF" w:themeColor="background1"/>
           <w:insideH w:val="single" w:sz="8" w:space="0" w:color="FFFFFF" w:themeColor="background1"/>
           <w:insideV w:val="single" w:sz="8" w:space="0" w:color="FFFFFF" w:themeColor="background1"/>
@@ -11510,7 +12969,7 @@
       <w:tblBorders>
         <w:top w:val="single" w:sz="8" w:space="0" w:color="FFFFFF" w:themeColor="background1"/>
         <w:left w:val="single" w:sz="8" w:space="0" w:color="FFFFFF" w:themeColor="background1"/>
-        <w:bottom w:val="single" w:sz="8" w:space="0" w:color="000000"/>
+        <w:bottom w:val="single" w:sz="8" w:space="0" w:color="FFFFFF" w:themeColor="background1"/>
         <w:right w:val="single" w:sz="8" w:space="0" w:color="FFFFFF" w:themeColor="background1"/>
         <w:insideH w:val="single" w:sz="6" w:space="0" w:color="FFFFFF" w:themeColor="background1"/>
         <w:insideV w:val="single" w:sz="6" w:space="0" w:color="FFFFFF" w:themeColor="background1"/>
@@ -11531,14 +12990,14 @@
         <w:bCs/>
         <w:i w:val="0"/>
         <w:iCs w:val="0"/>
-        <w:color w:val="000000"/>
+        <w:color w:val="FFFFFF" w:themeColor="background1"/>
       </w:rPr>
       <w:tblPr/>
       <w:tcPr>
         <w:tcBorders>
           <w:top w:val="single" w:sz="8" w:space="0" w:color="FFFFFF" w:themeColor="background1"/>
           <w:left w:val="single" w:sz="8" w:space="0" w:color="FFFFFF" w:themeColor="background1"/>
-          <w:bottom w:val="single" w:sz="24" w:space="0" w:color="000000"/>
+          <w:bottom w:val="single" w:sz="24" w:space="0" w:color="FFFFFF" w:themeColor="background1"/>
           <w:right w:val="single" w:sz="8" w:space="0" w:color="FFFFFF" w:themeColor="background1"/>
           <w:insideH w:val="nil"/>
           <w:insideV w:val="single" w:sz="8" w:space="0" w:color="FFFFFF" w:themeColor="background1"/>
@@ -11552,14 +13011,14 @@
         <w:bCs/>
         <w:i w:val="0"/>
         <w:iCs w:val="0"/>
-        <w:color w:val="000000"/>
+        <w:color w:val="FFFFFF" w:themeColor="background1"/>
       </w:rPr>
       <w:tblPr/>
       <w:tcPr>
         <w:tcBorders>
           <w:top w:val="single" w:sz="24" w:space="0" w:color="FFFFFF" w:themeColor="background1"/>
           <w:left w:val="single" w:sz="8" w:space="0" w:color="FFFFFF" w:themeColor="background1"/>
-          <w:bottom w:val="single" w:sz="8" w:space="0" w:color="000000"/>
+          <w:bottom w:val="single" w:sz="8" w:space="0" w:color="FFFFFF" w:themeColor="background1"/>
           <w:right w:val="single" w:sz="8" w:space="0" w:color="FFFFFF" w:themeColor="background1"/>
           <w:insideH w:val="nil"/>
           <w:insideV w:val="single" w:sz="8" w:space="0" w:color="FFFFFF" w:themeColor="background1"/>
@@ -11573,7 +13032,7 @@
         <w:bCs/>
         <w:i w:val="0"/>
         <w:iCs w:val="0"/>
-        <w:color w:val="000000"/>
+        <w:color w:val="FFFFFF" w:themeColor="background1"/>
       </w:rPr>
       <w:tblPr/>
       <w:tcPr>
@@ -11592,7 +13051,7 @@
         <w:bCs/>
         <w:i w:val="0"/>
         <w:iCs w:val="0"/>
-        <w:color w:val="000000"/>
+        <w:color w:val="FFFFFF" w:themeColor="background1"/>
       </w:rPr>
       <w:tblPr/>
       <w:tcPr>
@@ -11613,7 +13072,7 @@
         <w:tcBorders>
           <w:top w:val="single" w:sz="8" w:space="0" w:color="FFFFFF" w:themeColor="background1"/>
           <w:left w:val="single" w:sz="8" w:space="0" w:color="FFFFFF" w:themeColor="background1"/>
-          <w:bottom w:val="single" w:sz="8" w:space="0" w:color="000000"/>
+          <w:bottom w:val="single" w:sz="8" w:space="0" w:color="FFFFFF" w:themeColor="background1"/>
           <w:right w:val="single" w:sz="8" w:space="0" w:color="FFFFFF" w:themeColor="background1"/>
           <w:insideH w:val="nil"/>
           <w:insideV w:val="nil"/>
@@ -11627,7 +13086,7 @@
         <w:tcBorders>
           <w:top w:val="single" w:sz="8" w:space="0" w:color="FFFFFF" w:themeColor="background1"/>
           <w:left w:val="single" w:sz="8" w:space="0" w:color="FFFFFF" w:themeColor="background1"/>
-          <w:bottom w:val="single" w:sz="8" w:space="0" w:color="000000"/>
+          <w:bottom w:val="single" w:sz="8" w:space="0" w:color="FFFFFF" w:themeColor="background1"/>
           <w:right w:val="single" w:sz="8" w:space="0" w:color="FFFFFF" w:themeColor="background1"/>
           <w:insideH w:val="single" w:sz="8" w:space="0" w:color="FFFFFF" w:themeColor="background1"/>
           <w:insideV w:val="single" w:sz="8" w:space="0" w:color="FFFFFF" w:themeColor="background1"/>
@@ -11645,7 +13104,7 @@
       <w:spacing w:after="0" w:line="240" w:lineRule="auto"/>
     </w:pPr>
     <w:rPr>
-      <w:color w:val="000000"/>
+      <w:color w:val="FFFFFF" w:themeColor="background1"/>
     </w:rPr>
     <w:tblPr>
       <w:tblStyleRowBandSize w:val="1"/>
@@ -11671,7 +13130,7 @@
         <w:tcBorders>
           <w:top w:val="nil"/>
           <w:left w:val="nil"/>
-          <w:bottom w:val="single" w:sz="18" w:space="0" w:color="000000"/>
+          <w:bottom w:val="single" w:sz="18" w:space="0" w:color="FFFFFF" w:themeColor="background1"/>
           <w:right w:val="nil"/>
           <w:insideH w:val="nil"/>
           <w:insideV w:val="nil"/>
@@ -11759,7 +13218,7 @@
       <w:spacing w:after="0" w:line="240" w:lineRule="auto"/>
     </w:pPr>
     <w:rPr>
-      <w:color w:val="000000"/>
+      <w:color w:val="FFFFFF" w:themeColor="background1"/>
     </w:rPr>
     <w:tblPr>
       <w:tblStyleRowBandSize w:val="1"/>
@@ -11785,7 +13244,7 @@
         <w:tcBorders>
           <w:top w:val="nil"/>
           <w:left w:val="nil"/>
-          <w:bottom w:val="single" w:sz="18" w:space="0" w:color="000000"/>
+          <w:bottom w:val="single" w:sz="18" w:space="0" w:color="FFFFFF" w:themeColor="background1"/>
           <w:right w:val="nil"/>
           <w:insideH w:val="nil"/>
           <w:insideV w:val="nil"/>
@@ -11873,7 +13332,7 @@
       <w:spacing w:after="0" w:line="240" w:lineRule="auto"/>
     </w:pPr>
     <w:rPr>
-      <w:color w:val="000000"/>
+      <w:color w:val="FFFFFF" w:themeColor="background1"/>
     </w:rPr>
     <w:tblPr>
       <w:tblStyleRowBandSize w:val="1"/>
@@ -11899,7 +13358,7 @@
         <w:tcBorders>
           <w:top w:val="nil"/>
           <w:left w:val="nil"/>
-          <w:bottom w:val="single" w:sz="18" w:space="0" w:color="000000"/>
+          <w:bottom w:val="single" w:sz="18" w:space="0" w:color="FFFFFF" w:themeColor="background1"/>
           <w:right w:val="nil"/>
           <w:insideH w:val="nil"/>
           <w:insideV w:val="nil"/>
@@ -11987,7 +13446,7 @@
       <w:spacing w:after="0" w:line="240" w:lineRule="auto"/>
     </w:pPr>
     <w:rPr>
-      <w:color w:val="000000"/>
+      <w:color w:val="FFFFFF" w:themeColor="background1"/>
     </w:rPr>
     <w:tblPr>
       <w:tblStyleRowBandSize w:val="1"/>
@@ -12013,7 +13472,7 @@
         <w:tcBorders>
           <w:top w:val="nil"/>
           <w:left w:val="nil"/>
-          <w:bottom w:val="single" w:sz="18" w:space="0" w:color="000000"/>
+          <w:bottom w:val="single" w:sz="18" w:space="0" w:color="FFFFFF" w:themeColor="background1"/>
           <w:right w:val="nil"/>
           <w:insideH w:val="nil"/>
           <w:insideV w:val="nil"/>
@@ -12101,7 +13560,7 @@
       <w:spacing w:after="0" w:line="240" w:lineRule="auto"/>
     </w:pPr>
     <w:rPr>
-      <w:color w:val="000000"/>
+      <w:color w:val="FFFFFF" w:themeColor="background1"/>
     </w:rPr>
     <w:tblPr>
       <w:tblStyleRowBandSize w:val="1"/>
@@ -12127,7 +13586,7 @@
         <w:tcBorders>
           <w:top w:val="nil"/>
           <w:left w:val="nil"/>
-          <w:bottom w:val="single" w:sz="18" w:space="0" w:color="000000"/>
+          <w:bottom w:val="single" w:sz="18" w:space="0" w:color="FFFFFF" w:themeColor="background1"/>
           <w:right w:val="nil"/>
           <w:insideH w:val="nil"/>
           <w:insideV w:val="nil"/>
@@ -12215,7 +13674,7 @@
       <w:spacing w:after="0" w:line="240" w:lineRule="auto"/>
     </w:pPr>
     <w:rPr>
-      <w:color w:val="000000"/>
+      <w:color w:val="FFFFFF" w:themeColor="background1"/>
     </w:rPr>
     <w:tblPr>
       <w:tblStyleRowBandSize w:val="1"/>
@@ -12241,7 +13700,7 @@
         <w:tcBorders>
           <w:top w:val="nil"/>
           <w:left w:val="nil"/>
-          <w:bottom w:val="single" w:sz="18" w:space="0" w:color="000000"/>
+          <w:bottom w:val="single" w:sz="18" w:space="0" w:color="FFFFFF" w:themeColor="background1"/>
           <w:right w:val="nil"/>
           <w:insideH w:val="nil"/>
           <w:insideV w:val="nil"/>
@@ -12329,7 +13788,7 @@
       <w:spacing w:after="0" w:line="240" w:lineRule="auto"/>
     </w:pPr>
     <w:rPr>
-      <w:color w:val="000000"/>
+      <w:color w:val="FFFFFF" w:themeColor="background1"/>
     </w:rPr>
     <w:tblPr>
       <w:tblStyleRowBandSize w:val="1"/>
@@ -12355,7 +13814,7 @@
         <w:tcBorders>
           <w:top w:val="nil"/>
           <w:left w:val="nil"/>
-          <w:bottom w:val="single" w:sz="18" w:space="0" w:color="000000"/>
+          <w:bottom w:val="single" w:sz="18" w:space="0" w:color="FFFFFF" w:themeColor="background1"/>
           <w:right w:val="nil"/>
           <w:insideH w:val="nil"/>
           <w:insideV w:val="nil"/>
@@ -12443,7 +13902,7 @@
       <w:spacing w:after="0" w:line="240" w:lineRule="auto"/>
     </w:pPr>
     <w:rPr>
-      <w:color w:val="000000"/>
+      <w:color w:val="000000" w:themeColor="text1"/>
     </w:rPr>
     <w:tblPr>
       <w:tblStyleRowBandSize w:val="1"/>
@@ -12452,7 +13911,7 @@
       <w:tblBorders>
         <w:top w:val="single" w:sz="24" w:space="0" w:color="C0504D" w:themeColor="accent2"/>
         <w:left w:val="single" w:sz="4" w:space="0" w:color="000000" w:themeColor="text1"/>
-        <w:bottom w:val="single" w:sz="4" w:space="0" w:color="000000"/>
+        <w:bottom w:val="single" w:sz="4" w:space="0" w:color="000000" w:themeColor="text1"/>
         <w:right w:val="single" w:sz="4" w:space="0" w:color="000000" w:themeColor="text1"/>
         <w:insideH w:val="single" w:sz="4" w:space="0" w:color="FFFFFF" w:themeColor="background1"/>
         <w:insideV w:val="single" w:sz="4" w:space="0" w:color="FFFFFF" w:themeColor="background1"/>
@@ -12477,7 +13936,7 @@
         <w:tcBorders>
           <w:top w:val="nil"/>
           <w:left w:val="nil"/>
-          <w:bottom w:val="single" w:sz="24" w:space="0" w:color="000000"/>
+          <w:bottom w:val="single" w:sz="24" w:space="0" w:color="C0504D" w:themeColor="accent2"/>
           <w:right w:val="nil"/>
           <w:insideH w:val="nil"/>
           <w:insideV w:val="nil"/>
@@ -12489,7 +13948,7 @@
       <w:rPr>
         <w:b/>
         <w:bCs/>
-        <w:color w:val="000000"/>
+        <w:color w:val="FFFFFF" w:themeColor="background1"/>
       </w:rPr>
       <w:tblPr/>
       <w:tcPr>
@@ -12501,7 +13960,7 @@
     </w:tblStylePr>
     <w:tblStylePr w:type="firstCol">
       <w:rPr>
-        <w:color w:val="000000"/>
+        <w:color w:val="FFFFFF" w:themeColor="background1"/>
       </w:rPr>
       <w:tblPr/>
       <w:tcPr>
@@ -12518,7 +13977,7 @@
     </w:tblStylePr>
     <w:tblStylePr w:type="lastCol">
       <w:rPr>
-        <w:color w:val="000000"/>
+        <w:color w:val="FFFFFF" w:themeColor="background1"/>
       </w:rPr>
       <w:tblPr/>
       <w:tcPr>
@@ -12547,12 +14006,12 @@
     </w:tblStylePr>
     <w:tblStylePr w:type="neCell">
       <w:rPr>
-        <w:color w:val="000000"/>
+        <w:color w:val="000000" w:themeColor="text1"/>
       </w:rPr>
     </w:tblStylePr>
     <w:tblStylePr w:type="nwCell">
       <w:rPr>
-        <w:color w:val="000000"/>
+        <w:color w:val="000000" w:themeColor="text1"/>
       </w:rPr>
     </w:tblStylePr>
   </w:style>
@@ -12565,7 +14024,7 @@
       <w:spacing w:after="0" w:line="240" w:lineRule="auto"/>
     </w:pPr>
     <w:rPr>
-      <w:color w:val="000000"/>
+      <w:color w:val="000000" w:themeColor="text1"/>
     </w:rPr>
     <w:tblPr>
       <w:tblStyleRowBandSize w:val="1"/>
@@ -12574,7 +14033,7 @@
       <w:tblBorders>
         <w:top w:val="single" w:sz="24" w:space="0" w:color="C0504D" w:themeColor="accent2"/>
         <w:left w:val="single" w:sz="4" w:space="0" w:color="4F81BD" w:themeColor="accent1"/>
-        <w:bottom w:val="single" w:sz="4" w:space="0" w:color="000000"/>
+        <w:bottom w:val="single" w:sz="4" w:space="0" w:color="4F81BD" w:themeColor="accent1"/>
         <w:right w:val="single" w:sz="4" w:space="0" w:color="4F81BD" w:themeColor="accent1"/>
         <w:insideH w:val="single" w:sz="4" w:space="0" w:color="FFFFFF" w:themeColor="background1"/>
         <w:insideV w:val="single" w:sz="4" w:space="0" w:color="FFFFFF" w:themeColor="background1"/>
@@ -12599,7 +14058,7 @@
         <w:tcBorders>
           <w:top w:val="nil"/>
           <w:left w:val="nil"/>
-          <w:bottom w:val="single" w:sz="24" w:space="0" w:color="000000"/>
+          <w:bottom w:val="single" w:sz="24" w:space="0" w:color="C0504D" w:themeColor="accent2"/>
           <w:right w:val="nil"/>
           <w:insideH w:val="nil"/>
           <w:insideV w:val="nil"/>
@@ -12611,7 +14070,7 @@
       <w:rPr>
         <w:b/>
         <w:bCs/>
-        <w:color w:val="000000"/>
+        <w:color w:val="FFFFFF" w:themeColor="background1"/>
       </w:rPr>
       <w:tblPr/>
       <w:tcPr>
@@ -12623,7 +14082,7 @@
     </w:tblStylePr>
     <w:tblStylePr w:type="firstCol">
       <w:rPr>
-        <w:color w:val="000000"/>
+        <w:color w:val="FFFFFF" w:themeColor="background1"/>
       </w:rPr>
       <w:tblPr/>
       <w:tcPr>
@@ -12640,7 +14099,7 @@
     </w:tblStylePr>
     <w:tblStylePr w:type="lastCol">
       <w:rPr>
-        <w:color w:val="000000"/>
+        <w:color w:val="FFFFFF" w:themeColor="background1"/>
       </w:rPr>
       <w:tblPr/>
       <w:tcPr>
@@ -12669,12 +14128,12 @@
     </w:tblStylePr>
     <w:tblStylePr w:type="neCell">
       <w:rPr>
-        <w:color w:val="000000"/>
+        <w:color w:val="000000" w:themeColor="text1"/>
       </w:rPr>
     </w:tblStylePr>
     <w:tblStylePr w:type="nwCell">
       <w:rPr>
-        <w:color w:val="000000"/>
+        <w:color w:val="000000" w:themeColor="text1"/>
       </w:rPr>
     </w:tblStylePr>
   </w:style>
@@ -12687,7 +14146,7 @@
       <w:spacing w:after="0" w:line="240" w:lineRule="auto"/>
     </w:pPr>
     <w:rPr>
-      <w:color w:val="000000"/>
+      <w:color w:val="000000" w:themeColor="text1"/>
     </w:rPr>
     <w:tblPr>
       <w:tblStyleRowBandSize w:val="1"/>
@@ -12696,7 +14155,7 @@
       <w:tblBorders>
         <w:top w:val="single" w:sz="24" w:space="0" w:color="C0504D" w:themeColor="accent2"/>
         <w:left w:val="single" w:sz="4" w:space="0" w:color="C0504D" w:themeColor="accent2"/>
-        <w:bottom w:val="single" w:sz="4" w:space="0" w:color="000000"/>
+        <w:bottom w:val="single" w:sz="4" w:space="0" w:color="C0504D" w:themeColor="accent2"/>
         <w:right w:val="single" w:sz="4" w:space="0" w:color="C0504D" w:themeColor="accent2"/>
         <w:insideH w:val="single" w:sz="4" w:space="0" w:color="FFFFFF" w:themeColor="background1"/>
         <w:insideV w:val="single" w:sz="4" w:space="0" w:color="FFFFFF" w:themeColor="background1"/>
@@ -12721,7 +14180,7 @@
         <w:tcBorders>
           <w:top w:val="nil"/>
           <w:left w:val="nil"/>
-          <w:bottom w:val="single" w:sz="24" w:space="0" w:color="000000"/>
+          <w:bottom w:val="single" w:sz="24" w:space="0" w:color="C0504D" w:themeColor="accent2"/>
           <w:right w:val="nil"/>
           <w:insideH w:val="nil"/>
           <w:insideV w:val="nil"/>
@@ -12733,7 +14192,7 @@
       <w:rPr>
         <w:b/>
         <w:bCs/>
-        <w:color w:val="000000"/>
+        <w:color w:val="FFFFFF" w:themeColor="background1"/>
       </w:rPr>
       <w:tblPr/>
       <w:tcPr>
@@ -12745,7 +14204,7 @@
     </w:tblStylePr>
     <w:tblStylePr w:type="firstCol">
       <w:rPr>
-        <w:color w:val="000000"/>
+        <w:color w:val="FFFFFF" w:themeColor="background1"/>
       </w:rPr>
       <w:tblPr/>
       <w:tcPr>
@@ -12762,7 +14221,7 @@
     </w:tblStylePr>
     <w:tblStylePr w:type="lastCol">
       <w:rPr>
-        <w:color w:val="000000"/>
+        <w:color w:val="FFFFFF" w:themeColor="background1"/>
       </w:rPr>
       <w:tblPr/>
       <w:tcPr>
@@ -12791,12 +14250,12 @@
     </w:tblStylePr>
     <w:tblStylePr w:type="neCell">
       <w:rPr>
-        <w:color w:val="000000"/>
+        <w:color w:val="000000" w:themeColor="text1"/>
       </w:rPr>
     </w:tblStylePr>
     <w:tblStylePr w:type="nwCell">
       <w:rPr>
-        <w:color w:val="000000"/>
+        <w:color w:val="000000" w:themeColor="text1"/>
       </w:rPr>
     </w:tblStylePr>
   </w:style>
@@ -12809,7 +14268,7 @@
       <w:spacing w:after="0" w:line="240" w:lineRule="auto"/>
     </w:pPr>
     <w:rPr>
-      <w:color w:val="000000"/>
+      <w:color w:val="000000" w:themeColor="text1"/>
     </w:rPr>
     <w:tblPr>
       <w:tblStyleRowBandSize w:val="1"/>
@@ -12818,7 +14277,7 @@
       <w:tblBorders>
         <w:top w:val="single" w:sz="24" w:space="0" w:color="8064A2" w:themeColor="accent4"/>
         <w:left w:val="single" w:sz="4" w:space="0" w:color="9BBB59" w:themeColor="accent3"/>
-        <w:bottom w:val="single" w:sz="4" w:space="0" w:color="000000"/>
+        <w:bottom w:val="single" w:sz="4" w:space="0" w:color="9BBB59" w:themeColor="accent3"/>
         <w:right w:val="single" w:sz="4" w:space="0" w:color="9BBB59" w:themeColor="accent3"/>
         <w:insideH w:val="single" w:sz="4" w:space="0" w:color="FFFFFF" w:themeColor="background1"/>
         <w:insideV w:val="single" w:sz="4" w:space="0" w:color="FFFFFF" w:themeColor="background1"/>
@@ -12843,7 +14302,7 @@
         <w:tcBorders>
           <w:top w:val="nil"/>
           <w:left w:val="nil"/>
-          <w:bottom w:val="single" w:sz="24" w:space="0" w:color="000000"/>
+          <w:bottom w:val="single" w:sz="24" w:space="0" w:color="8064A2" w:themeColor="accent4"/>
           <w:right w:val="nil"/>
           <w:insideH w:val="nil"/>
           <w:insideV w:val="nil"/>
@@ -12855,7 +14314,7 @@
       <w:rPr>
         <w:b/>
         <w:bCs/>
-        <w:color w:val="000000"/>
+        <w:color w:val="FFFFFF" w:themeColor="background1"/>
       </w:rPr>
       <w:tblPr/>
       <w:tcPr>
@@ -12867,7 +14326,7 @@
     </w:tblStylePr>
     <w:tblStylePr w:type="firstCol">
       <w:rPr>
-        <w:color w:val="000000"/>
+        <w:color w:val="FFFFFF" w:themeColor="background1"/>
       </w:rPr>
       <w:tblPr/>
       <w:tcPr>
@@ -12884,7 +14343,7 @@
     </w:tblStylePr>
     <w:tblStylePr w:type="lastCol">
       <w:rPr>
-        <w:color w:val="000000"/>
+        <w:color w:val="FFFFFF" w:themeColor="background1"/>
       </w:rPr>
       <w:tblPr/>
       <w:tcPr>
@@ -12921,7 +14380,7 @@
       <w:spacing w:after="0" w:line="240" w:lineRule="auto"/>
     </w:pPr>
     <w:rPr>
-      <w:color w:val="000000"/>
+      <w:color w:val="000000" w:themeColor="text1"/>
     </w:rPr>
     <w:tblPr>
       <w:tblStyleRowBandSize w:val="1"/>
@@ -12930,7 +14389,7 @@
       <w:tblBorders>
         <w:top w:val="single" w:sz="24" w:space="0" w:color="9BBB59" w:themeColor="accent3"/>
         <w:left w:val="single" w:sz="4" w:space="0" w:color="8064A2" w:themeColor="accent4"/>
-        <w:bottom w:val="single" w:sz="4" w:space="0" w:color="000000"/>
+        <w:bottom w:val="single" w:sz="4" w:space="0" w:color="8064A2" w:themeColor="accent4"/>
         <w:right w:val="single" w:sz="4" w:space="0" w:color="8064A2" w:themeColor="accent4"/>
         <w:insideH w:val="single" w:sz="4" w:space="0" w:color="FFFFFF" w:themeColor="background1"/>
         <w:insideV w:val="single" w:sz="4" w:space="0" w:color="FFFFFF" w:themeColor="background1"/>
@@ -12955,7 +14414,7 @@
         <w:tcBorders>
           <w:top w:val="nil"/>
           <w:left w:val="nil"/>
-          <w:bottom w:val="single" w:sz="24" w:space="0" w:color="000000"/>
+          <w:bottom w:val="single" w:sz="24" w:space="0" w:color="9BBB59" w:themeColor="accent3"/>
           <w:right w:val="nil"/>
           <w:insideH w:val="nil"/>
           <w:insideV w:val="nil"/>
@@ -12967,7 +14426,7 @@
       <w:rPr>
         <w:b/>
         <w:bCs/>
-        <w:color w:val="000000"/>
+        <w:color w:val="FFFFFF" w:themeColor="background1"/>
       </w:rPr>
       <w:tblPr/>
       <w:tcPr>
@@ -12979,7 +14438,7 @@
     </w:tblStylePr>
     <w:tblStylePr w:type="firstCol">
       <w:rPr>
-        <w:color w:val="000000"/>
+        <w:color w:val="FFFFFF" w:themeColor="background1"/>
       </w:rPr>
       <w:tblPr/>
       <w:tcPr>
@@ -12996,7 +14455,7 @@
     </w:tblStylePr>
     <w:tblStylePr w:type="lastCol">
       <w:rPr>
-        <w:color w:val="000000"/>
+        <w:color w:val="FFFFFF" w:themeColor="background1"/>
       </w:rPr>
       <w:tblPr/>
       <w:tcPr>
@@ -13025,12 +14484,12 @@
     </w:tblStylePr>
     <w:tblStylePr w:type="neCell">
       <w:rPr>
-        <w:color w:val="000000"/>
+        <w:color w:val="000000" w:themeColor="text1"/>
       </w:rPr>
     </w:tblStylePr>
     <w:tblStylePr w:type="nwCell">
       <w:rPr>
-        <w:color w:val="000000"/>
+        <w:color w:val="000000" w:themeColor="text1"/>
       </w:rPr>
     </w:tblStylePr>
   </w:style>
@@ -13043,7 +14502,7 @@
       <w:spacing w:after="0" w:line="240" w:lineRule="auto"/>
     </w:pPr>
     <w:rPr>
-      <w:color w:val="000000"/>
+      <w:color w:val="000000" w:themeColor="text1"/>
     </w:rPr>
     <w:tblPr>
       <w:tblStyleRowBandSize w:val="1"/>
@@ -13052,7 +14511,7 @@
       <w:tblBorders>
         <w:top w:val="single" w:sz="24" w:space="0" w:color="F79646" w:themeColor="accent6"/>
         <w:left w:val="single" w:sz="4" w:space="0" w:color="4BACC6" w:themeColor="accent5"/>
-        <w:bottom w:val="single" w:sz="4" w:space="0" w:color="000000"/>
+        <w:bottom w:val="single" w:sz="4" w:space="0" w:color="4BACC6" w:themeColor="accent5"/>
         <w:right w:val="single" w:sz="4" w:space="0" w:color="4BACC6" w:themeColor="accent5"/>
         <w:insideH w:val="single" w:sz="4" w:space="0" w:color="FFFFFF" w:themeColor="background1"/>
         <w:insideV w:val="single" w:sz="4" w:space="0" w:color="FFFFFF" w:themeColor="background1"/>
@@ -13077,7 +14536,7 @@
         <w:tcBorders>
           <w:top w:val="nil"/>
           <w:left w:val="nil"/>
-          <w:bottom w:val="single" w:sz="24" w:space="0" w:color="000000"/>
+          <w:bottom w:val="single" w:sz="24" w:space="0" w:color="F79646" w:themeColor="accent6"/>
           <w:right w:val="nil"/>
           <w:insideH w:val="nil"/>
           <w:insideV w:val="nil"/>
@@ -13089,7 +14548,7 @@
       <w:rPr>
         <w:b/>
         <w:bCs/>
-        <w:color w:val="000000"/>
+        <w:color w:val="FFFFFF" w:themeColor="background1"/>
       </w:rPr>
       <w:tblPr/>
       <w:tcPr>
@@ -13101,7 +14560,7 @@
     </w:tblStylePr>
     <w:tblStylePr w:type="firstCol">
       <w:rPr>
-        <w:color w:val="000000"/>
+        <w:color w:val="FFFFFF" w:themeColor="background1"/>
       </w:rPr>
       <w:tblPr/>
       <w:tcPr>
@@ -13118,7 +14577,7 @@
     </w:tblStylePr>
     <w:tblStylePr w:type="lastCol">
       <w:rPr>
-        <w:color w:val="000000"/>
+        <w:color w:val="FFFFFF" w:themeColor="background1"/>
       </w:rPr>
       <w:tblPr/>
       <w:tcPr>
@@ -13147,12 +14606,12 @@
     </w:tblStylePr>
     <w:tblStylePr w:type="neCell">
       <w:rPr>
-        <w:color w:val="000000"/>
+        <w:color w:val="000000" w:themeColor="text1"/>
       </w:rPr>
     </w:tblStylePr>
     <w:tblStylePr w:type="nwCell">
       <w:rPr>
-        <w:color w:val="000000"/>
+        <w:color w:val="000000" w:themeColor="text1"/>
       </w:rPr>
     </w:tblStylePr>
   </w:style>
@@ -13165,7 +14624,7 @@
       <w:spacing w:after="0" w:line="240" w:lineRule="auto"/>
     </w:pPr>
     <w:rPr>
-      <w:color w:val="000000"/>
+      <w:color w:val="000000" w:themeColor="text1"/>
     </w:rPr>
     <w:tblPr>
       <w:tblStyleRowBandSize w:val="1"/>
@@ -13174,7 +14633,7 @@
       <w:tblBorders>
         <w:top w:val="single" w:sz="24" w:space="0" w:color="4BACC6" w:themeColor="accent5"/>
         <w:left w:val="single" w:sz="4" w:space="0" w:color="F79646" w:themeColor="accent6"/>
-        <w:bottom w:val="single" w:sz="4" w:space="0" w:color="000000"/>
+        <w:bottom w:val="single" w:sz="4" w:space="0" w:color="F79646" w:themeColor="accent6"/>
         <w:right w:val="single" w:sz="4" w:space="0" w:color="F79646" w:themeColor="accent6"/>
         <w:insideH w:val="single" w:sz="4" w:space="0" w:color="FFFFFF" w:themeColor="background1"/>
         <w:insideV w:val="single" w:sz="4" w:space="0" w:color="FFFFFF" w:themeColor="background1"/>
@@ -13199,7 +14658,7 @@
         <w:tcBorders>
           <w:top w:val="nil"/>
           <w:left w:val="nil"/>
-          <w:bottom w:val="single" w:sz="24" w:space="0" w:color="000000"/>
+          <w:bottom w:val="single" w:sz="24" w:space="0" w:color="4BACC6" w:themeColor="accent5"/>
           <w:right w:val="nil"/>
           <w:insideH w:val="nil"/>
           <w:insideV w:val="nil"/>
@@ -13211,7 +14670,7 @@
       <w:rPr>
         <w:b/>
         <w:bCs/>
-        <w:color w:val="000000"/>
+        <w:color w:val="FFFFFF" w:themeColor="background1"/>
       </w:rPr>
       <w:tblPr/>
       <w:tcPr>
@@ -13223,7 +14682,7 @@
     </w:tblStylePr>
     <w:tblStylePr w:type="firstCol">
       <w:rPr>
-        <w:color w:val="000000"/>
+        <w:color w:val="FFFFFF" w:themeColor="background1"/>
       </w:rPr>
       <w:tblPr/>
       <w:tcPr>
@@ -13240,7 +14699,7 @@
     </w:tblStylePr>
     <w:tblStylePr w:type="lastCol">
       <w:rPr>
-        <w:color w:val="000000"/>
+        <w:color w:val="FFFFFF" w:themeColor="background1"/>
       </w:rPr>
       <w:tblPr/>
       <w:tcPr>
@@ -13269,12 +14728,12 @@
     </w:tblStylePr>
     <w:tblStylePr w:type="neCell">
       <w:rPr>
-        <w:color w:val="000000"/>
+        <w:color w:val="000000" w:themeColor="text1"/>
       </w:rPr>
     </w:tblStylePr>
     <w:tblStylePr w:type="nwCell">
       <w:rPr>
-        <w:color w:val="000000"/>
+        <w:color w:val="000000" w:themeColor="text1"/>
       </w:rPr>
     </w:tblStylePr>
   </w:style>
@@ -13287,7 +14746,7 @@
       <w:spacing w:after="0" w:line="240" w:lineRule="auto"/>
     </w:pPr>
     <w:rPr>
-      <w:color w:val="000000"/>
+      <w:color w:val="000000" w:themeColor="text1"/>
     </w:rPr>
     <w:tblPr>
       <w:tblStyleRowBandSize w:val="1"/>
@@ -13307,12 +14766,12 @@
       <w:rPr>
         <w:b/>
         <w:bCs/>
-        <w:color w:val="000000"/>
-      </w:rPr>
-      <w:tblPr/>
-      <w:tcPr>
-        <w:tcBorders>
-          <w:bottom w:val="single" w:sz="12" w:space="0" w:color="000000"/>
+        <w:color w:val="FFFFFF" w:themeColor="background1"/>
+      </w:rPr>
+      <w:tblPr/>
+      <w:tcPr>
+        <w:tcBorders>
+          <w:bottom w:val="single" w:sz="12" w:space="0" w:color="FFFFFF" w:themeColor="background1"/>
         </w:tcBorders>
         <w:shd w:val="clear" w:color="auto" w:fill="9E3A38" w:themeFill="accent2" w:themeFillShade="CC"/>
       </w:tcPr>
@@ -13321,7 +14780,7 @@
       <w:rPr>
         <w:b/>
         <w:bCs/>
-        <w:color w:val="000000"/>
+        <w:color w:val="9E3A38" w:themeColor="accent2" w:themeShade="CC"/>
       </w:rPr>
       <w:tblPr/>
       <w:tcPr>
@@ -13373,7 +14832,7 @@
       <w:spacing w:after="0" w:line="240" w:lineRule="auto"/>
     </w:pPr>
     <w:rPr>
-      <w:color w:val="000000"/>
+      <w:color w:val="000000" w:themeColor="text1"/>
     </w:rPr>
     <w:tblPr>
       <w:tblStyleRowBandSize w:val="1"/>
@@ -13393,12 +14852,12 @@
       <w:rPr>
         <w:b/>
         <w:bCs/>
-        <w:color w:val="000000"/>
-      </w:rPr>
-      <w:tblPr/>
-      <w:tcPr>
-        <w:tcBorders>
-          <w:bottom w:val="single" w:sz="12" w:space="0" w:color="000000"/>
+        <w:color w:val="FFFFFF" w:themeColor="background1"/>
+      </w:rPr>
+      <w:tblPr/>
+      <w:tcPr>
+        <w:tcBorders>
+          <w:bottom w:val="single" w:sz="12" w:space="0" w:color="FFFFFF" w:themeColor="background1"/>
         </w:tcBorders>
         <w:shd w:val="clear" w:color="auto" w:fill="9E3A38" w:themeFill="accent2" w:themeFillShade="CC"/>
       </w:tcPr>
@@ -13407,7 +14866,7 @@
       <w:rPr>
         <w:b/>
         <w:bCs/>
-        <w:color w:val="000000"/>
+        <w:color w:val="9E3A38" w:themeColor="accent2" w:themeShade="CC"/>
       </w:rPr>
       <w:tblPr/>
       <w:tcPr>
@@ -13459,7 +14918,7 @@
       <w:spacing w:after="0" w:line="240" w:lineRule="auto"/>
     </w:pPr>
     <w:rPr>
-      <w:color w:val="000000"/>
+      <w:color w:val="000000" w:themeColor="text1"/>
     </w:rPr>
     <w:tblPr>
       <w:tblStyleRowBandSize w:val="1"/>
@@ -13479,12 +14938,12 @@
       <w:rPr>
         <w:b/>
         <w:bCs/>
-        <w:color w:val="000000"/>
-      </w:rPr>
-      <w:tblPr/>
-      <w:tcPr>
-        <w:tcBorders>
-          <w:bottom w:val="single" w:sz="12" w:space="0" w:color="000000"/>
+        <w:color w:val="FFFFFF" w:themeColor="background1"/>
+      </w:rPr>
+      <w:tblPr/>
+      <w:tcPr>
+        <w:tcBorders>
+          <w:bottom w:val="single" w:sz="12" w:space="0" w:color="FFFFFF" w:themeColor="background1"/>
         </w:tcBorders>
         <w:shd w:val="clear" w:color="auto" w:fill="9E3A38" w:themeFill="accent2" w:themeFillShade="CC"/>
       </w:tcPr>
@@ -13493,7 +14952,7 @@
       <w:rPr>
         <w:b/>
         <w:bCs/>
-        <w:color w:val="000000"/>
+        <w:color w:val="9E3A38" w:themeColor="accent2" w:themeShade="CC"/>
       </w:rPr>
       <w:tblPr/>
       <w:tcPr>
@@ -13545,7 +15004,7 @@
       <w:spacing w:after="0" w:line="240" w:lineRule="auto"/>
     </w:pPr>
     <w:rPr>
-      <w:color w:val="000000"/>
+      <w:color w:val="000000" w:themeColor="text1"/>
     </w:rPr>
     <w:tblPr>
       <w:tblStyleRowBandSize w:val="1"/>
@@ -13565,12 +15024,12 @@
       <w:rPr>
         <w:b/>
         <w:bCs/>
-        <w:color w:val="000000"/>
-      </w:rPr>
-      <w:tblPr/>
-      <w:tcPr>
-        <w:tcBorders>
-          <w:bottom w:val="single" w:sz="12" w:space="0" w:color="000000"/>
+        <w:color w:val="FFFFFF" w:themeColor="background1"/>
+      </w:rPr>
+      <w:tblPr/>
+      <w:tcPr>
+        <w:tcBorders>
+          <w:bottom w:val="single" w:sz="12" w:space="0" w:color="FFFFFF" w:themeColor="background1"/>
         </w:tcBorders>
         <w:shd w:val="clear" w:color="auto" w:fill="664E82" w:themeFill="accent4" w:themeFillShade="CC"/>
       </w:tcPr>
@@ -13579,7 +15038,7 @@
       <w:rPr>
         <w:b/>
         <w:bCs/>
-        <w:color w:val="000000"/>
+        <w:color w:val="664E82" w:themeColor="accent4" w:themeShade="CC"/>
       </w:rPr>
       <w:tblPr/>
       <w:tcPr>
@@ -13631,7 +15090,7 @@
       <w:spacing w:after="0" w:line="240" w:lineRule="auto"/>
     </w:pPr>
     <w:rPr>
-      <w:color w:val="000000"/>
+      <w:color w:val="000000" w:themeColor="text1"/>
     </w:rPr>
     <w:tblPr>
       <w:tblStyleRowBandSize w:val="1"/>
@@ -13651,12 +15110,12 @@
       <w:rPr>
         <w:b/>
         <w:bCs/>
-        <w:color w:val="000000"/>
-      </w:rPr>
-      <w:tblPr/>
-      <w:tcPr>
-        <w:tcBorders>
-          <w:bottom w:val="single" w:sz="12" w:space="0" w:color="000000"/>
+        <w:color w:val="FFFFFF" w:themeColor="background1"/>
+      </w:rPr>
+      <w:tblPr/>
+      <w:tcPr>
+        <w:tcBorders>
+          <w:bottom w:val="single" w:sz="12" w:space="0" w:color="FFFFFF" w:themeColor="background1"/>
         </w:tcBorders>
         <w:shd w:val="clear" w:color="auto" w:fill="7E9C40" w:themeFill="accent3" w:themeFillShade="CC"/>
       </w:tcPr>
@@ -13665,7 +15124,7 @@
       <w:rPr>
         <w:b/>
         <w:bCs/>
-        <w:color w:val="000000"/>
+        <w:color w:val="7E9C40" w:themeColor="accent3" w:themeShade="CC"/>
       </w:rPr>
       <w:tblPr/>
       <w:tcPr>
@@ -13717,7 +15176,7 @@
       <w:spacing w:after="0" w:line="240" w:lineRule="auto"/>
     </w:pPr>
     <w:rPr>
-      <w:color w:val="000000"/>
+      <w:color w:val="000000" w:themeColor="text1"/>
     </w:rPr>
     <w:tblPr>
       <w:tblStyleRowBandSize w:val="1"/>
@@ -13737,12 +15196,12 @@
       <w:rPr>
         <w:b/>
         <w:bCs/>
-        <w:color w:val="000000"/>
-      </w:rPr>
-      <w:tblPr/>
-      <w:tcPr>
-        <w:tcBorders>
-          <w:bottom w:val="single" w:sz="12" w:space="0" w:color="000000"/>
+        <w:color w:val="FFFFFF" w:themeColor="background1"/>
+      </w:rPr>
+      <w:tblPr/>
+      <w:tcPr>
+        <w:tcBorders>
+          <w:bottom w:val="single" w:sz="12" w:space="0" w:color="FFFFFF" w:themeColor="background1"/>
         </w:tcBorders>
         <w:shd w:val="clear" w:color="auto" w:fill="F2730A" w:themeFill="accent6" w:themeFillShade="CC"/>
       </w:tcPr>
@@ -13751,7 +15210,7 @@
       <w:rPr>
         <w:b/>
         <w:bCs/>
-        <w:color w:val="000000"/>
+        <w:color w:val="F2730A" w:themeColor="accent6" w:themeShade="CC"/>
       </w:rPr>
       <w:tblPr/>
       <w:tcPr>
@@ -13803,7 +15262,7 @@
       <w:spacing w:after="0" w:line="240" w:lineRule="auto"/>
     </w:pPr>
     <w:rPr>
-      <w:color w:val="000000"/>
+      <w:color w:val="000000" w:themeColor="text1"/>
     </w:rPr>
     <w:tblPr>
       <w:tblStyleRowBandSize w:val="1"/>
@@ -13823,12 +15282,12 @@
       <w:rPr>
         <w:b/>
         <w:bCs/>
-        <w:color w:val="000000"/>
-      </w:rPr>
-      <w:tblPr/>
-      <w:tcPr>
-        <w:tcBorders>
-          <w:bottom w:val="single" w:sz="12" w:space="0" w:color="000000"/>
+        <w:color w:val="FFFFFF" w:themeColor="background1"/>
+      </w:rPr>
+      <w:tblPr/>
+      <w:tcPr>
+        <w:tcBorders>
+          <w:bottom w:val="single" w:sz="12" w:space="0" w:color="FFFFFF" w:themeColor="background1"/>
         </w:tcBorders>
         <w:shd w:val="clear" w:color="auto" w:fill="348DA5" w:themeFill="accent5" w:themeFillShade="CC"/>
       </w:tcPr>
@@ -13837,7 +15296,7 @@
       <w:rPr>
         <w:b/>
         <w:bCs/>
-        <w:color w:val="000000"/>
+        <w:color w:val="348DA5" w:themeColor="accent5" w:themeShade="CC"/>
       </w:rPr>
       <w:tblPr/>
       <w:tcPr>
@@ -13889,7 +15348,7 @@
       <w:spacing w:after="0" w:line="240" w:lineRule="auto"/>
     </w:pPr>
     <w:rPr>
-      <w:color w:val="000000"/>
+      <w:color w:val="000000" w:themeColor="text1"/>
     </w:rPr>
     <w:tblPr>
       <w:tblStyleRowBandSize w:val="1"/>
@@ -13922,7 +15381,7 @@
       <w:rPr>
         <w:b/>
         <w:bCs/>
-        <w:color w:val="000000"/>
+        <w:color w:val="000000" w:themeColor="text1"/>
       </w:rPr>
       <w:tblPr/>
       <w:tcPr>
@@ -13931,7 +15390,7 @@
     </w:tblStylePr>
     <w:tblStylePr w:type="firstCol">
       <w:rPr>
-        <w:color w:val="000000"/>
+        <w:color w:val="FFFFFF" w:themeColor="background1"/>
       </w:rPr>
       <w:tblPr/>
       <w:tcPr>
@@ -13940,7 +15399,7 @@
     </w:tblStylePr>
     <w:tblStylePr w:type="lastCol">
       <w:rPr>
-        <w:color w:val="000000"/>
+        <w:color w:val="FFFFFF" w:themeColor="background1"/>
       </w:rPr>
       <w:tblPr/>
       <w:tcPr>
@@ -13969,7 +15428,7 @@
       <w:spacing w:after="0" w:line="240" w:lineRule="auto"/>
     </w:pPr>
     <w:rPr>
-      <w:color w:val="000000"/>
+      <w:color w:val="000000" w:themeColor="text1"/>
     </w:rPr>
     <w:tblPr>
       <w:tblStyleRowBandSize w:val="1"/>
@@ -14002,7 +15461,7 @@
       <w:rPr>
         <w:b/>
         <w:bCs/>
-        <w:color w:val="000000"/>
+        <w:color w:val="000000" w:themeColor="text1"/>
       </w:rPr>
       <w:tblPr/>
       <w:tcPr>
@@ -14011,7 +15470,7 @@
     </w:tblStylePr>
     <w:tblStylePr w:type="firstCol">
       <w:rPr>
-        <w:color w:val="000000"/>
+        <w:color w:val="FFFFFF" w:themeColor="background1"/>
       </w:rPr>
       <w:tblPr/>
       <w:tcPr>
@@ -14020,7 +15479,7 @@
     </w:tblStylePr>
     <w:tblStylePr w:type="lastCol">
       <w:rPr>
-        <w:color w:val="000000"/>
+        <w:color w:val="FFFFFF" w:themeColor="background1"/>
       </w:rPr>
       <w:tblPr/>
       <w:tcPr>
@@ -14049,7 +15508,7 @@
       <w:spacing w:after="0" w:line="240" w:lineRule="auto"/>
     </w:pPr>
     <w:rPr>
-      <w:color w:val="000000"/>
+      <w:color w:val="000000" w:themeColor="text1"/>
     </w:rPr>
     <w:tblPr>
       <w:tblStyleRowBandSize w:val="1"/>
@@ -14082,7 +15541,7 @@
       <w:rPr>
         <w:b/>
         <w:bCs/>
-        <w:color w:val="000000"/>
+        <w:color w:val="000000" w:themeColor="text1"/>
       </w:rPr>
       <w:tblPr/>
       <w:tcPr>
@@ -14091,7 +15550,7 @@
     </w:tblStylePr>
     <w:tblStylePr w:type="firstCol">
       <w:rPr>
-        <w:color w:val="000000"/>
+        <w:color w:val="FFFFFF" w:themeColor="background1"/>
       </w:rPr>
       <w:tblPr/>
       <w:tcPr>
@@ -14100,7 +15559,7 @@
     </w:tblStylePr>
     <w:tblStylePr w:type="lastCol">
       <w:rPr>
-        <w:color w:val="000000"/>
+        <w:color w:val="FFFFFF" w:themeColor="background1"/>
       </w:rPr>
       <w:tblPr/>
       <w:tcPr>
@@ -14129,7 +15588,7 @@
       <w:spacing w:after="0" w:line="240" w:lineRule="auto"/>
     </w:pPr>
     <w:rPr>
-      <w:color w:val="000000"/>
+      <w:color w:val="000000" w:themeColor="text1"/>
     </w:rPr>
     <w:tblPr>
       <w:tblStyleRowBandSize w:val="1"/>
@@ -14162,7 +15621,7 @@
       <w:rPr>
         <w:b/>
         <w:bCs/>
-        <w:color w:val="000000"/>
+        <w:color w:val="000000" w:themeColor="text1"/>
       </w:rPr>
       <w:tblPr/>
       <w:tcPr>
@@ -14171,7 +15630,7 @@
     </w:tblStylePr>
     <w:tblStylePr w:type="firstCol">
       <w:rPr>
-        <w:color w:val="000000"/>
+        <w:color w:val="FFFFFF" w:themeColor="background1"/>
       </w:rPr>
       <w:tblPr/>
       <w:tcPr>
@@ -14180,7 +15639,7 @@
     </w:tblStylePr>
     <w:tblStylePr w:type="lastCol">
       <w:rPr>
-        <w:color w:val="000000"/>
+        <w:color w:val="FFFFFF" w:themeColor="background1"/>
       </w:rPr>
       <w:tblPr/>
       <w:tcPr>
@@ -14209,7 +15668,7 @@
       <w:spacing w:after="0" w:line="240" w:lineRule="auto"/>
     </w:pPr>
     <w:rPr>
-      <w:color w:val="000000"/>
+      <w:color w:val="000000" w:themeColor="text1"/>
     </w:rPr>
     <w:tblPr>
       <w:tblStyleRowBandSize w:val="1"/>
@@ -14242,7 +15701,7 @@
       <w:rPr>
         <w:b/>
         <w:bCs/>
-        <w:color w:val="000000"/>
+        <w:color w:val="000000" w:themeColor="text1"/>
       </w:rPr>
       <w:tblPr/>
       <w:tcPr>
@@ -14251,7 +15710,7 @@
     </w:tblStylePr>
     <w:tblStylePr w:type="firstCol">
       <w:rPr>
-        <w:color w:val="000000"/>
+        <w:color w:val="FFFFFF" w:themeColor="background1"/>
       </w:rPr>
       <w:tblPr/>
       <w:tcPr>
@@ -14260,7 +15719,7 @@
     </w:tblStylePr>
     <w:tblStylePr w:type="lastCol">
       <w:rPr>
-        <w:color w:val="000000"/>
+        <w:color w:val="FFFFFF" w:themeColor="background1"/>
       </w:rPr>
       <w:tblPr/>
       <w:tcPr>
@@ -14289,7 +15748,7 @@
       <w:spacing w:after="0" w:line="240" w:lineRule="auto"/>
     </w:pPr>
     <w:rPr>
-      <w:color w:val="000000"/>
+      <w:color w:val="000000" w:themeColor="text1"/>
     </w:rPr>
     <w:tblPr>
       <w:tblStyleRowBandSize w:val="1"/>
@@ -14322,7 +15781,7 @@
       <w:rPr>
         <w:b/>
         <w:bCs/>
-        <w:color w:val="000000"/>
+        <w:color w:val="000000" w:themeColor="text1"/>
       </w:rPr>
       <w:tblPr/>
       <w:tcPr>
@@ -14331,7 +15790,7 @@
     </w:tblStylePr>
     <w:tblStylePr w:type="firstCol">
       <w:rPr>
-        <w:color w:val="000000"/>
+        <w:color w:val="FFFFFF" w:themeColor="background1"/>
       </w:rPr>
       <w:tblPr/>
       <w:tcPr>
@@ -14340,7 +15799,7 @@
     </w:tblStylePr>
     <w:tblStylePr w:type="lastCol">
       <w:rPr>
-        <w:color w:val="000000"/>
+        <w:color w:val="FFFFFF" w:themeColor="background1"/>
       </w:rPr>
       <w:tblPr/>
       <w:tcPr>
@@ -14369,7 +15828,7 @@
       <w:spacing w:after="0" w:line="240" w:lineRule="auto"/>
     </w:pPr>
     <w:rPr>
-      <w:color w:val="000000"/>
+      <w:color w:val="000000" w:themeColor="text1"/>
     </w:rPr>
     <w:tblPr>
       <w:tblStyleRowBandSize w:val="1"/>
@@ -14402,7 +15861,7 @@
       <w:rPr>
         <w:b/>
         <w:bCs/>
-        <w:color w:val="000000"/>
+        <w:color w:val="000000" w:themeColor="text1"/>
       </w:rPr>
       <w:tblPr/>
       <w:tcPr>
@@ -14411,7 +15870,7 @@
     </w:tblStylePr>
     <w:tblStylePr w:type="firstCol">
       <w:rPr>
-        <w:color w:val="000000"/>
+        <w:color w:val="FFFFFF" w:themeColor="background1"/>
       </w:rPr>
       <w:tblPr/>
       <w:tcPr>
@@ -14420,7 +15879,7 @@
     </w:tblStylePr>
     <w:tblStylePr w:type="lastCol">
       <w:rPr>
-        <w:color w:val="000000"/>
+        <w:color w:val="FFFFFF" w:themeColor="background1"/>
       </w:rPr>
       <w:tblPr/>
       <w:tcPr>
